--- a/apps/web/public/help/Egebis-Seyir-User-Guide.docx
+++ b/apps/web/public/help/Egebis-Seyir-User-Guide.docx
@@ -612,7 +612,7 @@
                 <w:sz w:val="20"/>
                 <w:szCs w:val="20"/>
               </w:rPr>
-              <w:t xml:space="preserve">A big goal that gathers many Stories and Tasks under it. Optional.</w:t>
+              <w:t xml:space="preserve">A big goal that gathers many Tasks under it. Optional.</w:t>
             </w:r>
           </w:p>
         </w:tc>
@@ -682,7 +682,7 @@
                 <w:sz w:val="20"/>
                 <w:szCs w:val="20"/>
               </w:rPr>
-              <w:t xml:space="preserve">Story</w:t>
+              <w:t xml:space="preserve">Task</w:t>
             </w:r>
           </w:p>
         </w:tc>
@@ -714,7 +714,7 @@
                 <w:sz w:val="20"/>
                 <w:szCs w:val="20"/>
               </w:rPr>
-              <w:t xml:space="preserve">A feature described from the user's point of view; part of an Epic.</w:t>
+              <w:t xml:space="preserve">One piece of work to do. It has a title, an owner, a date and points.</w:t>
             </w:r>
           </w:p>
         </w:tc>
@@ -746,7 +746,7 @@
                 <w:sz w:val="20"/>
                 <w:szCs w:val="20"/>
               </w:rPr>
-              <w:t xml:space="preserve">A user can reset their password</w:t>
+              <w:t xml:space="preserve">Design the sign-in screen</w:t>
             </w:r>
           </w:p>
         </w:tc>
@@ -784,7 +784,7 @@
                 <w:sz w:val="20"/>
                 <w:szCs w:val="20"/>
               </w:rPr>
-              <w:t xml:space="preserve">Task</w:t>
+              <w:t xml:space="preserve">Sub-Task</w:t>
             </w:r>
           </w:p>
         </w:tc>
@@ -817,7 +817,7 @@
                 <w:sz w:val="20"/>
                 <w:szCs w:val="20"/>
               </w:rPr>
-              <w:t xml:space="preserve">One piece of work to do. It has a title, an owner, a date and points.</w:t>
+              <w:t xml:space="preserve">A small part of a Task. It cannot exist alone; it always belongs to a parent item.</w:t>
             </w:r>
           </w:p>
         </w:tc>
@@ -850,7 +850,7 @@
                 <w:sz w:val="20"/>
                 <w:szCs w:val="20"/>
               </w:rPr>
-              <w:t xml:space="preserve">Design the sign-in screen</w:t>
+              <w:t xml:space="preserve">Draw the form fields</w:t>
             </w:r>
           </w:p>
         </w:tc>
@@ -887,7 +887,7 @@
                 <w:sz w:val="20"/>
                 <w:szCs w:val="20"/>
               </w:rPr>
-              <w:t xml:space="preserve">Sub-Task</w:t>
+              <w:t xml:space="preserve">Sprint</w:t>
             </w:r>
           </w:p>
         </w:tc>
@@ -919,7 +919,7 @@
                 <w:sz w:val="20"/>
                 <w:szCs w:val="20"/>
               </w:rPr>
-              <w:t xml:space="preserve">A small part of a Task. It cannot exist alone; it always belongs to a parent item.</w:t>
+              <w:t xml:space="preserve">A work period, usually 1–2 weeks, with a goal and dates. The team picks what to do in it.</w:t>
             </w:r>
           </w:p>
         </w:tc>
@@ -951,7 +951,7 @@
                 <w:sz w:val="20"/>
                 <w:szCs w:val="20"/>
               </w:rPr>
-              <w:t xml:space="preserve">Draw the form fields</w:t>
+              <w:t xml:space="preserve">Sprint 1 (Oct 15–28)</w:t>
             </w:r>
           </w:p>
         </w:tc>
@@ -989,7 +989,7 @@
                 <w:sz w:val="20"/>
                 <w:szCs w:val="20"/>
               </w:rPr>
-              <w:t xml:space="preserve">Sprint</w:t>
+              <w:t xml:space="preserve">Backlog</w:t>
             </w:r>
           </w:p>
         </w:tc>
@@ -1022,7 +1022,7 @@
                 <w:sz w:val="20"/>
                 <w:szCs w:val="20"/>
               </w:rPr>
-              <w:t xml:space="preserve">A work period, usually 1–2 weeks, with a goal and dates. The team picks what to do in it.</w:t>
+              <w:t xml:space="preserve">The list of work not yet in a sprint, ordered by priority.</w:t>
             </w:r>
           </w:p>
         </w:tc>
@@ -1055,7 +1055,7 @@
                 <w:sz w:val="20"/>
                 <w:szCs w:val="20"/>
               </w:rPr>
-              <w:t xml:space="preserve">Sprint 1 (Oct 15–28)</w:t>
+              <w:t xml:space="preserve">—</w:t>
             </w:r>
           </w:p>
         </w:tc>
@@ -1092,7 +1092,7 @@
                 <w:sz w:val="20"/>
                 <w:szCs w:val="20"/>
               </w:rPr>
-              <w:t xml:space="preserve">Backlog</w:t>
+              <w:t xml:space="preserve">Story Point</w:t>
             </w:r>
           </w:p>
         </w:tc>
@@ -1124,7 +1124,7 @@
                 <w:sz w:val="20"/>
                 <w:szCs w:val="20"/>
               </w:rPr>
-              <w:t xml:space="preserve">The list of work not yet in a sprint, ordered by priority.</w:t>
+              <w:t xml:space="preserve">A score for the size of a piece of work (1, 2, 3, 5, 8, 13, 21, 34, 55).</w:t>
             </w:r>
           </w:p>
         </w:tc>
@@ -1137,110 +1137,6 @@
               <w:bottom w:val="single" w:color="C9CEDB" w:sz="4"/>
               <w:right w:val="single" w:color="C9CEDB" w:sz="4"/>
             </w:tcBorders>
-            <w:tcMar>
-              <w:top w:type="dxa" w:w="70"/>
-              <w:left w:type="dxa" w:w="110"/>
-              <w:bottom w:type="dxa" w:w="70"/>
-              <w:right w:type="dxa" w:w="110"/>
-            </w:tcMar>
-          </w:tcPr>
-          <w:p>
-            <w:pPr>
-              <w:spacing w:after="0" w:line="270"/>
-            </w:pPr>
-            <w:r>
-              <w:rPr>
-                <w:rFonts w:ascii="Calibri" w:cs="Calibri" w:eastAsia="Calibri" w:hAnsi="Calibri"/>
-                <w:b w:val="false"/>
-                <w:bCs w:val="false"/>
-                <w:sz w:val="20"/>
-                <w:szCs w:val="20"/>
-              </w:rPr>
-              <w:t xml:space="preserve">—</w:t>
-            </w:r>
-          </w:p>
-        </w:tc>
-      </w:tr>
-      <w:tr>
-        <w:trPr>
-          <w:cantSplit/>
-        </w:trPr>
-        <w:tc>
-          <w:tcPr>
-            <w:tcW w:type="dxa" w:w="2120"/>
-            <w:tcBorders>
-              <w:top w:val="single" w:color="C9CEDB" w:sz="4"/>
-              <w:left w:val="single" w:color="C9CEDB" w:sz="4"/>
-              <w:bottom w:val="single" w:color="C9CEDB" w:sz="4"/>
-              <w:right w:val="single" w:color="C9CEDB" w:sz="4"/>
-            </w:tcBorders>
-            <w:shd w:fill="F4F5FA" w:color="auto" w:val="clear"/>
-            <w:tcMar>
-              <w:top w:type="dxa" w:w="70"/>
-              <w:left w:type="dxa" w:w="110"/>
-              <w:bottom w:type="dxa" w:w="70"/>
-              <w:right w:type="dxa" w:w="110"/>
-            </w:tcMar>
-          </w:tcPr>
-          <w:p>
-            <w:pPr>
-              <w:spacing w:after="0" w:line="270"/>
-            </w:pPr>
-            <w:r>
-              <w:rPr>
-                <w:rFonts w:ascii="Calibri" w:cs="Calibri" w:eastAsia="Calibri" w:hAnsi="Calibri"/>
-                <w:b/>
-                <w:bCs/>
-                <w:sz w:val="20"/>
-                <w:szCs w:val="20"/>
-              </w:rPr>
-              <w:t xml:space="preserve">Story Point</w:t>
-            </w:r>
-          </w:p>
-        </w:tc>
-        <w:tc>
-          <w:tcPr>
-            <w:tcW w:type="dxa" w:w="3759"/>
-            <w:tcBorders>
-              <w:top w:val="single" w:color="C9CEDB" w:sz="4"/>
-              <w:left w:val="single" w:color="C9CEDB" w:sz="4"/>
-              <w:bottom w:val="single" w:color="C9CEDB" w:sz="4"/>
-              <w:right w:val="single" w:color="C9CEDB" w:sz="4"/>
-            </w:tcBorders>
-            <w:shd w:fill="F4F5FA" w:color="auto" w:val="clear"/>
-            <w:tcMar>
-              <w:top w:type="dxa" w:w="70"/>
-              <w:left w:type="dxa" w:w="110"/>
-              <w:bottom w:type="dxa" w:w="70"/>
-              <w:right w:type="dxa" w:w="110"/>
-            </w:tcMar>
-          </w:tcPr>
-          <w:p>
-            <w:pPr>
-              <w:spacing w:after="0" w:line="270"/>
-            </w:pPr>
-            <w:r>
-              <w:rPr>
-                <w:rFonts w:ascii="Calibri" w:cs="Calibri" w:eastAsia="Calibri" w:hAnsi="Calibri"/>
-                <w:b w:val="false"/>
-                <w:bCs w:val="false"/>
-                <w:sz w:val="20"/>
-                <w:szCs w:val="20"/>
-              </w:rPr>
-              <w:t xml:space="preserve">A score for the size of a piece of work (1, 2, 3, 5, 8, 13, 21, 34, 55).</w:t>
-            </w:r>
-          </w:p>
-        </w:tc>
-        <w:tc>
-          <w:tcPr>
-            <w:tcW w:type="dxa" w:w="3759"/>
-            <w:tcBorders>
-              <w:top w:val="single" w:color="C9CEDB" w:sz="4"/>
-              <w:left w:val="single" w:color="C9CEDB" w:sz="4"/>
-              <w:bottom w:val="single" w:color="C9CEDB" w:sz="4"/>
-              <w:right w:val="single" w:color="C9CEDB" w:sz="4"/>
-            </w:tcBorders>
-            <w:shd w:fill="F4F5FA" w:color="auto" w:val="clear"/>
             <w:tcMar>
               <w:top w:type="dxa" w:w="70"/>
               <w:left w:type="dxa" w:w="110"/>
@@ -2915,7 +2811,7 @@
           <w:sz w:val="22"/>
           <w:szCs w:val="22"/>
         </w:rPr>
-        <w:t xml:space="preserve"> is a big goal that gathers many Stories and Tasks under it (e.g. “User account management”). The hierarchy is: </w:t>
+        <w:t xml:space="preserve"> is a big goal that gathers many Tasks under it (e.g. “User account management”). The hierarchy is: </w:t>
       </w:r>
       <w:r>
         <w:rPr>
@@ -2925,7 +2821,7 @@
           <w:sz w:val="22"/>
           <w:szCs w:val="22"/>
         </w:rPr>
-        <w:t xml:space="preserve">Epic → Story → Task → Sub-Task</w:t>
+        <w:t xml:space="preserve">Epic → Task → Sub-Task</w:t>
       </w:r>
       <w:r>
         <w:rPr>
@@ -2969,7 +2865,7 @@
           <w:sz w:val="22"/>
           <w:szCs w:val="22"/>
         </w:rPr>
-        <w:t xml:space="preserve">An Epic does not enter a sprint; it stays as the umbrella. Stories, Tasks and Bugs are what go into a sprint.</w:t>
+        <w:t xml:space="preserve">An Epic does not enter a sprint; it stays as the umbrella. Tasks and Bugs are what go into a sprint.</w:t>
       </w:r>
     </w:p>
     <w:p>
@@ -2987,7 +2883,7 @@
           <w:sz w:val="22"/>
           <w:szCs w:val="22"/>
         </w:rPr>
-        <w:t xml:space="preserve">An Epic's progress bar is calculated automatically from the status of the Stories under it.</w:t>
+        <w:t xml:space="preserve">An Epic's progress bar is calculated automatically from the status of the Tasks under it.</w:t>
       </w:r>
     </w:p>
     <w:p>
@@ -3544,6 +3440,145 @@
         <w:spacing w:after="200"/>
       </w:pPr>
     </w:p>
+    <w:tbl>
+      <w:tblPr>
+        <w:tblW w:type="dxa" w:w="9638"/>
+        <w:tblBorders>
+          <w:top w:val="single" w:color="auto" w:sz="4"/>
+          <w:left w:val="single" w:color="auto" w:sz="4"/>
+          <w:bottom w:val="single" w:color="auto" w:sz="4"/>
+          <w:right w:val="single" w:color="auto" w:sz="4"/>
+          <w:insideH w:val="single" w:color="auto" w:sz="4"/>
+          <w:insideV w:val="single" w:color="auto" w:sz="4"/>
+        </w:tblBorders>
+      </w:tblPr>
+      <w:tblGrid>
+        <w:gridCol w:w="9638"/>
+      </w:tblGrid>
+      <w:tr>
+        <w:trPr>
+          <w:cantSplit/>
+        </w:trPr>
+        <w:tc>
+          <w:tcPr>
+            <w:tcW w:type="dxa" w:w="9638"/>
+            <w:tcBorders>
+              <w:top w:val="none" w:color="FFFFFF" w:sz="0"/>
+              <w:left w:val="single" w:color="10B981" w:sz="24"/>
+              <w:bottom w:val="none" w:color="FFFFFF" w:sz="0"/>
+              <w:right w:val="none" w:color="FFFFFF" w:sz="0"/>
+            </w:tcBorders>
+            <w:shd w:fill="E7F7EE" w:color="auto" w:val="clear"/>
+            <w:tcMar>
+              <w:top w:type="dxa" w:w="100"/>
+              <w:left w:type="dxa" w:w="180"/>
+              <w:bottom w:type="dxa" w:w="100"/>
+              <w:right w:type="dxa" w:w="140"/>
+            </w:tcMar>
+          </w:tcPr>
+          <w:p>
+            <w:pPr>
+              <w:spacing w:after="0" w:line="290"/>
+            </w:pPr>
+            <w:r>
+              <w:rPr>
+                <w:rFonts w:ascii="Calibri" w:cs="Calibri" w:eastAsia="Calibri" w:hAnsi="Calibri"/>
+                <w:b/>
+                <w:bCs/>
+                <w:sz w:val="22"/>
+                <w:szCs w:val="22"/>
+              </w:rPr>
+              <w:t xml:space="preserve">Tip: </w:t>
+            </w:r>
+            <w:r>
+              <w:rPr>
+                <w:rFonts w:ascii="Calibri" w:cs="Calibri" w:eastAsia="Calibri" w:hAnsi="Calibri"/>
+                <w:sz w:val="22"/>
+                <w:szCs w:val="22"/>
+              </w:rPr>
+              <w:t xml:space="preserve">To add a Task under an Epic, click the </w:t>
+            </w:r>
+            <w:r>
+              <w:rPr>
+                <w:rFonts w:ascii="Calibri" w:cs="Calibri" w:eastAsia="Calibri" w:hAnsi="Calibri"/>
+                <w:b/>
+                <w:bCs/>
+                <w:sz w:val="22"/>
+                <w:szCs w:val="22"/>
+              </w:rPr>
+              <w:t xml:space="preserve">⋯</w:t>
+            </w:r>
+            <w:r>
+              <w:rPr>
+                <w:rFonts w:ascii="Calibri" w:cs="Calibri" w:eastAsia="Calibri" w:hAnsi="Calibri"/>
+                <w:sz w:val="22"/>
+                <w:szCs w:val="22"/>
+              </w:rPr>
+              <w:t xml:space="preserve"> button at the right of the Epic's row, choose </w:t>
+            </w:r>
+            <w:r>
+              <w:rPr>
+                <w:rFonts w:ascii="Calibri" w:cs="Calibri" w:eastAsia="Calibri" w:hAnsi="Calibri"/>
+                <w:b/>
+                <w:bCs/>
+                <w:sz w:val="22"/>
+                <w:szCs w:val="22"/>
+              </w:rPr>
+              <w:t xml:space="preserve">Add sub-item</w:t>
+            </w:r>
+            <w:r>
+              <w:rPr>
+                <w:rFonts w:ascii="Calibri" w:cs="Calibri" w:eastAsia="Calibri" w:hAnsi="Calibri"/>
+                <w:sz w:val="22"/>
+                <w:szCs w:val="22"/>
+              </w:rPr>
+              <w:t xml:space="preserve"> and leave </w:t>
+            </w:r>
+            <w:r>
+              <w:rPr>
+                <w:rFonts w:ascii="Calibri" w:cs="Calibri" w:eastAsia="Calibri" w:hAnsi="Calibri"/>
+                <w:b/>
+                <w:bCs/>
+                <w:sz w:val="22"/>
+                <w:szCs w:val="22"/>
+              </w:rPr>
+              <w:t xml:space="preserve">Type</w:t>
+            </w:r>
+            <w:r>
+              <w:rPr>
+                <w:rFonts w:ascii="Calibri" w:cs="Calibri" w:eastAsia="Calibri" w:hAnsi="Calibri"/>
+                <w:sz w:val="22"/>
+                <w:szCs w:val="22"/>
+              </w:rPr>
+              <w:t xml:space="preserve"> on </w:t>
+            </w:r>
+            <w:r>
+              <w:rPr>
+                <w:rFonts w:ascii="Calibri" w:cs="Calibri" w:eastAsia="Calibri" w:hAnsi="Calibri"/>
+                <w:b/>
+                <w:bCs/>
+                <w:sz w:val="22"/>
+                <w:szCs w:val="22"/>
+              </w:rPr>
+              <w:t xml:space="preserve">Task</w:t>
+            </w:r>
+            <w:r>
+              <w:rPr>
+                <w:rFonts w:ascii="Calibri" w:cs="Calibri" w:eastAsia="Calibri" w:hAnsi="Calibri"/>
+                <w:sz w:val="22"/>
+                <w:szCs w:val="22"/>
+              </w:rPr>
+              <w:t xml:space="preserve">. A Bug can be added under an Epic too.</w:t>
+            </w:r>
+          </w:p>
+        </w:tc>
+      </w:tr>
+    </w:tbl>
+    <w:p>
+      <w:pPr>
+        <w:spacing w:after="160"/>
+      </w:pPr>
+    </w:p>
     <w:p>
       <w:pPr>
         <w:spacing w:after="140" w:line="300"/>
@@ -4431,7 +4466,7 @@
           <w:sz w:val="20"/>
           <w:szCs w:val="20"/>
         </w:rPr>
-        <w:t xml:space="preserve">After the conversion: there are two Epics; the converted Epic's Sub-Task is now a Story.</w:t>
+        <w:t xml:space="preserve">After the conversion: there are two Epics; the converted Epic's Sub-Task is now a Task.</w:t>
       </w:r>
     </w:p>
     <w:tbl>
@@ -4701,15 +4736,15 @@
                 <w:sz w:val="21"/>
                 <w:szCs w:val="21"/>
               </w:rPr>
-              <w:t xml:space="preserve">Story</w:t>
-            </w:r>
-            <w:r>
-              <w:rPr>
-                <w:rFonts w:ascii="Calibri" w:cs="Calibri" w:eastAsia="Calibri" w:hAnsi="Calibri"/>
-                <w:sz w:val="21"/>
-                <w:szCs w:val="21"/>
-              </w:rPr>
-              <w:t xml:space="preserve">: It used to be a Sub-Task; it now sits under the Epic as a Story.</w:t>
+              <w:t xml:space="preserve">Task</w:t>
+            </w:r>
+            <w:r>
+              <w:rPr>
+                <w:rFonts w:ascii="Calibri" w:cs="Calibri" w:eastAsia="Calibri" w:hAnsi="Calibri"/>
+                <w:sz w:val="21"/>
+                <w:szCs w:val="21"/>
+              </w:rPr>
+              <w:t xml:space="preserve">: It used to be a Sub-Task; it now sits under the Epic as a Task.</w:t>
             </w:r>
           </w:p>
         </w:tc>
@@ -4932,7 +4967,7 @@
                 <w:sz w:val="20"/>
                 <w:szCs w:val="20"/>
               </w:rPr>
-              <w:t xml:space="preserve">Parent Story</w:t>
+              <w:t xml:space="preserve">Parent Epic</w:t>
             </w:r>
           </w:p>
         </w:tc>
@@ -4965,7 +5000,7 @@
                 <w:sz w:val="20"/>
                 <w:szCs w:val="20"/>
               </w:rPr>
-              <w:t xml:space="preserve">If the Task is under a Story it is </w:t>
+              <w:t xml:space="preserve">If the Task is under an Epic it is </w:t>
             </w:r>
             <w:r>
               <w:rPr>
@@ -5155,7 +5190,7 @@
                 <w:sz w:val="20"/>
                 <w:szCs w:val="20"/>
               </w:rPr>
-              <w:t xml:space="preserve">become Stories</w:t>
+              <w:t xml:space="preserve">become Tasks</w:t>
             </w:r>
             <w:r>
               <w:rPr>
@@ -5428,7 +5463,7 @@
                 <w:sz w:val="22"/>
                 <w:szCs w:val="22"/>
               </w:rPr>
-              <w:t xml:space="preserve"> can be converted (not a Story, Bug or Sub-Task) and the Space's work mode must be </w:t>
+              <w:t xml:space="preserve"> can be converted (not a Bug or Sub-Task) and the Space's work mode must be </w:t>
             </w:r>
             <w:r>
               <w:rPr>
@@ -5836,7 +5871,7 @@
                 <w:sz w:val="21"/>
                 <w:szCs w:val="21"/>
               </w:rPr>
-              <w:t xml:space="preserve"> (others: Epic, Story, Bug).</w:t>
+              <w:t xml:space="preserve"> (others: Epic, Bug).</w:t>
             </w:r>
           </w:p>
         </w:tc>
@@ -8674,7 +8709,7 @@
           <w:sz w:val="22"/>
           <w:szCs w:val="22"/>
         </w:rPr>
-        <w:t xml:space="preserve">Use a Sub-Task to split a big piece of work into parts. A Sub-Task always belongs to a parent (Task, Story or Bug) and appears under it.</w:t>
+        <w:t xml:space="preserve">Use a Sub-Task to split a big piece of work into parts. A Sub-Task always belongs to a parent (Task or Bug) and appears under it.</w:t>
       </w:r>
     </w:p>
     <w:p>
@@ -13518,7 +13553,7 @@
           <w:sz w:val="22"/>
           <w:szCs w:val="22"/>
         </w:rPr>
-        <w:t xml:space="preserve">Tasks, Stories and Bugs can enter a sprint; Epics cannot. Sub-tasks come with their parent.</w:t>
+        <w:t xml:space="preserve">Tasks and Bugs can enter a sprint; Epics cannot. Sub-tasks come with their parent.</w:t>
       </w:r>
     </w:p>
     <w:p>
@@ -16996,7 +17031,7 @@
           <w:sz w:val="22"/>
           <w:szCs w:val="22"/>
         </w:rPr>
-        <w:t xml:space="preserve"> It only appears on Tasks, in Spaces whose work mode is Scrum; it is not available on Stories, Bugs or Sub-Tasks. You also need write permission.</w:t>
+        <w:t xml:space="preserve"> It only appears on Tasks, in Spaces whose work mode is Scrum; it is not available on Bugs or Sub-Tasks. You also need write permission.</w:t>
       </w:r>
     </w:p>
     <w:p>

--- a/apps/web/public/help/Egebis-Seyir-User-Guide.docx
+++ b/apps/web/public/help/Egebis-Seyir-User-Guide.docx
@@ -238,7 +238,7 @@
           <w:sz w:val="24"/>
           <w:szCs w:val="24"/>
         </w:rPr>
-        <w:t xml:space="preserve">10. The sprint board (Kanban)</w:t>
+        <w:t xml:space="preserve">10. The sprint board</w:t>
       </w:r>
     </w:p>
     <w:p>
@@ -251,7 +251,72 @@
           <w:sz w:val="24"/>
           <w:szCs w:val="24"/>
         </w:rPr>
-        <w:t xml:space="preserve">11. Quick tips and FAQ</w:t>
+        <w:t xml:space="preserve">11. The big New button</w:t>
+      </w:r>
+    </w:p>
+    <w:p>
+      <w:pPr>
+        <w:spacing w:after="100"/>
+      </w:pPr>
+      <w:r>
+        <w:rPr>
+          <w:rFonts w:ascii="Calibri" w:cs="Calibri" w:eastAsia="Calibri" w:hAnsi="Calibri"/>
+          <w:sz w:val="24"/>
+          <w:szCs w:val="24"/>
+        </w:rPr>
+        <w:t xml:space="preserve">12. Sharing and permissions on a Task or Epic</w:t>
+      </w:r>
+    </w:p>
+    <w:p>
+      <w:pPr>
+        <w:spacing w:after="100"/>
+      </w:pPr>
+      <w:r>
+        <w:rPr>
+          <w:rFonts w:ascii="Calibri" w:cs="Calibri" w:eastAsia="Calibri" w:hAnsi="Calibri"/>
+          <w:sz w:val="24"/>
+          <w:szCs w:val="24"/>
+        </w:rPr>
+        <w:t xml:space="preserve">13. Roles and permissions (Settings)</w:t>
+      </w:r>
+    </w:p>
+    <w:p>
+      <w:pPr>
+        <w:spacing w:after="100"/>
+      </w:pPr>
+      <w:r>
+        <w:rPr>
+          <w:rFonts w:ascii="Calibri" w:cs="Calibri" w:eastAsia="Calibri" w:hAnsi="Calibri"/>
+          <w:sz w:val="24"/>
+          <w:szCs w:val="24"/>
+        </w:rPr>
+        <w:t xml:space="preserve">14. Attaching files</w:t>
+      </w:r>
+    </w:p>
+    <w:p>
+      <w:pPr>
+        <w:spacing w:after="100"/>
+      </w:pPr>
+      <w:r>
+        <w:rPr>
+          <w:rFonts w:ascii="Calibri" w:cs="Calibri" w:eastAsia="Calibri" w:hAnsi="Calibri"/>
+          <w:sz w:val="24"/>
+          <w:szCs w:val="24"/>
+        </w:rPr>
+        <w:t xml:space="preserve">15. The Kanban board for a whole Space</w:t>
+      </w:r>
+    </w:p>
+    <w:p>
+      <w:pPr>
+        <w:spacing w:after="100"/>
+      </w:pPr>
+      <w:r>
+        <w:rPr>
+          <w:rFonts w:ascii="Calibri" w:cs="Calibri" w:eastAsia="Calibri" w:hAnsi="Calibri"/>
+          <w:sz w:val="24"/>
+          <w:szCs w:val="24"/>
+        </w:rPr>
+        <w:t xml:space="preserve">16. Quick tips and FAQ</w:t>
       </w:r>
     </w:p>
     <w:p>
@@ -2286,7 +2351,25 @@
           <w:sz w:val="22"/>
           <w:szCs w:val="22"/>
         </w:rPr>
-        <w:t xml:space="preserve"> to use Sprints and the Backlog.</w:t>
+        <w:t xml:space="preserve"> to use Sprints and the Backlog, or choose </w:t>
+      </w:r>
+      <w:r>
+        <w:rPr>
+          <w:rFonts w:ascii="Calibri" w:cs="Calibri" w:eastAsia="Calibri" w:hAnsi="Calibri"/>
+          <w:b/>
+          <w:bCs/>
+          <w:sz w:val="22"/>
+          <w:szCs w:val="22"/>
+        </w:rPr>
+        <w:t xml:space="preserve">Kanban</w:t>
+      </w:r>
+      <w:r>
+        <w:rPr>
+          <w:rFonts w:ascii="Calibri" w:cs="Calibri" w:eastAsia="Calibri" w:hAnsi="Calibri"/>
+          <w:sz w:val="22"/>
+          <w:szCs w:val="22"/>
+        </w:rPr>
+        <w:t xml:space="preserve"> for a continuous-flow board without sprints.</w:t>
       </w:r>
     </w:p>
     <w:p>
@@ -15493,7 +15576,7 @@
           <w:sz w:val="34"/>
           <w:szCs w:val="34"/>
         </w:rPr>
-        <w:t xml:space="preserve">10. The sprint board (Kanban)</w:t>
+        <w:t xml:space="preserve">10. The sprint board</w:t>
       </w:r>
     </w:p>
     <w:p>
@@ -16183,7 +16266,3530 @@
           <w:sz w:val="34"/>
           <w:szCs w:val="34"/>
         </w:rPr>
-        <w:t xml:space="preserve">11. Quick tips and FAQ</w:t>
+        <w:t xml:space="preserve">11. The big New button</w:t>
+      </w:r>
+    </w:p>
+    <w:p>
+      <w:pPr>
+        <w:spacing w:after="140" w:line="300"/>
+      </w:pPr>
+      <w:r>
+        <w:rPr>
+          <w:rFonts w:ascii="Calibri" w:cs="Calibri" w:eastAsia="Calibri" w:hAnsi="Calibri"/>
+          <w:sz w:val="22"/>
+          <w:szCs w:val="22"/>
+        </w:rPr>
+        <w:t xml:space="preserve">The </w:t>
+      </w:r>
+      <w:r>
+        <w:rPr>
+          <w:rFonts w:ascii="Calibri" w:cs="Calibri" w:eastAsia="Calibri" w:hAnsi="Calibri"/>
+          <w:b/>
+          <w:bCs/>
+          <w:sz w:val="22"/>
+          <w:szCs w:val="22"/>
+        </w:rPr>
+        <w:t xml:space="preserve">New</w:t>
+      </w:r>
+      <w:r>
+        <w:rPr>
+          <w:rFonts w:ascii="Calibri" w:cs="Calibri" w:eastAsia="Calibri" w:hAnsi="Calibri"/>
+          <w:sz w:val="22"/>
+          <w:szCs w:val="22"/>
+        </w:rPr>
+        <w:t xml:space="preserve"> button at the top of every page is the quickest way to start something. You do not have to open a list first.</w:t>
+      </w:r>
+    </w:p>
+    <w:p>
+      <w:pPr>
+        <w:pStyle w:val="ListParagraph"/>
+        <w:numPr>
+          <w:ilvl w:val="0"/>
+          <w:numId w:val="14"/>
+        </w:numPr>
+        <w:spacing w:after="100" w:line="290"/>
+      </w:pPr>
+      <w:r>
+        <w:rPr>
+          <w:rFonts w:ascii="Calibri" w:cs="Calibri" w:eastAsia="Calibri" w:hAnsi="Calibri"/>
+          <w:sz w:val="22"/>
+          <w:szCs w:val="22"/>
+        </w:rPr>
+        <w:t xml:space="preserve">Click </w:t>
+      </w:r>
+      <w:r>
+        <w:rPr>
+          <w:rFonts w:ascii="Calibri" w:cs="Calibri" w:eastAsia="Calibri" w:hAnsi="Calibri"/>
+          <w:b/>
+          <w:bCs/>
+          <w:sz w:val="22"/>
+          <w:szCs w:val="22"/>
+        </w:rPr>
+        <w:t xml:space="preserve">New</w:t>
+      </w:r>
+      <w:r>
+        <w:rPr>
+          <w:rFonts w:ascii="Calibri" w:cs="Calibri" w:eastAsia="Calibri" w:hAnsi="Calibri"/>
+          <w:sz w:val="22"/>
+          <w:szCs w:val="22"/>
+        </w:rPr>
+        <w:t xml:space="preserve"> (or press </w:t>
+      </w:r>
+      <w:r>
+        <w:rPr>
+          <w:rFonts w:ascii="Calibri" w:cs="Calibri" w:eastAsia="Calibri" w:hAnsi="Calibri"/>
+          <w:b/>
+          <w:bCs/>
+          <w:sz w:val="22"/>
+          <w:szCs w:val="22"/>
+        </w:rPr>
+        <w:t xml:space="preserve">N</w:t>
+      </w:r>
+      <w:r>
+        <w:rPr>
+          <w:rFonts w:ascii="Calibri" w:cs="Calibri" w:eastAsia="Calibri" w:hAnsi="Calibri"/>
+          <w:sz w:val="22"/>
+          <w:szCs w:val="22"/>
+        </w:rPr>
+        <w:t xml:space="preserve"> on the keyboard when you are not typing).</w:t>
+      </w:r>
+    </w:p>
+    <w:p>
+      <w:pPr>
+        <w:pStyle w:val="ListParagraph"/>
+        <w:numPr>
+          <w:ilvl w:val="0"/>
+          <w:numId w:val="14"/>
+        </w:numPr>
+        <w:spacing w:after="100" w:line="290"/>
+      </w:pPr>
+      <w:r>
+        <w:rPr>
+          <w:rFonts w:ascii="Calibri" w:cs="Calibri" w:eastAsia="Calibri" w:hAnsi="Calibri"/>
+          <w:sz w:val="22"/>
+          <w:szCs w:val="22"/>
+        </w:rPr>
+        <w:t xml:space="preserve">Pick what you want to create: </w:t>
+      </w:r>
+      <w:r>
+        <w:rPr>
+          <w:rFonts w:ascii="Calibri" w:cs="Calibri" w:eastAsia="Calibri" w:hAnsi="Calibri"/>
+          <w:b/>
+          <w:bCs/>
+          <w:sz w:val="22"/>
+          <w:szCs w:val="22"/>
+        </w:rPr>
+        <w:t xml:space="preserve">Task</w:t>
+      </w:r>
+      <w:r>
+        <w:rPr>
+          <w:rFonts w:ascii="Calibri" w:cs="Calibri" w:eastAsia="Calibri" w:hAnsi="Calibri"/>
+          <w:sz w:val="22"/>
+          <w:szCs w:val="22"/>
+        </w:rPr>
+        <w:t xml:space="preserve">, </w:t>
+      </w:r>
+      <w:r>
+        <w:rPr>
+          <w:rFonts w:ascii="Calibri" w:cs="Calibri" w:eastAsia="Calibri" w:hAnsi="Calibri"/>
+          <w:b/>
+          <w:bCs/>
+          <w:sz w:val="22"/>
+          <w:szCs w:val="22"/>
+        </w:rPr>
+        <w:t xml:space="preserve">Epic</w:t>
+      </w:r>
+      <w:r>
+        <w:rPr>
+          <w:rFonts w:ascii="Calibri" w:cs="Calibri" w:eastAsia="Calibri" w:hAnsi="Calibri"/>
+          <w:sz w:val="22"/>
+          <w:szCs w:val="22"/>
+        </w:rPr>
+        <w:t xml:space="preserve">, </w:t>
+      </w:r>
+      <w:r>
+        <w:rPr>
+          <w:rFonts w:ascii="Calibri" w:cs="Calibri" w:eastAsia="Calibri" w:hAnsi="Calibri"/>
+          <w:b/>
+          <w:bCs/>
+          <w:sz w:val="22"/>
+          <w:szCs w:val="22"/>
+        </w:rPr>
+        <w:t xml:space="preserve">Bug</w:t>
+      </w:r>
+      <w:r>
+        <w:rPr>
+          <w:rFonts w:ascii="Calibri" w:cs="Calibri" w:eastAsia="Calibri" w:hAnsi="Calibri"/>
+          <w:sz w:val="22"/>
+          <w:szCs w:val="22"/>
+        </w:rPr>
+        <w:t xml:space="preserve"> or </w:t>
+      </w:r>
+      <w:r>
+        <w:rPr>
+          <w:rFonts w:ascii="Calibri" w:cs="Calibri" w:eastAsia="Calibri" w:hAnsi="Calibri"/>
+          <w:b/>
+          <w:bCs/>
+          <w:sz w:val="22"/>
+          <w:szCs w:val="22"/>
+        </w:rPr>
+        <w:t xml:space="preserve">Space</w:t>
+      </w:r>
+      <w:r>
+        <w:rPr>
+          <w:rFonts w:ascii="Calibri" w:cs="Calibri" w:eastAsia="Calibri" w:hAnsi="Calibri"/>
+          <w:sz w:val="22"/>
+          <w:szCs w:val="22"/>
+        </w:rPr>
+        <w:t xml:space="preserve">.</w:t>
+      </w:r>
+    </w:p>
+    <w:p>
+      <w:pPr>
+        <w:pStyle w:val="ListParagraph"/>
+        <w:numPr>
+          <w:ilvl w:val="0"/>
+          <w:numId w:val="14"/>
+        </w:numPr>
+        <w:spacing w:after="100" w:line="290"/>
+      </w:pPr>
+      <w:r>
+        <w:rPr>
+          <w:rFonts w:ascii="Calibri" w:cs="Calibri" w:eastAsia="Calibri" w:hAnsi="Calibri"/>
+          <w:sz w:val="22"/>
+          <w:szCs w:val="22"/>
+        </w:rPr>
+        <w:t xml:space="preserve">For Task, Epic and Bug a small window opens. Type the </w:t>
+      </w:r>
+      <w:r>
+        <w:rPr>
+          <w:rFonts w:ascii="Calibri" w:cs="Calibri" w:eastAsia="Calibri" w:hAnsi="Calibri"/>
+          <w:b/>
+          <w:bCs/>
+          <w:sz w:val="22"/>
+          <w:szCs w:val="22"/>
+        </w:rPr>
+        <w:t xml:space="preserve">Title</w:t>
+      </w:r>
+      <w:r>
+        <w:rPr>
+          <w:rFonts w:ascii="Calibri" w:cs="Calibri" w:eastAsia="Calibri" w:hAnsi="Calibri"/>
+          <w:sz w:val="22"/>
+          <w:szCs w:val="22"/>
+        </w:rPr>
+        <w:t xml:space="preserve"> and check the </w:t>
+      </w:r>
+      <w:r>
+        <w:rPr>
+          <w:rFonts w:ascii="Calibri" w:cs="Calibri" w:eastAsia="Calibri" w:hAnsi="Calibri"/>
+          <w:b/>
+          <w:bCs/>
+          <w:sz w:val="22"/>
+          <w:szCs w:val="22"/>
+        </w:rPr>
+        <w:t xml:space="preserve">Space</w:t>
+      </w:r>
+      <w:r>
+        <w:rPr>
+          <w:rFonts w:ascii="Calibri" w:cs="Calibri" w:eastAsia="Calibri" w:hAnsi="Calibri"/>
+          <w:sz w:val="22"/>
+          <w:szCs w:val="22"/>
+        </w:rPr>
+        <w:t xml:space="preserve"> and </w:t>
+      </w:r>
+      <w:r>
+        <w:rPr>
+          <w:rFonts w:ascii="Calibri" w:cs="Calibri" w:eastAsia="Calibri" w:hAnsi="Calibri"/>
+          <w:b/>
+          <w:bCs/>
+          <w:sz w:val="22"/>
+          <w:szCs w:val="22"/>
+        </w:rPr>
+        <w:t xml:space="preserve">List</w:t>
+      </w:r>
+      <w:r>
+        <w:rPr>
+          <w:rFonts w:ascii="Calibri" w:cs="Calibri" w:eastAsia="Calibri" w:hAnsi="Calibri"/>
+          <w:sz w:val="22"/>
+          <w:szCs w:val="22"/>
+        </w:rPr>
+        <w:t xml:space="preserve"> (the one you are looking at is preselected).</w:t>
+      </w:r>
+    </w:p>
+    <w:p>
+      <w:pPr>
+        <w:pStyle w:val="ListParagraph"/>
+        <w:numPr>
+          <w:ilvl w:val="0"/>
+          <w:numId w:val="14"/>
+        </w:numPr>
+        <w:spacing w:after="100" w:line="290"/>
+      </w:pPr>
+      <w:r>
+        <w:rPr>
+          <w:rFonts w:ascii="Calibri" w:cs="Calibri" w:eastAsia="Calibri" w:hAnsi="Calibri"/>
+          <w:sz w:val="22"/>
+          <w:szCs w:val="22"/>
+        </w:rPr>
+        <w:t xml:space="preserve">Optionally click </w:t>
+      </w:r>
+      <w:r>
+        <w:rPr>
+          <w:rFonts w:ascii="Calibri" w:cs="Calibri" w:eastAsia="Calibri" w:hAnsi="Calibri"/>
+          <w:b/>
+          <w:bCs/>
+          <w:sz w:val="22"/>
+          <w:szCs w:val="22"/>
+        </w:rPr>
+        <w:t xml:space="preserve">Attach files</w:t>
+      </w:r>
+      <w:r>
+        <w:rPr>
+          <w:rFonts w:ascii="Calibri" w:cs="Calibri" w:eastAsia="Calibri" w:hAnsi="Calibri"/>
+          <w:sz w:val="22"/>
+          <w:szCs w:val="22"/>
+        </w:rPr>
+        <w:t xml:space="preserve"> to add any files right away.</w:t>
+      </w:r>
+    </w:p>
+    <w:p>
+      <w:pPr>
+        <w:pStyle w:val="ListParagraph"/>
+        <w:numPr>
+          <w:ilvl w:val="0"/>
+          <w:numId w:val="14"/>
+        </w:numPr>
+        <w:spacing w:after="100" w:line="290"/>
+      </w:pPr>
+      <w:r>
+        <w:rPr>
+          <w:rFonts w:ascii="Calibri" w:cs="Calibri" w:eastAsia="Calibri" w:hAnsi="Calibri"/>
+          <w:sz w:val="22"/>
+          <w:szCs w:val="22"/>
+        </w:rPr>
+        <w:t xml:space="preserve">Click </w:t>
+      </w:r>
+      <w:r>
+        <w:rPr>
+          <w:rFonts w:ascii="Calibri" w:cs="Calibri" w:eastAsia="Calibri" w:hAnsi="Calibri"/>
+          <w:b/>
+          <w:bCs/>
+          <w:sz w:val="22"/>
+          <w:szCs w:val="22"/>
+        </w:rPr>
+        <w:t xml:space="preserve">Create</w:t>
+      </w:r>
+      <w:r>
+        <w:rPr>
+          <w:rFonts w:ascii="Calibri" w:cs="Calibri" w:eastAsia="Calibri" w:hAnsi="Calibri"/>
+          <w:sz w:val="22"/>
+          <w:szCs w:val="22"/>
+        </w:rPr>
+        <w:t xml:space="preserve">. The new item opens so you can fill in the details.</w:t>
+      </w:r>
+    </w:p>
+    <w:p>
+      <w:pPr>
+        <w:spacing w:after="100"/>
+      </w:pPr>
+    </w:p>
+    <w:p>
+      <w:pPr>
+        <w:keepNext/>
+        <w:spacing w:after="80" w:before="120"/>
+        <w:jc w:val="center"/>
+      </w:pPr>
+      <w:r>
+        <w:drawing>
+          <wp:inline distT="0" distB="0" distL="0" distR="0">
+            <wp:extent cx="5715000" cy="3571875"/>
+            <wp:effectExtent t="0" r="0" b="0" l="0"/>
+            <wp:docPr id="22" name="22-new-menu" descr="The New menu" title="The New menu"/>
+            <wp:cNvGraphicFramePr>
+              <a:graphicFrameLocks xmlns:a="http://schemas.openxmlformats.org/drawingml/2006/main" noChangeAspect="1"/>
+            </wp:cNvGraphicFramePr>
+            <a:graphic xmlns:a="http://schemas.openxmlformats.org/drawingml/2006/main">
+              <a:graphicData uri="http://schemas.openxmlformats.org/drawingml/2006/picture">
+                <pic:pic xmlns:pic="http://schemas.openxmlformats.org/drawingml/2006/picture">
+                  <pic:nvPicPr>
+                    <pic:cNvPr id="0" name="" descr=""/>
+                    <pic:cNvPicPr>
+                      <a:picLocks noChangeAspect="1" noChangeArrowheads="1"/>
+                    </pic:cNvPicPr>
+                  </pic:nvPicPr>
+                  <pic:blipFill>
+                    <a:blip r:embed="rId29" cstate="none"/>
+                    <a:srcRect/>
+                    <a:stretch>
+                      <a:fillRect/>
+                    </a:stretch>
+                  </pic:blipFill>
+                  <pic:spPr bwMode="auto">
+                    <a:xfrm>
+                      <a:off x="0" y="0"/>
+                      <a:ext cx="5715000" cy="3571875"/>
+                    </a:xfrm>
+                    <a:prstGeom prst="rect">
+                      <a:avLst/>
+                    </a:prstGeom>
+                  </pic:spPr>
+                </pic:pic>
+              </a:graphicData>
+            </a:graphic>
+          </wp:inline>
+        </w:drawing>
+      </w:r>
+    </w:p>
+    <w:p>
+      <w:pPr>
+        <w:keepNext/>
+        <w:spacing w:after="120"/>
+        <w:jc w:val="center"/>
+      </w:pPr>
+      <w:r>
+        <w:rPr>
+          <w:rFonts w:ascii="Calibri" w:cs="Calibri" w:eastAsia="Calibri" w:hAnsi="Calibri"/>
+          <w:i/>
+          <w:iCs/>
+          <w:color w:val="555B6E"/>
+          <w:sz w:val="20"/>
+          <w:szCs w:val="20"/>
+        </w:rPr>
+        <w:t xml:space="preserve">The New menu opened from the top bar.</w:t>
+      </w:r>
+    </w:p>
+    <w:tbl>
+      <w:tblPr>
+        <w:tblW w:type="dxa" w:w="9638"/>
+        <w:tblBorders>
+          <w:top w:val="single" w:color="auto" w:sz="4"/>
+          <w:left w:val="single" w:color="auto" w:sz="4"/>
+          <w:bottom w:val="single" w:color="auto" w:sz="4"/>
+          <w:right w:val="single" w:color="auto" w:sz="4"/>
+          <w:insideH w:val="single" w:color="auto" w:sz="4"/>
+          <w:insideV w:val="single" w:color="auto" w:sz="4"/>
+        </w:tblBorders>
+      </w:tblPr>
+      <w:tblGrid>
+        <w:gridCol w:w="560"/>
+        <w:gridCol w:w="9078"/>
+      </w:tblGrid>
+      <w:tr>
+        <w:trPr>
+          <w:cantSplit/>
+        </w:trPr>
+        <w:tc>
+          <w:tcPr>
+            <w:tcW w:type="dxa" w:w="560"/>
+            <w:tcBorders>
+              <w:top w:val="none" w:color="FFFFFF" w:sz="0"/>
+              <w:left w:val="none" w:color="FFFFFF" w:sz="0"/>
+              <w:bottom w:val="none" w:color="FFFFFF" w:sz="0"/>
+              <w:right w:val="none" w:color="FFFFFF" w:sz="0"/>
+            </w:tcBorders>
+            <w:tcMar>
+              <w:top w:type="dxa" w:w="40"/>
+              <w:left w:type="dxa" w:w="40"/>
+              <w:bottom w:type="dxa" w:w="40"/>
+              <w:right w:type="dxa" w:w="60"/>
+            </w:tcMar>
+            <w:vAlign w:val="top"/>
+          </w:tcPr>
+          <w:p>
+            <w:pPr>
+              <w:jc w:val="center"/>
+            </w:pPr>
+            <w:r>
+              <w:rPr>
+                <w:rFonts w:ascii="Calibri" w:cs="Calibri" w:eastAsia="Calibri" w:hAnsi="Calibri"/>
+                <w:b/>
+                <w:bCs/>
+                <w:color w:val="FFFFFF"/>
+                <w:sz w:val="22"/>
+                <w:szCs w:val="22"/>
+                <w:shd w:fill="E11D48" w:color="auto" w:val="clear"/>
+              </w:rPr>
+              <w:t xml:space="preserve"> 1 </w:t>
+            </w:r>
+          </w:p>
+        </w:tc>
+        <w:tc>
+          <w:tcPr>
+            <w:tcW w:type="dxa" w:w="9078"/>
+            <w:tcBorders>
+              <w:top w:val="none" w:color="FFFFFF" w:sz="0"/>
+              <w:left w:val="none" w:color="FFFFFF" w:sz="0"/>
+              <w:bottom w:val="none" w:color="FFFFFF" w:sz="0"/>
+              <w:right w:val="none" w:color="FFFFFF" w:sz="0"/>
+            </w:tcBorders>
+            <w:tcMar>
+              <w:top w:type="dxa" w:w="40"/>
+              <w:left w:type="dxa" w:w="60"/>
+              <w:bottom w:type="dxa" w:w="40"/>
+              <w:right w:type="dxa" w:w="40"/>
+            </w:tcMar>
+          </w:tcPr>
+          <w:p>
+            <w:pPr>
+              <w:spacing w:after="0"/>
+            </w:pPr>
+            <w:r>
+              <w:rPr>
+                <w:rFonts w:ascii="Calibri" w:cs="Calibri" w:eastAsia="Calibri" w:hAnsi="Calibri"/>
+                <w:sz w:val="21"/>
+                <w:szCs w:val="21"/>
+              </w:rPr>
+              <w:t xml:space="preserve"/>
+            </w:r>
+            <w:r>
+              <w:rPr>
+                <w:rFonts w:ascii="Calibri" w:cs="Calibri" w:eastAsia="Calibri" w:hAnsi="Calibri"/>
+                <w:b/>
+                <w:bCs/>
+                <w:sz w:val="21"/>
+                <w:szCs w:val="21"/>
+              </w:rPr>
+              <w:t xml:space="preserve">New</w:t>
+            </w:r>
+            <w:r>
+              <w:rPr>
+                <w:rFonts w:ascii="Calibri" w:cs="Calibri" w:eastAsia="Calibri" w:hAnsi="Calibri"/>
+                <w:sz w:val="21"/>
+                <w:szCs w:val="21"/>
+              </w:rPr>
+              <w:t xml:space="preserve">: The big button in the top bar. Shortcut: N.</w:t>
+            </w:r>
+          </w:p>
+        </w:tc>
+      </w:tr>
+      <w:tr>
+        <w:trPr>
+          <w:cantSplit/>
+        </w:trPr>
+        <w:tc>
+          <w:tcPr>
+            <w:tcW w:type="dxa" w:w="560"/>
+            <w:tcBorders>
+              <w:top w:val="none" w:color="FFFFFF" w:sz="0"/>
+              <w:left w:val="none" w:color="FFFFFF" w:sz="0"/>
+              <w:bottom w:val="none" w:color="FFFFFF" w:sz="0"/>
+              <w:right w:val="none" w:color="FFFFFF" w:sz="0"/>
+            </w:tcBorders>
+            <w:tcMar>
+              <w:top w:type="dxa" w:w="40"/>
+              <w:left w:type="dxa" w:w="40"/>
+              <w:bottom w:type="dxa" w:w="40"/>
+              <w:right w:type="dxa" w:w="60"/>
+            </w:tcMar>
+            <w:vAlign w:val="top"/>
+          </w:tcPr>
+          <w:p>
+            <w:pPr>
+              <w:jc w:val="center"/>
+            </w:pPr>
+            <w:r>
+              <w:rPr>
+                <w:rFonts w:ascii="Calibri" w:cs="Calibri" w:eastAsia="Calibri" w:hAnsi="Calibri"/>
+                <w:b/>
+                <w:bCs/>
+                <w:color w:val="FFFFFF"/>
+                <w:sz w:val="22"/>
+                <w:szCs w:val="22"/>
+                <w:shd w:fill="E11D48" w:color="auto" w:val="clear"/>
+              </w:rPr>
+              <w:t xml:space="preserve"> 2 </w:t>
+            </w:r>
+          </w:p>
+        </w:tc>
+        <w:tc>
+          <w:tcPr>
+            <w:tcW w:type="dxa" w:w="9078"/>
+            <w:tcBorders>
+              <w:top w:val="none" w:color="FFFFFF" w:sz="0"/>
+              <w:left w:val="none" w:color="FFFFFF" w:sz="0"/>
+              <w:bottom w:val="none" w:color="FFFFFF" w:sz="0"/>
+              <w:right w:val="none" w:color="FFFFFF" w:sz="0"/>
+            </w:tcBorders>
+            <w:tcMar>
+              <w:top w:type="dxa" w:w="40"/>
+              <w:left w:type="dxa" w:w="60"/>
+              <w:bottom w:type="dxa" w:w="40"/>
+              <w:right w:type="dxa" w:w="40"/>
+            </w:tcMar>
+          </w:tcPr>
+          <w:p>
+            <w:pPr>
+              <w:spacing w:after="0"/>
+            </w:pPr>
+            <w:r>
+              <w:rPr>
+                <w:rFonts w:ascii="Calibri" w:cs="Calibri" w:eastAsia="Calibri" w:hAnsi="Calibri"/>
+                <w:sz w:val="21"/>
+                <w:szCs w:val="21"/>
+              </w:rPr>
+              <w:t xml:space="preserve"/>
+            </w:r>
+            <w:r>
+              <w:rPr>
+                <w:rFonts w:ascii="Calibri" w:cs="Calibri" w:eastAsia="Calibri" w:hAnsi="Calibri"/>
+                <w:b/>
+                <w:bCs/>
+                <w:sz w:val="21"/>
+                <w:szCs w:val="21"/>
+              </w:rPr>
+              <w:t xml:space="preserve">Task</w:t>
+            </w:r>
+            <w:r>
+              <w:rPr>
+                <w:rFonts w:ascii="Calibri" w:cs="Calibri" w:eastAsia="Calibri" w:hAnsi="Calibri"/>
+                <w:sz w:val="21"/>
+                <w:szCs w:val="21"/>
+              </w:rPr>
+              <w:t xml:space="preserve">: A piece of work for the sprint.</w:t>
+            </w:r>
+          </w:p>
+        </w:tc>
+      </w:tr>
+      <w:tr>
+        <w:trPr>
+          <w:cantSplit/>
+        </w:trPr>
+        <w:tc>
+          <w:tcPr>
+            <w:tcW w:type="dxa" w:w="560"/>
+            <w:tcBorders>
+              <w:top w:val="none" w:color="FFFFFF" w:sz="0"/>
+              <w:left w:val="none" w:color="FFFFFF" w:sz="0"/>
+              <w:bottom w:val="none" w:color="FFFFFF" w:sz="0"/>
+              <w:right w:val="none" w:color="FFFFFF" w:sz="0"/>
+            </w:tcBorders>
+            <w:tcMar>
+              <w:top w:type="dxa" w:w="40"/>
+              <w:left w:type="dxa" w:w="40"/>
+              <w:bottom w:type="dxa" w:w="40"/>
+              <w:right w:type="dxa" w:w="60"/>
+            </w:tcMar>
+            <w:vAlign w:val="top"/>
+          </w:tcPr>
+          <w:p>
+            <w:pPr>
+              <w:jc w:val="center"/>
+            </w:pPr>
+            <w:r>
+              <w:rPr>
+                <w:rFonts w:ascii="Calibri" w:cs="Calibri" w:eastAsia="Calibri" w:hAnsi="Calibri"/>
+                <w:b/>
+                <w:bCs/>
+                <w:color w:val="FFFFFF"/>
+                <w:sz w:val="22"/>
+                <w:szCs w:val="22"/>
+                <w:shd w:fill="E11D48" w:color="auto" w:val="clear"/>
+              </w:rPr>
+              <w:t xml:space="preserve"> 3 </w:t>
+            </w:r>
+          </w:p>
+        </w:tc>
+        <w:tc>
+          <w:tcPr>
+            <w:tcW w:type="dxa" w:w="9078"/>
+            <w:tcBorders>
+              <w:top w:val="none" w:color="FFFFFF" w:sz="0"/>
+              <w:left w:val="none" w:color="FFFFFF" w:sz="0"/>
+              <w:bottom w:val="none" w:color="FFFFFF" w:sz="0"/>
+              <w:right w:val="none" w:color="FFFFFF" w:sz="0"/>
+            </w:tcBorders>
+            <w:tcMar>
+              <w:top w:type="dxa" w:w="40"/>
+              <w:left w:type="dxa" w:w="60"/>
+              <w:bottom w:type="dxa" w:w="40"/>
+              <w:right w:type="dxa" w:w="40"/>
+            </w:tcMar>
+          </w:tcPr>
+          <w:p>
+            <w:pPr>
+              <w:spacing w:after="0"/>
+            </w:pPr>
+            <w:r>
+              <w:rPr>
+                <w:rFonts w:ascii="Calibri" w:cs="Calibri" w:eastAsia="Calibri" w:hAnsi="Calibri"/>
+                <w:sz w:val="21"/>
+                <w:szCs w:val="21"/>
+              </w:rPr>
+              <w:t xml:space="preserve"/>
+            </w:r>
+            <w:r>
+              <w:rPr>
+                <w:rFonts w:ascii="Calibri" w:cs="Calibri" w:eastAsia="Calibri" w:hAnsi="Calibri"/>
+                <w:b/>
+                <w:bCs/>
+                <w:sz w:val="21"/>
+                <w:szCs w:val="21"/>
+              </w:rPr>
+              <w:t xml:space="preserve">Epic</w:t>
+            </w:r>
+            <w:r>
+              <w:rPr>
+                <w:rFonts w:ascii="Calibri" w:cs="Calibri" w:eastAsia="Calibri" w:hAnsi="Calibri"/>
+                <w:sz w:val="21"/>
+                <w:szCs w:val="21"/>
+              </w:rPr>
+              <w:t xml:space="preserve">: A big goal that groups many Tasks.</w:t>
+            </w:r>
+          </w:p>
+        </w:tc>
+      </w:tr>
+      <w:tr>
+        <w:trPr>
+          <w:cantSplit/>
+        </w:trPr>
+        <w:tc>
+          <w:tcPr>
+            <w:tcW w:type="dxa" w:w="560"/>
+            <w:tcBorders>
+              <w:top w:val="none" w:color="FFFFFF" w:sz="0"/>
+              <w:left w:val="none" w:color="FFFFFF" w:sz="0"/>
+              <w:bottom w:val="none" w:color="FFFFFF" w:sz="0"/>
+              <w:right w:val="none" w:color="FFFFFF" w:sz="0"/>
+            </w:tcBorders>
+            <w:tcMar>
+              <w:top w:type="dxa" w:w="40"/>
+              <w:left w:type="dxa" w:w="40"/>
+              <w:bottom w:type="dxa" w:w="40"/>
+              <w:right w:type="dxa" w:w="60"/>
+            </w:tcMar>
+            <w:vAlign w:val="top"/>
+          </w:tcPr>
+          <w:p>
+            <w:pPr>
+              <w:jc w:val="center"/>
+            </w:pPr>
+            <w:r>
+              <w:rPr>
+                <w:rFonts w:ascii="Calibri" w:cs="Calibri" w:eastAsia="Calibri" w:hAnsi="Calibri"/>
+                <w:b/>
+                <w:bCs/>
+                <w:color w:val="FFFFFF"/>
+                <w:sz w:val="22"/>
+                <w:szCs w:val="22"/>
+                <w:shd w:fill="E11D48" w:color="auto" w:val="clear"/>
+              </w:rPr>
+              <w:t xml:space="preserve"> 4 </w:t>
+            </w:r>
+          </w:p>
+        </w:tc>
+        <w:tc>
+          <w:tcPr>
+            <w:tcW w:type="dxa" w:w="9078"/>
+            <w:tcBorders>
+              <w:top w:val="none" w:color="FFFFFF" w:sz="0"/>
+              <w:left w:val="none" w:color="FFFFFF" w:sz="0"/>
+              <w:bottom w:val="none" w:color="FFFFFF" w:sz="0"/>
+              <w:right w:val="none" w:color="FFFFFF" w:sz="0"/>
+            </w:tcBorders>
+            <w:tcMar>
+              <w:top w:type="dxa" w:w="40"/>
+              <w:left w:type="dxa" w:w="60"/>
+              <w:bottom w:type="dxa" w:w="40"/>
+              <w:right w:type="dxa" w:w="40"/>
+            </w:tcMar>
+          </w:tcPr>
+          <w:p>
+            <w:pPr>
+              <w:spacing w:after="0"/>
+            </w:pPr>
+            <w:r>
+              <w:rPr>
+                <w:rFonts w:ascii="Calibri" w:cs="Calibri" w:eastAsia="Calibri" w:hAnsi="Calibri"/>
+                <w:sz w:val="21"/>
+                <w:szCs w:val="21"/>
+              </w:rPr>
+              <w:t xml:space="preserve"/>
+            </w:r>
+            <w:r>
+              <w:rPr>
+                <w:rFonts w:ascii="Calibri" w:cs="Calibri" w:eastAsia="Calibri" w:hAnsi="Calibri"/>
+                <w:b/>
+                <w:bCs/>
+                <w:sz w:val="21"/>
+                <w:szCs w:val="21"/>
+              </w:rPr>
+              <w:t xml:space="preserve">Space</w:t>
+            </w:r>
+            <w:r>
+              <w:rPr>
+                <w:rFonts w:ascii="Calibri" w:cs="Calibri" w:eastAsia="Calibri" w:hAnsi="Calibri"/>
+                <w:sz w:val="21"/>
+                <w:szCs w:val="21"/>
+              </w:rPr>
+              <w:t xml:space="preserve">: A new project or team area.</w:t>
+            </w:r>
+          </w:p>
+        </w:tc>
+      </w:tr>
+    </w:tbl>
+    <w:p>
+      <w:pPr>
+        <w:spacing w:after="200"/>
+      </w:pPr>
+    </w:p>
+    <w:tbl>
+      <w:tblPr>
+        <w:tblW w:type="dxa" w:w="9638"/>
+        <w:tblBorders>
+          <w:top w:val="single" w:color="auto" w:sz="4"/>
+          <w:left w:val="single" w:color="auto" w:sz="4"/>
+          <w:bottom w:val="single" w:color="auto" w:sz="4"/>
+          <w:right w:val="single" w:color="auto" w:sz="4"/>
+          <w:insideH w:val="single" w:color="auto" w:sz="4"/>
+          <w:insideV w:val="single" w:color="auto" w:sz="4"/>
+        </w:tblBorders>
+      </w:tblPr>
+      <w:tblGrid>
+        <w:gridCol w:w="9638"/>
+      </w:tblGrid>
+      <w:tr>
+        <w:trPr>
+          <w:cantSplit/>
+        </w:trPr>
+        <w:tc>
+          <w:tcPr>
+            <w:tcW w:type="dxa" w:w="9638"/>
+            <w:tcBorders>
+              <w:top w:val="none" w:color="FFFFFF" w:sz="0"/>
+              <w:left w:val="single" w:color="10B981" w:sz="24"/>
+              <w:bottom w:val="none" w:color="FFFFFF" w:sz="0"/>
+              <w:right w:val="none" w:color="FFFFFF" w:sz="0"/>
+            </w:tcBorders>
+            <w:shd w:fill="E7F7EE" w:color="auto" w:val="clear"/>
+            <w:tcMar>
+              <w:top w:type="dxa" w:w="100"/>
+              <w:left w:type="dxa" w:w="180"/>
+              <w:bottom w:type="dxa" w:w="100"/>
+              <w:right w:type="dxa" w:w="140"/>
+            </w:tcMar>
+          </w:tcPr>
+          <w:p>
+            <w:pPr>
+              <w:spacing w:after="0" w:line="290"/>
+            </w:pPr>
+            <w:r>
+              <w:rPr>
+                <w:rFonts w:ascii="Calibri" w:cs="Calibri" w:eastAsia="Calibri" w:hAnsi="Calibri"/>
+                <w:b/>
+                <w:bCs/>
+                <w:sz w:val="22"/>
+                <w:szCs w:val="22"/>
+              </w:rPr>
+              <w:t xml:space="preserve">Tip: </w:t>
+            </w:r>
+            <w:r>
+              <w:rPr>
+                <w:rFonts w:ascii="Calibri" w:cs="Calibri" w:eastAsia="Calibri" w:hAnsi="Calibri"/>
+                <w:sz w:val="22"/>
+                <w:szCs w:val="22"/>
+              </w:rPr>
+              <w:t xml:space="preserve">Sub-Tasks are created from inside a Task (</w:t>
+            </w:r>
+            <w:r>
+              <w:rPr>
+                <w:rFonts w:ascii="Calibri" w:cs="Calibri" w:eastAsia="Calibri" w:hAnsi="Calibri"/>
+                <w:b/>
+                <w:bCs/>
+                <w:sz w:val="22"/>
+                <w:szCs w:val="22"/>
+              </w:rPr>
+              <w:t xml:space="preserve">⋯ → Add sub-item</w:t>
+            </w:r>
+            <w:r>
+              <w:rPr>
+                <w:rFonts w:ascii="Calibri" w:cs="Calibri" w:eastAsia="Calibri" w:hAnsi="Calibri"/>
+                <w:sz w:val="22"/>
+                <w:szCs w:val="22"/>
+              </w:rPr>
+              <w:t xml:space="preserve">), because they always belong to a parent.</w:t>
+            </w:r>
+          </w:p>
+        </w:tc>
+      </w:tr>
+    </w:tbl>
+    <w:p>
+      <w:pPr>
+        <w:spacing w:after="160"/>
+      </w:pPr>
+    </w:p>
+    <w:p>
+      <w:pPr>
+        <w:pStyle w:val="Heading1"/>
+        <w:keepNext/>
+      </w:pPr>
+      <w:r>
+        <w:rPr>
+          <w:rFonts w:ascii="Calibri" w:cs="Calibri" w:eastAsia="Calibri" w:hAnsi="Calibri"/>
+          <w:b/>
+          <w:bCs/>
+          <w:color w:val="3B2A9E"/>
+          <w:sz w:val="34"/>
+          <w:szCs w:val="34"/>
+        </w:rPr>
+        <w:t xml:space="preserve">12. Sharing and permissions on a Task or Epic</w:t>
+      </w:r>
+    </w:p>
+    <w:p>
+      <w:pPr>
+        <w:spacing w:after="140" w:line="300"/>
+      </w:pPr>
+      <w:r>
+        <w:rPr>
+          <w:rFonts w:ascii="Calibri" w:cs="Calibri" w:eastAsia="Calibri" w:hAnsi="Calibri"/>
+          <w:sz w:val="22"/>
+          <w:szCs w:val="22"/>
+        </w:rPr>
+        <w:t xml:space="preserve">By default every item follows the access of its Space. With </w:t>
+      </w:r>
+      <w:r>
+        <w:rPr>
+          <w:rFonts w:ascii="Calibri" w:cs="Calibri" w:eastAsia="Calibri" w:hAnsi="Calibri"/>
+          <w:b/>
+          <w:bCs/>
+          <w:sz w:val="22"/>
+          <w:szCs w:val="22"/>
+        </w:rPr>
+        <w:t xml:space="preserve">Share</w:t>
+      </w:r>
+      <w:r>
+        <w:rPr>
+          <w:rFonts w:ascii="Calibri" w:cs="Calibri" w:eastAsia="Calibri" w:hAnsi="Calibri"/>
+          <w:sz w:val="22"/>
+          <w:szCs w:val="22"/>
+        </w:rPr>
+        <w:t xml:space="preserve"> you can add people or teams to one item (and everything under it) or make it </w:t>
+      </w:r>
+      <w:r>
+        <w:rPr>
+          <w:rFonts w:ascii="Calibri" w:cs="Calibri" w:eastAsia="Calibri" w:hAnsi="Calibri"/>
+          <w:b/>
+          <w:bCs/>
+          <w:sz w:val="22"/>
+          <w:szCs w:val="22"/>
+        </w:rPr>
+        <w:t xml:space="preserve">Private</w:t>
+      </w:r>
+      <w:r>
+        <w:rPr>
+          <w:rFonts w:ascii="Calibri" w:cs="Calibri" w:eastAsia="Calibri" w:hAnsi="Calibri"/>
+          <w:sz w:val="22"/>
+          <w:szCs w:val="22"/>
+        </w:rPr>
+        <w:t xml:space="preserve">.</w:t>
+      </w:r>
+    </w:p>
+    <w:p>
+      <w:pPr>
+        <w:pStyle w:val="ListParagraph"/>
+        <w:numPr>
+          <w:ilvl w:val="0"/>
+          <w:numId w:val="15"/>
+        </w:numPr>
+        <w:spacing w:after="100" w:line="290"/>
+      </w:pPr>
+      <w:r>
+        <w:rPr>
+          <w:rFonts w:ascii="Calibri" w:cs="Calibri" w:eastAsia="Calibri" w:hAnsi="Calibri"/>
+          <w:sz w:val="22"/>
+          <w:szCs w:val="22"/>
+        </w:rPr>
+        <w:t xml:space="preserve">Open the Task or Epic and click the big </w:t>
+      </w:r>
+      <w:r>
+        <w:rPr>
+          <w:rFonts w:ascii="Calibri" w:cs="Calibri" w:eastAsia="Calibri" w:hAnsi="Calibri"/>
+          <w:b/>
+          <w:bCs/>
+          <w:sz w:val="22"/>
+          <w:szCs w:val="22"/>
+        </w:rPr>
+        <w:t xml:space="preserve">Share</w:t>
+      </w:r>
+      <w:r>
+        <w:rPr>
+          <w:rFonts w:ascii="Calibri" w:cs="Calibri" w:eastAsia="Calibri" w:hAnsi="Calibri"/>
+          <w:sz w:val="22"/>
+          <w:szCs w:val="22"/>
+        </w:rPr>
+        <w:t xml:space="preserve"> button at the top right.</w:t>
+      </w:r>
+    </w:p>
+    <w:p>
+      <w:pPr>
+        <w:pStyle w:val="ListParagraph"/>
+        <w:numPr>
+          <w:ilvl w:val="0"/>
+          <w:numId w:val="15"/>
+        </w:numPr>
+        <w:spacing w:after="100" w:line="290"/>
+      </w:pPr>
+      <w:r>
+        <w:rPr>
+          <w:rFonts w:ascii="Calibri" w:cs="Calibri" w:eastAsia="Calibri" w:hAnsi="Calibri"/>
+          <w:sz w:val="22"/>
+          <w:szCs w:val="22"/>
+        </w:rPr>
+        <w:t xml:space="preserve">To give someone more rights on this item only, choose them under </w:t>
+      </w:r>
+      <w:r>
+        <w:rPr>
+          <w:rFonts w:ascii="Calibri" w:cs="Calibri" w:eastAsia="Calibri" w:hAnsi="Calibri"/>
+          <w:b/>
+          <w:bCs/>
+          <w:sz w:val="22"/>
+          <w:szCs w:val="22"/>
+        </w:rPr>
+        <w:t xml:space="preserve">Add a person or team</w:t>
+      </w:r>
+      <w:r>
+        <w:rPr>
+          <w:rFonts w:ascii="Calibri" w:cs="Calibri" w:eastAsia="Calibri" w:hAnsi="Calibri"/>
+          <w:sz w:val="22"/>
+          <w:szCs w:val="22"/>
+        </w:rPr>
+        <w:t xml:space="preserve">, pick a role (for example </w:t>
+      </w:r>
+      <w:r>
+        <w:rPr>
+          <w:rFonts w:ascii="Calibri" w:cs="Calibri" w:eastAsia="Calibri" w:hAnsi="Calibri"/>
+          <w:b/>
+          <w:bCs/>
+          <w:sz w:val="22"/>
+          <w:szCs w:val="22"/>
+        </w:rPr>
+        <w:t xml:space="preserve">Developer</w:t>
+      </w:r>
+      <w:r>
+        <w:rPr>
+          <w:rFonts w:ascii="Calibri" w:cs="Calibri" w:eastAsia="Calibri" w:hAnsi="Calibri"/>
+          <w:sz w:val="22"/>
+          <w:szCs w:val="22"/>
+        </w:rPr>
+        <w:t xml:space="preserve">) and click </w:t>
+      </w:r>
+      <w:r>
+        <w:rPr>
+          <w:rFonts w:ascii="Calibri" w:cs="Calibri" w:eastAsia="Calibri" w:hAnsi="Calibri"/>
+          <w:b/>
+          <w:bCs/>
+          <w:sz w:val="22"/>
+          <w:szCs w:val="22"/>
+        </w:rPr>
+        <w:t xml:space="preserve">Add</w:t>
+      </w:r>
+      <w:r>
+        <w:rPr>
+          <w:rFonts w:ascii="Calibri" w:cs="Calibri" w:eastAsia="Calibri" w:hAnsi="Calibri"/>
+          <w:sz w:val="22"/>
+          <w:szCs w:val="22"/>
+        </w:rPr>
+        <w:t xml:space="preserve">.</w:t>
+      </w:r>
+    </w:p>
+    <w:p>
+      <w:pPr>
+        <w:pStyle w:val="ListParagraph"/>
+        <w:numPr>
+          <w:ilvl w:val="0"/>
+          <w:numId w:val="15"/>
+        </w:numPr>
+        <w:spacing w:after="100" w:line="290"/>
+      </w:pPr>
+      <w:r>
+        <w:rPr>
+          <w:rFonts w:ascii="Calibri" w:cs="Calibri" w:eastAsia="Calibri" w:hAnsi="Calibri"/>
+          <w:sz w:val="22"/>
+          <w:szCs w:val="22"/>
+        </w:rPr>
+        <w:t xml:space="preserve">To hide the item, switch on </w:t>
+      </w:r>
+      <w:r>
+        <w:rPr>
+          <w:rFonts w:ascii="Calibri" w:cs="Calibri" w:eastAsia="Calibri" w:hAnsi="Calibri"/>
+          <w:b/>
+          <w:bCs/>
+          <w:sz w:val="22"/>
+          <w:szCs w:val="22"/>
+        </w:rPr>
+        <w:t xml:space="preserve">Private</w:t>
+      </w:r>
+      <w:r>
+        <w:rPr>
+          <w:rFonts w:ascii="Calibri" w:cs="Calibri" w:eastAsia="Calibri" w:hAnsi="Calibri"/>
+          <w:sz w:val="22"/>
+          <w:szCs w:val="22"/>
+        </w:rPr>
+        <w:t xml:space="preserve">. Only the people listed (and Owners and Admins) will see it and everything under it.</w:t>
+      </w:r>
+    </w:p>
+    <w:p>
+      <w:pPr>
+        <w:pStyle w:val="ListParagraph"/>
+        <w:numPr>
+          <w:ilvl w:val="0"/>
+          <w:numId w:val="15"/>
+        </w:numPr>
+        <w:spacing w:after="100" w:line="290"/>
+      </w:pPr>
+      <w:r>
+        <w:rPr>
+          <w:rFonts w:ascii="Calibri" w:cs="Calibri" w:eastAsia="Calibri" w:hAnsi="Calibri"/>
+          <w:sz w:val="22"/>
+          <w:szCs w:val="22"/>
+        </w:rPr>
+        <w:t xml:space="preserve">Click </w:t>
+      </w:r>
+      <w:r>
+        <w:rPr>
+          <w:rFonts w:ascii="Calibri" w:cs="Calibri" w:eastAsia="Calibri" w:hAnsi="Calibri"/>
+          <w:b/>
+          <w:bCs/>
+          <w:sz w:val="22"/>
+          <w:szCs w:val="22"/>
+        </w:rPr>
+        <w:t xml:space="preserve">Save</w:t>
+      </w:r>
+      <w:r>
+        <w:rPr>
+          <w:rFonts w:ascii="Calibri" w:cs="Calibri" w:eastAsia="Calibri" w:hAnsi="Calibri"/>
+          <w:sz w:val="22"/>
+          <w:szCs w:val="22"/>
+        </w:rPr>
+        <w:t xml:space="preserve">. The button now says </w:t>
+      </w:r>
+      <w:r>
+        <w:rPr>
+          <w:rFonts w:ascii="Calibri" w:cs="Calibri" w:eastAsia="Calibri" w:hAnsi="Calibri"/>
+          <w:b/>
+          <w:bCs/>
+          <w:sz w:val="22"/>
+          <w:szCs w:val="22"/>
+        </w:rPr>
+        <w:t xml:space="preserve">Shared</w:t>
+      </w:r>
+      <w:r>
+        <w:rPr>
+          <w:rFonts w:ascii="Calibri" w:cs="Calibri" w:eastAsia="Calibri" w:hAnsi="Calibri"/>
+          <w:sz w:val="22"/>
+          <w:szCs w:val="22"/>
+        </w:rPr>
+        <w:t xml:space="preserve"> or </w:t>
+      </w:r>
+      <w:r>
+        <w:rPr>
+          <w:rFonts w:ascii="Calibri" w:cs="Calibri" w:eastAsia="Calibri" w:hAnsi="Calibri"/>
+          <w:b/>
+          <w:bCs/>
+          <w:sz w:val="22"/>
+          <w:szCs w:val="22"/>
+        </w:rPr>
+        <w:t xml:space="preserve">Private</w:t>
+      </w:r>
+      <w:r>
+        <w:rPr>
+          <w:rFonts w:ascii="Calibri" w:cs="Calibri" w:eastAsia="Calibri" w:hAnsi="Calibri"/>
+          <w:sz w:val="22"/>
+          <w:szCs w:val="22"/>
+        </w:rPr>
+        <w:t xml:space="preserve">.</w:t>
+      </w:r>
+    </w:p>
+    <w:p>
+      <w:pPr>
+        <w:pStyle w:val="ListParagraph"/>
+        <w:numPr>
+          <w:ilvl w:val="0"/>
+          <w:numId w:val="15"/>
+        </w:numPr>
+        <w:spacing w:after="100" w:line="290"/>
+      </w:pPr>
+      <w:r>
+        <w:rPr>
+          <w:rFonts w:ascii="Calibri" w:cs="Calibri" w:eastAsia="Calibri" w:hAnsi="Calibri"/>
+          <w:sz w:val="22"/>
+          <w:szCs w:val="22"/>
+        </w:rPr>
+        <w:t xml:space="preserve">To go back to the Space rules, open </w:t>
+      </w:r>
+      <w:r>
+        <w:rPr>
+          <w:rFonts w:ascii="Calibri" w:cs="Calibri" w:eastAsia="Calibri" w:hAnsi="Calibri"/>
+          <w:b/>
+          <w:bCs/>
+          <w:sz w:val="22"/>
+          <w:szCs w:val="22"/>
+        </w:rPr>
+        <w:t xml:space="preserve">Share</w:t>
+      </w:r>
+      <w:r>
+        <w:rPr>
+          <w:rFonts w:ascii="Calibri" w:cs="Calibri" w:eastAsia="Calibri" w:hAnsi="Calibri"/>
+          <w:sz w:val="22"/>
+          <w:szCs w:val="22"/>
+        </w:rPr>
+        <w:t xml:space="preserve"> again and click </w:t>
+      </w:r>
+      <w:r>
+        <w:rPr>
+          <w:rFonts w:ascii="Calibri" w:cs="Calibri" w:eastAsia="Calibri" w:hAnsi="Calibri"/>
+          <w:b/>
+          <w:bCs/>
+          <w:sz w:val="22"/>
+          <w:szCs w:val="22"/>
+        </w:rPr>
+        <w:t xml:space="preserve">Reset to inherited</w:t>
+      </w:r>
+      <w:r>
+        <w:rPr>
+          <w:rFonts w:ascii="Calibri" w:cs="Calibri" w:eastAsia="Calibri" w:hAnsi="Calibri"/>
+          <w:sz w:val="22"/>
+          <w:szCs w:val="22"/>
+        </w:rPr>
+        <w:t xml:space="preserve">.</w:t>
+      </w:r>
+    </w:p>
+    <w:p>
+      <w:pPr>
+        <w:spacing w:after="100"/>
+      </w:pPr>
+    </w:p>
+    <w:p>
+      <w:pPr>
+        <w:keepNext/>
+        <w:spacing w:after="80" w:before="120"/>
+        <w:jc w:val="center"/>
+      </w:pPr>
+      <w:r>
+        <w:drawing>
+          <wp:inline distT="0" distB="0" distL="0" distR="0">
+            <wp:extent cx="4838700" cy="4095750"/>
+            <wp:effectExtent t="0" r="0" b="0" l="0"/>
+            <wp:docPr id="23" name="23-share" descr="The Sharing and permissions window" title="The Sharing and permissions window"/>
+            <wp:cNvGraphicFramePr>
+              <a:graphicFrameLocks xmlns:a="http://schemas.openxmlformats.org/drawingml/2006/main" noChangeAspect="1"/>
+            </wp:cNvGraphicFramePr>
+            <a:graphic xmlns:a="http://schemas.openxmlformats.org/drawingml/2006/main">
+              <a:graphicData uri="http://schemas.openxmlformats.org/drawingml/2006/picture">
+                <pic:pic xmlns:pic="http://schemas.openxmlformats.org/drawingml/2006/picture">
+                  <pic:nvPicPr>
+                    <pic:cNvPr id="0" name="" descr=""/>
+                    <pic:cNvPicPr>
+                      <a:picLocks noChangeAspect="1" noChangeArrowheads="1"/>
+                    </pic:cNvPicPr>
+                  </pic:nvPicPr>
+                  <pic:blipFill>
+                    <a:blip r:embed="rId30" cstate="none"/>
+                    <a:srcRect/>
+                    <a:stretch>
+                      <a:fillRect/>
+                    </a:stretch>
+                  </pic:blipFill>
+                  <pic:spPr bwMode="auto">
+                    <a:xfrm>
+                      <a:off x="0" y="0"/>
+                      <a:ext cx="4838700" cy="4095750"/>
+                    </a:xfrm>
+                    <a:prstGeom prst="rect">
+                      <a:avLst/>
+                    </a:prstGeom>
+                  </pic:spPr>
+                </pic:pic>
+              </a:graphicData>
+            </a:graphic>
+          </wp:inline>
+        </w:drawing>
+      </w:r>
+    </w:p>
+    <w:p>
+      <w:pPr>
+        <w:keepNext/>
+        <w:spacing w:after="120"/>
+        <w:jc w:val="center"/>
+      </w:pPr>
+      <w:r>
+        <w:rPr>
+          <w:rFonts w:ascii="Calibri" w:cs="Calibri" w:eastAsia="Calibri" w:hAnsi="Calibri"/>
+          <w:i/>
+          <w:iCs/>
+          <w:color w:val="555B6E"/>
+          <w:sz w:val="20"/>
+          <w:szCs w:val="20"/>
+        </w:rPr>
+        <w:t xml:space="preserve">The Sharing and permissions window of an Epic.</w:t>
+      </w:r>
+    </w:p>
+    <w:tbl>
+      <w:tblPr>
+        <w:tblW w:type="dxa" w:w="9638"/>
+        <w:tblBorders>
+          <w:top w:val="single" w:color="auto" w:sz="4"/>
+          <w:left w:val="single" w:color="auto" w:sz="4"/>
+          <w:bottom w:val="single" w:color="auto" w:sz="4"/>
+          <w:right w:val="single" w:color="auto" w:sz="4"/>
+          <w:insideH w:val="single" w:color="auto" w:sz="4"/>
+          <w:insideV w:val="single" w:color="auto" w:sz="4"/>
+        </w:tblBorders>
+      </w:tblPr>
+      <w:tblGrid>
+        <w:gridCol w:w="560"/>
+        <w:gridCol w:w="9078"/>
+      </w:tblGrid>
+      <w:tr>
+        <w:trPr>
+          <w:cantSplit/>
+        </w:trPr>
+        <w:tc>
+          <w:tcPr>
+            <w:tcW w:type="dxa" w:w="560"/>
+            <w:tcBorders>
+              <w:top w:val="none" w:color="FFFFFF" w:sz="0"/>
+              <w:left w:val="none" w:color="FFFFFF" w:sz="0"/>
+              <w:bottom w:val="none" w:color="FFFFFF" w:sz="0"/>
+              <w:right w:val="none" w:color="FFFFFF" w:sz="0"/>
+            </w:tcBorders>
+            <w:tcMar>
+              <w:top w:type="dxa" w:w="40"/>
+              <w:left w:type="dxa" w:w="40"/>
+              <w:bottom w:type="dxa" w:w="40"/>
+              <w:right w:type="dxa" w:w="60"/>
+            </w:tcMar>
+            <w:vAlign w:val="top"/>
+          </w:tcPr>
+          <w:p>
+            <w:pPr>
+              <w:jc w:val="center"/>
+            </w:pPr>
+            <w:r>
+              <w:rPr>
+                <w:rFonts w:ascii="Calibri" w:cs="Calibri" w:eastAsia="Calibri" w:hAnsi="Calibri"/>
+                <w:b/>
+                <w:bCs/>
+                <w:color w:val="FFFFFF"/>
+                <w:sz w:val="22"/>
+                <w:szCs w:val="22"/>
+                <w:shd w:fill="E11D48" w:color="auto" w:val="clear"/>
+              </w:rPr>
+              <w:t xml:space="preserve"> 1 </w:t>
+            </w:r>
+          </w:p>
+        </w:tc>
+        <w:tc>
+          <w:tcPr>
+            <w:tcW w:type="dxa" w:w="9078"/>
+            <w:tcBorders>
+              <w:top w:val="none" w:color="FFFFFF" w:sz="0"/>
+              <w:left w:val="none" w:color="FFFFFF" w:sz="0"/>
+              <w:bottom w:val="none" w:color="FFFFFF" w:sz="0"/>
+              <w:right w:val="none" w:color="FFFFFF" w:sz="0"/>
+            </w:tcBorders>
+            <w:tcMar>
+              <w:top w:type="dxa" w:w="40"/>
+              <w:left w:type="dxa" w:w="60"/>
+              <w:bottom w:type="dxa" w:w="40"/>
+              <w:right w:type="dxa" w:w="40"/>
+            </w:tcMar>
+          </w:tcPr>
+          <w:p>
+            <w:pPr>
+              <w:spacing w:after="0"/>
+            </w:pPr>
+            <w:r>
+              <w:rPr>
+                <w:rFonts w:ascii="Calibri" w:cs="Calibri" w:eastAsia="Calibri" w:hAnsi="Calibri"/>
+                <w:sz w:val="21"/>
+                <w:szCs w:val="21"/>
+              </w:rPr>
+              <w:t xml:space="preserve"/>
+            </w:r>
+            <w:r>
+              <w:rPr>
+                <w:rFonts w:ascii="Calibri" w:cs="Calibri" w:eastAsia="Calibri" w:hAnsi="Calibri"/>
+                <w:b/>
+                <w:bCs/>
+                <w:sz w:val="21"/>
+                <w:szCs w:val="21"/>
+              </w:rPr>
+              <w:t xml:space="preserve">Private</w:t>
+            </w:r>
+            <w:r>
+              <w:rPr>
+                <w:rFonts w:ascii="Calibri" w:cs="Calibri" w:eastAsia="Calibri" w:hAnsi="Calibri"/>
+                <w:sz w:val="21"/>
+                <w:szCs w:val="21"/>
+              </w:rPr>
+              <w:t xml:space="preserve">: Hides the item and everything under it from people who are not listed.</w:t>
+            </w:r>
+          </w:p>
+        </w:tc>
+      </w:tr>
+      <w:tr>
+        <w:trPr>
+          <w:cantSplit/>
+        </w:trPr>
+        <w:tc>
+          <w:tcPr>
+            <w:tcW w:type="dxa" w:w="560"/>
+            <w:tcBorders>
+              <w:top w:val="none" w:color="FFFFFF" w:sz="0"/>
+              <w:left w:val="none" w:color="FFFFFF" w:sz="0"/>
+              <w:bottom w:val="none" w:color="FFFFFF" w:sz="0"/>
+              <w:right w:val="none" w:color="FFFFFF" w:sz="0"/>
+            </w:tcBorders>
+            <w:tcMar>
+              <w:top w:type="dxa" w:w="40"/>
+              <w:left w:type="dxa" w:w="40"/>
+              <w:bottom w:type="dxa" w:w="40"/>
+              <w:right w:type="dxa" w:w="60"/>
+            </w:tcMar>
+            <w:vAlign w:val="top"/>
+          </w:tcPr>
+          <w:p>
+            <w:pPr>
+              <w:jc w:val="center"/>
+            </w:pPr>
+            <w:r>
+              <w:rPr>
+                <w:rFonts w:ascii="Calibri" w:cs="Calibri" w:eastAsia="Calibri" w:hAnsi="Calibri"/>
+                <w:b/>
+                <w:bCs/>
+                <w:color w:val="FFFFFF"/>
+                <w:sz w:val="22"/>
+                <w:szCs w:val="22"/>
+                <w:shd w:fill="E11D48" w:color="auto" w:val="clear"/>
+              </w:rPr>
+              <w:t xml:space="preserve"> 2 </w:t>
+            </w:r>
+          </w:p>
+        </w:tc>
+        <w:tc>
+          <w:tcPr>
+            <w:tcW w:type="dxa" w:w="9078"/>
+            <w:tcBorders>
+              <w:top w:val="none" w:color="FFFFFF" w:sz="0"/>
+              <w:left w:val="none" w:color="FFFFFF" w:sz="0"/>
+              <w:bottom w:val="none" w:color="FFFFFF" w:sz="0"/>
+              <w:right w:val="none" w:color="FFFFFF" w:sz="0"/>
+            </w:tcBorders>
+            <w:tcMar>
+              <w:top w:type="dxa" w:w="40"/>
+              <w:left w:type="dxa" w:w="60"/>
+              <w:bottom w:type="dxa" w:w="40"/>
+              <w:right w:type="dxa" w:w="40"/>
+            </w:tcMar>
+          </w:tcPr>
+          <w:p>
+            <w:pPr>
+              <w:spacing w:after="0"/>
+            </w:pPr>
+            <w:r>
+              <w:rPr>
+                <w:rFonts w:ascii="Calibri" w:cs="Calibri" w:eastAsia="Calibri" w:hAnsi="Calibri"/>
+                <w:sz w:val="21"/>
+                <w:szCs w:val="21"/>
+              </w:rPr>
+              <w:t xml:space="preserve"/>
+            </w:r>
+            <w:r>
+              <w:rPr>
+                <w:rFonts w:ascii="Calibri" w:cs="Calibri" w:eastAsia="Calibri" w:hAnsi="Calibri"/>
+                <w:b/>
+                <w:bCs/>
+                <w:sz w:val="21"/>
+                <w:szCs w:val="21"/>
+              </w:rPr>
+              <w:t xml:space="preserve">Add a person or team</w:t>
+            </w:r>
+            <w:r>
+              <w:rPr>
+                <w:rFonts w:ascii="Calibri" w:cs="Calibri" w:eastAsia="Calibri" w:hAnsi="Calibri"/>
+                <w:sz w:val="21"/>
+                <w:szCs w:val="21"/>
+              </w:rPr>
+              <w:t xml:space="preserve">: Choose who gets access.</w:t>
+            </w:r>
+          </w:p>
+        </w:tc>
+      </w:tr>
+      <w:tr>
+        <w:trPr>
+          <w:cantSplit/>
+        </w:trPr>
+        <w:tc>
+          <w:tcPr>
+            <w:tcW w:type="dxa" w:w="560"/>
+            <w:tcBorders>
+              <w:top w:val="none" w:color="FFFFFF" w:sz="0"/>
+              <w:left w:val="none" w:color="FFFFFF" w:sz="0"/>
+              <w:bottom w:val="none" w:color="FFFFFF" w:sz="0"/>
+              <w:right w:val="none" w:color="FFFFFF" w:sz="0"/>
+            </w:tcBorders>
+            <w:tcMar>
+              <w:top w:type="dxa" w:w="40"/>
+              <w:left w:type="dxa" w:w="40"/>
+              <w:bottom w:type="dxa" w:w="40"/>
+              <w:right w:type="dxa" w:w="60"/>
+            </w:tcMar>
+            <w:vAlign w:val="top"/>
+          </w:tcPr>
+          <w:p>
+            <w:pPr>
+              <w:jc w:val="center"/>
+            </w:pPr>
+            <w:r>
+              <w:rPr>
+                <w:rFonts w:ascii="Calibri" w:cs="Calibri" w:eastAsia="Calibri" w:hAnsi="Calibri"/>
+                <w:b/>
+                <w:bCs/>
+                <w:color w:val="FFFFFF"/>
+                <w:sz w:val="22"/>
+                <w:szCs w:val="22"/>
+                <w:shd w:fill="E11D48" w:color="auto" w:val="clear"/>
+              </w:rPr>
+              <w:t xml:space="preserve"> 3 </w:t>
+            </w:r>
+          </w:p>
+        </w:tc>
+        <w:tc>
+          <w:tcPr>
+            <w:tcW w:type="dxa" w:w="9078"/>
+            <w:tcBorders>
+              <w:top w:val="none" w:color="FFFFFF" w:sz="0"/>
+              <w:left w:val="none" w:color="FFFFFF" w:sz="0"/>
+              <w:bottom w:val="none" w:color="FFFFFF" w:sz="0"/>
+              <w:right w:val="none" w:color="FFFFFF" w:sz="0"/>
+            </w:tcBorders>
+            <w:tcMar>
+              <w:top w:type="dxa" w:w="40"/>
+              <w:left w:type="dxa" w:w="60"/>
+              <w:bottom w:type="dxa" w:w="40"/>
+              <w:right w:type="dxa" w:w="40"/>
+            </w:tcMar>
+          </w:tcPr>
+          <w:p>
+            <w:pPr>
+              <w:spacing w:after="0"/>
+            </w:pPr>
+            <w:r>
+              <w:rPr>
+                <w:rFonts w:ascii="Calibri" w:cs="Calibri" w:eastAsia="Calibri" w:hAnsi="Calibri"/>
+                <w:sz w:val="21"/>
+                <w:szCs w:val="21"/>
+              </w:rPr>
+              <w:t xml:space="preserve"/>
+            </w:r>
+            <w:r>
+              <w:rPr>
+                <w:rFonts w:ascii="Calibri" w:cs="Calibri" w:eastAsia="Calibri" w:hAnsi="Calibri"/>
+                <w:b/>
+                <w:bCs/>
+                <w:sz w:val="21"/>
+                <w:szCs w:val="21"/>
+              </w:rPr>
+              <w:t xml:space="preserve">Add</w:t>
+            </w:r>
+            <w:r>
+              <w:rPr>
+                <w:rFonts w:ascii="Calibri" w:cs="Calibri" w:eastAsia="Calibri" w:hAnsi="Calibri"/>
+                <w:sz w:val="21"/>
+                <w:szCs w:val="21"/>
+              </w:rPr>
+              <w:t xml:space="preserve">: Puts the person on the list with the selected role.</w:t>
+            </w:r>
+          </w:p>
+        </w:tc>
+      </w:tr>
+      <w:tr>
+        <w:trPr>
+          <w:cantSplit/>
+        </w:trPr>
+        <w:tc>
+          <w:tcPr>
+            <w:tcW w:type="dxa" w:w="560"/>
+            <w:tcBorders>
+              <w:top w:val="none" w:color="FFFFFF" w:sz="0"/>
+              <w:left w:val="none" w:color="FFFFFF" w:sz="0"/>
+              <w:bottom w:val="none" w:color="FFFFFF" w:sz="0"/>
+              <w:right w:val="none" w:color="FFFFFF" w:sz="0"/>
+            </w:tcBorders>
+            <w:tcMar>
+              <w:top w:type="dxa" w:w="40"/>
+              <w:left w:type="dxa" w:w="40"/>
+              <w:bottom w:type="dxa" w:w="40"/>
+              <w:right w:type="dxa" w:w="60"/>
+            </w:tcMar>
+            <w:vAlign w:val="top"/>
+          </w:tcPr>
+          <w:p>
+            <w:pPr>
+              <w:jc w:val="center"/>
+            </w:pPr>
+            <w:r>
+              <w:rPr>
+                <w:rFonts w:ascii="Calibri" w:cs="Calibri" w:eastAsia="Calibri" w:hAnsi="Calibri"/>
+                <w:b/>
+                <w:bCs/>
+                <w:color w:val="FFFFFF"/>
+                <w:sz w:val="22"/>
+                <w:szCs w:val="22"/>
+                <w:shd w:fill="E11D48" w:color="auto" w:val="clear"/>
+              </w:rPr>
+              <w:t xml:space="preserve"> 4 </w:t>
+            </w:r>
+          </w:p>
+        </w:tc>
+        <w:tc>
+          <w:tcPr>
+            <w:tcW w:type="dxa" w:w="9078"/>
+            <w:tcBorders>
+              <w:top w:val="none" w:color="FFFFFF" w:sz="0"/>
+              <w:left w:val="none" w:color="FFFFFF" w:sz="0"/>
+              <w:bottom w:val="none" w:color="FFFFFF" w:sz="0"/>
+              <w:right w:val="none" w:color="FFFFFF" w:sz="0"/>
+            </w:tcBorders>
+            <w:tcMar>
+              <w:top w:type="dxa" w:w="40"/>
+              <w:left w:type="dxa" w:w="60"/>
+              <w:bottom w:type="dxa" w:w="40"/>
+              <w:right w:type="dxa" w:w="40"/>
+            </w:tcMar>
+          </w:tcPr>
+          <w:p>
+            <w:pPr>
+              <w:spacing w:after="0"/>
+            </w:pPr>
+            <w:r>
+              <w:rPr>
+                <w:rFonts w:ascii="Calibri" w:cs="Calibri" w:eastAsia="Calibri" w:hAnsi="Calibri"/>
+                <w:sz w:val="21"/>
+                <w:szCs w:val="21"/>
+              </w:rPr>
+              <w:t xml:space="preserve"/>
+            </w:r>
+            <w:r>
+              <w:rPr>
+                <w:rFonts w:ascii="Calibri" w:cs="Calibri" w:eastAsia="Calibri" w:hAnsi="Calibri"/>
+                <w:b/>
+                <w:bCs/>
+                <w:sz w:val="21"/>
+                <w:szCs w:val="21"/>
+              </w:rPr>
+              <w:t xml:space="preserve">Save</w:t>
+            </w:r>
+            <w:r>
+              <w:rPr>
+                <w:rFonts w:ascii="Calibri" w:cs="Calibri" w:eastAsia="Calibri" w:hAnsi="Calibri"/>
+                <w:sz w:val="21"/>
+                <w:szCs w:val="21"/>
+              </w:rPr>
+              <w:t xml:space="preserve">: Applies the settings.</w:t>
+            </w:r>
+          </w:p>
+        </w:tc>
+      </w:tr>
+    </w:tbl>
+    <w:p>
+      <w:pPr>
+        <w:spacing w:after="200"/>
+      </w:pPr>
+    </w:p>
+    <w:tbl>
+      <w:tblPr>
+        <w:tblW w:type="dxa" w:w="9638"/>
+        <w:tblBorders>
+          <w:top w:val="single" w:color="auto" w:sz="4"/>
+          <w:left w:val="single" w:color="auto" w:sz="4"/>
+          <w:bottom w:val="single" w:color="auto" w:sz="4"/>
+          <w:right w:val="single" w:color="auto" w:sz="4"/>
+          <w:insideH w:val="single" w:color="auto" w:sz="4"/>
+          <w:insideV w:val="single" w:color="auto" w:sz="4"/>
+        </w:tblBorders>
+      </w:tblPr>
+      <w:tblGrid>
+        <w:gridCol w:w="9638"/>
+      </w:tblGrid>
+      <w:tr>
+        <w:trPr>
+          <w:cantSplit/>
+        </w:trPr>
+        <w:tc>
+          <w:tcPr>
+            <w:tcW w:type="dxa" w:w="9638"/>
+            <w:tcBorders>
+              <w:top w:val="none" w:color="FFFFFF" w:sz="0"/>
+              <w:left w:val="single" w:color="0EA5E9" w:sz="24"/>
+              <w:bottom w:val="none" w:color="FFFFFF" w:sz="0"/>
+              <w:right w:val="none" w:color="FFFFFF" w:sz="0"/>
+            </w:tcBorders>
+            <w:shd w:fill="E8F3FB" w:color="auto" w:val="clear"/>
+            <w:tcMar>
+              <w:top w:type="dxa" w:w="100"/>
+              <w:left w:type="dxa" w:w="180"/>
+              <w:bottom w:type="dxa" w:w="100"/>
+              <w:right w:type="dxa" w:w="140"/>
+            </w:tcMar>
+          </w:tcPr>
+          <w:p>
+            <w:pPr>
+              <w:spacing w:after="0" w:line="290"/>
+            </w:pPr>
+            <w:r>
+              <w:rPr>
+                <w:rFonts w:ascii="Calibri" w:cs="Calibri" w:eastAsia="Calibri" w:hAnsi="Calibri"/>
+                <w:b/>
+                <w:bCs/>
+                <w:sz w:val="22"/>
+                <w:szCs w:val="22"/>
+              </w:rPr>
+              <w:t xml:space="preserve">Note: </w:t>
+            </w:r>
+            <w:r>
+              <w:rPr>
+                <w:rFonts w:ascii="Calibri" w:cs="Calibri" w:eastAsia="Calibri" w:hAnsi="Calibri"/>
+                <w:sz w:val="22"/>
+                <w:szCs w:val="22"/>
+              </w:rPr>
+              <w:t xml:space="preserve">Sub-Tasks and child Tasks </w:t>
+            </w:r>
+            <w:r>
+              <w:rPr>
+                <w:rFonts w:ascii="Calibri" w:cs="Calibri" w:eastAsia="Calibri" w:hAnsi="Calibri"/>
+                <w:b/>
+                <w:bCs/>
+                <w:sz w:val="22"/>
+                <w:szCs w:val="22"/>
+              </w:rPr>
+              <w:t xml:space="preserve">inherit</w:t>
+            </w:r>
+            <w:r>
+              <w:rPr>
+                <w:rFonts w:ascii="Calibri" w:cs="Calibri" w:eastAsia="Calibri" w:hAnsi="Calibri"/>
+                <w:sz w:val="22"/>
+                <w:szCs w:val="22"/>
+              </w:rPr>
+              <w:t xml:space="preserve"> the settings of the item above them. A child can have its own settings, and then those win.</w:t>
+            </w:r>
+          </w:p>
+        </w:tc>
+      </w:tr>
+    </w:tbl>
+    <w:p>
+      <w:pPr>
+        <w:spacing w:after="160"/>
+      </w:pPr>
+    </w:p>
+    <w:tbl>
+      <w:tblPr>
+        <w:tblW w:type="dxa" w:w="9638"/>
+        <w:tblBorders>
+          <w:top w:val="single" w:color="auto" w:sz="4"/>
+          <w:left w:val="single" w:color="auto" w:sz="4"/>
+          <w:bottom w:val="single" w:color="auto" w:sz="4"/>
+          <w:right w:val="single" w:color="auto" w:sz="4"/>
+          <w:insideH w:val="single" w:color="auto" w:sz="4"/>
+          <w:insideV w:val="single" w:color="auto" w:sz="4"/>
+        </w:tblBorders>
+      </w:tblPr>
+      <w:tblGrid>
+        <w:gridCol w:w="9638"/>
+      </w:tblGrid>
+      <w:tr>
+        <w:trPr>
+          <w:cantSplit/>
+        </w:trPr>
+        <w:tc>
+          <w:tcPr>
+            <w:tcW w:type="dxa" w:w="9638"/>
+            <w:tcBorders>
+              <w:top w:val="none" w:color="FFFFFF" w:sz="0"/>
+              <w:left w:val="single" w:color="F59E0B" w:sz="24"/>
+              <w:bottom w:val="none" w:color="FFFFFF" w:sz="0"/>
+              <w:right w:val="none" w:color="FFFFFF" w:sz="0"/>
+            </w:tcBorders>
+            <w:shd w:fill="FFF4DC" w:color="auto" w:val="clear"/>
+            <w:tcMar>
+              <w:top w:type="dxa" w:w="100"/>
+              <w:left w:type="dxa" w:w="180"/>
+              <w:bottom w:type="dxa" w:w="100"/>
+              <w:right w:type="dxa" w:w="140"/>
+            </w:tcMar>
+          </w:tcPr>
+          <w:p>
+            <w:pPr>
+              <w:spacing w:after="0" w:line="290"/>
+            </w:pPr>
+            <w:r>
+              <w:rPr>
+                <w:rFonts w:ascii="Calibri" w:cs="Calibri" w:eastAsia="Calibri" w:hAnsi="Calibri"/>
+                <w:b/>
+                <w:bCs/>
+                <w:sz w:val="22"/>
+                <w:szCs w:val="22"/>
+              </w:rPr>
+              <w:t xml:space="preserve">Warning: </w:t>
+            </w:r>
+            <w:r>
+              <w:rPr>
+                <w:rFonts w:ascii="Calibri" w:cs="Calibri" w:eastAsia="Calibri" w:hAnsi="Calibri"/>
+                <w:sz w:val="22"/>
+                <w:szCs w:val="22"/>
+              </w:rPr>
+              <w:t xml:space="preserve">You cannot give someone more rights than you have yourself. To share an item with someone who is not in a private Space, first add them to that Space.</w:t>
+            </w:r>
+          </w:p>
+        </w:tc>
+      </w:tr>
+    </w:tbl>
+    <w:p>
+      <w:pPr>
+        <w:spacing w:after="160"/>
+      </w:pPr>
+    </w:p>
+    <w:p>
+      <w:pPr>
+        <w:pStyle w:val="Heading1"/>
+        <w:keepNext/>
+      </w:pPr>
+      <w:r>
+        <w:rPr>
+          <w:rFonts w:ascii="Calibri" w:cs="Calibri" w:eastAsia="Calibri" w:hAnsi="Calibri"/>
+          <w:b/>
+          <w:bCs/>
+          <w:color w:val="3B2A9E"/>
+          <w:sz w:val="34"/>
+          <w:szCs w:val="34"/>
+        </w:rPr>
+        <w:t xml:space="preserve">13. Roles and permissions (Settings)</w:t>
+      </w:r>
+    </w:p>
+    <w:p>
+      <w:pPr>
+        <w:spacing w:after="140" w:line="300"/>
+      </w:pPr>
+      <w:r>
+        <w:rPr>
+          <w:rFonts w:ascii="Calibri" w:cs="Calibri" w:eastAsia="Calibri" w:hAnsi="Calibri"/>
+          <w:sz w:val="22"/>
+          <w:szCs w:val="22"/>
+        </w:rPr>
+        <w:t xml:space="preserve">Administrators decide what each role can do in </w:t>
+      </w:r>
+      <w:r>
+        <w:rPr>
+          <w:rFonts w:ascii="Calibri" w:cs="Calibri" w:eastAsia="Calibri" w:hAnsi="Calibri"/>
+          <w:b/>
+          <w:bCs/>
+          <w:sz w:val="22"/>
+          <w:szCs w:val="22"/>
+        </w:rPr>
+        <w:t xml:space="preserve">Settings → Roles</w:t>
+      </w:r>
+      <w:r>
+        <w:rPr>
+          <w:rFonts w:ascii="Calibri" w:cs="Calibri" w:eastAsia="Calibri" w:hAnsi="Calibri"/>
+          <w:sz w:val="22"/>
+          <w:szCs w:val="22"/>
+        </w:rPr>
+        <w:t xml:space="preserve">. Changes apply immediately.</w:t>
+      </w:r>
+    </w:p>
+    <w:p>
+      <w:pPr>
+        <w:pStyle w:val="ListParagraph"/>
+        <w:numPr>
+          <w:ilvl w:val="0"/>
+          <w:numId w:val="16"/>
+        </w:numPr>
+        <w:spacing w:after="100" w:line="290"/>
+      </w:pPr>
+      <w:r>
+        <w:rPr>
+          <w:rFonts w:ascii="Calibri" w:cs="Calibri" w:eastAsia="Calibri" w:hAnsi="Calibri"/>
+          <w:sz w:val="22"/>
+          <w:szCs w:val="22"/>
+        </w:rPr>
+        <w:t xml:space="preserve">Open </w:t>
+      </w:r>
+      <w:r>
+        <w:rPr>
+          <w:rFonts w:ascii="Calibri" w:cs="Calibri" w:eastAsia="Calibri" w:hAnsi="Calibri"/>
+          <w:b/>
+          <w:bCs/>
+          <w:sz w:val="22"/>
+          <w:szCs w:val="22"/>
+        </w:rPr>
+        <w:t xml:space="preserve">Settings</w:t>
+      </w:r>
+      <w:r>
+        <w:rPr>
+          <w:rFonts w:ascii="Calibri" w:cs="Calibri" w:eastAsia="Calibri" w:hAnsi="Calibri"/>
+          <w:sz w:val="22"/>
+          <w:szCs w:val="22"/>
+        </w:rPr>
+        <w:t xml:space="preserve"> and click </w:t>
+      </w:r>
+      <w:r>
+        <w:rPr>
+          <w:rFonts w:ascii="Calibri" w:cs="Calibri" w:eastAsia="Calibri" w:hAnsi="Calibri"/>
+          <w:b/>
+          <w:bCs/>
+          <w:sz w:val="22"/>
+          <w:szCs w:val="22"/>
+        </w:rPr>
+        <w:t xml:space="preserve">Roles</w:t>
+      </w:r>
+      <w:r>
+        <w:rPr>
+          <w:rFonts w:ascii="Calibri" w:cs="Calibri" w:eastAsia="Calibri" w:hAnsi="Calibri"/>
+          <w:sz w:val="22"/>
+          <w:szCs w:val="22"/>
+        </w:rPr>
+        <w:t xml:space="preserve">.</w:t>
+      </w:r>
+    </w:p>
+    <w:p>
+      <w:pPr>
+        <w:pStyle w:val="ListParagraph"/>
+        <w:numPr>
+          <w:ilvl w:val="0"/>
+          <w:numId w:val="16"/>
+        </w:numPr>
+        <w:spacing w:after="100" w:line="290"/>
+      </w:pPr>
+      <w:r>
+        <w:rPr>
+          <w:rFonts w:ascii="Calibri" w:cs="Calibri" w:eastAsia="Calibri" w:hAnsi="Calibri"/>
+          <w:sz w:val="22"/>
+          <w:szCs w:val="22"/>
+        </w:rPr>
+        <w:t xml:space="preserve">Choose </w:t>
+      </w:r>
+      <w:r>
+        <w:rPr>
+          <w:rFonts w:ascii="Calibri" w:cs="Calibri" w:eastAsia="Calibri" w:hAnsi="Calibri"/>
+          <w:b/>
+          <w:bCs/>
+          <w:sz w:val="22"/>
+          <w:szCs w:val="22"/>
+        </w:rPr>
+        <w:t xml:space="preserve">Space roles</w:t>
+      </w:r>
+      <w:r>
+        <w:rPr>
+          <w:rFonts w:ascii="Calibri" w:cs="Calibri" w:eastAsia="Calibri" w:hAnsi="Calibri"/>
+          <w:sz w:val="22"/>
+          <w:szCs w:val="22"/>
+        </w:rPr>
+        <w:t xml:space="preserve"> (rights inside a Space) or </w:t>
+      </w:r>
+      <w:r>
+        <w:rPr>
+          <w:rFonts w:ascii="Calibri" w:cs="Calibri" w:eastAsia="Calibri" w:hAnsi="Calibri"/>
+          <w:b/>
+          <w:bCs/>
+          <w:sz w:val="22"/>
+          <w:szCs w:val="22"/>
+        </w:rPr>
+        <w:t xml:space="preserve">Workspace roles</w:t>
+      </w:r>
+      <w:r>
+        <w:rPr>
+          <w:rFonts w:ascii="Calibri" w:cs="Calibri" w:eastAsia="Calibri" w:hAnsi="Calibri"/>
+          <w:sz w:val="22"/>
+          <w:szCs w:val="22"/>
+        </w:rPr>
+        <w:t xml:space="preserve"> (rights in the whole workspace).</w:t>
+      </w:r>
+    </w:p>
+    <w:p>
+      <w:pPr>
+        <w:pStyle w:val="ListParagraph"/>
+        <w:numPr>
+          <w:ilvl w:val="0"/>
+          <w:numId w:val="16"/>
+        </w:numPr>
+        <w:spacing w:after="100" w:line="290"/>
+      </w:pPr>
+      <w:r>
+        <w:rPr>
+          <w:rFonts w:ascii="Calibri" w:cs="Calibri" w:eastAsia="Calibri" w:hAnsi="Calibri"/>
+          <w:sz w:val="22"/>
+          <w:szCs w:val="22"/>
+        </w:rPr>
+        <w:t xml:space="preserve">Tick or untick a box to change a role. Each row is one permission.</w:t>
+      </w:r>
+    </w:p>
+    <w:p>
+      <w:pPr>
+        <w:pStyle w:val="ListParagraph"/>
+        <w:numPr>
+          <w:ilvl w:val="0"/>
+          <w:numId w:val="16"/>
+        </w:numPr>
+        <w:spacing w:after="100" w:line="290"/>
+      </w:pPr>
+      <w:r>
+        <w:rPr>
+          <w:rFonts w:ascii="Calibri" w:cs="Calibri" w:eastAsia="Calibri" w:hAnsi="Calibri"/>
+          <w:sz w:val="22"/>
+          <w:szCs w:val="22"/>
+        </w:rPr>
+        <w:t xml:space="preserve">Click </w:t>
+      </w:r>
+      <w:r>
+        <w:rPr>
+          <w:rFonts w:ascii="Calibri" w:cs="Calibri" w:eastAsia="Calibri" w:hAnsi="Calibri"/>
+          <w:b/>
+          <w:bCs/>
+          <w:sz w:val="22"/>
+          <w:szCs w:val="22"/>
+        </w:rPr>
+        <w:t xml:space="preserve">New role</w:t>
+      </w:r>
+      <w:r>
+        <w:rPr>
+          <w:rFonts w:ascii="Calibri" w:cs="Calibri" w:eastAsia="Calibri" w:hAnsi="Calibri"/>
+          <w:sz w:val="22"/>
+          <w:szCs w:val="22"/>
+        </w:rPr>
+        <w:t xml:space="preserve"> to create your own role (for example </w:t>
+      </w:r>
+      <w:r>
+        <w:rPr>
+          <w:rFonts w:ascii="Calibri" w:cs="Calibri" w:eastAsia="Calibri" w:hAnsi="Calibri"/>
+          <w:b/>
+          <w:bCs/>
+          <w:sz w:val="22"/>
+          <w:szCs w:val="22"/>
+        </w:rPr>
+        <w:t xml:space="preserve">QA Engineer</w:t>
+      </w:r>
+      <w:r>
+        <w:rPr>
+          <w:rFonts w:ascii="Calibri" w:cs="Calibri" w:eastAsia="Calibri" w:hAnsi="Calibri"/>
+          <w:sz w:val="22"/>
+          <w:szCs w:val="22"/>
+        </w:rPr>
+        <w:t xml:space="preserve">). You can start from an existing role.</w:t>
+      </w:r>
+    </w:p>
+    <w:p>
+      <w:pPr>
+        <w:pStyle w:val="ListParagraph"/>
+        <w:numPr>
+          <w:ilvl w:val="0"/>
+          <w:numId w:val="16"/>
+        </w:numPr>
+        <w:spacing w:after="100" w:line="290"/>
+      </w:pPr>
+      <w:r>
+        <w:rPr>
+          <w:rFonts w:ascii="Calibri" w:cs="Calibri" w:eastAsia="Calibri" w:hAnsi="Calibri"/>
+          <w:sz w:val="22"/>
+          <w:szCs w:val="22"/>
+        </w:rPr>
+        <w:t xml:space="preserve">Use the </w:t>
+      </w:r>
+      <w:r>
+        <w:rPr>
+          <w:rFonts w:ascii="Calibri" w:cs="Calibri" w:eastAsia="Calibri" w:hAnsi="Calibri"/>
+          <w:b/>
+          <w:bCs/>
+          <w:sz w:val="22"/>
+          <w:szCs w:val="22"/>
+        </w:rPr>
+        <w:t xml:space="preserve">⋯</w:t>
+      </w:r>
+      <w:r>
+        <w:rPr>
+          <w:rFonts w:ascii="Calibri" w:cs="Calibri" w:eastAsia="Calibri" w:hAnsi="Calibri"/>
+          <w:sz w:val="22"/>
+          <w:szCs w:val="22"/>
+        </w:rPr>
+        <w:t xml:space="preserve"> menu on a column to rename or delete a custom role, or reset a built-in role to its defaults.</w:t>
+      </w:r>
+    </w:p>
+    <w:p>
+      <w:pPr>
+        <w:spacing w:after="100"/>
+      </w:pPr>
+    </w:p>
+    <w:p>
+      <w:pPr>
+        <w:keepNext/>
+        <w:spacing w:after="80" w:before="120"/>
+        <w:jc w:val="center"/>
+      </w:pPr>
+      <w:r>
+        <w:drawing>
+          <wp:inline distT="0" distB="0" distL="0" distR="0">
+            <wp:extent cx="5715000" cy="3571875"/>
+            <wp:effectExtent t="0" r="0" b="0" l="0"/>
+            <wp:docPr id="24" name="24-roles" descr="The roles and permissions table" title="The roles and permissions table"/>
+            <wp:cNvGraphicFramePr>
+              <a:graphicFrameLocks xmlns:a="http://schemas.openxmlformats.org/drawingml/2006/main" noChangeAspect="1"/>
+            </wp:cNvGraphicFramePr>
+            <a:graphic xmlns:a="http://schemas.openxmlformats.org/drawingml/2006/main">
+              <a:graphicData uri="http://schemas.openxmlformats.org/drawingml/2006/picture">
+                <pic:pic xmlns:pic="http://schemas.openxmlformats.org/drawingml/2006/picture">
+                  <pic:nvPicPr>
+                    <pic:cNvPr id="0" name="" descr=""/>
+                    <pic:cNvPicPr>
+                      <a:picLocks noChangeAspect="1" noChangeArrowheads="1"/>
+                    </pic:cNvPicPr>
+                  </pic:nvPicPr>
+                  <pic:blipFill>
+                    <a:blip r:embed="rId31" cstate="none"/>
+                    <a:srcRect/>
+                    <a:stretch>
+                      <a:fillRect/>
+                    </a:stretch>
+                  </pic:blipFill>
+                  <pic:spPr bwMode="auto">
+                    <a:xfrm>
+                      <a:off x="0" y="0"/>
+                      <a:ext cx="5715000" cy="3571875"/>
+                    </a:xfrm>
+                    <a:prstGeom prst="rect">
+                      <a:avLst/>
+                    </a:prstGeom>
+                  </pic:spPr>
+                </pic:pic>
+              </a:graphicData>
+            </a:graphic>
+          </wp:inline>
+        </w:drawing>
+      </w:r>
+    </w:p>
+    <w:p>
+      <w:pPr>
+        <w:keepNext/>
+        <w:spacing w:after="120"/>
+        <w:jc w:val="center"/>
+      </w:pPr>
+      <w:r>
+        <w:rPr>
+          <w:rFonts w:ascii="Calibri" w:cs="Calibri" w:eastAsia="Calibri" w:hAnsi="Calibri"/>
+          <w:i/>
+          <w:iCs/>
+          <w:color w:val="555B6E"/>
+          <w:sz w:val="20"/>
+          <w:szCs w:val="20"/>
+        </w:rPr>
+        <w:t xml:space="preserve">The Roles page with one column per role.</w:t>
+      </w:r>
+    </w:p>
+    <w:tbl>
+      <w:tblPr>
+        <w:tblW w:type="dxa" w:w="9638"/>
+        <w:tblBorders>
+          <w:top w:val="single" w:color="auto" w:sz="4"/>
+          <w:left w:val="single" w:color="auto" w:sz="4"/>
+          <w:bottom w:val="single" w:color="auto" w:sz="4"/>
+          <w:right w:val="single" w:color="auto" w:sz="4"/>
+          <w:insideH w:val="single" w:color="auto" w:sz="4"/>
+          <w:insideV w:val="single" w:color="auto" w:sz="4"/>
+        </w:tblBorders>
+      </w:tblPr>
+      <w:tblGrid>
+        <w:gridCol w:w="560"/>
+        <w:gridCol w:w="9078"/>
+      </w:tblGrid>
+      <w:tr>
+        <w:trPr>
+          <w:cantSplit/>
+        </w:trPr>
+        <w:tc>
+          <w:tcPr>
+            <w:tcW w:type="dxa" w:w="560"/>
+            <w:tcBorders>
+              <w:top w:val="none" w:color="FFFFFF" w:sz="0"/>
+              <w:left w:val="none" w:color="FFFFFF" w:sz="0"/>
+              <w:bottom w:val="none" w:color="FFFFFF" w:sz="0"/>
+              <w:right w:val="none" w:color="FFFFFF" w:sz="0"/>
+            </w:tcBorders>
+            <w:tcMar>
+              <w:top w:type="dxa" w:w="40"/>
+              <w:left w:type="dxa" w:w="40"/>
+              <w:bottom w:type="dxa" w:w="40"/>
+              <w:right w:type="dxa" w:w="60"/>
+            </w:tcMar>
+            <w:vAlign w:val="top"/>
+          </w:tcPr>
+          <w:p>
+            <w:pPr>
+              <w:jc w:val="center"/>
+            </w:pPr>
+            <w:r>
+              <w:rPr>
+                <w:rFonts w:ascii="Calibri" w:cs="Calibri" w:eastAsia="Calibri" w:hAnsi="Calibri"/>
+                <w:b/>
+                <w:bCs/>
+                <w:color w:val="FFFFFF"/>
+                <w:sz w:val="22"/>
+                <w:szCs w:val="22"/>
+                <w:shd w:fill="E11D48" w:color="auto" w:val="clear"/>
+              </w:rPr>
+              <w:t xml:space="preserve"> 1 </w:t>
+            </w:r>
+          </w:p>
+        </w:tc>
+        <w:tc>
+          <w:tcPr>
+            <w:tcW w:type="dxa" w:w="9078"/>
+            <w:tcBorders>
+              <w:top w:val="none" w:color="FFFFFF" w:sz="0"/>
+              <w:left w:val="none" w:color="FFFFFF" w:sz="0"/>
+              <w:bottom w:val="none" w:color="FFFFFF" w:sz="0"/>
+              <w:right w:val="none" w:color="FFFFFF" w:sz="0"/>
+            </w:tcBorders>
+            <w:tcMar>
+              <w:top w:type="dxa" w:w="40"/>
+              <w:left w:type="dxa" w:w="60"/>
+              <w:bottom w:type="dxa" w:w="40"/>
+              <w:right w:type="dxa" w:w="40"/>
+            </w:tcMar>
+          </w:tcPr>
+          <w:p>
+            <w:pPr>
+              <w:spacing w:after="0"/>
+            </w:pPr>
+            <w:r>
+              <w:rPr>
+                <w:rFonts w:ascii="Calibri" w:cs="Calibri" w:eastAsia="Calibri" w:hAnsi="Calibri"/>
+                <w:sz w:val="21"/>
+                <w:szCs w:val="21"/>
+              </w:rPr>
+              <w:t xml:space="preserve"/>
+            </w:r>
+            <w:r>
+              <w:rPr>
+                <w:rFonts w:ascii="Calibri" w:cs="Calibri" w:eastAsia="Calibri" w:hAnsi="Calibri"/>
+                <w:b/>
+                <w:bCs/>
+                <w:sz w:val="21"/>
+                <w:szCs w:val="21"/>
+              </w:rPr>
+              <w:t xml:space="preserve">Space roles / Workspace roles</w:t>
+            </w:r>
+            <w:r>
+              <w:rPr>
+                <w:rFonts w:ascii="Calibri" w:cs="Calibri" w:eastAsia="Calibri" w:hAnsi="Calibri"/>
+                <w:sz w:val="21"/>
+                <w:szCs w:val="21"/>
+              </w:rPr>
+              <w:t xml:space="preserve">: Switches between the two kinds of roles.</w:t>
+            </w:r>
+          </w:p>
+        </w:tc>
+      </w:tr>
+      <w:tr>
+        <w:trPr>
+          <w:cantSplit/>
+        </w:trPr>
+        <w:tc>
+          <w:tcPr>
+            <w:tcW w:type="dxa" w:w="560"/>
+            <w:tcBorders>
+              <w:top w:val="none" w:color="FFFFFF" w:sz="0"/>
+              <w:left w:val="none" w:color="FFFFFF" w:sz="0"/>
+              <w:bottom w:val="none" w:color="FFFFFF" w:sz="0"/>
+              <w:right w:val="none" w:color="FFFFFF" w:sz="0"/>
+            </w:tcBorders>
+            <w:tcMar>
+              <w:top w:type="dxa" w:w="40"/>
+              <w:left w:type="dxa" w:w="40"/>
+              <w:bottom w:type="dxa" w:w="40"/>
+              <w:right w:type="dxa" w:w="60"/>
+            </w:tcMar>
+            <w:vAlign w:val="top"/>
+          </w:tcPr>
+          <w:p>
+            <w:pPr>
+              <w:jc w:val="center"/>
+            </w:pPr>
+            <w:r>
+              <w:rPr>
+                <w:rFonts w:ascii="Calibri" w:cs="Calibri" w:eastAsia="Calibri" w:hAnsi="Calibri"/>
+                <w:b/>
+                <w:bCs/>
+                <w:color w:val="FFFFFF"/>
+                <w:sz w:val="22"/>
+                <w:szCs w:val="22"/>
+                <w:shd w:fill="E11D48" w:color="auto" w:val="clear"/>
+              </w:rPr>
+              <w:t xml:space="preserve"> 2 </w:t>
+            </w:r>
+          </w:p>
+        </w:tc>
+        <w:tc>
+          <w:tcPr>
+            <w:tcW w:type="dxa" w:w="9078"/>
+            <w:tcBorders>
+              <w:top w:val="none" w:color="FFFFFF" w:sz="0"/>
+              <w:left w:val="none" w:color="FFFFFF" w:sz="0"/>
+              <w:bottom w:val="none" w:color="FFFFFF" w:sz="0"/>
+              <w:right w:val="none" w:color="FFFFFF" w:sz="0"/>
+            </w:tcBorders>
+            <w:tcMar>
+              <w:top w:type="dxa" w:w="40"/>
+              <w:left w:type="dxa" w:w="60"/>
+              <w:bottom w:type="dxa" w:w="40"/>
+              <w:right w:type="dxa" w:w="40"/>
+            </w:tcMar>
+          </w:tcPr>
+          <w:p>
+            <w:pPr>
+              <w:spacing w:after="0"/>
+            </w:pPr>
+            <w:r>
+              <w:rPr>
+                <w:rFonts w:ascii="Calibri" w:cs="Calibri" w:eastAsia="Calibri" w:hAnsi="Calibri"/>
+                <w:sz w:val="21"/>
+                <w:szCs w:val="21"/>
+              </w:rPr>
+              <w:t xml:space="preserve"/>
+            </w:r>
+            <w:r>
+              <w:rPr>
+                <w:rFonts w:ascii="Calibri" w:cs="Calibri" w:eastAsia="Calibri" w:hAnsi="Calibri"/>
+                <w:b/>
+                <w:bCs/>
+                <w:sz w:val="21"/>
+                <w:szCs w:val="21"/>
+              </w:rPr>
+              <w:t xml:space="preserve">New role</w:t>
+            </w:r>
+            <w:r>
+              <w:rPr>
+                <w:rFonts w:ascii="Calibri" w:cs="Calibri" w:eastAsia="Calibri" w:hAnsi="Calibri"/>
+                <w:sz w:val="21"/>
+                <w:szCs w:val="21"/>
+              </w:rPr>
+              <w:t xml:space="preserve">: Creates a custom role.</w:t>
+            </w:r>
+          </w:p>
+        </w:tc>
+      </w:tr>
+      <w:tr>
+        <w:trPr>
+          <w:cantSplit/>
+        </w:trPr>
+        <w:tc>
+          <w:tcPr>
+            <w:tcW w:type="dxa" w:w="560"/>
+            <w:tcBorders>
+              <w:top w:val="none" w:color="FFFFFF" w:sz="0"/>
+              <w:left w:val="none" w:color="FFFFFF" w:sz="0"/>
+              <w:bottom w:val="none" w:color="FFFFFF" w:sz="0"/>
+              <w:right w:val="none" w:color="FFFFFF" w:sz="0"/>
+            </w:tcBorders>
+            <w:tcMar>
+              <w:top w:type="dxa" w:w="40"/>
+              <w:left w:type="dxa" w:w="40"/>
+              <w:bottom w:type="dxa" w:w="40"/>
+              <w:right w:type="dxa" w:w="60"/>
+            </w:tcMar>
+            <w:vAlign w:val="top"/>
+          </w:tcPr>
+          <w:p>
+            <w:pPr>
+              <w:jc w:val="center"/>
+            </w:pPr>
+            <w:r>
+              <w:rPr>
+                <w:rFonts w:ascii="Calibri" w:cs="Calibri" w:eastAsia="Calibri" w:hAnsi="Calibri"/>
+                <w:b/>
+                <w:bCs/>
+                <w:color w:val="FFFFFF"/>
+                <w:sz w:val="22"/>
+                <w:szCs w:val="22"/>
+                <w:shd w:fill="E11D48" w:color="auto" w:val="clear"/>
+              </w:rPr>
+              <w:t xml:space="preserve"> 3 </w:t>
+            </w:r>
+          </w:p>
+        </w:tc>
+        <w:tc>
+          <w:tcPr>
+            <w:tcW w:type="dxa" w:w="9078"/>
+            <w:tcBorders>
+              <w:top w:val="none" w:color="FFFFFF" w:sz="0"/>
+              <w:left w:val="none" w:color="FFFFFF" w:sz="0"/>
+              <w:bottom w:val="none" w:color="FFFFFF" w:sz="0"/>
+              <w:right w:val="none" w:color="FFFFFF" w:sz="0"/>
+            </w:tcBorders>
+            <w:tcMar>
+              <w:top w:type="dxa" w:w="40"/>
+              <w:left w:type="dxa" w:w="60"/>
+              <w:bottom w:type="dxa" w:w="40"/>
+              <w:right w:type="dxa" w:w="40"/>
+            </w:tcMar>
+          </w:tcPr>
+          <w:p>
+            <w:pPr>
+              <w:spacing w:after="0"/>
+            </w:pPr>
+            <w:r>
+              <w:rPr>
+                <w:rFonts w:ascii="Calibri" w:cs="Calibri" w:eastAsia="Calibri" w:hAnsi="Calibri"/>
+                <w:sz w:val="21"/>
+                <w:szCs w:val="21"/>
+              </w:rPr>
+              <w:t xml:space="preserve"/>
+            </w:r>
+            <w:r>
+              <w:rPr>
+                <w:rFonts w:ascii="Calibri" w:cs="Calibri" w:eastAsia="Calibri" w:hAnsi="Calibri"/>
+                <w:b/>
+                <w:bCs/>
+                <w:sz w:val="21"/>
+                <w:szCs w:val="21"/>
+              </w:rPr>
+              <w:t xml:space="preserve">Role column</w:t>
+            </w:r>
+            <w:r>
+              <w:rPr>
+                <w:rFonts w:ascii="Calibri" w:cs="Calibri" w:eastAsia="Calibri" w:hAnsi="Calibri"/>
+                <w:sz w:val="21"/>
+                <w:szCs w:val="21"/>
+              </w:rPr>
+              <w:t xml:space="preserve">: One column per role; the number shows how many people use it.</w:t>
+            </w:r>
+          </w:p>
+        </w:tc>
+      </w:tr>
+      <w:tr>
+        <w:trPr>
+          <w:cantSplit/>
+        </w:trPr>
+        <w:tc>
+          <w:tcPr>
+            <w:tcW w:type="dxa" w:w="560"/>
+            <w:tcBorders>
+              <w:top w:val="none" w:color="FFFFFF" w:sz="0"/>
+              <w:left w:val="none" w:color="FFFFFF" w:sz="0"/>
+              <w:bottom w:val="none" w:color="FFFFFF" w:sz="0"/>
+              <w:right w:val="none" w:color="FFFFFF" w:sz="0"/>
+            </w:tcBorders>
+            <w:tcMar>
+              <w:top w:type="dxa" w:w="40"/>
+              <w:left w:type="dxa" w:w="40"/>
+              <w:bottom w:type="dxa" w:w="40"/>
+              <w:right w:type="dxa" w:w="60"/>
+            </w:tcMar>
+            <w:vAlign w:val="top"/>
+          </w:tcPr>
+          <w:p>
+            <w:pPr>
+              <w:jc w:val="center"/>
+            </w:pPr>
+            <w:r>
+              <w:rPr>
+                <w:rFonts w:ascii="Calibri" w:cs="Calibri" w:eastAsia="Calibri" w:hAnsi="Calibri"/>
+                <w:b/>
+                <w:bCs/>
+                <w:color w:val="FFFFFF"/>
+                <w:sz w:val="22"/>
+                <w:szCs w:val="22"/>
+                <w:shd w:fill="E11D48" w:color="auto" w:val="clear"/>
+              </w:rPr>
+              <w:t xml:space="preserve"> 4 </w:t>
+            </w:r>
+          </w:p>
+        </w:tc>
+        <w:tc>
+          <w:tcPr>
+            <w:tcW w:type="dxa" w:w="9078"/>
+            <w:tcBorders>
+              <w:top w:val="none" w:color="FFFFFF" w:sz="0"/>
+              <w:left w:val="none" w:color="FFFFFF" w:sz="0"/>
+              <w:bottom w:val="none" w:color="FFFFFF" w:sz="0"/>
+              <w:right w:val="none" w:color="FFFFFF" w:sz="0"/>
+            </w:tcBorders>
+            <w:tcMar>
+              <w:top w:type="dxa" w:w="40"/>
+              <w:left w:type="dxa" w:w="60"/>
+              <w:bottom w:type="dxa" w:w="40"/>
+              <w:right w:type="dxa" w:w="40"/>
+            </w:tcMar>
+          </w:tcPr>
+          <w:p>
+            <w:pPr>
+              <w:spacing w:after="0"/>
+            </w:pPr>
+            <w:r>
+              <w:rPr>
+                <w:rFonts w:ascii="Calibri" w:cs="Calibri" w:eastAsia="Calibri" w:hAnsi="Calibri"/>
+                <w:sz w:val="21"/>
+                <w:szCs w:val="21"/>
+              </w:rPr>
+              <w:t xml:space="preserve"/>
+            </w:r>
+            <w:r>
+              <w:rPr>
+                <w:rFonts w:ascii="Calibri" w:cs="Calibri" w:eastAsia="Calibri" w:hAnsi="Calibri"/>
+                <w:b/>
+                <w:bCs/>
+                <w:sz w:val="21"/>
+                <w:szCs w:val="21"/>
+              </w:rPr>
+              <w:t xml:space="preserve">Check box</w:t>
+            </w:r>
+            <w:r>
+              <w:rPr>
+                <w:rFonts w:ascii="Calibri" w:cs="Calibri" w:eastAsia="Calibri" w:hAnsi="Calibri"/>
+                <w:sz w:val="21"/>
+                <w:szCs w:val="21"/>
+              </w:rPr>
+              <w:t xml:space="preserve">: Turns one permission on or off for that role.</w:t>
+            </w:r>
+          </w:p>
+        </w:tc>
+      </w:tr>
+    </w:tbl>
+    <w:p>
+      <w:pPr>
+        <w:spacing w:after="200"/>
+      </w:pPr>
+    </w:p>
+    <w:tbl>
+      <w:tblPr>
+        <w:tblW w:type="dxa" w:w="9638"/>
+        <w:tblBorders>
+          <w:top w:val="single" w:color="auto" w:sz="4"/>
+          <w:left w:val="single" w:color="auto" w:sz="4"/>
+          <w:bottom w:val="single" w:color="auto" w:sz="4"/>
+          <w:right w:val="single" w:color="auto" w:sz="4"/>
+          <w:insideH w:val="single" w:color="auto" w:sz="4"/>
+          <w:insideV w:val="single" w:color="auto" w:sz="4"/>
+        </w:tblBorders>
+      </w:tblPr>
+      <w:tblGrid>
+        <w:gridCol w:w="9638"/>
+      </w:tblGrid>
+      <w:tr>
+        <w:trPr>
+          <w:cantSplit/>
+        </w:trPr>
+        <w:tc>
+          <w:tcPr>
+            <w:tcW w:type="dxa" w:w="9638"/>
+            <w:tcBorders>
+              <w:top w:val="none" w:color="FFFFFF" w:sz="0"/>
+              <w:left w:val="single" w:color="10B981" w:sz="24"/>
+              <w:bottom w:val="none" w:color="FFFFFF" w:sz="0"/>
+              <w:right w:val="none" w:color="FFFFFF" w:sz="0"/>
+            </w:tcBorders>
+            <w:shd w:fill="E7F7EE" w:color="auto" w:val="clear"/>
+            <w:tcMar>
+              <w:top w:type="dxa" w:w="100"/>
+              <w:left w:type="dxa" w:w="180"/>
+              <w:bottom w:type="dxa" w:w="100"/>
+              <w:right w:type="dxa" w:w="140"/>
+            </w:tcMar>
+          </w:tcPr>
+          <w:p>
+            <w:pPr>
+              <w:spacing w:after="0" w:line="290"/>
+            </w:pPr>
+            <w:r>
+              <w:rPr>
+                <w:rFonts w:ascii="Calibri" w:cs="Calibri" w:eastAsia="Calibri" w:hAnsi="Calibri"/>
+                <w:b/>
+                <w:bCs/>
+                <w:sz w:val="22"/>
+                <w:szCs w:val="22"/>
+              </w:rPr>
+              <w:t xml:space="preserve">Tip: </w:t>
+            </w:r>
+            <w:r>
+              <w:rPr>
+                <w:rFonts w:ascii="Calibri" w:cs="Calibri" w:eastAsia="Calibri" w:hAnsi="Calibri"/>
+                <w:sz w:val="22"/>
+                <w:szCs w:val="22"/>
+              </w:rPr>
+              <w:t xml:space="preserve">Owners always keep every right, and a role cannot lose the permissions the workspace needs to keep running (for example Admins keep member and settings management).</w:t>
+            </w:r>
+          </w:p>
+        </w:tc>
+      </w:tr>
+    </w:tbl>
+    <w:p>
+      <w:pPr>
+        <w:spacing w:after="160"/>
+      </w:pPr>
+    </w:p>
+    <w:p>
+      <w:pPr>
+        <w:pStyle w:val="Heading1"/>
+        <w:keepNext/>
+      </w:pPr>
+      <w:r>
+        <w:rPr>
+          <w:rFonts w:ascii="Calibri" w:cs="Calibri" w:eastAsia="Calibri" w:hAnsi="Calibri"/>
+          <w:b/>
+          <w:bCs/>
+          <w:color w:val="3B2A9E"/>
+          <w:sz w:val="34"/>
+          <w:szCs w:val="34"/>
+        </w:rPr>
+        <w:t xml:space="preserve">14. Attaching files</w:t>
+      </w:r>
+    </w:p>
+    <w:p>
+      <w:pPr>
+        <w:spacing w:after="140" w:line="300"/>
+      </w:pPr>
+      <w:r>
+        <w:rPr>
+          <w:rFonts w:ascii="Calibri" w:cs="Calibri" w:eastAsia="Calibri" w:hAnsi="Calibri"/>
+          <w:sz w:val="22"/>
+          <w:szCs w:val="22"/>
+        </w:rPr>
+        <w:t xml:space="preserve">You can attach files to any Task, Epic, Sub-Task or Bug, and to docs.</w:t>
+      </w:r>
+    </w:p>
+    <w:p>
+      <w:pPr>
+        <w:pStyle w:val="ListParagraph"/>
+        <w:numPr>
+          <w:ilvl w:val="0"/>
+          <w:numId w:val="3"/>
+        </w:numPr>
+        <w:spacing w:after="80" w:line="290"/>
+      </w:pPr>
+      <w:r>
+        <w:rPr>
+          <w:rFonts w:ascii="Calibri" w:cs="Calibri" w:eastAsia="Calibri" w:hAnsi="Calibri"/>
+          <w:sz w:val="22"/>
+          <w:szCs w:val="22"/>
+        </w:rPr>
+        <w:t xml:space="preserve"/>
+      </w:r>
+      <w:r>
+        <w:rPr>
+          <w:rFonts w:ascii="Calibri" w:cs="Calibri" w:eastAsia="Calibri" w:hAnsi="Calibri"/>
+          <w:b/>
+          <w:bCs/>
+          <w:sz w:val="22"/>
+          <w:szCs w:val="22"/>
+        </w:rPr>
+        <w:t xml:space="preserve">Any file format</w:t>
+      </w:r>
+      <w:r>
+        <w:rPr>
+          <w:rFonts w:ascii="Calibri" w:cs="Calibri" w:eastAsia="Calibri" w:hAnsi="Calibri"/>
+          <w:sz w:val="22"/>
+          <w:szCs w:val="22"/>
+        </w:rPr>
+        <w:t xml:space="preserve"> is accepted, up to </w:t>
+      </w:r>
+      <w:r>
+        <w:rPr>
+          <w:rFonts w:ascii="Calibri" w:cs="Calibri" w:eastAsia="Calibri" w:hAnsi="Calibri"/>
+          <w:b/>
+          <w:bCs/>
+          <w:sz w:val="22"/>
+          <w:szCs w:val="22"/>
+        </w:rPr>
+        <w:t xml:space="preserve">100 MB</w:t>
+      </w:r>
+      <w:r>
+        <w:rPr>
+          <w:rFonts w:ascii="Calibri" w:cs="Calibri" w:eastAsia="Calibri" w:hAnsi="Calibri"/>
+          <w:sz w:val="22"/>
+          <w:szCs w:val="22"/>
+        </w:rPr>
+        <w:t xml:space="preserve"> each and 50 files per item.</w:t>
+      </w:r>
+    </w:p>
+    <w:p>
+      <w:pPr>
+        <w:pStyle w:val="ListParagraph"/>
+        <w:numPr>
+          <w:ilvl w:val="0"/>
+          <w:numId w:val="3"/>
+        </w:numPr>
+        <w:spacing w:after="80" w:line="290"/>
+      </w:pPr>
+      <w:r>
+        <w:rPr>
+          <w:rFonts w:ascii="Calibri" w:cs="Calibri" w:eastAsia="Calibri" w:hAnsi="Calibri"/>
+          <w:sz w:val="22"/>
+          <w:szCs w:val="22"/>
+        </w:rPr>
+        <w:t xml:space="preserve">Drag files onto the </w:t>
+      </w:r>
+      <w:r>
+        <w:rPr>
+          <w:rFonts w:ascii="Calibri" w:cs="Calibri" w:eastAsia="Calibri" w:hAnsi="Calibri"/>
+          <w:b/>
+          <w:bCs/>
+          <w:sz w:val="22"/>
+          <w:szCs w:val="22"/>
+        </w:rPr>
+        <w:t xml:space="preserve">Attachments</w:t>
+      </w:r>
+      <w:r>
+        <w:rPr>
+          <w:rFonts w:ascii="Calibri" w:cs="Calibri" w:eastAsia="Calibri" w:hAnsi="Calibri"/>
+          <w:sz w:val="22"/>
+          <w:szCs w:val="22"/>
+        </w:rPr>
+        <w:t xml:space="preserve"> area, </w:t>
+      </w:r>
+      <w:r>
+        <w:rPr>
+          <w:rFonts w:ascii="Calibri" w:cs="Calibri" w:eastAsia="Calibri" w:hAnsi="Calibri"/>
+          <w:b/>
+          <w:bCs/>
+          <w:sz w:val="22"/>
+          <w:szCs w:val="22"/>
+        </w:rPr>
+        <w:t xml:space="preserve">paste</w:t>
+      </w:r>
+      <w:r>
+        <w:rPr>
+          <w:rFonts w:ascii="Calibri" w:cs="Calibri" w:eastAsia="Calibri" w:hAnsi="Calibri"/>
+          <w:sz w:val="22"/>
+          <w:szCs w:val="22"/>
+        </w:rPr>
+        <w:t xml:space="preserve"> a screenshot from the clipboard, or click the area to browse.</w:t>
+      </w:r>
+    </w:p>
+    <w:p>
+      <w:pPr>
+        <w:pStyle w:val="ListParagraph"/>
+        <w:numPr>
+          <w:ilvl w:val="0"/>
+          <w:numId w:val="3"/>
+        </w:numPr>
+        <w:spacing w:after="80" w:line="290"/>
+      </w:pPr>
+      <w:r>
+        <w:rPr>
+          <w:rFonts w:ascii="Calibri" w:cs="Calibri" w:eastAsia="Calibri" w:hAnsi="Calibri"/>
+          <w:sz w:val="22"/>
+          <w:szCs w:val="22"/>
+        </w:rPr>
+        <w:t xml:space="preserve">You can also attach files in the </w:t>
+      </w:r>
+      <w:r>
+        <w:rPr>
+          <w:rFonts w:ascii="Calibri" w:cs="Calibri" w:eastAsia="Calibri" w:hAnsi="Calibri"/>
+          <w:b/>
+          <w:bCs/>
+          <w:sz w:val="22"/>
+          <w:szCs w:val="22"/>
+        </w:rPr>
+        <w:t xml:space="preserve">New</w:t>
+      </w:r>
+      <w:r>
+        <w:rPr>
+          <w:rFonts w:ascii="Calibri" w:cs="Calibri" w:eastAsia="Calibri" w:hAnsi="Calibri"/>
+          <w:sz w:val="22"/>
+          <w:szCs w:val="22"/>
+        </w:rPr>
+        <w:t xml:space="preserve"> window while you create an item.</w:t>
+      </w:r>
+    </w:p>
+    <w:p>
+      <w:pPr>
+        <w:pStyle w:val="ListParagraph"/>
+        <w:numPr>
+          <w:ilvl w:val="0"/>
+          <w:numId w:val="3"/>
+        </w:numPr>
+        <w:spacing w:after="80" w:line="290"/>
+      </w:pPr>
+      <w:r>
+        <w:rPr>
+          <w:rFonts w:ascii="Calibri" w:cs="Calibri" w:eastAsia="Calibri" w:hAnsi="Calibri"/>
+          <w:sz w:val="22"/>
+          <w:szCs w:val="22"/>
+        </w:rPr>
+        <w:t xml:space="preserve">Images and PDFs open in a preview. Every other file (Office, zip, video, programs…) is downloaded, never opened in the browser.</w:t>
+      </w:r>
+    </w:p>
+    <w:p>
+      <w:pPr>
+        <w:spacing w:after="100"/>
+      </w:pPr>
+    </w:p>
+    <w:tbl>
+      <w:tblPr>
+        <w:tblW w:type="dxa" w:w="9638"/>
+        <w:tblBorders>
+          <w:top w:val="single" w:color="auto" w:sz="4"/>
+          <w:left w:val="single" w:color="auto" w:sz="4"/>
+          <w:bottom w:val="single" w:color="auto" w:sz="4"/>
+          <w:right w:val="single" w:color="auto" w:sz="4"/>
+          <w:insideH w:val="single" w:color="auto" w:sz="4"/>
+          <w:insideV w:val="single" w:color="auto" w:sz="4"/>
+        </w:tblBorders>
+      </w:tblPr>
+      <w:tblGrid>
+        <w:gridCol w:w="9638"/>
+      </w:tblGrid>
+      <w:tr>
+        <w:trPr>
+          <w:cantSplit/>
+        </w:trPr>
+        <w:tc>
+          <w:tcPr>
+            <w:tcW w:type="dxa" w:w="9638"/>
+            <w:tcBorders>
+              <w:top w:val="none" w:color="FFFFFF" w:sz="0"/>
+              <w:left w:val="single" w:color="0EA5E9" w:sz="24"/>
+              <w:bottom w:val="none" w:color="FFFFFF" w:sz="0"/>
+              <w:right w:val="none" w:color="FFFFFF" w:sz="0"/>
+            </w:tcBorders>
+            <w:shd w:fill="E8F3FB" w:color="auto" w:val="clear"/>
+            <w:tcMar>
+              <w:top w:type="dxa" w:w="100"/>
+              <w:left w:type="dxa" w:w="180"/>
+              <w:bottom w:type="dxa" w:w="100"/>
+              <w:right w:type="dxa" w:w="140"/>
+            </w:tcMar>
+          </w:tcPr>
+          <w:p>
+            <w:pPr>
+              <w:spacing w:after="0" w:line="290"/>
+            </w:pPr>
+            <w:r>
+              <w:rPr>
+                <w:rFonts w:ascii="Calibri" w:cs="Calibri" w:eastAsia="Calibri" w:hAnsi="Calibri"/>
+                <w:b/>
+                <w:bCs/>
+                <w:sz w:val="22"/>
+                <w:szCs w:val="22"/>
+              </w:rPr>
+              <w:t xml:space="preserve">Note: </w:t>
+            </w:r>
+            <w:r>
+              <w:rPr>
+                <w:rFonts w:ascii="Calibri" w:cs="Calibri" w:eastAsia="Calibri" w:hAnsi="Calibri"/>
+                <w:sz w:val="22"/>
+                <w:szCs w:val="22"/>
+              </w:rPr>
+              <w:t xml:space="preserve">Programs and scripts (like .exe) can be attached too, but they are only downloaded. Open them only if you trust the sender.</w:t>
+            </w:r>
+          </w:p>
+        </w:tc>
+      </w:tr>
+    </w:tbl>
+    <w:p>
+      <w:pPr>
+        <w:spacing w:after="160"/>
+      </w:pPr>
+    </w:p>
+    <w:p>
+      <w:pPr>
+        <w:pStyle w:val="Heading1"/>
+        <w:keepNext/>
+      </w:pPr>
+      <w:r>
+        <w:rPr>
+          <w:rFonts w:ascii="Calibri" w:cs="Calibri" w:eastAsia="Calibri" w:hAnsi="Calibri"/>
+          <w:b/>
+          <w:bCs/>
+          <w:color w:val="3B2A9E"/>
+          <w:sz w:val="34"/>
+          <w:szCs w:val="34"/>
+        </w:rPr>
+        <w:t xml:space="preserve">15. The Kanban board for a whole Space</w:t>
+      </w:r>
+    </w:p>
+    <w:p>
+      <w:pPr>
+        <w:spacing w:after="140" w:line="300"/>
+      </w:pPr>
+      <w:r>
+        <w:rPr>
+          <w:rFonts w:ascii="Calibri" w:cs="Calibri" w:eastAsia="Calibri" w:hAnsi="Calibri"/>
+          <w:sz w:val="22"/>
+          <w:szCs w:val="22"/>
+        </w:rPr>
+        <w:t xml:space="preserve">Every Space has a </w:t>
+      </w:r>
+      <w:r>
+        <w:rPr>
+          <w:rFonts w:ascii="Calibri" w:cs="Calibri" w:eastAsia="Calibri" w:hAnsi="Calibri"/>
+          <w:b/>
+          <w:bCs/>
+          <w:sz w:val="22"/>
+          <w:szCs w:val="22"/>
+        </w:rPr>
+        <w:t xml:space="preserve">Kanban board</w:t>
+      </w:r>
+      <w:r>
+        <w:rPr>
+          <w:rFonts w:ascii="Calibri" w:cs="Calibri" w:eastAsia="Calibri" w:hAnsi="Calibri"/>
+          <w:sz w:val="22"/>
+          <w:szCs w:val="22"/>
+        </w:rPr>
+        <w:t xml:space="preserve"> link in the left menu. It shows the open items of all the Space’s lists in one board. Choose </w:t>
+      </w:r>
+      <w:r>
+        <w:rPr>
+          <w:rFonts w:ascii="Calibri" w:cs="Calibri" w:eastAsia="Calibri" w:hAnsi="Calibri"/>
+          <w:b/>
+          <w:bCs/>
+          <w:sz w:val="22"/>
+          <w:szCs w:val="22"/>
+        </w:rPr>
+        <w:t xml:space="preserve">Kanban</w:t>
+      </w:r>
+      <w:r>
+        <w:rPr>
+          <w:rFonts w:ascii="Calibri" w:cs="Calibri" w:eastAsia="Calibri" w:hAnsi="Calibri"/>
+          <w:sz w:val="22"/>
+          <w:szCs w:val="22"/>
+        </w:rPr>
+        <w:t xml:space="preserve"> as the work mode when you create a Space for a sprint-free, continuous flow.</w:t>
+      </w:r>
+    </w:p>
+    <w:p>
+      <w:pPr>
+        <w:pStyle w:val="ListParagraph"/>
+        <w:numPr>
+          <w:ilvl w:val="0"/>
+          <w:numId w:val="17"/>
+        </w:numPr>
+        <w:spacing w:after="100" w:line="290"/>
+      </w:pPr>
+      <w:r>
+        <w:rPr>
+          <w:rFonts w:ascii="Calibri" w:cs="Calibri" w:eastAsia="Calibri" w:hAnsi="Calibri"/>
+          <w:sz w:val="22"/>
+          <w:szCs w:val="22"/>
+        </w:rPr>
+        <w:t xml:space="preserve">In the left menu click </w:t>
+      </w:r>
+      <w:r>
+        <w:rPr>
+          <w:rFonts w:ascii="Calibri" w:cs="Calibri" w:eastAsia="Calibri" w:hAnsi="Calibri"/>
+          <w:b/>
+          <w:bCs/>
+          <w:sz w:val="22"/>
+          <w:szCs w:val="22"/>
+        </w:rPr>
+        <w:t xml:space="preserve">Kanban board</w:t>
+      </w:r>
+      <w:r>
+        <w:rPr>
+          <w:rFonts w:ascii="Calibri" w:cs="Calibri" w:eastAsia="Calibri" w:hAnsi="Calibri"/>
+          <w:sz w:val="22"/>
+          <w:szCs w:val="22"/>
+        </w:rPr>
+        <w:t xml:space="preserve"> under your Space.</w:t>
+      </w:r>
+    </w:p>
+    <w:p>
+      <w:pPr>
+        <w:pStyle w:val="ListParagraph"/>
+        <w:numPr>
+          <w:ilvl w:val="0"/>
+          <w:numId w:val="17"/>
+        </w:numPr>
+        <w:spacing w:after="100" w:line="290"/>
+      </w:pPr>
+      <w:r>
+        <w:rPr>
+          <w:rFonts w:ascii="Calibri" w:cs="Calibri" w:eastAsia="Calibri" w:hAnsi="Calibri"/>
+          <w:sz w:val="22"/>
+          <w:szCs w:val="22"/>
+        </w:rPr>
+        <w:t xml:space="preserve">Each column is a status. Drag a card to another column to change its status.</w:t>
+      </w:r>
+    </w:p>
+    <w:p>
+      <w:pPr>
+        <w:pStyle w:val="ListParagraph"/>
+        <w:numPr>
+          <w:ilvl w:val="0"/>
+          <w:numId w:val="17"/>
+        </w:numPr>
+        <w:spacing w:after="100" w:line="290"/>
+      </w:pPr>
+      <w:r>
+        <w:rPr>
+          <w:rFonts w:ascii="Calibri" w:cs="Calibri" w:eastAsia="Calibri" w:hAnsi="Calibri"/>
+          <w:sz w:val="22"/>
+          <w:szCs w:val="22"/>
+        </w:rPr>
+        <w:t xml:space="preserve">Click </w:t>
+      </w:r>
+      <w:r>
+        <w:rPr>
+          <w:rFonts w:ascii="Calibri" w:cs="Calibri" w:eastAsia="Calibri" w:hAnsi="Calibri"/>
+          <w:b/>
+          <w:bCs/>
+          <w:sz w:val="22"/>
+          <w:szCs w:val="22"/>
+        </w:rPr>
+        <w:t xml:space="preserve">Add card</w:t>
+      </w:r>
+      <w:r>
+        <w:rPr>
+          <w:rFonts w:ascii="Calibri" w:cs="Calibri" w:eastAsia="Calibri" w:hAnsi="Calibri"/>
+          <w:sz w:val="22"/>
+          <w:szCs w:val="22"/>
+        </w:rPr>
+        <w:t xml:space="preserve"> at the bottom of a column, type a title and press Enter to create a card in that status.</w:t>
+      </w:r>
+    </w:p>
+    <w:p>
+      <w:pPr>
+        <w:pStyle w:val="ListParagraph"/>
+        <w:numPr>
+          <w:ilvl w:val="0"/>
+          <w:numId w:val="17"/>
+        </w:numPr>
+        <w:spacing w:after="100" w:line="290"/>
+      </w:pPr>
+      <w:r>
+        <w:rPr>
+          <w:rFonts w:ascii="Calibri" w:cs="Calibri" w:eastAsia="Calibri" w:hAnsi="Calibri"/>
+          <w:sz w:val="22"/>
+          <w:szCs w:val="22"/>
+        </w:rPr>
+        <w:t xml:space="preserve">Use the </w:t>
+      </w:r>
+      <w:r>
+        <w:rPr>
+          <w:rFonts w:ascii="Calibri" w:cs="Calibri" w:eastAsia="Calibri" w:hAnsi="Calibri"/>
+          <w:b/>
+          <w:bCs/>
+          <w:sz w:val="22"/>
+          <w:szCs w:val="22"/>
+        </w:rPr>
+        <w:t xml:space="preserve">List</w:t>
+      </w:r>
+      <w:r>
+        <w:rPr>
+          <w:rFonts w:ascii="Calibri" w:cs="Calibri" w:eastAsia="Calibri" w:hAnsi="Calibri"/>
+          <w:sz w:val="22"/>
+          <w:szCs w:val="22"/>
+        </w:rPr>
+        <w:t xml:space="preserve">, filter box and </w:t>
+      </w:r>
+      <w:r>
+        <w:rPr>
+          <w:rFonts w:ascii="Calibri" w:cs="Calibri" w:eastAsia="Calibri" w:hAnsi="Calibri"/>
+          <w:b/>
+          <w:bCs/>
+          <w:sz w:val="22"/>
+          <w:szCs w:val="22"/>
+        </w:rPr>
+        <w:t xml:space="preserve">Only mine</w:t>
+      </w:r>
+      <w:r>
+        <w:rPr>
+          <w:rFonts w:ascii="Calibri" w:cs="Calibri" w:eastAsia="Calibri" w:hAnsi="Calibri"/>
+          <w:sz w:val="22"/>
+          <w:szCs w:val="22"/>
+        </w:rPr>
+        <w:t xml:space="preserve"> to narrow the board. The </w:t>
+      </w:r>
+      <w:r>
+        <w:rPr>
+          <w:rFonts w:ascii="Calibri" w:cs="Calibri" w:eastAsia="Calibri" w:hAnsi="Calibri"/>
+          <w:b/>
+          <w:bCs/>
+          <w:sz w:val="22"/>
+          <w:szCs w:val="22"/>
+        </w:rPr>
+        <w:t xml:space="preserve">Rows</w:t>
+      </w:r>
+      <w:r>
+        <w:rPr>
+          <w:rFonts w:ascii="Calibri" w:cs="Calibri" w:eastAsia="Calibri" w:hAnsi="Calibri"/>
+          <w:sz w:val="22"/>
+          <w:szCs w:val="22"/>
+        </w:rPr>
+        <w:t xml:space="preserve"> picker groups cards by assignee, Epic or priority.</w:t>
+      </w:r>
+    </w:p>
+    <w:p>
+      <w:pPr>
+        <w:pStyle w:val="ListParagraph"/>
+        <w:numPr>
+          <w:ilvl w:val="0"/>
+          <w:numId w:val="17"/>
+        </w:numPr>
+        <w:spacing w:after="100" w:line="290"/>
+      </w:pPr>
+      <w:r>
+        <w:rPr>
+          <w:rFonts w:ascii="Calibri" w:cs="Calibri" w:eastAsia="Calibri" w:hAnsi="Calibri"/>
+          <w:sz w:val="22"/>
+          <w:szCs w:val="22"/>
+        </w:rPr>
+        <w:t xml:space="preserve">A column with a limit shows a warning when it is full; the board never blocks you.</w:t>
+      </w:r>
+    </w:p>
+    <w:p>
+      <w:pPr>
+        <w:spacing w:after="100"/>
+      </w:pPr>
+    </w:p>
+    <w:p>
+      <w:pPr>
+        <w:keepNext/>
+        <w:spacing w:after="80" w:before="120"/>
+        <w:jc w:val="center"/>
+      </w:pPr>
+      <w:r>
+        <w:drawing>
+          <wp:inline distT="0" distB="0" distL="0" distR="0">
+            <wp:extent cx="5715000" cy="3571875"/>
+            <wp:effectExtent t="0" r="0" b="0" l="0"/>
+            <wp:docPr id="25" name="25-kanban" descr="The Space Kanban board" title="The Space Kanban board"/>
+            <wp:cNvGraphicFramePr>
+              <a:graphicFrameLocks xmlns:a="http://schemas.openxmlformats.org/drawingml/2006/main" noChangeAspect="1"/>
+            </wp:cNvGraphicFramePr>
+            <a:graphic xmlns:a="http://schemas.openxmlformats.org/drawingml/2006/main">
+              <a:graphicData uri="http://schemas.openxmlformats.org/drawingml/2006/picture">
+                <pic:pic xmlns:pic="http://schemas.openxmlformats.org/drawingml/2006/picture">
+                  <pic:nvPicPr>
+                    <pic:cNvPr id="0" name="" descr=""/>
+                    <pic:cNvPicPr>
+                      <a:picLocks noChangeAspect="1" noChangeArrowheads="1"/>
+                    </pic:cNvPicPr>
+                  </pic:nvPicPr>
+                  <pic:blipFill>
+                    <a:blip r:embed="rId32" cstate="none"/>
+                    <a:srcRect/>
+                    <a:stretch>
+                      <a:fillRect/>
+                    </a:stretch>
+                  </pic:blipFill>
+                  <pic:spPr bwMode="auto">
+                    <a:xfrm>
+                      <a:off x="0" y="0"/>
+                      <a:ext cx="5715000" cy="3571875"/>
+                    </a:xfrm>
+                    <a:prstGeom prst="rect">
+                      <a:avLst/>
+                    </a:prstGeom>
+                  </pic:spPr>
+                </pic:pic>
+              </a:graphicData>
+            </a:graphic>
+          </wp:inline>
+        </w:drawing>
+      </w:r>
+    </w:p>
+    <w:p>
+      <w:pPr>
+        <w:keepNext/>
+        <w:spacing w:after="120"/>
+        <w:jc w:val="center"/>
+      </w:pPr>
+      <w:r>
+        <w:rPr>
+          <w:rFonts w:ascii="Calibri" w:cs="Calibri" w:eastAsia="Calibri" w:hAnsi="Calibri"/>
+          <w:i/>
+          <w:iCs/>
+          <w:color w:val="555B6E"/>
+          <w:sz w:val="20"/>
+          <w:szCs w:val="20"/>
+        </w:rPr>
+        <w:t xml:space="preserve">The Kanban board with its filters and the Add card button.</w:t>
+      </w:r>
+    </w:p>
+    <w:tbl>
+      <w:tblPr>
+        <w:tblW w:type="dxa" w:w="9638"/>
+        <w:tblBorders>
+          <w:top w:val="single" w:color="auto" w:sz="4"/>
+          <w:left w:val="single" w:color="auto" w:sz="4"/>
+          <w:bottom w:val="single" w:color="auto" w:sz="4"/>
+          <w:right w:val="single" w:color="auto" w:sz="4"/>
+          <w:insideH w:val="single" w:color="auto" w:sz="4"/>
+          <w:insideV w:val="single" w:color="auto" w:sz="4"/>
+        </w:tblBorders>
+      </w:tblPr>
+      <w:tblGrid>
+        <w:gridCol w:w="560"/>
+        <w:gridCol w:w="9078"/>
+      </w:tblGrid>
+      <w:tr>
+        <w:trPr>
+          <w:cantSplit/>
+        </w:trPr>
+        <w:tc>
+          <w:tcPr>
+            <w:tcW w:type="dxa" w:w="560"/>
+            <w:tcBorders>
+              <w:top w:val="none" w:color="FFFFFF" w:sz="0"/>
+              <w:left w:val="none" w:color="FFFFFF" w:sz="0"/>
+              <w:bottom w:val="none" w:color="FFFFFF" w:sz="0"/>
+              <w:right w:val="none" w:color="FFFFFF" w:sz="0"/>
+            </w:tcBorders>
+            <w:tcMar>
+              <w:top w:type="dxa" w:w="40"/>
+              <w:left w:type="dxa" w:w="40"/>
+              <w:bottom w:type="dxa" w:w="40"/>
+              <w:right w:type="dxa" w:w="60"/>
+            </w:tcMar>
+            <w:vAlign w:val="top"/>
+          </w:tcPr>
+          <w:p>
+            <w:pPr>
+              <w:jc w:val="center"/>
+            </w:pPr>
+            <w:r>
+              <w:rPr>
+                <w:rFonts w:ascii="Calibri" w:cs="Calibri" w:eastAsia="Calibri" w:hAnsi="Calibri"/>
+                <w:b/>
+                <w:bCs/>
+                <w:color w:val="FFFFFF"/>
+                <w:sz w:val="22"/>
+                <w:szCs w:val="22"/>
+                <w:shd w:fill="E11D48" w:color="auto" w:val="clear"/>
+              </w:rPr>
+              <w:t xml:space="preserve"> 1 </w:t>
+            </w:r>
+          </w:p>
+        </w:tc>
+        <w:tc>
+          <w:tcPr>
+            <w:tcW w:type="dxa" w:w="9078"/>
+            <w:tcBorders>
+              <w:top w:val="none" w:color="FFFFFF" w:sz="0"/>
+              <w:left w:val="none" w:color="FFFFFF" w:sz="0"/>
+              <w:bottom w:val="none" w:color="FFFFFF" w:sz="0"/>
+              <w:right w:val="none" w:color="FFFFFF" w:sz="0"/>
+            </w:tcBorders>
+            <w:tcMar>
+              <w:top w:type="dxa" w:w="40"/>
+              <w:left w:type="dxa" w:w="60"/>
+              <w:bottom w:type="dxa" w:w="40"/>
+              <w:right w:type="dxa" w:w="40"/>
+            </w:tcMar>
+          </w:tcPr>
+          <w:p>
+            <w:pPr>
+              <w:spacing w:after="0"/>
+            </w:pPr>
+            <w:r>
+              <w:rPr>
+                <w:rFonts w:ascii="Calibri" w:cs="Calibri" w:eastAsia="Calibri" w:hAnsi="Calibri"/>
+                <w:sz w:val="21"/>
+                <w:szCs w:val="21"/>
+              </w:rPr>
+              <w:t xml:space="preserve"/>
+            </w:r>
+            <w:r>
+              <w:rPr>
+                <w:rFonts w:ascii="Calibri" w:cs="Calibri" w:eastAsia="Calibri" w:hAnsi="Calibri"/>
+                <w:b/>
+                <w:bCs/>
+                <w:sz w:val="21"/>
+                <w:szCs w:val="21"/>
+              </w:rPr>
+              <w:t xml:space="preserve">List</w:t>
+            </w:r>
+            <w:r>
+              <w:rPr>
+                <w:rFonts w:ascii="Calibri" w:cs="Calibri" w:eastAsia="Calibri" w:hAnsi="Calibri"/>
+                <w:sz w:val="21"/>
+                <w:szCs w:val="21"/>
+              </w:rPr>
+              <w:t xml:space="preserve">: Show one list or all lists.</w:t>
+            </w:r>
+          </w:p>
+        </w:tc>
+      </w:tr>
+      <w:tr>
+        <w:trPr>
+          <w:cantSplit/>
+        </w:trPr>
+        <w:tc>
+          <w:tcPr>
+            <w:tcW w:type="dxa" w:w="560"/>
+            <w:tcBorders>
+              <w:top w:val="none" w:color="FFFFFF" w:sz="0"/>
+              <w:left w:val="none" w:color="FFFFFF" w:sz="0"/>
+              <w:bottom w:val="none" w:color="FFFFFF" w:sz="0"/>
+              <w:right w:val="none" w:color="FFFFFF" w:sz="0"/>
+            </w:tcBorders>
+            <w:tcMar>
+              <w:top w:type="dxa" w:w="40"/>
+              <w:left w:type="dxa" w:w="40"/>
+              <w:bottom w:type="dxa" w:w="40"/>
+              <w:right w:type="dxa" w:w="60"/>
+            </w:tcMar>
+            <w:vAlign w:val="top"/>
+          </w:tcPr>
+          <w:p>
+            <w:pPr>
+              <w:jc w:val="center"/>
+            </w:pPr>
+            <w:r>
+              <w:rPr>
+                <w:rFonts w:ascii="Calibri" w:cs="Calibri" w:eastAsia="Calibri" w:hAnsi="Calibri"/>
+                <w:b/>
+                <w:bCs/>
+                <w:color w:val="FFFFFF"/>
+                <w:sz w:val="22"/>
+                <w:szCs w:val="22"/>
+                <w:shd w:fill="E11D48" w:color="auto" w:val="clear"/>
+              </w:rPr>
+              <w:t xml:space="preserve"> 2 </w:t>
+            </w:r>
+          </w:p>
+        </w:tc>
+        <w:tc>
+          <w:tcPr>
+            <w:tcW w:type="dxa" w:w="9078"/>
+            <w:tcBorders>
+              <w:top w:val="none" w:color="FFFFFF" w:sz="0"/>
+              <w:left w:val="none" w:color="FFFFFF" w:sz="0"/>
+              <w:bottom w:val="none" w:color="FFFFFF" w:sz="0"/>
+              <w:right w:val="none" w:color="FFFFFF" w:sz="0"/>
+            </w:tcBorders>
+            <w:tcMar>
+              <w:top w:type="dxa" w:w="40"/>
+              <w:left w:type="dxa" w:w="60"/>
+              <w:bottom w:type="dxa" w:w="40"/>
+              <w:right w:type="dxa" w:w="40"/>
+            </w:tcMar>
+          </w:tcPr>
+          <w:p>
+            <w:pPr>
+              <w:spacing w:after="0"/>
+            </w:pPr>
+            <w:r>
+              <w:rPr>
+                <w:rFonts w:ascii="Calibri" w:cs="Calibri" w:eastAsia="Calibri" w:hAnsi="Calibri"/>
+                <w:sz w:val="21"/>
+                <w:szCs w:val="21"/>
+              </w:rPr>
+              <w:t xml:space="preserve"/>
+            </w:r>
+            <w:r>
+              <w:rPr>
+                <w:rFonts w:ascii="Calibri" w:cs="Calibri" w:eastAsia="Calibri" w:hAnsi="Calibri"/>
+                <w:b/>
+                <w:bCs/>
+                <w:sz w:val="21"/>
+                <w:szCs w:val="21"/>
+              </w:rPr>
+              <w:t xml:space="preserve">Filter cards</w:t>
+            </w:r>
+            <w:r>
+              <w:rPr>
+                <w:rFonts w:ascii="Calibri" w:cs="Calibri" w:eastAsia="Calibri" w:hAnsi="Calibri"/>
+                <w:sz w:val="21"/>
+                <w:szCs w:val="21"/>
+              </w:rPr>
+              <w:t xml:space="preserve">: Narrow the board by title or ID.</w:t>
+            </w:r>
+          </w:p>
+        </w:tc>
+      </w:tr>
+      <w:tr>
+        <w:trPr>
+          <w:cantSplit/>
+        </w:trPr>
+        <w:tc>
+          <w:tcPr>
+            <w:tcW w:type="dxa" w:w="560"/>
+            <w:tcBorders>
+              <w:top w:val="none" w:color="FFFFFF" w:sz="0"/>
+              <w:left w:val="none" w:color="FFFFFF" w:sz="0"/>
+              <w:bottom w:val="none" w:color="FFFFFF" w:sz="0"/>
+              <w:right w:val="none" w:color="FFFFFF" w:sz="0"/>
+            </w:tcBorders>
+            <w:tcMar>
+              <w:top w:type="dxa" w:w="40"/>
+              <w:left w:type="dxa" w:w="40"/>
+              <w:bottom w:type="dxa" w:w="40"/>
+              <w:right w:type="dxa" w:w="60"/>
+            </w:tcMar>
+            <w:vAlign w:val="top"/>
+          </w:tcPr>
+          <w:p>
+            <w:pPr>
+              <w:jc w:val="center"/>
+            </w:pPr>
+            <w:r>
+              <w:rPr>
+                <w:rFonts w:ascii="Calibri" w:cs="Calibri" w:eastAsia="Calibri" w:hAnsi="Calibri"/>
+                <w:b/>
+                <w:bCs/>
+                <w:color w:val="FFFFFF"/>
+                <w:sz w:val="22"/>
+                <w:szCs w:val="22"/>
+                <w:shd w:fill="E11D48" w:color="auto" w:val="clear"/>
+              </w:rPr>
+              <w:t xml:space="preserve"> 3 </w:t>
+            </w:r>
+          </w:p>
+        </w:tc>
+        <w:tc>
+          <w:tcPr>
+            <w:tcW w:type="dxa" w:w="9078"/>
+            <w:tcBorders>
+              <w:top w:val="none" w:color="FFFFFF" w:sz="0"/>
+              <w:left w:val="none" w:color="FFFFFF" w:sz="0"/>
+              <w:bottom w:val="none" w:color="FFFFFF" w:sz="0"/>
+              <w:right w:val="none" w:color="FFFFFF" w:sz="0"/>
+            </w:tcBorders>
+            <w:tcMar>
+              <w:top w:type="dxa" w:w="40"/>
+              <w:left w:type="dxa" w:w="60"/>
+              <w:bottom w:type="dxa" w:w="40"/>
+              <w:right w:type="dxa" w:w="40"/>
+            </w:tcMar>
+          </w:tcPr>
+          <w:p>
+            <w:pPr>
+              <w:spacing w:after="0"/>
+            </w:pPr>
+            <w:r>
+              <w:rPr>
+                <w:rFonts w:ascii="Calibri" w:cs="Calibri" w:eastAsia="Calibri" w:hAnsi="Calibri"/>
+                <w:sz w:val="21"/>
+                <w:szCs w:val="21"/>
+              </w:rPr>
+              <w:t xml:space="preserve"/>
+            </w:r>
+            <w:r>
+              <w:rPr>
+                <w:rFonts w:ascii="Calibri" w:cs="Calibri" w:eastAsia="Calibri" w:hAnsi="Calibri"/>
+                <w:b/>
+                <w:bCs/>
+                <w:sz w:val="21"/>
+                <w:szCs w:val="21"/>
+              </w:rPr>
+              <w:t xml:space="preserve">Kanban board</w:t>
+            </w:r>
+            <w:r>
+              <w:rPr>
+                <w:rFonts w:ascii="Calibri" w:cs="Calibri" w:eastAsia="Calibri" w:hAnsi="Calibri"/>
+                <w:sz w:val="21"/>
+                <w:szCs w:val="21"/>
+              </w:rPr>
+              <w:t xml:space="preserve">: Opens this board from the left menu. Use </w:t>
+            </w:r>
+            <w:r>
+              <w:rPr>
+                <w:rFonts w:ascii="Calibri" w:cs="Calibri" w:eastAsia="Calibri" w:hAnsi="Calibri"/>
+                <w:b/>
+                <w:bCs/>
+                <w:sz w:val="21"/>
+                <w:szCs w:val="21"/>
+              </w:rPr>
+              <w:t xml:space="preserve">Add card</w:t>
+            </w:r>
+            <w:r>
+              <w:rPr>
+                <w:rFonts w:ascii="Calibri" w:cs="Calibri" w:eastAsia="Calibri" w:hAnsi="Calibri"/>
+                <w:sz w:val="21"/>
+                <w:szCs w:val="21"/>
+              </w:rPr>
+              <w:t xml:space="preserve"> at the bottom of a column to add cards.</w:t>
+            </w:r>
+          </w:p>
+        </w:tc>
+      </w:tr>
+    </w:tbl>
+    <w:p>
+      <w:pPr>
+        <w:spacing w:after="200"/>
+      </w:pPr>
+    </w:p>
+    <w:tbl>
+      <w:tblPr>
+        <w:tblW w:type="dxa" w:w="9638"/>
+        <w:tblBorders>
+          <w:top w:val="single" w:color="auto" w:sz="4"/>
+          <w:left w:val="single" w:color="auto" w:sz="4"/>
+          <w:bottom w:val="single" w:color="auto" w:sz="4"/>
+          <w:right w:val="single" w:color="auto" w:sz="4"/>
+          <w:insideH w:val="single" w:color="auto" w:sz="4"/>
+          <w:insideV w:val="single" w:color="auto" w:sz="4"/>
+        </w:tblBorders>
+      </w:tblPr>
+      <w:tblGrid>
+        <w:gridCol w:w="9638"/>
+      </w:tblGrid>
+      <w:tr>
+        <w:trPr>
+          <w:cantSplit/>
+        </w:trPr>
+        <w:tc>
+          <w:tcPr>
+            <w:tcW w:type="dxa" w:w="9638"/>
+            <w:tcBorders>
+              <w:top w:val="none" w:color="FFFFFF" w:sz="0"/>
+              <w:left w:val="single" w:color="10B981" w:sz="24"/>
+              <w:bottom w:val="none" w:color="FFFFFF" w:sz="0"/>
+              <w:right w:val="none" w:color="FFFFFF" w:sz="0"/>
+            </w:tcBorders>
+            <w:shd w:fill="E7F7EE" w:color="auto" w:val="clear"/>
+            <w:tcMar>
+              <w:top w:type="dxa" w:w="100"/>
+              <w:left w:type="dxa" w:w="180"/>
+              <w:bottom w:type="dxa" w:w="100"/>
+              <w:right w:type="dxa" w:w="140"/>
+            </w:tcMar>
+          </w:tcPr>
+          <w:p>
+            <w:pPr>
+              <w:spacing w:after="0" w:line="290"/>
+            </w:pPr>
+            <w:r>
+              <w:rPr>
+                <w:rFonts w:ascii="Calibri" w:cs="Calibri" w:eastAsia="Calibri" w:hAnsi="Calibri"/>
+                <w:b/>
+                <w:bCs/>
+                <w:sz w:val="22"/>
+                <w:szCs w:val="22"/>
+              </w:rPr>
+              <w:t xml:space="preserve">Tip: </w:t>
+            </w:r>
+            <w:r>
+              <w:rPr>
+                <w:rFonts w:ascii="Calibri" w:cs="Calibri" w:eastAsia="Calibri" w:hAnsi="Calibri"/>
+                <w:sz w:val="22"/>
+                <w:szCs w:val="22"/>
+              </w:rPr>
+              <w:t xml:space="preserve">Click a card’s title to open it in a side panel without leaving the board.</w:t>
+            </w:r>
+          </w:p>
+        </w:tc>
+      </w:tr>
+    </w:tbl>
+    <w:p>
+      <w:pPr>
+        <w:spacing w:after="160"/>
+      </w:pPr>
+    </w:p>
+    <w:p>
+      <w:pPr>
+        <w:pStyle w:val="Heading1"/>
+        <w:keepNext/>
+      </w:pPr>
+      <w:r>
+        <w:rPr>
+          <w:rFonts w:ascii="Calibri" w:cs="Calibri" w:eastAsia="Calibri" w:hAnsi="Calibri"/>
+          <w:b/>
+          <w:bCs/>
+          <w:color w:val="3B2A9E"/>
+          <w:sz w:val="34"/>
+          <w:szCs w:val="34"/>
+        </w:rPr>
+        <w:t xml:space="preserve">16. Quick tips and FAQ</w:t>
       </w:r>
     </w:p>
     <w:tbl>
@@ -17725,6 +21331,74 @@
     </w:lvl>
   </w:abstractNum>
   <w:abstractNum w:abstractNumId="13" w15:restartNumberingAfterBreak="0">
+    <w:multiLevelType w:val="hybridMultilevel"/>
+    <w:lvl w:ilvl="0" w:tentative="1">
+      <w:start w:val="1"/>
+      <w:numFmt w:val="decimal"/>
+      <w:lvlText w:val="%1."/>
+      <w:lvlJc w:val="left"/>
+      <w:pPr>
+        <w:ind w:left="540" w:hanging="360"/>
+      </w:pPr>
+      <w:rPr>
+        <w:b/>
+        <w:bCs/>
+        <w:color w:val="3B2A9E"/>
+      </w:rPr>
+    </w:lvl>
+  </w:abstractNum>
+  <w:abstractNum w:abstractNumId="14" w15:restartNumberingAfterBreak="0">
+    <w:multiLevelType w:val="hybridMultilevel"/>
+    <w:lvl w:ilvl="0" w:tentative="1">
+      <w:start w:val="1"/>
+      <w:numFmt w:val="decimal"/>
+      <w:lvlText w:val="%1."/>
+      <w:lvlJc w:val="left"/>
+      <w:pPr>
+        <w:ind w:left="540" w:hanging="360"/>
+      </w:pPr>
+      <w:rPr>
+        <w:b/>
+        <w:bCs/>
+        <w:color w:val="3B2A9E"/>
+      </w:rPr>
+    </w:lvl>
+  </w:abstractNum>
+  <w:abstractNum w:abstractNumId="15" w15:restartNumberingAfterBreak="0">
+    <w:multiLevelType w:val="hybridMultilevel"/>
+    <w:lvl w:ilvl="0" w:tentative="1">
+      <w:start w:val="1"/>
+      <w:numFmt w:val="decimal"/>
+      <w:lvlText w:val="%1."/>
+      <w:lvlJc w:val="left"/>
+      <w:pPr>
+        <w:ind w:left="540" w:hanging="360"/>
+      </w:pPr>
+      <w:rPr>
+        <w:b/>
+        <w:bCs/>
+        <w:color w:val="3B2A9E"/>
+      </w:rPr>
+    </w:lvl>
+  </w:abstractNum>
+  <w:abstractNum w:abstractNumId="16" w15:restartNumberingAfterBreak="0">
+    <w:multiLevelType w:val="hybridMultilevel"/>
+    <w:lvl w:ilvl="0" w:tentative="1">
+      <w:start w:val="1"/>
+      <w:numFmt w:val="decimal"/>
+      <w:lvlText w:val="%1."/>
+      <w:lvlJc w:val="left"/>
+      <w:pPr>
+        <w:ind w:left="540" w:hanging="360"/>
+      </w:pPr>
+      <w:rPr>
+        <w:b/>
+        <w:bCs/>
+        <w:color w:val="3B2A9E"/>
+      </w:rPr>
+    </w:lvl>
+  </w:abstractNum>
+  <w:abstractNum w:abstractNumId="17" w15:restartNumberingAfterBreak="0">
     <w:multiLevelType w:val="hybridMultilevel"/>
     <w:lvl w:ilvl="0" w:tentative="1">
       <w:start w:val="1"/>
@@ -17815,6 +21489,30 @@
   </w:num>
   <w:num w:numId="13">
     <w:abstractNumId w:val="13"/>
+    <w:lvlOverride w:ilvl="0">
+      <w:startOverride w:val="1"/>
+    </w:lvlOverride>
+  </w:num>
+  <w:num w:numId="14">
+    <w:abstractNumId w:val="14"/>
+    <w:lvlOverride w:ilvl="0">
+      <w:startOverride w:val="1"/>
+    </w:lvlOverride>
+  </w:num>
+  <w:num w:numId="15">
+    <w:abstractNumId w:val="15"/>
+    <w:lvlOverride w:ilvl="0">
+      <w:startOverride w:val="1"/>
+    </w:lvlOverride>
+  </w:num>
+  <w:num w:numId="16">
+    <w:abstractNumId w:val="16"/>
+    <w:lvlOverride w:ilvl="0">
+      <w:startOverride w:val="1"/>
+    </w:lvlOverride>
+  </w:num>
+  <w:num w:numId="17">
+    <w:abstractNumId w:val="17"/>
     <w:lvlOverride w:ilvl="0">
       <w:startOverride w:val="1"/>
     </w:lvlOverride>

--- a/apps/web/public/help/Egebis-Seyir-User-Guide.docx
+++ b/apps/web/public/help/Egebis-Seyir-User-Guide.docx
@@ -121,7 +121,7 @@
           <w:sz w:val="24"/>
           <w:szCs w:val="24"/>
         </w:rPr>
-        <w:t xml:space="preserve">1. Creating a Space</w:t>
+        <w:t xml:space="preserve">1. Creating a Project</w:t>
       </w:r>
     </w:p>
     <w:p>
@@ -199,7 +199,7 @@
           <w:sz w:val="24"/>
           <w:szCs w:val="24"/>
         </w:rPr>
-        <w:t xml:space="preserve">7. Creating a Sprint</w:t>
+        <w:t xml:space="preserve">7. Drag to make a Sub-Task or detach it</w:t>
       </w:r>
     </w:p>
     <w:p>
@@ -212,7 +212,7 @@
           <w:sz w:val="24"/>
           <w:szCs w:val="24"/>
         </w:rPr>
-        <w:t xml:space="preserve">8. Adding work to a sprint</w:t>
+        <w:t xml:space="preserve">8. Creating a Sprint</w:t>
       </w:r>
     </w:p>
     <w:p>
@@ -225,7 +225,7 @@
           <w:sz w:val="24"/>
           <w:szCs w:val="24"/>
         </w:rPr>
-        <w:t xml:space="preserve">9. Editing and managing a sprint</w:t>
+        <w:t xml:space="preserve">9. Adding work to a sprint</w:t>
       </w:r>
     </w:p>
     <w:p>
@@ -238,7 +238,7 @@
           <w:sz w:val="24"/>
           <w:szCs w:val="24"/>
         </w:rPr>
-        <w:t xml:space="preserve">10. The sprint board</w:t>
+        <w:t xml:space="preserve">10. Editing and managing a sprint</w:t>
       </w:r>
     </w:p>
     <w:p>
@@ -251,7 +251,7 @@
           <w:sz w:val="24"/>
           <w:szCs w:val="24"/>
         </w:rPr>
-        <w:t xml:space="preserve">11. The big New button</w:t>
+        <w:t xml:space="preserve">11. The sprint board</w:t>
       </w:r>
     </w:p>
     <w:p>
@@ -264,7 +264,7 @@
           <w:sz w:val="24"/>
           <w:szCs w:val="24"/>
         </w:rPr>
-        <w:t xml:space="preserve">12. Sharing and permissions on a Task or Epic</w:t>
+        <w:t xml:space="preserve">12. Bugs: reporting, assigning and status</w:t>
       </w:r>
     </w:p>
     <w:p>
@@ -277,7 +277,7 @@
           <w:sz w:val="24"/>
           <w:szCs w:val="24"/>
         </w:rPr>
-        <w:t xml:space="preserve">13. Roles and permissions (Settings)</w:t>
+        <w:t xml:space="preserve">13. The big New button</w:t>
       </w:r>
     </w:p>
     <w:p>
@@ -290,7 +290,7 @@
           <w:sz w:val="24"/>
           <w:szCs w:val="24"/>
         </w:rPr>
-        <w:t xml:space="preserve">14. Attaching files</w:t>
+        <w:t xml:space="preserve">14. Sharing and permissions on a Task or Epic</w:t>
       </w:r>
     </w:p>
     <w:p>
@@ -303,7 +303,7 @@
           <w:sz w:val="24"/>
           <w:szCs w:val="24"/>
         </w:rPr>
-        <w:t xml:space="preserve">15. The Kanban board for a whole Space</w:t>
+        <w:t xml:space="preserve">15. Roles and permissions (Settings)</w:t>
       </w:r>
     </w:p>
     <w:p>
@@ -316,7 +316,33 @@
           <w:sz w:val="24"/>
           <w:szCs w:val="24"/>
         </w:rPr>
-        <w:t xml:space="preserve">16. Quick tips and FAQ</w:t>
+        <w:t xml:space="preserve">16. Attaching files</w:t>
+      </w:r>
+    </w:p>
+    <w:p>
+      <w:pPr>
+        <w:spacing w:after="100"/>
+      </w:pPr>
+      <w:r>
+        <w:rPr>
+          <w:rFonts w:ascii="Calibri" w:cs="Calibri" w:eastAsia="Calibri" w:hAnsi="Calibri"/>
+          <w:sz w:val="24"/>
+          <w:szCs w:val="24"/>
+        </w:rPr>
+        <w:t xml:space="preserve">17. The Kanban board for a whole Project</w:t>
+      </w:r>
+    </w:p>
+    <w:p>
+      <w:pPr>
+        <w:spacing w:after="100"/>
+      </w:pPr>
+      <w:r>
+        <w:rPr>
+          <w:rFonts w:ascii="Calibri" w:cs="Calibri" w:eastAsia="Calibri" w:hAnsi="Calibri"/>
+          <w:sz w:val="24"/>
+          <w:szCs w:val="24"/>
+        </w:rPr>
+        <w:t xml:space="preserve">18. Quick tips and FAQ</w:t>
       </w:r>
     </w:p>
     <w:p>
@@ -542,7 +568,7 @@
                 <w:sz w:val="20"/>
                 <w:szCs w:val="20"/>
               </w:rPr>
-              <w:t xml:space="preserve">Space</w:t>
+              <w:t xml:space="preserve">Project</w:t>
             </w:r>
           </w:p>
         </w:tc>
@@ -574,7 +600,7 @@
                 <w:sz w:val="20"/>
                 <w:szCs w:val="20"/>
               </w:rPr>
-              <w:t xml:space="preserve">A work area for one product or team. All work items live inside a Space.</w:t>
+              <w:t xml:space="preserve">A work area for one product or team. All work items live inside a Project.</w:t>
             </w:r>
           </w:p>
         </w:tc>
@@ -1294,7 +1320,7 @@
           <w:sz w:val="20"/>
           <w:szCs w:val="20"/>
         </w:rPr>
-        <w:t xml:space="preserve">Main screen: use the left menu for the Space and its sections, and the top bar for search, help and your account.</w:t>
+        <w:t xml:space="preserve">Main screen: use the left menu for the Project and its sections, and the top bar for search, help and your account.</w:t>
       </w:r>
     </w:p>
     <w:tbl>
@@ -1388,7 +1414,7 @@
                 <w:sz w:val="21"/>
                 <w:szCs w:val="21"/>
               </w:rPr>
-              <w:t xml:space="preserve">Space</w:t>
+              <w:t xml:space="preserve">Project</w:t>
             </w:r>
             <w:r>
               <w:rPr>
@@ -1660,7 +1686,7 @@
                 <w:sz w:val="21"/>
                 <w:szCs w:val="21"/>
               </w:rPr>
-              <w:t xml:space="preserve">: The Space's work list; Tasks and Sub-Tasks are added here.</w:t>
+              <w:t xml:space="preserve">: The Project's work list; Tasks and Sub-Tasks are added here.</w:t>
             </w:r>
           </w:p>
         </w:tc>
@@ -2140,7 +2166,7 @@
           <w:sz w:val="34"/>
           <w:szCs w:val="34"/>
         </w:rPr>
-        <w:t xml:space="preserve">1. Creating a Space</w:t>
+        <w:t xml:space="preserve">1. Creating a Project</w:t>
       </w:r>
     </w:p>
     <w:p>
@@ -2153,7 +2179,7 @@
           <w:sz w:val="22"/>
           <w:szCs w:val="22"/>
         </w:rPr>
-        <w:t xml:space="preserve">Before you create Tasks and Sprints you need a Space to hold them. Your team lead usually prepares it for you, but it helps to know how it is done.</w:t>
+        <w:t xml:space="preserve">Before you create Tasks and Sprints you need a Project to hold them. Your team lead usually prepares it for you, but it helps to know how it is done.</w:t>
       </w:r>
     </w:p>
     <w:p>
@@ -2217,7 +2243,7 @@
           <w:sz w:val="22"/>
           <w:szCs w:val="22"/>
         </w:rPr>
-        <w:t xml:space="preserve">Create space</w:t>
+        <w:t xml:space="preserve">Create project</w:t>
       </w:r>
       <w:r>
         <w:rPr>
@@ -2243,7 +2269,7 @@
           <w:sz w:val="22"/>
           <w:szCs w:val="22"/>
         </w:rPr>
-        <w:t xml:space="preserve">Type the Space's name in </w:t>
+        <w:t xml:space="preserve">Type the Project's name in </w:t>
       </w:r>
       <w:r>
         <w:rPr>
@@ -2397,7 +2423,7 @@
           <w:sz w:val="22"/>
           <w:szCs w:val="22"/>
         </w:rPr>
-        <w:t xml:space="preserve">Create space</w:t>
+        <w:t xml:space="preserve">Create project</w:t>
       </w:r>
       <w:r>
         <w:rPr>
@@ -2424,7 +2450,7 @@
           <wp:inline distT="0" distB="0" distL="0" distR="0">
             <wp:extent cx="3724275" cy="4095750"/>
             <wp:effectExtent t="0" r="0" b="0" l="0"/>
-            <wp:docPr id="2" name="02-space-create" descr="New Space dialog" title="New Space dialog"/>
+            <wp:docPr id="2" name="02-space-create" descr="New Project dialog" title="New Project dialog"/>
             <wp:cNvGraphicFramePr>
               <a:graphicFrameLocks xmlns:a="http://schemas.openxmlformats.org/drawingml/2006/main" noChangeAspect="1"/>
             </wp:cNvGraphicFramePr>
@@ -2475,7 +2501,7 @@
           <w:sz w:val="20"/>
           <w:szCs w:val="20"/>
         </w:rPr>
-        <w:t xml:space="preserve">The new Space dialog. Keep the work mode on Scrum if you will use sprints.</w:t>
+        <w:t xml:space="preserve">The new Project dialog. Keep the work mode on Scrum if you will use sprints.</w:t>
       </w:r>
     </w:p>
     <w:tbl>
@@ -2577,7 +2603,7 @@
                 <w:sz w:val="21"/>
                 <w:szCs w:val="21"/>
               </w:rPr>
-              <w:t xml:space="preserve">: The Space's display name.</w:t>
+              <w:t xml:space="preserve">: The Project's display name.</w:t>
             </w:r>
           </w:p>
         </w:tc>
@@ -2665,7 +2691,7 @@
                 <w:sz w:val="21"/>
                 <w:szCs w:val="21"/>
               </w:rPr>
-              <w:t xml:space="preserve">: The short code at the start of item IDs (like MOB-1). It must not be used by another Space; keep it short and clear.</w:t>
+              <w:t xml:space="preserve">: The short code at the start of item IDs (like MOB-1). It must not be used by another Project; keep it short and clear.</w:t>
             </w:r>
           </w:p>
         </w:tc>
@@ -2745,15 +2771,15 @@
                 <w:sz w:val="21"/>
                 <w:szCs w:val="21"/>
               </w:rPr>
-              <w:t xml:space="preserve">Create space</w:t>
-            </w:r>
-            <w:r>
-              <w:rPr>
-                <w:rFonts w:ascii="Calibri" w:cs="Calibri" w:eastAsia="Calibri" w:hAnsi="Calibri"/>
-                <w:sz w:val="21"/>
-                <w:szCs w:val="21"/>
-              </w:rPr>
-              <w:t xml:space="preserve">: Saves and opens the Space.</w:t>
+              <w:t xml:space="preserve">Create project</w:t>
+            </w:r>
+            <w:r>
+              <w:rPr>
+                <w:rFonts w:ascii="Calibri" w:cs="Calibri" w:eastAsia="Calibri" w:hAnsi="Calibri"/>
+                <w:sz w:val="21"/>
+                <w:szCs w:val="21"/>
+              </w:rPr>
+              <w:t xml:space="preserve">: Saves and opens the Project.</w:t>
             </w:r>
           </w:p>
         </w:tc>
@@ -2838,7 +2864,7 @@
                 <w:sz w:val="22"/>
                 <w:szCs w:val="22"/>
               </w:rPr>
-              <w:t xml:space="preserve"> is created automatically inside the new Space. You will add your first Tasks there.</w:t>
+              <w:t xml:space="preserve"> is created automatically inside the new Project. You will add your first Tasks there.</w:t>
             </w:r>
           </w:p>
         </w:tc>
@@ -3038,7 +3064,7 @@
           <w:sz w:val="22"/>
           <w:szCs w:val="22"/>
         </w:rPr>
-        <w:t xml:space="preserve">In the left menu open your Space and click the </w:t>
+        <w:t xml:space="preserve">In the left menu open your Project and click the </w:t>
       </w:r>
       <w:r>
         <w:rPr>
@@ -3651,7 +3677,7 @@
                 <w:sz w:val="22"/>
                 <w:szCs w:val="22"/>
               </w:rPr>
-              <w:t xml:space="preserve">. A Bug can be added under an Epic too.</w:t>
+              <w:t xml:space="preserve">.</w:t>
             </w:r>
           </w:p>
         </w:tc>
@@ -4145,7 +4171,7 @@
       <w:r>
         <w:drawing>
           <wp:inline distT="0" distB="0" distL="0" distR="0">
-            <wp:extent cx="4800600" cy="3209925"/>
+            <wp:extent cx="4781550" cy="3190875"/>
             <wp:effectExtent t="0" r="0" b="0" l="0"/>
             <wp:docPr id="5" name="19-epic-promote-dialog" descr="Convert to Epic confirmation dialog" title="Convert to Epic confirmation dialog"/>
             <wp:cNvGraphicFramePr>
@@ -4170,7 +4196,7 @@
                   <pic:spPr bwMode="auto">
                     <a:xfrm>
                       <a:off x="0" y="0"/>
-                      <a:ext cx="4800600" cy="3209925"/>
+                      <a:ext cx="4781550" cy="3190875"/>
                     </a:xfrm>
                     <a:prstGeom prst="rect">
                       <a:avLst/>
@@ -5546,7 +5572,7 @@
                 <w:sz w:val="22"/>
                 <w:szCs w:val="22"/>
               </w:rPr>
-              <w:t xml:space="preserve"> can be converted (not a Bug or Sub-Task) and the Space's work mode must be </w:t>
+              <w:t xml:space="preserve"> can be converted (not a Bug or Sub-Task) and the Project's work mode must be </w:t>
             </w:r>
             <w:r>
               <w:rPr>
@@ -5620,7 +5646,7 @@
           <w:sz w:val="22"/>
           <w:szCs w:val="22"/>
         </w:rPr>
-        <w:t xml:space="preserve">In the left menu open your Space and click the </w:t>
+        <w:t xml:space="preserve">In the left menu open your Project and click the </w:t>
       </w:r>
       <w:r>
         <w:rPr>
@@ -5954,7 +5980,25 @@
                 <w:sz w:val="21"/>
                 <w:szCs w:val="21"/>
               </w:rPr>
-              <w:t xml:space="preserve"> (others: Epic, Bug).</w:t>
+              <w:t xml:space="preserve"> (the other is Epic; Bugs are reported from the </w:t>
+            </w:r>
+            <w:r>
+              <w:rPr>
+                <w:rFonts w:ascii="Calibri" w:cs="Calibri" w:eastAsia="Calibri" w:hAnsi="Calibri"/>
+                <w:b/>
+                <w:bCs/>
+                <w:sz w:val="21"/>
+                <w:szCs w:val="21"/>
+              </w:rPr>
+              <w:t xml:space="preserve">Bugs</w:t>
+            </w:r>
+            <w:r>
+              <w:rPr>
+                <w:rFonts w:ascii="Calibri" w:cs="Calibri" w:eastAsia="Calibri" w:hAnsi="Calibri"/>
+                <w:sz w:val="21"/>
+                <w:szCs w:val="21"/>
+              </w:rPr>
+              <w:t xml:space="preserve"> screen).</w:t>
             </w:r>
           </w:p>
         </w:tc>
@@ -11291,7 +11335,7 @@
           <w:sz w:val="34"/>
           <w:szCs w:val="34"/>
         </w:rPr>
-        <w:t xml:space="preserve">7. Creating a Sprint</w:t>
+        <w:t xml:space="preserve">7. Drag to make a Sub-Task or detach it</w:t>
       </w:r>
     </w:p>
     <w:p>
@@ -11304,7 +11348,25 @@
           <w:sz w:val="22"/>
           <w:szCs w:val="22"/>
         </w:rPr>
-        <w:t xml:space="preserve">A sprint is the package of work the team chooses to do within a fixed time. Sprints are created on the </w:t>
+        <w:t xml:space="preserve">In the list you can drag a Task onto another Task to make it a Sub-Task, and drag a Sub-Task out to make it a standalone Task again. Only Tasks and Sub-Tasks can be moved.</w:t>
+      </w:r>
+    </w:p>
+    <w:p>
+      <w:pPr>
+        <w:pStyle w:val="ListParagraph"/>
+        <w:numPr>
+          <w:ilvl w:val="0"/>
+          <w:numId w:val="11"/>
+        </w:numPr>
+        <w:spacing w:after="100" w:line="290"/>
+      </w:pPr>
+      <w:r>
+        <w:rPr>
+          <w:rFonts w:ascii="Calibri" w:cs="Calibri" w:eastAsia="Calibri" w:hAnsi="Calibri"/>
+          <w:sz w:val="22"/>
+          <w:szCs w:val="22"/>
+        </w:rPr>
+        <w:t xml:space="preserve">Hover over a row; a </w:t>
       </w:r>
       <w:r>
         <w:rPr>
@@ -11314,15 +11376,33 @@
           <w:sz w:val="22"/>
           <w:szCs w:val="22"/>
         </w:rPr>
-        <w:t xml:space="preserve">Backlog and sprints</w:t>
-      </w:r>
-      <w:r>
-        <w:rPr>
-          <w:rFonts w:ascii="Calibri" w:cs="Calibri" w:eastAsia="Calibri" w:hAnsi="Calibri"/>
-          <w:sz w:val="22"/>
-          <w:szCs w:val="22"/>
-        </w:rPr>
-        <w:t xml:space="preserve"> page. To open it click </w:t>
+        <w:t xml:space="preserve">drag handle</w:t>
+      </w:r>
+      <w:r>
+        <w:rPr>
+          <w:rFonts w:ascii="Calibri" w:cs="Calibri" w:eastAsia="Calibri" w:hAnsi="Calibri"/>
+          <w:sz w:val="22"/>
+          <w:szCs w:val="22"/>
+        </w:rPr>
+        <w:t xml:space="preserve"> (⋮⋮) appears at its far left.</w:t>
+      </w:r>
+    </w:p>
+    <w:p>
+      <w:pPr>
+        <w:pStyle w:val="ListParagraph"/>
+        <w:numPr>
+          <w:ilvl w:val="0"/>
+          <w:numId w:val="11"/>
+        </w:numPr>
+        <w:spacing w:after="100" w:line="290"/>
+      </w:pPr>
+      <w:r>
+        <w:rPr>
+          <w:rFonts w:ascii="Calibri" w:cs="Calibri" w:eastAsia="Calibri" w:hAnsi="Calibri"/>
+          <w:sz w:val="22"/>
+          <w:szCs w:val="22"/>
+        </w:rPr>
+        <w:t xml:space="preserve">Grab the handle and drag the Task onto the row of the </w:t>
       </w:r>
       <w:r>
         <w:rPr>
@@ -11332,16 +11412,147 @@
           <w:sz w:val="22"/>
           <w:szCs w:val="22"/>
         </w:rPr>
-        <w:t xml:space="preserve">Backlog and sprints</w:t>
-      </w:r>
-      <w:r>
-        <w:rPr>
-          <w:rFonts w:ascii="Calibri" w:cs="Calibri" w:eastAsia="Calibri" w:hAnsi="Calibri"/>
-          <w:sz w:val="22"/>
-          <w:szCs w:val="22"/>
-        </w:rPr>
-        <w:t xml:space="preserve"> under your Space in the left menu.</w:t>
-      </w:r>
+        <w:t xml:space="preserve">Task</w:t>
+      </w:r>
+      <w:r>
+        <w:rPr>
+          <w:rFonts w:ascii="Calibri" w:cs="Calibri" w:eastAsia="Calibri" w:hAnsi="Calibri"/>
+          <w:sz w:val="22"/>
+          <w:szCs w:val="22"/>
+        </w:rPr>
+        <w:t xml:space="preserve"> it should go under; the target row is highlighted.</w:t>
+      </w:r>
+    </w:p>
+    <w:p>
+      <w:pPr>
+        <w:pStyle w:val="ListParagraph"/>
+        <w:numPr>
+          <w:ilvl w:val="0"/>
+          <w:numId w:val="11"/>
+        </w:numPr>
+        <w:spacing w:after="100" w:line="290"/>
+      </w:pPr>
+      <w:r>
+        <w:rPr>
+          <w:rFonts w:ascii="Calibri" w:cs="Calibri" w:eastAsia="Calibri" w:hAnsi="Calibri"/>
+          <w:sz w:val="22"/>
+          <w:szCs w:val="22"/>
+        </w:rPr>
+        <w:t xml:space="preserve">When you drop it a confirmation opens: “Make HTK-2 a Sub-Task of HTK-1?”. Click </w:t>
+      </w:r>
+      <w:r>
+        <w:rPr>
+          <w:rFonts w:ascii="Calibri" w:cs="Calibri" w:eastAsia="Calibri" w:hAnsi="Calibri"/>
+          <w:b/>
+          <w:bCs/>
+          <w:sz w:val="22"/>
+          <w:szCs w:val="22"/>
+        </w:rPr>
+        <w:t xml:space="preserve">Make Sub-Task</w:t>
+      </w:r>
+      <w:r>
+        <w:rPr>
+          <w:rFonts w:ascii="Calibri" w:cs="Calibri" w:eastAsia="Calibri" w:hAnsi="Calibri"/>
+          <w:sz w:val="22"/>
+          <w:szCs w:val="22"/>
+        </w:rPr>
+        <w:t xml:space="preserve">.</w:t>
+      </w:r>
+    </w:p>
+    <w:p>
+      <w:pPr>
+        <w:pStyle w:val="ListParagraph"/>
+        <w:numPr>
+          <w:ilvl w:val="0"/>
+          <w:numId w:val="11"/>
+        </w:numPr>
+        <w:spacing w:after="100" w:line="290"/>
+      </w:pPr>
+      <w:r>
+        <w:rPr>
+          <w:rFonts w:ascii="Calibri" w:cs="Calibri" w:eastAsia="Calibri" w:hAnsi="Calibri"/>
+          <w:sz w:val="22"/>
+          <w:szCs w:val="22"/>
+        </w:rPr>
+        <w:t xml:space="preserve">To detach a Sub-Task, start dragging it; a large </w:t>
+      </w:r>
+      <w:r>
+        <w:rPr>
+          <w:rFonts w:ascii="Calibri" w:cs="Calibri" w:eastAsia="Calibri" w:hAnsi="Calibri"/>
+          <w:b/>
+          <w:bCs/>
+          <w:sz w:val="22"/>
+          <w:szCs w:val="22"/>
+        </w:rPr>
+        <w:t xml:space="preserve">Detach</w:t>
+      </w:r>
+      <w:r>
+        <w:rPr>
+          <w:rFonts w:ascii="Calibri" w:cs="Calibri" w:eastAsia="Calibri" w:hAnsi="Calibri"/>
+          <w:sz w:val="22"/>
+          <w:szCs w:val="22"/>
+        </w:rPr>
+        <w:t xml:space="preserve"> area appears at the bottom centre of the screen.</w:t>
+      </w:r>
+    </w:p>
+    <w:p>
+      <w:pPr>
+        <w:pStyle w:val="ListParagraph"/>
+        <w:numPr>
+          <w:ilvl w:val="0"/>
+          <w:numId w:val="11"/>
+        </w:numPr>
+        <w:spacing w:after="100" w:line="290"/>
+      </w:pPr>
+      <w:r>
+        <w:rPr>
+          <w:rFonts w:ascii="Calibri" w:cs="Calibri" w:eastAsia="Calibri" w:hAnsi="Calibri"/>
+          <w:sz w:val="22"/>
+          <w:szCs w:val="22"/>
+        </w:rPr>
+        <w:t xml:space="preserve">Drop the Sub-Task on </w:t>
+      </w:r>
+      <w:r>
+        <w:rPr>
+          <w:rFonts w:ascii="Calibri" w:cs="Calibri" w:eastAsia="Calibri" w:hAnsi="Calibri"/>
+          <w:b/>
+          <w:bCs/>
+          <w:sz w:val="22"/>
+          <w:szCs w:val="22"/>
+        </w:rPr>
+        <w:t xml:space="preserve">Detach</w:t>
+      </w:r>
+      <w:r>
+        <w:rPr>
+          <w:rFonts w:ascii="Calibri" w:cs="Calibri" w:eastAsia="Calibri" w:hAnsi="Calibri"/>
+          <w:sz w:val="22"/>
+          <w:szCs w:val="22"/>
+        </w:rPr>
+        <w:t xml:space="preserve"> and confirm. It leaves its parent and becomes a standalone </w:t>
+      </w:r>
+      <w:r>
+        <w:rPr>
+          <w:rFonts w:ascii="Calibri" w:cs="Calibri" w:eastAsia="Calibri" w:hAnsi="Calibri"/>
+          <w:b/>
+          <w:bCs/>
+          <w:sz w:val="22"/>
+          <w:szCs w:val="22"/>
+        </w:rPr>
+        <w:t xml:space="preserve">Task</w:t>
+      </w:r>
+      <w:r>
+        <w:rPr>
+          <w:rFonts w:ascii="Calibri" w:cs="Calibri" w:eastAsia="Calibri" w:hAnsi="Calibri"/>
+          <w:sz w:val="22"/>
+          <w:szCs w:val="22"/>
+        </w:rPr>
+        <w:t xml:space="preserve">.</w:t>
+      </w:r>
+    </w:p>
+    <w:p>
+      <w:pPr>
+        <w:spacing w:after="100"/>
+      </w:pPr>
     </w:p>
     <w:p>
       <w:pPr>
@@ -11354,7 +11565,7 @@
           <wp:inline distT="0" distB="0" distL="0" distR="0">
             <wp:extent cx="5715000" cy="3571875"/>
             <wp:effectExtent t="0" r="0" b="0" l="0"/>
-            <wp:docPr id="15" name="20-backlog" descr="Backlog and sprints page" title="Backlog and sprints page"/>
+            <wp:docPr id="15" name="28-dnd" descr="The Detach area while dragging" title="The Detach area while dragging"/>
             <wp:cNvGraphicFramePr>
               <a:graphicFrameLocks xmlns:a="http://schemas.openxmlformats.org/drawingml/2006/main" noChangeAspect="1"/>
             </wp:cNvGraphicFramePr>
@@ -11405,7 +11616,7 @@
           <w:sz w:val="20"/>
           <w:szCs w:val="20"/>
         </w:rPr>
-        <w:t xml:space="preserve">The Backlog page: work not yet in a sprint is listed below.</w:t>
+        <w:t xml:space="preserve">The Detach area that appears while dragging a Sub-Task.</w:t>
       </w:r>
     </w:p>
     <w:tbl>
@@ -11499,15 +11710,15 @@
                 <w:sz w:val="21"/>
                 <w:szCs w:val="21"/>
               </w:rPr>
-              <w:t xml:space="preserve">Backlog and sprints</w:t>
-            </w:r>
-            <w:r>
-              <w:rPr>
-                <w:rFonts w:ascii="Calibri" w:cs="Calibri" w:eastAsia="Calibri" w:hAnsi="Calibri"/>
-                <w:sz w:val="21"/>
-                <w:szCs w:val="21"/>
-              </w:rPr>
-              <w:t xml:space="preserve">: Open this page from the left menu.</w:t>
+              <w:t xml:space="preserve">Dragged item</w:t>
+            </w:r>
+            <w:r>
+              <w:rPr>
+                <w:rFonts w:ascii="Calibri" w:cs="Calibri" w:eastAsia="Calibri" w:hAnsi="Calibri"/>
+                <w:sz w:val="21"/>
+                <w:szCs w:val="21"/>
+              </w:rPr>
+              <w:t xml:space="preserve">: The card you move with the mouse.</w:t>
             </w:r>
           </w:p>
         </w:tc>
@@ -11587,103 +11798,82 @@
                 <w:sz w:val="21"/>
                 <w:szCs w:val="21"/>
               </w:rPr>
-              <w:t xml:space="preserve">Create sprint</w:t>
-            </w:r>
-            <w:r>
-              <w:rPr>
-                <w:rFonts w:ascii="Calibri" w:cs="Calibri" w:eastAsia="Calibri" w:hAnsi="Calibri"/>
-                <w:sz w:val="21"/>
-                <w:szCs w:val="21"/>
-              </w:rPr>
-              <w:t xml:space="preserve">: Opens the new sprint dialog.</w:t>
+              <w:t xml:space="preserve">Detach</w:t>
+            </w:r>
+            <w:r>
+              <w:rPr>
+                <w:rFonts w:ascii="Calibri" w:cs="Calibri" w:eastAsia="Calibri" w:hAnsi="Calibri"/>
+                <w:sz w:val="21"/>
+                <w:szCs w:val="21"/>
+              </w:rPr>
+              <w:t xml:space="preserve">: A Sub-Task dropped here becomes a standalone Task.</w:t>
             </w:r>
           </w:p>
         </w:tc>
       </w:tr>
+    </w:tbl>
+    <w:p>
+      <w:pPr>
+        <w:spacing w:after="200"/>
+      </w:pPr>
+    </w:p>
+    <w:tbl>
+      <w:tblPr>
+        <w:tblW w:type="dxa" w:w="9638"/>
+        <w:tblBorders>
+          <w:top w:val="single" w:color="auto" w:sz="4"/>
+          <w:left w:val="single" w:color="auto" w:sz="4"/>
+          <w:bottom w:val="single" w:color="auto" w:sz="4"/>
+          <w:right w:val="single" w:color="auto" w:sz="4"/>
+          <w:insideH w:val="single" w:color="auto" w:sz="4"/>
+          <w:insideV w:val="single" w:color="auto" w:sz="4"/>
+        </w:tblBorders>
+      </w:tblPr>
+      <w:tblGrid>
+        <w:gridCol w:w="9638"/>
+      </w:tblGrid>
       <w:tr>
         <w:trPr>
           <w:cantSplit/>
         </w:trPr>
         <w:tc>
           <w:tcPr>
-            <w:tcW w:type="dxa" w:w="560"/>
+            <w:tcW w:type="dxa" w:w="9638"/>
             <w:tcBorders>
               <w:top w:val="none" w:color="FFFFFF" w:sz="0"/>
-              <w:left w:val="none" w:color="FFFFFF" w:sz="0"/>
+              <w:left w:val="single" w:color="0EA5E9" w:sz="24"/>
               <w:bottom w:val="none" w:color="FFFFFF" w:sz="0"/>
               <w:right w:val="none" w:color="FFFFFF" w:sz="0"/>
             </w:tcBorders>
-            <w:tcMar>
-              <w:top w:type="dxa" w:w="40"/>
-              <w:left w:type="dxa" w:w="40"/>
-              <w:bottom w:type="dxa" w:w="40"/>
-              <w:right w:type="dxa" w:w="60"/>
-            </w:tcMar>
-            <w:vAlign w:val="top"/>
-          </w:tcPr>
-          <w:p>
-            <w:pPr>
-              <w:jc w:val="center"/>
-            </w:pPr>
-            <w:r>
-              <w:rPr>
-                <w:rFonts w:ascii="Calibri" w:cs="Calibri" w:eastAsia="Calibri" w:hAnsi="Calibri"/>
-                <w:b/>
-                <w:bCs/>
-                <w:color w:val="FFFFFF"/>
+            <w:shd w:fill="E8F3FB" w:color="auto" w:val="clear"/>
+            <w:tcMar>
+              <w:top w:type="dxa" w:w="100"/>
+              <w:left w:type="dxa" w:w="180"/>
+              <w:bottom w:type="dxa" w:w="100"/>
+              <w:right w:type="dxa" w:w="140"/>
+            </w:tcMar>
+          </w:tcPr>
+          <w:p>
+            <w:pPr>
+              <w:spacing w:after="0" w:line="290"/>
+            </w:pPr>
+            <w:r>
+              <w:rPr>
+                <w:rFonts w:ascii="Calibri" w:cs="Calibri" w:eastAsia="Calibri" w:hAnsi="Calibri"/>
+                <w:b/>
+                <w:bCs/>
                 <w:sz w:val="22"/>
                 <w:szCs w:val="22"/>
-                <w:shd w:fill="E11D48" w:color="auto" w:val="clear"/>
-              </w:rPr>
-              <w:t xml:space="preserve"> 3 </w:t>
-            </w:r>
-          </w:p>
-        </w:tc>
-        <w:tc>
-          <w:tcPr>
-            <w:tcW w:type="dxa" w:w="9078"/>
-            <w:tcBorders>
-              <w:top w:val="none" w:color="FFFFFF" w:sz="0"/>
-              <w:left w:val="none" w:color="FFFFFF" w:sz="0"/>
-              <w:bottom w:val="none" w:color="FFFFFF" w:sz="0"/>
-              <w:right w:val="none" w:color="FFFFFF" w:sz="0"/>
-            </w:tcBorders>
-            <w:tcMar>
-              <w:top w:type="dxa" w:w="40"/>
-              <w:left w:type="dxa" w:w="60"/>
-              <w:bottom w:type="dxa" w:w="40"/>
-              <w:right w:type="dxa" w:w="40"/>
-            </w:tcMar>
-          </w:tcPr>
-          <w:p>
-            <w:pPr>
-              <w:spacing w:after="0"/>
-            </w:pPr>
-            <w:r>
-              <w:rPr>
-                <w:rFonts w:ascii="Calibri" w:cs="Calibri" w:eastAsia="Calibri" w:hAnsi="Calibri"/>
-                <w:sz w:val="21"/>
-                <w:szCs w:val="21"/>
-              </w:rPr>
-              <w:t xml:space="preserve"/>
-            </w:r>
-            <w:r>
-              <w:rPr>
-                <w:rFonts w:ascii="Calibri" w:cs="Calibri" w:eastAsia="Calibri" w:hAnsi="Calibri"/>
-                <w:b/>
-                <w:bCs/>
-                <w:sz w:val="21"/>
-                <w:szCs w:val="21"/>
-              </w:rPr>
-              <w:t xml:space="preserve">Backlog section</w:t>
-            </w:r>
-            <w:r>
-              <w:rPr>
-                <w:rFonts w:ascii="Calibri" w:cs="Calibri" w:eastAsia="Calibri" w:hAnsi="Calibri"/>
-                <w:sz w:val="21"/>
-                <w:szCs w:val="21"/>
-              </w:rPr>
-              <w:t xml:space="preserve">: All tasks not in a sprint, in priority order.</w:t>
+              </w:rPr>
+              <w:t xml:space="preserve">Note: </w:t>
+            </w:r>
+            <w:r>
+              <w:rPr>
+                <w:rFonts w:ascii="Calibri" w:cs="Calibri" w:eastAsia="Calibri" w:hAnsi="Calibri"/>
+                <w:sz w:val="22"/>
+                <w:szCs w:val="22"/>
+              </w:rPr>
+              <w:t xml:space="preserve">A Task that has Sub-Tasks cannot be moved under another Task; detach its Sub-Tasks first.</w:t>
             </w:r>
           </w:p>
         </w:tc>
@@ -11691,61 +11881,37 @@
     </w:tbl>
     <w:p>
       <w:pPr>
-        <w:spacing w:after="200"/>
-      </w:pPr>
-    </w:p>
-    <w:p>
-      <w:pPr>
-        <w:pStyle w:val="ListParagraph"/>
-        <w:numPr>
-          <w:ilvl w:val="0"/>
-          <w:numId w:val="11"/>
-        </w:numPr>
-        <w:spacing w:after="100" w:line="290"/>
-      </w:pPr>
-      <w:r>
-        <w:rPr>
-          <w:rFonts w:ascii="Calibri" w:cs="Calibri" w:eastAsia="Calibri" w:hAnsi="Calibri"/>
-          <w:sz w:val="22"/>
-          <w:szCs w:val="22"/>
-        </w:rPr>
-        <w:t xml:space="preserve">Click </w:t>
-      </w:r>
+        <w:spacing w:after="160"/>
+      </w:pPr>
+    </w:p>
+    <w:p>
+      <w:pPr>
+        <w:pStyle w:val="Heading1"/>
+        <w:keepNext/>
+      </w:pPr>
       <w:r>
         <w:rPr>
           <w:rFonts w:ascii="Calibri" w:cs="Calibri" w:eastAsia="Calibri" w:hAnsi="Calibri"/>
           <w:b/>
           <w:bCs/>
-          <w:sz w:val="22"/>
-          <w:szCs w:val="22"/>
-        </w:rPr>
-        <w:t xml:space="preserve">Create sprint</w:t>
-      </w:r>
-      <w:r>
-        <w:rPr>
-          <w:rFonts w:ascii="Calibri" w:cs="Calibri" w:eastAsia="Calibri" w:hAnsi="Calibri"/>
-          <w:sz w:val="22"/>
-          <w:szCs w:val="22"/>
-        </w:rPr>
-        <w:t xml:space="preserve"> at the top right.</w:t>
-      </w:r>
-    </w:p>
-    <w:p>
-      <w:pPr>
-        <w:pStyle w:val="ListParagraph"/>
-        <w:numPr>
-          <w:ilvl w:val="0"/>
-          <w:numId w:val="11"/>
-        </w:numPr>
-        <w:spacing w:after="100" w:line="290"/>
-      </w:pPr>
-      <w:r>
-        <w:rPr>
-          <w:rFonts w:ascii="Calibri" w:cs="Calibri" w:eastAsia="Calibri" w:hAnsi="Calibri"/>
-          <w:sz w:val="22"/>
-          <w:szCs w:val="22"/>
-        </w:rPr>
-        <w:t xml:space="preserve">Type the sprint's name in </w:t>
+          <w:color w:val="3B2A9E"/>
+          <w:sz w:val="34"/>
+          <w:szCs w:val="34"/>
+        </w:rPr>
+        <w:t xml:space="preserve">8. Creating a Sprint</w:t>
+      </w:r>
+    </w:p>
+    <w:p>
+      <w:pPr>
+        <w:spacing w:after="140" w:line="300"/>
+      </w:pPr>
+      <w:r>
+        <w:rPr>
+          <w:rFonts w:ascii="Calibri" w:cs="Calibri" w:eastAsia="Calibri" w:hAnsi="Calibri"/>
+          <w:sz w:val="22"/>
+          <w:szCs w:val="22"/>
+        </w:rPr>
+        <w:t xml:space="preserve">A sprint is the package of work the team chooses to do within a fixed time. Sprints are created on the </w:t>
       </w:r>
       <w:r>
         <w:rPr>
@@ -11755,33 +11921,15 @@
           <w:sz w:val="22"/>
           <w:szCs w:val="22"/>
         </w:rPr>
-        <w:t xml:space="preserve">Name</w:t>
-      </w:r>
-      <w:r>
-        <w:rPr>
-          <w:rFonts w:ascii="Calibri" w:cs="Calibri" w:eastAsia="Calibri" w:hAnsi="Calibri"/>
-          <w:sz w:val="22"/>
-          <w:szCs w:val="22"/>
-        </w:rPr>
-        <w:t xml:space="preserve"> (e.g. Sprint 1).</w:t>
-      </w:r>
-    </w:p>
-    <w:p>
-      <w:pPr>
-        <w:pStyle w:val="ListParagraph"/>
-        <w:numPr>
-          <w:ilvl w:val="0"/>
-          <w:numId w:val="11"/>
-        </w:numPr>
-        <w:spacing w:after="100" w:line="290"/>
-      </w:pPr>
-      <w:r>
-        <w:rPr>
-          <w:rFonts w:ascii="Calibri" w:cs="Calibri" w:eastAsia="Calibri" w:hAnsi="Calibri"/>
-          <w:sz w:val="22"/>
-          <w:szCs w:val="22"/>
-        </w:rPr>
-        <w:t xml:space="preserve">In </w:t>
+        <w:t xml:space="preserve">Backlog and sprints</w:t>
+      </w:r>
+      <w:r>
+        <w:rPr>
+          <w:rFonts w:ascii="Calibri" w:cs="Calibri" w:eastAsia="Calibri" w:hAnsi="Calibri"/>
+          <w:sz w:val="22"/>
+          <w:szCs w:val="22"/>
+        </w:rPr>
+        <w:t xml:space="preserve"> page. To open it click </w:t>
       </w:r>
       <w:r>
         <w:rPr>
@@ -11791,165 +11939,16 @@
           <w:sz w:val="22"/>
           <w:szCs w:val="22"/>
         </w:rPr>
-        <w:t xml:space="preserve">Sprint goal</w:t>
-      </w:r>
-      <w:r>
-        <w:rPr>
-          <w:rFonts w:ascii="Calibri" w:cs="Calibri" w:eastAsia="Calibri" w:hAnsi="Calibri"/>
-          <w:sz w:val="22"/>
-          <w:szCs w:val="22"/>
-        </w:rPr>
-        <w:t xml:space="preserve"> write in one sentence what will be achieved. (In some Spaces the goal is required.)</w:t>
-      </w:r>
-    </w:p>
-    <w:p>
-      <w:pPr>
-        <w:pStyle w:val="ListParagraph"/>
-        <w:numPr>
-          <w:ilvl w:val="0"/>
-          <w:numId w:val="11"/>
-        </w:numPr>
-        <w:spacing w:after="100" w:line="290"/>
-      </w:pPr>
-      <w:r>
-        <w:rPr>
-          <w:rFonts w:ascii="Calibri" w:cs="Calibri" w:eastAsia="Calibri" w:hAnsi="Calibri"/>
-          <w:sz w:val="22"/>
-          <w:szCs w:val="22"/>
-        </w:rPr>
-        <w:t xml:space="preserve">Pick the </w:t>
-      </w:r>
-      <w:r>
-        <w:rPr>
-          <w:rFonts w:ascii="Calibri" w:cs="Calibri" w:eastAsia="Calibri" w:hAnsi="Calibri"/>
-          <w:b/>
-          <w:bCs/>
-          <w:sz w:val="22"/>
-          <w:szCs w:val="22"/>
-        </w:rPr>
-        <w:t xml:space="preserve">Start</w:t>
-      </w:r>
-      <w:r>
-        <w:rPr>
-          <w:rFonts w:ascii="Calibri" w:cs="Calibri" w:eastAsia="Calibri" w:hAnsi="Calibri"/>
-          <w:sz w:val="22"/>
-          <w:szCs w:val="22"/>
-        </w:rPr>
-        <w:t xml:space="preserve"> and </w:t>
-      </w:r>
-      <w:r>
-        <w:rPr>
-          <w:rFonts w:ascii="Calibri" w:cs="Calibri" w:eastAsia="Calibri" w:hAnsi="Calibri"/>
-          <w:b/>
-          <w:bCs/>
-          <w:sz w:val="22"/>
-          <w:szCs w:val="22"/>
-        </w:rPr>
-        <w:t xml:space="preserve">End</w:t>
-      </w:r>
-      <w:r>
-        <w:rPr>
-          <w:rFonts w:ascii="Calibri" w:cs="Calibri" w:eastAsia="Calibri" w:hAnsi="Calibri"/>
-          <w:sz w:val="22"/>
-          <w:szCs w:val="22"/>
-        </w:rPr>
-        <w:t xml:space="preserve"> dates. A two-week range is suggested; a sprint can last at most 8 weeks.</w:t>
-      </w:r>
-    </w:p>
-    <w:p>
-      <w:pPr>
-        <w:pStyle w:val="ListParagraph"/>
-        <w:numPr>
-          <w:ilvl w:val="0"/>
-          <w:numId w:val="11"/>
-        </w:numPr>
-        <w:spacing w:after="100" w:line="290"/>
-      </w:pPr>
-      <w:r>
-        <w:rPr>
-          <w:rFonts w:ascii="Calibri" w:cs="Calibri" w:eastAsia="Calibri" w:hAnsi="Calibri"/>
-          <w:sz w:val="22"/>
-          <w:szCs w:val="22"/>
-        </w:rPr>
-        <w:t xml:space="preserve">Optionally add a </w:t>
-      </w:r>
-      <w:r>
-        <w:rPr>
-          <w:rFonts w:ascii="Calibri" w:cs="Calibri" w:eastAsia="Calibri" w:hAnsi="Calibri"/>
-          <w:b/>
-          <w:bCs/>
-          <w:sz w:val="22"/>
-          <w:szCs w:val="22"/>
-        </w:rPr>
-        <w:t xml:space="preserve">Capacity note</w:t>
-      </w:r>
-      <w:r>
-        <w:rPr>
-          <w:rFonts w:ascii="Calibri" w:cs="Calibri" w:eastAsia="Calibri" w:hAnsi="Calibri"/>
-          <w:sz w:val="22"/>
-          <w:szCs w:val="22"/>
-        </w:rPr>
-        <w:t xml:space="preserve"> (e.g. 3 people, one on leave for 2 days).</w:t>
-      </w:r>
-    </w:p>
-    <w:p>
-      <w:pPr>
-        <w:pStyle w:val="ListParagraph"/>
-        <w:numPr>
-          <w:ilvl w:val="0"/>
-          <w:numId w:val="11"/>
-        </w:numPr>
-        <w:spacing w:after="100" w:line="290"/>
-      </w:pPr>
-      <w:r>
-        <w:rPr>
-          <w:rFonts w:ascii="Calibri" w:cs="Calibri" w:eastAsia="Calibri" w:hAnsi="Calibri"/>
-          <w:sz w:val="22"/>
-          <w:szCs w:val="22"/>
-        </w:rPr>
-        <w:t xml:space="preserve">Click </w:t>
-      </w:r>
-      <w:r>
-        <w:rPr>
-          <w:rFonts w:ascii="Calibri" w:cs="Calibri" w:eastAsia="Calibri" w:hAnsi="Calibri"/>
-          <w:b/>
-          <w:bCs/>
-          <w:sz w:val="22"/>
-          <w:szCs w:val="22"/>
-        </w:rPr>
-        <w:t xml:space="preserve">Create sprint</w:t>
-      </w:r>
-      <w:r>
-        <w:rPr>
-          <w:rFonts w:ascii="Calibri" w:cs="Calibri" w:eastAsia="Calibri" w:hAnsi="Calibri"/>
-          <w:sz w:val="22"/>
-          <w:szCs w:val="22"/>
-        </w:rPr>
-        <w:t xml:space="preserve">. The sprint appears above the Backlog with the </w:t>
-      </w:r>
-      <w:r>
-        <w:rPr>
-          <w:rFonts w:ascii="Calibri" w:cs="Calibri" w:eastAsia="Calibri" w:hAnsi="Calibri"/>
-          <w:b/>
-          <w:bCs/>
-          <w:sz w:val="22"/>
-          <w:szCs w:val="22"/>
-        </w:rPr>
-        <w:t xml:space="preserve">Planned</w:t>
-      </w:r>
-      <w:r>
-        <w:rPr>
-          <w:rFonts w:ascii="Calibri" w:cs="Calibri" w:eastAsia="Calibri" w:hAnsi="Calibri"/>
-          <w:sz w:val="22"/>
-          <w:szCs w:val="22"/>
-        </w:rPr>
-        <w:t xml:space="preserve"> status.</w:t>
-      </w:r>
-    </w:p>
-    <w:p>
-      <w:pPr>
-        <w:spacing w:after="100"/>
-      </w:pPr>
+        <w:t xml:space="preserve">Backlog and sprints</w:t>
+      </w:r>
+      <w:r>
+        <w:rPr>
+          <w:rFonts w:ascii="Calibri" w:cs="Calibri" w:eastAsia="Calibri" w:hAnsi="Calibri"/>
+          <w:sz w:val="22"/>
+          <w:szCs w:val="22"/>
+        </w:rPr>
+        <w:t xml:space="preserve"> under your Project in the left menu.</w:t>
+      </w:r>
     </w:p>
     <w:p>
       <w:pPr>
@@ -11960,9 +11959,9 @@
       <w:r>
         <w:drawing>
           <wp:inline distT="0" distB="0" distL="0" distR="0">
-            <wp:extent cx="4552950" cy="4095750"/>
+            <wp:extent cx="5715000" cy="3571875"/>
             <wp:effectExtent t="0" r="0" b="0" l="0"/>
-            <wp:docPr id="16" name="21-sprint-create" descr="New sprint dialog" title="New sprint dialog"/>
+            <wp:docPr id="16" name="20-backlog" descr="Backlog and sprints page" title="Backlog and sprints page"/>
             <wp:cNvGraphicFramePr>
               <a:graphicFrameLocks xmlns:a="http://schemas.openxmlformats.org/drawingml/2006/main" noChangeAspect="1"/>
             </wp:cNvGraphicFramePr>
@@ -11985,6 +11984,614 @@
                   <pic:spPr bwMode="auto">
                     <a:xfrm>
                       <a:off x="0" y="0"/>
+                      <a:ext cx="5715000" cy="3571875"/>
+                    </a:xfrm>
+                    <a:prstGeom prst="rect">
+                      <a:avLst/>
+                    </a:prstGeom>
+                  </pic:spPr>
+                </pic:pic>
+              </a:graphicData>
+            </a:graphic>
+          </wp:inline>
+        </w:drawing>
+      </w:r>
+    </w:p>
+    <w:p>
+      <w:pPr>
+        <w:keepNext/>
+        <w:spacing w:after="120"/>
+        <w:jc w:val="center"/>
+      </w:pPr>
+      <w:r>
+        <w:rPr>
+          <w:rFonts w:ascii="Calibri" w:cs="Calibri" w:eastAsia="Calibri" w:hAnsi="Calibri"/>
+          <w:i/>
+          <w:iCs/>
+          <w:color w:val="555B6E"/>
+          <w:sz w:val="20"/>
+          <w:szCs w:val="20"/>
+        </w:rPr>
+        <w:t xml:space="preserve">The Backlog page: work not yet in a sprint is listed below.</w:t>
+      </w:r>
+    </w:p>
+    <w:tbl>
+      <w:tblPr>
+        <w:tblW w:type="dxa" w:w="9638"/>
+        <w:tblBorders>
+          <w:top w:val="single" w:color="auto" w:sz="4"/>
+          <w:left w:val="single" w:color="auto" w:sz="4"/>
+          <w:bottom w:val="single" w:color="auto" w:sz="4"/>
+          <w:right w:val="single" w:color="auto" w:sz="4"/>
+          <w:insideH w:val="single" w:color="auto" w:sz="4"/>
+          <w:insideV w:val="single" w:color="auto" w:sz="4"/>
+        </w:tblBorders>
+      </w:tblPr>
+      <w:tblGrid>
+        <w:gridCol w:w="560"/>
+        <w:gridCol w:w="9078"/>
+      </w:tblGrid>
+      <w:tr>
+        <w:trPr>
+          <w:cantSplit/>
+        </w:trPr>
+        <w:tc>
+          <w:tcPr>
+            <w:tcW w:type="dxa" w:w="560"/>
+            <w:tcBorders>
+              <w:top w:val="none" w:color="FFFFFF" w:sz="0"/>
+              <w:left w:val="none" w:color="FFFFFF" w:sz="0"/>
+              <w:bottom w:val="none" w:color="FFFFFF" w:sz="0"/>
+              <w:right w:val="none" w:color="FFFFFF" w:sz="0"/>
+            </w:tcBorders>
+            <w:tcMar>
+              <w:top w:type="dxa" w:w="40"/>
+              <w:left w:type="dxa" w:w="40"/>
+              <w:bottom w:type="dxa" w:w="40"/>
+              <w:right w:type="dxa" w:w="60"/>
+            </w:tcMar>
+            <w:vAlign w:val="top"/>
+          </w:tcPr>
+          <w:p>
+            <w:pPr>
+              <w:jc w:val="center"/>
+            </w:pPr>
+            <w:r>
+              <w:rPr>
+                <w:rFonts w:ascii="Calibri" w:cs="Calibri" w:eastAsia="Calibri" w:hAnsi="Calibri"/>
+                <w:b/>
+                <w:bCs/>
+                <w:color w:val="FFFFFF"/>
+                <w:sz w:val="22"/>
+                <w:szCs w:val="22"/>
+                <w:shd w:fill="E11D48" w:color="auto" w:val="clear"/>
+              </w:rPr>
+              <w:t xml:space="preserve"> 1 </w:t>
+            </w:r>
+          </w:p>
+        </w:tc>
+        <w:tc>
+          <w:tcPr>
+            <w:tcW w:type="dxa" w:w="9078"/>
+            <w:tcBorders>
+              <w:top w:val="none" w:color="FFFFFF" w:sz="0"/>
+              <w:left w:val="none" w:color="FFFFFF" w:sz="0"/>
+              <w:bottom w:val="none" w:color="FFFFFF" w:sz="0"/>
+              <w:right w:val="none" w:color="FFFFFF" w:sz="0"/>
+            </w:tcBorders>
+            <w:tcMar>
+              <w:top w:type="dxa" w:w="40"/>
+              <w:left w:type="dxa" w:w="60"/>
+              <w:bottom w:type="dxa" w:w="40"/>
+              <w:right w:type="dxa" w:w="40"/>
+            </w:tcMar>
+          </w:tcPr>
+          <w:p>
+            <w:pPr>
+              <w:spacing w:after="0"/>
+            </w:pPr>
+            <w:r>
+              <w:rPr>
+                <w:rFonts w:ascii="Calibri" w:cs="Calibri" w:eastAsia="Calibri" w:hAnsi="Calibri"/>
+                <w:sz w:val="21"/>
+                <w:szCs w:val="21"/>
+              </w:rPr>
+              <w:t xml:space="preserve"/>
+            </w:r>
+            <w:r>
+              <w:rPr>
+                <w:rFonts w:ascii="Calibri" w:cs="Calibri" w:eastAsia="Calibri" w:hAnsi="Calibri"/>
+                <w:b/>
+                <w:bCs/>
+                <w:sz w:val="21"/>
+                <w:szCs w:val="21"/>
+              </w:rPr>
+              <w:t xml:space="preserve">Backlog and sprints</w:t>
+            </w:r>
+            <w:r>
+              <w:rPr>
+                <w:rFonts w:ascii="Calibri" w:cs="Calibri" w:eastAsia="Calibri" w:hAnsi="Calibri"/>
+                <w:sz w:val="21"/>
+                <w:szCs w:val="21"/>
+              </w:rPr>
+              <w:t xml:space="preserve">: Open this page from the left menu.</w:t>
+            </w:r>
+          </w:p>
+        </w:tc>
+      </w:tr>
+      <w:tr>
+        <w:trPr>
+          <w:cantSplit/>
+        </w:trPr>
+        <w:tc>
+          <w:tcPr>
+            <w:tcW w:type="dxa" w:w="560"/>
+            <w:tcBorders>
+              <w:top w:val="none" w:color="FFFFFF" w:sz="0"/>
+              <w:left w:val="none" w:color="FFFFFF" w:sz="0"/>
+              <w:bottom w:val="none" w:color="FFFFFF" w:sz="0"/>
+              <w:right w:val="none" w:color="FFFFFF" w:sz="0"/>
+            </w:tcBorders>
+            <w:tcMar>
+              <w:top w:type="dxa" w:w="40"/>
+              <w:left w:type="dxa" w:w="40"/>
+              <w:bottom w:type="dxa" w:w="40"/>
+              <w:right w:type="dxa" w:w="60"/>
+            </w:tcMar>
+            <w:vAlign w:val="top"/>
+          </w:tcPr>
+          <w:p>
+            <w:pPr>
+              <w:jc w:val="center"/>
+            </w:pPr>
+            <w:r>
+              <w:rPr>
+                <w:rFonts w:ascii="Calibri" w:cs="Calibri" w:eastAsia="Calibri" w:hAnsi="Calibri"/>
+                <w:b/>
+                <w:bCs/>
+                <w:color w:val="FFFFFF"/>
+                <w:sz w:val="22"/>
+                <w:szCs w:val="22"/>
+                <w:shd w:fill="E11D48" w:color="auto" w:val="clear"/>
+              </w:rPr>
+              <w:t xml:space="preserve"> 2 </w:t>
+            </w:r>
+          </w:p>
+        </w:tc>
+        <w:tc>
+          <w:tcPr>
+            <w:tcW w:type="dxa" w:w="9078"/>
+            <w:tcBorders>
+              <w:top w:val="none" w:color="FFFFFF" w:sz="0"/>
+              <w:left w:val="none" w:color="FFFFFF" w:sz="0"/>
+              <w:bottom w:val="none" w:color="FFFFFF" w:sz="0"/>
+              <w:right w:val="none" w:color="FFFFFF" w:sz="0"/>
+            </w:tcBorders>
+            <w:tcMar>
+              <w:top w:type="dxa" w:w="40"/>
+              <w:left w:type="dxa" w:w="60"/>
+              <w:bottom w:type="dxa" w:w="40"/>
+              <w:right w:type="dxa" w:w="40"/>
+            </w:tcMar>
+          </w:tcPr>
+          <w:p>
+            <w:pPr>
+              <w:spacing w:after="0"/>
+            </w:pPr>
+            <w:r>
+              <w:rPr>
+                <w:rFonts w:ascii="Calibri" w:cs="Calibri" w:eastAsia="Calibri" w:hAnsi="Calibri"/>
+                <w:sz w:val="21"/>
+                <w:szCs w:val="21"/>
+              </w:rPr>
+              <w:t xml:space="preserve"/>
+            </w:r>
+            <w:r>
+              <w:rPr>
+                <w:rFonts w:ascii="Calibri" w:cs="Calibri" w:eastAsia="Calibri" w:hAnsi="Calibri"/>
+                <w:b/>
+                <w:bCs/>
+                <w:sz w:val="21"/>
+                <w:szCs w:val="21"/>
+              </w:rPr>
+              <w:t xml:space="preserve">Create sprint</w:t>
+            </w:r>
+            <w:r>
+              <w:rPr>
+                <w:rFonts w:ascii="Calibri" w:cs="Calibri" w:eastAsia="Calibri" w:hAnsi="Calibri"/>
+                <w:sz w:val="21"/>
+                <w:szCs w:val="21"/>
+              </w:rPr>
+              <w:t xml:space="preserve">: Opens the new sprint dialog.</w:t>
+            </w:r>
+          </w:p>
+        </w:tc>
+      </w:tr>
+      <w:tr>
+        <w:trPr>
+          <w:cantSplit/>
+        </w:trPr>
+        <w:tc>
+          <w:tcPr>
+            <w:tcW w:type="dxa" w:w="560"/>
+            <w:tcBorders>
+              <w:top w:val="none" w:color="FFFFFF" w:sz="0"/>
+              <w:left w:val="none" w:color="FFFFFF" w:sz="0"/>
+              <w:bottom w:val="none" w:color="FFFFFF" w:sz="0"/>
+              <w:right w:val="none" w:color="FFFFFF" w:sz="0"/>
+            </w:tcBorders>
+            <w:tcMar>
+              <w:top w:type="dxa" w:w="40"/>
+              <w:left w:type="dxa" w:w="40"/>
+              <w:bottom w:type="dxa" w:w="40"/>
+              <w:right w:type="dxa" w:w="60"/>
+            </w:tcMar>
+            <w:vAlign w:val="top"/>
+          </w:tcPr>
+          <w:p>
+            <w:pPr>
+              <w:jc w:val="center"/>
+            </w:pPr>
+            <w:r>
+              <w:rPr>
+                <w:rFonts w:ascii="Calibri" w:cs="Calibri" w:eastAsia="Calibri" w:hAnsi="Calibri"/>
+                <w:b/>
+                <w:bCs/>
+                <w:color w:val="FFFFFF"/>
+                <w:sz w:val="22"/>
+                <w:szCs w:val="22"/>
+                <w:shd w:fill="E11D48" w:color="auto" w:val="clear"/>
+              </w:rPr>
+              <w:t xml:space="preserve"> 3 </w:t>
+            </w:r>
+          </w:p>
+        </w:tc>
+        <w:tc>
+          <w:tcPr>
+            <w:tcW w:type="dxa" w:w="9078"/>
+            <w:tcBorders>
+              <w:top w:val="none" w:color="FFFFFF" w:sz="0"/>
+              <w:left w:val="none" w:color="FFFFFF" w:sz="0"/>
+              <w:bottom w:val="none" w:color="FFFFFF" w:sz="0"/>
+              <w:right w:val="none" w:color="FFFFFF" w:sz="0"/>
+            </w:tcBorders>
+            <w:tcMar>
+              <w:top w:type="dxa" w:w="40"/>
+              <w:left w:type="dxa" w:w="60"/>
+              <w:bottom w:type="dxa" w:w="40"/>
+              <w:right w:type="dxa" w:w="40"/>
+            </w:tcMar>
+          </w:tcPr>
+          <w:p>
+            <w:pPr>
+              <w:spacing w:after="0"/>
+            </w:pPr>
+            <w:r>
+              <w:rPr>
+                <w:rFonts w:ascii="Calibri" w:cs="Calibri" w:eastAsia="Calibri" w:hAnsi="Calibri"/>
+                <w:sz w:val="21"/>
+                <w:szCs w:val="21"/>
+              </w:rPr>
+              <w:t xml:space="preserve"/>
+            </w:r>
+            <w:r>
+              <w:rPr>
+                <w:rFonts w:ascii="Calibri" w:cs="Calibri" w:eastAsia="Calibri" w:hAnsi="Calibri"/>
+                <w:b/>
+                <w:bCs/>
+                <w:sz w:val="21"/>
+                <w:szCs w:val="21"/>
+              </w:rPr>
+              <w:t xml:space="preserve">Backlog section</w:t>
+            </w:r>
+            <w:r>
+              <w:rPr>
+                <w:rFonts w:ascii="Calibri" w:cs="Calibri" w:eastAsia="Calibri" w:hAnsi="Calibri"/>
+                <w:sz w:val="21"/>
+                <w:szCs w:val="21"/>
+              </w:rPr>
+              <w:t xml:space="preserve">: All tasks not in a sprint, in priority order.</w:t>
+            </w:r>
+          </w:p>
+        </w:tc>
+      </w:tr>
+    </w:tbl>
+    <w:p>
+      <w:pPr>
+        <w:spacing w:after="200"/>
+      </w:pPr>
+    </w:p>
+    <w:p>
+      <w:pPr>
+        <w:pStyle w:val="ListParagraph"/>
+        <w:numPr>
+          <w:ilvl w:val="0"/>
+          <w:numId w:val="12"/>
+        </w:numPr>
+        <w:spacing w:after="100" w:line="290"/>
+      </w:pPr>
+      <w:r>
+        <w:rPr>
+          <w:rFonts w:ascii="Calibri" w:cs="Calibri" w:eastAsia="Calibri" w:hAnsi="Calibri"/>
+          <w:sz w:val="22"/>
+          <w:szCs w:val="22"/>
+        </w:rPr>
+        <w:t xml:space="preserve">Click </w:t>
+      </w:r>
+      <w:r>
+        <w:rPr>
+          <w:rFonts w:ascii="Calibri" w:cs="Calibri" w:eastAsia="Calibri" w:hAnsi="Calibri"/>
+          <w:b/>
+          <w:bCs/>
+          <w:sz w:val="22"/>
+          <w:szCs w:val="22"/>
+        </w:rPr>
+        <w:t xml:space="preserve">Create sprint</w:t>
+      </w:r>
+      <w:r>
+        <w:rPr>
+          <w:rFonts w:ascii="Calibri" w:cs="Calibri" w:eastAsia="Calibri" w:hAnsi="Calibri"/>
+          <w:sz w:val="22"/>
+          <w:szCs w:val="22"/>
+        </w:rPr>
+        <w:t xml:space="preserve"> at the top right.</w:t>
+      </w:r>
+    </w:p>
+    <w:p>
+      <w:pPr>
+        <w:pStyle w:val="ListParagraph"/>
+        <w:numPr>
+          <w:ilvl w:val="0"/>
+          <w:numId w:val="12"/>
+        </w:numPr>
+        <w:spacing w:after="100" w:line="290"/>
+      </w:pPr>
+      <w:r>
+        <w:rPr>
+          <w:rFonts w:ascii="Calibri" w:cs="Calibri" w:eastAsia="Calibri" w:hAnsi="Calibri"/>
+          <w:sz w:val="22"/>
+          <w:szCs w:val="22"/>
+        </w:rPr>
+        <w:t xml:space="preserve">Type the sprint's name in </w:t>
+      </w:r>
+      <w:r>
+        <w:rPr>
+          <w:rFonts w:ascii="Calibri" w:cs="Calibri" w:eastAsia="Calibri" w:hAnsi="Calibri"/>
+          <w:b/>
+          <w:bCs/>
+          <w:sz w:val="22"/>
+          <w:szCs w:val="22"/>
+        </w:rPr>
+        <w:t xml:space="preserve">Name</w:t>
+      </w:r>
+      <w:r>
+        <w:rPr>
+          <w:rFonts w:ascii="Calibri" w:cs="Calibri" w:eastAsia="Calibri" w:hAnsi="Calibri"/>
+          <w:sz w:val="22"/>
+          <w:szCs w:val="22"/>
+        </w:rPr>
+        <w:t xml:space="preserve"> (e.g. Sprint 1).</w:t>
+      </w:r>
+    </w:p>
+    <w:p>
+      <w:pPr>
+        <w:pStyle w:val="ListParagraph"/>
+        <w:numPr>
+          <w:ilvl w:val="0"/>
+          <w:numId w:val="12"/>
+        </w:numPr>
+        <w:spacing w:after="100" w:line="290"/>
+      </w:pPr>
+      <w:r>
+        <w:rPr>
+          <w:rFonts w:ascii="Calibri" w:cs="Calibri" w:eastAsia="Calibri" w:hAnsi="Calibri"/>
+          <w:sz w:val="22"/>
+          <w:szCs w:val="22"/>
+        </w:rPr>
+        <w:t xml:space="preserve">In </w:t>
+      </w:r>
+      <w:r>
+        <w:rPr>
+          <w:rFonts w:ascii="Calibri" w:cs="Calibri" w:eastAsia="Calibri" w:hAnsi="Calibri"/>
+          <w:b/>
+          <w:bCs/>
+          <w:sz w:val="22"/>
+          <w:szCs w:val="22"/>
+        </w:rPr>
+        <w:t xml:space="preserve">Sprint goal</w:t>
+      </w:r>
+      <w:r>
+        <w:rPr>
+          <w:rFonts w:ascii="Calibri" w:cs="Calibri" w:eastAsia="Calibri" w:hAnsi="Calibri"/>
+          <w:sz w:val="22"/>
+          <w:szCs w:val="22"/>
+        </w:rPr>
+        <w:t xml:space="preserve"> write in one sentence what will be achieved. (In some Projects the goal is required.)</w:t>
+      </w:r>
+    </w:p>
+    <w:p>
+      <w:pPr>
+        <w:pStyle w:val="ListParagraph"/>
+        <w:numPr>
+          <w:ilvl w:val="0"/>
+          <w:numId w:val="12"/>
+        </w:numPr>
+        <w:spacing w:after="100" w:line="290"/>
+      </w:pPr>
+      <w:r>
+        <w:rPr>
+          <w:rFonts w:ascii="Calibri" w:cs="Calibri" w:eastAsia="Calibri" w:hAnsi="Calibri"/>
+          <w:sz w:val="22"/>
+          <w:szCs w:val="22"/>
+        </w:rPr>
+        <w:t xml:space="preserve">Pick the </w:t>
+      </w:r>
+      <w:r>
+        <w:rPr>
+          <w:rFonts w:ascii="Calibri" w:cs="Calibri" w:eastAsia="Calibri" w:hAnsi="Calibri"/>
+          <w:b/>
+          <w:bCs/>
+          <w:sz w:val="22"/>
+          <w:szCs w:val="22"/>
+        </w:rPr>
+        <w:t xml:space="preserve">Start</w:t>
+      </w:r>
+      <w:r>
+        <w:rPr>
+          <w:rFonts w:ascii="Calibri" w:cs="Calibri" w:eastAsia="Calibri" w:hAnsi="Calibri"/>
+          <w:sz w:val="22"/>
+          <w:szCs w:val="22"/>
+        </w:rPr>
+        <w:t xml:space="preserve"> and </w:t>
+      </w:r>
+      <w:r>
+        <w:rPr>
+          <w:rFonts w:ascii="Calibri" w:cs="Calibri" w:eastAsia="Calibri" w:hAnsi="Calibri"/>
+          <w:b/>
+          <w:bCs/>
+          <w:sz w:val="22"/>
+          <w:szCs w:val="22"/>
+        </w:rPr>
+        <w:t xml:space="preserve">End</w:t>
+      </w:r>
+      <w:r>
+        <w:rPr>
+          <w:rFonts w:ascii="Calibri" w:cs="Calibri" w:eastAsia="Calibri" w:hAnsi="Calibri"/>
+          <w:sz w:val="22"/>
+          <w:szCs w:val="22"/>
+        </w:rPr>
+        <w:t xml:space="preserve"> dates. A two-week range is suggested; a sprint can last at most 8 weeks.</w:t>
+      </w:r>
+    </w:p>
+    <w:p>
+      <w:pPr>
+        <w:pStyle w:val="ListParagraph"/>
+        <w:numPr>
+          <w:ilvl w:val="0"/>
+          <w:numId w:val="12"/>
+        </w:numPr>
+        <w:spacing w:after="100" w:line="290"/>
+      </w:pPr>
+      <w:r>
+        <w:rPr>
+          <w:rFonts w:ascii="Calibri" w:cs="Calibri" w:eastAsia="Calibri" w:hAnsi="Calibri"/>
+          <w:sz w:val="22"/>
+          <w:szCs w:val="22"/>
+        </w:rPr>
+        <w:t xml:space="preserve">Optionally add a </w:t>
+      </w:r>
+      <w:r>
+        <w:rPr>
+          <w:rFonts w:ascii="Calibri" w:cs="Calibri" w:eastAsia="Calibri" w:hAnsi="Calibri"/>
+          <w:b/>
+          <w:bCs/>
+          <w:sz w:val="22"/>
+          <w:szCs w:val="22"/>
+        </w:rPr>
+        <w:t xml:space="preserve">Capacity note</w:t>
+      </w:r>
+      <w:r>
+        <w:rPr>
+          <w:rFonts w:ascii="Calibri" w:cs="Calibri" w:eastAsia="Calibri" w:hAnsi="Calibri"/>
+          <w:sz w:val="22"/>
+          <w:szCs w:val="22"/>
+        </w:rPr>
+        <w:t xml:space="preserve"> (e.g. 3 people, one on leave for 2 days).</w:t>
+      </w:r>
+    </w:p>
+    <w:p>
+      <w:pPr>
+        <w:pStyle w:val="ListParagraph"/>
+        <w:numPr>
+          <w:ilvl w:val="0"/>
+          <w:numId w:val="12"/>
+        </w:numPr>
+        <w:spacing w:after="100" w:line="290"/>
+      </w:pPr>
+      <w:r>
+        <w:rPr>
+          <w:rFonts w:ascii="Calibri" w:cs="Calibri" w:eastAsia="Calibri" w:hAnsi="Calibri"/>
+          <w:sz w:val="22"/>
+          <w:szCs w:val="22"/>
+        </w:rPr>
+        <w:t xml:space="preserve">Click </w:t>
+      </w:r>
+      <w:r>
+        <w:rPr>
+          <w:rFonts w:ascii="Calibri" w:cs="Calibri" w:eastAsia="Calibri" w:hAnsi="Calibri"/>
+          <w:b/>
+          <w:bCs/>
+          <w:sz w:val="22"/>
+          <w:szCs w:val="22"/>
+        </w:rPr>
+        <w:t xml:space="preserve">Create sprint</w:t>
+      </w:r>
+      <w:r>
+        <w:rPr>
+          <w:rFonts w:ascii="Calibri" w:cs="Calibri" w:eastAsia="Calibri" w:hAnsi="Calibri"/>
+          <w:sz w:val="22"/>
+          <w:szCs w:val="22"/>
+        </w:rPr>
+        <w:t xml:space="preserve">. The sprint appears above the Backlog with the </w:t>
+      </w:r>
+      <w:r>
+        <w:rPr>
+          <w:rFonts w:ascii="Calibri" w:cs="Calibri" w:eastAsia="Calibri" w:hAnsi="Calibri"/>
+          <w:b/>
+          <w:bCs/>
+          <w:sz w:val="22"/>
+          <w:szCs w:val="22"/>
+        </w:rPr>
+        <w:t xml:space="preserve">Planned</w:t>
+      </w:r>
+      <w:r>
+        <w:rPr>
+          <w:rFonts w:ascii="Calibri" w:cs="Calibri" w:eastAsia="Calibri" w:hAnsi="Calibri"/>
+          <w:sz w:val="22"/>
+          <w:szCs w:val="22"/>
+        </w:rPr>
+        <w:t xml:space="preserve"> status.</w:t>
+      </w:r>
+    </w:p>
+    <w:p>
+      <w:pPr>
+        <w:spacing w:after="100"/>
+      </w:pPr>
+    </w:p>
+    <w:p>
+      <w:pPr>
+        <w:keepNext/>
+        <w:spacing w:after="80" w:before="120"/>
+        <w:jc w:val="center"/>
+      </w:pPr>
+      <w:r>
+        <w:drawing>
+          <wp:inline distT="0" distB="0" distL="0" distR="0">
+            <wp:extent cx="4552950" cy="4095750"/>
+            <wp:effectExtent t="0" r="0" b="0" l="0"/>
+            <wp:docPr id="17" name="21-sprint-create" descr="New sprint dialog" title="New sprint dialog"/>
+            <wp:cNvGraphicFramePr>
+              <a:graphicFrameLocks xmlns:a="http://schemas.openxmlformats.org/drawingml/2006/main" noChangeAspect="1"/>
+            </wp:cNvGraphicFramePr>
+            <a:graphic xmlns:a="http://schemas.openxmlformats.org/drawingml/2006/main">
+              <a:graphicData uri="http://schemas.openxmlformats.org/drawingml/2006/picture">
+                <pic:pic xmlns:pic="http://schemas.openxmlformats.org/drawingml/2006/picture">
+                  <pic:nvPicPr>
+                    <pic:cNvPr id="0" name="" descr=""/>
+                    <pic:cNvPicPr>
+                      <a:picLocks noChangeAspect="1" noChangeArrowheads="1"/>
+                    </pic:cNvPicPr>
+                  </pic:nvPicPr>
+                  <pic:blipFill>
+                    <a:blip r:embed="rId24" cstate="none"/>
+                    <a:srcRect/>
+                    <a:stretch>
+                      <a:fillRect/>
+                    </a:stretch>
+                  </pic:blipFill>
+                  <pic:spPr bwMode="auto">
+                    <a:xfrm>
+                      <a:off x="0" y="0"/>
                       <a:ext cx="4552950" cy="4095750"/>
                     </a:xfrm>
                     <a:prstGeom prst="rect">
@@ -12858,7 +13465,7 @@
                 <w:sz w:val="20"/>
                 <w:szCs w:val="20"/>
               </w:rPr>
-              <w:t xml:space="preserve">Depends on the Space setting</w:t>
+              <w:t xml:space="preserve">Depends on the Project setting</w:t>
             </w:r>
           </w:p>
         </w:tc>
@@ -13121,7 +13728,7 @@
           <w:sz w:val="34"/>
           <w:szCs w:val="34"/>
         </w:rPr>
-        <w:t xml:space="preserve">8. Adding work to a sprint</w:t>
+        <w:t xml:space="preserve">9. Adding work to a sprint</w:t>
       </w:r>
     </w:p>
     <w:p>
@@ -13135,646 +13742,6 @@
           <w:szCs w:val="22"/>
         </w:rPr>
         <w:t xml:space="preserve">The sprint exists but is empty. You plan it by moving work from the Backlog into it. There are three ways; the menu is the easiest.</w:t>
-      </w:r>
-    </w:p>
-    <w:p>
-      <w:pPr>
-        <w:pStyle w:val="ListParagraph"/>
-        <w:numPr>
-          <w:ilvl w:val="0"/>
-          <w:numId w:val="12"/>
-        </w:numPr>
-        <w:spacing w:after="100" w:line="290"/>
-      </w:pPr>
-      <w:r>
-        <w:rPr>
-          <w:rFonts w:ascii="Calibri" w:cs="Calibri" w:eastAsia="Calibri" w:hAnsi="Calibri"/>
-          <w:sz w:val="22"/>
-          <w:szCs w:val="22"/>
-        </w:rPr>
-        <w:t xml:space="preserve">In the </w:t>
-      </w:r>
-      <w:r>
-        <w:rPr>
-          <w:rFonts w:ascii="Calibri" w:cs="Calibri" w:eastAsia="Calibri" w:hAnsi="Calibri"/>
-          <w:b/>
-          <w:bCs/>
-          <w:sz w:val="22"/>
-          <w:szCs w:val="22"/>
-        </w:rPr>
-        <w:t xml:space="preserve">Backlog</w:t>
-      </w:r>
-      <w:r>
-        <w:rPr>
-          <w:rFonts w:ascii="Calibri" w:cs="Calibri" w:eastAsia="Calibri" w:hAnsi="Calibri"/>
-          <w:sz w:val="22"/>
-          <w:szCs w:val="22"/>
-        </w:rPr>
-        <w:t xml:space="preserve"> section click the </w:t>
-      </w:r>
-      <w:r>
-        <w:rPr>
-          <w:rFonts w:ascii="Calibri" w:cs="Calibri" w:eastAsia="Calibri" w:hAnsi="Calibri"/>
-          <w:b/>
-          <w:bCs/>
-          <w:sz w:val="22"/>
-          <w:szCs w:val="22"/>
-        </w:rPr>
-        <w:t xml:space="preserve">⋯</w:t>
-      </w:r>
-      <w:r>
-        <w:rPr>
-          <w:rFonts w:ascii="Calibri" w:cs="Calibri" w:eastAsia="Calibri" w:hAnsi="Calibri"/>
-          <w:sz w:val="22"/>
-          <w:szCs w:val="22"/>
-        </w:rPr>
-        <w:t xml:space="preserve"> button at the right of the task you want to move.</w:t>
-      </w:r>
-    </w:p>
-    <w:p>
-      <w:pPr>
-        <w:pStyle w:val="ListParagraph"/>
-        <w:numPr>
-          <w:ilvl w:val="0"/>
-          <w:numId w:val="12"/>
-        </w:numPr>
-        <w:spacing w:after="100" w:line="290"/>
-      </w:pPr>
-      <w:r>
-        <w:rPr>
-          <w:rFonts w:ascii="Calibri" w:cs="Calibri" w:eastAsia="Calibri" w:hAnsi="Calibri"/>
-          <w:sz w:val="22"/>
-          <w:szCs w:val="22"/>
-        </w:rPr>
-        <w:t xml:space="preserve">Click </w:t>
-      </w:r>
-      <w:r>
-        <w:rPr>
-          <w:rFonts w:ascii="Calibri" w:cs="Calibri" w:eastAsia="Calibri" w:hAnsi="Calibri"/>
-          <w:b/>
-          <w:bCs/>
-          <w:sz w:val="22"/>
-          <w:szCs w:val="22"/>
-        </w:rPr>
-        <w:t xml:space="preserve">"Move to Sprint 1"</w:t>
-      </w:r>
-      <w:r>
-        <w:rPr>
-          <w:rFonts w:ascii="Calibri" w:cs="Calibri" w:eastAsia="Calibri" w:hAnsi="Calibri"/>
-          <w:sz w:val="22"/>
-          <w:szCs w:val="22"/>
-        </w:rPr>
-        <w:t xml:space="preserve">. The task moves under the sprint.</w:t>
-      </w:r>
-    </w:p>
-    <w:p>
-      <w:pPr>
-        <w:pStyle w:val="ListParagraph"/>
-        <w:numPr>
-          <w:ilvl w:val="0"/>
-          <w:numId w:val="12"/>
-        </w:numPr>
-        <w:spacing w:after="100" w:line="290"/>
-      </w:pPr>
-      <w:r>
-        <w:rPr>
-          <w:rFonts w:ascii="Calibri" w:cs="Calibri" w:eastAsia="Calibri" w:hAnsi="Calibri"/>
-          <w:sz w:val="22"/>
-          <w:szCs w:val="22"/>
-        </w:rPr>
-        <w:t xml:space="preserve">Repeat for the other tasks.</w:t>
-      </w:r>
-    </w:p>
-    <w:p>
-      <w:pPr>
-        <w:spacing w:after="100"/>
-      </w:pPr>
-    </w:p>
-    <w:p>
-      <w:pPr>
-        <w:keepNext/>
-        <w:spacing w:after="80" w:before="120"/>
-        <w:jc w:val="center"/>
-      </w:pPr>
-      <w:r>
-        <w:drawing>
-          <wp:inline distT="0" distB="0" distL="0" distR="0">
-            <wp:extent cx="5715000" cy="3571875"/>
-            <wp:effectExtent t="0" r="0" b="0" l="0"/>
-            <wp:docPr id="17" name="22-sprint-move" descr="Menu to move a task into a sprint" title="Menu to move a task into a sprint"/>
-            <wp:cNvGraphicFramePr>
-              <a:graphicFrameLocks xmlns:a="http://schemas.openxmlformats.org/drawingml/2006/main" noChangeAspect="1"/>
-            </wp:cNvGraphicFramePr>
-            <a:graphic xmlns:a="http://schemas.openxmlformats.org/drawingml/2006/main">
-              <a:graphicData uri="http://schemas.openxmlformats.org/drawingml/2006/picture">
-                <pic:pic xmlns:pic="http://schemas.openxmlformats.org/drawingml/2006/picture">
-                  <pic:nvPicPr>
-                    <pic:cNvPr id="0" name="" descr=""/>
-                    <pic:cNvPicPr>
-                      <a:picLocks noChangeAspect="1" noChangeArrowheads="1"/>
-                    </pic:cNvPicPr>
-                  </pic:nvPicPr>
-                  <pic:blipFill>
-                    <a:blip r:embed="rId24" cstate="none"/>
-                    <a:srcRect/>
-                    <a:stretch>
-                      <a:fillRect/>
-                    </a:stretch>
-                  </pic:blipFill>
-                  <pic:spPr bwMode="auto">
-                    <a:xfrm>
-                      <a:off x="0" y="0"/>
-                      <a:ext cx="5715000" cy="3571875"/>
-                    </a:xfrm>
-                    <a:prstGeom prst="rect">
-                      <a:avLst/>
-                    </a:prstGeom>
-                  </pic:spPr>
-                </pic:pic>
-              </a:graphicData>
-            </a:graphic>
-          </wp:inline>
-        </w:drawing>
-      </w:r>
-    </w:p>
-    <w:p>
-      <w:pPr>
-        <w:keepNext/>
-        <w:spacing w:after="120"/>
-        <w:jc w:val="center"/>
-      </w:pPr>
-      <w:r>
-        <w:rPr>
-          <w:rFonts w:ascii="Calibri" w:cs="Calibri" w:eastAsia="Calibri" w:hAnsi="Calibri"/>
-          <w:i/>
-          <w:iCs/>
-          <w:color w:val="555B6E"/>
-          <w:sz w:val="20"/>
-          <w:szCs w:val="20"/>
-        </w:rPr>
-        <w:t xml:space="preserve">Moving a task into a sprint: choose the sprint from the ⋯ menu.</w:t>
-      </w:r>
-    </w:p>
-    <w:tbl>
-      <w:tblPr>
-        <w:tblW w:type="dxa" w:w="9638"/>
-        <w:tblBorders>
-          <w:top w:val="single" w:color="auto" w:sz="4"/>
-          <w:left w:val="single" w:color="auto" w:sz="4"/>
-          <w:bottom w:val="single" w:color="auto" w:sz="4"/>
-          <w:right w:val="single" w:color="auto" w:sz="4"/>
-          <w:insideH w:val="single" w:color="auto" w:sz="4"/>
-          <w:insideV w:val="single" w:color="auto" w:sz="4"/>
-        </w:tblBorders>
-      </w:tblPr>
-      <w:tblGrid>
-        <w:gridCol w:w="560"/>
-        <w:gridCol w:w="9078"/>
-      </w:tblGrid>
-      <w:tr>
-        <w:trPr>
-          <w:cantSplit/>
-        </w:trPr>
-        <w:tc>
-          <w:tcPr>
-            <w:tcW w:type="dxa" w:w="560"/>
-            <w:tcBorders>
-              <w:top w:val="none" w:color="FFFFFF" w:sz="0"/>
-              <w:left w:val="none" w:color="FFFFFF" w:sz="0"/>
-              <w:bottom w:val="none" w:color="FFFFFF" w:sz="0"/>
-              <w:right w:val="none" w:color="FFFFFF" w:sz="0"/>
-            </w:tcBorders>
-            <w:tcMar>
-              <w:top w:type="dxa" w:w="40"/>
-              <w:left w:type="dxa" w:w="40"/>
-              <w:bottom w:type="dxa" w:w="40"/>
-              <w:right w:type="dxa" w:w="60"/>
-            </w:tcMar>
-            <w:vAlign w:val="top"/>
-          </w:tcPr>
-          <w:p>
-            <w:pPr>
-              <w:jc w:val="center"/>
-            </w:pPr>
-            <w:r>
-              <w:rPr>
-                <w:rFonts w:ascii="Calibri" w:cs="Calibri" w:eastAsia="Calibri" w:hAnsi="Calibri"/>
-                <w:b/>
-                <w:bCs/>
-                <w:color w:val="FFFFFF"/>
-                <w:sz w:val="22"/>
-                <w:szCs w:val="22"/>
-                <w:shd w:fill="E11D48" w:color="auto" w:val="clear"/>
-              </w:rPr>
-              <w:t xml:space="preserve"> 1 </w:t>
-            </w:r>
-          </w:p>
-        </w:tc>
-        <w:tc>
-          <w:tcPr>
-            <w:tcW w:type="dxa" w:w="9078"/>
-            <w:tcBorders>
-              <w:top w:val="none" w:color="FFFFFF" w:sz="0"/>
-              <w:left w:val="none" w:color="FFFFFF" w:sz="0"/>
-              <w:bottom w:val="none" w:color="FFFFFF" w:sz="0"/>
-              <w:right w:val="none" w:color="FFFFFF" w:sz="0"/>
-            </w:tcBorders>
-            <w:tcMar>
-              <w:top w:type="dxa" w:w="40"/>
-              <w:left w:type="dxa" w:w="60"/>
-              <w:bottom w:type="dxa" w:w="40"/>
-              <w:right w:type="dxa" w:w="40"/>
-            </w:tcMar>
-          </w:tcPr>
-          <w:p>
-            <w:pPr>
-              <w:spacing w:after="0"/>
-            </w:pPr>
-            <w:r>
-              <w:rPr>
-                <w:rFonts w:ascii="Calibri" w:cs="Calibri" w:eastAsia="Calibri" w:hAnsi="Calibri"/>
-                <w:sz w:val="21"/>
-                <w:szCs w:val="21"/>
-              </w:rPr>
-              <w:t xml:space="preserve"/>
-            </w:r>
-            <w:r>
-              <w:rPr>
-                <w:rFonts w:ascii="Calibri" w:cs="Calibri" w:eastAsia="Calibri" w:hAnsi="Calibri"/>
-                <w:b/>
-                <w:bCs/>
-                <w:sz w:val="21"/>
-                <w:szCs w:val="21"/>
-              </w:rPr>
-              <w:t xml:space="preserve">⋯ (actions)</w:t>
-            </w:r>
-            <w:r>
-              <w:rPr>
-                <w:rFonts w:ascii="Calibri" w:cs="Calibri" w:eastAsia="Calibri" w:hAnsi="Calibri"/>
-                <w:sz w:val="21"/>
-                <w:szCs w:val="21"/>
-              </w:rPr>
-              <w:t xml:space="preserve">: The task's menu.</w:t>
-            </w:r>
-          </w:p>
-        </w:tc>
-      </w:tr>
-      <w:tr>
-        <w:trPr>
-          <w:cantSplit/>
-        </w:trPr>
-        <w:tc>
-          <w:tcPr>
-            <w:tcW w:type="dxa" w:w="560"/>
-            <w:tcBorders>
-              <w:top w:val="none" w:color="FFFFFF" w:sz="0"/>
-              <w:left w:val="none" w:color="FFFFFF" w:sz="0"/>
-              <w:bottom w:val="none" w:color="FFFFFF" w:sz="0"/>
-              <w:right w:val="none" w:color="FFFFFF" w:sz="0"/>
-            </w:tcBorders>
-            <w:tcMar>
-              <w:top w:type="dxa" w:w="40"/>
-              <w:left w:type="dxa" w:w="40"/>
-              <w:bottom w:type="dxa" w:w="40"/>
-              <w:right w:type="dxa" w:w="60"/>
-            </w:tcMar>
-            <w:vAlign w:val="top"/>
-          </w:tcPr>
-          <w:p>
-            <w:pPr>
-              <w:jc w:val="center"/>
-            </w:pPr>
-            <w:r>
-              <w:rPr>
-                <w:rFonts w:ascii="Calibri" w:cs="Calibri" w:eastAsia="Calibri" w:hAnsi="Calibri"/>
-                <w:b/>
-                <w:bCs/>
-                <w:color w:val="FFFFFF"/>
-                <w:sz w:val="22"/>
-                <w:szCs w:val="22"/>
-                <w:shd w:fill="E11D48" w:color="auto" w:val="clear"/>
-              </w:rPr>
-              <w:t xml:space="preserve"> 2 </w:t>
-            </w:r>
-          </w:p>
-        </w:tc>
-        <w:tc>
-          <w:tcPr>
-            <w:tcW w:type="dxa" w:w="9078"/>
-            <w:tcBorders>
-              <w:top w:val="none" w:color="FFFFFF" w:sz="0"/>
-              <w:left w:val="none" w:color="FFFFFF" w:sz="0"/>
-              <w:bottom w:val="none" w:color="FFFFFF" w:sz="0"/>
-              <w:right w:val="none" w:color="FFFFFF" w:sz="0"/>
-            </w:tcBorders>
-            <w:tcMar>
-              <w:top w:type="dxa" w:w="40"/>
-              <w:left w:type="dxa" w:w="60"/>
-              <w:bottom w:type="dxa" w:w="40"/>
-              <w:right w:type="dxa" w:w="40"/>
-            </w:tcMar>
-          </w:tcPr>
-          <w:p>
-            <w:pPr>
-              <w:spacing w:after="0"/>
-            </w:pPr>
-            <w:r>
-              <w:rPr>
-                <w:rFonts w:ascii="Calibri" w:cs="Calibri" w:eastAsia="Calibri" w:hAnsi="Calibri"/>
-                <w:sz w:val="21"/>
-                <w:szCs w:val="21"/>
-              </w:rPr>
-              <w:t xml:space="preserve"/>
-            </w:r>
-            <w:r>
-              <w:rPr>
-                <w:rFonts w:ascii="Calibri" w:cs="Calibri" w:eastAsia="Calibri" w:hAnsi="Calibri"/>
-                <w:b/>
-                <w:bCs/>
-                <w:sz w:val="21"/>
-                <w:szCs w:val="21"/>
-              </w:rPr>
-              <w:t xml:space="preserve">Move to sprint</w:t>
-            </w:r>
-            <w:r>
-              <w:rPr>
-                <w:rFonts w:ascii="Calibri" w:cs="Calibri" w:eastAsia="Calibri" w:hAnsi="Calibri"/>
-                <w:sz w:val="21"/>
-                <w:szCs w:val="21"/>
-              </w:rPr>
-              <w:t xml:space="preserve">: Puts the task into the sprint you choose. To undo it, the same menu has </w:t>
-            </w:r>
-            <w:r>
-              <w:rPr>
-                <w:rFonts w:ascii="Calibri" w:cs="Calibri" w:eastAsia="Calibri" w:hAnsi="Calibri"/>
-                <w:b/>
-                <w:bCs/>
-                <w:sz w:val="21"/>
-                <w:szCs w:val="21"/>
-              </w:rPr>
-              <w:t xml:space="preserve">Move back to Backlog</w:t>
-            </w:r>
-            <w:r>
-              <w:rPr>
-                <w:rFonts w:ascii="Calibri" w:cs="Calibri" w:eastAsia="Calibri" w:hAnsi="Calibri"/>
-                <w:sz w:val="21"/>
-                <w:szCs w:val="21"/>
-              </w:rPr>
-              <w:t xml:space="preserve">.</w:t>
-            </w:r>
-          </w:p>
-        </w:tc>
-      </w:tr>
-    </w:tbl>
-    <w:p>
-      <w:pPr>
-        <w:spacing w:after="200"/>
-      </w:pPr>
-    </w:p>
-    <w:p>
-      <w:pPr>
-        <w:pStyle w:val="ListParagraph"/>
-        <w:numPr>
-          <w:ilvl w:val="0"/>
-          <w:numId w:val="3"/>
-        </w:numPr>
-        <w:spacing w:after="80" w:line="290"/>
-      </w:pPr>
-      <w:r>
-        <w:rPr>
-          <w:rFonts w:ascii="Calibri" w:cs="Calibri" w:eastAsia="Calibri" w:hAnsi="Calibri"/>
-          <w:sz w:val="22"/>
-          <w:szCs w:val="22"/>
-        </w:rPr>
-        <w:t xml:space="preserve"/>
-      </w:r>
-      <w:r>
-        <w:rPr>
-          <w:rFonts w:ascii="Calibri" w:cs="Calibri" w:eastAsia="Calibri" w:hAnsi="Calibri"/>
-          <w:b/>
-          <w:bCs/>
-          <w:sz w:val="22"/>
-          <w:szCs w:val="22"/>
-        </w:rPr>
-        <w:t xml:space="preserve">By dragging:</w:t>
-      </w:r>
-      <w:r>
-        <w:rPr>
-          <w:rFonts w:ascii="Calibri" w:cs="Calibri" w:eastAsia="Calibri" w:hAnsi="Calibri"/>
-          <w:sz w:val="22"/>
-          <w:szCs w:val="22"/>
-        </w:rPr>
-        <w:t xml:space="preserve"> grab the handle at the left of the row and drop it on a sprint section. Moving between sprints and from a sprint back to the Backlog works the same way.</w:t>
-      </w:r>
-    </w:p>
-    <w:p>
-      <w:pPr>
-        <w:pStyle w:val="ListParagraph"/>
-        <w:numPr>
-          <w:ilvl w:val="0"/>
-          <w:numId w:val="3"/>
-        </w:numPr>
-        <w:spacing w:after="80" w:line="290"/>
-      </w:pPr>
-      <w:r>
-        <w:rPr>
-          <w:rFonts w:ascii="Calibri" w:cs="Calibri" w:eastAsia="Calibri" w:hAnsi="Calibri"/>
-          <w:sz w:val="22"/>
-          <w:szCs w:val="22"/>
-        </w:rPr>
-        <w:t xml:space="preserve"/>
-      </w:r>
-      <w:r>
-        <w:rPr>
-          <w:rFonts w:ascii="Calibri" w:cs="Calibri" w:eastAsia="Calibri" w:hAnsi="Calibri"/>
-          <w:b/>
-          <w:bCs/>
-          <w:sz w:val="22"/>
-          <w:szCs w:val="22"/>
-        </w:rPr>
-        <w:t xml:space="preserve">Bulk move:</w:t>
-      </w:r>
-      <w:r>
-        <w:rPr>
-          <w:rFonts w:ascii="Calibri" w:cs="Calibri" w:eastAsia="Calibri" w:hAnsi="Calibri"/>
-          <w:sz w:val="22"/>
-          <w:szCs w:val="22"/>
-        </w:rPr>
-        <w:t xml:space="preserve"> tick the boxes at the left of the rows and choose </w:t>
-      </w:r>
-      <w:r>
-        <w:rPr>
-          <w:rFonts w:ascii="Calibri" w:cs="Calibri" w:eastAsia="Calibri" w:hAnsi="Calibri"/>
-          <w:b/>
-          <w:bCs/>
-          <w:sz w:val="22"/>
-          <w:szCs w:val="22"/>
-        </w:rPr>
-        <w:t xml:space="preserve">Move to sprint…</w:t>
-      </w:r>
-      <w:r>
-        <w:rPr>
-          <w:rFonts w:ascii="Calibri" w:cs="Calibri" w:eastAsia="Calibri" w:hAnsi="Calibri"/>
-          <w:sz w:val="22"/>
-          <w:szCs w:val="22"/>
-        </w:rPr>
-        <w:t xml:space="preserve"> from the bar that appears.</w:t>
-      </w:r>
-    </w:p>
-    <w:p>
-      <w:pPr>
-        <w:pStyle w:val="ListParagraph"/>
-        <w:numPr>
-          <w:ilvl w:val="0"/>
-          <w:numId w:val="3"/>
-        </w:numPr>
-        <w:spacing w:after="80" w:line="290"/>
-      </w:pPr>
-      <w:r>
-        <w:rPr>
-          <w:rFonts w:ascii="Calibri" w:cs="Calibri" w:eastAsia="Calibri" w:hAnsi="Calibri"/>
-          <w:sz w:val="22"/>
-          <w:szCs w:val="22"/>
-        </w:rPr>
-        <w:t xml:space="preserve">Tasks and Bugs can enter a sprint; Epics cannot. Sub-tasks come with their parent.</w:t>
-      </w:r>
-    </w:p>
-    <w:p>
-      <w:pPr>
-        <w:spacing w:after="100"/>
-      </w:pPr>
-    </w:p>
-    <w:tbl>
-      <w:tblPr>
-        <w:tblW w:type="dxa" w:w="9638"/>
-        <w:tblBorders>
-          <w:top w:val="single" w:color="auto" w:sz="4"/>
-          <w:left w:val="single" w:color="auto" w:sz="4"/>
-          <w:bottom w:val="single" w:color="auto" w:sz="4"/>
-          <w:right w:val="single" w:color="auto" w:sz="4"/>
-          <w:insideH w:val="single" w:color="auto" w:sz="4"/>
-          <w:insideV w:val="single" w:color="auto" w:sz="4"/>
-        </w:tblBorders>
-      </w:tblPr>
-      <w:tblGrid>
-        <w:gridCol w:w="9638"/>
-      </w:tblGrid>
-      <w:tr>
-        <w:trPr>
-          <w:cantSplit/>
-        </w:trPr>
-        <w:tc>
-          <w:tcPr>
-            <w:tcW w:type="dxa" w:w="9638"/>
-            <w:tcBorders>
-              <w:top w:val="none" w:color="FFFFFF" w:sz="0"/>
-              <w:left w:val="single" w:color="0EA5E9" w:sz="24"/>
-              <w:bottom w:val="none" w:color="FFFFFF" w:sz="0"/>
-              <w:right w:val="none" w:color="FFFFFF" w:sz="0"/>
-            </w:tcBorders>
-            <w:shd w:fill="E8F3FB" w:color="auto" w:val="clear"/>
-            <w:tcMar>
-              <w:top w:type="dxa" w:w="100"/>
-              <w:left w:type="dxa" w:w="180"/>
-              <w:bottom w:type="dxa" w:w="100"/>
-              <w:right w:type="dxa" w:w="140"/>
-            </w:tcMar>
-          </w:tcPr>
-          <w:p>
-            <w:pPr>
-              <w:spacing w:after="0" w:line="290"/>
-            </w:pPr>
-            <w:r>
-              <w:rPr>
-                <w:rFonts w:ascii="Calibri" w:cs="Calibri" w:eastAsia="Calibri" w:hAnsi="Calibri"/>
-                <w:b/>
-                <w:bCs/>
-                <w:sz w:val="22"/>
-                <w:szCs w:val="22"/>
-              </w:rPr>
-              <w:t xml:space="preserve">Note: </w:t>
-            </w:r>
-            <w:r>
-              <w:rPr>
-                <w:rFonts w:ascii="Calibri" w:cs="Calibri" w:eastAsia="Calibri" w:hAnsi="Calibri"/>
-                <w:sz w:val="22"/>
-                <w:szCs w:val="22"/>
-              </w:rPr>
-              <w:t xml:space="preserve">Adding or removing work in a sprint that has </w:t>
-            </w:r>
-            <w:r>
-              <w:rPr>
-                <w:rFonts w:ascii="Calibri" w:cs="Calibri" w:eastAsia="Calibri" w:hAnsi="Calibri"/>
-                <w:b/>
-                <w:bCs/>
-                <w:sz w:val="22"/>
-                <w:szCs w:val="22"/>
-              </w:rPr>
-              <w:t xml:space="preserve">already started (Active)</w:t>
-            </w:r>
-            <w:r>
-              <w:rPr>
-                <w:rFonts w:ascii="Calibri" w:cs="Calibri" w:eastAsia="Calibri" w:hAnsi="Calibri"/>
-                <w:sz w:val="22"/>
-                <w:szCs w:val="22"/>
-              </w:rPr>
-              <w:t xml:space="preserve"> counts as a "scope change". Seyir asks you and shows it in the reports.</w:t>
-            </w:r>
-          </w:p>
-        </w:tc>
-      </w:tr>
-    </w:tbl>
-    <w:p>
-      <w:pPr>
-        <w:spacing w:after="160"/>
-      </w:pPr>
-    </w:p>
-    <w:p>
-      <w:pPr>
-        <w:pStyle w:val="Heading1"/>
-        <w:keepNext/>
-      </w:pPr>
-      <w:r>
-        <w:rPr>
-          <w:rFonts w:ascii="Calibri" w:cs="Calibri" w:eastAsia="Calibri" w:hAnsi="Calibri"/>
-          <w:b/>
-          <w:bCs/>
-          <w:color w:val="3B2A9E"/>
-          <w:sz w:val="34"/>
-          <w:szCs w:val="34"/>
-        </w:rPr>
-        <w:t xml:space="preserve">9. Editing and managing a sprint</w:t>
-      </w:r>
-    </w:p>
-    <w:p>
-      <w:pPr>
-        <w:spacing w:after="140" w:line="300"/>
-      </w:pPr>
-      <w:r>
-        <w:rPr>
-          <w:rFonts w:ascii="Calibri" w:cs="Calibri" w:eastAsia="Calibri" w:hAnsi="Calibri"/>
-          <w:sz w:val="22"/>
-          <w:szCs w:val="22"/>
-        </w:rPr>
-        <w:t xml:space="preserve">To change a sprint's name, goal, dates or capacity use the </w:t>
-      </w:r>
-      <w:r>
-        <w:rPr>
-          <w:rFonts w:ascii="Calibri" w:cs="Calibri" w:eastAsia="Calibri" w:hAnsi="Calibri"/>
-          <w:b/>
-          <w:bCs/>
-          <w:sz w:val="22"/>
-          <w:szCs w:val="22"/>
-        </w:rPr>
-        <w:t xml:space="preserve">⋯</w:t>
-      </w:r>
-      <w:r>
-        <w:rPr>
-          <w:rFonts w:ascii="Calibri" w:cs="Calibri" w:eastAsia="Calibri" w:hAnsi="Calibri"/>
-          <w:sz w:val="22"/>
-          <w:szCs w:val="22"/>
-        </w:rPr>
-        <w:t xml:space="preserve"> menu on the sprint header.</w:t>
       </w:r>
     </w:p>
     <w:p>
@@ -13792,7 +13759,7 @@
           <w:sz w:val="22"/>
           <w:szCs w:val="22"/>
         </w:rPr>
-        <w:t xml:space="preserve">Click the </w:t>
+        <w:t xml:space="preserve">In the </w:t>
       </w:r>
       <w:r>
         <w:rPr>
@@ -13802,6 +13769,24 @@
           <w:sz w:val="22"/>
           <w:szCs w:val="22"/>
         </w:rPr>
+        <w:t xml:space="preserve">Backlog</w:t>
+      </w:r>
+      <w:r>
+        <w:rPr>
+          <w:rFonts w:ascii="Calibri" w:cs="Calibri" w:eastAsia="Calibri" w:hAnsi="Calibri"/>
+          <w:sz w:val="22"/>
+          <w:szCs w:val="22"/>
+        </w:rPr>
+        <w:t xml:space="preserve"> section click the </w:t>
+      </w:r>
+      <w:r>
+        <w:rPr>
+          <w:rFonts w:ascii="Calibri" w:cs="Calibri" w:eastAsia="Calibri" w:hAnsi="Calibri"/>
+          <w:b/>
+          <w:bCs/>
+          <w:sz w:val="22"/>
+          <w:szCs w:val="22"/>
+        </w:rPr>
         <w:t xml:space="preserve">⋯</w:t>
       </w:r>
       <w:r>
@@ -13810,7 +13795,7 @@
           <w:sz w:val="22"/>
           <w:szCs w:val="22"/>
         </w:rPr>
-        <w:t xml:space="preserve"> button at the right of the sprint header.</w:t>
+        <w:t xml:space="preserve"> button at the right of the task you want to move.</w:t>
       </w:r>
     </w:p>
     <w:p>
@@ -13828,7 +13813,7 @@
           <w:sz w:val="22"/>
           <w:szCs w:val="22"/>
         </w:rPr>
-        <w:t xml:space="preserve">Choose </w:t>
+        <w:t xml:space="preserve">Click </w:t>
       </w:r>
       <w:r>
         <w:rPr>
@@ -13838,15 +13823,15 @@
           <w:sz w:val="22"/>
           <w:szCs w:val="22"/>
         </w:rPr>
-        <w:t xml:space="preserve">Edit</w:t>
-      </w:r>
-      <w:r>
-        <w:rPr>
-          <w:rFonts w:ascii="Calibri" w:cs="Calibri" w:eastAsia="Calibri" w:hAnsi="Calibri"/>
-          <w:sz w:val="22"/>
-          <w:szCs w:val="22"/>
-        </w:rPr>
-        <w:t xml:space="preserve"> from the menu. The "Edit sprint" dialog opens.</w:t>
+        <w:t xml:space="preserve">"Move to Sprint 1"</w:t>
+      </w:r>
+      <w:r>
+        <w:rPr>
+          <w:rFonts w:ascii="Calibri" w:cs="Calibri" w:eastAsia="Calibri" w:hAnsi="Calibri"/>
+          <w:sz w:val="22"/>
+          <w:szCs w:val="22"/>
+        </w:rPr>
+        <w:t xml:space="preserve">. The task moves under the sprint.</w:t>
       </w:r>
     </w:p>
     <w:p>
@@ -13864,25 +13849,7 @@
           <w:sz w:val="22"/>
           <w:szCs w:val="22"/>
         </w:rPr>
-        <w:t xml:space="preserve">Update the field you want to change and click </w:t>
-      </w:r>
-      <w:r>
-        <w:rPr>
-          <w:rFonts w:ascii="Calibri" w:cs="Calibri" w:eastAsia="Calibri" w:hAnsi="Calibri"/>
-          <w:b/>
-          <w:bCs/>
-          <w:sz w:val="22"/>
-          <w:szCs w:val="22"/>
-        </w:rPr>
-        <w:t xml:space="preserve">Save</w:t>
-      </w:r>
-      <w:r>
-        <w:rPr>
-          <w:rFonts w:ascii="Calibri" w:cs="Calibri" w:eastAsia="Calibri" w:hAnsi="Calibri"/>
-          <w:sz w:val="22"/>
-          <w:szCs w:val="22"/>
-        </w:rPr>
-        <w:t xml:space="preserve">.</w:t>
+        <w:t xml:space="preserve">Repeat for the other tasks.</w:t>
       </w:r>
     </w:p>
     <w:p>
@@ -13901,7 +13868,7 @@
           <wp:inline distT="0" distB="0" distL="0" distR="0">
             <wp:extent cx="5715000" cy="3571875"/>
             <wp:effectExtent t="0" r="0" b="0" l="0"/>
-            <wp:docPr id="18" name="23-sprint-menu" descr="Sprint menu" title="Sprint menu"/>
+            <wp:docPr id="18" name="22-sprint-move" descr="Menu to move a task into a sprint" title="Menu to move a task into a sprint"/>
             <wp:cNvGraphicFramePr>
               <a:graphicFrameLocks xmlns:a="http://schemas.openxmlformats.org/drawingml/2006/main" noChangeAspect="1"/>
             </wp:cNvGraphicFramePr>
@@ -13952,7 +13919,7 @@
           <w:sz w:val="20"/>
           <w:szCs w:val="20"/>
         </w:rPr>
-        <w:t xml:space="preserve">The sprint menu: open the board, edit, export or delete.</w:t>
+        <w:t xml:space="preserve">Moving a task into a sprint: choose the sprint from the ⋯ menu.</w:t>
       </w:r>
     </w:p>
     <w:tbl>
@@ -14046,15 +14013,15 @@
                 <w:sz w:val="21"/>
                 <w:szCs w:val="21"/>
               </w:rPr>
-              <w:t xml:space="preserve">Open Kanban board</w:t>
-            </w:r>
-            <w:r>
-              <w:rPr>
-                <w:rFonts w:ascii="Calibri" w:cs="Calibri" w:eastAsia="Calibri" w:hAnsi="Calibri"/>
-                <w:sz w:val="21"/>
-                <w:szCs w:val="21"/>
-              </w:rPr>
-              <w:t xml:space="preserve">: Shows the sprint's work in status columns.</w:t>
+              <w:t xml:space="preserve">⋯ (actions)</w:t>
+            </w:r>
+            <w:r>
+              <w:rPr>
+                <w:rFonts w:ascii="Calibri" w:cs="Calibri" w:eastAsia="Calibri" w:hAnsi="Calibri"/>
+                <w:sz w:val="21"/>
+                <w:szCs w:val="21"/>
+              </w:rPr>
+              <w:t xml:space="preserve">: The task's menu.</w:t>
             </w:r>
           </w:p>
         </w:tc>
@@ -14134,121 +14101,231 @@
                 <w:sz w:val="21"/>
                 <w:szCs w:val="21"/>
               </w:rPr>
-              <w:t xml:space="preserve">Edit</w:t>
-            </w:r>
-            <w:r>
-              <w:rPr>
-                <w:rFonts w:ascii="Calibri" w:cs="Calibri" w:eastAsia="Calibri" w:hAnsi="Calibri"/>
-                <w:sz w:val="21"/>
-                <w:szCs w:val="21"/>
-              </w:rPr>
-              <w:t xml:space="preserve">: Changes the sprint's details.</w:t>
+              <w:t xml:space="preserve">Move to sprint</w:t>
+            </w:r>
+            <w:r>
+              <w:rPr>
+                <w:rFonts w:ascii="Calibri" w:cs="Calibri" w:eastAsia="Calibri" w:hAnsi="Calibri"/>
+                <w:sz w:val="21"/>
+                <w:szCs w:val="21"/>
+              </w:rPr>
+              <w:t xml:space="preserve">: Puts the task into the sprint you choose. To undo it, the same menu has </w:t>
+            </w:r>
+            <w:r>
+              <w:rPr>
+                <w:rFonts w:ascii="Calibri" w:cs="Calibri" w:eastAsia="Calibri" w:hAnsi="Calibri"/>
+                <w:b/>
+                <w:bCs/>
+                <w:sz w:val="21"/>
+                <w:szCs w:val="21"/>
+              </w:rPr>
+              <w:t xml:space="preserve">Move back to Backlog</w:t>
+            </w:r>
+            <w:r>
+              <w:rPr>
+                <w:rFonts w:ascii="Calibri" w:cs="Calibri" w:eastAsia="Calibri" w:hAnsi="Calibri"/>
+                <w:sz w:val="21"/>
+                <w:szCs w:val="21"/>
+              </w:rPr>
+              <w:t xml:space="preserve">.</w:t>
             </w:r>
           </w:p>
         </w:tc>
       </w:tr>
+    </w:tbl>
+    <w:p>
+      <w:pPr>
+        <w:spacing w:after="200"/>
+      </w:pPr>
+    </w:p>
+    <w:p>
+      <w:pPr>
+        <w:pStyle w:val="ListParagraph"/>
+        <w:numPr>
+          <w:ilvl w:val="0"/>
+          <w:numId w:val="3"/>
+        </w:numPr>
+        <w:spacing w:after="80" w:line="290"/>
+      </w:pPr>
+      <w:r>
+        <w:rPr>
+          <w:rFonts w:ascii="Calibri" w:cs="Calibri" w:eastAsia="Calibri" w:hAnsi="Calibri"/>
+          <w:sz w:val="22"/>
+          <w:szCs w:val="22"/>
+        </w:rPr>
+        <w:t xml:space="preserve"/>
+      </w:r>
+      <w:r>
+        <w:rPr>
+          <w:rFonts w:ascii="Calibri" w:cs="Calibri" w:eastAsia="Calibri" w:hAnsi="Calibri"/>
+          <w:b/>
+          <w:bCs/>
+          <w:sz w:val="22"/>
+          <w:szCs w:val="22"/>
+        </w:rPr>
+        <w:t xml:space="preserve">By dragging:</w:t>
+      </w:r>
+      <w:r>
+        <w:rPr>
+          <w:rFonts w:ascii="Calibri" w:cs="Calibri" w:eastAsia="Calibri" w:hAnsi="Calibri"/>
+          <w:sz w:val="22"/>
+          <w:szCs w:val="22"/>
+        </w:rPr>
+        <w:t xml:space="preserve"> grab the handle at the left of the row and drop it on a sprint section. Moving between sprints and from a sprint back to the Backlog works the same way.</w:t>
+      </w:r>
+    </w:p>
+    <w:p>
+      <w:pPr>
+        <w:pStyle w:val="ListParagraph"/>
+        <w:numPr>
+          <w:ilvl w:val="0"/>
+          <w:numId w:val="3"/>
+        </w:numPr>
+        <w:spacing w:after="80" w:line="290"/>
+      </w:pPr>
+      <w:r>
+        <w:rPr>
+          <w:rFonts w:ascii="Calibri" w:cs="Calibri" w:eastAsia="Calibri" w:hAnsi="Calibri"/>
+          <w:sz w:val="22"/>
+          <w:szCs w:val="22"/>
+        </w:rPr>
+        <w:t xml:space="preserve"/>
+      </w:r>
+      <w:r>
+        <w:rPr>
+          <w:rFonts w:ascii="Calibri" w:cs="Calibri" w:eastAsia="Calibri" w:hAnsi="Calibri"/>
+          <w:b/>
+          <w:bCs/>
+          <w:sz w:val="22"/>
+          <w:szCs w:val="22"/>
+        </w:rPr>
+        <w:t xml:space="preserve">Bulk move:</w:t>
+      </w:r>
+      <w:r>
+        <w:rPr>
+          <w:rFonts w:ascii="Calibri" w:cs="Calibri" w:eastAsia="Calibri" w:hAnsi="Calibri"/>
+          <w:sz w:val="22"/>
+          <w:szCs w:val="22"/>
+        </w:rPr>
+        <w:t xml:space="preserve"> tick the boxes at the left of the rows and choose </w:t>
+      </w:r>
+      <w:r>
+        <w:rPr>
+          <w:rFonts w:ascii="Calibri" w:cs="Calibri" w:eastAsia="Calibri" w:hAnsi="Calibri"/>
+          <w:b/>
+          <w:bCs/>
+          <w:sz w:val="22"/>
+          <w:szCs w:val="22"/>
+        </w:rPr>
+        <w:t xml:space="preserve">Move to sprint…</w:t>
+      </w:r>
+      <w:r>
+        <w:rPr>
+          <w:rFonts w:ascii="Calibri" w:cs="Calibri" w:eastAsia="Calibri" w:hAnsi="Calibri"/>
+          <w:sz w:val="22"/>
+          <w:szCs w:val="22"/>
+        </w:rPr>
+        <w:t xml:space="preserve"> from the bar that appears.</w:t>
+      </w:r>
+    </w:p>
+    <w:p>
+      <w:pPr>
+        <w:pStyle w:val="ListParagraph"/>
+        <w:numPr>
+          <w:ilvl w:val="0"/>
+          <w:numId w:val="3"/>
+        </w:numPr>
+        <w:spacing w:after="80" w:line="290"/>
+      </w:pPr>
+      <w:r>
+        <w:rPr>
+          <w:rFonts w:ascii="Calibri" w:cs="Calibri" w:eastAsia="Calibri" w:hAnsi="Calibri"/>
+          <w:sz w:val="22"/>
+          <w:szCs w:val="22"/>
+        </w:rPr>
+        <w:t xml:space="preserve">Tasks and Bugs can enter a sprint; Epics cannot. Sub-tasks come with their parent.</w:t>
+      </w:r>
+    </w:p>
+    <w:p>
+      <w:pPr>
+        <w:spacing w:after="100"/>
+      </w:pPr>
+    </w:p>
+    <w:tbl>
+      <w:tblPr>
+        <w:tblW w:type="dxa" w:w="9638"/>
+        <w:tblBorders>
+          <w:top w:val="single" w:color="auto" w:sz="4"/>
+          <w:left w:val="single" w:color="auto" w:sz="4"/>
+          <w:bottom w:val="single" w:color="auto" w:sz="4"/>
+          <w:right w:val="single" w:color="auto" w:sz="4"/>
+          <w:insideH w:val="single" w:color="auto" w:sz="4"/>
+          <w:insideV w:val="single" w:color="auto" w:sz="4"/>
+        </w:tblBorders>
+      </w:tblPr>
+      <w:tblGrid>
+        <w:gridCol w:w="9638"/>
+      </w:tblGrid>
       <w:tr>
         <w:trPr>
           <w:cantSplit/>
         </w:trPr>
         <w:tc>
           <w:tcPr>
-            <w:tcW w:type="dxa" w:w="560"/>
+            <w:tcW w:type="dxa" w:w="9638"/>
             <w:tcBorders>
               <w:top w:val="none" w:color="FFFFFF" w:sz="0"/>
-              <w:left w:val="none" w:color="FFFFFF" w:sz="0"/>
+              <w:left w:val="single" w:color="0EA5E9" w:sz="24"/>
               <w:bottom w:val="none" w:color="FFFFFF" w:sz="0"/>
               <w:right w:val="none" w:color="FFFFFF" w:sz="0"/>
             </w:tcBorders>
-            <w:tcMar>
-              <w:top w:type="dxa" w:w="40"/>
-              <w:left w:type="dxa" w:w="40"/>
-              <w:bottom w:type="dxa" w:w="40"/>
-              <w:right w:type="dxa" w:w="60"/>
-            </w:tcMar>
-            <w:vAlign w:val="top"/>
-          </w:tcPr>
-          <w:p>
-            <w:pPr>
-              <w:jc w:val="center"/>
-            </w:pPr>
-            <w:r>
-              <w:rPr>
-                <w:rFonts w:ascii="Calibri" w:cs="Calibri" w:eastAsia="Calibri" w:hAnsi="Calibri"/>
-                <w:b/>
-                <w:bCs/>
-                <w:color w:val="FFFFFF"/>
+            <w:shd w:fill="E8F3FB" w:color="auto" w:val="clear"/>
+            <w:tcMar>
+              <w:top w:type="dxa" w:w="100"/>
+              <w:left w:type="dxa" w:w="180"/>
+              <w:bottom w:type="dxa" w:w="100"/>
+              <w:right w:type="dxa" w:w="140"/>
+            </w:tcMar>
+          </w:tcPr>
+          <w:p>
+            <w:pPr>
+              <w:spacing w:after="0" w:line="290"/>
+            </w:pPr>
+            <w:r>
+              <w:rPr>
+                <w:rFonts w:ascii="Calibri" w:cs="Calibri" w:eastAsia="Calibri" w:hAnsi="Calibri"/>
+                <w:b/>
+                <w:bCs/>
                 <w:sz w:val="22"/>
                 <w:szCs w:val="22"/>
-                <w:shd w:fill="E11D48" w:color="auto" w:val="clear"/>
-              </w:rPr>
-              <w:t xml:space="preserve"> 3 </w:t>
-            </w:r>
-          </w:p>
-        </w:tc>
-        <w:tc>
-          <w:tcPr>
-            <w:tcW w:type="dxa" w:w="9078"/>
-            <w:tcBorders>
-              <w:top w:val="none" w:color="FFFFFF" w:sz="0"/>
-              <w:left w:val="none" w:color="FFFFFF" w:sz="0"/>
-              <w:bottom w:val="none" w:color="FFFFFF" w:sz="0"/>
-              <w:right w:val="none" w:color="FFFFFF" w:sz="0"/>
-            </w:tcBorders>
-            <w:tcMar>
-              <w:top w:type="dxa" w:w="40"/>
-              <w:left w:type="dxa" w:w="60"/>
-              <w:bottom w:type="dxa" w:w="40"/>
-              <w:right w:type="dxa" w:w="40"/>
-            </w:tcMar>
-          </w:tcPr>
-          <w:p>
-            <w:pPr>
-              <w:spacing w:after="0"/>
-            </w:pPr>
-            <w:r>
-              <w:rPr>
-                <w:rFonts w:ascii="Calibri" w:cs="Calibri" w:eastAsia="Calibri" w:hAnsi="Calibri"/>
-                <w:sz w:val="21"/>
-                <w:szCs w:val="21"/>
-              </w:rPr>
-              <w:t xml:space="preserve"/>
-            </w:r>
-            <w:r>
-              <w:rPr>
-                <w:rFonts w:ascii="Calibri" w:cs="Calibri" w:eastAsia="Calibri" w:hAnsi="Calibri"/>
-                <w:b/>
-                <w:bCs/>
-                <w:sz w:val="21"/>
-                <w:szCs w:val="21"/>
-              </w:rPr>
-              <w:t xml:space="preserve">Delete</w:t>
-            </w:r>
-            <w:r>
-              <w:rPr>
-                <w:rFonts w:ascii="Calibri" w:cs="Calibri" w:eastAsia="Calibri" w:hAnsi="Calibri"/>
-                <w:sz w:val="21"/>
-                <w:szCs w:val="21"/>
-              </w:rPr>
-              <w:t xml:space="preserve">: Deletes the sprint (only while it is </w:t>
-            </w:r>
-            <w:r>
-              <w:rPr>
-                <w:rFonts w:ascii="Calibri" w:cs="Calibri" w:eastAsia="Calibri" w:hAnsi="Calibri"/>
-                <w:b/>
-                <w:bCs/>
-                <w:sz w:val="21"/>
-                <w:szCs w:val="21"/>
-              </w:rPr>
-              <w:t xml:space="preserve">Planned</w:t>
-            </w:r>
-            <w:r>
-              <w:rPr>
-                <w:rFonts w:ascii="Calibri" w:cs="Calibri" w:eastAsia="Calibri" w:hAnsi="Calibri"/>
-                <w:sz w:val="21"/>
-                <w:szCs w:val="21"/>
-              </w:rPr>
-              <w:t xml:space="preserve">). Its work returns to the Backlog.</w:t>
+              </w:rPr>
+              <w:t xml:space="preserve">Note: </w:t>
+            </w:r>
+            <w:r>
+              <w:rPr>
+                <w:rFonts w:ascii="Calibri" w:cs="Calibri" w:eastAsia="Calibri" w:hAnsi="Calibri"/>
+                <w:sz w:val="22"/>
+                <w:szCs w:val="22"/>
+              </w:rPr>
+              <w:t xml:space="preserve">Adding or removing work in a sprint that has </w:t>
+            </w:r>
+            <w:r>
+              <w:rPr>
+                <w:rFonts w:ascii="Calibri" w:cs="Calibri" w:eastAsia="Calibri" w:hAnsi="Calibri"/>
+                <w:b/>
+                <w:bCs/>
+                <w:sz w:val="22"/>
+                <w:szCs w:val="22"/>
+              </w:rPr>
+              <w:t xml:space="preserve">already started (Active)</w:t>
+            </w:r>
+            <w:r>
+              <w:rPr>
+                <w:rFonts w:ascii="Calibri" w:cs="Calibri" w:eastAsia="Calibri" w:hAnsi="Calibri"/>
+                <w:sz w:val="22"/>
+                <w:szCs w:val="22"/>
+              </w:rPr>
+              <w:t xml:space="preserve"> counts as a "scope change". Seyir asks you and shows it in the reports.</w:t>
             </w:r>
           </w:p>
         </w:tc>
@@ -14256,7 +14333,168 @@
     </w:tbl>
     <w:p>
       <w:pPr>
-        <w:spacing w:after="200"/>
+        <w:spacing w:after="160"/>
+      </w:pPr>
+    </w:p>
+    <w:p>
+      <w:pPr>
+        <w:pStyle w:val="Heading1"/>
+        <w:keepNext/>
+      </w:pPr>
+      <w:r>
+        <w:rPr>
+          <w:rFonts w:ascii="Calibri" w:cs="Calibri" w:eastAsia="Calibri" w:hAnsi="Calibri"/>
+          <w:b/>
+          <w:bCs/>
+          <w:color w:val="3B2A9E"/>
+          <w:sz w:val="34"/>
+          <w:szCs w:val="34"/>
+        </w:rPr>
+        <w:t xml:space="preserve">10. Editing and managing a sprint</w:t>
+      </w:r>
+    </w:p>
+    <w:p>
+      <w:pPr>
+        <w:spacing w:after="140" w:line="300"/>
+      </w:pPr>
+      <w:r>
+        <w:rPr>
+          <w:rFonts w:ascii="Calibri" w:cs="Calibri" w:eastAsia="Calibri" w:hAnsi="Calibri"/>
+          <w:sz w:val="22"/>
+          <w:szCs w:val="22"/>
+        </w:rPr>
+        <w:t xml:space="preserve">To change a sprint's name, goal, dates or capacity use the </w:t>
+      </w:r>
+      <w:r>
+        <w:rPr>
+          <w:rFonts w:ascii="Calibri" w:cs="Calibri" w:eastAsia="Calibri" w:hAnsi="Calibri"/>
+          <w:b/>
+          <w:bCs/>
+          <w:sz w:val="22"/>
+          <w:szCs w:val="22"/>
+        </w:rPr>
+        <w:t xml:space="preserve">⋯</w:t>
+      </w:r>
+      <w:r>
+        <w:rPr>
+          <w:rFonts w:ascii="Calibri" w:cs="Calibri" w:eastAsia="Calibri" w:hAnsi="Calibri"/>
+          <w:sz w:val="22"/>
+          <w:szCs w:val="22"/>
+        </w:rPr>
+        <w:t xml:space="preserve"> menu on the sprint header.</w:t>
+      </w:r>
+    </w:p>
+    <w:p>
+      <w:pPr>
+        <w:pStyle w:val="ListParagraph"/>
+        <w:numPr>
+          <w:ilvl w:val="0"/>
+          <w:numId w:val="14"/>
+        </w:numPr>
+        <w:spacing w:after="100" w:line="290"/>
+      </w:pPr>
+      <w:r>
+        <w:rPr>
+          <w:rFonts w:ascii="Calibri" w:cs="Calibri" w:eastAsia="Calibri" w:hAnsi="Calibri"/>
+          <w:sz w:val="22"/>
+          <w:szCs w:val="22"/>
+        </w:rPr>
+        <w:t xml:space="preserve">Click the </w:t>
+      </w:r>
+      <w:r>
+        <w:rPr>
+          <w:rFonts w:ascii="Calibri" w:cs="Calibri" w:eastAsia="Calibri" w:hAnsi="Calibri"/>
+          <w:b/>
+          <w:bCs/>
+          <w:sz w:val="22"/>
+          <w:szCs w:val="22"/>
+        </w:rPr>
+        <w:t xml:space="preserve">⋯</w:t>
+      </w:r>
+      <w:r>
+        <w:rPr>
+          <w:rFonts w:ascii="Calibri" w:cs="Calibri" w:eastAsia="Calibri" w:hAnsi="Calibri"/>
+          <w:sz w:val="22"/>
+          <w:szCs w:val="22"/>
+        </w:rPr>
+        <w:t xml:space="preserve"> button at the right of the sprint header.</w:t>
+      </w:r>
+    </w:p>
+    <w:p>
+      <w:pPr>
+        <w:pStyle w:val="ListParagraph"/>
+        <w:numPr>
+          <w:ilvl w:val="0"/>
+          <w:numId w:val="14"/>
+        </w:numPr>
+        <w:spacing w:after="100" w:line="290"/>
+      </w:pPr>
+      <w:r>
+        <w:rPr>
+          <w:rFonts w:ascii="Calibri" w:cs="Calibri" w:eastAsia="Calibri" w:hAnsi="Calibri"/>
+          <w:sz w:val="22"/>
+          <w:szCs w:val="22"/>
+        </w:rPr>
+        <w:t xml:space="preserve">Choose </w:t>
+      </w:r>
+      <w:r>
+        <w:rPr>
+          <w:rFonts w:ascii="Calibri" w:cs="Calibri" w:eastAsia="Calibri" w:hAnsi="Calibri"/>
+          <w:b/>
+          <w:bCs/>
+          <w:sz w:val="22"/>
+          <w:szCs w:val="22"/>
+        </w:rPr>
+        <w:t xml:space="preserve">Edit</w:t>
+      </w:r>
+      <w:r>
+        <w:rPr>
+          <w:rFonts w:ascii="Calibri" w:cs="Calibri" w:eastAsia="Calibri" w:hAnsi="Calibri"/>
+          <w:sz w:val="22"/>
+          <w:szCs w:val="22"/>
+        </w:rPr>
+        <w:t xml:space="preserve"> from the menu. The "Edit sprint" dialog opens.</w:t>
+      </w:r>
+    </w:p>
+    <w:p>
+      <w:pPr>
+        <w:pStyle w:val="ListParagraph"/>
+        <w:numPr>
+          <w:ilvl w:val="0"/>
+          <w:numId w:val="14"/>
+        </w:numPr>
+        <w:spacing w:after="100" w:line="290"/>
+      </w:pPr>
+      <w:r>
+        <w:rPr>
+          <w:rFonts w:ascii="Calibri" w:cs="Calibri" w:eastAsia="Calibri" w:hAnsi="Calibri"/>
+          <w:sz w:val="22"/>
+          <w:szCs w:val="22"/>
+        </w:rPr>
+        <w:t xml:space="preserve">Update the field you want to change and click </w:t>
+      </w:r>
+      <w:r>
+        <w:rPr>
+          <w:rFonts w:ascii="Calibri" w:cs="Calibri" w:eastAsia="Calibri" w:hAnsi="Calibri"/>
+          <w:b/>
+          <w:bCs/>
+          <w:sz w:val="22"/>
+          <w:szCs w:val="22"/>
+        </w:rPr>
+        <w:t xml:space="preserve">Save</w:t>
+      </w:r>
+      <w:r>
+        <w:rPr>
+          <w:rFonts w:ascii="Calibri" w:cs="Calibri" w:eastAsia="Calibri" w:hAnsi="Calibri"/>
+          <w:sz w:val="22"/>
+          <w:szCs w:val="22"/>
+        </w:rPr>
+        <w:t xml:space="preserve">.</w:t>
+      </w:r>
+    </w:p>
+    <w:p>
+      <w:pPr>
+        <w:spacing w:after="100"/>
       </w:pPr>
     </w:p>
     <w:p>
@@ -14268,9 +14506,9 @@
       <w:r>
         <w:drawing>
           <wp:inline distT="0" distB="0" distL="0" distR="0">
-            <wp:extent cx="4552950" cy="4095750"/>
+            <wp:extent cx="5715000" cy="3571875"/>
             <wp:effectExtent t="0" r="0" b="0" l="0"/>
-            <wp:docPr id="19" name="24-sprint-edit" descr="Edit sprint dialog" title="Edit sprint dialog"/>
+            <wp:docPr id="19" name="23-sprint-menu" descr="Sprint menu" title="Sprint menu"/>
             <wp:cNvGraphicFramePr>
               <a:graphicFrameLocks xmlns:a="http://schemas.openxmlformats.org/drawingml/2006/main" noChangeAspect="1"/>
             </wp:cNvGraphicFramePr>
@@ -14293,7 +14531,7 @@
                   <pic:spPr bwMode="auto">
                     <a:xfrm>
                       <a:off x="0" y="0"/>
-                      <a:ext cx="4552950" cy="4095750"/>
+                      <a:ext cx="5715000" cy="3571875"/>
                     </a:xfrm>
                     <a:prstGeom prst="rect">
                       <a:avLst/>
@@ -14321,7 +14559,7 @@
           <w:sz w:val="20"/>
           <w:szCs w:val="20"/>
         </w:rPr>
-        <w:t xml:space="preserve">The edit dialog has the same fields as the create dialog.</w:t>
+        <w:t xml:space="preserve">The sprint menu: open the board, edit, export or delete.</w:t>
       </w:r>
     </w:p>
     <w:tbl>
@@ -14415,15 +14653,15 @@
                 <w:sz w:val="21"/>
                 <w:szCs w:val="21"/>
               </w:rPr>
-              <w:t xml:space="preserve">Name</w:t>
-            </w:r>
-            <w:r>
-              <w:rPr>
-                <w:rFonts w:ascii="Calibri" w:cs="Calibri" w:eastAsia="Calibri" w:hAnsi="Calibri"/>
-                <w:sz w:val="21"/>
-                <w:szCs w:val="21"/>
-              </w:rPr>
-              <w:t xml:space="preserve">: Changes the name.</w:t>
+              <w:t xml:space="preserve">Open Kanban board</w:t>
+            </w:r>
+            <w:r>
+              <w:rPr>
+                <w:rFonts w:ascii="Calibri" w:cs="Calibri" w:eastAsia="Calibri" w:hAnsi="Calibri"/>
+                <w:sz w:val="21"/>
+                <w:szCs w:val="21"/>
+              </w:rPr>
+              <w:t xml:space="preserve">: Shows the sprint's work in status columns.</w:t>
             </w:r>
           </w:p>
         </w:tc>
@@ -14503,15 +14741,15 @@
                 <w:sz w:val="21"/>
                 <w:szCs w:val="21"/>
               </w:rPr>
-              <w:t xml:space="preserve">Sprint goal</w:t>
-            </w:r>
-            <w:r>
-              <w:rPr>
-                <w:rFonts w:ascii="Calibri" w:cs="Calibri" w:eastAsia="Calibri" w:hAnsi="Calibri"/>
-                <w:sz w:val="21"/>
-                <w:szCs w:val="21"/>
-              </w:rPr>
-              <w:t xml:space="preserve">: Updates the goal.</w:t>
+              <w:t xml:space="preserve">Edit</w:t>
+            </w:r>
+            <w:r>
+              <w:rPr>
+                <w:rFonts w:ascii="Calibri" w:cs="Calibri" w:eastAsia="Calibri" w:hAnsi="Calibri"/>
+                <w:sz w:val="21"/>
+                <w:szCs w:val="21"/>
+              </w:rPr>
+              <w:t xml:space="preserve">: Changes the sprint's details.</w:t>
             </w:r>
           </w:p>
         </w:tc>
@@ -14591,103 +14829,33 @@
                 <w:sz w:val="21"/>
                 <w:szCs w:val="21"/>
               </w:rPr>
-              <w:t xml:space="preserve">End</w:t>
-            </w:r>
-            <w:r>
-              <w:rPr>
-                <w:rFonts w:ascii="Calibri" w:cs="Calibri" w:eastAsia="Calibri" w:hAnsi="Calibri"/>
-                <w:sz w:val="21"/>
-                <w:szCs w:val="21"/>
-              </w:rPr>
-              <w:t xml:space="preserve">: Extends or shortens the period. Dates are locked in an active sprint.</w:t>
-            </w:r>
-          </w:p>
-        </w:tc>
-      </w:tr>
-      <w:tr>
-        <w:trPr>
-          <w:cantSplit/>
-        </w:trPr>
-        <w:tc>
-          <w:tcPr>
-            <w:tcW w:type="dxa" w:w="560"/>
-            <w:tcBorders>
-              <w:top w:val="none" w:color="FFFFFF" w:sz="0"/>
-              <w:left w:val="none" w:color="FFFFFF" w:sz="0"/>
-              <w:bottom w:val="none" w:color="FFFFFF" w:sz="0"/>
-              <w:right w:val="none" w:color="FFFFFF" w:sz="0"/>
-            </w:tcBorders>
-            <w:tcMar>
-              <w:top w:type="dxa" w:w="40"/>
-              <w:left w:type="dxa" w:w="40"/>
-              <w:bottom w:type="dxa" w:w="40"/>
-              <w:right w:type="dxa" w:w="60"/>
-            </w:tcMar>
-            <w:vAlign w:val="top"/>
-          </w:tcPr>
-          <w:p>
-            <w:pPr>
-              <w:jc w:val="center"/>
-            </w:pPr>
-            <w:r>
-              <w:rPr>
-                <w:rFonts w:ascii="Calibri" w:cs="Calibri" w:eastAsia="Calibri" w:hAnsi="Calibri"/>
-                <w:b/>
-                <w:bCs/>
-                <w:color w:val="FFFFFF"/>
-                <w:sz w:val="22"/>
-                <w:szCs w:val="22"/>
-                <w:shd w:fill="E11D48" w:color="auto" w:val="clear"/>
-              </w:rPr>
-              <w:t xml:space="preserve"> 4 </w:t>
-            </w:r>
-          </w:p>
-        </w:tc>
-        <w:tc>
-          <w:tcPr>
-            <w:tcW w:type="dxa" w:w="9078"/>
-            <w:tcBorders>
-              <w:top w:val="none" w:color="FFFFFF" w:sz="0"/>
-              <w:left w:val="none" w:color="FFFFFF" w:sz="0"/>
-              <w:bottom w:val="none" w:color="FFFFFF" w:sz="0"/>
-              <w:right w:val="none" w:color="FFFFFF" w:sz="0"/>
-            </w:tcBorders>
-            <w:tcMar>
-              <w:top w:type="dxa" w:w="40"/>
-              <w:left w:type="dxa" w:w="60"/>
-              <w:bottom w:type="dxa" w:w="40"/>
-              <w:right w:type="dxa" w:w="40"/>
-            </w:tcMar>
-          </w:tcPr>
-          <w:p>
-            <w:pPr>
-              <w:spacing w:after="0"/>
-            </w:pPr>
-            <w:r>
-              <w:rPr>
-                <w:rFonts w:ascii="Calibri" w:cs="Calibri" w:eastAsia="Calibri" w:hAnsi="Calibri"/>
-                <w:sz w:val="21"/>
-                <w:szCs w:val="21"/>
-              </w:rPr>
-              <w:t xml:space="preserve"/>
-            </w:r>
-            <w:r>
-              <w:rPr>
-                <w:rFonts w:ascii="Calibri" w:cs="Calibri" w:eastAsia="Calibri" w:hAnsi="Calibri"/>
-                <w:b/>
-                <w:bCs/>
-                <w:sz w:val="21"/>
-                <w:szCs w:val="21"/>
-              </w:rPr>
-              <w:t xml:space="preserve">Save</w:t>
-            </w:r>
-            <w:r>
-              <w:rPr>
-                <w:rFonts w:ascii="Calibri" w:cs="Calibri" w:eastAsia="Calibri" w:hAnsi="Calibri"/>
-                <w:sz w:val="21"/>
-                <w:szCs w:val="21"/>
-              </w:rPr>
-              <w:t xml:space="preserve">: Applies the changes.</w:t>
+              <w:t xml:space="preserve">Delete</w:t>
+            </w:r>
+            <w:r>
+              <w:rPr>
+                <w:rFonts w:ascii="Calibri" w:cs="Calibri" w:eastAsia="Calibri" w:hAnsi="Calibri"/>
+                <w:sz w:val="21"/>
+                <w:szCs w:val="21"/>
+              </w:rPr>
+              <w:t xml:space="preserve">: Deletes the sprint (only while it is </w:t>
+            </w:r>
+            <w:r>
+              <w:rPr>
+                <w:rFonts w:ascii="Calibri" w:cs="Calibri" w:eastAsia="Calibri" w:hAnsi="Calibri"/>
+                <w:b/>
+                <w:bCs/>
+                <w:sz w:val="21"/>
+                <w:szCs w:val="21"/>
+              </w:rPr>
+              <w:t xml:space="preserve">Planned</w:t>
+            </w:r>
+            <w:r>
+              <w:rPr>
+                <w:rFonts w:ascii="Calibri" w:cs="Calibri" w:eastAsia="Calibri" w:hAnsi="Calibri"/>
+                <w:sz w:val="21"/>
+                <w:szCs w:val="21"/>
+              </w:rPr>
+              <w:t xml:space="preserve">). Its work returns to the Backlog.</w:t>
             </w:r>
           </w:p>
         </w:tc>
@@ -14697,19 +14865,6 @@
       <w:pPr>
         <w:spacing w:after="200"/>
       </w:pPr>
-    </w:p>
-    <w:p>
-      <w:pPr>
-        <w:spacing w:after="140" w:line="300"/>
-      </w:pPr>
-      <w:r>
-        <w:rPr>
-          <w:rFonts w:ascii="Calibri" w:cs="Calibri" w:eastAsia="Calibri" w:hAnsi="Calibri"/>
-          <w:sz w:val="22"/>
-          <w:szCs w:val="22"/>
-        </w:rPr>
-        <w:t xml:space="preserve">On the sprint header you see its state at a glance and manage its life cycle:</w:t>
-      </w:r>
     </w:p>
     <w:p>
       <w:pPr>
@@ -14720,9 +14875,9 @@
       <w:r>
         <w:drawing>
           <wp:inline distT="0" distB="0" distL="0" distR="0">
-            <wp:extent cx="5715000" cy="1743075"/>
+            <wp:extent cx="4552950" cy="4095750"/>
             <wp:effectExtent t="0" r="0" b="0" l="0"/>
-            <wp:docPr id="20" name="25-sprint-header" descr="Sprint header and summary panel" title="Sprint header and summary panel"/>
+            <wp:docPr id="20" name="24-sprint-edit" descr="Edit sprint dialog" title="Edit sprint dialog"/>
             <wp:cNvGraphicFramePr>
               <a:graphicFrameLocks xmlns:a="http://schemas.openxmlformats.org/drawingml/2006/main" noChangeAspect="1"/>
             </wp:cNvGraphicFramePr>
@@ -14745,7 +14900,7 @@
                   <pic:spPr bwMode="auto">
                     <a:xfrm>
                       <a:off x="0" y="0"/>
-                      <a:ext cx="5715000" cy="1743075"/>
+                      <a:ext cx="4552950" cy="4095750"/>
                     </a:xfrm>
                     <a:prstGeom prst="rect">
                       <a:avLst/>
@@ -14773,7 +14928,7 @@
           <w:sz w:val="20"/>
           <w:szCs w:val="20"/>
         </w:rPr>
-        <w:t xml:space="preserve">The sprint header: status, total points, percentage and breakdown by person.</w:t>
+        <w:t xml:space="preserve">The edit dialog has the same fields as the create dialog.</w:t>
       </w:r>
     </w:p>
     <w:tbl>
@@ -14867,15 +15022,15 @@
                 <w:sz w:val="21"/>
                 <w:szCs w:val="21"/>
               </w:rPr>
-              <w:t xml:space="preserve">Sprint name</w:t>
-            </w:r>
-            <w:r>
-              <w:rPr>
-                <w:rFonts w:ascii="Calibri" w:cs="Calibri" w:eastAsia="Calibri" w:hAnsi="Calibri"/>
-                <w:sz w:val="21"/>
-                <w:szCs w:val="21"/>
-              </w:rPr>
-              <w:t xml:space="preserve">: The header shows the name, date range and total points.</w:t>
+              <w:t xml:space="preserve">Name</w:t>
+            </w:r>
+            <w:r>
+              <w:rPr>
+                <w:rFonts w:ascii="Calibri" w:cs="Calibri" w:eastAsia="Calibri" w:hAnsi="Calibri"/>
+                <w:sz w:val="21"/>
+                <w:szCs w:val="21"/>
+              </w:rPr>
+              <w:t xml:space="preserve">: Changes the name.</w:t>
             </w:r>
           </w:p>
         </w:tc>
@@ -14955,15 +15110,15 @@
                 <w:sz w:val="21"/>
                 <w:szCs w:val="21"/>
               </w:rPr>
-              <w:t xml:space="preserve">Status</w:t>
-            </w:r>
-            <w:r>
-              <w:rPr>
-                <w:rFonts w:ascii="Calibri" w:cs="Calibri" w:eastAsia="Calibri" w:hAnsi="Calibri"/>
-                <w:sz w:val="21"/>
-                <w:szCs w:val="21"/>
-              </w:rPr>
-              <w:t xml:space="preserve">: Planned, Active, Completed or Cancelled.</w:t>
+              <w:t xml:space="preserve">Sprint goal</w:t>
+            </w:r>
+            <w:r>
+              <w:rPr>
+                <w:rFonts w:ascii="Calibri" w:cs="Calibri" w:eastAsia="Calibri" w:hAnsi="Calibri"/>
+                <w:sz w:val="21"/>
+                <w:szCs w:val="21"/>
+              </w:rPr>
+              <w:t xml:space="preserve">: Updates the goal.</w:t>
             </w:r>
           </w:p>
         </w:tc>
@@ -15043,15 +15198,15 @@
                 <w:sz w:val="21"/>
                 <w:szCs w:val="21"/>
               </w:rPr>
-              <w:t xml:space="preserve">Percentage button</w:t>
-            </w:r>
-            <w:r>
-              <w:rPr>
-                <w:rFonts w:ascii="Calibri" w:cs="Calibri" w:eastAsia="Calibri" w:hAnsi="Calibri"/>
-                <w:sz w:val="21"/>
-                <w:szCs w:val="21"/>
-              </w:rPr>
-              <w:t xml:space="preserve">: Click to open or close the summary panel.</w:t>
+              <w:t xml:space="preserve">End</w:t>
+            </w:r>
+            <w:r>
+              <w:rPr>
+                <w:rFonts w:ascii="Calibri" w:cs="Calibri" w:eastAsia="Calibri" w:hAnsi="Calibri"/>
+                <w:sz w:val="21"/>
+                <w:szCs w:val="21"/>
+              </w:rPr>
+              <w:t xml:space="preserve">: Extends or shortens the period. Dates are locked in an active sprint.</w:t>
             </w:r>
           </w:p>
         </w:tc>
@@ -15131,121 +15286,15 @@
                 <w:sz w:val="21"/>
                 <w:szCs w:val="21"/>
               </w:rPr>
-              <w:t xml:space="preserve">Start</w:t>
-            </w:r>
-            <w:r>
-              <w:rPr>
-                <w:rFonts w:ascii="Calibri" w:cs="Calibri" w:eastAsia="Calibri" w:hAnsi="Calibri"/>
-                <w:sz w:val="21"/>
-                <w:szCs w:val="21"/>
-              </w:rPr>
-              <w:t xml:space="preserve">: Starts a planned sprint. In an active sprint </w:t>
-            </w:r>
-            <w:r>
-              <w:rPr>
-                <w:rFonts w:ascii="Calibri" w:cs="Calibri" w:eastAsia="Calibri" w:hAnsi="Calibri"/>
-                <w:b/>
-                <w:bCs/>
-                <w:sz w:val="21"/>
-                <w:szCs w:val="21"/>
-              </w:rPr>
-              <w:t xml:space="preserve">Complete</w:t>
-            </w:r>
-            <w:r>
-              <w:rPr>
-                <w:rFonts w:ascii="Calibri" w:cs="Calibri" w:eastAsia="Calibri" w:hAnsi="Calibri"/>
-                <w:sz w:val="21"/>
-                <w:szCs w:val="21"/>
-              </w:rPr>
-              <w:t xml:space="preserve"> appears instead.</w:t>
-            </w:r>
-          </w:p>
-        </w:tc>
-      </w:tr>
-      <w:tr>
-        <w:trPr>
-          <w:cantSplit/>
-        </w:trPr>
-        <w:tc>
-          <w:tcPr>
-            <w:tcW w:type="dxa" w:w="560"/>
-            <w:tcBorders>
-              <w:top w:val="none" w:color="FFFFFF" w:sz="0"/>
-              <w:left w:val="none" w:color="FFFFFF" w:sz="0"/>
-              <w:bottom w:val="none" w:color="FFFFFF" w:sz="0"/>
-              <w:right w:val="none" w:color="FFFFFF" w:sz="0"/>
-            </w:tcBorders>
-            <w:tcMar>
-              <w:top w:type="dxa" w:w="40"/>
-              <w:left w:type="dxa" w:w="40"/>
-              <w:bottom w:type="dxa" w:w="40"/>
-              <w:right w:type="dxa" w:w="60"/>
-            </w:tcMar>
-            <w:vAlign w:val="top"/>
-          </w:tcPr>
-          <w:p>
-            <w:pPr>
-              <w:jc w:val="center"/>
-            </w:pPr>
-            <w:r>
-              <w:rPr>
-                <w:rFonts w:ascii="Calibri" w:cs="Calibri" w:eastAsia="Calibri" w:hAnsi="Calibri"/>
-                <w:b/>
-                <w:bCs/>
-                <w:color w:val="FFFFFF"/>
-                <w:sz w:val="22"/>
-                <w:szCs w:val="22"/>
-                <w:shd w:fill="E11D48" w:color="auto" w:val="clear"/>
-              </w:rPr>
-              <w:t xml:space="preserve"> 5 </w:t>
-            </w:r>
-          </w:p>
-        </w:tc>
-        <w:tc>
-          <w:tcPr>
-            <w:tcW w:type="dxa" w:w="9078"/>
-            <w:tcBorders>
-              <w:top w:val="none" w:color="FFFFFF" w:sz="0"/>
-              <w:left w:val="none" w:color="FFFFFF" w:sz="0"/>
-              <w:bottom w:val="none" w:color="FFFFFF" w:sz="0"/>
-              <w:right w:val="none" w:color="FFFFFF" w:sz="0"/>
-            </w:tcBorders>
-            <w:tcMar>
-              <w:top w:type="dxa" w:w="40"/>
-              <w:left w:type="dxa" w:w="60"/>
-              <w:bottom w:type="dxa" w:w="40"/>
-              <w:right w:type="dxa" w:w="40"/>
-            </w:tcMar>
-          </w:tcPr>
-          <w:p>
-            <w:pPr>
-              <w:spacing w:after="0"/>
-            </w:pPr>
-            <w:r>
-              <w:rPr>
-                <w:rFonts w:ascii="Calibri" w:cs="Calibri" w:eastAsia="Calibri" w:hAnsi="Calibri"/>
-                <w:sz w:val="21"/>
-                <w:szCs w:val="21"/>
-              </w:rPr>
-              <w:t xml:space="preserve"/>
-            </w:r>
-            <w:r>
-              <w:rPr>
-                <w:rFonts w:ascii="Calibri" w:cs="Calibri" w:eastAsia="Calibri" w:hAnsi="Calibri"/>
-                <w:b/>
-                <w:bCs/>
-                <w:sz w:val="21"/>
-                <w:szCs w:val="21"/>
-              </w:rPr>
-              <w:t xml:space="preserve">Summary panel</w:t>
-            </w:r>
-            <w:r>
-              <w:rPr>
-                <w:rFonts w:ascii="Calibri" w:cs="Calibri" w:eastAsia="Calibri" w:hAnsi="Calibri"/>
-                <w:sz w:val="21"/>
-                <w:szCs w:val="21"/>
-              </w:rPr>
-              <w:t xml:space="preserve">: Total Story Points, done points, overall percentage and points/percentage per person.</w:t>
+              <w:t xml:space="preserve">Save</w:t>
+            </w:r>
+            <w:r>
+              <w:rPr>
+                <w:rFonts w:ascii="Calibri" w:cs="Calibri" w:eastAsia="Calibri" w:hAnsi="Calibri"/>
+                <w:sz w:val="21"/>
+                <w:szCs w:val="21"/>
+              </w:rPr>
+              <w:t xml:space="preserve">: Applies the changes.</w:t>
             </w:r>
           </w:p>
         </w:tc>
@@ -15258,329 +15307,6 @@
     </w:p>
     <w:p>
       <w:pPr>
-        <w:pStyle w:val="ListParagraph"/>
-        <w:numPr>
-          <w:ilvl w:val="0"/>
-          <w:numId w:val="3"/>
-        </w:numPr>
-        <w:spacing w:after="80" w:line="290"/>
-      </w:pPr>
-      <w:r>
-        <w:rPr>
-          <w:rFonts w:ascii="Calibri" w:cs="Calibri" w:eastAsia="Calibri" w:hAnsi="Calibri"/>
-          <w:sz w:val="22"/>
-          <w:szCs w:val="22"/>
-        </w:rPr>
-        <w:t xml:space="preserve"/>
-      </w:r>
-      <w:r>
-        <w:rPr>
-          <w:rFonts w:ascii="Calibri" w:cs="Calibri" w:eastAsia="Calibri" w:hAnsi="Calibri"/>
-          <w:b/>
-          <w:bCs/>
-          <w:sz w:val="22"/>
-          <w:szCs w:val="22"/>
-        </w:rPr>
-        <w:t xml:space="preserve">Start:</w:t>
-      </w:r>
-      <w:r>
-        <w:rPr>
-          <w:rFonts w:ascii="Calibri" w:cs="Calibri" w:eastAsia="Calibri" w:hAnsi="Calibri"/>
-          <w:sz w:val="22"/>
-          <w:szCs w:val="22"/>
-        </w:rPr>
-        <w:t xml:space="preserve"> makes the sprint active. Seyir warns you if no goal is set or the sprint is empty.</w:t>
-      </w:r>
-    </w:p>
-    <w:p>
-      <w:pPr>
-        <w:pStyle w:val="ListParagraph"/>
-        <w:numPr>
-          <w:ilvl w:val="0"/>
-          <w:numId w:val="3"/>
-        </w:numPr>
-        <w:spacing w:after="80" w:line="290"/>
-      </w:pPr>
-      <w:r>
-        <w:rPr>
-          <w:rFonts w:ascii="Calibri" w:cs="Calibri" w:eastAsia="Calibri" w:hAnsi="Calibri"/>
-          <w:sz w:val="22"/>
-          <w:szCs w:val="22"/>
-        </w:rPr>
-        <w:t xml:space="preserve"/>
-      </w:r>
-      <w:r>
-        <w:rPr>
-          <w:rFonts w:ascii="Calibri" w:cs="Calibri" w:eastAsia="Calibri" w:hAnsi="Calibri"/>
-          <w:b/>
-          <w:bCs/>
-          <w:sz w:val="22"/>
-          <w:szCs w:val="22"/>
-        </w:rPr>
-        <w:t xml:space="preserve">Complete:</w:t>
-      </w:r>
-      <w:r>
-        <w:rPr>
-          <w:rFonts w:ascii="Calibri" w:cs="Calibri" w:eastAsia="Calibri" w:hAnsi="Calibri"/>
-          <w:sz w:val="22"/>
-          <w:szCs w:val="22"/>
-        </w:rPr>
-        <w:t xml:space="preserve"> asks what to do with unfinished work: </w:t>
-      </w:r>
-      <w:r>
-        <w:rPr>
-          <w:rFonts w:ascii="Calibri" w:cs="Calibri" w:eastAsia="Calibri" w:hAnsi="Calibri"/>
-          <w:b/>
-          <w:bCs/>
-          <w:sz w:val="22"/>
-          <w:szCs w:val="22"/>
-        </w:rPr>
-        <w:t xml:space="preserve">carry over to the next sprint</w:t>
-      </w:r>
-      <w:r>
-        <w:rPr>
-          <w:rFonts w:ascii="Calibri" w:cs="Calibri" w:eastAsia="Calibri" w:hAnsi="Calibri"/>
-          <w:sz w:val="22"/>
-          <w:szCs w:val="22"/>
-        </w:rPr>
-        <w:t xml:space="preserve"> or </w:t>
-      </w:r>
-      <w:r>
-        <w:rPr>
-          <w:rFonts w:ascii="Calibri" w:cs="Calibri" w:eastAsia="Calibri" w:hAnsi="Calibri"/>
-          <w:b/>
-          <w:bCs/>
-          <w:sz w:val="22"/>
-          <w:szCs w:val="22"/>
-        </w:rPr>
-        <w:t xml:space="preserve">send to the Backlog</w:t>
-      </w:r>
-      <w:r>
-        <w:rPr>
-          <w:rFonts w:ascii="Calibri" w:cs="Calibri" w:eastAsia="Calibri" w:hAnsi="Calibri"/>
-          <w:sz w:val="22"/>
-          <w:szCs w:val="22"/>
-        </w:rPr>
-        <w:t xml:space="preserve">. Done points are recorded for the team's velocity.</w:t>
-      </w:r>
-    </w:p>
-    <w:p>
-      <w:pPr>
-        <w:pStyle w:val="ListParagraph"/>
-        <w:numPr>
-          <w:ilvl w:val="0"/>
-          <w:numId w:val="3"/>
-        </w:numPr>
-        <w:spacing w:after="80" w:line="290"/>
-      </w:pPr>
-      <w:r>
-        <w:rPr>
-          <w:rFonts w:ascii="Calibri" w:cs="Calibri" w:eastAsia="Calibri" w:hAnsi="Calibri"/>
-          <w:sz w:val="22"/>
-          <w:szCs w:val="22"/>
-        </w:rPr>
-        <w:t xml:space="preserve"/>
-      </w:r>
-      <w:r>
-        <w:rPr>
-          <w:rFonts w:ascii="Calibri" w:cs="Calibri" w:eastAsia="Calibri" w:hAnsi="Calibri"/>
-          <w:b/>
-          <w:bCs/>
-          <w:sz w:val="22"/>
-          <w:szCs w:val="22"/>
-        </w:rPr>
-        <w:t xml:space="preserve">Cancel:</w:t>
-      </w:r>
-      <w:r>
-        <w:rPr>
-          <w:rFonts w:ascii="Calibri" w:cs="Calibri" w:eastAsia="Calibri" w:hAnsi="Calibri"/>
-          <w:sz w:val="22"/>
-          <w:szCs w:val="22"/>
-        </w:rPr>
-        <w:t xml:space="preserve"> cancels the sprint and returns its work to the Backlog. This cannot be undone.</w:t>
-      </w:r>
-    </w:p>
-    <w:p>
-      <w:pPr>
-        <w:pStyle w:val="ListParagraph"/>
-        <w:numPr>
-          <w:ilvl w:val="0"/>
-          <w:numId w:val="3"/>
-        </w:numPr>
-        <w:spacing w:after="80" w:line="290"/>
-      </w:pPr>
-      <w:r>
-        <w:rPr>
-          <w:rFonts w:ascii="Calibri" w:cs="Calibri" w:eastAsia="Calibri" w:hAnsi="Calibri"/>
-          <w:sz w:val="22"/>
-          <w:szCs w:val="22"/>
-        </w:rPr>
-        <w:t xml:space="preserve"/>
-      </w:r>
-      <w:r>
-        <w:rPr>
-          <w:rFonts w:ascii="Calibri" w:cs="Calibri" w:eastAsia="Calibri" w:hAnsi="Calibri"/>
-          <w:b/>
-          <w:bCs/>
-          <w:sz w:val="22"/>
-          <w:szCs w:val="22"/>
-        </w:rPr>
-        <w:t xml:space="preserve">Delete:</w:t>
-      </w:r>
-      <w:r>
-        <w:rPr>
-          <w:rFonts w:ascii="Calibri" w:cs="Calibri" w:eastAsia="Calibri" w:hAnsi="Calibri"/>
-          <w:sz w:val="22"/>
-          <w:szCs w:val="22"/>
-        </w:rPr>
-        <w:t xml:space="preserve"> only a Planned sprint can be deleted.</w:t>
-      </w:r>
-    </w:p>
-    <w:p>
-      <w:pPr>
-        <w:spacing w:after="100"/>
-      </w:pPr>
-    </w:p>
-    <w:tbl>
-      <w:tblPr>
-        <w:tblW w:type="dxa" w:w="9638"/>
-        <w:tblBorders>
-          <w:top w:val="single" w:color="auto" w:sz="4"/>
-          <w:left w:val="single" w:color="auto" w:sz="4"/>
-          <w:bottom w:val="single" w:color="auto" w:sz="4"/>
-          <w:right w:val="single" w:color="auto" w:sz="4"/>
-          <w:insideH w:val="single" w:color="auto" w:sz="4"/>
-          <w:insideV w:val="single" w:color="auto" w:sz="4"/>
-        </w:tblBorders>
-      </w:tblPr>
-      <w:tblGrid>
-        <w:gridCol w:w="9638"/>
-      </w:tblGrid>
-      <w:tr>
-        <w:trPr>
-          <w:cantSplit/>
-        </w:trPr>
-        <w:tc>
-          <w:tcPr>
-            <w:tcW w:type="dxa" w:w="9638"/>
-            <w:tcBorders>
-              <w:top w:val="none" w:color="FFFFFF" w:sz="0"/>
-              <w:left w:val="single" w:color="10B981" w:sz="24"/>
-              <w:bottom w:val="none" w:color="FFFFFF" w:sz="0"/>
-              <w:right w:val="none" w:color="FFFFFF" w:sz="0"/>
-            </w:tcBorders>
-            <w:shd w:fill="E7F7EE" w:color="auto" w:val="clear"/>
-            <w:tcMar>
-              <w:top w:type="dxa" w:w="100"/>
-              <w:left w:type="dxa" w:w="180"/>
-              <w:bottom w:type="dxa" w:w="100"/>
-              <w:right w:type="dxa" w:w="140"/>
-            </w:tcMar>
-          </w:tcPr>
-          <w:p>
-            <w:pPr>
-              <w:spacing w:after="0" w:line="290"/>
-            </w:pPr>
-            <w:r>
-              <w:rPr>
-                <w:rFonts w:ascii="Calibri" w:cs="Calibri" w:eastAsia="Calibri" w:hAnsi="Calibri"/>
-                <w:b/>
-                <w:bCs/>
-                <w:sz w:val="22"/>
-                <w:szCs w:val="22"/>
-              </w:rPr>
-              <w:t xml:space="preserve">Tip: </w:t>
-            </w:r>
-            <w:r>
-              <w:rPr>
-                <w:rFonts w:ascii="Calibri" w:cs="Calibri" w:eastAsia="Calibri" w:hAnsi="Calibri"/>
-                <w:sz w:val="22"/>
-                <w:szCs w:val="22"/>
-              </w:rPr>
-              <w:t xml:space="preserve">To share a sprint choose </w:t>
-            </w:r>
-            <w:r>
-              <w:rPr>
-                <w:rFonts w:ascii="Calibri" w:cs="Calibri" w:eastAsia="Calibri" w:hAnsi="Calibri"/>
-                <w:b/>
-                <w:bCs/>
-                <w:sz w:val="22"/>
-                <w:szCs w:val="22"/>
-              </w:rPr>
-              <w:t xml:space="preserve">Copy link</w:t>
-            </w:r>
-            <w:r>
-              <w:rPr>
-                <w:rFonts w:ascii="Calibri" w:cs="Calibri" w:eastAsia="Calibri" w:hAnsi="Calibri"/>
-                <w:sz w:val="22"/>
-                <w:szCs w:val="22"/>
-              </w:rPr>
-              <w:t xml:space="preserve"> from the menu; the link opens the sprint board directly. For reports use </w:t>
-            </w:r>
-            <w:r>
-              <w:rPr>
-                <w:rFonts w:ascii="Calibri" w:cs="Calibri" w:eastAsia="Calibri" w:hAnsi="Calibri"/>
-                <w:b/>
-                <w:bCs/>
-                <w:sz w:val="22"/>
-                <w:szCs w:val="22"/>
-              </w:rPr>
-              <w:t xml:space="preserve">Export to Excel</w:t>
-            </w:r>
-            <w:r>
-              <w:rPr>
-                <w:rFonts w:ascii="Calibri" w:cs="Calibri" w:eastAsia="Calibri" w:hAnsi="Calibri"/>
-                <w:sz w:val="22"/>
-                <w:szCs w:val="22"/>
-              </w:rPr>
-              <w:t xml:space="preserve"> or </w:t>
-            </w:r>
-            <w:r>
-              <w:rPr>
-                <w:rFonts w:ascii="Calibri" w:cs="Calibri" w:eastAsia="Calibri" w:hAnsi="Calibri"/>
-                <w:b/>
-                <w:bCs/>
-                <w:sz w:val="22"/>
-                <w:szCs w:val="22"/>
-              </w:rPr>
-              <w:t xml:space="preserve">Download as JSON</w:t>
-            </w:r>
-            <w:r>
-              <w:rPr>
-                <w:rFonts w:ascii="Calibri" w:cs="Calibri" w:eastAsia="Calibri" w:hAnsi="Calibri"/>
-                <w:sz w:val="22"/>
-                <w:szCs w:val="22"/>
-              </w:rPr>
-              <w:t xml:space="preserve">.</w:t>
-            </w:r>
-          </w:p>
-        </w:tc>
-      </w:tr>
-    </w:tbl>
-    <w:p>
-      <w:pPr>
-        <w:spacing w:after="160"/>
-      </w:pPr>
-    </w:p>
-    <w:p>
-      <w:pPr>
-        <w:pStyle w:val="Heading1"/>
-        <w:keepNext/>
-      </w:pPr>
-      <w:r>
-        <w:rPr>
-          <w:rFonts w:ascii="Calibri" w:cs="Calibri" w:eastAsia="Calibri" w:hAnsi="Calibri"/>
-          <w:b/>
-          <w:bCs/>
-          <w:color w:val="3B2A9E"/>
-          <w:sz w:val="34"/>
-          <w:szCs w:val="34"/>
-        </w:rPr>
-        <w:t xml:space="preserve">10. The sprint board</w:t>
-      </w:r>
-    </w:p>
-    <w:p>
-      <w:pPr>
         <w:spacing w:after="140" w:line="300"/>
       </w:pPr>
       <w:r>
@@ -15589,43 +15315,7 @@
           <w:sz w:val="22"/>
           <w:szCs w:val="22"/>
         </w:rPr>
-        <w:t xml:space="preserve">Kanban is a board where work is tracked as cards in status columns. Open it by clicking </w:t>
-      </w:r>
-      <w:r>
-        <w:rPr>
-          <w:rFonts w:ascii="Calibri" w:cs="Calibri" w:eastAsia="Calibri" w:hAnsi="Calibri"/>
-          <w:b/>
-          <w:bCs/>
-          <w:sz w:val="22"/>
-          <w:szCs w:val="22"/>
-        </w:rPr>
-        <w:t xml:space="preserve">Sprint board</w:t>
-      </w:r>
-      <w:r>
-        <w:rPr>
-          <w:rFonts w:ascii="Calibri" w:cs="Calibri" w:eastAsia="Calibri" w:hAnsi="Calibri"/>
-          <w:sz w:val="22"/>
-          <w:szCs w:val="22"/>
-        </w:rPr>
-        <w:t xml:space="preserve"> in the left menu or </w:t>
-      </w:r>
-      <w:r>
-        <w:rPr>
-          <w:rFonts w:ascii="Calibri" w:cs="Calibri" w:eastAsia="Calibri" w:hAnsi="Calibri"/>
-          <w:b/>
-          <w:bCs/>
-          <w:sz w:val="22"/>
-          <w:szCs w:val="22"/>
-        </w:rPr>
-        <w:t xml:space="preserve">Open Kanban board</w:t>
-      </w:r>
-      <w:r>
-        <w:rPr>
-          <w:rFonts w:ascii="Calibri" w:cs="Calibri" w:eastAsia="Calibri" w:hAnsi="Calibri"/>
-          <w:sz w:val="22"/>
-          <w:szCs w:val="22"/>
-        </w:rPr>
-        <w:t xml:space="preserve"> in the sprint menu. Every sprint has its own board.</w:t>
+        <w:t xml:space="preserve">On the sprint header you see its state at a glance and manage its life cycle:</w:t>
       </w:r>
     </w:p>
     <w:p>
@@ -15637,9 +15327,9 @@
       <w:r>
         <w:drawing>
           <wp:inline distT="0" distB="0" distL="0" distR="0">
-            <wp:extent cx="5715000" cy="3571875"/>
+            <wp:extent cx="5715000" cy="1743075"/>
             <wp:effectExtent t="0" r="0" b="0" l="0"/>
-            <wp:docPr id="21" name="26-board" descr="Sprint board (Kanban)" title="Sprint board (Kanban)"/>
+            <wp:docPr id="21" name="25-sprint-header" descr="Sprint header and summary panel" title="Sprint header and summary panel"/>
             <wp:cNvGraphicFramePr>
               <a:graphicFrameLocks xmlns:a="http://schemas.openxmlformats.org/drawingml/2006/main" noChangeAspect="1"/>
             </wp:cNvGraphicFramePr>
@@ -15662,7 +15352,7 @@
                   <pic:spPr bwMode="auto">
                     <a:xfrm>
                       <a:off x="0" y="0"/>
-                      <a:ext cx="5715000" cy="3571875"/>
+                      <a:ext cx="5715000" cy="1743075"/>
                     </a:xfrm>
                     <a:prstGeom prst="rect">
                       <a:avLst/>
@@ -15690,7 +15380,7 @@
           <w:sz w:val="20"/>
           <w:szCs w:val="20"/>
         </w:rPr>
-        <w:t xml:space="preserve">The sprint board: columns are statuses, cards are tasks.</w:t>
+        <w:t xml:space="preserve">The sprint header: status, total points, percentage and breakdown by person.</w:t>
       </w:r>
     </w:p>
     <w:tbl>
@@ -15784,15 +15474,15 @@
                 <w:sz w:val="21"/>
                 <w:szCs w:val="21"/>
               </w:rPr>
-              <w:t xml:space="preserve">Sprint picker</w:t>
-            </w:r>
-            <w:r>
-              <w:rPr>
-                <w:rFonts w:ascii="Calibri" w:cs="Calibri" w:eastAsia="Calibri" w:hAnsi="Calibri"/>
-                <w:sz w:val="21"/>
-                <w:szCs w:val="21"/>
-              </w:rPr>
-              <w:t xml:space="preserve">: Choose which sprint's board to see.</w:t>
+              <w:t xml:space="preserve">Sprint name</w:t>
+            </w:r>
+            <w:r>
+              <w:rPr>
+                <w:rFonts w:ascii="Calibri" w:cs="Calibri" w:eastAsia="Calibri" w:hAnsi="Calibri"/>
+                <w:sz w:val="21"/>
+                <w:szCs w:val="21"/>
+              </w:rPr>
+              <w:t xml:space="preserve">: The header shows the name, date range and total points.</w:t>
             </w:r>
           </w:p>
         </w:tc>
@@ -15872,33 +15562,15 @@
                 <w:sz w:val="21"/>
                 <w:szCs w:val="21"/>
               </w:rPr>
-              <w:t xml:space="preserve">Card</w:t>
-            </w:r>
-            <w:r>
-              <w:rPr>
-                <w:rFonts w:ascii="Calibri" w:cs="Calibri" w:eastAsia="Calibri" w:hAnsi="Calibri"/>
-                <w:sz w:val="21"/>
-                <w:szCs w:val="21"/>
-              </w:rPr>
-              <w:t xml:space="preserve">: Task ID, title, points and percentage. Dragging a card to another column </w:t>
-            </w:r>
-            <w:r>
-              <w:rPr>
-                <w:rFonts w:ascii="Calibri" w:cs="Calibri" w:eastAsia="Calibri" w:hAnsi="Calibri"/>
-                <w:b/>
-                <w:bCs/>
-                <w:sz w:val="21"/>
-                <w:szCs w:val="21"/>
-              </w:rPr>
-              <w:t xml:space="preserve">changes its status</w:t>
-            </w:r>
-            <w:r>
-              <w:rPr>
-                <w:rFonts w:ascii="Calibri" w:cs="Calibri" w:eastAsia="Calibri" w:hAnsi="Calibri"/>
-                <w:sz w:val="21"/>
-                <w:szCs w:val="21"/>
-              </w:rPr>
-              <w:t xml:space="preserve">.</w:t>
+              <w:t xml:space="preserve">Status</w:t>
+            </w:r>
+            <w:r>
+              <w:rPr>
+                <w:rFonts w:ascii="Calibri" w:cs="Calibri" w:eastAsia="Calibri" w:hAnsi="Calibri"/>
+                <w:sz w:val="21"/>
+                <w:szCs w:val="21"/>
+              </w:rPr>
+              <w:t xml:space="preserve">: Planned, Active, Completed or Cancelled.</w:t>
             </w:r>
           </w:p>
         </w:tc>
@@ -15978,15 +15650,15 @@
                 <w:sz w:val="21"/>
                 <w:szCs w:val="21"/>
               </w:rPr>
-              <w:t xml:space="preserve">Summary</w:t>
-            </w:r>
-            <w:r>
-              <w:rPr>
-                <w:rFonts w:ascii="Calibri" w:cs="Calibri" w:eastAsia="Calibri" w:hAnsi="Calibri"/>
-                <w:sz w:val="21"/>
-                <w:szCs w:val="21"/>
-              </w:rPr>
-              <w:t xml:space="preserve">: Opens the total points, percentage and breakdown by person.</w:t>
+              <w:t xml:space="preserve">Percentage button</w:t>
+            </w:r>
+            <w:r>
+              <w:rPr>
+                <w:rFonts w:ascii="Calibri" w:cs="Calibri" w:eastAsia="Calibri" w:hAnsi="Calibri"/>
+                <w:sz w:val="21"/>
+                <w:szCs w:val="21"/>
+              </w:rPr>
+              <w:t xml:space="preserve">: Click to open or close the summary panel.</w:t>
             </w:r>
           </w:p>
         </w:tc>
@@ -16074,7 +15746,113 @@
                 <w:sz w:val="21"/>
                 <w:szCs w:val="21"/>
               </w:rPr>
-              <w:t xml:space="preserve">: Starts a planned sprint.</w:t>
+              <w:t xml:space="preserve">: Starts a planned sprint. In an active sprint </w:t>
+            </w:r>
+            <w:r>
+              <w:rPr>
+                <w:rFonts w:ascii="Calibri" w:cs="Calibri" w:eastAsia="Calibri" w:hAnsi="Calibri"/>
+                <w:b/>
+                <w:bCs/>
+                <w:sz w:val="21"/>
+                <w:szCs w:val="21"/>
+              </w:rPr>
+              <w:t xml:space="preserve">Complete</w:t>
+            </w:r>
+            <w:r>
+              <w:rPr>
+                <w:rFonts w:ascii="Calibri" w:cs="Calibri" w:eastAsia="Calibri" w:hAnsi="Calibri"/>
+                <w:sz w:val="21"/>
+                <w:szCs w:val="21"/>
+              </w:rPr>
+              <w:t xml:space="preserve"> appears instead.</w:t>
+            </w:r>
+          </w:p>
+        </w:tc>
+      </w:tr>
+      <w:tr>
+        <w:trPr>
+          <w:cantSplit/>
+        </w:trPr>
+        <w:tc>
+          <w:tcPr>
+            <w:tcW w:type="dxa" w:w="560"/>
+            <w:tcBorders>
+              <w:top w:val="none" w:color="FFFFFF" w:sz="0"/>
+              <w:left w:val="none" w:color="FFFFFF" w:sz="0"/>
+              <w:bottom w:val="none" w:color="FFFFFF" w:sz="0"/>
+              <w:right w:val="none" w:color="FFFFFF" w:sz="0"/>
+            </w:tcBorders>
+            <w:tcMar>
+              <w:top w:type="dxa" w:w="40"/>
+              <w:left w:type="dxa" w:w="40"/>
+              <w:bottom w:type="dxa" w:w="40"/>
+              <w:right w:type="dxa" w:w="60"/>
+            </w:tcMar>
+            <w:vAlign w:val="top"/>
+          </w:tcPr>
+          <w:p>
+            <w:pPr>
+              <w:jc w:val="center"/>
+            </w:pPr>
+            <w:r>
+              <w:rPr>
+                <w:rFonts w:ascii="Calibri" w:cs="Calibri" w:eastAsia="Calibri" w:hAnsi="Calibri"/>
+                <w:b/>
+                <w:bCs/>
+                <w:color w:val="FFFFFF"/>
+                <w:sz w:val="22"/>
+                <w:szCs w:val="22"/>
+                <w:shd w:fill="E11D48" w:color="auto" w:val="clear"/>
+              </w:rPr>
+              <w:t xml:space="preserve"> 5 </w:t>
+            </w:r>
+          </w:p>
+        </w:tc>
+        <w:tc>
+          <w:tcPr>
+            <w:tcW w:type="dxa" w:w="9078"/>
+            <w:tcBorders>
+              <w:top w:val="none" w:color="FFFFFF" w:sz="0"/>
+              <w:left w:val="none" w:color="FFFFFF" w:sz="0"/>
+              <w:bottom w:val="none" w:color="FFFFFF" w:sz="0"/>
+              <w:right w:val="none" w:color="FFFFFF" w:sz="0"/>
+            </w:tcBorders>
+            <w:tcMar>
+              <w:top w:type="dxa" w:w="40"/>
+              <w:left w:type="dxa" w:w="60"/>
+              <w:bottom w:type="dxa" w:w="40"/>
+              <w:right w:type="dxa" w:w="40"/>
+            </w:tcMar>
+          </w:tcPr>
+          <w:p>
+            <w:pPr>
+              <w:spacing w:after="0"/>
+            </w:pPr>
+            <w:r>
+              <w:rPr>
+                <w:rFonts w:ascii="Calibri" w:cs="Calibri" w:eastAsia="Calibri" w:hAnsi="Calibri"/>
+                <w:sz w:val="21"/>
+                <w:szCs w:val="21"/>
+              </w:rPr>
+              <w:t xml:space="preserve"/>
+            </w:r>
+            <w:r>
+              <w:rPr>
+                <w:rFonts w:ascii="Calibri" w:cs="Calibri" w:eastAsia="Calibri" w:hAnsi="Calibri"/>
+                <w:b/>
+                <w:bCs/>
+                <w:sz w:val="21"/>
+                <w:szCs w:val="21"/>
+              </w:rPr>
+              <w:t xml:space="preserve">Summary panel</w:t>
+            </w:r>
+            <w:r>
+              <w:rPr>
+                <w:rFonts w:ascii="Calibri" w:cs="Calibri" w:eastAsia="Calibri" w:hAnsi="Calibri"/>
+                <w:sz w:val="21"/>
+                <w:szCs w:val="21"/>
+              </w:rPr>
+              <w:t xml:space="preserve">: Total Story Points, done points, overall percentage and points/percentage per person.</w:t>
             </w:r>
           </w:p>
         </w:tc>
@@ -16100,7 +15878,7 @@
           <w:sz w:val="22"/>
           <w:szCs w:val="22"/>
         </w:rPr>
-        <w:t xml:space="preserve">To change a status without dragging, use </w:t>
+        <w:t xml:space="preserve"/>
       </w:r>
       <w:r>
         <w:rPr>
@@ -16110,33 +15888,15 @@
           <w:sz w:val="22"/>
           <w:szCs w:val="22"/>
         </w:rPr>
-        <w:t xml:space="preserve">Change status</w:t>
-      </w:r>
-      <w:r>
-        <w:rPr>
-          <w:rFonts w:ascii="Calibri" w:cs="Calibri" w:eastAsia="Calibri" w:hAnsi="Calibri"/>
-          <w:sz w:val="22"/>
-          <w:szCs w:val="22"/>
-        </w:rPr>
-        <w:t xml:space="preserve"> in the card's </w:t>
-      </w:r>
-      <w:r>
-        <w:rPr>
-          <w:rFonts w:ascii="Calibri" w:cs="Calibri" w:eastAsia="Calibri" w:hAnsi="Calibri"/>
-          <w:b/>
-          <w:bCs/>
-          <w:sz w:val="22"/>
-          <w:szCs w:val="22"/>
-        </w:rPr>
-        <w:t xml:space="preserve">⋯</w:t>
-      </w:r>
-      <w:r>
-        <w:rPr>
-          <w:rFonts w:ascii="Calibri" w:cs="Calibri" w:eastAsia="Calibri" w:hAnsi="Calibri"/>
-          <w:sz w:val="22"/>
-          <w:szCs w:val="22"/>
-        </w:rPr>
-        <w:t xml:space="preserve"> menu.</w:t>
+        <w:t xml:space="preserve">Start:</w:t>
+      </w:r>
+      <w:r>
+        <w:rPr>
+          <w:rFonts w:ascii="Calibri" w:cs="Calibri" w:eastAsia="Calibri" w:hAnsi="Calibri"/>
+          <w:sz w:val="22"/>
+          <w:szCs w:val="22"/>
+        </w:rPr>
+        <w:t xml:space="preserve"> makes the sprint active. Seyir warns you if no goal is set or the sprint is empty.</w:t>
       </w:r>
     </w:p>
     <w:p>
@@ -16154,7 +15914,7 @@
           <w:sz w:val="22"/>
           <w:szCs w:val="22"/>
         </w:rPr>
-        <w:t xml:space="preserve">The </w:t>
+        <w:t xml:space="preserve"/>
       </w:r>
       <w:r>
         <w:rPr>
@@ -16164,15 +15924,15 @@
           <w:sz w:val="22"/>
           <w:szCs w:val="22"/>
         </w:rPr>
-        <w:t xml:space="preserve">flag</w:t>
-      </w:r>
-      <w:r>
-        <w:rPr>
-          <w:rFonts w:ascii="Calibri" w:cs="Calibri" w:eastAsia="Calibri" w:hAnsi="Calibri"/>
-          <w:sz w:val="22"/>
-          <w:szCs w:val="22"/>
-        </w:rPr>
-        <w:t xml:space="preserve"> on a card is the priority, the number next to it is the </w:t>
+        <w:t xml:space="preserve">Complete:</w:t>
+      </w:r>
+      <w:r>
+        <w:rPr>
+          <w:rFonts w:ascii="Calibri" w:cs="Calibri" w:eastAsia="Calibri" w:hAnsi="Calibri"/>
+          <w:sz w:val="22"/>
+          <w:szCs w:val="22"/>
+        </w:rPr>
+        <w:t xml:space="preserve"> asks what to do with unfinished work: </w:t>
       </w:r>
       <w:r>
         <w:rPr>
@@ -16182,15 +15942,15 @@
           <w:sz w:val="22"/>
           <w:szCs w:val="22"/>
         </w:rPr>
-        <w:t xml:space="preserve">Story Point</w:t>
-      </w:r>
-      <w:r>
-        <w:rPr>
-          <w:rFonts w:ascii="Calibri" w:cs="Calibri" w:eastAsia="Calibri" w:hAnsi="Calibri"/>
-          <w:sz w:val="22"/>
-          <w:szCs w:val="22"/>
-        </w:rPr>
-        <w:t xml:space="preserve">, and the progress bar is the </w:t>
+        <w:t xml:space="preserve">carry over to the next sprint</w:t>
+      </w:r>
+      <w:r>
+        <w:rPr>
+          <w:rFonts w:ascii="Calibri" w:cs="Calibri" w:eastAsia="Calibri" w:hAnsi="Calibri"/>
+          <w:sz w:val="22"/>
+          <w:szCs w:val="22"/>
+        </w:rPr>
+        <w:t xml:space="preserve"> or </w:t>
       </w:r>
       <w:r>
         <w:rPr>
@@ -16200,15 +15960,15 @@
           <w:sz w:val="22"/>
           <w:szCs w:val="22"/>
         </w:rPr>
-        <w:t xml:space="preserve">completion percentage</w:t>
-      </w:r>
-      <w:r>
-        <w:rPr>
-          <w:rFonts w:ascii="Calibri" w:cs="Calibri" w:eastAsia="Calibri" w:hAnsi="Calibri"/>
-          <w:sz w:val="22"/>
-          <w:szCs w:val="22"/>
-        </w:rPr>
-        <w:t xml:space="preserve">.</w:t>
+        <w:t xml:space="preserve">send to the Backlog</w:t>
+      </w:r>
+      <w:r>
+        <w:rPr>
+          <w:rFonts w:ascii="Calibri" w:cs="Calibri" w:eastAsia="Calibri" w:hAnsi="Calibri"/>
+          <w:sz w:val="22"/>
+          <w:szCs w:val="22"/>
+        </w:rPr>
+        <w:t xml:space="preserve">. Done points are recorded for the team's velocity.</w:t>
       </w:r>
     </w:p>
     <w:p>
@@ -16226,7 +15986,7 @@
           <w:sz w:val="22"/>
           <w:szCs w:val="22"/>
         </w:rPr>
-        <w:t xml:space="preserve">The </w:t>
+        <w:t xml:space="preserve"/>
       </w:r>
       <w:r>
         <w:rPr>
@@ -16236,20 +15996,177 @@
           <w:sz w:val="22"/>
           <w:szCs w:val="22"/>
         </w:rPr>
-        <w:t xml:space="preserve">Colour by priority</w:t>
-      </w:r>
-      <w:r>
-        <w:rPr>
-          <w:rFonts w:ascii="Calibri" w:cs="Calibri" w:eastAsia="Calibri" w:hAnsi="Calibri"/>
-          <w:sz w:val="22"/>
-          <w:szCs w:val="22"/>
-        </w:rPr>
-        <w:t xml:space="preserve"> button above the board paints cards by priority (Urgent red, High orange…).</w:t>
+        <w:t xml:space="preserve">Cancel:</w:t>
+      </w:r>
+      <w:r>
+        <w:rPr>
+          <w:rFonts w:ascii="Calibri" w:cs="Calibri" w:eastAsia="Calibri" w:hAnsi="Calibri"/>
+          <w:sz w:val="22"/>
+          <w:szCs w:val="22"/>
+        </w:rPr>
+        <w:t xml:space="preserve"> cancels the sprint and returns its work to the Backlog. This cannot be undone.</w:t>
+      </w:r>
+    </w:p>
+    <w:p>
+      <w:pPr>
+        <w:pStyle w:val="ListParagraph"/>
+        <w:numPr>
+          <w:ilvl w:val="0"/>
+          <w:numId w:val="3"/>
+        </w:numPr>
+        <w:spacing w:after="80" w:line="290"/>
+      </w:pPr>
+      <w:r>
+        <w:rPr>
+          <w:rFonts w:ascii="Calibri" w:cs="Calibri" w:eastAsia="Calibri" w:hAnsi="Calibri"/>
+          <w:sz w:val="22"/>
+          <w:szCs w:val="22"/>
+        </w:rPr>
+        <w:t xml:space="preserve"/>
+      </w:r>
+      <w:r>
+        <w:rPr>
+          <w:rFonts w:ascii="Calibri" w:cs="Calibri" w:eastAsia="Calibri" w:hAnsi="Calibri"/>
+          <w:b/>
+          <w:bCs/>
+          <w:sz w:val="22"/>
+          <w:szCs w:val="22"/>
+        </w:rPr>
+        <w:t xml:space="preserve">Delete:</w:t>
+      </w:r>
+      <w:r>
+        <w:rPr>
+          <w:rFonts w:ascii="Calibri" w:cs="Calibri" w:eastAsia="Calibri" w:hAnsi="Calibri"/>
+          <w:sz w:val="22"/>
+          <w:szCs w:val="22"/>
+        </w:rPr>
+        <w:t xml:space="preserve"> only a Planned sprint can be deleted.</w:t>
       </w:r>
     </w:p>
     <w:p>
       <w:pPr>
         <w:spacing w:after="100"/>
+      </w:pPr>
+    </w:p>
+    <w:tbl>
+      <w:tblPr>
+        <w:tblW w:type="dxa" w:w="9638"/>
+        <w:tblBorders>
+          <w:top w:val="single" w:color="auto" w:sz="4"/>
+          <w:left w:val="single" w:color="auto" w:sz="4"/>
+          <w:bottom w:val="single" w:color="auto" w:sz="4"/>
+          <w:right w:val="single" w:color="auto" w:sz="4"/>
+          <w:insideH w:val="single" w:color="auto" w:sz="4"/>
+          <w:insideV w:val="single" w:color="auto" w:sz="4"/>
+        </w:tblBorders>
+      </w:tblPr>
+      <w:tblGrid>
+        <w:gridCol w:w="9638"/>
+      </w:tblGrid>
+      <w:tr>
+        <w:trPr>
+          <w:cantSplit/>
+        </w:trPr>
+        <w:tc>
+          <w:tcPr>
+            <w:tcW w:type="dxa" w:w="9638"/>
+            <w:tcBorders>
+              <w:top w:val="none" w:color="FFFFFF" w:sz="0"/>
+              <w:left w:val="single" w:color="10B981" w:sz="24"/>
+              <w:bottom w:val="none" w:color="FFFFFF" w:sz="0"/>
+              <w:right w:val="none" w:color="FFFFFF" w:sz="0"/>
+            </w:tcBorders>
+            <w:shd w:fill="E7F7EE" w:color="auto" w:val="clear"/>
+            <w:tcMar>
+              <w:top w:type="dxa" w:w="100"/>
+              <w:left w:type="dxa" w:w="180"/>
+              <w:bottom w:type="dxa" w:w="100"/>
+              <w:right w:type="dxa" w:w="140"/>
+            </w:tcMar>
+          </w:tcPr>
+          <w:p>
+            <w:pPr>
+              <w:spacing w:after="0" w:line="290"/>
+            </w:pPr>
+            <w:r>
+              <w:rPr>
+                <w:rFonts w:ascii="Calibri" w:cs="Calibri" w:eastAsia="Calibri" w:hAnsi="Calibri"/>
+                <w:b/>
+                <w:bCs/>
+                <w:sz w:val="22"/>
+                <w:szCs w:val="22"/>
+              </w:rPr>
+              <w:t xml:space="preserve">Tip: </w:t>
+            </w:r>
+            <w:r>
+              <w:rPr>
+                <w:rFonts w:ascii="Calibri" w:cs="Calibri" w:eastAsia="Calibri" w:hAnsi="Calibri"/>
+                <w:sz w:val="22"/>
+                <w:szCs w:val="22"/>
+              </w:rPr>
+              <w:t xml:space="preserve">To share a sprint choose </w:t>
+            </w:r>
+            <w:r>
+              <w:rPr>
+                <w:rFonts w:ascii="Calibri" w:cs="Calibri" w:eastAsia="Calibri" w:hAnsi="Calibri"/>
+                <w:b/>
+                <w:bCs/>
+                <w:sz w:val="22"/>
+                <w:szCs w:val="22"/>
+              </w:rPr>
+              <w:t xml:space="preserve">Copy link</w:t>
+            </w:r>
+            <w:r>
+              <w:rPr>
+                <w:rFonts w:ascii="Calibri" w:cs="Calibri" w:eastAsia="Calibri" w:hAnsi="Calibri"/>
+                <w:sz w:val="22"/>
+                <w:szCs w:val="22"/>
+              </w:rPr>
+              <w:t xml:space="preserve"> from the menu; the link opens the sprint board directly. For reports use </w:t>
+            </w:r>
+            <w:r>
+              <w:rPr>
+                <w:rFonts w:ascii="Calibri" w:cs="Calibri" w:eastAsia="Calibri" w:hAnsi="Calibri"/>
+                <w:b/>
+                <w:bCs/>
+                <w:sz w:val="22"/>
+                <w:szCs w:val="22"/>
+              </w:rPr>
+              <w:t xml:space="preserve">Export to Excel</w:t>
+            </w:r>
+            <w:r>
+              <w:rPr>
+                <w:rFonts w:ascii="Calibri" w:cs="Calibri" w:eastAsia="Calibri" w:hAnsi="Calibri"/>
+                <w:sz w:val="22"/>
+                <w:szCs w:val="22"/>
+              </w:rPr>
+              <w:t xml:space="preserve"> or </w:t>
+            </w:r>
+            <w:r>
+              <w:rPr>
+                <w:rFonts w:ascii="Calibri" w:cs="Calibri" w:eastAsia="Calibri" w:hAnsi="Calibri"/>
+                <w:b/>
+                <w:bCs/>
+                <w:sz w:val="22"/>
+                <w:szCs w:val="22"/>
+              </w:rPr>
+              <w:t xml:space="preserve">Download as JSON</w:t>
+            </w:r>
+            <w:r>
+              <w:rPr>
+                <w:rFonts w:ascii="Calibri" w:cs="Calibri" w:eastAsia="Calibri" w:hAnsi="Calibri"/>
+                <w:sz w:val="22"/>
+                <w:szCs w:val="22"/>
+              </w:rPr>
+              <w:t xml:space="preserve">.</w:t>
+            </w:r>
+          </w:p>
+        </w:tc>
+      </w:tr>
+    </w:tbl>
+    <w:p>
+      <w:pPr>
+        <w:spacing w:after="160"/>
       </w:pPr>
     </w:p>
     <w:p>
@@ -16266,7 +16183,7 @@
           <w:sz w:val="34"/>
           <w:szCs w:val="34"/>
         </w:rPr>
-        <w:t xml:space="preserve">11. The big New button</w:t>
+        <w:t xml:space="preserve">11. The sprint board</w:t>
       </w:r>
     </w:p>
     <w:p>
@@ -16279,7 +16196,7 @@
           <w:sz w:val="22"/>
           <w:szCs w:val="22"/>
         </w:rPr>
-        <w:t xml:space="preserve">The </w:t>
+        <w:t xml:space="preserve">Kanban is a board where work is tracked as cards in status columns. Open it by clicking </w:t>
       </w:r>
       <w:r>
         <w:rPr>
@@ -16289,33 +16206,15 @@
           <w:sz w:val="22"/>
           <w:szCs w:val="22"/>
         </w:rPr>
-        <w:t xml:space="preserve">New</w:t>
-      </w:r>
-      <w:r>
-        <w:rPr>
-          <w:rFonts w:ascii="Calibri" w:cs="Calibri" w:eastAsia="Calibri" w:hAnsi="Calibri"/>
-          <w:sz w:val="22"/>
-          <w:szCs w:val="22"/>
-        </w:rPr>
-        <w:t xml:space="preserve"> button at the top of every page is the quickest way to start something. You do not have to open a list first.</w:t>
-      </w:r>
-    </w:p>
-    <w:p>
-      <w:pPr>
-        <w:pStyle w:val="ListParagraph"/>
-        <w:numPr>
-          <w:ilvl w:val="0"/>
-          <w:numId w:val="14"/>
-        </w:numPr>
-        <w:spacing w:after="100" w:line="290"/>
-      </w:pPr>
-      <w:r>
-        <w:rPr>
-          <w:rFonts w:ascii="Calibri" w:cs="Calibri" w:eastAsia="Calibri" w:hAnsi="Calibri"/>
-          <w:sz w:val="22"/>
-          <w:szCs w:val="22"/>
-        </w:rPr>
-        <w:t xml:space="preserve">Click </w:t>
+        <w:t xml:space="preserve">Sprint board</w:t>
+      </w:r>
+      <w:r>
+        <w:rPr>
+          <w:rFonts w:ascii="Calibri" w:cs="Calibri" w:eastAsia="Calibri" w:hAnsi="Calibri"/>
+          <w:sz w:val="22"/>
+          <w:szCs w:val="22"/>
+        </w:rPr>
+        <w:t xml:space="preserve"> in the left menu or </w:t>
       </w:r>
       <w:r>
         <w:rPr>
@@ -16325,273 +16224,16 @@
           <w:sz w:val="22"/>
           <w:szCs w:val="22"/>
         </w:rPr>
-        <w:t xml:space="preserve">New</w:t>
-      </w:r>
-      <w:r>
-        <w:rPr>
-          <w:rFonts w:ascii="Calibri" w:cs="Calibri" w:eastAsia="Calibri" w:hAnsi="Calibri"/>
-          <w:sz w:val="22"/>
-          <w:szCs w:val="22"/>
-        </w:rPr>
-        <w:t xml:space="preserve"> (or press </w:t>
-      </w:r>
-      <w:r>
-        <w:rPr>
-          <w:rFonts w:ascii="Calibri" w:cs="Calibri" w:eastAsia="Calibri" w:hAnsi="Calibri"/>
-          <w:b/>
-          <w:bCs/>
-          <w:sz w:val="22"/>
-          <w:szCs w:val="22"/>
-        </w:rPr>
-        <w:t xml:space="preserve">N</w:t>
-      </w:r>
-      <w:r>
-        <w:rPr>
-          <w:rFonts w:ascii="Calibri" w:cs="Calibri" w:eastAsia="Calibri" w:hAnsi="Calibri"/>
-          <w:sz w:val="22"/>
-          <w:szCs w:val="22"/>
-        </w:rPr>
-        <w:t xml:space="preserve"> on the keyboard when you are not typing).</w:t>
-      </w:r>
-    </w:p>
-    <w:p>
-      <w:pPr>
-        <w:pStyle w:val="ListParagraph"/>
-        <w:numPr>
-          <w:ilvl w:val="0"/>
-          <w:numId w:val="14"/>
-        </w:numPr>
-        <w:spacing w:after="100" w:line="290"/>
-      </w:pPr>
-      <w:r>
-        <w:rPr>
-          <w:rFonts w:ascii="Calibri" w:cs="Calibri" w:eastAsia="Calibri" w:hAnsi="Calibri"/>
-          <w:sz w:val="22"/>
-          <w:szCs w:val="22"/>
-        </w:rPr>
-        <w:t xml:space="preserve">Pick what you want to create: </w:t>
-      </w:r>
-      <w:r>
-        <w:rPr>
-          <w:rFonts w:ascii="Calibri" w:cs="Calibri" w:eastAsia="Calibri" w:hAnsi="Calibri"/>
-          <w:b/>
-          <w:bCs/>
-          <w:sz w:val="22"/>
-          <w:szCs w:val="22"/>
-        </w:rPr>
-        <w:t xml:space="preserve">Task</w:t>
-      </w:r>
-      <w:r>
-        <w:rPr>
-          <w:rFonts w:ascii="Calibri" w:cs="Calibri" w:eastAsia="Calibri" w:hAnsi="Calibri"/>
-          <w:sz w:val="22"/>
-          <w:szCs w:val="22"/>
-        </w:rPr>
-        <w:t xml:space="preserve">, </w:t>
-      </w:r>
-      <w:r>
-        <w:rPr>
-          <w:rFonts w:ascii="Calibri" w:cs="Calibri" w:eastAsia="Calibri" w:hAnsi="Calibri"/>
-          <w:b/>
-          <w:bCs/>
-          <w:sz w:val="22"/>
-          <w:szCs w:val="22"/>
-        </w:rPr>
-        <w:t xml:space="preserve">Epic</w:t>
-      </w:r>
-      <w:r>
-        <w:rPr>
-          <w:rFonts w:ascii="Calibri" w:cs="Calibri" w:eastAsia="Calibri" w:hAnsi="Calibri"/>
-          <w:sz w:val="22"/>
-          <w:szCs w:val="22"/>
-        </w:rPr>
-        <w:t xml:space="preserve">, </w:t>
-      </w:r>
-      <w:r>
-        <w:rPr>
-          <w:rFonts w:ascii="Calibri" w:cs="Calibri" w:eastAsia="Calibri" w:hAnsi="Calibri"/>
-          <w:b/>
-          <w:bCs/>
-          <w:sz w:val="22"/>
-          <w:szCs w:val="22"/>
-        </w:rPr>
-        <w:t xml:space="preserve">Bug</w:t>
-      </w:r>
-      <w:r>
-        <w:rPr>
-          <w:rFonts w:ascii="Calibri" w:cs="Calibri" w:eastAsia="Calibri" w:hAnsi="Calibri"/>
-          <w:sz w:val="22"/>
-          <w:szCs w:val="22"/>
-        </w:rPr>
-        <w:t xml:space="preserve"> or </w:t>
-      </w:r>
-      <w:r>
-        <w:rPr>
-          <w:rFonts w:ascii="Calibri" w:cs="Calibri" w:eastAsia="Calibri" w:hAnsi="Calibri"/>
-          <w:b/>
-          <w:bCs/>
-          <w:sz w:val="22"/>
-          <w:szCs w:val="22"/>
-        </w:rPr>
-        <w:t xml:space="preserve">Space</w:t>
-      </w:r>
-      <w:r>
-        <w:rPr>
-          <w:rFonts w:ascii="Calibri" w:cs="Calibri" w:eastAsia="Calibri" w:hAnsi="Calibri"/>
-          <w:sz w:val="22"/>
-          <w:szCs w:val="22"/>
-        </w:rPr>
-        <w:t xml:space="preserve">.</w:t>
-      </w:r>
-    </w:p>
-    <w:p>
-      <w:pPr>
-        <w:pStyle w:val="ListParagraph"/>
-        <w:numPr>
-          <w:ilvl w:val="0"/>
-          <w:numId w:val="14"/>
-        </w:numPr>
-        <w:spacing w:after="100" w:line="290"/>
-      </w:pPr>
-      <w:r>
-        <w:rPr>
-          <w:rFonts w:ascii="Calibri" w:cs="Calibri" w:eastAsia="Calibri" w:hAnsi="Calibri"/>
-          <w:sz w:val="22"/>
-          <w:szCs w:val="22"/>
-        </w:rPr>
-        <w:t xml:space="preserve">For Task, Epic and Bug a small window opens. Type the </w:t>
-      </w:r>
-      <w:r>
-        <w:rPr>
-          <w:rFonts w:ascii="Calibri" w:cs="Calibri" w:eastAsia="Calibri" w:hAnsi="Calibri"/>
-          <w:b/>
-          <w:bCs/>
-          <w:sz w:val="22"/>
-          <w:szCs w:val="22"/>
-        </w:rPr>
-        <w:t xml:space="preserve">Title</w:t>
-      </w:r>
-      <w:r>
-        <w:rPr>
-          <w:rFonts w:ascii="Calibri" w:cs="Calibri" w:eastAsia="Calibri" w:hAnsi="Calibri"/>
-          <w:sz w:val="22"/>
-          <w:szCs w:val="22"/>
-        </w:rPr>
-        <w:t xml:space="preserve"> and check the </w:t>
-      </w:r>
-      <w:r>
-        <w:rPr>
-          <w:rFonts w:ascii="Calibri" w:cs="Calibri" w:eastAsia="Calibri" w:hAnsi="Calibri"/>
-          <w:b/>
-          <w:bCs/>
-          <w:sz w:val="22"/>
-          <w:szCs w:val="22"/>
-        </w:rPr>
-        <w:t xml:space="preserve">Space</w:t>
-      </w:r>
-      <w:r>
-        <w:rPr>
-          <w:rFonts w:ascii="Calibri" w:cs="Calibri" w:eastAsia="Calibri" w:hAnsi="Calibri"/>
-          <w:sz w:val="22"/>
-          <w:szCs w:val="22"/>
-        </w:rPr>
-        <w:t xml:space="preserve"> and </w:t>
-      </w:r>
-      <w:r>
-        <w:rPr>
-          <w:rFonts w:ascii="Calibri" w:cs="Calibri" w:eastAsia="Calibri" w:hAnsi="Calibri"/>
-          <w:b/>
-          <w:bCs/>
-          <w:sz w:val="22"/>
-          <w:szCs w:val="22"/>
-        </w:rPr>
-        <w:t xml:space="preserve">List</w:t>
-      </w:r>
-      <w:r>
-        <w:rPr>
-          <w:rFonts w:ascii="Calibri" w:cs="Calibri" w:eastAsia="Calibri" w:hAnsi="Calibri"/>
-          <w:sz w:val="22"/>
-          <w:szCs w:val="22"/>
-        </w:rPr>
-        <w:t xml:space="preserve"> (the one you are looking at is preselected).</w:t>
-      </w:r>
-    </w:p>
-    <w:p>
-      <w:pPr>
-        <w:pStyle w:val="ListParagraph"/>
-        <w:numPr>
-          <w:ilvl w:val="0"/>
-          <w:numId w:val="14"/>
-        </w:numPr>
-        <w:spacing w:after="100" w:line="290"/>
-      </w:pPr>
-      <w:r>
-        <w:rPr>
-          <w:rFonts w:ascii="Calibri" w:cs="Calibri" w:eastAsia="Calibri" w:hAnsi="Calibri"/>
-          <w:sz w:val="22"/>
-          <w:szCs w:val="22"/>
-        </w:rPr>
-        <w:t xml:space="preserve">Optionally click </w:t>
-      </w:r>
-      <w:r>
-        <w:rPr>
-          <w:rFonts w:ascii="Calibri" w:cs="Calibri" w:eastAsia="Calibri" w:hAnsi="Calibri"/>
-          <w:b/>
-          <w:bCs/>
-          <w:sz w:val="22"/>
-          <w:szCs w:val="22"/>
-        </w:rPr>
-        <w:t xml:space="preserve">Attach files</w:t>
-      </w:r>
-      <w:r>
-        <w:rPr>
-          <w:rFonts w:ascii="Calibri" w:cs="Calibri" w:eastAsia="Calibri" w:hAnsi="Calibri"/>
-          <w:sz w:val="22"/>
-          <w:szCs w:val="22"/>
-        </w:rPr>
-        <w:t xml:space="preserve"> to add any files right away.</w:t>
-      </w:r>
-    </w:p>
-    <w:p>
-      <w:pPr>
-        <w:pStyle w:val="ListParagraph"/>
-        <w:numPr>
-          <w:ilvl w:val="0"/>
-          <w:numId w:val="14"/>
-        </w:numPr>
-        <w:spacing w:after="100" w:line="290"/>
-      </w:pPr>
-      <w:r>
-        <w:rPr>
-          <w:rFonts w:ascii="Calibri" w:cs="Calibri" w:eastAsia="Calibri" w:hAnsi="Calibri"/>
-          <w:sz w:val="22"/>
-          <w:szCs w:val="22"/>
-        </w:rPr>
-        <w:t xml:space="preserve">Click </w:t>
-      </w:r>
-      <w:r>
-        <w:rPr>
-          <w:rFonts w:ascii="Calibri" w:cs="Calibri" w:eastAsia="Calibri" w:hAnsi="Calibri"/>
-          <w:b/>
-          <w:bCs/>
-          <w:sz w:val="22"/>
-          <w:szCs w:val="22"/>
-        </w:rPr>
-        <w:t xml:space="preserve">Create</w:t>
-      </w:r>
-      <w:r>
-        <w:rPr>
-          <w:rFonts w:ascii="Calibri" w:cs="Calibri" w:eastAsia="Calibri" w:hAnsi="Calibri"/>
-          <w:sz w:val="22"/>
-          <w:szCs w:val="22"/>
-        </w:rPr>
-        <w:t xml:space="preserve">. The new item opens so you can fill in the details.</w:t>
-      </w:r>
-    </w:p>
-    <w:p>
-      <w:pPr>
-        <w:spacing w:after="100"/>
-      </w:pPr>
+        <w:t xml:space="preserve">Open Kanban board</w:t>
+      </w:r>
+      <w:r>
+        <w:rPr>
+          <w:rFonts w:ascii="Calibri" w:cs="Calibri" w:eastAsia="Calibri" w:hAnsi="Calibri"/>
+          <w:sz w:val="22"/>
+          <w:szCs w:val="22"/>
+        </w:rPr>
+        <w:t xml:space="preserve"> in the sprint menu. Every sprint has its own board.</w:t>
+      </w:r>
     </w:p>
     <w:p>
       <w:pPr>
@@ -16604,7 +16246,7 @@
           <wp:inline distT="0" distB="0" distL="0" distR="0">
             <wp:extent cx="5715000" cy="3571875"/>
             <wp:effectExtent t="0" r="0" b="0" l="0"/>
-            <wp:docPr id="22" name="22-new-menu" descr="The New menu" title="The New menu"/>
+            <wp:docPr id="22" name="26-board" descr="Sprint board (Kanban)" title="Sprint board (Kanban)"/>
             <wp:cNvGraphicFramePr>
               <a:graphicFrameLocks xmlns:a="http://schemas.openxmlformats.org/drawingml/2006/main" noChangeAspect="1"/>
             </wp:cNvGraphicFramePr>
@@ -16655,7 +16297,7 @@
           <w:sz w:val="20"/>
           <w:szCs w:val="20"/>
         </w:rPr>
-        <w:t xml:space="preserve">The New menu opened from the top bar.</w:t>
+        <w:t xml:space="preserve">The sprint board: columns are statuses, cards are tasks.</w:t>
       </w:r>
     </w:p>
     <w:tbl>
@@ -16749,15 +16391,15 @@
                 <w:sz w:val="21"/>
                 <w:szCs w:val="21"/>
               </w:rPr>
-              <w:t xml:space="preserve">New</w:t>
-            </w:r>
-            <w:r>
-              <w:rPr>
-                <w:rFonts w:ascii="Calibri" w:cs="Calibri" w:eastAsia="Calibri" w:hAnsi="Calibri"/>
-                <w:sz w:val="21"/>
-                <w:szCs w:val="21"/>
-              </w:rPr>
-              <w:t xml:space="preserve">: The big button in the top bar. Shortcut: N.</w:t>
+              <w:t xml:space="preserve">Sprint picker</w:t>
+            </w:r>
+            <w:r>
+              <w:rPr>
+                <w:rFonts w:ascii="Calibri" w:cs="Calibri" w:eastAsia="Calibri" w:hAnsi="Calibri"/>
+                <w:sz w:val="21"/>
+                <w:szCs w:val="21"/>
+              </w:rPr>
+              <w:t xml:space="preserve">: Choose which sprint's board to see.</w:t>
             </w:r>
           </w:p>
         </w:tc>
@@ -16837,15 +16479,33 @@
                 <w:sz w:val="21"/>
                 <w:szCs w:val="21"/>
               </w:rPr>
-              <w:t xml:space="preserve">Task</w:t>
-            </w:r>
-            <w:r>
-              <w:rPr>
-                <w:rFonts w:ascii="Calibri" w:cs="Calibri" w:eastAsia="Calibri" w:hAnsi="Calibri"/>
-                <w:sz w:val="21"/>
-                <w:szCs w:val="21"/>
-              </w:rPr>
-              <w:t xml:space="preserve">: A piece of work for the sprint.</w:t>
+              <w:t xml:space="preserve">Card</w:t>
+            </w:r>
+            <w:r>
+              <w:rPr>
+                <w:rFonts w:ascii="Calibri" w:cs="Calibri" w:eastAsia="Calibri" w:hAnsi="Calibri"/>
+                <w:sz w:val="21"/>
+                <w:szCs w:val="21"/>
+              </w:rPr>
+              <w:t xml:space="preserve">: Task ID, title, points and percentage. Dragging a card to another column </w:t>
+            </w:r>
+            <w:r>
+              <w:rPr>
+                <w:rFonts w:ascii="Calibri" w:cs="Calibri" w:eastAsia="Calibri" w:hAnsi="Calibri"/>
+                <w:b/>
+                <w:bCs/>
+                <w:sz w:val="21"/>
+                <w:szCs w:val="21"/>
+              </w:rPr>
+              <w:t xml:space="preserve">changes its status</w:t>
+            </w:r>
+            <w:r>
+              <w:rPr>
+                <w:rFonts w:ascii="Calibri" w:cs="Calibri" w:eastAsia="Calibri" w:hAnsi="Calibri"/>
+                <w:sz w:val="21"/>
+                <w:szCs w:val="21"/>
+              </w:rPr>
+              <w:t xml:space="preserve">.</w:t>
             </w:r>
           </w:p>
         </w:tc>
@@ -16925,15 +16585,15 @@
                 <w:sz w:val="21"/>
                 <w:szCs w:val="21"/>
               </w:rPr>
-              <w:t xml:space="preserve">Epic</w:t>
-            </w:r>
-            <w:r>
-              <w:rPr>
-                <w:rFonts w:ascii="Calibri" w:cs="Calibri" w:eastAsia="Calibri" w:hAnsi="Calibri"/>
-                <w:sz w:val="21"/>
-                <w:szCs w:val="21"/>
-              </w:rPr>
-              <w:t xml:space="preserve">: A big goal that groups many Tasks.</w:t>
+              <w:t xml:space="preserve">Summary</w:t>
+            </w:r>
+            <w:r>
+              <w:rPr>
+                <w:rFonts w:ascii="Calibri" w:cs="Calibri" w:eastAsia="Calibri" w:hAnsi="Calibri"/>
+                <w:sz w:val="21"/>
+                <w:szCs w:val="21"/>
+              </w:rPr>
+              <w:t xml:space="preserve">: Opens the total points, percentage and breakdown by person.</w:t>
             </w:r>
           </w:p>
         </w:tc>
@@ -17013,15 +16673,15 @@
                 <w:sz w:val="21"/>
                 <w:szCs w:val="21"/>
               </w:rPr>
-              <w:t xml:space="preserve">Space</w:t>
-            </w:r>
-            <w:r>
-              <w:rPr>
-                <w:rFonts w:ascii="Calibri" w:cs="Calibri" w:eastAsia="Calibri" w:hAnsi="Calibri"/>
-                <w:sz w:val="21"/>
-                <w:szCs w:val="21"/>
-              </w:rPr>
-              <w:t xml:space="preserve">: A new project or team area.</w:t>
+              <w:t xml:space="preserve">Start</w:t>
+            </w:r>
+            <w:r>
+              <w:rPr>
+                <w:rFonts w:ascii="Calibri" w:cs="Calibri" w:eastAsia="Calibri" w:hAnsi="Calibri"/>
+                <w:sz w:val="21"/>
+                <w:szCs w:val="21"/>
+              </w:rPr>
+              <w:t xml:space="preserve">: Starts a planned sprint.</w:t>
             </w:r>
           </w:p>
         </w:tc>
@@ -17032,89 +16692,171 @@
         <w:spacing w:after="200"/>
       </w:pPr>
     </w:p>
-    <w:tbl>
-      <w:tblPr>
-        <w:tblW w:type="dxa" w:w="9638"/>
-        <w:tblBorders>
-          <w:top w:val="single" w:color="auto" w:sz="4"/>
-          <w:left w:val="single" w:color="auto" w:sz="4"/>
-          <w:bottom w:val="single" w:color="auto" w:sz="4"/>
-          <w:right w:val="single" w:color="auto" w:sz="4"/>
-          <w:insideH w:val="single" w:color="auto" w:sz="4"/>
-          <w:insideV w:val="single" w:color="auto" w:sz="4"/>
-        </w:tblBorders>
-      </w:tblPr>
-      <w:tblGrid>
-        <w:gridCol w:w="9638"/>
-      </w:tblGrid>
-      <w:tr>
-        <w:trPr>
-          <w:cantSplit/>
-        </w:trPr>
-        <w:tc>
-          <w:tcPr>
-            <w:tcW w:type="dxa" w:w="9638"/>
-            <w:tcBorders>
-              <w:top w:val="none" w:color="FFFFFF" w:sz="0"/>
-              <w:left w:val="single" w:color="10B981" w:sz="24"/>
-              <w:bottom w:val="none" w:color="FFFFFF" w:sz="0"/>
-              <w:right w:val="none" w:color="FFFFFF" w:sz="0"/>
-            </w:tcBorders>
-            <w:shd w:fill="E7F7EE" w:color="auto" w:val="clear"/>
-            <w:tcMar>
-              <w:top w:type="dxa" w:w="100"/>
-              <w:left w:type="dxa" w:w="180"/>
-              <w:bottom w:type="dxa" w:w="100"/>
-              <w:right w:type="dxa" w:w="140"/>
-            </w:tcMar>
-          </w:tcPr>
-          <w:p>
-            <w:pPr>
-              <w:spacing w:after="0" w:line="290"/>
-            </w:pPr>
-            <w:r>
-              <w:rPr>
-                <w:rFonts w:ascii="Calibri" w:cs="Calibri" w:eastAsia="Calibri" w:hAnsi="Calibri"/>
-                <w:b/>
-                <w:bCs/>
-                <w:sz w:val="22"/>
-                <w:szCs w:val="22"/>
-              </w:rPr>
-              <w:t xml:space="preserve">Tip: </w:t>
-            </w:r>
-            <w:r>
-              <w:rPr>
-                <w:rFonts w:ascii="Calibri" w:cs="Calibri" w:eastAsia="Calibri" w:hAnsi="Calibri"/>
-                <w:sz w:val="22"/>
-                <w:szCs w:val="22"/>
-              </w:rPr>
-              <w:t xml:space="preserve">Sub-Tasks are created from inside a Task (</w:t>
-            </w:r>
-            <w:r>
-              <w:rPr>
-                <w:rFonts w:ascii="Calibri" w:cs="Calibri" w:eastAsia="Calibri" w:hAnsi="Calibri"/>
-                <w:b/>
-                <w:bCs/>
-                <w:sz w:val="22"/>
-                <w:szCs w:val="22"/>
-              </w:rPr>
-              <w:t xml:space="preserve">⋯ → Add sub-item</w:t>
-            </w:r>
-            <w:r>
-              <w:rPr>
-                <w:rFonts w:ascii="Calibri" w:cs="Calibri" w:eastAsia="Calibri" w:hAnsi="Calibri"/>
-                <w:sz w:val="22"/>
-                <w:szCs w:val="22"/>
-              </w:rPr>
-              <w:t xml:space="preserve">), because they always belong to a parent.</w:t>
-            </w:r>
-          </w:p>
-        </w:tc>
-      </w:tr>
-    </w:tbl>
-    <w:p>
-      <w:pPr>
-        <w:spacing w:after="160"/>
+    <w:p>
+      <w:pPr>
+        <w:pStyle w:val="ListParagraph"/>
+        <w:numPr>
+          <w:ilvl w:val="0"/>
+          <w:numId w:val="3"/>
+        </w:numPr>
+        <w:spacing w:after="80" w:line="290"/>
+      </w:pPr>
+      <w:r>
+        <w:rPr>
+          <w:rFonts w:ascii="Calibri" w:cs="Calibri" w:eastAsia="Calibri" w:hAnsi="Calibri"/>
+          <w:sz w:val="22"/>
+          <w:szCs w:val="22"/>
+        </w:rPr>
+        <w:t xml:space="preserve">To change a status without dragging, use </w:t>
+      </w:r>
+      <w:r>
+        <w:rPr>
+          <w:rFonts w:ascii="Calibri" w:cs="Calibri" w:eastAsia="Calibri" w:hAnsi="Calibri"/>
+          <w:b/>
+          <w:bCs/>
+          <w:sz w:val="22"/>
+          <w:szCs w:val="22"/>
+        </w:rPr>
+        <w:t xml:space="preserve">Change status</w:t>
+      </w:r>
+      <w:r>
+        <w:rPr>
+          <w:rFonts w:ascii="Calibri" w:cs="Calibri" w:eastAsia="Calibri" w:hAnsi="Calibri"/>
+          <w:sz w:val="22"/>
+          <w:szCs w:val="22"/>
+        </w:rPr>
+        <w:t xml:space="preserve"> in the card's </w:t>
+      </w:r>
+      <w:r>
+        <w:rPr>
+          <w:rFonts w:ascii="Calibri" w:cs="Calibri" w:eastAsia="Calibri" w:hAnsi="Calibri"/>
+          <w:b/>
+          <w:bCs/>
+          <w:sz w:val="22"/>
+          <w:szCs w:val="22"/>
+        </w:rPr>
+        <w:t xml:space="preserve">⋯</w:t>
+      </w:r>
+      <w:r>
+        <w:rPr>
+          <w:rFonts w:ascii="Calibri" w:cs="Calibri" w:eastAsia="Calibri" w:hAnsi="Calibri"/>
+          <w:sz w:val="22"/>
+          <w:szCs w:val="22"/>
+        </w:rPr>
+        <w:t xml:space="preserve"> menu.</w:t>
+      </w:r>
+    </w:p>
+    <w:p>
+      <w:pPr>
+        <w:pStyle w:val="ListParagraph"/>
+        <w:numPr>
+          <w:ilvl w:val="0"/>
+          <w:numId w:val="3"/>
+        </w:numPr>
+        <w:spacing w:after="80" w:line="290"/>
+      </w:pPr>
+      <w:r>
+        <w:rPr>
+          <w:rFonts w:ascii="Calibri" w:cs="Calibri" w:eastAsia="Calibri" w:hAnsi="Calibri"/>
+          <w:sz w:val="22"/>
+          <w:szCs w:val="22"/>
+        </w:rPr>
+        <w:t xml:space="preserve">The </w:t>
+      </w:r>
+      <w:r>
+        <w:rPr>
+          <w:rFonts w:ascii="Calibri" w:cs="Calibri" w:eastAsia="Calibri" w:hAnsi="Calibri"/>
+          <w:b/>
+          <w:bCs/>
+          <w:sz w:val="22"/>
+          <w:szCs w:val="22"/>
+        </w:rPr>
+        <w:t xml:space="preserve">flag</w:t>
+      </w:r>
+      <w:r>
+        <w:rPr>
+          <w:rFonts w:ascii="Calibri" w:cs="Calibri" w:eastAsia="Calibri" w:hAnsi="Calibri"/>
+          <w:sz w:val="22"/>
+          <w:szCs w:val="22"/>
+        </w:rPr>
+        <w:t xml:space="preserve"> on a card is the priority, the number next to it is the </w:t>
+      </w:r>
+      <w:r>
+        <w:rPr>
+          <w:rFonts w:ascii="Calibri" w:cs="Calibri" w:eastAsia="Calibri" w:hAnsi="Calibri"/>
+          <w:b/>
+          <w:bCs/>
+          <w:sz w:val="22"/>
+          <w:szCs w:val="22"/>
+        </w:rPr>
+        <w:t xml:space="preserve">Story Point</w:t>
+      </w:r>
+      <w:r>
+        <w:rPr>
+          <w:rFonts w:ascii="Calibri" w:cs="Calibri" w:eastAsia="Calibri" w:hAnsi="Calibri"/>
+          <w:sz w:val="22"/>
+          <w:szCs w:val="22"/>
+        </w:rPr>
+        <w:t xml:space="preserve">, and the progress bar is the </w:t>
+      </w:r>
+      <w:r>
+        <w:rPr>
+          <w:rFonts w:ascii="Calibri" w:cs="Calibri" w:eastAsia="Calibri" w:hAnsi="Calibri"/>
+          <w:b/>
+          <w:bCs/>
+          <w:sz w:val="22"/>
+          <w:szCs w:val="22"/>
+        </w:rPr>
+        <w:t xml:space="preserve">completion percentage</w:t>
+      </w:r>
+      <w:r>
+        <w:rPr>
+          <w:rFonts w:ascii="Calibri" w:cs="Calibri" w:eastAsia="Calibri" w:hAnsi="Calibri"/>
+          <w:sz w:val="22"/>
+          <w:szCs w:val="22"/>
+        </w:rPr>
+        <w:t xml:space="preserve">.</w:t>
+      </w:r>
+    </w:p>
+    <w:p>
+      <w:pPr>
+        <w:pStyle w:val="ListParagraph"/>
+        <w:numPr>
+          <w:ilvl w:val="0"/>
+          <w:numId w:val="3"/>
+        </w:numPr>
+        <w:spacing w:after="80" w:line="290"/>
+      </w:pPr>
+      <w:r>
+        <w:rPr>
+          <w:rFonts w:ascii="Calibri" w:cs="Calibri" w:eastAsia="Calibri" w:hAnsi="Calibri"/>
+          <w:sz w:val="22"/>
+          <w:szCs w:val="22"/>
+        </w:rPr>
+        <w:t xml:space="preserve">The </w:t>
+      </w:r>
+      <w:r>
+        <w:rPr>
+          <w:rFonts w:ascii="Calibri" w:cs="Calibri" w:eastAsia="Calibri" w:hAnsi="Calibri"/>
+          <w:b/>
+          <w:bCs/>
+          <w:sz w:val="22"/>
+          <w:szCs w:val="22"/>
+        </w:rPr>
+        <w:t xml:space="preserve">Colour by priority</w:t>
+      </w:r>
+      <w:r>
+        <w:rPr>
+          <w:rFonts w:ascii="Calibri" w:cs="Calibri" w:eastAsia="Calibri" w:hAnsi="Calibri"/>
+          <w:sz w:val="22"/>
+          <w:szCs w:val="22"/>
+        </w:rPr>
+        <w:t xml:space="preserve"> button above the board paints cards by priority (Urgent red, High orange…).</w:t>
+      </w:r>
+    </w:p>
+    <w:p>
+      <w:pPr>
+        <w:spacing w:after="100"/>
       </w:pPr>
     </w:p>
     <w:p>
@@ -17131,7 +16873,7 @@
           <w:sz w:val="34"/>
           <w:szCs w:val="34"/>
         </w:rPr>
-        <w:t xml:space="preserve">12. Sharing and permissions on a Task or Epic</w:t>
+        <w:t xml:space="preserve">12. Bugs: reporting, assigning and status</w:t>
       </w:r>
     </w:p>
     <w:p>
@@ -17144,7 +16886,7 @@
           <w:sz w:val="22"/>
           <w:szCs w:val="22"/>
         </w:rPr>
-        <w:t xml:space="preserve">By default every item follows the access of its Space. With </w:t>
+        <w:t xml:space="preserve">Bugs are not shown in the task list; they have their own screen. Open it with the red </w:t>
       </w:r>
       <w:r>
         <w:rPr>
@@ -17154,33 +16896,15 @@
           <w:sz w:val="22"/>
           <w:szCs w:val="22"/>
         </w:rPr>
-        <w:t xml:space="preserve">Share</w:t>
-      </w:r>
-      <w:r>
-        <w:rPr>
-          <w:rFonts w:ascii="Calibri" w:cs="Calibri" w:eastAsia="Calibri" w:hAnsi="Calibri"/>
-          <w:sz w:val="22"/>
-          <w:szCs w:val="22"/>
-        </w:rPr>
-        <w:t xml:space="preserve"> you can add people or teams to one item (and everything under it) or make it </w:t>
-      </w:r>
-      <w:r>
-        <w:rPr>
-          <w:rFonts w:ascii="Calibri" w:cs="Calibri" w:eastAsia="Calibri" w:hAnsi="Calibri"/>
-          <w:b/>
-          <w:bCs/>
-          <w:sz w:val="22"/>
-          <w:szCs w:val="22"/>
-        </w:rPr>
-        <w:t xml:space="preserve">Private</w:t>
-      </w:r>
-      <w:r>
-        <w:rPr>
-          <w:rFonts w:ascii="Calibri" w:cs="Calibri" w:eastAsia="Calibri" w:hAnsi="Calibri"/>
-          <w:sz w:val="22"/>
-          <w:szCs w:val="22"/>
-        </w:rPr>
-        <w:t xml:space="preserve">.</w:t>
+        <w:t xml:space="preserve">Bugs</w:t>
+      </w:r>
+      <w:r>
+        <w:rPr>
+          <w:rFonts w:ascii="Calibri" w:cs="Calibri" w:eastAsia="Calibri" w:hAnsi="Calibri"/>
+          <w:sz w:val="22"/>
+          <w:szCs w:val="22"/>
+        </w:rPr>
+        <w:t xml:space="preserve"> button at the top right of the sprint board (and the Kanban board). The number on the button is the count of open bugs.</w:t>
       </w:r>
     </w:p>
     <w:p>
@@ -17198,7 +16922,7 @@
           <w:sz w:val="22"/>
           <w:szCs w:val="22"/>
         </w:rPr>
-        <w:t xml:space="preserve">Open the Task or Epic and click the big </w:t>
+        <w:t xml:space="preserve">Click the red </w:t>
       </w:r>
       <w:r>
         <w:rPr>
@@ -17208,15 +16932,33 @@
           <w:sz w:val="22"/>
           <w:szCs w:val="22"/>
         </w:rPr>
-        <w:t xml:space="preserve">Share</w:t>
-      </w:r>
-      <w:r>
-        <w:rPr>
-          <w:rFonts w:ascii="Calibri" w:cs="Calibri" w:eastAsia="Calibri" w:hAnsi="Calibri"/>
-          <w:sz w:val="22"/>
-          <w:szCs w:val="22"/>
-        </w:rPr>
-        <w:t xml:space="preserve"> button at the top right.</w:t>
+        <w:t xml:space="preserve">Bugs</w:t>
+      </w:r>
+      <w:r>
+        <w:rPr>
+          <w:rFonts w:ascii="Calibri" w:cs="Calibri" w:eastAsia="Calibri" w:hAnsi="Calibri"/>
+          <w:sz w:val="22"/>
+          <w:szCs w:val="22"/>
+        </w:rPr>
+        <w:t xml:space="preserve"> button. (Or </w:t>
+      </w:r>
+      <w:r>
+        <w:rPr>
+          <w:rFonts w:ascii="Calibri" w:cs="Calibri" w:eastAsia="Calibri" w:hAnsi="Calibri"/>
+          <w:b/>
+          <w:bCs/>
+          <w:sz w:val="22"/>
+          <w:szCs w:val="22"/>
+        </w:rPr>
+        <w:t xml:space="preserve">New → Bug</w:t>
+      </w:r>
+      <w:r>
+        <w:rPr>
+          <w:rFonts w:ascii="Calibri" w:cs="Calibri" w:eastAsia="Calibri" w:hAnsi="Calibri"/>
+          <w:sz w:val="22"/>
+          <w:szCs w:val="22"/>
+        </w:rPr>
+        <w:t xml:space="preserve">.)</w:t>
       </w:r>
     </w:p>
     <w:p>
@@ -17234,7 +16976,7 @@
           <w:sz w:val="22"/>
           <w:szCs w:val="22"/>
         </w:rPr>
-        <w:t xml:space="preserve">To give someone more rights on this item only, choose them under </w:t>
+        <w:t xml:space="preserve">Click </w:t>
       </w:r>
       <w:r>
         <w:rPr>
@@ -17244,15 +16986,15 @@
           <w:sz w:val="22"/>
           <w:szCs w:val="22"/>
         </w:rPr>
-        <w:t xml:space="preserve">Add a person or team</w:t>
-      </w:r>
-      <w:r>
-        <w:rPr>
-          <w:rFonts w:ascii="Calibri" w:cs="Calibri" w:eastAsia="Calibri" w:hAnsi="Calibri"/>
-          <w:sz w:val="22"/>
-          <w:szCs w:val="22"/>
-        </w:rPr>
-        <w:t xml:space="preserve">, pick a role (for example </w:t>
+        <w:t xml:space="preserve">Report a bug</w:t>
+      </w:r>
+      <w:r>
+        <w:rPr>
+          <w:rFonts w:ascii="Calibri" w:cs="Calibri" w:eastAsia="Calibri" w:hAnsi="Calibri"/>
+          <w:sz w:val="22"/>
+          <w:szCs w:val="22"/>
+        </w:rPr>
+        <w:t xml:space="preserve">. Fill in </w:t>
       </w:r>
       <w:r>
         <w:rPr>
@@ -17262,15 +17004,15 @@
           <w:sz w:val="22"/>
           <w:szCs w:val="22"/>
         </w:rPr>
-        <w:t xml:space="preserve">Developer</w:t>
-      </w:r>
-      <w:r>
-        <w:rPr>
-          <w:rFonts w:ascii="Calibri" w:cs="Calibri" w:eastAsia="Calibri" w:hAnsi="Calibri"/>
-          <w:sz w:val="22"/>
-          <w:szCs w:val="22"/>
-        </w:rPr>
-        <w:t xml:space="preserve">) and click </w:t>
+        <w:t xml:space="preserve">What is wrong?</w:t>
+      </w:r>
+      <w:r>
+        <w:rPr>
+          <w:rFonts w:ascii="Calibri" w:cs="Calibri" w:eastAsia="Calibri" w:hAnsi="Calibri"/>
+          <w:sz w:val="22"/>
+          <w:szCs w:val="22"/>
+        </w:rPr>
+        <w:t xml:space="preserve">, </w:t>
       </w:r>
       <w:r>
         <w:rPr>
@@ -17280,15 +17022,105 @@
           <w:sz w:val="22"/>
           <w:szCs w:val="22"/>
         </w:rPr>
-        <w:t xml:space="preserve">Add</w:t>
-      </w:r>
-      <w:r>
-        <w:rPr>
-          <w:rFonts w:ascii="Calibri" w:cs="Calibri" w:eastAsia="Calibri" w:hAnsi="Calibri"/>
-          <w:sz w:val="22"/>
-          <w:szCs w:val="22"/>
-        </w:rPr>
-        <w:t xml:space="preserve">.</w:t>
+        <w:t xml:space="preserve">Severity</w:t>
+      </w:r>
+      <w:r>
+        <w:rPr>
+          <w:rFonts w:ascii="Calibri" w:cs="Calibri" w:eastAsia="Calibri" w:hAnsi="Calibri"/>
+          <w:sz w:val="22"/>
+          <w:szCs w:val="22"/>
+        </w:rPr>
+        <w:t xml:space="preserve">, </w:t>
+      </w:r>
+      <w:r>
+        <w:rPr>
+          <w:rFonts w:ascii="Calibri" w:cs="Calibri" w:eastAsia="Calibri" w:hAnsi="Calibri"/>
+          <w:b/>
+          <w:bCs/>
+          <w:sz w:val="22"/>
+          <w:szCs w:val="22"/>
+        </w:rPr>
+        <w:t xml:space="preserve">Priority</w:t>
+      </w:r>
+      <w:r>
+        <w:rPr>
+          <w:rFonts w:ascii="Calibri" w:cs="Calibri" w:eastAsia="Calibri" w:hAnsi="Calibri"/>
+          <w:sz w:val="22"/>
+          <w:szCs w:val="22"/>
+        </w:rPr>
+        <w:t xml:space="preserve">, </w:t>
+      </w:r>
+      <w:r>
+        <w:rPr>
+          <w:rFonts w:ascii="Calibri" w:cs="Calibri" w:eastAsia="Calibri" w:hAnsi="Calibri"/>
+          <w:b/>
+          <w:bCs/>
+          <w:sz w:val="22"/>
+          <w:szCs w:val="22"/>
+        </w:rPr>
+        <w:t xml:space="preserve">Steps to reproduce</w:t>
+      </w:r>
+      <w:r>
+        <w:rPr>
+          <w:rFonts w:ascii="Calibri" w:cs="Calibri" w:eastAsia="Calibri" w:hAnsi="Calibri"/>
+          <w:sz w:val="22"/>
+          <w:szCs w:val="22"/>
+        </w:rPr>
+        <w:t xml:space="preserve">, </w:t>
+      </w:r>
+      <w:r>
+        <w:rPr>
+          <w:rFonts w:ascii="Calibri" w:cs="Calibri" w:eastAsia="Calibri" w:hAnsi="Calibri"/>
+          <w:b/>
+          <w:bCs/>
+          <w:sz w:val="22"/>
+          <w:szCs w:val="22"/>
+        </w:rPr>
+        <w:t xml:space="preserve">Expected</w:t>
+      </w:r>
+      <w:r>
+        <w:rPr>
+          <w:rFonts w:ascii="Calibri" w:cs="Calibri" w:eastAsia="Calibri" w:hAnsi="Calibri"/>
+          <w:sz w:val="22"/>
+          <w:szCs w:val="22"/>
+        </w:rPr>
+        <w:t xml:space="preserve"> and </w:t>
+      </w:r>
+      <w:r>
+        <w:rPr>
+          <w:rFonts w:ascii="Calibri" w:cs="Calibri" w:eastAsia="Calibri" w:hAnsi="Calibri"/>
+          <w:b/>
+          <w:bCs/>
+          <w:sz w:val="22"/>
+          <w:szCs w:val="22"/>
+        </w:rPr>
+        <w:t xml:space="preserve">Actual result</w:t>
+      </w:r>
+      <w:r>
+        <w:rPr>
+          <w:rFonts w:ascii="Calibri" w:cs="Calibri" w:eastAsia="Calibri" w:hAnsi="Calibri"/>
+          <w:sz w:val="22"/>
+          <w:szCs w:val="22"/>
+        </w:rPr>
+        <w:t xml:space="preserve">, </w:t>
+      </w:r>
+      <w:r>
+        <w:rPr>
+          <w:rFonts w:ascii="Calibri" w:cs="Calibri" w:eastAsia="Calibri" w:hAnsi="Calibri"/>
+          <w:b/>
+          <w:bCs/>
+          <w:sz w:val="22"/>
+          <w:szCs w:val="22"/>
+        </w:rPr>
+        <w:t xml:space="preserve">Environment</w:t>
+      </w:r>
+      <w:r>
+        <w:rPr>
+          <w:rFonts w:ascii="Calibri" w:cs="Calibri" w:eastAsia="Calibri" w:hAnsi="Calibri"/>
+          <w:sz w:val="22"/>
+          <w:szCs w:val="22"/>
+        </w:rPr>
+        <w:t xml:space="preserve">; add screenshots if you like.</w:t>
       </w:r>
     </w:p>
     <w:p>
@@ -17306,7 +17138,7 @@
           <w:sz w:val="22"/>
           <w:szCs w:val="22"/>
         </w:rPr>
-        <w:t xml:space="preserve">To hide the item, switch on </w:t>
+        <w:t xml:space="preserve">Click </w:t>
       </w:r>
       <w:r>
         <w:rPr>
@@ -17316,15 +17148,51 @@
           <w:sz w:val="22"/>
           <w:szCs w:val="22"/>
         </w:rPr>
-        <w:t xml:space="preserve">Private</w:t>
-      </w:r>
-      <w:r>
-        <w:rPr>
-          <w:rFonts w:ascii="Calibri" w:cs="Calibri" w:eastAsia="Calibri" w:hAnsi="Calibri"/>
-          <w:sz w:val="22"/>
-          <w:szCs w:val="22"/>
-        </w:rPr>
-        <w:t xml:space="preserve">. Only the people listed (and Owners and Admins) will see it and everything under it.</w:t>
+        <w:t xml:space="preserve">Report bug</w:t>
+      </w:r>
+      <w:r>
+        <w:rPr>
+          <w:rFonts w:ascii="Calibri" w:cs="Calibri" w:eastAsia="Calibri" w:hAnsi="Calibri"/>
+          <w:sz w:val="22"/>
+          <w:szCs w:val="22"/>
+        </w:rPr>
+        <w:t xml:space="preserve">. You become the </w:t>
+      </w:r>
+      <w:r>
+        <w:rPr>
+          <w:rFonts w:ascii="Calibri" w:cs="Calibri" w:eastAsia="Calibri" w:hAnsi="Calibri"/>
+          <w:b/>
+          <w:bCs/>
+          <w:sz w:val="22"/>
+          <w:szCs w:val="22"/>
+        </w:rPr>
+        <w:t xml:space="preserve">bug owner</w:t>
+      </w:r>
+      <w:r>
+        <w:rPr>
+          <w:rFonts w:ascii="Calibri" w:cs="Calibri" w:eastAsia="Calibri" w:hAnsi="Calibri"/>
+          <w:sz w:val="22"/>
+          <w:szCs w:val="22"/>
+        </w:rPr>
+        <w:t xml:space="preserve">; the bug starts as </w:t>
+      </w:r>
+      <w:r>
+        <w:rPr>
+          <w:rFonts w:ascii="Calibri" w:cs="Calibri" w:eastAsia="Calibri" w:hAnsi="Calibri"/>
+          <w:b/>
+          <w:bCs/>
+          <w:sz w:val="22"/>
+          <w:szCs w:val="22"/>
+        </w:rPr>
+        <w:t xml:space="preserve">Unassigned</w:t>
+      </w:r>
+      <w:r>
+        <w:rPr>
+          <w:rFonts w:ascii="Calibri" w:cs="Calibri" w:eastAsia="Calibri" w:hAnsi="Calibri"/>
+          <w:sz w:val="22"/>
+          <w:szCs w:val="22"/>
+        </w:rPr>
+        <w:t xml:space="preserve"> and the people who assign bugs (Product Owner, Scrum Master, Admin) get a notification and an e-mail.</w:t>
       </w:r>
     </w:p>
     <w:p>
@@ -17342,7 +17210,7 @@
           <w:sz w:val="22"/>
           <w:szCs w:val="22"/>
         </w:rPr>
-        <w:t xml:space="preserve">Click </w:t>
+        <w:t xml:space="preserve">A Product Owner, Scrum Master or Admin assigns the bug in the </w:t>
       </w:r>
       <w:r>
         <w:rPr>
@@ -17352,15 +17220,15 @@
           <w:sz w:val="22"/>
           <w:szCs w:val="22"/>
         </w:rPr>
-        <w:t xml:space="preserve">Save</w:t>
-      </w:r>
-      <w:r>
-        <w:rPr>
-          <w:rFonts w:ascii="Calibri" w:cs="Calibri" w:eastAsia="Calibri" w:hAnsi="Calibri"/>
-          <w:sz w:val="22"/>
-          <w:szCs w:val="22"/>
-        </w:rPr>
-        <w:t xml:space="preserve">. The button now says </w:t>
+        <w:t xml:space="preserve">Assignee</w:t>
+      </w:r>
+      <w:r>
+        <w:rPr>
+          <w:rFonts w:ascii="Calibri" w:cs="Calibri" w:eastAsia="Calibri" w:hAnsi="Calibri"/>
+          <w:sz w:val="22"/>
+          <w:szCs w:val="22"/>
+        </w:rPr>
+        <w:t xml:space="preserve"> box on its row. The status becomes </w:t>
       </w:r>
       <w:r>
         <w:rPr>
@@ -17370,33 +17238,15 @@
           <w:sz w:val="22"/>
           <w:szCs w:val="22"/>
         </w:rPr>
-        <w:t xml:space="preserve">Shared</w:t>
-      </w:r>
-      <w:r>
-        <w:rPr>
-          <w:rFonts w:ascii="Calibri" w:cs="Calibri" w:eastAsia="Calibri" w:hAnsi="Calibri"/>
-          <w:sz w:val="22"/>
-          <w:szCs w:val="22"/>
-        </w:rPr>
-        <w:t xml:space="preserve"> or </w:t>
-      </w:r>
-      <w:r>
-        <w:rPr>
-          <w:rFonts w:ascii="Calibri" w:cs="Calibri" w:eastAsia="Calibri" w:hAnsi="Calibri"/>
-          <w:b/>
-          <w:bCs/>
-          <w:sz w:val="22"/>
-          <w:szCs w:val="22"/>
-        </w:rPr>
-        <w:t xml:space="preserve">Private</w:t>
-      </w:r>
-      <w:r>
-        <w:rPr>
-          <w:rFonts w:ascii="Calibri" w:cs="Calibri" w:eastAsia="Calibri" w:hAnsi="Calibri"/>
-          <w:sz w:val="22"/>
-          <w:szCs w:val="22"/>
-        </w:rPr>
-        <w:t xml:space="preserve">.</w:t>
+        <w:t xml:space="preserve">Assigned</w:t>
+      </w:r>
+      <w:r>
+        <w:rPr>
+          <w:rFonts w:ascii="Calibri" w:cs="Calibri" w:eastAsia="Calibri" w:hAnsi="Calibri"/>
+          <w:sz w:val="22"/>
+          <w:szCs w:val="22"/>
+        </w:rPr>
+        <w:t xml:space="preserve">; the assignee gets a notification and an e-mail.</w:t>
       </w:r>
     </w:p>
     <w:p>
@@ -17414,7 +17264,7 @@
           <w:sz w:val="22"/>
           <w:szCs w:val="22"/>
         </w:rPr>
-        <w:t xml:space="preserve">To go back to the Space rules, open </w:t>
+        <w:t xml:space="preserve">The assignee sets the status to </w:t>
       </w:r>
       <w:r>
         <w:rPr>
@@ -17424,15 +17274,15 @@
           <w:sz w:val="22"/>
           <w:szCs w:val="22"/>
         </w:rPr>
-        <w:t xml:space="preserve">Share</w:t>
-      </w:r>
-      <w:r>
-        <w:rPr>
-          <w:rFonts w:ascii="Calibri" w:cs="Calibri" w:eastAsia="Calibri" w:hAnsi="Calibri"/>
-          <w:sz w:val="22"/>
-          <w:szCs w:val="22"/>
-        </w:rPr>
-        <w:t xml:space="preserve"> again and click </w:t>
+        <w:t xml:space="preserve">In progress</w:t>
+      </w:r>
+      <w:r>
+        <w:rPr>
+          <w:rFonts w:ascii="Calibri" w:cs="Calibri" w:eastAsia="Calibri" w:hAnsi="Calibri"/>
+          <w:sz w:val="22"/>
+          <w:szCs w:val="22"/>
+        </w:rPr>
+        <w:t xml:space="preserve"> when they start and </w:t>
       </w:r>
       <w:r>
         <w:rPr>
@@ -17442,15 +17292,15 @@
           <w:sz w:val="22"/>
           <w:szCs w:val="22"/>
         </w:rPr>
-        <w:t xml:space="preserve">Reset to inherited</w:t>
-      </w:r>
-      <w:r>
-        <w:rPr>
-          <w:rFonts w:ascii="Calibri" w:cs="Calibri" w:eastAsia="Calibri" w:hAnsi="Calibri"/>
-          <w:sz w:val="22"/>
-          <w:szCs w:val="22"/>
-        </w:rPr>
-        <w:t xml:space="preserve">.</w:t>
+        <w:t xml:space="preserve">Resolved</w:t>
+      </w:r>
+      <w:r>
+        <w:rPr>
+          <w:rFonts w:ascii="Calibri" w:cs="Calibri" w:eastAsia="Calibri" w:hAnsi="Calibri"/>
+          <w:sz w:val="22"/>
+          <w:szCs w:val="22"/>
+        </w:rPr>
+        <w:t xml:space="preserve"> when done. The bug owner is notified by e-mail at every change.</w:t>
       </w:r>
     </w:p>
     <w:p>
@@ -17467,9 +17317,9 @@
       <w:r>
         <w:drawing>
           <wp:inline distT="0" distB="0" distL="0" distR="0">
-            <wp:extent cx="4838700" cy="4095750"/>
+            <wp:extent cx="5715000" cy="3571875"/>
             <wp:effectExtent t="0" r="0" b="0" l="0"/>
-            <wp:docPr id="23" name="23-share" descr="The Sharing and permissions window" title="The Sharing and permissions window"/>
+            <wp:docPr id="23" name="27-bugs" descr="The Bugs screen" title="The Bugs screen"/>
             <wp:cNvGraphicFramePr>
               <a:graphicFrameLocks xmlns:a="http://schemas.openxmlformats.org/drawingml/2006/main" noChangeAspect="1"/>
             </wp:cNvGraphicFramePr>
@@ -17492,7 +17342,7 @@
                   <pic:spPr bwMode="auto">
                     <a:xfrm>
                       <a:off x="0" y="0"/>
-                      <a:ext cx="4838700" cy="4095750"/>
+                      <a:ext cx="5715000" cy="3571875"/>
                     </a:xfrm>
                     <a:prstGeom prst="rect">
                       <a:avLst/>
@@ -17520,7 +17370,7 @@
           <w:sz w:val="20"/>
           <w:szCs w:val="20"/>
         </w:rPr>
-        <w:t xml:space="preserve">The Sharing and permissions window of an Epic.</w:t>
+        <w:t xml:space="preserve">The Bugs screen: status tabs, bug owner and assignee.</w:t>
       </w:r>
     </w:p>
     <w:tbl>
@@ -17614,15 +17464,33 @@
                 <w:sz w:val="21"/>
                 <w:szCs w:val="21"/>
               </w:rPr>
-              <w:t xml:space="preserve">Private</w:t>
-            </w:r>
-            <w:r>
-              <w:rPr>
-                <w:rFonts w:ascii="Calibri" w:cs="Calibri" w:eastAsia="Calibri" w:hAnsi="Calibri"/>
-                <w:sz w:val="21"/>
-                <w:szCs w:val="21"/>
-              </w:rPr>
-              <w:t xml:space="preserve">: Hides the item and everything under it from people who are not listed.</w:t>
+              <w:t xml:space="preserve">Bugs</w:t>
+            </w:r>
+            <w:r>
+              <w:rPr>
+                <w:rFonts w:ascii="Calibri" w:cs="Calibri" w:eastAsia="Calibri" w:hAnsi="Calibri"/>
+                <w:sz w:val="21"/>
+                <w:szCs w:val="21"/>
+              </w:rPr>
+              <w:t xml:space="preserve">: The screen opened by the red </w:t>
+            </w:r>
+            <w:r>
+              <w:rPr>
+                <w:rFonts w:ascii="Calibri" w:cs="Calibri" w:eastAsia="Calibri" w:hAnsi="Calibri"/>
+                <w:b/>
+                <w:bCs/>
+                <w:sz w:val="21"/>
+                <w:szCs w:val="21"/>
+              </w:rPr>
+              <w:t xml:space="preserve">Bugs</w:t>
+            </w:r>
+            <w:r>
+              <w:rPr>
+                <w:rFonts w:ascii="Calibri" w:cs="Calibri" w:eastAsia="Calibri" w:hAnsi="Calibri"/>
+                <w:sz w:val="21"/>
+                <w:szCs w:val="21"/>
+              </w:rPr>
+              <w:t xml:space="preserve"> button on the sprint board.</w:t>
             </w:r>
           </w:p>
         </w:tc>
@@ -17702,15 +17570,15 @@
                 <w:sz w:val="21"/>
                 <w:szCs w:val="21"/>
               </w:rPr>
-              <w:t xml:space="preserve">Add a person or team</w:t>
-            </w:r>
-            <w:r>
-              <w:rPr>
-                <w:rFonts w:ascii="Calibri" w:cs="Calibri" w:eastAsia="Calibri" w:hAnsi="Calibri"/>
-                <w:sz w:val="21"/>
-                <w:szCs w:val="21"/>
-              </w:rPr>
-              <w:t xml:space="preserve">: Choose who gets access.</w:t>
+              <w:t xml:space="preserve">Report a bug</w:t>
+            </w:r>
+            <w:r>
+              <w:rPr>
+                <w:rFonts w:ascii="Calibri" w:cs="Calibri" w:eastAsia="Calibri" w:hAnsi="Calibri"/>
+                <w:sz w:val="21"/>
+                <w:szCs w:val="21"/>
+              </w:rPr>
+              <w:t xml:space="preserve">: Opens the new bug form.</w:t>
             </w:r>
           </w:p>
         </w:tc>
@@ -17790,15 +17658,15 @@
                 <w:sz w:val="21"/>
                 <w:szCs w:val="21"/>
               </w:rPr>
-              <w:t xml:space="preserve">Add</w:t>
-            </w:r>
-            <w:r>
-              <w:rPr>
-                <w:rFonts w:ascii="Calibri" w:cs="Calibri" w:eastAsia="Calibri" w:hAnsi="Calibri"/>
-                <w:sz w:val="21"/>
-                <w:szCs w:val="21"/>
-              </w:rPr>
-              <w:t xml:space="preserve">: Puts the person on the list with the selected role.</w:t>
+              <w:t xml:space="preserve">Status tabs</w:t>
+            </w:r>
+            <w:r>
+              <w:rPr>
+                <w:rFonts w:ascii="Calibri" w:cs="Calibri" w:eastAsia="Calibri" w:hAnsi="Calibri"/>
+                <w:sz w:val="21"/>
+                <w:szCs w:val="21"/>
+              </w:rPr>
+              <w:t xml:space="preserve">: Unassigned, Assigned, In progress, Resolved.</w:t>
             </w:r>
           </w:p>
         </w:tc>
@@ -17878,15 +17746,15 @@
                 <w:sz w:val="21"/>
                 <w:szCs w:val="21"/>
               </w:rPr>
-              <w:t xml:space="preserve">Save</w:t>
-            </w:r>
-            <w:r>
-              <w:rPr>
-                <w:rFonts w:ascii="Calibri" w:cs="Calibri" w:eastAsia="Calibri" w:hAnsi="Calibri"/>
-                <w:sz w:val="21"/>
-                <w:szCs w:val="21"/>
-              </w:rPr>
-              <w:t xml:space="preserve">: Applies the settings.</w:t>
+              <w:t xml:space="preserve">Assignee</w:t>
+            </w:r>
+            <w:r>
+              <w:rPr>
+                <w:rFonts w:ascii="Calibri" w:cs="Calibri" w:eastAsia="Calibri" w:hAnsi="Calibri"/>
+                <w:sz w:val="21"/>
+                <w:szCs w:val="21"/>
+              </w:rPr>
+              <w:t xml:space="preserve">: Assigns the bug to someone (only people allowed to).</w:t>
             </w:r>
           </w:p>
         </w:tc>
@@ -17921,11 +17789,11 @@
             <w:tcW w:type="dxa" w:w="9638"/>
             <w:tcBorders>
               <w:top w:val="none" w:color="FFFFFF" w:sz="0"/>
-              <w:left w:val="single" w:color="0EA5E9" w:sz="24"/>
+              <w:left w:val="single" w:color="10B981" w:sz="24"/>
               <w:bottom w:val="none" w:color="FFFFFF" w:sz="0"/>
               <w:right w:val="none" w:color="FFFFFF" w:sz="0"/>
             </w:tcBorders>
-            <w:shd w:fill="E8F3FB" w:color="auto" w:val="clear"/>
+            <w:shd w:fill="E7F7EE" w:color="auto" w:val="clear"/>
             <w:tcMar>
               <w:top w:type="dxa" w:w="100"/>
               <w:left w:type="dxa" w:w="180"/>
@@ -17945,7 +17813,7 @@
                 <w:sz w:val="22"/>
                 <w:szCs w:val="22"/>
               </w:rPr>
-              <w:t xml:space="preserve">Note: </w:t>
+              <w:t xml:space="preserve">Tip: </w:t>
             </w:r>
             <w:r>
               <w:rPr>
@@ -17953,92 +17821,7 @@
                 <w:sz w:val="22"/>
                 <w:szCs w:val="22"/>
               </w:rPr>
-              <w:t xml:space="preserve">Sub-Tasks and child Tasks </w:t>
-            </w:r>
-            <w:r>
-              <w:rPr>
-                <w:rFonts w:ascii="Calibri" w:cs="Calibri" w:eastAsia="Calibri" w:hAnsi="Calibri"/>
-                <w:b/>
-                <w:bCs/>
-                <w:sz w:val="22"/>
-                <w:szCs w:val="22"/>
-              </w:rPr>
-              <w:t xml:space="preserve">inherit</w:t>
-            </w:r>
-            <w:r>
-              <w:rPr>
-                <w:rFonts w:ascii="Calibri" w:cs="Calibri" w:eastAsia="Calibri" w:hAnsi="Calibri"/>
-                <w:sz w:val="22"/>
-                <w:szCs w:val="22"/>
-              </w:rPr>
-              <w:t xml:space="preserve"> the settings of the item above them. A child can have its own settings, and then those win.</w:t>
-            </w:r>
-          </w:p>
-        </w:tc>
-      </w:tr>
-    </w:tbl>
-    <w:p>
-      <w:pPr>
-        <w:spacing w:after="160"/>
-      </w:pPr>
-    </w:p>
-    <w:tbl>
-      <w:tblPr>
-        <w:tblW w:type="dxa" w:w="9638"/>
-        <w:tblBorders>
-          <w:top w:val="single" w:color="auto" w:sz="4"/>
-          <w:left w:val="single" w:color="auto" w:sz="4"/>
-          <w:bottom w:val="single" w:color="auto" w:sz="4"/>
-          <w:right w:val="single" w:color="auto" w:sz="4"/>
-          <w:insideH w:val="single" w:color="auto" w:sz="4"/>
-          <w:insideV w:val="single" w:color="auto" w:sz="4"/>
-        </w:tblBorders>
-      </w:tblPr>
-      <w:tblGrid>
-        <w:gridCol w:w="9638"/>
-      </w:tblGrid>
-      <w:tr>
-        <w:trPr>
-          <w:cantSplit/>
-        </w:trPr>
-        <w:tc>
-          <w:tcPr>
-            <w:tcW w:type="dxa" w:w="9638"/>
-            <w:tcBorders>
-              <w:top w:val="none" w:color="FFFFFF" w:sz="0"/>
-              <w:left w:val="single" w:color="F59E0B" w:sz="24"/>
-              <w:bottom w:val="none" w:color="FFFFFF" w:sz="0"/>
-              <w:right w:val="none" w:color="FFFFFF" w:sz="0"/>
-            </w:tcBorders>
-            <w:shd w:fill="FFF4DC" w:color="auto" w:val="clear"/>
-            <w:tcMar>
-              <w:top w:type="dxa" w:w="100"/>
-              <w:left w:type="dxa" w:w="180"/>
-              <w:bottom w:type="dxa" w:w="100"/>
-              <w:right w:type="dxa" w:w="140"/>
-            </w:tcMar>
-          </w:tcPr>
-          <w:p>
-            <w:pPr>
-              <w:spacing w:after="0" w:line="290"/>
-            </w:pPr>
-            <w:r>
-              <w:rPr>
-                <w:rFonts w:ascii="Calibri" w:cs="Calibri" w:eastAsia="Calibri" w:hAnsi="Calibri"/>
-                <w:b/>
-                <w:bCs/>
-                <w:sz w:val="22"/>
-                <w:szCs w:val="22"/>
-              </w:rPr>
-              <w:t xml:space="preserve">Warning: </w:t>
-            </w:r>
-            <w:r>
-              <w:rPr>
-                <w:rFonts w:ascii="Calibri" w:cs="Calibri" w:eastAsia="Calibri" w:hAnsi="Calibri"/>
-                <w:sz w:val="22"/>
-                <w:szCs w:val="22"/>
-              </w:rPr>
-              <w:t xml:space="preserve">You cannot give someone more rights than you have yourself. To share an item with someone who is not in a private Space, first add them to that Space.</w:t>
+              <w:t xml:space="preserve">Click a bug to open its details in the side panel; add comments and files there.</w:t>
             </w:r>
           </w:p>
         </w:tc>
@@ -18063,7 +17846,7 @@
           <w:sz w:val="34"/>
           <w:szCs w:val="34"/>
         </w:rPr>
-        <w:t xml:space="preserve">13. Roles and permissions (Settings)</w:t>
+        <w:t xml:space="preserve">13. The big New button</w:t>
       </w:r>
     </w:p>
     <w:p>
@@ -18076,7 +17859,7 @@
           <w:sz w:val="22"/>
           <w:szCs w:val="22"/>
         </w:rPr>
-        <w:t xml:space="preserve">Administrators decide what each role can do in </w:t>
+        <w:t xml:space="preserve">The </w:t>
       </w:r>
       <w:r>
         <w:rPr>
@@ -18086,15 +17869,15 @@
           <w:sz w:val="22"/>
           <w:szCs w:val="22"/>
         </w:rPr>
-        <w:t xml:space="preserve">Settings → Roles</w:t>
-      </w:r>
-      <w:r>
-        <w:rPr>
-          <w:rFonts w:ascii="Calibri" w:cs="Calibri" w:eastAsia="Calibri" w:hAnsi="Calibri"/>
-          <w:sz w:val="22"/>
-          <w:szCs w:val="22"/>
-        </w:rPr>
-        <w:t xml:space="preserve">. Changes apply immediately.</w:t>
+        <w:t xml:space="preserve">New</w:t>
+      </w:r>
+      <w:r>
+        <w:rPr>
+          <w:rFonts w:ascii="Calibri" w:cs="Calibri" w:eastAsia="Calibri" w:hAnsi="Calibri"/>
+          <w:sz w:val="22"/>
+          <w:szCs w:val="22"/>
+        </w:rPr>
+        <w:t xml:space="preserve"> button at the top of every page is the quickest way to start something. You do not have to open a list first.</w:t>
       </w:r>
     </w:p>
     <w:p>
@@ -18112,7 +17895,7 @@
           <w:sz w:val="22"/>
           <w:szCs w:val="22"/>
         </w:rPr>
-        <w:t xml:space="preserve">Open </w:t>
+        <w:t xml:space="preserve">Click </w:t>
       </w:r>
       <w:r>
         <w:rPr>
@@ -18122,15 +17905,15 @@
           <w:sz w:val="22"/>
           <w:szCs w:val="22"/>
         </w:rPr>
-        <w:t xml:space="preserve">Settings</w:t>
-      </w:r>
-      <w:r>
-        <w:rPr>
-          <w:rFonts w:ascii="Calibri" w:cs="Calibri" w:eastAsia="Calibri" w:hAnsi="Calibri"/>
-          <w:sz w:val="22"/>
-          <w:szCs w:val="22"/>
-        </w:rPr>
-        <w:t xml:space="preserve"> and click </w:t>
+        <w:t xml:space="preserve">New</w:t>
+      </w:r>
+      <w:r>
+        <w:rPr>
+          <w:rFonts w:ascii="Calibri" w:cs="Calibri" w:eastAsia="Calibri" w:hAnsi="Calibri"/>
+          <w:sz w:val="22"/>
+          <w:szCs w:val="22"/>
+        </w:rPr>
+        <w:t xml:space="preserve"> (or press </w:t>
       </w:r>
       <w:r>
         <w:rPr>
@@ -18140,15 +17923,15 @@
           <w:sz w:val="22"/>
           <w:szCs w:val="22"/>
         </w:rPr>
-        <w:t xml:space="preserve">Roles</w:t>
-      </w:r>
-      <w:r>
-        <w:rPr>
-          <w:rFonts w:ascii="Calibri" w:cs="Calibri" w:eastAsia="Calibri" w:hAnsi="Calibri"/>
-          <w:sz w:val="22"/>
-          <w:szCs w:val="22"/>
-        </w:rPr>
-        <w:t xml:space="preserve">.</w:t>
+        <w:t xml:space="preserve">N</w:t>
+      </w:r>
+      <w:r>
+        <w:rPr>
+          <w:rFonts w:ascii="Calibri" w:cs="Calibri" w:eastAsia="Calibri" w:hAnsi="Calibri"/>
+          <w:sz w:val="22"/>
+          <w:szCs w:val="22"/>
+        </w:rPr>
+        <w:t xml:space="preserve"> on the keyboard when you are not typing).</w:t>
       </w:r>
     </w:p>
     <w:p>
@@ -18166,7 +17949,7 @@
           <w:sz w:val="22"/>
           <w:szCs w:val="22"/>
         </w:rPr>
-        <w:t xml:space="preserve">Choose </w:t>
+        <w:t xml:space="preserve">Pick what you want to create: </w:t>
       </w:r>
       <w:r>
         <w:rPr>
@@ -18176,15 +17959,15 @@
           <w:sz w:val="22"/>
           <w:szCs w:val="22"/>
         </w:rPr>
-        <w:t xml:space="preserve">Space roles</w:t>
-      </w:r>
-      <w:r>
-        <w:rPr>
-          <w:rFonts w:ascii="Calibri" w:cs="Calibri" w:eastAsia="Calibri" w:hAnsi="Calibri"/>
-          <w:sz w:val="22"/>
-          <w:szCs w:val="22"/>
-        </w:rPr>
-        <w:t xml:space="preserve"> (rights inside a Space) or </w:t>
+        <w:t xml:space="preserve">Task</w:t>
+      </w:r>
+      <w:r>
+        <w:rPr>
+          <w:rFonts w:ascii="Calibri" w:cs="Calibri" w:eastAsia="Calibri" w:hAnsi="Calibri"/>
+          <w:sz w:val="22"/>
+          <w:szCs w:val="22"/>
+        </w:rPr>
+        <w:t xml:space="preserve">, </w:t>
       </w:r>
       <w:r>
         <w:rPr>
@@ -18194,15 +17977,51 @@
           <w:sz w:val="22"/>
           <w:szCs w:val="22"/>
         </w:rPr>
-        <w:t xml:space="preserve">Workspace roles</w:t>
-      </w:r>
-      <w:r>
-        <w:rPr>
-          <w:rFonts w:ascii="Calibri" w:cs="Calibri" w:eastAsia="Calibri" w:hAnsi="Calibri"/>
-          <w:sz w:val="22"/>
-          <w:szCs w:val="22"/>
-        </w:rPr>
-        <w:t xml:space="preserve"> (rights in the whole workspace).</w:t>
+        <w:t xml:space="preserve">Epic</w:t>
+      </w:r>
+      <w:r>
+        <w:rPr>
+          <w:rFonts w:ascii="Calibri" w:cs="Calibri" w:eastAsia="Calibri" w:hAnsi="Calibri"/>
+          <w:sz w:val="22"/>
+          <w:szCs w:val="22"/>
+        </w:rPr>
+        <w:t xml:space="preserve"> or </w:t>
+      </w:r>
+      <w:r>
+        <w:rPr>
+          <w:rFonts w:ascii="Calibri" w:cs="Calibri" w:eastAsia="Calibri" w:hAnsi="Calibri"/>
+          <w:b/>
+          <w:bCs/>
+          <w:sz w:val="22"/>
+          <w:szCs w:val="22"/>
+        </w:rPr>
+        <w:t xml:space="preserve">Bug</w:t>
+      </w:r>
+      <w:r>
+        <w:rPr>
+          <w:rFonts w:ascii="Calibri" w:cs="Calibri" w:eastAsia="Calibri" w:hAnsi="Calibri"/>
+          <w:sz w:val="22"/>
+          <w:szCs w:val="22"/>
+        </w:rPr>
+        <w:t xml:space="preserve">. New Projects are created with the </w:t>
+      </w:r>
+      <w:r>
+        <w:rPr>
+          <w:rFonts w:ascii="Calibri" w:cs="Calibri" w:eastAsia="Calibri" w:hAnsi="Calibri"/>
+          <w:b/>
+          <w:bCs/>
+          <w:sz w:val="22"/>
+          <w:szCs w:val="22"/>
+        </w:rPr>
+        <w:t xml:space="preserve">Create project</w:t>
+      </w:r>
+      <w:r>
+        <w:rPr>
+          <w:rFonts w:ascii="Calibri" w:cs="Calibri" w:eastAsia="Calibri" w:hAnsi="Calibri"/>
+          <w:sz w:val="22"/>
+          <w:szCs w:val="22"/>
+        </w:rPr>
+        <w:t xml:space="preserve"> button in the left menu.</w:t>
       </w:r>
     </w:p>
     <w:p>
@@ -18220,7 +18039,61 @@
           <w:sz w:val="22"/>
           <w:szCs w:val="22"/>
         </w:rPr>
-        <w:t xml:space="preserve">Tick or untick a box to change a role. Each row is one permission.</w:t>
+        <w:t xml:space="preserve">For Task and Epic a small window opens (Bug opens the bug report form). Type the </w:t>
+      </w:r>
+      <w:r>
+        <w:rPr>
+          <w:rFonts w:ascii="Calibri" w:cs="Calibri" w:eastAsia="Calibri" w:hAnsi="Calibri"/>
+          <w:b/>
+          <w:bCs/>
+          <w:sz w:val="22"/>
+          <w:szCs w:val="22"/>
+        </w:rPr>
+        <w:t xml:space="preserve">Title</w:t>
+      </w:r>
+      <w:r>
+        <w:rPr>
+          <w:rFonts w:ascii="Calibri" w:cs="Calibri" w:eastAsia="Calibri" w:hAnsi="Calibri"/>
+          <w:sz w:val="22"/>
+          <w:szCs w:val="22"/>
+        </w:rPr>
+        <w:t xml:space="preserve"> and check the </w:t>
+      </w:r>
+      <w:r>
+        <w:rPr>
+          <w:rFonts w:ascii="Calibri" w:cs="Calibri" w:eastAsia="Calibri" w:hAnsi="Calibri"/>
+          <w:b/>
+          <w:bCs/>
+          <w:sz w:val="22"/>
+          <w:szCs w:val="22"/>
+        </w:rPr>
+        <w:t xml:space="preserve">Project</w:t>
+      </w:r>
+      <w:r>
+        <w:rPr>
+          <w:rFonts w:ascii="Calibri" w:cs="Calibri" w:eastAsia="Calibri" w:hAnsi="Calibri"/>
+          <w:sz w:val="22"/>
+          <w:szCs w:val="22"/>
+        </w:rPr>
+        <w:t xml:space="preserve"> and </w:t>
+      </w:r>
+      <w:r>
+        <w:rPr>
+          <w:rFonts w:ascii="Calibri" w:cs="Calibri" w:eastAsia="Calibri" w:hAnsi="Calibri"/>
+          <w:b/>
+          <w:bCs/>
+          <w:sz w:val="22"/>
+          <w:szCs w:val="22"/>
+        </w:rPr>
+        <w:t xml:space="preserve">List</w:t>
+      </w:r>
+      <w:r>
+        <w:rPr>
+          <w:rFonts w:ascii="Calibri" w:cs="Calibri" w:eastAsia="Calibri" w:hAnsi="Calibri"/>
+          <w:sz w:val="22"/>
+          <w:szCs w:val="22"/>
+        </w:rPr>
+        <w:t xml:space="preserve"> (the one you are looking at is preselected).</w:t>
       </w:r>
     </w:p>
     <w:p>
@@ -18238,7 +18111,7 @@
           <w:sz w:val="22"/>
           <w:szCs w:val="22"/>
         </w:rPr>
-        <w:t xml:space="preserve">Click </w:t>
+        <w:t xml:space="preserve">Optionally click </w:t>
       </w:r>
       <w:r>
         <w:rPr>
@@ -18248,33 +18121,15 @@
           <w:sz w:val="22"/>
           <w:szCs w:val="22"/>
         </w:rPr>
-        <w:t xml:space="preserve">New role</w:t>
-      </w:r>
-      <w:r>
-        <w:rPr>
-          <w:rFonts w:ascii="Calibri" w:cs="Calibri" w:eastAsia="Calibri" w:hAnsi="Calibri"/>
-          <w:sz w:val="22"/>
-          <w:szCs w:val="22"/>
-        </w:rPr>
-        <w:t xml:space="preserve"> to create your own role (for example </w:t>
-      </w:r>
-      <w:r>
-        <w:rPr>
-          <w:rFonts w:ascii="Calibri" w:cs="Calibri" w:eastAsia="Calibri" w:hAnsi="Calibri"/>
-          <w:b/>
-          <w:bCs/>
-          <w:sz w:val="22"/>
-          <w:szCs w:val="22"/>
-        </w:rPr>
-        <w:t xml:space="preserve">QA Engineer</w:t>
-      </w:r>
-      <w:r>
-        <w:rPr>
-          <w:rFonts w:ascii="Calibri" w:cs="Calibri" w:eastAsia="Calibri" w:hAnsi="Calibri"/>
-          <w:sz w:val="22"/>
-          <w:szCs w:val="22"/>
-        </w:rPr>
-        <w:t xml:space="preserve">). You can start from an existing role.</w:t>
+        <w:t xml:space="preserve">Attach files</w:t>
+      </w:r>
+      <w:r>
+        <w:rPr>
+          <w:rFonts w:ascii="Calibri" w:cs="Calibri" w:eastAsia="Calibri" w:hAnsi="Calibri"/>
+          <w:sz w:val="22"/>
+          <w:szCs w:val="22"/>
+        </w:rPr>
+        <w:t xml:space="preserve"> to add any files right away.</w:t>
       </w:r>
     </w:p>
     <w:p>
@@ -18292,7 +18147,7 @@
           <w:sz w:val="22"/>
           <w:szCs w:val="22"/>
         </w:rPr>
-        <w:t xml:space="preserve">Use the </w:t>
+        <w:t xml:space="preserve">Click </w:t>
       </w:r>
       <w:r>
         <w:rPr>
@@ -18302,15 +18157,15 @@
           <w:sz w:val="22"/>
           <w:szCs w:val="22"/>
         </w:rPr>
-        <w:t xml:space="preserve">⋯</w:t>
-      </w:r>
-      <w:r>
-        <w:rPr>
-          <w:rFonts w:ascii="Calibri" w:cs="Calibri" w:eastAsia="Calibri" w:hAnsi="Calibri"/>
-          <w:sz w:val="22"/>
-          <w:szCs w:val="22"/>
-        </w:rPr>
-        <w:t xml:space="preserve"> menu on a column to rename or delete a custom role, or reset a built-in role to its defaults.</w:t>
+        <w:t xml:space="preserve">Create</w:t>
+      </w:r>
+      <w:r>
+        <w:rPr>
+          <w:rFonts w:ascii="Calibri" w:cs="Calibri" w:eastAsia="Calibri" w:hAnsi="Calibri"/>
+          <w:sz w:val="22"/>
+          <w:szCs w:val="22"/>
+        </w:rPr>
+        <w:t xml:space="preserve">. The new item opens so you can fill in the details.</w:t>
       </w:r>
     </w:p>
     <w:p>
@@ -18329,7 +18184,7 @@
           <wp:inline distT="0" distB="0" distL="0" distR="0">
             <wp:extent cx="5715000" cy="3571875"/>
             <wp:effectExtent t="0" r="0" b="0" l="0"/>
-            <wp:docPr id="24" name="24-roles" descr="The roles and permissions table" title="The roles and permissions table"/>
+            <wp:docPr id="24" name="22-new-menu" descr="The New menu" title="The New menu"/>
             <wp:cNvGraphicFramePr>
               <a:graphicFrameLocks xmlns:a="http://schemas.openxmlformats.org/drawingml/2006/main" noChangeAspect="1"/>
             </wp:cNvGraphicFramePr>
@@ -18380,7 +18235,7 @@
           <w:sz w:val="20"/>
           <w:szCs w:val="20"/>
         </w:rPr>
-        <w:t xml:space="preserve">The Roles page with one column per role.</w:t>
+        <w:t xml:space="preserve">The New menu opened from the top bar.</w:t>
       </w:r>
     </w:p>
     <w:tbl>
@@ -18474,15 +18329,15 @@
                 <w:sz w:val="21"/>
                 <w:szCs w:val="21"/>
               </w:rPr>
-              <w:t xml:space="preserve">Space roles / Workspace roles</w:t>
-            </w:r>
-            <w:r>
-              <w:rPr>
-                <w:rFonts w:ascii="Calibri" w:cs="Calibri" w:eastAsia="Calibri" w:hAnsi="Calibri"/>
-                <w:sz w:val="21"/>
-                <w:szCs w:val="21"/>
-              </w:rPr>
-              <w:t xml:space="preserve">: Switches between the two kinds of roles.</w:t>
+              <w:t xml:space="preserve">New</w:t>
+            </w:r>
+            <w:r>
+              <w:rPr>
+                <w:rFonts w:ascii="Calibri" w:cs="Calibri" w:eastAsia="Calibri" w:hAnsi="Calibri"/>
+                <w:sz w:val="21"/>
+                <w:szCs w:val="21"/>
+              </w:rPr>
+              <w:t xml:space="preserve">: The big button in the top bar. Shortcut: N.</w:t>
             </w:r>
           </w:p>
         </w:tc>
@@ -18562,15 +18417,15 @@
                 <w:sz w:val="21"/>
                 <w:szCs w:val="21"/>
               </w:rPr>
-              <w:t xml:space="preserve">New role</w:t>
-            </w:r>
-            <w:r>
-              <w:rPr>
-                <w:rFonts w:ascii="Calibri" w:cs="Calibri" w:eastAsia="Calibri" w:hAnsi="Calibri"/>
-                <w:sz w:val="21"/>
-                <w:szCs w:val="21"/>
-              </w:rPr>
-              <w:t xml:space="preserve">: Creates a custom role.</w:t>
+              <w:t xml:space="preserve">Task</w:t>
+            </w:r>
+            <w:r>
+              <w:rPr>
+                <w:rFonts w:ascii="Calibri" w:cs="Calibri" w:eastAsia="Calibri" w:hAnsi="Calibri"/>
+                <w:sz w:val="21"/>
+                <w:szCs w:val="21"/>
+              </w:rPr>
+              <w:t xml:space="preserve">: A piece of work for the sprint.</w:t>
             </w:r>
           </w:p>
         </w:tc>
@@ -18650,103 +18505,15 @@
                 <w:sz w:val="21"/>
                 <w:szCs w:val="21"/>
               </w:rPr>
-              <w:t xml:space="preserve">Role column</w:t>
-            </w:r>
-            <w:r>
-              <w:rPr>
-                <w:rFonts w:ascii="Calibri" w:cs="Calibri" w:eastAsia="Calibri" w:hAnsi="Calibri"/>
-                <w:sz w:val="21"/>
-                <w:szCs w:val="21"/>
-              </w:rPr>
-              <w:t xml:space="preserve">: One column per role; the number shows how many people use it.</w:t>
-            </w:r>
-          </w:p>
-        </w:tc>
-      </w:tr>
-      <w:tr>
-        <w:trPr>
-          <w:cantSplit/>
-        </w:trPr>
-        <w:tc>
-          <w:tcPr>
-            <w:tcW w:type="dxa" w:w="560"/>
-            <w:tcBorders>
-              <w:top w:val="none" w:color="FFFFFF" w:sz="0"/>
-              <w:left w:val="none" w:color="FFFFFF" w:sz="0"/>
-              <w:bottom w:val="none" w:color="FFFFFF" w:sz="0"/>
-              <w:right w:val="none" w:color="FFFFFF" w:sz="0"/>
-            </w:tcBorders>
-            <w:tcMar>
-              <w:top w:type="dxa" w:w="40"/>
-              <w:left w:type="dxa" w:w="40"/>
-              <w:bottom w:type="dxa" w:w="40"/>
-              <w:right w:type="dxa" w:w="60"/>
-            </w:tcMar>
-            <w:vAlign w:val="top"/>
-          </w:tcPr>
-          <w:p>
-            <w:pPr>
-              <w:jc w:val="center"/>
-            </w:pPr>
-            <w:r>
-              <w:rPr>
-                <w:rFonts w:ascii="Calibri" w:cs="Calibri" w:eastAsia="Calibri" w:hAnsi="Calibri"/>
-                <w:b/>
-                <w:bCs/>
-                <w:color w:val="FFFFFF"/>
-                <w:sz w:val="22"/>
-                <w:szCs w:val="22"/>
-                <w:shd w:fill="E11D48" w:color="auto" w:val="clear"/>
-              </w:rPr>
-              <w:t xml:space="preserve"> 4 </w:t>
-            </w:r>
-          </w:p>
-        </w:tc>
-        <w:tc>
-          <w:tcPr>
-            <w:tcW w:type="dxa" w:w="9078"/>
-            <w:tcBorders>
-              <w:top w:val="none" w:color="FFFFFF" w:sz="0"/>
-              <w:left w:val="none" w:color="FFFFFF" w:sz="0"/>
-              <w:bottom w:val="none" w:color="FFFFFF" w:sz="0"/>
-              <w:right w:val="none" w:color="FFFFFF" w:sz="0"/>
-            </w:tcBorders>
-            <w:tcMar>
-              <w:top w:type="dxa" w:w="40"/>
-              <w:left w:type="dxa" w:w="60"/>
-              <w:bottom w:type="dxa" w:w="40"/>
-              <w:right w:type="dxa" w:w="40"/>
-            </w:tcMar>
-          </w:tcPr>
-          <w:p>
-            <w:pPr>
-              <w:spacing w:after="0"/>
-            </w:pPr>
-            <w:r>
-              <w:rPr>
-                <w:rFonts w:ascii="Calibri" w:cs="Calibri" w:eastAsia="Calibri" w:hAnsi="Calibri"/>
-                <w:sz w:val="21"/>
-                <w:szCs w:val="21"/>
-              </w:rPr>
-              <w:t xml:space="preserve"/>
-            </w:r>
-            <w:r>
-              <w:rPr>
-                <w:rFonts w:ascii="Calibri" w:cs="Calibri" w:eastAsia="Calibri" w:hAnsi="Calibri"/>
-                <w:b/>
-                <w:bCs/>
-                <w:sz w:val="21"/>
-                <w:szCs w:val="21"/>
-              </w:rPr>
-              <w:t xml:space="preserve">Check box</w:t>
-            </w:r>
-            <w:r>
-              <w:rPr>
-                <w:rFonts w:ascii="Calibri" w:cs="Calibri" w:eastAsia="Calibri" w:hAnsi="Calibri"/>
-                <w:sz w:val="21"/>
-                <w:szCs w:val="21"/>
-              </w:rPr>
-              <w:t xml:space="preserve">: Turns one permission on or off for that role.</w:t>
+              <w:t xml:space="preserve">Epic</w:t>
+            </w:r>
+            <w:r>
+              <w:rPr>
+                <w:rFonts w:ascii="Calibri" w:cs="Calibri" w:eastAsia="Calibri" w:hAnsi="Calibri"/>
+                <w:sz w:val="21"/>
+                <w:szCs w:val="21"/>
+              </w:rPr>
+              <w:t xml:space="preserve">: A big goal that groups many Tasks.</w:t>
             </w:r>
           </w:p>
         </w:tc>
@@ -18813,7 +18580,25 @@
                 <w:sz w:val="22"/>
                 <w:szCs w:val="22"/>
               </w:rPr>
-              <w:t xml:space="preserve">Owners always keep every right, and a role cannot lose the permissions the workspace needs to keep running (for example Admins keep member and settings management).</w:t>
+              <w:t xml:space="preserve">Sub-Tasks are created from inside a Task (</w:t>
+            </w:r>
+            <w:r>
+              <w:rPr>
+                <w:rFonts w:ascii="Calibri" w:cs="Calibri" w:eastAsia="Calibri" w:hAnsi="Calibri"/>
+                <w:b/>
+                <w:bCs/>
+                <w:sz w:val="22"/>
+                <w:szCs w:val="22"/>
+              </w:rPr>
+              <w:t xml:space="preserve">⋯ → Add sub-item</w:t>
+            </w:r>
+            <w:r>
+              <w:rPr>
+                <w:rFonts w:ascii="Calibri" w:cs="Calibri" w:eastAsia="Calibri" w:hAnsi="Calibri"/>
+                <w:sz w:val="22"/>
+                <w:szCs w:val="22"/>
+              </w:rPr>
+              <w:t xml:space="preserve">), because they always belong to a parent.</w:t>
             </w:r>
           </w:p>
         </w:tc>
@@ -18838,7 +18623,7 @@
           <w:sz w:val="34"/>
           <w:szCs w:val="34"/>
         </w:rPr>
-        <w:t xml:space="preserve">14. Attaching files</w:t>
+        <w:t xml:space="preserve">14. Sharing and permissions on a Task or Epic</w:t>
       </w:r>
     </w:p>
     <w:p>
@@ -18851,25 +18636,7 @@
           <w:sz w:val="22"/>
           <w:szCs w:val="22"/>
         </w:rPr>
-        <w:t xml:space="preserve">You can attach files to any Task, Epic, Sub-Task or Bug, and to docs.</w:t>
-      </w:r>
-    </w:p>
-    <w:p>
-      <w:pPr>
-        <w:pStyle w:val="ListParagraph"/>
-        <w:numPr>
-          <w:ilvl w:val="0"/>
-          <w:numId w:val="3"/>
-        </w:numPr>
-        <w:spacing w:after="80" w:line="290"/>
-      </w:pPr>
-      <w:r>
-        <w:rPr>
-          <w:rFonts w:ascii="Calibri" w:cs="Calibri" w:eastAsia="Calibri" w:hAnsi="Calibri"/>
-          <w:sz w:val="22"/>
-          <w:szCs w:val="22"/>
-        </w:rPr>
-        <w:t xml:space="preserve"/>
+        <w:t xml:space="preserve">By default every item follows the access of its Project. With </w:t>
       </w:r>
       <w:r>
         <w:rPr>
@@ -18879,15 +18646,15 @@
           <w:sz w:val="22"/>
           <w:szCs w:val="22"/>
         </w:rPr>
-        <w:t xml:space="preserve">Any file format</w:t>
-      </w:r>
-      <w:r>
-        <w:rPr>
-          <w:rFonts w:ascii="Calibri" w:cs="Calibri" w:eastAsia="Calibri" w:hAnsi="Calibri"/>
-          <w:sz w:val="22"/>
-          <w:szCs w:val="22"/>
-        </w:rPr>
-        <w:t xml:space="preserve"> is accepted, up to </w:t>
+        <w:t xml:space="preserve">Share</w:t>
+      </w:r>
+      <w:r>
+        <w:rPr>
+          <w:rFonts w:ascii="Calibri" w:cs="Calibri" w:eastAsia="Calibri" w:hAnsi="Calibri"/>
+          <w:sz w:val="22"/>
+          <w:szCs w:val="22"/>
+        </w:rPr>
+        <w:t xml:space="preserve"> you can add people or teams to one item (and everything under it) or make it </w:t>
       </w:r>
       <w:r>
         <w:rPr>
@@ -18897,261 +18664,15 @@
           <w:sz w:val="22"/>
           <w:szCs w:val="22"/>
         </w:rPr>
-        <w:t xml:space="preserve">100 MB</w:t>
-      </w:r>
-      <w:r>
-        <w:rPr>
-          <w:rFonts w:ascii="Calibri" w:cs="Calibri" w:eastAsia="Calibri" w:hAnsi="Calibri"/>
-          <w:sz w:val="22"/>
-          <w:szCs w:val="22"/>
-        </w:rPr>
-        <w:t xml:space="preserve"> each and 50 files per item.</w:t>
-      </w:r>
-    </w:p>
-    <w:p>
-      <w:pPr>
-        <w:pStyle w:val="ListParagraph"/>
-        <w:numPr>
-          <w:ilvl w:val="0"/>
-          <w:numId w:val="3"/>
-        </w:numPr>
-        <w:spacing w:after="80" w:line="290"/>
-      </w:pPr>
-      <w:r>
-        <w:rPr>
-          <w:rFonts w:ascii="Calibri" w:cs="Calibri" w:eastAsia="Calibri" w:hAnsi="Calibri"/>
-          <w:sz w:val="22"/>
-          <w:szCs w:val="22"/>
-        </w:rPr>
-        <w:t xml:space="preserve">Drag files onto the </w:t>
-      </w:r>
-      <w:r>
-        <w:rPr>
-          <w:rFonts w:ascii="Calibri" w:cs="Calibri" w:eastAsia="Calibri" w:hAnsi="Calibri"/>
-          <w:b/>
-          <w:bCs/>
-          <w:sz w:val="22"/>
-          <w:szCs w:val="22"/>
-        </w:rPr>
-        <w:t xml:space="preserve">Attachments</w:t>
-      </w:r>
-      <w:r>
-        <w:rPr>
-          <w:rFonts w:ascii="Calibri" w:cs="Calibri" w:eastAsia="Calibri" w:hAnsi="Calibri"/>
-          <w:sz w:val="22"/>
-          <w:szCs w:val="22"/>
-        </w:rPr>
-        <w:t xml:space="preserve"> area, </w:t>
-      </w:r>
-      <w:r>
-        <w:rPr>
-          <w:rFonts w:ascii="Calibri" w:cs="Calibri" w:eastAsia="Calibri" w:hAnsi="Calibri"/>
-          <w:b/>
-          <w:bCs/>
-          <w:sz w:val="22"/>
-          <w:szCs w:val="22"/>
-        </w:rPr>
-        <w:t xml:space="preserve">paste</w:t>
-      </w:r>
-      <w:r>
-        <w:rPr>
-          <w:rFonts w:ascii="Calibri" w:cs="Calibri" w:eastAsia="Calibri" w:hAnsi="Calibri"/>
-          <w:sz w:val="22"/>
-          <w:szCs w:val="22"/>
-        </w:rPr>
-        <w:t xml:space="preserve"> a screenshot from the clipboard, or click the area to browse.</w:t>
-      </w:r>
-    </w:p>
-    <w:p>
-      <w:pPr>
-        <w:pStyle w:val="ListParagraph"/>
-        <w:numPr>
-          <w:ilvl w:val="0"/>
-          <w:numId w:val="3"/>
-        </w:numPr>
-        <w:spacing w:after="80" w:line="290"/>
-      </w:pPr>
-      <w:r>
-        <w:rPr>
-          <w:rFonts w:ascii="Calibri" w:cs="Calibri" w:eastAsia="Calibri" w:hAnsi="Calibri"/>
-          <w:sz w:val="22"/>
-          <w:szCs w:val="22"/>
-        </w:rPr>
-        <w:t xml:space="preserve">You can also attach files in the </w:t>
-      </w:r>
-      <w:r>
-        <w:rPr>
-          <w:rFonts w:ascii="Calibri" w:cs="Calibri" w:eastAsia="Calibri" w:hAnsi="Calibri"/>
-          <w:b/>
-          <w:bCs/>
-          <w:sz w:val="22"/>
-          <w:szCs w:val="22"/>
-        </w:rPr>
-        <w:t xml:space="preserve">New</w:t>
-      </w:r>
-      <w:r>
-        <w:rPr>
-          <w:rFonts w:ascii="Calibri" w:cs="Calibri" w:eastAsia="Calibri" w:hAnsi="Calibri"/>
-          <w:sz w:val="22"/>
-          <w:szCs w:val="22"/>
-        </w:rPr>
-        <w:t xml:space="preserve"> window while you create an item.</w:t>
-      </w:r>
-    </w:p>
-    <w:p>
-      <w:pPr>
-        <w:pStyle w:val="ListParagraph"/>
-        <w:numPr>
-          <w:ilvl w:val="0"/>
-          <w:numId w:val="3"/>
-        </w:numPr>
-        <w:spacing w:after="80" w:line="290"/>
-      </w:pPr>
-      <w:r>
-        <w:rPr>
-          <w:rFonts w:ascii="Calibri" w:cs="Calibri" w:eastAsia="Calibri" w:hAnsi="Calibri"/>
-          <w:sz w:val="22"/>
-          <w:szCs w:val="22"/>
-        </w:rPr>
-        <w:t xml:space="preserve">Images and PDFs open in a preview. Every other file (Office, zip, video, programs…) is downloaded, never opened in the browser.</w:t>
-      </w:r>
-    </w:p>
-    <w:p>
-      <w:pPr>
-        <w:spacing w:after="100"/>
-      </w:pPr>
-    </w:p>
-    <w:tbl>
-      <w:tblPr>
-        <w:tblW w:type="dxa" w:w="9638"/>
-        <w:tblBorders>
-          <w:top w:val="single" w:color="auto" w:sz="4"/>
-          <w:left w:val="single" w:color="auto" w:sz="4"/>
-          <w:bottom w:val="single" w:color="auto" w:sz="4"/>
-          <w:right w:val="single" w:color="auto" w:sz="4"/>
-          <w:insideH w:val="single" w:color="auto" w:sz="4"/>
-          <w:insideV w:val="single" w:color="auto" w:sz="4"/>
-        </w:tblBorders>
-      </w:tblPr>
-      <w:tblGrid>
-        <w:gridCol w:w="9638"/>
-      </w:tblGrid>
-      <w:tr>
-        <w:trPr>
-          <w:cantSplit/>
-        </w:trPr>
-        <w:tc>
-          <w:tcPr>
-            <w:tcW w:type="dxa" w:w="9638"/>
-            <w:tcBorders>
-              <w:top w:val="none" w:color="FFFFFF" w:sz="0"/>
-              <w:left w:val="single" w:color="0EA5E9" w:sz="24"/>
-              <w:bottom w:val="none" w:color="FFFFFF" w:sz="0"/>
-              <w:right w:val="none" w:color="FFFFFF" w:sz="0"/>
-            </w:tcBorders>
-            <w:shd w:fill="E8F3FB" w:color="auto" w:val="clear"/>
-            <w:tcMar>
-              <w:top w:type="dxa" w:w="100"/>
-              <w:left w:type="dxa" w:w="180"/>
-              <w:bottom w:type="dxa" w:w="100"/>
-              <w:right w:type="dxa" w:w="140"/>
-            </w:tcMar>
-          </w:tcPr>
-          <w:p>
-            <w:pPr>
-              <w:spacing w:after="0" w:line="290"/>
-            </w:pPr>
-            <w:r>
-              <w:rPr>
-                <w:rFonts w:ascii="Calibri" w:cs="Calibri" w:eastAsia="Calibri" w:hAnsi="Calibri"/>
-                <w:b/>
-                <w:bCs/>
-                <w:sz w:val="22"/>
-                <w:szCs w:val="22"/>
-              </w:rPr>
-              <w:t xml:space="preserve">Note: </w:t>
-            </w:r>
-            <w:r>
-              <w:rPr>
-                <w:rFonts w:ascii="Calibri" w:cs="Calibri" w:eastAsia="Calibri" w:hAnsi="Calibri"/>
-                <w:sz w:val="22"/>
-                <w:szCs w:val="22"/>
-              </w:rPr>
-              <w:t xml:space="preserve">Programs and scripts (like .exe) can be attached too, but they are only downloaded. Open them only if you trust the sender.</w:t>
-            </w:r>
-          </w:p>
-        </w:tc>
-      </w:tr>
-    </w:tbl>
-    <w:p>
-      <w:pPr>
-        <w:spacing w:after="160"/>
-      </w:pPr>
-    </w:p>
-    <w:p>
-      <w:pPr>
-        <w:pStyle w:val="Heading1"/>
-        <w:keepNext/>
-      </w:pPr>
-      <w:r>
-        <w:rPr>
-          <w:rFonts w:ascii="Calibri" w:cs="Calibri" w:eastAsia="Calibri" w:hAnsi="Calibri"/>
-          <w:b/>
-          <w:bCs/>
-          <w:color w:val="3B2A9E"/>
-          <w:sz w:val="34"/>
-          <w:szCs w:val="34"/>
-        </w:rPr>
-        <w:t xml:space="preserve">15. The Kanban board for a whole Space</w:t>
-      </w:r>
-    </w:p>
-    <w:p>
-      <w:pPr>
-        <w:spacing w:after="140" w:line="300"/>
-      </w:pPr>
-      <w:r>
-        <w:rPr>
-          <w:rFonts w:ascii="Calibri" w:cs="Calibri" w:eastAsia="Calibri" w:hAnsi="Calibri"/>
-          <w:sz w:val="22"/>
-          <w:szCs w:val="22"/>
-        </w:rPr>
-        <w:t xml:space="preserve">Every Space has a </w:t>
-      </w:r>
-      <w:r>
-        <w:rPr>
-          <w:rFonts w:ascii="Calibri" w:cs="Calibri" w:eastAsia="Calibri" w:hAnsi="Calibri"/>
-          <w:b/>
-          <w:bCs/>
-          <w:sz w:val="22"/>
-          <w:szCs w:val="22"/>
-        </w:rPr>
-        <w:t xml:space="preserve">Kanban board</w:t>
-      </w:r>
-      <w:r>
-        <w:rPr>
-          <w:rFonts w:ascii="Calibri" w:cs="Calibri" w:eastAsia="Calibri" w:hAnsi="Calibri"/>
-          <w:sz w:val="22"/>
-          <w:szCs w:val="22"/>
-        </w:rPr>
-        <w:t xml:space="preserve"> link in the left menu. It shows the open items of all the Space’s lists in one board. Choose </w:t>
-      </w:r>
-      <w:r>
-        <w:rPr>
-          <w:rFonts w:ascii="Calibri" w:cs="Calibri" w:eastAsia="Calibri" w:hAnsi="Calibri"/>
-          <w:b/>
-          <w:bCs/>
-          <w:sz w:val="22"/>
-          <w:szCs w:val="22"/>
-        </w:rPr>
-        <w:t xml:space="preserve">Kanban</w:t>
-      </w:r>
-      <w:r>
-        <w:rPr>
-          <w:rFonts w:ascii="Calibri" w:cs="Calibri" w:eastAsia="Calibri" w:hAnsi="Calibri"/>
-          <w:sz w:val="22"/>
-          <w:szCs w:val="22"/>
-        </w:rPr>
-        <w:t xml:space="preserve"> as the work mode when you create a Space for a sprint-free, continuous flow.</w:t>
+        <w:t xml:space="preserve">Private</w:t>
+      </w:r>
+      <w:r>
+        <w:rPr>
+          <w:rFonts w:ascii="Calibri" w:cs="Calibri" w:eastAsia="Calibri" w:hAnsi="Calibri"/>
+          <w:sz w:val="22"/>
+          <w:szCs w:val="22"/>
+        </w:rPr>
+        <w:t xml:space="preserve">.</w:t>
       </w:r>
     </w:p>
     <w:p>
@@ -19169,7 +18690,7 @@
           <w:sz w:val="22"/>
           <w:szCs w:val="22"/>
         </w:rPr>
-        <w:t xml:space="preserve">In the left menu click </w:t>
+        <w:t xml:space="preserve">Open the Task or Epic and click the big </w:t>
       </w:r>
       <w:r>
         <w:rPr>
@@ -19179,15 +18700,15 @@
           <w:sz w:val="22"/>
           <w:szCs w:val="22"/>
         </w:rPr>
-        <w:t xml:space="preserve">Kanban board</w:t>
-      </w:r>
-      <w:r>
-        <w:rPr>
-          <w:rFonts w:ascii="Calibri" w:cs="Calibri" w:eastAsia="Calibri" w:hAnsi="Calibri"/>
-          <w:sz w:val="22"/>
-          <w:szCs w:val="22"/>
-        </w:rPr>
-        <w:t xml:space="preserve"> under your Space.</w:t>
+        <w:t xml:space="preserve">Share</w:t>
+      </w:r>
+      <w:r>
+        <w:rPr>
+          <w:rFonts w:ascii="Calibri" w:cs="Calibri" w:eastAsia="Calibri" w:hAnsi="Calibri"/>
+          <w:sz w:val="22"/>
+          <w:szCs w:val="22"/>
+        </w:rPr>
+        <w:t xml:space="preserve"> button at the top right.</w:t>
       </w:r>
     </w:p>
     <w:p>
@@ -19205,7 +18726,61 @@
           <w:sz w:val="22"/>
           <w:szCs w:val="22"/>
         </w:rPr>
-        <w:t xml:space="preserve">Each column is a status. Drag a card to another column to change its status.</w:t>
+        <w:t xml:space="preserve">To give someone more rights on this item only, choose them under </w:t>
+      </w:r>
+      <w:r>
+        <w:rPr>
+          <w:rFonts w:ascii="Calibri" w:cs="Calibri" w:eastAsia="Calibri" w:hAnsi="Calibri"/>
+          <w:b/>
+          <w:bCs/>
+          <w:sz w:val="22"/>
+          <w:szCs w:val="22"/>
+        </w:rPr>
+        <w:t xml:space="preserve">Add a person or team</w:t>
+      </w:r>
+      <w:r>
+        <w:rPr>
+          <w:rFonts w:ascii="Calibri" w:cs="Calibri" w:eastAsia="Calibri" w:hAnsi="Calibri"/>
+          <w:sz w:val="22"/>
+          <w:szCs w:val="22"/>
+        </w:rPr>
+        <w:t xml:space="preserve">, pick a role (for example </w:t>
+      </w:r>
+      <w:r>
+        <w:rPr>
+          <w:rFonts w:ascii="Calibri" w:cs="Calibri" w:eastAsia="Calibri" w:hAnsi="Calibri"/>
+          <w:b/>
+          <w:bCs/>
+          <w:sz w:val="22"/>
+          <w:szCs w:val="22"/>
+        </w:rPr>
+        <w:t xml:space="preserve">Developer</w:t>
+      </w:r>
+      <w:r>
+        <w:rPr>
+          <w:rFonts w:ascii="Calibri" w:cs="Calibri" w:eastAsia="Calibri" w:hAnsi="Calibri"/>
+          <w:sz w:val="22"/>
+          <w:szCs w:val="22"/>
+        </w:rPr>
+        <w:t xml:space="preserve">) and click </w:t>
+      </w:r>
+      <w:r>
+        <w:rPr>
+          <w:rFonts w:ascii="Calibri" w:cs="Calibri" w:eastAsia="Calibri" w:hAnsi="Calibri"/>
+          <w:b/>
+          <w:bCs/>
+          <w:sz w:val="22"/>
+          <w:szCs w:val="22"/>
+        </w:rPr>
+        <w:t xml:space="preserve">Add</w:t>
+      </w:r>
+      <w:r>
+        <w:rPr>
+          <w:rFonts w:ascii="Calibri" w:cs="Calibri" w:eastAsia="Calibri" w:hAnsi="Calibri"/>
+          <w:sz w:val="22"/>
+          <w:szCs w:val="22"/>
+        </w:rPr>
+        <w:t xml:space="preserve">.</w:t>
       </w:r>
     </w:p>
     <w:p>
@@ -19223,7 +18798,7 @@
           <w:sz w:val="22"/>
           <w:szCs w:val="22"/>
         </w:rPr>
-        <w:t xml:space="preserve">Click </w:t>
+        <w:t xml:space="preserve">To hide the item, switch on </w:t>
       </w:r>
       <w:r>
         <w:rPr>
@@ -19233,15 +18808,15 @@
           <w:sz w:val="22"/>
           <w:szCs w:val="22"/>
         </w:rPr>
-        <w:t xml:space="preserve">Add card</w:t>
-      </w:r>
-      <w:r>
-        <w:rPr>
-          <w:rFonts w:ascii="Calibri" w:cs="Calibri" w:eastAsia="Calibri" w:hAnsi="Calibri"/>
-          <w:sz w:val="22"/>
-          <w:szCs w:val="22"/>
-        </w:rPr>
-        <w:t xml:space="preserve"> at the bottom of a column, type a title and press Enter to create a card in that status.</w:t>
+        <w:t xml:space="preserve">Private</w:t>
+      </w:r>
+      <w:r>
+        <w:rPr>
+          <w:rFonts w:ascii="Calibri" w:cs="Calibri" w:eastAsia="Calibri" w:hAnsi="Calibri"/>
+          <w:sz w:val="22"/>
+          <w:szCs w:val="22"/>
+        </w:rPr>
+        <w:t xml:space="preserve">. Only the people listed (and Owners and Admins) will see it and everything under it.</w:t>
       </w:r>
     </w:p>
     <w:p>
@@ -19259,7 +18834,7 @@
           <w:sz w:val="22"/>
           <w:szCs w:val="22"/>
         </w:rPr>
-        <w:t xml:space="preserve">Use the </w:t>
+        <w:t xml:space="preserve">Click </w:t>
       </w:r>
       <w:r>
         <w:rPr>
@@ -19269,15 +18844,15 @@
           <w:sz w:val="22"/>
           <w:szCs w:val="22"/>
         </w:rPr>
-        <w:t xml:space="preserve">List</w:t>
-      </w:r>
-      <w:r>
-        <w:rPr>
-          <w:rFonts w:ascii="Calibri" w:cs="Calibri" w:eastAsia="Calibri" w:hAnsi="Calibri"/>
-          <w:sz w:val="22"/>
-          <w:szCs w:val="22"/>
-        </w:rPr>
-        <w:t xml:space="preserve">, filter box and </w:t>
+        <w:t xml:space="preserve">Save</w:t>
+      </w:r>
+      <w:r>
+        <w:rPr>
+          <w:rFonts w:ascii="Calibri" w:cs="Calibri" w:eastAsia="Calibri" w:hAnsi="Calibri"/>
+          <w:sz w:val="22"/>
+          <w:szCs w:val="22"/>
+        </w:rPr>
+        <w:t xml:space="preserve">. The button now says </w:t>
       </w:r>
       <w:r>
         <w:rPr>
@@ -19287,15 +18862,15 @@
           <w:sz w:val="22"/>
           <w:szCs w:val="22"/>
         </w:rPr>
-        <w:t xml:space="preserve">Only mine</w:t>
-      </w:r>
-      <w:r>
-        <w:rPr>
-          <w:rFonts w:ascii="Calibri" w:cs="Calibri" w:eastAsia="Calibri" w:hAnsi="Calibri"/>
-          <w:sz w:val="22"/>
-          <w:szCs w:val="22"/>
-        </w:rPr>
-        <w:t xml:space="preserve"> to narrow the board. The </w:t>
+        <w:t xml:space="preserve">Shared</w:t>
+      </w:r>
+      <w:r>
+        <w:rPr>
+          <w:rFonts w:ascii="Calibri" w:cs="Calibri" w:eastAsia="Calibri" w:hAnsi="Calibri"/>
+          <w:sz w:val="22"/>
+          <w:szCs w:val="22"/>
+        </w:rPr>
+        <w:t xml:space="preserve"> or </w:t>
       </w:r>
       <w:r>
         <w:rPr>
@@ -19305,15 +18880,15 @@
           <w:sz w:val="22"/>
           <w:szCs w:val="22"/>
         </w:rPr>
-        <w:t xml:space="preserve">Rows</w:t>
-      </w:r>
-      <w:r>
-        <w:rPr>
-          <w:rFonts w:ascii="Calibri" w:cs="Calibri" w:eastAsia="Calibri" w:hAnsi="Calibri"/>
-          <w:sz w:val="22"/>
-          <w:szCs w:val="22"/>
-        </w:rPr>
-        <w:t xml:space="preserve"> picker groups cards by assignee, Epic or priority.</w:t>
+        <w:t xml:space="preserve">Private</w:t>
+      </w:r>
+      <w:r>
+        <w:rPr>
+          <w:rFonts w:ascii="Calibri" w:cs="Calibri" w:eastAsia="Calibri" w:hAnsi="Calibri"/>
+          <w:sz w:val="22"/>
+          <w:szCs w:val="22"/>
+        </w:rPr>
+        <w:t xml:space="preserve">.</w:t>
       </w:r>
     </w:p>
     <w:p>
@@ -19331,7 +18906,43 @@
           <w:sz w:val="22"/>
           <w:szCs w:val="22"/>
         </w:rPr>
-        <w:t xml:space="preserve">A column with a limit shows a warning when it is full; the board never blocks you.</w:t>
+        <w:t xml:space="preserve">To go back to the Project rules, open </w:t>
+      </w:r>
+      <w:r>
+        <w:rPr>
+          <w:rFonts w:ascii="Calibri" w:cs="Calibri" w:eastAsia="Calibri" w:hAnsi="Calibri"/>
+          <w:b/>
+          <w:bCs/>
+          <w:sz w:val="22"/>
+          <w:szCs w:val="22"/>
+        </w:rPr>
+        <w:t xml:space="preserve">Share</w:t>
+      </w:r>
+      <w:r>
+        <w:rPr>
+          <w:rFonts w:ascii="Calibri" w:cs="Calibri" w:eastAsia="Calibri" w:hAnsi="Calibri"/>
+          <w:sz w:val="22"/>
+          <w:szCs w:val="22"/>
+        </w:rPr>
+        <w:t xml:space="preserve"> again and click </w:t>
+      </w:r>
+      <w:r>
+        <w:rPr>
+          <w:rFonts w:ascii="Calibri" w:cs="Calibri" w:eastAsia="Calibri" w:hAnsi="Calibri"/>
+          <w:b/>
+          <w:bCs/>
+          <w:sz w:val="22"/>
+          <w:szCs w:val="22"/>
+        </w:rPr>
+        <w:t xml:space="preserve">Reset to inherited</w:t>
+      </w:r>
+      <w:r>
+        <w:rPr>
+          <w:rFonts w:ascii="Calibri" w:cs="Calibri" w:eastAsia="Calibri" w:hAnsi="Calibri"/>
+          <w:sz w:val="22"/>
+          <w:szCs w:val="22"/>
+        </w:rPr>
+        <w:t xml:space="preserve">.</w:t>
       </w:r>
     </w:p>
     <w:p>
@@ -19348,9 +18959,9 @@
       <w:r>
         <w:drawing>
           <wp:inline distT="0" distB="0" distL="0" distR="0">
-            <wp:extent cx="5715000" cy="3571875"/>
+            <wp:extent cx="4838700" cy="4095750"/>
             <wp:effectExtent t="0" r="0" b="0" l="0"/>
-            <wp:docPr id="25" name="25-kanban" descr="The Space Kanban board" title="The Space Kanban board"/>
+            <wp:docPr id="25" name="23-share" descr="The Sharing and permissions window" title="The Sharing and permissions window"/>
             <wp:cNvGraphicFramePr>
               <a:graphicFrameLocks xmlns:a="http://schemas.openxmlformats.org/drawingml/2006/main" noChangeAspect="1"/>
             </wp:cNvGraphicFramePr>
@@ -19373,7 +18984,7 @@
                   <pic:spPr bwMode="auto">
                     <a:xfrm>
                       <a:off x="0" y="0"/>
-                      <a:ext cx="5715000" cy="3571875"/>
+                      <a:ext cx="4838700" cy="4095750"/>
                     </a:xfrm>
                     <a:prstGeom prst="rect">
                       <a:avLst/>
@@ -19401,7 +19012,7 @@
           <w:sz w:val="20"/>
           <w:szCs w:val="20"/>
         </w:rPr>
-        <w:t xml:space="preserve">The Kanban board with its filters and the Add card button.</w:t>
+        <w:t xml:space="preserve">The Sharing and permissions window of an Epic.</w:t>
       </w:r>
     </w:p>
     <w:tbl>
@@ -19495,15 +19106,15 @@
                 <w:sz w:val="21"/>
                 <w:szCs w:val="21"/>
               </w:rPr>
-              <w:t xml:space="preserve">List</w:t>
-            </w:r>
-            <w:r>
-              <w:rPr>
-                <w:rFonts w:ascii="Calibri" w:cs="Calibri" w:eastAsia="Calibri" w:hAnsi="Calibri"/>
-                <w:sz w:val="21"/>
-                <w:szCs w:val="21"/>
-              </w:rPr>
-              <w:t xml:space="preserve">: Show one list or all lists.</w:t>
+              <w:t xml:space="preserve">Private</w:t>
+            </w:r>
+            <w:r>
+              <w:rPr>
+                <w:rFonts w:ascii="Calibri" w:cs="Calibri" w:eastAsia="Calibri" w:hAnsi="Calibri"/>
+                <w:sz w:val="21"/>
+                <w:szCs w:val="21"/>
+              </w:rPr>
+              <w:t xml:space="preserve">: Hides the item and everything under it from people who are not listed.</w:t>
             </w:r>
           </w:p>
         </w:tc>
@@ -19583,15 +19194,15 @@
                 <w:sz w:val="21"/>
                 <w:szCs w:val="21"/>
               </w:rPr>
-              <w:t xml:space="preserve">Filter cards</w:t>
-            </w:r>
-            <w:r>
-              <w:rPr>
-                <w:rFonts w:ascii="Calibri" w:cs="Calibri" w:eastAsia="Calibri" w:hAnsi="Calibri"/>
-                <w:sz w:val="21"/>
-                <w:szCs w:val="21"/>
-              </w:rPr>
-              <w:t xml:space="preserve">: Narrow the board by title or ID.</w:t>
+              <w:t xml:space="preserve">Add a person or team</w:t>
+            </w:r>
+            <w:r>
+              <w:rPr>
+                <w:rFonts w:ascii="Calibri" w:cs="Calibri" w:eastAsia="Calibri" w:hAnsi="Calibri"/>
+                <w:sz w:val="21"/>
+                <w:szCs w:val="21"/>
+              </w:rPr>
+              <w:t xml:space="preserve">: Choose who gets access.</w:t>
             </w:r>
           </w:p>
         </w:tc>
@@ -19671,33 +19282,103 @@
                 <w:sz w:val="21"/>
                 <w:szCs w:val="21"/>
               </w:rPr>
-              <w:t xml:space="preserve">Kanban board</w:t>
-            </w:r>
-            <w:r>
-              <w:rPr>
-                <w:rFonts w:ascii="Calibri" w:cs="Calibri" w:eastAsia="Calibri" w:hAnsi="Calibri"/>
-                <w:sz w:val="21"/>
-                <w:szCs w:val="21"/>
-              </w:rPr>
-              <w:t xml:space="preserve">: Opens this board from the left menu. Use </w:t>
-            </w:r>
-            <w:r>
-              <w:rPr>
-                <w:rFonts w:ascii="Calibri" w:cs="Calibri" w:eastAsia="Calibri" w:hAnsi="Calibri"/>
-                <w:b/>
-                <w:bCs/>
-                <w:sz w:val="21"/>
-                <w:szCs w:val="21"/>
-              </w:rPr>
-              <w:t xml:space="preserve">Add card</w:t>
-            </w:r>
-            <w:r>
-              <w:rPr>
-                <w:rFonts w:ascii="Calibri" w:cs="Calibri" w:eastAsia="Calibri" w:hAnsi="Calibri"/>
-                <w:sz w:val="21"/>
-                <w:szCs w:val="21"/>
-              </w:rPr>
-              <w:t xml:space="preserve"> at the bottom of a column to add cards.</w:t>
+              <w:t xml:space="preserve">Add</w:t>
+            </w:r>
+            <w:r>
+              <w:rPr>
+                <w:rFonts w:ascii="Calibri" w:cs="Calibri" w:eastAsia="Calibri" w:hAnsi="Calibri"/>
+                <w:sz w:val="21"/>
+                <w:szCs w:val="21"/>
+              </w:rPr>
+              <w:t xml:space="preserve">: Puts the person on the list with the selected role.</w:t>
+            </w:r>
+          </w:p>
+        </w:tc>
+      </w:tr>
+      <w:tr>
+        <w:trPr>
+          <w:cantSplit/>
+        </w:trPr>
+        <w:tc>
+          <w:tcPr>
+            <w:tcW w:type="dxa" w:w="560"/>
+            <w:tcBorders>
+              <w:top w:val="none" w:color="FFFFFF" w:sz="0"/>
+              <w:left w:val="none" w:color="FFFFFF" w:sz="0"/>
+              <w:bottom w:val="none" w:color="FFFFFF" w:sz="0"/>
+              <w:right w:val="none" w:color="FFFFFF" w:sz="0"/>
+            </w:tcBorders>
+            <w:tcMar>
+              <w:top w:type="dxa" w:w="40"/>
+              <w:left w:type="dxa" w:w="40"/>
+              <w:bottom w:type="dxa" w:w="40"/>
+              <w:right w:type="dxa" w:w="60"/>
+            </w:tcMar>
+            <w:vAlign w:val="top"/>
+          </w:tcPr>
+          <w:p>
+            <w:pPr>
+              <w:jc w:val="center"/>
+            </w:pPr>
+            <w:r>
+              <w:rPr>
+                <w:rFonts w:ascii="Calibri" w:cs="Calibri" w:eastAsia="Calibri" w:hAnsi="Calibri"/>
+                <w:b/>
+                <w:bCs/>
+                <w:color w:val="FFFFFF"/>
+                <w:sz w:val="22"/>
+                <w:szCs w:val="22"/>
+                <w:shd w:fill="E11D48" w:color="auto" w:val="clear"/>
+              </w:rPr>
+              <w:t xml:space="preserve"> 4 </w:t>
+            </w:r>
+          </w:p>
+        </w:tc>
+        <w:tc>
+          <w:tcPr>
+            <w:tcW w:type="dxa" w:w="9078"/>
+            <w:tcBorders>
+              <w:top w:val="none" w:color="FFFFFF" w:sz="0"/>
+              <w:left w:val="none" w:color="FFFFFF" w:sz="0"/>
+              <w:bottom w:val="none" w:color="FFFFFF" w:sz="0"/>
+              <w:right w:val="none" w:color="FFFFFF" w:sz="0"/>
+            </w:tcBorders>
+            <w:tcMar>
+              <w:top w:type="dxa" w:w="40"/>
+              <w:left w:type="dxa" w:w="60"/>
+              <w:bottom w:type="dxa" w:w="40"/>
+              <w:right w:type="dxa" w:w="40"/>
+            </w:tcMar>
+          </w:tcPr>
+          <w:p>
+            <w:pPr>
+              <w:spacing w:after="0"/>
+            </w:pPr>
+            <w:r>
+              <w:rPr>
+                <w:rFonts w:ascii="Calibri" w:cs="Calibri" w:eastAsia="Calibri" w:hAnsi="Calibri"/>
+                <w:sz w:val="21"/>
+                <w:szCs w:val="21"/>
+              </w:rPr>
+              <w:t xml:space="preserve"/>
+            </w:r>
+            <w:r>
+              <w:rPr>
+                <w:rFonts w:ascii="Calibri" w:cs="Calibri" w:eastAsia="Calibri" w:hAnsi="Calibri"/>
+                <w:b/>
+                <w:bCs/>
+                <w:sz w:val="21"/>
+                <w:szCs w:val="21"/>
+              </w:rPr>
+              <w:t xml:space="preserve">Save</w:t>
+            </w:r>
+            <w:r>
+              <w:rPr>
+                <w:rFonts w:ascii="Calibri" w:cs="Calibri" w:eastAsia="Calibri" w:hAnsi="Calibri"/>
+                <w:sz w:val="21"/>
+                <w:szCs w:val="21"/>
+              </w:rPr>
+              <w:t xml:space="preserve">: Applies the settings.</w:t>
             </w:r>
           </w:p>
         </w:tc>
@@ -19732,11 +19413,11 @@
             <w:tcW w:type="dxa" w:w="9638"/>
             <w:tcBorders>
               <w:top w:val="none" w:color="FFFFFF" w:sz="0"/>
-              <w:left w:val="single" w:color="10B981" w:sz="24"/>
+              <w:left w:val="single" w:color="0EA5E9" w:sz="24"/>
               <w:bottom w:val="none" w:color="FFFFFF" w:sz="0"/>
               <w:right w:val="none" w:color="FFFFFF" w:sz="0"/>
             </w:tcBorders>
-            <w:shd w:fill="E7F7EE" w:color="auto" w:val="clear"/>
+            <w:shd w:fill="E8F3FB" w:color="auto" w:val="clear"/>
             <w:tcMar>
               <w:top w:type="dxa" w:w="100"/>
               <w:left w:type="dxa" w:w="180"/>
@@ -19756,7 +19437,7 @@
                 <w:sz w:val="22"/>
                 <w:szCs w:val="22"/>
               </w:rPr>
-              <w:t xml:space="preserve">Tip: </w:t>
+              <w:t xml:space="preserve">Note: </w:t>
             </w:r>
             <w:r>
               <w:rPr>
@@ -19764,7 +19445,92 @@
                 <w:sz w:val="22"/>
                 <w:szCs w:val="22"/>
               </w:rPr>
-              <w:t xml:space="preserve">Click a card’s title to open it in a side panel without leaving the board.</w:t>
+              <w:t xml:space="preserve">Sub-Tasks and child Tasks </w:t>
+            </w:r>
+            <w:r>
+              <w:rPr>
+                <w:rFonts w:ascii="Calibri" w:cs="Calibri" w:eastAsia="Calibri" w:hAnsi="Calibri"/>
+                <w:b/>
+                <w:bCs/>
+                <w:sz w:val="22"/>
+                <w:szCs w:val="22"/>
+              </w:rPr>
+              <w:t xml:space="preserve">inherit</w:t>
+            </w:r>
+            <w:r>
+              <w:rPr>
+                <w:rFonts w:ascii="Calibri" w:cs="Calibri" w:eastAsia="Calibri" w:hAnsi="Calibri"/>
+                <w:sz w:val="22"/>
+                <w:szCs w:val="22"/>
+              </w:rPr>
+              <w:t xml:space="preserve"> the settings of the item above them. A child can have its own settings, and then those win.</w:t>
+            </w:r>
+          </w:p>
+        </w:tc>
+      </w:tr>
+    </w:tbl>
+    <w:p>
+      <w:pPr>
+        <w:spacing w:after="160"/>
+      </w:pPr>
+    </w:p>
+    <w:tbl>
+      <w:tblPr>
+        <w:tblW w:type="dxa" w:w="9638"/>
+        <w:tblBorders>
+          <w:top w:val="single" w:color="auto" w:sz="4"/>
+          <w:left w:val="single" w:color="auto" w:sz="4"/>
+          <w:bottom w:val="single" w:color="auto" w:sz="4"/>
+          <w:right w:val="single" w:color="auto" w:sz="4"/>
+          <w:insideH w:val="single" w:color="auto" w:sz="4"/>
+          <w:insideV w:val="single" w:color="auto" w:sz="4"/>
+        </w:tblBorders>
+      </w:tblPr>
+      <w:tblGrid>
+        <w:gridCol w:w="9638"/>
+      </w:tblGrid>
+      <w:tr>
+        <w:trPr>
+          <w:cantSplit/>
+        </w:trPr>
+        <w:tc>
+          <w:tcPr>
+            <w:tcW w:type="dxa" w:w="9638"/>
+            <w:tcBorders>
+              <w:top w:val="none" w:color="FFFFFF" w:sz="0"/>
+              <w:left w:val="single" w:color="F59E0B" w:sz="24"/>
+              <w:bottom w:val="none" w:color="FFFFFF" w:sz="0"/>
+              <w:right w:val="none" w:color="FFFFFF" w:sz="0"/>
+            </w:tcBorders>
+            <w:shd w:fill="FFF4DC" w:color="auto" w:val="clear"/>
+            <w:tcMar>
+              <w:top w:type="dxa" w:w="100"/>
+              <w:left w:type="dxa" w:w="180"/>
+              <w:bottom w:type="dxa" w:w="100"/>
+              <w:right w:type="dxa" w:w="140"/>
+            </w:tcMar>
+          </w:tcPr>
+          <w:p>
+            <w:pPr>
+              <w:spacing w:after="0" w:line="290"/>
+            </w:pPr>
+            <w:r>
+              <w:rPr>
+                <w:rFonts w:ascii="Calibri" w:cs="Calibri" w:eastAsia="Calibri" w:hAnsi="Calibri"/>
+                <w:b/>
+                <w:bCs/>
+                <w:sz w:val="22"/>
+                <w:szCs w:val="22"/>
+              </w:rPr>
+              <w:t xml:space="preserve">Warning: </w:t>
+            </w:r>
+            <w:r>
+              <w:rPr>
+                <w:rFonts w:ascii="Calibri" w:cs="Calibri" w:eastAsia="Calibri" w:hAnsi="Calibri"/>
+                <w:sz w:val="22"/>
+                <w:szCs w:val="22"/>
+              </w:rPr>
+              <w:t xml:space="preserve">You cannot give someone more rights than you have yourself. To share an item with someone who is not in a private Project, first add them to that Project.</w:t>
             </w:r>
           </w:p>
         </w:tc>
@@ -19789,7 +19555,1733 @@
           <w:sz w:val="34"/>
           <w:szCs w:val="34"/>
         </w:rPr>
-        <w:t xml:space="preserve">16. Quick tips and FAQ</w:t>
+        <w:t xml:space="preserve">15. Roles and permissions (Settings)</w:t>
+      </w:r>
+    </w:p>
+    <w:p>
+      <w:pPr>
+        <w:spacing w:after="140" w:line="300"/>
+      </w:pPr>
+      <w:r>
+        <w:rPr>
+          <w:rFonts w:ascii="Calibri" w:cs="Calibri" w:eastAsia="Calibri" w:hAnsi="Calibri"/>
+          <w:sz w:val="22"/>
+          <w:szCs w:val="22"/>
+        </w:rPr>
+        <w:t xml:space="preserve">Administrators decide what each role can do in </w:t>
+      </w:r>
+      <w:r>
+        <w:rPr>
+          <w:rFonts w:ascii="Calibri" w:cs="Calibri" w:eastAsia="Calibri" w:hAnsi="Calibri"/>
+          <w:b/>
+          <w:bCs/>
+          <w:sz w:val="22"/>
+          <w:szCs w:val="22"/>
+        </w:rPr>
+        <w:t xml:space="preserve">Settings → Roles</w:t>
+      </w:r>
+      <w:r>
+        <w:rPr>
+          <w:rFonts w:ascii="Calibri" w:cs="Calibri" w:eastAsia="Calibri" w:hAnsi="Calibri"/>
+          <w:sz w:val="22"/>
+          <w:szCs w:val="22"/>
+        </w:rPr>
+        <w:t xml:space="preserve">. Changes apply immediately.</w:t>
+      </w:r>
+    </w:p>
+    <w:p>
+      <w:pPr>
+        <w:pStyle w:val="ListParagraph"/>
+        <w:numPr>
+          <w:ilvl w:val="0"/>
+          <w:numId w:val="18"/>
+        </w:numPr>
+        <w:spacing w:after="100" w:line="290"/>
+      </w:pPr>
+      <w:r>
+        <w:rPr>
+          <w:rFonts w:ascii="Calibri" w:cs="Calibri" w:eastAsia="Calibri" w:hAnsi="Calibri"/>
+          <w:sz w:val="22"/>
+          <w:szCs w:val="22"/>
+        </w:rPr>
+        <w:t xml:space="preserve">Open </w:t>
+      </w:r>
+      <w:r>
+        <w:rPr>
+          <w:rFonts w:ascii="Calibri" w:cs="Calibri" w:eastAsia="Calibri" w:hAnsi="Calibri"/>
+          <w:b/>
+          <w:bCs/>
+          <w:sz w:val="22"/>
+          <w:szCs w:val="22"/>
+        </w:rPr>
+        <w:t xml:space="preserve">Settings</w:t>
+      </w:r>
+      <w:r>
+        <w:rPr>
+          <w:rFonts w:ascii="Calibri" w:cs="Calibri" w:eastAsia="Calibri" w:hAnsi="Calibri"/>
+          <w:sz w:val="22"/>
+          <w:szCs w:val="22"/>
+        </w:rPr>
+        <w:t xml:space="preserve"> and click </w:t>
+      </w:r>
+      <w:r>
+        <w:rPr>
+          <w:rFonts w:ascii="Calibri" w:cs="Calibri" w:eastAsia="Calibri" w:hAnsi="Calibri"/>
+          <w:b/>
+          <w:bCs/>
+          <w:sz w:val="22"/>
+          <w:szCs w:val="22"/>
+        </w:rPr>
+        <w:t xml:space="preserve">Roles</w:t>
+      </w:r>
+      <w:r>
+        <w:rPr>
+          <w:rFonts w:ascii="Calibri" w:cs="Calibri" w:eastAsia="Calibri" w:hAnsi="Calibri"/>
+          <w:sz w:val="22"/>
+          <w:szCs w:val="22"/>
+        </w:rPr>
+        <w:t xml:space="preserve">.</w:t>
+      </w:r>
+    </w:p>
+    <w:p>
+      <w:pPr>
+        <w:pStyle w:val="ListParagraph"/>
+        <w:numPr>
+          <w:ilvl w:val="0"/>
+          <w:numId w:val="18"/>
+        </w:numPr>
+        <w:spacing w:after="100" w:line="290"/>
+      </w:pPr>
+      <w:r>
+        <w:rPr>
+          <w:rFonts w:ascii="Calibri" w:cs="Calibri" w:eastAsia="Calibri" w:hAnsi="Calibri"/>
+          <w:sz w:val="22"/>
+          <w:szCs w:val="22"/>
+        </w:rPr>
+        <w:t xml:space="preserve">Choose </w:t>
+      </w:r>
+      <w:r>
+        <w:rPr>
+          <w:rFonts w:ascii="Calibri" w:cs="Calibri" w:eastAsia="Calibri" w:hAnsi="Calibri"/>
+          <w:b/>
+          <w:bCs/>
+          <w:sz w:val="22"/>
+          <w:szCs w:val="22"/>
+        </w:rPr>
+        <w:t xml:space="preserve">Project roles</w:t>
+      </w:r>
+      <w:r>
+        <w:rPr>
+          <w:rFonts w:ascii="Calibri" w:cs="Calibri" w:eastAsia="Calibri" w:hAnsi="Calibri"/>
+          <w:sz w:val="22"/>
+          <w:szCs w:val="22"/>
+        </w:rPr>
+        <w:t xml:space="preserve"> (rights inside a Project) or </w:t>
+      </w:r>
+      <w:r>
+        <w:rPr>
+          <w:rFonts w:ascii="Calibri" w:cs="Calibri" w:eastAsia="Calibri" w:hAnsi="Calibri"/>
+          <w:b/>
+          <w:bCs/>
+          <w:sz w:val="22"/>
+          <w:szCs w:val="22"/>
+        </w:rPr>
+        <w:t xml:space="preserve">Workspace roles</w:t>
+      </w:r>
+      <w:r>
+        <w:rPr>
+          <w:rFonts w:ascii="Calibri" w:cs="Calibri" w:eastAsia="Calibri" w:hAnsi="Calibri"/>
+          <w:sz w:val="22"/>
+          <w:szCs w:val="22"/>
+        </w:rPr>
+        <w:t xml:space="preserve"> (rights in the whole workspace).</w:t>
+      </w:r>
+    </w:p>
+    <w:p>
+      <w:pPr>
+        <w:pStyle w:val="ListParagraph"/>
+        <w:numPr>
+          <w:ilvl w:val="0"/>
+          <w:numId w:val="18"/>
+        </w:numPr>
+        <w:spacing w:after="100" w:line="290"/>
+      </w:pPr>
+      <w:r>
+        <w:rPr>
+          <w:rFonts w:ascii="Calibri" w:cs="Calibri" w:eastAsia="Calibri" w:hAnsi="Calibri"/>
+          <w:sz w:val="22"/>
+          <w:szCs w:val="22"/>
+        </w:rPr>
+        <w:t xml:space="preserve">Tick or untick a box to change a role. Each row is one permission.</w:t>
+      </w:r>
+    </w:p>
+    <w:p>
+      <w:pPr>
+        <w:pStyle w:val="ListParagraph"/>
+        <w:numPr>
+          <w:ilvl w:val="0"/>
+          <w:numId w:val="18"/>
+        </w:numPr>
+        <w:spacing w:after="100" w:line="290"/>
+      </w:pPr>
+      <w:r>
+        <w:rPr>
+          <w:rFonts w:ascii="Calibri" w:cs="Calibri" w:eastAsia="Calibri" w:hAnsi="Calibri"/>
+          <w:sz w:val="22"/>
+          <w:szCs w:val="22"/>
+        </w:rPr>
+        <w:t xml:space="preserve">Click </w:t>
+      </w:r>
+      <w:r>
+        <w:rPr>
+          <w:rFonts w:ascii="Calibri" w:cs="Calibri" w:eastAsia="Calibri" w:hAnsi="Calibri"/>
+          <w:b/>
+          <w:bCs/>
+          <w:sz w:val="22"/>
+          <w:szCs w:val="22"/>
+        </w:rPr>
+        <w:t xml:space="preserve">New role</w:t>
+      </w:r>
+      <w:r>
+        <w:rPr>
+          <w:rFonts w:ascii="Calibri" w:cs="Calibri" w:eastAsia="Calibri" w:hAnsi="Calibri"/>
+          <w:sz w:val="22"/>
+          <w:szCs w:val="22"/>
+        </w:rPr>
+        <w:t xml:space="preserve"> to create your own role (for example </w:t>
+      </w:r>
+      <w:r>
+        <w:rPr>
+          <w:rFonts w:ascii="Calibri" w:cs="Calibri" w:eastAsia="Calibri" w:hAnsi="Calibri"/>
+          <w:b/>
+          <w:bCs/>
+          <w:sz w:val="22"/>
+          <w:szCs w:val="22"/>
+        </w:rPr>
+        <w:t xml:space="preserve">QA Engineer</w:t>
+      </w:r>
+      <w:r>
+        <w:rPr>
+          <w:rFonts w:ascii="Calibri" w:cs="Calibri" w:eastAsia="Calibri" w:hAnsi="Calibri"/>
+          <w:sz w:val="22"/>
+          <w:szCs w:val="22"/>
+        </w:rPr>
+        <w:t xml:space="preserve">). You can start from an existing role.</w:t>
+      </w:r>
+    </w:p>
+    <w:p>
+      <w:pPr>
+        <w:pStyle w:val="ListParagraph"/>
+        <w:numPr>
+          <w:ilvl w:val="0"/>
+          <w:numId w:val="18"/>
+        </w:numPr>
+        <w:spacing w:after="100" w:line="290"/>
+      </w:pPr>
+      <w:r>
+        <w:rPr>
+          <w:rFonts w:ascii="Calibri" w:cs="Calibri" w:eastAsia="Calibri" w:hAnsi="Calibri"/>
+          <w:sz w:val="22"/>
+          <w:szCs w:val="22"/>
+        </w:rPr>
+        <w:t xml:space="preserve">Use the </w:t>
+      </w:r>
+      <w:r>
+        <w:rPr>
+          <w:rFonts w:ascii="Calibri" w:cs="Calibri" w:eastAsia="Calibri" w:hAnsi="Calibri"/>
+          <w:b/>
+          <w:bCs/>
+          <w:sz w:val="22"/>
+          <w:szCs w:val="22"/>
+        </w:rPr>
+        <w:t xml:space="preserve">⋯</w:t>
+      </w:r>
+      <w:r>
+        <w:rPr>
+          <w:rFonts w:ascii="Calibri" w:cs="Calibri" w:eastAsia="Calibri" w:hAnsi="Calibri"/>
+          <w:sz w:val="22"/>
+          <w:szCs w:val="22"/>
+        </w:rPr>
+        <w:t xml:space="preserve"> menu on a column to rename or delete a custom role, or reset a built-in role to its defaults.</w:t>
+      </w:r>
+    </w:p>
+    <w:p>
+      <w:pPr>
+        <w:spacing w:after="100"/>
+      </w:pPr>
+    </w:p>
+    <w:p>
+      <w:pPr>
+        <w:keepNext/>
+        <w:spacing w:after="80" w:before="120"/>
+        <w:jc w:val="center"/>
+      </w:pPr>
+      <w:r>
+        <w:drawing>
+          <wp:inline distT="0" distB="0" distL="0" distR="0">
+            <wp:extent cx="5715000" cy="3571875"/>
+            <wp:effectExtent t="0" r="0" b="0" l="0"/>
+            <wp:docPr id="26" name="24-roles" descr="The roles and permissions table" title="The roles and permissions table"/>
+            <wp:cNvGraphicFramePr>
+              <a:graphicFrameLocks xmlns:a="http://schemas.openxmlformats.org/drawingml/2006/main" noChangeAspect="1"/>
+            </wp:cNvGraphicFramePr>
+            <a:graphic xmlns:a="http://schemas.openxmlformats.org/drawingml/2006/main">
+              <a:graphicData uri="http://schemas.openxmlformats.org/drawingml/2006/picture">
+                <pic:pic xmlns:pic="http://schemas.openxmlformats.org/drawingml/2006/picture">
+                  <pic:nvPicPr>
+                    <pic:cNvPr id="0" name="" descr=""/>
+                    <pic:cNvPicPr>
+                      <a:picLocks noChangeAspect="1" noChangeArrowheads="1"/>
+                    </pic:cNvPicPr>
+                  </pic:nvPicPr>
+                  <pic:blipFill>
+                    <a:blip r:embed="rId33" cstate="none"/>
+                    <a:srcRect/>
+                    <a:stretch>
+                      <a:fillRect/>
+                    </a:stretch>
+                  </pic:blipFill>
+                  <pic:spPr bwMode="auto">
+                    <a:xfrm>
+                      <a:off x="0" y="0"/>
+                      <a:ext cx="5715000" cy="3571875"/>
+                    </a:xfrm>
+                    <a:prstGeom prst="rect">
+                      <a:avLst/>
+                    </a:prstGeom>
+                  </pic:spPr>
+                </pic:pic>
+              </a:graphicData>
+            </a:graphic>
+          </wp:inline>
+        </w:drawing>
+      </w:r>
+    </w:p>
+    <w:p>
+      <w:pPr>
+        <w:keepNext/>
+        <w:spacing w:after="120"/>
+        <w:jc w:val="center"/>
+      </w:pPr>
+      <w:r>
+        <w:rPr>
+          <w:rFonts w:ascii="Calibri" w:cs="Calibri" w:eastAsia="Calibri" w:hAnsi="Calibri"/>
+          <w:i/>
+          <w:iCs/>
+          <w:color w:val="555B6E"/>
+          <w:sz w:val="20"/>
+          <w:szCs w:val="20"/>
+        </w:rPr>
+        <w:t xml:space="preserve">The Roles page with one column per role.</w:t>
+      </w:r>
+    </w:p>
+    <w:tbl>
+      <w:tblPr>
+        <w:tblW w:type="dxa" w:w="9638"/>
+        <w:tblBorders>
+          <w:top w:val="single" w:color="auto" w:sz="4"/>
+          <w:left w:val="single" w:color="auto" w:sz="4"/>
+          <w:bottom w:val="single" w:color="auto" w:sz="4"/>
+          <w:right w:val="single" w:color="auto" w:sz="4"/>
+          <w:insideH w:val="single" w:color="auto" w:sz="4"/>
+          <w:insideV w:val="single" w:color="auto" w:sz="4"/>
+        </w:tblBorders>
+      </w:tblPr>
+      <w:tblGrid>
+        <w:gridCol w:w="560"/>
+        <w:gridCol w:w="9078"/>
+      </w:tblGrid>
+      <w:tr>
+        <w:trPr>
+          <w:cantSplit/>
+        </w:trPr>
+        <w:tc>
+          <w:tcPr>
+            <w:tcW w:type="dxa" w:w="560"/>
+            <w:tcBorders>
+              <w:top w:val="none" w:color="FFFFFF" w:sz="0"/>
+              <w:left w:val="none" w:color="FFFFFF" w:sz="0"/>
+              <w:bottom w:val="none" w:color="FFFFFF" w:sz="0"/>
+              <w:right w:val="none" w:color="FFFFFF" w:sz="0"/>
+            </w:tcBorders>
+            <w:tcMar>
+              <w:top w:type="dxa" w:w="40"/>
+              <w:left w:type="dxa" w:w="40"/>
+              <w:bottom w:type="dxa" w:w="40"/>
+              <w:right w:type="dxa" w:w="60"/>
+            </w:tcMar>
+            <w:vAlign w:val="top"/>
+          </w:tcPr>
+          <w:p>
+            <w:pPr>
+              <w:jc w:val="center"/>
+            </w:pPr>
+            <w:r>
+              <w:rPr>
+                <w:rFonts w:ascii="Calibri" w:cs="Calibri" w:eastAsia="Calibri" w:hAnsi="Calibri"/>
+                <w:b/>
+                <w:bCs/>
+                <w:color w:val="FFFFFF"/>
+                <w:sz w:val="22"/>
+                <w:szCs w:val="22"/>
+                <w:shd w:fill="E11D48" w:color="auto" w:val="clear"/>
+              </w:rPr>
+              <w:t xml:space="preserve"> 1 </w:t>
+            </w:r>
+          </w:p>
+        </w:tc>
+        <w:tc>
+          <w:tcPr>
+            <w:tcW w:type="dxa" w:w="9078"/>
+            <w:tcBorders>
+              <w:top w:val="none" w:color="FFFFFF" w:sz="0"/>
+              <w:left w:val="none" w:color="FFFFFF" w:sz="0"/>
+              <w:bottom w:val="none" w:color="FFFFFF" w:sz="0"/>
+              <w:right w:val="none" w:color="FFFFFF" w:sz="0"/>
+            </w:tcBorders>
+            <w:tcMar>
+              <w:top w:type="dxa" w:w="40"/>
+              <w:left w:type="dxa" w:w="60"/>
+              <w:bottom w:type="dxa" w:w="40"/>
+              <w:right w:type="dxa" w:w="40"/>
+            </w:tcMar>
+          </w:tcPr>
+          <w:p>
+            <w:pPr>
+              <w:spacing w:after="0"/>
+            </w:pPr>
+            <w:r>
+              <w:rPr>
+                <w:rFonts w:ascii="Calibri" w:cs="Calibri" w:eastAsia="Calibri" w:hAnsi="Calibri"/>
+                <w:sz w:val="21"/>
+                <w:szCs w:val="21"/>
+              </w:rPr>
+              <w:t xml:space="preserve"/>
+            </w:r>
+            <w:r>
+              <w:rPr>
+                <w:rFonts w:ascii="Calibri" w:cs="Calibri" w:eastAsia="Calibri" w:hAnsi="Calibri"/>
+                <w:b/>
+                <w:bCs/>
+                <w:sz w:val="21"/>
+                <w:szCs w:val="21"/>
+              </w:rPr>
+              <w:t xml:space="preserve">Project roles / Workspace roles</w:t>
+            </w:r>
+            <w:r>
+              <w:rPr>
+                <w:rFonts w:ascii="Calibri" w:cs="Calibri" w:eastAsia="Calibri" w:hAnsi="Calibri"/>
+                <w:sz w:val="21"/>
+                <w:szCs w:val="21"/>
+              </w:rPr>
+              <w:t xml:space="preserve">: Switches between the two kinds of roles.</w:t>
+            </w:r>
+          </w:p>
+        </w:tc>
+      </w:tr>
+      <w:tr>
+        <w:trPr>
+          <w:cantSplit/>
+        </w:trPr>
+        <w:tc>
+          <w:tcPr>
+            <w:tcW w:type="dxa" w:w="560"/>
+            <w:tcBorders>
+              <w:top w:val="none" w:color="FFFFFF" w:sz="0"/>
+              <w:left w:val="none" w:color="FFFFFF" w:sz="0"/>
+              <w:bottom w:val="none" w:color="FFFFFF" w:sz="0"/>
+              <w:right w:val="none" w:color="FFFFFF" w:sz="0"/>
+            </w:tcBorders>
+            <w:tcMar>
+              <w:top w:type="dxa" w:w="40"/>
+              <w:left w:type="dxa" w:w="40"/>
+              <w:bottom w:type="dxa" w:w="40"/>
+              <w:right w:type="dxa" w:w="60"/>
+            </w:tcMar>
+            <w:vAlign w:val="top"/>
+          </w:tcPr>
+          <w:p>
+            <w:pPr>
+              <w:jc w:val="center"/>
+            </w:pPr>
+            <w:r>
+              <w:rPr>
+                <w:rFonts w:ascii="Calibri" w:cs="Calibri" w:eastAsia="Calibri" w:hAnsi="Calibri"/>
+                <w:b/>
+                <w:bCs/>
+                <w:color w:val="FFFFFF"/>
+                <w:sz w:val="22"/>
+                <w:szCs w:val="22"/>
+                <w:shd w:fill="E11D48" w:color="auto" w:val="clear"/>
+              </w:rPr>
+              <w:t xml:space="preserve"> 2 </w:t>
+            </w:r>
+          </w:p>
+        </w:tc>
+        <w:tc>
+          <w:tcPr>
+            <w:tcW w:type="dxa" w:w="9078"/>
+            <w:tcBorders>
+              <w:top w:val="none" w:color="FFFFFF" w:sz="0"/>
+              <w:left w:val="none" w:color="FFFFFF" w:sz="0"/>
+              <w:bottom w:val="none" w:color="FFFFFF" w:sz="0"/>
+              <w:right w:val="none" w:color="FFFFFF" w:sz="0"/>
+            </w:tcBorders>
+            <w:tcMar>
+              <w:top w:type="dxa" w:w="40"/>
+              <w:left w:type="dxa" w:w="60"/>
+              <w:bottom w:type="dxa" w:w="40"/>
+              <w:right w:type="dxa" w:w="40"/>
+            </w:tcMar>
+          </w:tcPr>
+          <w:p>
+            <w:pPr>
+              <w:spacing w:after="0"/>
+            </w:pPr>
+            <w:r>
+              <w:rPr>
+                <w:rFonts w:ascii="Calibri" w:cs="Calibri" w:eastAsia="Calibri" w:hAnsi="Calibri"/>
+                <w:sz w:val="21"/>
+                <w:szCs w:val="21"/>
+              </w:rPr>
+              <w:t xml:space="preserve"/>
+            </w:r>
+            <w:r>
+              <w:rPr>
+                <w:rFonts w:ascii="Calibri" w:cs="Calibri" w:eastAsia="Calibri" w:hAnsi="Calibri"/>
+                <w:b/>
+                <w:bCs/>
+                <w:sz w:val="21"/>
+                <w:szCs w:val="21"/>
+              </w:rPr>
+              <w:t xml:space="preserve">New role</w:t>
+            </w:r>
+            <w:r>
+              <w:rPr>
+                <w:rFonts w:ascii="Calibri" w:cs="Calibri" w:eastAsia="Calibri" w:hAnsi="Calibri"/>
+                <w:sz w:val="21"/>
+                <w:szCs w:val="21"/>
+              </w:rPr>
+              <w:t xml:space="preserve">: Creates a custom role.</w:t>
+            </w:r>
+          </w:p>
+        </w:tc>
+      </w:tr>
+      <w:tr>
+        <w:trPr>
+          <w:cantSplit/>
+        </w:trPr>
+        <w:tc>
+          <w:tcPr>
+            <w:tcW w:type="dxa" w:w="560"/>
+            <w:tcBorders>
+              <w:top w:val="none" w:color="FFFFFF" w:sz="0"/>
+              <w:left w:val="none" w:color="FFFFFF" w:sz="0"/>
+              <w:bottom w:val="none" w:color="FFFFFF" w:sz="0"/>
+              <w:right w:val="none" w:color="FFFFFF" w:sz="0"/>
+            </w:tcBorders>
+            <w:tcMar>
+              <w:top w:type="dxa" w:w="40"/>
+              <w:left w:type="dxa" w:w="40"/>
+              <w:bottom w:type="dxa" w:w="40"/>
+              <w:right w:type="dxa" w:w="60"/>
+            </w:tcMar>
+            <w:vAlign w:val="top"/>
+          </w:tcPr>
+          <w:p>
+            <w:pPr>
+              <w:jc w:val="center"/>
+            </w:pPr>
+            <w:r>
+              <w:rPr>
+                <w:rFonts w:ascii="Calibri" w:cs="Calibri" w:eastAsia="Calibri" w:hAnsi="Calibri"/>
+                <w:b/>
+                <w:bCs/>
+                <w:color w:val="FFFFFF"/>
+                <w:sz w:val="22"/>
+                <w:szCs w:val="22"/>
+                <w:shd w:fill="E11D48" w:color="auto" w:val="clear"/>
+              </w:rPr>
+              <w:t xml:space="preserve"> 3 </w:t>
+            </w:r>
+          </w:p>
+        </w:tc>
+        <w:tc>
+          <w:tcPr>
+            <w:tcW w:type="dxa" w:w="9078"/>
+            <w:tcBorders>
+              <w:top w:val="none" w:color="FFFFFF" w:sz="0"/>
+              <w:left w:val="none" w:color="FFFFFF" w:sz="0"/>
+              <w:bottom w:val="none" w:color="FFFFFF" w:sz="0"/>
+              <w:right w:val="none" w:color="FFFFFF" w:sz="0"/>
+            </w:tcBorders>
+            <w:tcMar>
+              <w:top w:type="dxa" w:w="40"/>
+              <w:left w:type="dxa" w:w="60"/>
+              <w:bottom w:type="dxa" w:w="40"/>
+              <w:right w:type="dxa" w:w="40"/>
+            </w:tcMar>
+          </w:tcPr>
+          <w:p>
+            <w:pPr>
+              <w:spacing w:after="0"/>
+            </w:pPr>
+            <w:r>
+              <w:rPr>
+                <w:rFonts w:ascii="Calibri" w:cs="Calibri" w:eastAsia="Calibri" w:hAnsi="Calibri"/>
+                <w:sz w:val="21"/>
+                <w:szCs w:val="21"/>
+              </w:rPr>
+              <w:t xml:space="preserve"/>
+            </w:r>
+            <w:r>
+              <w:rPr>
+                <w:rFonts w:ascii="Calibri" w:cs="Calibri" w:eastAsia="Calibri" w:hAnsi="Calibri"/>
+                <w:b/>
+                <w:bCs/>
+                <w:sz w:val="21"/>
+                <w:szCs w:val="21"/>
+              </w:rPr>
+              <w:t xml:space="preserve">Role column</w:t>
+            </w:r>
+            <w:r>
+              <w:rPr>
+                <w:rFonts w:ascii="Calibri" w:cs="Calibri" w:eastAsia="Calibri" w:hAnsi="Calibri"/>
+                <w:sz w:val="21"/>
+                <w:szCs w:val="21"/>
+              </w:rPr>
+              <w:t xml:space="preserve">: One column per role; the number shows how many people use it.</w:t>
+            </w:r>
+          </w:p>
+        </w:tc>
+      </w:tr>
+      <w:tr>
+        <w:trPr>
+          <w:cantSplit/>
+        </w:trPr>
+        <w:tc>
+          <w:tcPr>
+            <w:tcW w:type="dxa" w:w="560"/>
+            <w:tcBorders>
+              <w:top w:val="none" w:color="FFFFFF" w:sz="0"/>
+              <w:left w:val="none" w:color="FFFFFF" w:sz="0"/>
+              <w:bottom w:val="none" w:color="FFFFFF" w:sz="0"/>
+              <w:right w:val="none" w:color="FFFFFF" w:sz="0"/>
+            </w:tcBorders>
+            <w:tcMar>
+              <w:top w:type="dxa" w:w="40"/>
+              <w:left w:type="dxa" w:w="40"/>
+              <w:bottom w:type="dxa" w:w="40"/>
+              <w:right w:type="dxa" w:w="60"/>
+            </w:tcMar>
+            <w:vAlign w:val="top"/>
+          </w:tcPr>
+          <w:p>
+            <w:pPr>
+              <w:jc w:val="center"/>
+            </w:pPr>
+            <w:r>
+              <w:rPr>
+                <w:rFonts w:ascii="Calibri" w:cs="Calibri" w:eastAsia="Calibri" w:hAnsi="Calibri"/>
+                <w:b/>
+                <w:bCs/>
+                <w:color w:val="FFFFFF"/>
+                <w:sz w:val="22"/>
+                <w:szCs w:val="22"/>
+                <w:shd w:fill="E11D48" w:color="auto" w:val="clear"/>
+              </w:rPr>
+              <w:t xml:space="preserve"> 4 </w:t>
+            </w:r>
+          </w:p>
+        </w:tc>
+        <w:tc>
+          <w:tcPr>
+            <w:tcW w:type="dxa" w:w="9078"/>
+            <w:tcBorders>
+              <w:top w:val="none" w:color="FFFFFF" w:sz="0"/>
+              <w:left w:val="none" w:color="FFFFFF" w:sz="0"/>
+              <w:bottom w:val="none" w:color="FFFFFF" w:sz="0"/>
+              <w:right w:val="none" w:color="FFFFFF" w:sz="0"/>
+            </w:tcBorders>
+            <w:tcMar>
+              <w:top w:type="dxa" w:w="40"/>
+              <w:left w:type="dxa" w:w="60"/>
+              <w:bottom w:type="dxa" w:w="40"/>
+              <w:right w:type="dxa" w:w="40"/>
+            </w:tcMar>
+          </w:tcPr>
+          <w:p>
+            <w:pPr>
+              <w:spacing w:after="0"/>
+            </w:pPr>
+            <w:r>
+              <w:rPr>
+                <w:rFonts w:ascii="Calibri" w:cs="Calibri" w:eastAsia="Calibri" w:hAnsi="Calibri"/>
+                <w:sz w:val="21"/>
+                <w:szCs w:val="21"/>
+              </w:rPr>
+              <w:t xml:space="preserve"/>
+            </w:r>
+            <w:r>
+              <w:rPr>
+                <w:rFonts w:ascii="Calibri" w:cs="Calibri" w:eastAsia="Calibri" w:hAnsi="Calibri"/>
+                <w:b/>
+                <w:bCs/>
+                <w:sz w:val="21"/>
+                <w:szCs w:val="21"/>
+              </w:rPr>
+              <w:t xml:space="preserve">Check box</w:t>
+            </w:r>
+            <w:r>
+              <w:rPr>
+                <w:rFonts w:ascii="Calibri" w:cs="Calibri" w:eastAsia="Calibri" w:hAnsi="Calibri"/>
+                <w:sz w:val="21"/>
+                <w:szCs w:val="21"/>
+              </w:rPr>
+              <w:t xml:space="preserve">: Turns one permission on or off for that role.</w:t>
+            </w:r>
+          </w:p>
+        </w:tc>
+      </w:tr>
+    </w:tbl>
+    <w:p>
+      <w:pPr>
+        <w:spacing w:after="200"/>
+      </w:pPr>
+    </w:p>
+    <w:tbl>
+      <w:tblPr>
+        <w:tblW w:type="dxa" w:w="9638"/>
+        <w:tblBorders>
+          <w:top w:val="single" w:color="auto" w:sz="4"/>
+          <w:left w:val="single" w:color="auto" w:sz="4"/>
+          <w:bottom w:val="single" w:color="auto" w:sz="4"/>
+          <w:right w:val="single" w:color="auto" w:sz="4"/>
+          <w:insideH w:val="single" w:color="auto" w:sz="4"/>
+          <w:insideV w:val="single" w:color="auto" w:sz="4"/>
+        </w:tblBorders>
+      </w:tblPr>
+      <w:tblGrid>
+        <w:gridCol w:w="9638"/>
+      </w:tblGrid>
+      <w:tr>
+        <w:trPr>
+          <w:cantSplit/>
+        </w:trPr>
+        <w:tc>
+          <w:tcPr>
+            <w:tcW w:type="dxa" w:w="9638"/>
+            <w:tcBorders>
+              <w:top w:val="none" w:color="FFFFFF" w:sz="0"/>
+              <w:left w:val="single" w:color="10B981" w:sz="24"/>
+              <w:bottom w:val="none" w:color="FFFFFF" w:sz="0"/>
+              <w:right w:val="none" w:color="FFFFFF" w:sz="0"/>
+            </w:tcBorders>
+            <w:shd w:fill="E7F7EE" w:color="auto" w:val="clear"/>
+            <w:tcMar>
+              <w:top w:type="dxa" w:w="100"/>
+              <w:left w:type="dxa" w:w="180"/>
+              <w:bottom w:type="dxa" w:w="100"/>
+              <w:right w:type="dxa" w:w="140"/>
+            </w:tcMar>
+          </w:tcPr>
+          <w:p>
+            <w:pPr>
+              <w:spacing w:after="0" w:line="290"/>
+            </w:pPr>
+            <w:r>
+              <w:rPr>
+                <w:rFonts w:ascii="Calibri" w:cs="Calibri" w:eastAsia="Calibri" w:hAnsi="Calibri"/>
+                <w:b/>
+                <w:bCs/>
+                <w:sz w:val="22"/>
+                <w:szCs w:val="22"/>
+              </w:rPr>
+              <w:t xml:space="preserve">Tip: </w:t>
+            </w:r>
+            <w:r>
+              <w:rPr>
+                <w:rFonts w:ascii="Calibri" w:cs="Calibri" w:eastAsia="Calibri" w:hAnsi="Calibri"/>
+                <w:sz w:val="22"/>
+                <w:szCs w:val="22"/>
+              </w:rPr>
+              <w:t xml:space="preserve">Owners always keep every right, and a role cannot lose the permissions the workspace needs to keep running (for example Admins keep member and settings management).</w:t>
+            </w:r>
+          </w:p>
+        </w:tc>
+      </w:tr>
+    </w:tbl>
+    <w:p>
+      <w:pPr>
+        <w:spacing w:after="160"/>
+      </w:pPr>
+    </w:p>
+    <w:p>
+      <w:pPr>
+        <w:pStyle w:val="Heading1"/>
+        <w:keepNext/>
+      </w:pPr>
+      <w:r>
+        <w:rPr>
+          <w:rFonts w:ascii="Calibri" w:cs="Calibri" w:eastAsia="Calibri" w:hAnsi="Calibri"/>
+          <w:b/>
+          <w:bCs/>
+          <w:color w:val="3B2A9E"/>
+          <w:sz w:val="34"/>
+          <w:szCs w:val="34"/>
+        </w:rPr>
+        <w:t xml:space="preserve">16. Attaching files</w:t>
+      </w:r>
+    </w:p>
+    <w:p>
+      <w:pPr>
+        <w:spacing w:after="140" w:line="300"/>
+      </w:pPr>
+      <w:r>
+        <w:rPr>
+          <w:rFonts w:ascii="Calibri" w:cs="Calibri" w:eastAsia="Calibri" w:hAnsi="Calibri"/>
+          <w:sz w:val="22"/>
+          <w:szCs w:val="22"/>
+        </w:rPr>
+        <w:t xml:space="preserve">You can attach files to any Task, Epic, Sub-Task or Bug, and to docs.</w:t>
+      </w:r>
+    </w:p>
+    <w:p>
+      <w:pPr>
+        <w:pStyle w:val="ListParagraph"/>
+        <w:numPr>
+          <w:ilvl w:val="0"/>
+          <w:numId w:val="3"/>
+        </w:numPr>
+        <w:spacing w:after="80" w:line="290"/>
+      </w:pPr>
+      <w:r>
+        <w:rPr>
+          <w:rFonts w:ascii="Calibri" w:cs="Calibri" w:eastAsia="Calibri" w:hAnsi="Calibri"/>
+          <w:sz w:val="22"/>
+          <w:szCs w:val="22"/>
+        </w:rPr>
+        <w:t xml:space="preserve"/>
+      </w:r>
+      <w:r>
+        <w:rPr>
+          <w:rFonts w:ascii="Calibri" w:cs="Calibri" w:eastAsia="Calibri" w:hAnsi="Calibri"/>
+          <w:b/>
+          <w:bCs/>
+          <w:sz w:val="22"/>
+          <w:szCs w:val="22"/>
+        </w:rPr>
+        <w:t xml:space="preserve">Any file format</w:t>
+      </w:r>
+      <w:r>
+        <w:rPr>
+          <w:rFonts w:ascii="Calibri" w:cs="Calibri" w:eastAsia="Calibri" w:hAnsi="Calibri"/>
+          <w:sz w:val="22"/>
+          <w:szCs w:val="22"/>
+        </w:rPr>
+        <w:t xml:space="preserve"> is accepted, up to </w:t>
+      </w:r>
+      <w:r>
+        <w:rPr>
+          <w:rFonts w:ascii="Calibri" w:cs="Calibri" w:eastAsia="Calibri" w:hAnsi="Calibri"/>
+          <w:b/>
+          <w:bCs/>
+          <w:sz w:val="22"/>
+          <w:szCs w:val="22"/>
+        </w:rPr>
+        <w:t xml:space="preserve">100 MB</w:t>
+      </w:r>
+      <w:r>
+        <w:rPr>
+          <w:rFonts w:ascii="Calibri" w:cs="Calibri" w:eastAsia="Calibri" w:hAnsi="Calibri"/>
+          <w:sz w:val="22"/>
+          <w:szCs w:val="22"/>
+        </w:rPr>
+        <w:t xml:space="preserve"> each and 50 files per item.</w:t>
+      </w:r>
+    </w:p>
+    <w:p>
+      <w:pPr>
+        <w:pStyle w:val="ListParagraph"/>
+        <w:numPr>
+          <w:ilvl w:val="0"/>
+          <w:numId w:val="3"/>
+        </w:numPr>
+        <w:spacing w:after="80" w:line="290"/>
+      </w:pPr>
+      <w:r>
+        <w:rPr>
+          <w:rFonts w:ascii="Calibri" w:cs="Calibri" w:eastAsia="Calibri" w:hAnsi="Calibri"/>
+          <w:sz w:val="22"/>
+          <w:szCs w:val="22"/>
+        </w:rPr>
+        <w:t xml:space="preserve">Drag files onto the </w:t>
+      </w:r>
+      <w:r>
+        <w:rPr>
+          <w:rFonts w:ascii="Calibri" w:cs="Calibri" w:eastAsia="Calibri" w:hAnsi="Calibri"/>
+          <w:b/>
+          <w:bCs/>
+          <w:sz w:val="22"/>
+          <w:szCs w:val="22"/>
+        </w:rPr>
+        <w:t xml:space="preserve">Attachments</w:t>
+      </w:r>
+      <w:r>
+        <w:rPr>
+          <w:rFonts w:ascii="Calibri" w:cs="Calibri" w:eastAsia="Calibri" w:hAnsi="Calibri"/>
+          <w:sz w:val="22"/>
+          <w:szCs w:val="22"/>
+        </w:rPr>
+        <w:t xml:space="preserve"> area, </w:t>
+      </w:r>
+      <w:r>
+        <w:rPr>
+          <w:rFonts w:ascii="Calibri" w:cs="Calibri" w:eastAsia="Calibri" w:hAnsi="Calibri"/>
+          <w:b/>
+          <w:bCs/>
+          <w:sz w:val="22"/>
+          <w:szCs w:val="22"/>
+        </w:rPr>
+        <w:t xml:space="preserve">paste</w:t>
+      </w:r>
+      <w:r>
+        <w:rPr>
+          <w:rFonts w:ascii="Calibri" w:cs="Calibri" w:eastAsia="Calibri" w:hAnsi="Calibri"/>
+          <w:sz w:val="22"/>
+          <w:szCs w:val="22"/>
+        </w:rPr>
+        <w:t xml:space="preserve"> a screenshot from the clipboard, or click the area to browse.</w:t>
+      </w:r>
+    </w:p>
+    <w:p>
+      <w:pPr>
+        <w:pStyle w:val="ListParagraph"/>
+        <w:numPr>
+          <w:ilvl w:val="0"/>
+          <w:numId w:val="3"/>
+        </w:numPr>
+        <w:spacing w:after="80" w:line="290"/>
+      </w:pPr>
+      <w:r>
+        <w:rPr>
+          <w:rFonts w:ascii="Calibri" w:cs="Calibri" w:eastAsia="Calibri" w:hAnsi="Calibri"/>
+          <w:sz w:val="22"/>
+          <w:szCs w:val="22"/>
+        </w:rPr>
+        <w:t xml:space="preserve">You can also attach files in the </w:t>
+      </w:r>
+      <w:r>
+        <w:rPr>
+          <w:rFonts w:ascii="Calibri" w:cs="Calibri" w:eastAsia="Calibri" w:hAnsi="Calibri"/>
+          <w:b/>
+          <w:bCs/>
+          <w:sz w:val="22"/>
+          <w:szCs w:val="22"/>
+        </w:rPr>
+        <w:t xml:space="preserve">New</w:t>
+      </w:r>
+      <w:r>
+        <w:rPr>
+          <w:rFonts w:ascii="Calibri" w:cs="Calibri" w:eastAsia="Calibri" w:hAnsi="Calibri"/>
+          <w:sz w:val="22"/>
+          <w:szCs w:val="22"/>
+        </w:rPr>
+        <w:t xml:space="preserve"> window while you create an item.</w:t>
+      </w:r>
+    </w:p>
+    <w:p>
+      <w:pPr>
+        <w:pStyle w:val="ListParagraph"/>
+        <w:numPr>
+          <w:ilvl w:val="0"/>
+          <w:numId w:val="3"/>
+        </w:numPr>
+        <w:spacing w:after="80" w:line="290"/>
+      </w:pPr>
+      <w:r>
+        <w:rPr>
+          <w:rFonts w:ascii="Calibri" w:cs="Calibri" w:eastAsia="Calibri" w:hAnsi="Calibri"/>
+          <w:sz w:val="22"/>
+          <w:szCs w:val="22"/>
+        </w:rPr>
+        <w:t xml:space="preserve">Images and PDFs open in a preview. Every other file (Office, zip, video, programs…) is downloaded, never opened in the browser.</w:t>
+      </w:r>
+    </w:p>
+    <w:p>
+      <w:pPr>
+        <w:spacing w:after="100"/>
+      </w:pPr>
+    </w:p>
+    <w:tbl>
+      <w:tblPr>
+        <w:tblW w:type="dxa" w:w="9638"/>
+        <w:tblBorders>
+          <w:top w:val="single" w:color="auto" w:sz="4"/>
+          <w:left w:val="single" w:color="auto" w:sz="4"/>
+          <w:bottom w:val="single" w:color="auto" w:sz="4"/>
+          <w:right w:val="single" w:color="auto" w:sz="4"/>
+          <w:insideH w:val="single" w:color="auto" w:sz="4"/>
+          <w:insideV w:val="single" w:color="auto" w:sz="4"/>
+        </w:tblBorders>
+      </w:tblPr>
+      <w:tblGrid>
+        <w:gridCol w:w="9638"/>
+      </w:tblGrid>
+      <w:tr>
+        <w:trPr>
+          <w:cantSplit/>
+        </w:trPr>
+        <w:tc>
+          <w:tcPr>
+            <w:tcW w:type="dxa" w:w="9638"/>
+            <w:tcBorders>
+              <w:top w:val="none" w:color="FFFFFF" w:sz="0"/>
+              <w:left w:val="single" w:color="0EA5E9" w:sz="24"/>
+              <w:bottom w:val="none" w:color="FFFFFF" w:sz="0"/>
+              <w:right w:val="none" w:color="FFFFFF" w:sz="0"/>
+            </w:tcBorders>
+            <w:shd w:fill="E8F3FB" w:color="auto" w:val="clear"/>
+            <w:tcMar>
+              <w:top w:type="dxa" w:w="100"/>
+              <w:left w:type="dxa" w:w="180"/>
+              <w:bottom w:type="dxa" w:w="100"/>
+              <w:right w:type="dxa" w:w="140"/>
+            </w:tcMar>
+          </w:tcPr>
+          <w:p>
+            <w:pPr>
+              <w:spacing w:after="0" w:line="290"/>
+            </w:pPr>
+            <w:r>
+              <w:rPr>
+                <w:rFonts w:ascii="Calibri" w:cs="Calibri" w:eastAsia="Calibri" w:hAnsi="Calibri"/>
+                <w:b/>
+                <w:bCs/>
+                <w:sz w:val="22"/>
+                <w:szCs w:val="22"/>
+              </w:rPr>
+              <w:t xml:space="preserve">Note: </w:t>
+            </w:r>
+            <w:r>
+              <w:rPr>
+                <w:rFonts w:ascii="Calibri" w:cs="Calibri" w:eastAsia="Calibri" w:hAnsi="Calibri"/>
+                <w:sz w:val="22"/>
+                <w:szCs w:val="22"/>
+              </w:rPr>
+              <w:t xml:space="preserve">Programs and scripts (like .exe) can be attached too, but they are only downloaded. Open them only if you trust the sender.</w:t>
+            </w:r>
+          </w:p>
+        </w:tc>
+      </w:tr>
+    </w:tbl>
+    <w:p>
+      <w:pPr>
+        <w:spacing w:after="160"/>
+      </w:pPr>
+    </w:p>
+    <w:p>
+      <w:pPr>
+        <w:pStyle w:val="Heading1"/>
+        <w:keepNext/>
+      </w:pPr>
+      <w:r>
+        <w:rPr>
+          <w:rFonts w:ascii="Calibri" w:cs="Calibri" w:eastAsia="Calibri" w:hAnsi="Calibri"/>
+          <w:b/>
+          <w:bCs/>
+          <w:color w:val="3B2A9E"/>
+          <w:sz w:val="34"/>
+          <w:szCs w:val="34"/>
+        </w:rPr>
+        <w:t xml:space="preserve">17. The Kanban board for a whole Project</w:t>
+      </w:r>
+    </w:p>
+    <w:p>
+      <w:pPr>
+        <w:spacing w:after="140" w:line="300"/>
+      </w:pPr>
+      <w:r>
+        <w:rPr>
+          <w:rFonts w:ascii="Calibri" w:cs="Calibri" w:eastAsia="Calibri" w:hAnsi="Calibri"/>
+          <w:sz w:val="22"/>
+          <w:szCs w:val="22"/>
+        </w:rPr>
+        <w:t xml:space="preserve">Every Project has a </w:t>
+      </w:r>
+      <w:r>
+        <w:rPr>
+          <w:rFonts w:ascii="Calibri" w:cs="Calibri" w:eastAsia="Calibri" w:hAnsi="Calibri"/>
+          <w:b/>
+          <w:bCs/>
+          <w:sz w:val="22"/>
+          <w:szCs w:val="22"/>
+        </w:rPr>
+        <w:t xml:space="preserve">Kanban board</w:t>
+      </w:r>
+      <w:r>
+        <w:rPr>
+          <w:rFonts w:ascii="Calibri" w:cs="Calibri" w:eastAsia="Calibri" w:hAnsi="Calibri"/>
+          <w:sz w:val="22"/>
+          <w:szCs w:val="22"/>
+        </w:rPr>
+        <w:t xml:space="preserve"> link in the left menu. It shows the open items of all the Project’s lists in one board. Choose </w:t>
+      </w:r>
+      <w:r>
+        <w:rPr>
+          <w:rFonts w:ascii="Calibri" w:cs="Calibri" w:eastAsia="Calibri" w:hAnsi="Calibri"/>
+          <w:b/>
+          <w:bCs/>
+          <w:sz w:val="22"/>
+          <w:szCs w:val="22"/>
+        </w:rPr>
+        <w:t xml:space="preserve">Kanban</w:t>
+      </w:r>
+      <w:r>
+        <w:rPr>
+          <w:rFonts w:ascii="Calibri" w:cs="Calibri" w:eastAsia="Calibri" w:hAnsi="Calibri"/>
+          <w:sz w:val="22"/>
+          <w:szCs w:val="22"/>
+        </w:rPr>
+        <w:t xml:space="preserve"> as the work mode when you create a Project for a sprint-free, continuous flow.</w:t>
+      </w:r>
+    </w:p>
+    <w:p>
+      <w:pPr>
+        <w:pStyle w:val="ListParagraph"/>
+        <w:numPr>
+          <w:ilvl w:val="0"/>
+          <w:numId w:val="19"/>
+        </w:numPr>
+        <w:spacing w:after="100" w:line="290"/>
+      </w:pPr>
+      <w:r>
+        <w:rPr>
+          <w:rFonts w:ascii="Calibri" w:cs="Calibri" w:eastAsia="Calibri" w:hAnsi="Calibri"/>
+          <w:sz w:val="22"/>
+          <w:szCs w:val="22"/>
+        </w:rPr>
+        <w:t xml:space="preserve">In the left menu click </w:t>
+      </w:r>
+      <w:r>
+        <w:rPr>
+          <w:rFonts w:ascii="Calibri" w:cs="Calibri" w:eastAsia="Calibri" w:hAnsi="Calibri"/>
+          <w:b/>
+          <w:bCs/>
+          <w:sz w:val="22"/>
+          <w:szCs w:val="22"/>
+        </w:rPr>
+        <w:t xml:space="preserve">Kanban board</w:t>
+      </w:r>
+      <w:r>
+        <w:rPr>
+          <w:rFonts w:ascii="Calibri" w:cs="Calibri" w:eastAsia="Calibri" w:hAnsi="Calibri"/>
+          <w:sz w:val="22"/>
+          <w:szCs w:val="22"/>
+        </w:rPr>
+        <w:t xml:space="preserve"> under your Project.</w:t>
+      </w:r>
+    </w:p>
+    <w:p>
+      <w:pPr>
+        <w:pStyle w:val="ListParagraph"/>
+        <w:numPr>
+          <w:ilvl w:val="0"/>
+          <w:numId w:val="19"/>
+        </w:numPr>
+        <w:spacing w:after="100" w:line="290"/>
+      </w:pPr>
+      <w:r>
+        <w:rPr>
+          <w:rFonts w:ascii="Calibri" w:cs="Calibri" w:eastAsia="Calibri" w:hAnsi="Calibri"/>
+          <w:sz w:val="22"/>
+          <w:szCs w:val="22"/>
+        </w:rPr>
+        <w:t xml:space="preserve">Each column is a status. Drag a card to another column to change its status.</w:t>
+      </w:r>
+    </w:p>
+    <w:p>
+      <w:pPr>
+        <w:pStyle w:val="ListParagraph"/>
+        <w:numPr>
+          <w:ilvl w:val="0"/>
+          <w:numId w:val="19"/>
+        </w:numPr>
+        <w:spacing w:after="100" w:line="290"/>
+      </w:pPr>
+      <w:r>
+        <w:rPr>
+          <w:rFonts w:ascii="Calibri" w:cs="Calibri" w:eastAsia="Calibri" w:hAnsi="Calibri"/>
+          <w:sz w:val="22"/>
+          <w:szCs w:val="22"/>
+        </w:rPr>
+        <w:t xml:space="preserve">Click </w:t>
+      </w:r>
+      <w:r>
+        <w:rPr>
+          <w:rFonts w:ascii="Calibri" w:cs="Calibri" w:eastAsia="Calibri" w:hAnsi="Calibri"/>
+          <w:b/>
+          <w:bCs/>
+          <w:sz w:val="22"/>
+          <w:szCs w:val="22"/>
+        </w:rPr>
+        <w:t xml:space="preserve">Add card</w:t>
+      </w:r>
+      <w:r>
+        <w:rPr>
+          <w:rFonts w:ascii="Calibri" w:cs="Calibri" w:eastAsia="Calibri" w:hAnsi="Calibri"/>
+          <w:sz w:val="22"/>
+          <w:szCs w:val="22"/>
+        </w:rPr>
+        <w:t xml:space="preserve"> at the bottom of a column, type a title and press Enter to create a card in that status.</w:t>
+      </w:r>
+    </w:p>
+    <w:p>
+      <w:pPr>
+        <w:pStyle w:val="ListParagraph"/>
+        <w:numPr>
+          <w:ilvl w:val="0"/>
+          <w:numId w:val="19"/>
+        </w:numPr>
+        <w:spacing w:after="100" w:line="290"/>
+      </w:pPr>
+      <w:r>
+        <w:rPr>
+          <w:rFonts w:ascii="Calibri" w:cs="Calibri" w:eastAsia="Calibri" w:hAnsi="Calibri"/>
+          <w:sz w:val="22"/>
+          <w:szCs w:val="22"/>
+        </w:rPr>
+        <w:t xml:space="preserve">Use the </w:t>
+      </w:r>
+      <w:r>
+        <w:rPr>
+          <w:rFonts w:ascii="Calibri" w:cs="Calibri" w:eastAsia="Calibri" w:hAnsi="Calibri"/>
+          <w:b/>
+          <w:bCs/>
+          <w:sz w:val="22"/>
+          <w:szCs w:val="22"/>
+        </w:rPr>
+        <w:t xml:space="preserve">List</w:t>
+      </w:r>
+      <w:r>
+        <w:rPr>
+          <w:rFonts w:ascii="Calibri" w:cs="Calibri" w:eastAsia="Calibri" w:hAnsi="Calibri"/>
+          <w:sz w:val="22"/>
+          <w:szCs w:val="22"/>
+        </w:rPr>
+        <w:t xml:space="preserve">, filter box and </w:t>
+      </w:r>
+      <w:r>
+        <w:rPr>
+          <w:rFonts w:ascii="Calibri" w:cs="Calibri" w:eastAsia="Calibri" w:hAnsi="Calibri"/>
+          <w:b/>
+          <w:bCs/>
+          <w:sz w:val="22"/>
+          <w:szCs w:val="22"/>
+        </w:rPr>
+        <w:t xml:space="preserve">Only mine</w:t>
+      </w:r>
+      <w:r>
+        <w:rPr>
+          <w:rFonts w:ascii="Calibri" w:cs="Calibri" w:eastAsia="Calibri" w:hAnsi="Calibri"/>
+          <w:sz w:val="22"/>
+          <w:szCs w:val="22"/>
+        </w:rPr>
+        <w:t xml:space="preserve"> to narrow the board. The </w:t>
+      </w:r>
+      <w:r>
+        <w:rPr>
+          <w:rFonts w:ascii="Calibri" w:cs="Calibri" w:eastAsia="Calibri" w:hAnsi="Calibri"/>
+          <w:b/>
+          <w:bCs/>
+          <w:sz w:val="22"/>
+          <w:szCs w:val="22"/>
+        </w:rPr>
+        <w:t xml:space="preserve">Rows</w:t>
+      </w:r>
+      <w:r>
+        <w:rPr>
+          <w:rFonts w:ascii="Calibri" w:cs="Calibri" w:eastAsia="Calibri" w:hAnsi="Calibri"/>
+          <w:sz w:val="22"/>
+          <w:szCs w:val="22"/>
+        </w:rPr>
+        <w:t xml:space="preserve"> picker groups cards by assignee, Epic or priority.</w:t>
+      </w:r>
+    </w:p>
+    <w:p>
+      <w:pPr>
+        <w:pStyle w:val="ListParagraph"/>
+        <w:numPr>
+          <w:ilvl w:val="0"/>
+          <w:numId w:val="19"/>
+        </w:numPr>
+        <w:spacing w:after="100" w:line="290"/>
+      </w:pPr>
+      <w:r>
+        <w:rPr>
+          <w:rFonts w:ascii="Calibri" w:cs="Calibri" w:eastAsia="Calibri" w:hAnsi="Calibri"/>
+          <w:sz w:val="22"/>
+          <w:szCs w:val="22"/>
+        </w:rPr>
+        <w:t xml:space="preserve">A column with a limit shows a warning when it is full; the board never blocks you.</w:t>
+      </w:r>
+    </w:p>
+    <w:p>
+      <w:pPr>
+        <w:spacing w:after="100"/>
+      </w:pPr>
+    </w:p>
+    <w:p>
+      <w:pPr>
+        <w:keepNext/>
+        <w:spacing w:after="80" w:before="120"/>
+        <w:jc w:val="center"/>
+      </w:pPr>
+      <w:r>
+        <w:drawing>
+          <wp:inline distT="0" distB="0" distL="0" distR="0">
+            <wp:extent cx="5715000" cy="3571875"/>
+            <wp:effectExtent t="0" r="0" b="0" l="0"/>
+            <wp:docPr id="27" name="25-kanban" descr="The Project Kanban board" title="The Project Kanban board"/>
+            <wp:cNvGraphicFramePr>
+              <a:graphicFrameLocks xmlns:a="http://schemas.openxmlformats.org/drawingml/2006/main" noChangeAspect="1"/>
+            </wp:cNvGraphicFramePr>
+            <a:graphic xmlns:a="http://schemas.openxmlformats.org/drawingml/2006/main">
+              <a:graphicData uri="http://schemas.openxmlformats.org/drawingml/2006/picture">
+                <pic:pic xmlns:pic="http://schemas.openxmlformats.org/drawingml/2006/picture">
+                  <pic:nvPicPr>
+                    <pic:cNvPr id="0" name="" descr=""/>
+                    <pic:cNvPicPr>
+                      <a:picLocks noChangeAspect="1" noChangeArrowheads="1"/>
+                    </pic:cNvPicPr>
+                  </pic:nvPicPr>
+                  <pic:blipFill>
+                    <a:blip r:embed="rId34" cstate="none"/>
+                    <a:srcRect/>
+                    <a:stretch>
+                      <a:fillRect/>
+                    </a:stretch>
+                  </pic:blipFill>
+                  <pic:spPr bwMode="auto">
+                    <a:xfrm>
+                      <a:off x="0" y="0"/>
+                      <a:ext cx="5715000" cy="3571875"/>
+                    </a:xfrm>
+                    <a:prstGeom prst="rect">
+                      <a:avLst/>
+                    </a:prstGeom>
+                  </pic:spPr>
+                </pic:pic>
+              </a:graphicData>
+            </a:graphic>
+          </wp:inline>
+        </w:drawing>
+      </w:r>
+    </w:p>
+    <w:p>
+      <w:pPr>
+        <w:keepNext/>
+        <w:spacing w:after="120"/>
+        <w:jc w:val="center"/>
+      </w:pPr>
+      <w:r>
+        <w:rPr>
+          <w:rFonts w:ascii="Calibri" w:cs="Calibri" w:eastAsia="Calibri" w:hAnsi="Calibri"/>
+          <w:i/>
+          <w:iCs/>
+          <w:color w:val="555B6E"/>
+          <w:sz w:val="20"/>
+          <w:szCs w:val="20"/>
+        </w:rPr>
+        <w:t xml:space="preserve">The Kanban board with its filters and the Add card button.</w:t>
+      </w:r>
+    </w:p>
+    <w:tbl>
+      <w:tblPr>
+        <w:tblW w:type="dxa" w:w="9638"/>
+        <w:tblBorders>
+          <w:top w:val="single" w:color="auto" w:sz="4"/>
+          <w:left w:val="single" w:color="auto" w:sz="4"/>
+          <w:bottom w:val="single" w:color="auto" w:sz="4"/>
+          <w:right w:val="single" w:color="auto" w:sz="4"/>
+          <w:insideH w:val="single" w:color="auto" w:sz="4"/>
+          <w:insideV w:val="single" w:color="auto" w:sz="4"/>
+        </w:tblBorders>
+      </w:tblPr>
+      <w:tblGrid>
+        <w:gridCol w:w="560"/>
+        <w:gridCol w:w="9078"/>
+      </w:tblGrid>
+      <w:tr>
+        <w:trPr>
+          <w:cantSplit/>
+        </w:trPr>
+        <w:tc>
+          <w:tcPr>
+            <w:tcW w:type="dxa" w:w="560"/>
+            <w:tcBorders>
+              <w:top w:val="none" w:color="FFFFFF" w:sz="0"/>
+              <w:left w:val="none" w:color="FFFFFF" w:sz="0"/>
+              <w:bottom w:val="none" w:color="FFFFFF" w:sz="0"/>
+              <w:right w:val="none" w:color="FFFFFF" w:sz="0"/>
+            </w:tcBorders>
+            <w:tcMar>
+              <w:top w:type="dxa" w:w="40"/>
+              <w:left w:type="dxa" w:w="40"/>
+              <w:bottom w:type="dxa" w:w="40"/>
+              <w:right w:type="dxa" w:w="60"/>
+            </w:tcMar>
+            <w:vAlign w:val="top"/>
+          </w:tcPr>
+          <w:p>
+            <w:pPr>
+              <w:jc w:val="center"/>
+            </w:pPr>
+            <w:r>
+              <w:rPr>
+                <w:rFonts w:ascii="Calibri" w:cs="Calibri" w:eastAsia="Calibri" w:hAnsi="Calibri"/>
+                <w:b/>
+                <w:bCs/>
+                <w:color w:val="FFFFFF"/>
+                <w:sz w:val="22"/>
+                <w:szCs w:val="22"/>
+                <w:shd w:fill="E11D48" w:color="auto" w:val="clear"/>
+              </w:rPr>
+              <w:t xml:space="preserve"> 1 </w:t>
+            </w:r>
+          </w:p>
+        </w:tc>
+        <w:tc>
+          <w:tcPr>
+            <w:tcW w:type="dxa" w:w="9078"/>
+            <w:tcBorders>
+              <w:top w:val="none" w:color="FFFFFF" w:sz="0"/>
+              <w:left w:val="none" w:color="FFFFFF" w:sz="0"/>
+              <w:bottom w:val="none" w:color="FFFFFF" w:sz="0"/>
+              <w:right w:val="none" w:color="FFFFFF" w:sz="0"/>
+            </w:tcBorders>
+            <w:tcMar>
+              <w:top w:type="dxa" w:w="40"/>
+              <w:left w:type="dxa" w:w="60"/>
+              <w:bottom w:type="dxa" w:w="40"/>
+              <w:right w:type="dxa" w:w="40"/>
+            </w:tcMar>
+          </w:tcPr>
+          <w:p>
+            <w:pPr>
+              <w:spacing w:after="0"/>
+            </w:pPr>
+            <w:r>
+              <w:rPr>
+                <w:rFonts w:ascii="Calibri" w:cs="Calibri" w:eastAsia="Calibri" w:hAnsi="Calibri"/>
+                <w:sz w:val="21"/>
+                <w:szCs w:val="21"/>
+              </w:rPr>
+              <w:t xml:space="preserve"/>
+            </w:r>
+            <w:r>
+              <w:rPr>
+                <w:rFonts w:ascii="Calibri" w:cs="Calibri" w:eastAsia="Calibri" w:hAnsi="Calibri"/>
+                <w:b/>
+                <w:bCs/>
+                <w:sz w:val="21"/>
+                <w:szCs w:val="21"/>
+              </w:rPr>
+              <w:t xml:space="preserve">List</w:t>
+            </w:r>
+            <w:r>
+              <w:rPr>
+                <w:rFonts w:ascii="Calibri" w:cs="Calibri" w:eastAsia="Calibri" w:hAnsi="Calibri"/>
+                <w:sz w:val="21"/>
+                <w:szCs w:val="21"/>
+              </w:rPr>
+              <w:t xml:space="preserve">: Show one list or all lists.</w:t>
+            </w:r>
+          </w:p>
+        </w:tc>
+      </w:tr>
+      <w:tr>
+        <w:trPr>
+          <w:cantSplit/>
+        </w:trPr>
+        <w:tc>
+          <w:tcPr>
+            <w:tcW w:type="dxa" w:w="560"/>
+            <w:tcBorders>
+              <w:top w:val="none" w:color="FFFFFF" w:sz="0"/>
+              <w:left w:val="none" w:color="FFFFFF" w:sz="0"/>
+              <w:bottom w:val="none" w:color="FFFFFF" w:sz="0"/>
+              <w:right w:val="none" w:color="FFFFFF" w:sz="0"/>
+            </w:tcBorders>
+            <w:tcMar>
+              <w:top w:type="dxa" w:w="40"/>
+              <w:left w:type="dxa" w:w="40"/>
+              <w:bottom w:type="dxa" w:w="40"/>
+              <w:right w:type="dxa" w:w="60"/>
+            </w:tcMar>
+            <w:vAlign w:val="top"/>
+          </w:tcPr>
+          <w:p>
+            <w:pPr>
+              <w:jc w:val="center"/>
+            </w:pPr>
+            <w:r>
+              <w:rPr>
+                <w:rFonts w:ascii="Calibri" w:cs="Calibri" w:eastAsia="Calibri" w:hAnsi="Calibri"/>
+                <w:b/>
+                <w:bCs/>
+                <w:color w:val="FFFFFF"/>
+                <w:sz w:val="22"/>
+                <w:szCs w:val="22"/>
+                <w:shd w:fill="E11D48" w:color="auto" w:val="clear"/>
+              </w:rPr>
+              <w:t xml:space="preserve"> 2 </w:t>
+            </w:r>
+          </w:p>
+        </w:tc>
+        <w:tc>
+          <w:tcPr>
+            <w:tcW w:type="dxa" w:w="9078"/>
+            <w:tcBorders>
+              <w:top w:val="none" w:color="FFFFFF" w:sz="0"/>
+              <w:left w:val="none" w:color="FFFFFF" w:sz="0"/>
+              <w:bottom w:val="none" w:color="FFFFFF" w:sz="0"/>
+              <w:right w:val="none" w:color="FFFFFF" w:sz="0"/>
+            </w:tcBorders>
+            <w:tcMar>
+              <w:top w:type="dxa" w:w="40"/>
+              <w:left w:type="dxa" w:w="60"/>
+              <w:bottom w:type="dxa" w:w="40"/>
+              <w:right w:type="dxa" w:w="40"/>
+            </w:tcMar>
+          </w:tcPr>
+          <w:p>
+            <w:pPr>
+              <w:spacing w:after="0"/>
+            </w:pPr>
+            <w:r>
+              <w:rPr>
+                <w:rFonts w:ascii="Calibri" w:cs="Calibri" w:eastAsia="Calibri" w:hAnsi="Calibri"/>
+                <w:sz w:val="21"/>
+                <w:szCs w:val="21"/>
+              </w:rPr>
+              <w:t xml:space="preserve"/>
+            </w:r>
+            <w:r>
+              <w:rPr>
+                <w:rFonts w:ascii="Calibri" w:cs="Calibri" w:eastAsia="Calibri" w:hAnsi="Calibri"/>
+                <w:b/>
+                <w:bCs/>
+                <w:sz w:val="21"/>
+                <w:szCs w:val="21"/>
+              </w:rPr>
+              <w:t xml:space="preserve">Filter cards</w:t>
+            </w:r>
+            <w:r>
+              <w:rPr>
+                <w:rFonts w:ascii="Calibri" w:cs="Calibri" w:eastAsia="Calibri" w:hAnsi="Calibri"/>
+                <w:sz w:val="21"/>
+                <w:szCs w:val="21"/>
+              </w:rPr>
+              <w:t xml:space="preserve">: Narrow the board by title or ID.</w:t>
+            </w:r>
+          </w:p>
+        </w:tc>
+      </w:tr>
+      <w:tr>
+        <w:trPr>
+          <w:cantSplit/>
+        </w:trPr>
+        <w:tc>
+          <w:tcPr>
+            <w:tcW w:type="dxa" w:w="560"/>
+            <w:tcBorders>
+              <w:top w:val="none" w:color="FFFFFF" w:sz="0"/>
+              <w:left w:val="none" w:color="FFFFFF" w:sz="0"/>
+              <w:bottom w:val="none" w:color="FFFFFF" w:sz="0"/>
+              <w:right w:val="none" w:color="FFFFFF" w:sz="0"/>
+            </w:tcBorders>
+            <w:tcMar>
+              <w:top w:type="dxa" w:w="40"/>
+              <w:left w:type="dxa" w:w="40"/>
+              <w:bottom w:type="dxa" w:w="40"/>
+              <w:right w:type="dxa" w:w="60"/>
+            </w:tcMar>
+            <w:vAlign w:val="top"/>
+          </w:tcPr>
+          <w:p>
+            <w:pPr>
+              <w:jc w:val="center"/>
+            </w:pPr>
+            <w:r>
+              <w:rPr>
+                <w:rFonts w:ascii="Calibri" w:cs="Calibri" w:eastAsia="Calibri" w:hAnsi="Calibri"/>
+                <w:b/>
+                <w:bCs/>
+                <w:color w:val="FFFFFF"/>
+                <w:sz w:val="22"/>
+                <w:szCs w:val="22"/>
+                <w:shd w:fill="E11D48" w:color="auto" w:val="clear"/>
+              </w:rPr>
+              <w:t xml:space="preserve"> 3 </w:t>
+            </w:r>
+          </w:p>
+        </w:tc>
+        <w:tc>
+          <w:tcPr>
+            <w:tcW w:type="dxa" w:w="9078"/>
+            <w:tcBorders>
+              <w:top w:val="none" w:color="FFFFFF" w:sz="0"/>
+              <w:left w:val="none" w:color="FFFFFF" w:sz="0"/>
+              <w:bottom w:val="none" w:color="FFFFFF" w:sz="0"/>
+              <w:right w:val="none" w:color="FFFFFF" w:sz="0"/>
+            </w:tcBorders>
+            <w:tcMar>
+              <w:top w:type="dxa" w:w="40"/>
+              <w:left w:type="dxa" w:w="60"/>
+              <w:bottom w:type="dxa" w:w="40"/>
+              <w:right w:type="dxa" w:w="40"/>
+            </w:tcMar>
+          </w:tcPr>
+          <w:p>
+            <w:pPr>
+              <w:spacing w:after="0"/>
+            </w:pPr>
+            <w:r>
+              <w:rPr>
+                <w:rFonts w:ascii="Calibri" w:cs="Calibri" w:eastAsia="Calibri" w:hAnsi="Calibri"/>
+                <w:sz w:val="21"/>
+                <w:szCs w:val="21"/>
+              </w:rPr>
+              <w:t xml:space="preserve"/>
+            </w:r>
+            <w:r>
+              <w:rPr>
+                <w:rFonts w:ascii="Calibri" w:cs="Calibri" w:eastAsia="Calibri" w:hAnsi="Calibri"/>
+                <w:b/>
+                <w:bCs/>
+                <w:sz w:val="21"/>
+                <w:szCs w:val="21"/>
+              </w:rPr>
+              <w:t xml:space="preserve">Kanban board</w:t>
+            </w:r>
+            <w:r>
+              <w:rPr>
+                <w:rFonts w:ascii="Calibri" w:cs="Calibri" w:eastAsia="Calibri" w:hAnsi="Calibri"/>
+                <w:sz w:val="21"/>
+                <w:szCs w:val="21"/>
+              </w:rPr>
+              <w:t xml:space="preserve">: Opens this board from the left menu. Use </w:t>
+            </w:r>
+            <w:r>
+              <w:rPr>
+                <w:rFonts w:ascii="Calibri" w:cs="Calibri" w:eastAsia="Calibri" w:hAnsi="Calibri"/>
+                <w:b/>
+                <w:bCs/>
+                <w:sz w:val="21"/>
+                <w:szCs w:val="21"/>
+              </w:rPr>
+              <w:t xml:space="preserve">Add card</w:t>
+            </w:r>
+            <w:r>
+              <w:rPr>
+                <w:rFonts w:ascii="Calibri" w:cs="Calibri" w:eastAsia="Calibri" w:hAnsi="Calibri"/>
+                <w:sz w:val="21"/>
+                <w:szCs w:val="21"/>
+              </w:rPr>
+              <w:t xml:space="preserve"> at the bottom of a column to add cards.</w:t>
+            </w:r>
+          </w:p>
+        </w:tc>
+      </w:tr>
+    </w:tbl>
+    <w:p>
+      <w:pPr>
+        <w:spacing w:after="200"/>
+      </w:pPr>
+    </w:p>
+    <w:tbl>
+      <w:tblPr>
+        <w:tblW w:type="dxa" w:w="9638"/>
+        <w:tblBorders>
+          <w:top w:val="single" w:color="auto" w:sz="4"/>
+          <w:left w:val="single" w:color="auto" w:sz="4"/>
+          <w:bottom w:val="single" w:color="auto" w:sz="4"/>
+          <w:right w:val="single" w:color="auto" w:sz="4"/>
+          <w:insideH w:val="single" w:color="auto" w:sz="4"/>
+          <w:insideV w:val="single" w:color="auto" w:sz="4"/>
+        </w:tblBorders>
+      </w:tblPr>
+      <w:tblGrid>
+        <w:gridCol w:w="9638"/>
+      </w:tblGrid>
+      <w:tr>
+        <w:trPr>
+          <w:cantSplit/>
+        </w:trPr>
+        <w:tc>
+          <w:tcPr>
+            <w:tcW w:type="dxa" w:w="9638"/>
+            <w:tcBorders>
+              <w:top w:val="none" w:color="FFFFFF" w:sz="0"/>
+              <w:left w:val="single" w:color="10B981" w:sz="24"/>
+              <w:bottom w:val="none" w:color="FFFFFF" w:sz="0"/>
+              <w:right w:val="none" w:color="FFFFFF" w:sz="0"/>
+            </w:tcBorders>
+            <w:shd w:fill="E7F7EE" w:color="auto" w:val="clear"/>
+            <w:tcMar>
+              <w:top w:type="dxa" w:w="100"/>
+              <w:left w:type="dxa" w:w="180"/>
+              <w:bottom w:type="dxa" w:w="100"/>
+              <w:right w:type="dxa" w:w="140"/>
+            </w:tcMar>
+          </w:tcPr>
+          <w:p>
+            <w:pPr>
+              <w:spacing w:after="0" w:line="290"/>
+            </w:pPr>
+            <w:r>
+              <w:rPr>
+                <w:rFonts w:ascii="Calibri" w:cs="Calibri" w:eastAsia="Calibri" w:hAnsi="Calibri"/>
+                <w:b/>
+                <w:bCs/>
+                <w:sz w:val="22"/>
+                <w:szCs w:val="22"/>
+              </w:rPr>
+              <w:t xml:space="preserve">Tip: </w:t>
+            </w:r>
+            <w:r>
+              <w:rPr>
+                <w:rFonts w:ascii="Calibri" w:cs="Calibri" w:eastAsia="Calibri" w:hAnsi="Calibri"/>
+                <w:sz w:val="22"/>
+                <w:szCs w:val="22"/>
+              </w:rPr>
+              <w:t xml:space="preserve">Click a card’s title to open it in a side panel without leaving the board.</w:t>
+            </w:r>
+          </w:p>
+        </w:tc>
+      </w:tr>
+    </w:tbl>
+    <w:p>
+      <w:pPr>
+        <w:spacing w:after="160"/>
+      </w:pPr>
+    </w:p>
+    <w:p>
+      <w:pPr>
+        <w:pStyle w:val="Heading1"/>
+        <w:keepNext/>
+      </w:pPr>
+      <w:r>
+        <w:rPr>
+          <w:rFonts w:ascii="Calibri" w:cs="Calibri" w:eastAsia="Calibri" w:hAnsi="Calibri"/>
+          <w:b/>
+          <w:bCs/>
+          <w:color w:val="3B2A9E"/>
+          <w:sz w:val="34"/>
+          <w:szCs w:val="34"/>
+        </w:rPr>
+        <w:t xml:space="preserve">18. Quick tips and FAQ</w:t>
       </w:r>
     </w:p>
     <w:tbl>
@@ -20637,7 +22129,7 @@
           <w:sz w:val="22"/>
           <w:szCs w:val="22"/>
         </w:rPr>
-        <w:t xml:space="preserve"> It only appears on Tasks, in Spaces whose work mode is Scrum; it is not available on Bugs or Sub-Tasks. You also need write permission.</w:t>
+        <w:t xml:space="preserve"> It only appears on Tasks, in Projects whose work mode is Scrum; it is not available on Bugs or Sub-Tasks. You also need write permission.</w:t>
       </w:r>
     </w:p>
     <w:p>
@@ -21399,6 +22891,40 @@
     </w:lvl>
   </w:abstractNum>
   <w:abstractNum w:abstractNumId="17" w15:restartNumberingAfterBreak="0">
+    <w:multiLevelType w:val="hybridMultilevel"/>
+    <w:lvl w:ilvl="0" w:tentative="1">
+      <w:start w:val="1"/>
+      <w:numFmt w:val="decimal"/>
+      <w:lvlText w:val="%1."/>
+      <w:lvlJc w:val="left"/>
+      <w:pPr>
+        <w:ind w:left="540" w:hanging="360"/>
+      </w:pPr>
+      <w:rPr>
+        <w:b/>
+        <w:bCs/>
+        <w:color w:val="3B2A9E"/>
+      </w:rPr>
+    </w:lvl>
+  </w:abstractNum>
+  <w:abstractNum w:abstractNumId="18" w15:restartNumberingAfterBreak="0">
+    <w:multiLevelType w:val="hybridMultilevel"/>
+    <w:lvl w:ilvl="0" w:tentative="1">
+      <w:start w:val="1"/>
+      <w:numFmt w:val="decimal"/>
+      <w:lvlText w:val="%1."/>
+      <w:lvlJc w:val="left"/>
+      <w:pPr>
+        <w:ind w:left="540" w:hanging="360"/>
+      </w:pPr>
+      <w:rPr>
+        <w:b/>
+        <w:bCs/>
+        <w:color w:val="3B2A9E"/>
+      </w:rPr>
+    </w:lvl>
+  </w:abstractNum>
+  <w:abstractNum w:abstractNumId="19" w15:restartNumberingAfterBreak="0">
     <w:multiLevelType w:val="hybridMultilevel"/>
     <w:lvl w:ilvl="0" w:tentative="1">
       <w:start w:val="1"/>
@@ -21513,6 +23039,18 @@
   </w:num>
   <w:num w:numId="17">
     <w:abstractNumId w:val="17"/>
+    <w:lvlOverride w:ilvl="0">
+      <w:startOverride w:val="1"/>
+    </w:lvlOverride>
+  </w:num>
+  <w:num w:numId="18">
+    <w:abstractNumId w:val="18"/>
+    <w:lvlOverride w:ilvl="0">
+      <w:startOverride w:val="1"/>
+    </w:lvlOverride>
+  </w:num>
+  <w:num w:numId="19">
+    <w:abstractNumId w:val="19"/>
     <w:lvlOverride w:ilvl="0">
       <w:startOverride w:val="1"/>
     </w:lvlOverride>

--- a/apps/web/public/help/Egebis-Seyir-User-Guide.docx
+++ b/apps/web/public/help/Egebis-Seyir-User-Guide.docx
@@ -4171,7 +4171,7 @@
       <w:r>
         <w:drawing>
           <wp:inline distT="0" distB="0" distL="0" distR="0">
-            <wp:extent cx="4781550" cy="3190875"/>
+            <wp:extent cx="4800600" cy="3209925"/>
             <wp:effectExtent t="0" r="0" b="0" l="0"/>
             <wp:docPr id="5" name="19-epic-promote-dialog" descr="Convert to Epic confirmation dialog" title="Convert to Epic confirmation dialog"/>
             <wp:cNvGraphicFramePr>
@@ -4196,7 +4196,7 @@
                   <pic:spPr bwMode="auto">
                     <a:xfrm>
                       <a:off x="0" y="0"/>
-                      <a:ext cx="4781550" cy="3190875"/>
+                      <a:ext cx="4800600" cy="3209925"/>
                     </a:xfrm>
                     <a:prstGeom prst="rect">
                       <a:avLst/>
@@ -11366,25 +11366,7 @@
           <w:sz w:val="22"/>
           <w:szCs w:val="22"/>
         </w:rPr>
-        <w:t xml:space="preserve">Hover over a row; a </w:t>
-      </w:r>
-      <w:r>
-        <w:rPr>
-          <w:rFonts w:ascii="Calibri" w:cs="Calibri" w:eastAsia="Calibri" w:hAnsi="Calibri"/>
-          <w:b/>
-          <w:bCs/>
-          <w:sz w:val="22"/>
-          <w:szCs w:val="22"/>
-        </w:rPr>
-        <w:t xml:space="preserve">drag handle</w:t>
-      </w:r>
-      <w:r>
-        <w:rPr>
-          <w:rFonts w:ascii="Calibri" w:cs="Calibri" w:eastAsia="Calibri" w:hAnsi="Calibri"/>
-          <w:sz w:val="22"/>
-          <w:szCs w:val="22"/>
-        </w:rPr>
-        <w:t xml:space="preserve"> (⋮⋮) appears at its far left.</w:t>
+        <w:t xml:space="preserve">Press and hold anywhere empty on a Task row and move the mouse: the row lifts up like a folder on your desktop and follows the cursor, leaving a dashed empty slot behind.</w:t>
       </w:r>
     </w:p>
     <w:p>
@@ -11402,7 +11384,7 @@
           <w:sz w:val="22"/>
           <w:szCs w:val="22"/>
         </w:rPr>
-        <w:t xml:space="preserve">Grab the handle and drag the Task onto the row of the </w:t>
+        <w:t xml:space="preserve">Bring it over the </w:t>
       </w:r>
       <w:r>
         <w:rPr>
@@ -11420,7 +11402,7 @@
           <w:sz w:val="22"/>
           <w:szCs w:val="22"/>
         </w:rPr>
-        <w:t xml:space="preserve"> it should go under; the target row is highlighted.</w:t>
+        <w:t xml:space="preserve"> it should go under: the target row turns purple and the dragged row reads “Move under HTK-1 as Sub-Task”. Epic and Bug rows fade out; you can’t drop on them.</w:t>
       </w:r>
     </w:p>
     <w:p>
@@ -11474,7 +11456,7 @@
           <w:sz w:val="22"/>
           <w:szCs w:val="22"/>
         </w:rPr>
-        <w:t xml:space="preserve">To detach a Sub-Task, start dragging it; a large </w:t>
+        <w:t xml:space="preserve">To detach a Sub-Task, start dragging it; a </w:t>
       </w:r>
       <w:r>
         <w:rPr>
@@ -11492,7 +11474,7 @@
           <w:sz w:val="22"/>
           <w:szCs w:val="22"/>
         </w:rPr>
-        <w:t xml:space="preserve"> area appears at the bottom centre of the screen.</w:t>
+        <w:t xml:space="preserve"> area appears at the very bottom centre of the screen.</w:t>
       </w:r>
     </w:p>
     <w:p>
@@ -11565,7 +11547,7 @@
           <wp:inline distT="0" distB="0" distL="0" distR="0">
             <wp:extent cx="5715000" cy="3571875"/>
             <wp:effectExtent t="0" r="0" b="0" l="0"/>
-            <wp:docPr id="15" name="28-dnd" descr="The Detach area while dragging" title="The Detach area while dragging"/>
+            <wp:docPr id="15" name="28-dnd" descr="Dragging a Task over a target Task, with the Detach area" title="Dragging a Task over a target Task, with the Detach area"/>
             <wp:cNvGraphicFramePr>
               <a:graphicFrameLocks xmlns:a="http://schemas.openxmlformats.org/drawingml/2006/main" noChangeAspect="1"/>
             </wp:cNvGraphicFramePr>
@@ -11616,7 +11598,7 @@
           <w:sz w:val="20"/>
           <w:szCs w:val="20"/>
         </w:rPr>
-        <w:t xml:space="preserve">The Detach area that appears while dragging a Sub-Task.</w:t>
+        <w:t xml:space="preserve">The dragged row follows the cursor; the target Task turns purple and the Detach area appears at the bottom.</w:t>
       </w:r>
     </w:p>
     <w:tbl>
@@ -11710,15 +11692,15 @@
                 <w:sz w:val="21"/>
                 <w:szCs w:val="21"/>
               </w:rPr>
-              <w:t xml:space="preserve">Dragged item</w:t>
-            </w:r>
-            <w:r>
-              <w:rPr>
-                <w:rFonts w:ascii="Calibri" w:cs="Calibri" w:eastAsia="Calibri" w:hAnsi="Calibri"/>
-                <w:sz w:val="21"/>
-                <w:szCs w:val="21"/>
-              </w:rPr>
-              <w:t xml:space="preserve">: The card you move with the mouse.</w:t>
+              <w:t xml:space="preserve">Dragged row</w:t>
+            </w:r>
+            <w:r>
+              <w:rPr>
+                <w:rFonts w:ascii="Calibri" w:cs="Calibri" w:eastAsia="Calibri" w:hAnsi="Calibri"/>
+                <w:sz w:val="21"/>
+                <w:szCs w:val="21"/>
+              </w:rPr>
+              <w:t xml:space="preserve">: Shows what happens when you drop it (here: Sub-Task under MOB-3).</w:t>
             </w:r>
           </w:p>
         </w:tc>

--- a/apps/web/public/help/Egebis-Seyir-User-Guide.docx
+++ b/apps/web/public/help/Egebis-Seyir-User-Guide.docx
@@ -108,6 +108,19 @@
           <w:sz w:val="24"/>
           <w:szCs w:val="24"/>
         </w:rPr>
+        <w:t xml:space="preserve">Quick tour: Seyir in 5 minutes (for presenting)</w:t>
+      </w:r>
+    </w:p>
+    <w:p>
+      <w:pPr>
+        <w:spacing w:after="100"/>
+      </w:pPr>
+      <w:r>
+        <w:rPr>
+          <w:rFonts w:ascii="Calibri" w:cs="Calibri" w:eastAsia="Calibri" w:hAnsi="Calibri"/>
+          <w:sz w:val="24"/>
+          <w:szCs w:val="24"/>
+        </w:rPr>
         <w:t xml:space="preserve">Before you start: the basics</w:t>
       </w:r>
     </w:p>
@@ -364,7 +377,7 @@
           <w:sz w:val="34"/>
           <w:szCs w:val="34"/>
         </w:rPr>
-        <w:t xml:space="preserve">Before you start: the basics</w:t>
+        <w:t xml:space="preserve">Quick tour: Seyir in 5 minutes (for presenting)</w:t>
       </w:r>
     </w:p>
     <w:p>
@@ -377,7 +390,7 @@
           <w:sz w:val="22"/>
           <w:szCs w:val="22"/>
         </w:rPr>
-        <w:t xml:space="preserve">Seyir is a project management app where a team plans and tracks its work. This guide is written for someone who has never used it: at every step we point at the screen with red </w:t>
+        <w:t xml:space="preserve">This section is for learning the app quickly and showing it to others. The long explanations are in the later sections; here you only get </w:t>
       </w:r>
       <w:r>
         <w:rPr>
@@ -387,29 +400,129 @@
           <w:sz w:val="22"/>
           <w:szCs w:val="22"/>
         </w:rPr>
-        <w:t xml:space="preserve">numbered markers</w:t>
-      </w:r>
-      <w:r>
-        <w:rPr>
-          <w:rFonts w:ascii="Calibri" w:cs="Calibri" w:eastAsia="Calibri" w:hAnsi="Calibri"/>
-          <w:sz w:val="22"/>
-          <w:szCs w:val="22"/>
-        </w:rPr>
-        <w:t xml:space="preserve">. The number on the picture matches the list under the picture.</w:t>
-      </w:r>
-    </w:p>
-    <w:p>
-      <w:pPr>
-        <w:spacing w:after="140" w:line="300"/>
-      </w:pPr>
-      <w:r>
-        <w:rPr>
-          <w:rFonts w:ascii="Calibri" w:cs="Calibri" w:eastAsia="Calibri" w:hAnsi="Calibri"/>
-          <w:sz w:val="22"/>
-          <w:szCs w:val="22"/>
-        </w:rPr>
-        <w:t xml:space="preserve">You only need to know a few words first:</w:t>
-      </w:r>
+        <w:t xml:space="preserve">what to show and what to say</w:t>
+      </w:r>
+      <w:r>
+        <w:rPr>
+          <w:rFonts w:ascii="Calibri" w:cs="Calibri" w:eastAsia="Calibri" w:hAnsi="Calibri"/>
+          <w:sz w:val="22"/>
+          <w:szCs w:val="22"/>
+        </w:rPr>
+        <w:t xml:space="preserve">.</w:t>
+      </w:r>
+    </w:p>
+    <w:p>
+      <w:pPr>
+        <w:pStyle w:val="ListParagraph"/>
+        <w:numPr>
+          <w:ilvl w:val="0"/>
+          <w:numId w:val="2"/>
+        </w:numPr>
+        <w:spacing w:after="80" w:line="290"/>
+      </w:pPr>
+      <w:r>
+        <w:rPr>
+          <w:rFonts w:ascii="Calibri" w:cs="Calibri" w:eastAsia="Calibri" w:hAnsi="Calibri"/>
+          <w:sz w:val="22"/>
+          <w:szCs w:val="22"/>
+        </w:rPr>
+        <w:t xml:space="preserve"/>
+      </w:r>
+      <w:r>
+        <w:rPr>
+          <w:rFonts w:ascii="Calibri" w:cs="Calibri" w:eastAsia="Calibri" w:hAnsi="Calibri"/>
+          <w:b/>
+          <w:bCs/>
+          <w:sz w:val="22"/>
+          <w:szCs w:val="22"/>
+        </w:rPr>
+        <w:t xml:space="preserve">What is Seyir?</w:t>
+      </w:r>
+      <w:r>
+        <w:rPr>
+          <w:rFonts w:ascii="Calibri" w:cs="Calibri" w:eastAsia="Calibri" w:hAnsi="Calibri"/>
+          <w:sz w:val="22"/>
+          <w:szCs w:val="22"/>
+        </w:rPr>
+        <w:t xml:space="preserve"> An app where a team plans all its work in one place, moves it forward in sprints and tracks it.</w:t>
+      </w:r>
+    </w:p>
+    <w:p>
+      <w:pPr>
+        <w:pStyle w:val="ListParagraph"/>
+        <w:numPr>
+          <w:ilvl w:val="0"/>
+          <w:numId w:val="2"/>
+        </w:numPr>
+        <w:spacing w:after="80" w:line="290"/>
+      </w:pPr>
+      <w:r>
+        <w:rPr>
+          <w:rFonts w:ascii="Calibri" w:cs="Calibri" w:eastAsia="Calibri" w:hAnsi="Calibri"/>
+          <w:sz w:val="22"/>
+          <w:szCs w:val="22"/>
+        </w:rPr>
+        <w:t xml:space="preserve"/>
+      </w:r>
+      <w:r>
+        <w:rPr>
+          <w:rFonts w:ascii="Calibri" w:cs="Calibri" w:eastAsia="Calibri" w:hAnsi="Calibri"/>
+          <w:b/>
+          <w:bCs/>
+          <w:sz w:val="22"/>
+          <w:szCs w:val="22"/>
+        </w:rPr>
+        <w:t xml:space="preserve">Who is it for?</w:t>
+      </w:r>
+      <w:r>
+        <w:rPr>
+          <w:rFonts w:ascii="Calibri" w:cs="Calibri" w:eastAsia="Calibri" w:hAnsi="Calibri"/>
+          <w:sz w:val="22"/>
+          <w:szCs w:val="22"/>
+        </w:rPr>
+        <w:t xml:space="preserve"> Everyone who writes work, does work or follows progress: managers, product owners, developers, stakeholders.</w:t>
+      </w:r>
+    </w:p>
+    <w:p>
+      <w:pPr>
+        <w:pStyle w:val="ListParagraph"/>
+        <w:numPr>
+          <w:ilvl w:val="0"/>
+          <w:numId w:val="2"/>
+        </w:numPr>
+        <w:spacing w:after="80" w:line="290"/>
+      </w:pPr>
+      <w:r>
+        <w:rPr>
+          <w:rFonts w:ascii="Calibri" w:cs="Calibri" w:eastAsia="Calibri" w:hAnsi="Calibri"/>
+          <w:sz w:val="22"/>
+          <w:szCs w:val="22"/>
+        </w:rPr>
+        <w:t xml:space="preserve"/>
+      </w:r>
+      <w:r>
+        <w:rPr>
+          <w:rFonts w:ascii="Calibri" w:cs="Calibri" w:eastAsia="Calibri" w:hAnsi="Calibri"/>
+          <w:b/>
+          <w:bCs/>
+          <w:sz w:val="22"/>
+          <w:szCs w:val="22"/>
+        </w:rPr>
+        <w:t xml:space="preserve">What is different?</w:t>
+      </w:r>
+      <w:r>
+        <w:rPr>
+          <w:rFonts w:ascii="Calibri" w:cs="Calibri" w:eastAsia="Calibri" w:hAnsi="Calibri"/>
+          <w:sz w:val="22"/>
+          <w:szCs w:val="22"/>
+        </w:rPr>
+        <w:t xml:space="preserve"> It runs on your own server, so data stays in the company. Turkish and English.</w:t>
+      </w:r>
+    </w:p>
+    <w:p>
+      <w:pPr>
+        <w:spacing w:after="100"/>
+      </w:pPr>
     </w:p>
     <w:tbl>
       <w:tblPr>
@@ -463,7 +576,7 @@
                 <w:sz w:val="20"/>
                 <w:szCs w:val="20"/>
               </w:rPr>
-              <w:t xml:space="preserve">Term</w:t>
+              <w:t xml:space="preserve">#</w:t>
             </w:r>
           </w:p>
         </w:tc>
@@ -497,7 +610,7 @@
                 <w:sz w:val="20"/>
                 <w:szCs w:val="20"/>
               </w:rPr>
-              <w:t xml:space="preserve">What it means</w:t>
+              <w:t xml:space="preserve">Show on screen</w:t>
             </w:r>
           </w:p>
         </w:tc>
@@ -531,7 +644,7 @@
                 <w:sz w:val="20"/>
                 <w:szCs w:val="20"/>
               </w:rPr>
-              <w:t xml:space="preserve">Example</w:t>
+              <w:t xml:space="preserve">What to say</w:t>
             </w:r>
           </w:p>
         </w:tc>
@@ -568,7 +681,7 @@
                 <w:sz w:val="20"/>
                 <w:szCs w:val="20"/>
               </w:rPr>
-              <w:t xml:space="preserve">Project</w:t>
+              <w:t xml:space="preserve">1</w:t>
             </w:r>
           </w:p>
         </w:tc>
@@ -600,7 +713,27 @@
                 <w:sz w:val="20"/>
                 <w:szCs w:val="20"/>
               </w:rPr>
-              <w:t xml:space="preserve">A work area for one product or team. All work items live inside a Project.</w:t>
+              <w:t xml:space="preserve"/>
+            </w:r>
+            <w:r>
+              <w:rPr>
+                <w:rFonts w:ascii="Calibri" w:cs="Calibri" w:eastAsia="Calibri" w:hAnsi="Calibri"/>
+                <w:b/>
+                <w:bCs/>
+                <w:sz w:val="20"/>
+                <w:szCs w:val="20"/>
+              </w:rPr>
+              <w:t xml:space="preserve">Create Project</w:t>
+            </w:r>
+            <w:r>
+              <w:rPr>
+                <w:rFonts w:ascii="Calibri" w:cs="Calibri" w:eastAsia="Calibri" w:hAnsi="Calibri"/>
+                <w:b w:val="false"/>
+                <w:bCs w:val="false"/>
+                <w:sz w:val="20"/>
+                <w:szCs w:val="20"/>
+              </w:rPr>
+              <w:t xml:space="preserve"> in the left menu (purple button)</w:t>
             </w:r>
           </w:p>
         </w:tc>
@@ -632,7 +765,7 @@
                 <w:sz w:val="20"/>
                 <w:szCs w:val="20"/>
               </w:rPr>
-              <w:t xml:space="preserve">Mobile App</w:t>
+              <w:t xml:space="preserve">Every product or team gets its own workspace.</w:t>
             </w:r>
           </w:p>
         </w:tc>
@@ -670,7 +803,7 @@
                 <w:sz w:val="20"/>
                 <w:szCs w:val="20"/>
               </w:rPr>
-              <w:t xml:space="preserve">Epic</w:t>
+              <w:t xml:space="preserve">2</w:t>
             </w:r>
           </w:p>
         </w:tc>
@@ -703,7 +836,27 @@
                 <w:sz w:val="20"/>
                 <w:szCs w:val="20"/>
               </w:rPr>
-              <w:t xml:space="preserve">A big goal that gathers many Tasks under it. Optional.</w:t>
+              <w:t xml:space="preserve">The purple </w:t>
+            </w:r>
+            <w:r>
+              <w:rPr>
+                <w:rFonts w:ascii="Calibri" w:cs="Calibri" w:eastAsia="Calibri" w:hAnsi="Calibri"/>
+                <w:b/>
+                <w:bCs/>
+                <w:sz w:val="20"/>
+                <w:szCs w:val="20"/>
+              </w:rPr>
+              <w:t xml:space="preserve">New</w:t>
+            </w:r>
+            <w:r>
+              <w:rPr>
+                <w:rFonts w:ascii="Calibri" w:cs="Calibri" w:eastAsia="Calibri" w:hAnsi="Calibri"/>
+                <w:b w:val="false"/>
+                <w:bCs w:val="false"/>
+                <w:sz w:val="20"/>
+                <w:szCs w:val="20"/>
+              </w:rPr>
+              <w:t xml:space="preserve"> button at the top</w:t>
             </w:r>
           </w:p>
         </w:tc>
@@ -736,7 +889,7 @@
                 <w:sz w:val="20"/>
                 <w:szCs w:val="20"/>
               </w:rPr>
-              <w:t xml:space="preserve">User account management</w:t>
+              <w:t xml:space="preserve">One door for adding work: Sprint, Task, Epic and Bug all start here.</w:t>
             </w:r>
           </w:p>
         </w:tc>
@@ -773,7 +926,7 @@
                 <w:sz w:val="20"/>
                 <w:szCs w:val="20"/>
               </w:rPr>
-              <w:t xml:space="preserve">Task</w:t>
+              <w:t xml:space="preserve">3</w:t>
             </w:r>
           </w:p>
         </w:tc>
@@ -805,7 +958,47 @@
                 <w:sz w:val="20"/>
                 <w:szCs w:val="20"/>
               </w:rPr>
-              <w:t xml:space="preserve">One piece of work to do. It has a title, an owner, a date and points.</w:t>
+              <w:t xml:space="preserve">Add an </w:t>
+            </w:r>
+            <w:r>
+              <w:rPr>
+                <w:rFonts w:ascii="Calibri" w:cs="Calibri" w:eastAsia="Calibri" w:hAnsi="Calibri"/>
+                <w:b/>
+                <w:bCs/>
+                <w:sz w:val="20"/>
+                <w:szCs w:val="20"/>
+              </w:rPr>
+              <w:t xml:space="preserve">Epic</w:t>
+            </w:r>
+            <w:r>
+              <w:rPr>
+                <w:rFonts w:ascii="Calibri" w:cs="Calibri" w:eastAsia="Calibri" w:hAnsi="Calibri"/>
+                <w:b w:val="false"/>
+                <w:bCs w:val="false"/>
+                <w:sz w:val="20"/>
+                <w:szCs w:val="20"/>
+              </w:rPr>
+              <w:t xml:space="preserve"> and some </w:t>
+            </w:r>
+            <w:r>
+              <w:rPr>
+                <w:rFonts w:ascii="Calibri" w:cs="Calibri" w:eastAsia="Calibri" w:hAnsi="Calibri"/>
+                <w:b/>
+                <w:bCs/>
+                <w:sz w:val="20"/>
+                <w:szCs w:val="20"/>
+              </w:rPr>
+              <w:t xml:space="preserve">Tasks</w:t>
+            </w:r>
+            <w:r>
+              <w:rPr>
+                <w:rFonts w:ascii="Calibri" w:cs="Calibri" w:eastAsia="Calibri" w:hAnsi="Calibri"/>
+                <w:b w:val="false"/>
+                <w:bCs w:val="false"/>
+                <w:sz w:val="20"/>
+                <w:szCs w:val="20"/>
+              </w:rPr>
+              <w:t xml:space="preserve"> under it</w:t>
             </w:r>
           </w:p>
         </w:tc>
@@ -837,7 +1030,7 @@
                 <w:sz w:val="20"/>
                 <w:szCs w:val="20"/>
               </w:rPr>
-              <w:t xml:space="preserve">Design the sign-in screen</w:t>
+              <w:t xml:space="preserve">A big goal is an Epic, a piece of work is a Task, small parts are Sub-Tasks.</w:t>
             </w:r>
           </w:p>
         </w:tc>
@@ -875,7 +1068,7 @@
                 <w:sz w:val="20"/>
                 <w:szCs w:val="20"/>
               </w:rPr>
-              <w:t xml:space="preserve">Sub-Task</w:t>
+              <w:t xml:space="preserve">4</w:t>
             </w:r>
           </w:p>
         </w:tc>
@@ -908,7 +1101,27 @@
                 <w:sz w:val="20"/>
                 <w:szCs w:val="20"/>
               </w:rPr>
-              <w:t xml:space="preserve">A small part of a Task. It cannot exist alone; it always belongs to a parent item.</w:t>
+              <w:t xml:space="preserve"/>
+            </w:r>
+            <w:r>
+              <w:rPr>
+                <w:rFonts w:ascii="Calibri" w:cs="Calibri" w:eastAsia="Calibri" w:hAnsi="Calibri"/>
+                <w:b/>
+                <w:bCs/>
+                <w:sz w:val="20"/>
+                <w:szCs w:val="20"/>
+              </w:rPr>
+              <w:t xml:space="preserve">Drag</w:t>
+            </w:r>
+            <w:r>
+              <w:rPr>
+                <w:rFonts w:ascii="Calibri" w:cs="Calibri" w:eastAsia="Calibri" w:hAnsi="Calibri"/>
+                <w:b w:val="false"/>
+                <w:bCs w:val="false"/>
+                <w:sz w:val="20"/>
+                <w:szCs w:val="20"/>
+              </w:rPr>
+              <w:t xml:space="preserve"> a Task onto another Task</w:t>
             </w:r>
           </w:p>
         </w:tc>
@@ -941,7 +1154,7 @@
                 <w:sz w:val="20"/>
                 <w:szCs w:val="20"/>
               </w:rPr>
-              <w:t xml:space="preserve">Draw the form fields</w:t>
+              <w:t xml:space="preserve">Dragging is enough: confirm and it becomes a Sub-Task; drop it on “Detach” to make it a Task again.</w:t>
             </w:r>
           </w:p>
         </w:tc>
@@ -978,7 +1191,7 @@
                 <w:sz w:val="20"/>
                 <w:szCs w:val="20"/>
               </w:rPr>
-              <w:t xml:space="preserve">Sprint</w:t>
+              <w:t xml:space="preserve">5</w:t>
             </w:r>
           </w:p>
         </w:tc>
@@ -1010,7 +1223,27 @@
                 <w:sz w:val="20"/>
                 <w:szCs w:val="20"/>
               </w:rPr>
-              <w:t xml:space="preserve">A work period, usually 1–2 weeks, with a goal and dates. The team picks what to do in it.</w:t>
+              <w:t xml:space="preserve">New → </w:t>
+            </w:r>
+            <w:r>
+              <w:rPr>
+                <w:rFonts w:ascii="Calibri" w:cs="Calibri" w:eastAsia="Calibri" w:hAnsi="Calibri"/>
+                <w:b/>
+                <w:bCs/>
+                <w:sz w:val="20"/>
+                <w:szCs w:val="20"/>
+              </w:rPr>
+              <w:t xml:space="preserve">Sprint</w:t>
+            </w:r>
+            <w:r>
+              <w:rPr>
+                <w:rFonts w:ascii="Calibri" w:cs="Calibri" w:eastAsia="Calibri" w:hAnsi="Calibri"/>
+                <w:b w:val="false"/>
+                <w:bCs w:val="false"/>
+                <w:sz w:val="20"/>
+                <w:szCs w:val="20"/>
+              </w:rPr>
+              <w:t xml:space="preserve"/>
             </w:r>
           </w:p>
         </w:tc>
@@ -1042,7 +1275,7 @@
                 <w:sz w:val="20"/>
                 <w:szCs w:val="20"/>
               </w:rPr>
-              <w:t xml:space="preserve">Sprint 1 (Oct 15–28)</w:t>
+              <w:t xml:space="preserve">A sprint is the team’s 1–2 week goal; its dates and goal are written here.</w:t>
             </w:r>
           </w:p>
         </w:tc>
@@ -1080,7 +1313,7 @@
                 <w:sz w:val="20"/>
                 <w:szCs w:val="20"/>
               </w:rPr>
-              <w:t xml:space="preserve">Backlog</w:t>
+              <w:t xml:space="preserve">6</w:t>
             </w:r>
           </w:p>
         </w:tc>
@@ -1113,7 +1346,27 @@
                 <w:sz w:val="20"/>
                 <w:szCs w:val="20"/>
               </w:rPr>
-              <w:t xml:space="preserve">The list of work not yet in a sprint, ordered by priority.</w:t>
+              <w:t xml:space="preserve"/>
+            </w:r>
+            <w:r>
+              <w:rPr>
+                <w:rFonts w:ascii="Calibri" w:cs="Calibri" w:eastAsia="Calibri" w:hAnsi="Calibri"/>
+                <w:b/>
+                <w:bCs/>
+                <w:sz w:val="20"/>
+                <w:szCs w:val="20"/>
+              </w:rPr>
+              <w:t xml:space="preserve">Move work</w:t>
+            </w:r>
+            <w:r>
+              <w:rPr>
+                <w:rFonts w:ascii="Calibri" w:cs="Calibri" w:eastAsia="Calibri" w:hAnsi="Calibri"/>
+                <w:b w:val="false"/>
+                <w:bCs w:val="false"/>
+                <w:sz w:val="20"/>
+                <w:szCs w:val="20"/>
+              </w:rPr>
+              <w:t xml:space="preserve"> from the Backlog into the Sprint</w:t>
             </w:r>
           </w:p>
         </w:tc>
@@ -1146,7 +1399,7 @@
                 <w:sz w:val="20"/>
                 <w:szCs w:val="20"/>
               </w:rPr>
-              <w:t xml:space="preserve">—</w:t>
+              <w:t xml:space="preserve">The team chooses which work it will do this period.</w:t>
             </w:r>
           </w:p>
         </w:tc>
@@ -1183,7 +1436,7 @@
                 <w:sz w:val="20"/>
                 <w:szCs w:val="20"/>
               </w:rPr>
-              <w:t xml:space="preserve">Story Point</w:t>
+              <w:t xml:space="preserve">7</w:t>
             </w:r>
           </w:p>
         </w:tc>
@@ -1215,7 +1468,27 @@
                 <w:sz w:val="20"/>
                 <w:szCs w:val="20"/>
               </w:rPr>
-              <w:t xml:space="preserve">A score for the size of a piece of work (1, 2, 3, 5, 8, 13, 21, 34, 55).</w:t>
+              <w:t xml:space="preserve"/>
+            </w:r>
+            <w:r>
+              <w:rPr>
+                <w:rFonts w:ascii="Calibri" w:cs="Calibri" w:eastAsia="Calibri" w:hAnsi="Calibri"/>
+                <w:b/>
+                <w:bCs/>
+                <w:sz w:val="20"/>
+                <w:szCs w:val="20"/>
+              </w:rPr>
+              <w:t xml:space="preserve">Sprint board</w:t>
+            </w:r>
+            <w:r>
+              <w:rPr>
+                <w:rFonts w:ascii="Calibri" w:cs="Calibri" w:eastAsia="Calibri" w:hAnsi="Calibri"/>
+                <w:b w:val="false"/>
+                <w:bCs w:val="false"/>
+                <w:sz w:val="20"/>
+                <w:szCs w:val="20"/>
+              </w:rPr>
+              <w:t xml:space="preserve">: drag a card between columns</w:t>
             </w:r>
           </w:p>
         </w:tc>
@@ -1247,7 +1520,463 @@
                 <w:sz w:val="20"/>
                 <w:szCs w:val="20"/>
               </w:rPr>
-              <w:t xml:space="preserve">5</w:t>
+              <w:t xml:space="preserve">Everyone sees at a glance which stage each piece of work is in.</w:t>
+            </w:r>
+          </w:p>
+        </w:tc>
+      </w:tr>
+      <w:tr>
+        <w:trPr>
+          <w:cantSplit/>
+        </w:trPr>
+        <w:tc>
+          <w:tcPr>
+            <w:tcW w:type="dxa" w:w="2120"/>
+            <w:tcBorders>
+              <w:top w:val="single" w:color="C9CEDB" w:sz="4"/>
+              <w:left w:val="single" w:color="C9CEDB" w:sz="4"/>
+              <w:bottom w:val="single" w:color="C9CEDB" w:sz="4"/>
+              <w:right w:val="single" w:color="C9CEDB" w:sz="4"/>
+            </w:tcBorders>
+            <w:shd w:fill="F4F5FA" w:color="auto" w:val="clear"/>
+            <w:tcMar>
+              <w:top w:type="dxa" w:w="70"/>
+              <w:left w:type="dxa" w:w="110"/>
+              <w:bottom w:type="dxa" w:w="70"/>
+              <w:right w:type="dxa" w:w="110"/>
+            </w:tcMar>
+          </w:tcPr>
+          <w:p>
+            <w:pPr>
+              <w:spacing w:after="0" w:line="270"/>
+            </w:pPr>
+            <w:r>
+              <w:rPr>
+                <w:rFonts w:ascii="Calibri" w:cs="Calibri" w:eastAsia="Calibri" w:hAnsi="Calibri"/>
+                <w:b/>
+                <w:bCs/>
+                <w:sz w:val="20"/>
+                <w:szCs w:val="20"/>
+              </w:rPr>
+              <w:t xml:space="preserve">8</w:t>
+            </w:r>
+          </w:p>
+        </w:tc>
+        <w:tc>
+          <w:tcPr>
+            <w:tcW w:type="dxa" w:w="3759"/>
+            <w:tcBorders>
+              <w:top w:val="single" w:color="C9CEDB" w:sz="4"/>
+              <w:left w:val="single" w:color="C9CEDB" w:sz="4"/>
+              <w:bottom w:val="single" w:color="C9CEDB" w:sz="4"/>
+              <w:right w:val="single" w:color="C9CEDB" w:sz="4"/>
+            </w:tcBorders>
+            <w:shd w:fill="F4F5FA" w:color="auto" w:val="clear"/>
+            <w:tcMar>
+              <w:top w:type="dxa" w:w="70"/>
+              <w:left w:type="dxa" w:w="110"/>
+              <w:bottom w:type="dxa" w:w="70"/>
+              <w:right w:type="dxa" w:w="110"/>
+            </w:tcMar>
+          </w:tcPr>
+          <w:p>
+            <w:pPr>
+              <w:spacing w:after="0" w:line="270"/>
+            </w:pPr>
+            <w:r>
+              <w:rPr>
+                <w:rFonts w:ascii="Calibri" w:cs="Calibri" w:eastAsia="Calibri" w:hAnsi="Calibri"/>
+                <w:b w:val="false"/>
+                <w:bCs w:val="false"/>
+                <w:sz w:val="20"/>
+                <w:szCs w:val="20"/>
+              </w:rPr>
+              <w:t xml:space="preserve">Red </w:t>
+            </w:r>
+            <w:r>
+              <w:rPr>
+                <w:rFonts w:ascii="Calibri" w:cs="Calibri" w:eastAsia="Calibri" w:hAnsi="Calibri"/>
+                <w:b/>
+                <w:bCs/>
+                <w:sz w:val="20"/>
+                <w:szCs w:val="20"/>
+              </w:rPr>
+              <w:t xml:space="preserve">Bugs</w:t>
+            </w:r>
+            <w:r>
+              <w:rPr>
+                <w:rFonts w:ascii="Calibri" w:cs="Calibri" w:eastAsia="Calibri" w:hAnsi="Calibri"/>
+                <w:b w:val="false"/>
+                <w:bCs w:val="false"/>
+                <w:sz w:val="20"/>
+                <w:szCs w:val="20"/>
+              </w:rPr>
+              <w:t xml:space="preserve"> tab (next to Reports) → report a Bug → assign → Resolved</w:t>
+            </w:r>
+          </w:p>
+        </w:tc>
+        <w:tc>
+          <w:tcPr>
+            <w:tcW w:type="dxa" w:w="3759"/>
+            <w:tcBorders>
+              <w:top w:val="single" w:color="C9CEDB" w:sz="4"/>
+              <w:left w:val="single" w:color="C9CEDB" w:sz="4"/>
+              <w:bottom w:val="single" w:color="C9CEDB" w:sz="4"/>
+              <w:right w:val="single" w:color="C9CEDB" w:sz="4"/>
+            </w:tcBorders>
+            <w:shd w:fill="F4F5FA" w:color="auto" w:val="clear"/>
+            <w:tcMar>
+              <w:top w:type="dxa" w:w="70"/>
+              <w:left w:type="dxa" w:w="110"/>
+              <w:bottom w:type="dxa" w:w="70"/>
+              <w:right w:type="dxa" w:w="110"/>
+            </w:tcMar>
+          </w:tcPr>
+          <w:p>
+            <w:pPr>
+              <w:spacing w:after="0" w:line="270"/>
+            </w:pPr>
+            <w:r>
+              <w:rPr>
+                <w:rFonts w:ascii="Calibri" w:cs="Calibri" w:eastAsia="Calibri" w:hAnsi="Calibri"/>
+                <w:b w:val="false"/>
+                <w:bCs w:val="false"/>
+                <w:sz w:val="20"/>
+                <w:szCs w:val="20"/>
+              </w:rPr>
+              <w:t xml:space="preserve">Bugs do not get lost: each has an owner, an assignee and a status, and everyone is emailed.</w:t>
+            </w:r>
+          </w:p>
+        </w:tc>
+      </w:tr>
+      <w:tr>
+        <w:trPr>
+          <w:cantSplit/>
+        </w:trPr>
+        <w:tc>
+          <w:tcPr>
+            <w:tcW w:type="dxa" w:w="2120"/>
+            <w:tcBorders>
+              <w:top w:val="single" w:color="C9CEDB" w:sz="4"/>
+              <w:left w:val="single" w:color="C9CEDB" w:sz="4"/>
+              <w:bottom w:val="single" w:color="C9CEDB" w:sz="4"/>
+              <w:right w:val="single" w:color="C9CEDB" w:sz="4"/>
+            </w:tcBorders>
+            <w:tcMar>
+              <w:top w:type="dxa" w:w="70"/>
+              <w:left w:type="dxa" w:w="110"/>
+              <w:bottom w:type="dxa" w:w="70"/>
+              <w:right w:type="dxa" w:w="110"/>
+            </w:tcMar>
+          </w:tcPr>
+          <w:p>
+            <w:pPr>
+              <w:spacing w:after="0" w:line="270"/>
+            </w:pPr>
+            <w:r>
+              <w:rPr>
+                <w:rFonts w:ascii="Calibri" w:cs="Calibri" w:eastAsia="Calibri" w:hAnsi="Calibri"/>
+                <w:b/>
+                <w:bCs/>
+                <w:sz w:val="20"/>
+                <w:szCs w:val="20"/>
+              </w:rPr>
+              <w:t xml:space="preserve">9</w:t>
+            </w:r>
+          </w:p>
+        </w:tc>
+        <w:tc>
+          <w:tcPr>
+            <w:tcW w:type="dxa" w:w="3759"/>
+            <w:tcBorders>
+              <w:top w:val="single" w:color="C9CEDB" w:sz="4"/>
+              <w:left w:val="single" w:color="C9CEDB" w:sz="4"/>
+              <w:bottom w:val="single" w:color="C9CEDB" w:sz="4"/>
+              <w:right w:val="single" w:color="C9CEDB" w:sz="4"/>
+            </w:tcBorders>
+            <w:tcMar>
+              <w:top w:type="dxa" w:w="70"/>
+              <w:left w:type="dxa" w:w="110"/>
+              <w:bottom w:type="dxa" w:w="70"/>
+              <w:right w:type="dxa" w:w="110"/>
+            </w:tcMar>
+          </w:tcPr>
+          <w:p>
+            <w:pPr>
+              <w:spacing w:after="0" w:line="270"/>
+            </w:pPr>
+            <w:r>
+              <w:rPr>
+                <w:rFonts w:ascii="Calibri" w:cs="Calibri" w:eastAsia="Calibri" w:hAnsi="Calibri"/>
+                <w:b w:val="false"/>
+                <w:bCs w:val="false"/>
+                <w:sz w:val="20"/>
+                <w:szCs w:val="20"/>
+              </w:rPr>
+              <w:t xml:space="preserve"/>
+            </w:r>
+            <w:r>
+              <w:rPr>
+                <w:rFonts w:ascii="Calibri" w:cs="Calibri" w:eastAsia="Calibri" w:hAnsi="Calibri"/>
+                <w:b/>
+                <w:bCs/>
+                <w:sz w:val="20"/>
+                <w:szCs w:val="20"/>
+              </w:rPr>
+              <w:t xml:space="preserve">Reports</w:t>
+            </w:r>
+            <w:r>
+              <w:rPr>
+                <w:rFonts w:ascii="Calibri" w:cs="Calibri" w:eastAsia="Calibri" w:hAnsi="Calibri"/>
+                <w:b w:val="false"/>
+                <w:bCs w:val="false"/>
+                <w:sz w:val="20"/>
+                <w:szCs w:val="20"/>
+              </w:rPr>
+              <w:t xml:space="preserve">: Burndown and Velocity</w:t>
+            </w:r>
+          </w:p>
+        </w:tc>
+        <w:tc>
+          <w:tcPr>
+            <w:tcW w:type="dxa" w:w="3759"/>
+            <w:tcBorders>
+              <w:top w:val="single" w:color="C9CEDB" w:sz="4"/>
+              <w:left w:val="single" w:color="C9CEDB" w:sz="4"/>
+              <w:bottom w:val="single" w:color="C9CEDB" w:sz="4"/>
+              <w:right w:val="single" w:color="C9CEDB" w:sz="4"/>
+            </w:tcBorders>
+            <w:tcMar>
+              <w:top w:type="dxa" w:w="70"/>
+              <w:left w:type="dxa" w:w="110"/>
+              <w:bottom w:type="dxa" w:w="70"/>
+              <w:right w:type="dxa" w:w="110"/>
+            </w:tcMar>
+          </w:tcPr>
+          <w:p>
+            <w:pPr>
+              <w:spacing w:after="0" w:line="270"/>
+            </w:pPr>
+            <w:r>
+              <w:rPr>
+                <w:rFonts w:ascii="Calibri" w:cs="Calibri" w:eastAsia="Calibri" w:hAnsi="Calibri"/>
+                <w:b w:val="false"/>
+                <w:bCs w:val="false"/>
+                <w:sz w:val="20"/>
+                <w:szCs w:val="20"/>
+              </w:rPr>
+              <w:t xml:space="preserve">Will the sprint finish on time, how much does the team deliver: it is in the chart.</w:t>
+            </w:r>
+          </w:p>
+        </w:tc>
+      </w:tr>
+      <w:tr>
+        <w:trPr>
+          <w:cantSplit/>
+        </w:trPr>
+        <w:tc>
+          <w:tcPr>
+            <w:tcW w:type="dxa" w:w="2120"/>
+            <w:tcBorders>
+              <w:top w:val="single" w:color="C9CEDB" w:sz="4"/>
+              <w:left w:val="single" w:color="C9CEDB" w:sz="4"/>
+              <w:bottom w:val="single" w:color="C9CEDB" w:sz="4"/>
+              <w:right w:val="single" w:color="C9CEDB" w:sz="4"/>
+            </w:tcBorders>
+            <w:shd w:fill="F4F5FA" w:color="auto" w:val="clear"/>
+            <w:tcMar>
+              <w:top w:type="dxa" w:w="70"/>
+              <w:left w:type="dxa" w:w="110"/>
+              <w:bottom w:type="dxa" w:w="70"/>
+              <w:right w:type="dxa" w:w="110"/>
+            </w:tcMar>
+          </w:tcPr>
+          <w:p>
+            <w:pPr>
+              <w:spacing w:after="0" w:line="270"/>
+            </w:pPr>
+            <w:r>
+              <w:rPr>
+                <w:rFonts w:ascii="Calibri" w:cs="Calibri" w:eastAsia="Calibri" w:hAnsi="Calibri"/>
+                <w:b/>
+                <w:bCs/>
+                <w:sz w:val="20"/>
+                <w:szCs w:val="20"/>
+              </w:rPr>
+              <w:t xml:space="preserve">10</w:t>
+            </w:r>
+          </w:p>
+        </w:tc>
+        <w:tc>
+          <w:tcPr>
+            <w:tcW w:type="dxa" w:w="3759"/>
+            <w:tcBorders>
+              <w:top w:val="single" w:color="C9CEDB" w:sz="4"/>
+              <w:left w:val="single" w:color="C9CEDB" w:sz="4"/>
+              <w:bottom w:val="single" w:color="C9CEDB" w:sz="4"/>
+              <w:right w:val="single" w:color="C9CEDB" w:sz="4"/>
+            </w:tcBorders>
+            <w:shd w:fill="F4F5FA" w:color="auto" w:val="clear"/>
+            <w:tcMar>
+              <w:top w:type="dxa" w:w="70"/>
+              <w:left w:type="dxa" w:w="110"/>
+              <w:bottom w:type="dxa" w:w="70"/>
+              <w:right w:type="dxa" w:w="110"/>
+            </w:tcMar>
+          </w:tcPr>
+          <w:p>
+            <w:pPr>
+              <w:spacing w:after="0" w:line="270"/>
+            </w:pPr>
+            <w:r>
+              <w:rPr>
+                <w:rFonts w:ascii="Calibri" w:cs="Calibri" w:eastAsia="Calibri" w:hAnsi="Calibri"/>
+                <w:b w:val="false"/>
+                <w:bCs w:val="false"/>
+                <w:sz w:val="20"/>
+                <w:szCs w:val="20"/>
+              </w:rPr>
+              <w:t xml:space="preserve"/>
+            </w:r>
+            <w:r>
+              <w:rPr>
+                <w:rFonts w:ascii="Calibri" w:cs="Calibri" w:eastAsia="Calibri" w:hAnsi="Calibri"/>
+                <w:b/>
+                <w:bCs/>
+                <w:sz w:val="20"/>
+                <w:szCs w:val="20"/>
+              </w:rPr>
+              <w:t xml:space="preserve">Share</w:t>
+            </w:r>
+            <w:r>
+              <w:rPr>
+                <w:rFonts w:ascii="Calibri" w:cs="Calibri" w:eastAsia="Calibri" w:hAnsi="Calibri"/>
+                <w:b w:val="false"/>
+                <w:bCs w:val="false"/>
+                <w:sz w:val="20"/>
+                <w:szCs w:val="20"/>
+              </w:rPr>
+              <w:t xml:space="preserve"> on an Epic; Settings → </w:t>
+            </w:r>
+            <w:r>
+              <w:rPr>
+                <w:rFonts w:ascii="Calibri" w:cs="Calibri" w:eastAsia="Calibri" w:hAnsi="Calibri"/>
+                <w:b/>
+                <w:bCs/>
+                <w:sz w:val="20"/>
+                <w:szCs w:val="20"/>
+              </w:rPr>
+              <w:t xml:space="preserve">Roles</w:t>
+            </w:r>
+            <w:r>
+              <w:rPr>
+                <w:rFonts w:ascii="Calibri" w:cs="Calibri" w:eastAsia="Calibri" w:hAnsi="Calibri"/>
+                <w:b w:val="false"/>
+                <w:bCs w:val="false"/>
+                <w:sz w:val="20"/>
+                <w:szCs w:val="20"/>
+              </w:rPr>
+              <w:t xml:space="preserve"/>
+            </w:r>
+          </w:p>
+        </w:tc>
+        <w:tc>
+          <w:tcPr>
+            <w:tcW w:type="dxa" w:w="3759"/>
+            <w:tcBorders>
+              <w:top w:val="single" w:color="C9CEDB" w:sz="4"/>
+              <w:left w:val="single" w:color="C9CEDB" w:sz="4"/>
+              <w:bottom w:val="single" w:color="C9CEDB" w:sz="4"/>
+              <w:right w:val="single" w:color="C9CEDB" w:sz="4"/>
+            </w:tcBorders>
+            <w:shd w:fill="F4F5FA" w:color="auto" w:val="clear"/>
+            <w:tcMar>
+              <w:top w:type="dxa" w:w="70"/>
+              <w:left w:type="dxa" w:w="110"/>
+              <w:bottom w:type="dxa" w:w="70"/>
+              <w:right w:type="dxa" w:w="110"/>
+            </w:tcMar>
+          </w:tcPr>
+          <w:p>
+            <w:pPr>
+              <w:spacing w:after="0" w:line="270"/>
+            </w:pPr>
+            <w:r>
+              <w:rPr>
+                <w:rFonts w:ascii="Calibri" w:cs="Calibri" w:eastAsia="Calibri" w:hAnsi="Calibri"/>
+                <w:b w:val="false"/>
+                <w:bCs w:val="false"/>
+                <w:sz w:val="20"/>
+                <w:szCs w:val="20"/>
+              </w:rPr>
+              <w:t xml:space="preserve">Who sees and changes what can be set from the whole Project down to a single item.</w:t>
+            </w:r>
+          </w:p>
+        </w:tc>
+      </w:tr>
+    </w:tbl>
+    <w:p>
+      <w:pPr>
+        <w:spacing w:after="160"/>
+      </w:pPr>
+    </w:p>
+    <w:tbl>
+      <w:tblPr>
+        <w:tblW w:type="dxa" w:w="9638"/>
+        <w:tblBorders>
+          <w:top w:val="single" w:color="auto" w:sz="4"/>
+          <w:left w:val="single" w:color="auto" w:sz="4"/>
+          <w:bottom w:val="single" w:color="auto" w:sz="4"/>
+          <w:right w:val="single" w:color="auto" w:sz="4"/>
+          <w:insideH w:val="single" w:color="auto" w:sz="4"/>
+          <w:insideV w:val="single" w:color="auto" w:sz="4"/>
+        </w:tblBorders>
+      </w:tblPr>
+      <w:tblGrid>
+        <w:gridCol w:w="9638"/>
+      </w:tblGrid>
+      <w:tr>
+        <w:trPr>
+          <w:cantSplit/>
+        </w:trPr>
+        <w:tc>
+          <w:tcPr>
+            <w:tcW w:type="dxa" w:w="9638"/>
+            <w:tcBorders>
+              <w:top w:val="none" w:color="FFFFFF" w:sz="0"/>
+              <w:left w:val="single" w:color="10B981" w:sz="24"/>
+              <w:bottom w:val="none" w:color="FFFFFF" w:sz="0"/>
+              <w:right w:val="none" w:color="FFFFFF" w:sz="0"/>
+            </w:tcBorders>
+            <w:shd w:fill="E7F7EE" w:color="auto" w:val="clear"/>
+            <w:tcMar>
+              <w:top w:type="dxa" w:w="100"/>
+              <w:left w:type="dxa" w:w="180"/>
+              <w:bottom w:type="dxa" w:w="100"/>
+              <w:right w:type="dxa" w:w="140"/>
+            </w:tcMar>
+          </w:tcPr>
+          <w:p>
+            <w:pPr>
+              <w:spacing w:after="0" w:line="290"/>
+            </w:pPr>
+            <w:r>
+              <w:rPr>
+                <w:rFonts w:ascii="Calibri" w:cs="Calibri" w:eastAsia="Calibri" w:hAnsi="Calibri"/>
+                <w:b/>
+                <w:bCs/>
+                <w:sz w:val="22"/>
+                <w:szCs w:val="22"/>
+              </w:rPr>
+              <w:t xml:space="preserve">Tip: </w:t>
+            </w:r>
+            <w:r>
+              <w:rPr>
+                <w:rFonts w:ascii="Calibri" w:cs="Calibri" w:eastAsia="Calibri" w:hAnsi="Calibri"/>
+                <w:sz w:val="22"/>
+                <w:szCs w:val="22"/>
+              </w:rPr>
+              <w:t xml:space="preserve">Before the presentation, prepare a Project, a few Tasks and a Sprint. Typing from scratch takes time; with ready data you finish in 5 minutes. Dragging and Bugs are the crowd-pleasers, so give them time.</w:t>
             </w:r>
           </w:p>
         </w:tc>
@@ -2049,6 +2778,1921 @@
         <w:spacing w:after="200"/>
       </w:pPr>
     </w:p>
+    <w:p>
+      <w:pPr>
+        <w:spacing w:after="140" w:line="300"/>
+      </w:pPr>
+      <w:r>
+        <w:rPr>
+          <w:rFonts w:ascii="Calibri" w:cs="Calibri" w:eastAsia="Calibri" w:hAnsi="Calibri"/>
+          <w:sz w:val="22"/>
+          <w:szCs w:val="22"/>
+        </w:rPr>
+        <w:t xml:space="preserve"/>
+      </w:r>
+      <w:r>
+        <w:rPr>
+          <w:rFonts w:ascii="Calibri" w:cs="Calibri" w:eastAsia="Calibri" w:hAnsi="Calibri"/>
+          <w:b/>
+          <w:bCs/>
+          <w:sz w:val="22"/>
+          <w:szCs w:val="22"/>
+        </w:rPr>
+        <w:t xml:space="preserve">Questions you will be asked</w:t>
+      </w:r>
+      <w:r>
+        <w:rPr>
+          <w:rFonts w:ascii="Calibri" w:cs="Calibri" w:eastAsia="Calibri" w:hAnsi="Calibri"/>
+          <w:sz w:val="22"/>
+          <w:szCs w:val="22"/>
+        </w:rPr>
+        <w:t xml:space="preserve"/>
+      </w:r>
+    </w:p>
+    <w:p>
+      <w:pPr>
+        <w:pStyle w:val="ListParagraph"/>
+        <w:numPr>
+          <w:ilvl w:val="0"/>
+          <w:numId w:val="2"/>
+        </w:numPr>
+        <w:spacing w:after="80" w:line="290"/>
+      </w:pPr>
+      <w:r>
+        <w:rPr>
+          <w:rFonts w:ascii="Calibri" w:cs="Calibri" w:eastAsia="Calibri" w:hAnsi="Calibri"/>
+          <w:sz w:val="22"/>
+          <w:szCs w:val="22"/>
+        </w:rPr>
+        <w:t xml:space="preserve"/>
+      </w:r>
+      <w:r>
+        <w:rPr>
+          <w:rFonts w:ascii="Calibri" w:cs="Calibri" w:eastAsia="Calibri" w:hAnsi="Calibri"/>
+          <w:b/>
+          <w:bCs/>
+          <w:sz w:val="22"/>
+          <w:szCs w:val="22"/>
+        </w:rPr>
+        <w:t xml:space="preserve">Where is the data?</w:t>
+      </w:r>
+      <w:r>
+        <w:rPr>
+          <w:rFonts w:ascii="Calibri" w:cs="Calibri" w:eastAsia="Calibri" w:hAnsi="Calibri"/>
+          <w:sz w:val="22"/>
+          <w:szCs w:val="22"/>
+        </w:rPr>
+        <w:t xml:space="preserve"> On the company’s own server (PostgreSQL). A daily backup is taken automatically; a Project can also be restored from a backup.</w:t>
+      </w:r>
+    </w:p>
+    <w:p>
+      <w:pPr>
+        <w:pStyle w:val="ListParagraph"/>
+        <w:numPr>
+          <w:ilvl w:val="0"/>
+          <w:numId w:val="2"/>
+        </w:numPr>
+        <w:spacing w:after="80" w:line="290"/>
+      </w:pPr>
+      <w:r>
+        <w:rPr>
+          <w:rFonts w:ascii="Calibri" w:cs="Calibri" w:eastAsia="Calibri" w:hAnsi="Calibri"/>
+          <w:sz w:val="22"/>
+          <w:szCs w:val="22"/>
+        </w:rPr>
+        <w:t xml:space="preserve"/>
+      </w:r>
+      <w:r>
+        <w:rPr>
+          <w:rFonts w:ascii="Calibri" w:cs="Calibri" w:eastAsia="Calibri" w:hAnsi="Calibri"/>
+          <w:b/>
+          <w:bCs/>
+          <w:sz w:val="22"/>
+          <w:szCs w:val="22"/>
+        </w:rPr>
+        <w:t xml:space="preserve">Who sees what?</w:t>
+      </w:r>
+      <w:r>
+        <w:rPr>
+          <w:rFonts w:ascii="Calibri" w:cs="Calibri" w:eastAsia="Calibri" w:hAnsi="Calibri"/>
+          <w:sz w:val="22"/>
+          <w:szCs w:val="22"/>
+        </w:rPr>
+        <w:t xml:space="preserve"> Roles and permissions are edited in Settings → Roles; a single Epic or Task can be made “Private” and opened only to chosen people.</w:t>
+      </w:r>
+    </w:p>
+    <w:p>
+      <w:pPr>
+        <w:pStyle w:val="ListParagraph"/>
+        <w:numPr>
+          <w:ilvl w:val="0"/>
+          <w:numId w:val="2"/>
+        </w:numPr>
+        <w:spacing w:after="80" w:line="290"/>
+      </w:pPr>
+      <w:r>
+        <w:rPr>
+          <w:rFonts w:ascii="Calibri" w:cs="Calibri" w:eastAsia="Calibri" w:hAnsi="Calibri"/>
+          <w:sz w:val="22"/>
+          <w:szCs w:val="22"/>
+        </w:rPr>
+        <w:t xml:space="preserve"/>
+      </w:r>
+      <w:r>
+        <w:rPr>
+          <w:rFonts w:ascii="Calibri" w:cs="Calibri" w:eastAsia="Calibri" w:hAnsi="Calibri"/>
+          <w:b/>
+          <w:bCs/>
+          <w:sz w:val="22"/>
+          <w:szCs w:val="22"/>
+        </w:rPr>
+        <w:t xml:space="preserve">Can files be attached?</w:t>
+      </w:r>
+      <w:r>
+        <w:rPr>
+          <w:rFonts w:ascii="Calibri" w:cs="Calibri" w:eastAsia="Calibri" w:hAnsi="Calibri"/>
+          <w:sz w:val="22"/>
+          <w:szCs w:val="22"/>
+        </w:rPr>
+        <w:t xml:space="preserve"> Yes, any file type up to 100 MB on Tasks and Epics.</w:t>
+      </w:r>
+    </w:p>
+    <w:p>
+      <w:pPr>
+        <w:pStyle w:val="ListParagraph"/>
+        <w:numPr>
+          <w:ilvl w:val="0"/>
+          <w:numId w:val="2"/>
+        </w:numPr>
+        <w:spacing w:after="80" w:line="290"/>
+      </w:pPr>
+      <w:r>
+        <w:rPr>
+          <w:rFonts w:ascii="Calibri" w:cs="Calibri" w:eastAsia="Calibri" w:hAnsi="Calibri"/>
+          <w:sz w:val="22"/>
+          <w:szCs w:val="22"/>
+        </w:rPr>
+        <w:t xml:space="preserve"/>
+      </w:r>
+      <w:r>
+        <w:rPr>
+          <w:rFonts w:ascii="Calibri" w:cs="Calibri" w:eastAsia="Calibri" w:hAnsi="Calibri"/>
+          <w:b/>
+          <w:bCs/>
+          <w:sz w:val="22"/>
+          <w:szCs w:val="22"/>
+        </w:rPr>
+        <w:t xml:space="preserve">Are there notifications?</w:t>
+      </w:r>
+      <w:r>
+        <w:rPr>
+          <w:rFonts w:ascii="Calibri" w:cs="Calibri" w:eastAsia="Calibri" w:hAnsi="Calibri"/>
+          <w:sz w:val="22"/>
+          <w:szCs w:val="22"/>
+        </w:rPr>
+        <w:t xml:space="preserve"> Yes: in the app and by email (assignment, comment, status, Bug). The email setup is entered in Settings → General.</w:t>
+      </w:r>
+    </w:p>
+    <w:p>
+      <w:pPr>
+        <w:pStyle w:val="ListParagraph"/>
+        <w:numPr>
+          <w:ilvl w:val="0"/>
+          <w:numId w:val="2"/>
+        </w:numPr>
+        <w:spacing w:after="80" w:line="290"/>
+      </w:pPr>
+      <w:r>
+        <w:rPr>
+          <w:rFonts w:ascii="Calibri" w:cs="Calibri" w:eastAsia="Calibri" w:hAnsi="Calibri"/>
+          <w:sz w:val="22"/>
+          <w:szCs w:val="22"/>
+        </w:rPr>
+        <w:t xml:space="preserve"/>
+      </w:r>
+      <w:r>
+        <w:rPr>
+          <w:rFonts w:ascii="Calibri" w:cs="Calibri" w:eastAsia="Calibri" w:hAnsi="Calibri"/>
+          <w:b/>
+          <w:bCs/>
+          <w:sz w:val="22"/>
+          <w:szCs w:val="22"/>
+        </w:rPr>
+        <w:t xml:space="preserve">How is it different from other tools?</w:t>
+      </w:r>
+      <w:r>
+        <w:rPr>
+          <w:rFonts w:ascii="Calibri" w:cs="Calibri" w:eastAsia="Calibri" w:hAnsi="Calibri"/>
+          <w:sz w:val="22"/>
+          <w:szCs w:val="22"/>
+        </w:rPr>
+        <w:t xml:space="preserve"> Scrum (Sprints, Backlog, Burndown) and Kanban together; Turkish; on your own server.</w:t>
+      </w:r>
+    </w:p>
+    <w:p>
+      <w:pPr>
+        <w:spacing w:after="100"/>
+      </w:pPr>
+    </w:p>
+    <w:p>
+      <w:pPr>
+        <w:pStyle w:val="Heading1"/>
+        <w:keepNext/>
+      </w:pPr>
+      <w:r>
+        <w:rPr>
+          <w:rFonts w:ascii="Calibri" w:cs="Calibri" w:eastAsia="Calibri" w:hAnsi="Calibri"/>
+          <w:b/>
+          <w:bCs/>
+          <w:color w:val="3B2A9E"/>
+          <w:sz w:val="34"/>
+          <w:szCs w:val="34"/>
+        </w:rPr>
+        <w:t xml:space="preserve">Before you start: the basics</w:t>
+      </w:r>
+    </w:p>
+    <w:p>
+      <w:pPr>
+        <w:spacing w:after="140" w:line="300"/>
+      </w:pPr>
+      <w:r>
+        <w:rPr>
+          <w:rFonts w:ascii="Calibri" w:cs="Calibri" w:eastAsia="Calibri" w:hAnsi="Calibri"/>
+          <w:sz w:val="22"/>
+          <w:szCs w:val="22"/>
+        </w:rPr>
+        <w:t xml:space="preserve">Seyir is a project management app where a team plans and tracks its work. This guide is written for someone who has never used it: at every step we point at the screen with red </w:t>
+      </w:r>
+      <w:r>
+        <w:rPr>
+          <w:rFonts w:ascii="Calibri" w:cs="Calibri" w:eastAsia="Calibri" w:hAnsi="Calibri"/>
+          <w:b/>
+          <w:bCs/>
+          <w:sz w:val="22"/>
+          <w:szCs w:val="22"/>
+        </w:rPr>
+        <w:t xml:space="preserve">numbered markers</w:t>
+      </w:r>
+      <w:r>
+        <w:rPr>
+          <w:rFonts w:ascii="Calibri" w:cs="Calibri" w:eastAsia="Calibri" w:hAnsi="Calibri"/>
+          <w:sz w:val="22"/>
+          <w:szCs w:val="22"/>
+        </w:rPr>
+        <w:t xml:space="preserve">. The number on the picture matches the list under the picture.</w:t>
+      </w:r>
+    </w:p>
+    <w:p>
+      <w:pPr>
+        <w:spacing w:after="140" w:line="300"/>
+      </w:pPr>
+      <w:r>
+        <w:rPr>
+          <w:rFonts w:ascii="Calibri" w:cs="Calibri" w:eastAsia="Calibri" w:hAnsi="Calibri"/>
+          <w:sz w:val="22"/>
+          <w:szCs w:val="22"/>
+        </w:rPr>
+        <w:t xml:space="preserve">You only need to know a few words first:</w:t>
+      </w:r>
+    </w:p>
+    <w:tbl>
+      <w:tblPr>
+        <w:tblW w:type="dxa" w:w="9638"/>
+        <w:tblBorders>
+          <w:top w:val="single" w:color="auto" w:sz="4"/>
+          <w:left w:val="single" w:color="auto" w:sz="4"/>
+          <w:bottom w:val="single" w:color="auto" w:sz="4"/>
+          <w:right w:val="single" w:color="auto" w:sz="4"/>
+          <w:insideH w:val="single" w:color="auto" w:sz="4"/>
+          <w:insideV w:val="single" w:color="auto" w:sz="4"/>
+        </w:tblBorders>
+      </w:tblPr>
+      <w:tblGrid>
+        <w:gridCol w:w="2120"/>
+        <w:gridCol w:w="3759"/>
+        <w:gridCol w:w="3759"/>
+      </w:tblGrid>
+      <w:tr>
+        <w:trPr>
+          <w:cantSplit/>
+          <w:tblHeader/>
+        </w:trPr>
+        <w:tc>
+          <w:tcPr>
+            <w:tcW w:type="dxa" w:w="2120"/>
+            <w:tcBorders>
+              <w:top w:val="single" w:color="C9CEDB" w:sz="4"/>
+              <w:left w:val="single" w:color="C9CEDB" w:sz="4"/>
+              <w:bottom w:val="single" w:color="C9CEDB" w:sz="4"/>
+              <w:right w:val="single" w:color="C9CEDB" w:sz="4"/>
+            </w:tcBorders>
+            <w:shd w:fill="5B3FD1" w:color="auto" w:val="clear"/>
+            <w:tcMar>
+              <w:top w:type="dxa" w:w="70"/>
+              <w:left w:type="dxa" w:w="110"/>
+              <w:bottom w:type="dxa" w:w="70"/>
+              <w:right w:type="dxa" w:w="110"/>
+            </w:tcMar>
+          </w:tcPr>
+          <w:p>
+            <w:pPr>
+              <w:spacing w:after="0" w:line="270"/>
+            </w:pPr>
+            <w:r>
+              <w:rPr>
+                <w:rFonts w:ascii="Calibri" w:cs="Calibri" w:eastAsia="Calibri" w:hAnsi="Calibri"/>
+                <w:b/>
+                <w:bCs/>
+                <w:color w:val="FFFFFF"/>
+                <w:sz w:val="20"/>
+                <w:szCs w:val="20"/>
+              </w:rPr>
+              <w:t xml:space="preserve">Term</w:t>
+            </w:r>
+          </w:p>
+        </w:tc>
+        <w:tc>
+          <w:tcPr>
+            <w:tcW w:type="dxa" w:w="3759"/>
+            <w:tcBorders>
+              <w:top w:val="single" w:color="C9CEDB" w:sz="4"/>
+              <w:left w:val="single" w:color="C9CEDB" w:sz="4"/>
+              <w:bottom w:val="single" w:color="C9CEDB" w:sz="4"/>
+              <w:right w:val="single" w:color="C9CEDB" w:sz="4"/>
+            </w:tcBorders>
+            <w:shd w:fill="5B3FD1" w:color="auto" w:val="clear"/>
+            <w:tcMar>
+              <w:top w:type="dxa" w:w="70"/>
+              <w:left w:type="dxa" w:w="110"/>
+              <w:bottom w:type="dxa" w:w="70"/>
+              <w:right w:type="dxa" w:w="110"/>
+            </w:tcMar>
+          </w:tcPr>
+          <w:p>
+            <w:pPr>
+              <w:spacing w:after="0" w:line="270"/>
+            </w:pPr>
+            <w:r>
+              <w:rPr>
+                <w:rFonts w:ascii="Calibri" w:cs="Calibri" w:eastAsia="Calibri" w:hAnsi="Calibri"/>
+                <w:b/>
+                <w:bCs/>
+                <w:color w:val="FFFFFF"/>
+                <w:sz w:val="20"/>
+                <w:szCs w:val="20"/>
+              </w:rPr>
+              <w:t xml:space="preserve">What it means</w:t>
+            </w:r>
+          </w:p>
+        </w:tc>
+        <w:tc>
+          <w:tcPr>
+            <w:tcW w:type="dxa" w:w="3759"/>
+            <w:tcBorders>
+              <w:top w:val="single" w:color="C9CEDB" w:sz="4"/>
+              <w:left w:val="single" w:color="C9CEDB" w:sz="4"/>
+              <w:bottom w:val="single" w:color="C9CEDB" w:sz="4"/>
+              <w:right w:val="single" w:color="C9CEDB" w:sz="4"/>
+            </w:tcBorders>
+            <w:shd w:fill="5B3FD1" w:color="auto" w:val="clear"/>
+            <w:tcMar>
+              <w:top w:type="dxa" w:w="70"/>
+              <w:left w:type="dxa" w:w="110"/>
+              <w:bottom w:type="dxa" w:w="70"/>
+              <w:right w:type="dxa" w:w="110"/>
+            </w:tcMar>
+          </w:tcPr>
+          <w:p>
+            <w:pPr>
+              <w:spacing w:after="0" w:line="270"/>
+            </w:pPr>
+            <w:r>
+              <w:rPr>
+                <w:rFonts w:ascii="Calibri" w:cs="Calibri" w:eastAsia="Calibri" w:hAnsi="Calibri"/>
+                <w:b/>
+                <w:bCs/>
+                <w:color w:val="FFFFFF"/>
+                <w:sz w:val="20"/>
+                <w:szCs w:val="20"/>
+              </w:rPr>
+              <w:t xml:space="preserve">Example</w:t>
+            </w:r>
+          </w:p>
+        </w:tc>
+      </w:tr>
+      <w:tr>
+        <w:trPr>
+          <w:cantSplit/>
+        </w:trPr>
+        <w:tc>
+          <w:tcPr>
+            <w:tcW w:type="dxa" w:w="2120"/>
+            <w:tcBorders>
+              <w:top w:val="single" w:color="C9CEDB" w:sz="4"/>
+              <w:left w:val="single" w:color="C9CEDB" w:sz="4"/>
+              <w:bottom w:val="single" w:color="C9CEDB" w:sz="4"/>
+              <w:right w:val="single" w:color="C9CEDB" w:sz="4"/>
+            </w:tcBorders>
+            <w:tcMar>
+              <w:top w:type="dxa" w:w="70"/>
+              <w:left w:type="dxa" w:w="110"/>
+              <w:bottom w:type="dxa" w:w="70"/>
+              <w:right w:type="dxa" w:w="110"/>
+            </w:tcMar>
+          </w:tcPr>
+          <w:p>
+            <w:pPr>
+              <w:spacing w:after="0" w:line="270"/>
+            </w:pPr>
+            <w:r>
+              <w:rPr>
+                <w:rFonts w:ascii="Calibri" w:cs="Calibri" w:eastAsia="Calibri" w:hAnsi="Calibri"/>
+                <w:b/>
+                <w:bCs/>
+                <w:sz w:val="20"/>
+                <w:szCs w:val="20"/>
+              </w:rPr>
+              <w:t xml:space="preserve">Project</w:t>
+            </w:r>
+          </w:p>
+        </w:tc>
+        <w:tc>
+          <w:tcPr>
+            <w:tcW w:type="dxa" w:w="3759"/>
+            <w:tcBorders>
+              <w:top w:val="single" w:color="C9CEDB" w:sz="4"/>
+              <w:left w:val="single" w:color="C9CEDB" w:sz="4"/>
+              <w:bottom w:val="single" w:color="C9CEDB" w:sz="4"/>
+              <w:right w:val="single" w:color="C9CEDB" w:sz="4"/>
+            </w:tcBorders>
+            <w:tcMar>
+              <w:top w:type="dxa" w:w="70"/>
+              <w:left w:type="dxa" w:w="110"/>
+              <w:bottom w:type="dxa" w:w="70"/>
+              <w:right w:type="dxa" w:w="110"/>
+            </w:tcMar>
+          </w:tcPr>
+          <w:p>
+            <w:pPr>
+              <w:spacing w:after="0" w:line="270"/>
+            </w:pPr>
+            <w:r>
+              <w:rPr>
+                <w:rFonts w:ascii="Calibri" w:cs="Calibri" w:eastAsia="Calibri" w:hAnsi="Calibri"/>
+                <w:b w:val="false"/>
+                <w:bCs w:val="false"/>
+                <w:sz w:val="20"/>
+                <w:szCs w:val="20"/>
+              </w:rPr>
+              <w:t xml:space="preserve">A work area for one product or team. All work items live inside a Project.</w:t>
+            </w:r>
+          </w:p>
+        </w:tc>
+        <w:tc>
+          <w:tcPr>
+            <w:tcW w:type="dxa" w:w="3759"/>
+            <w:tcBorders>
+              <w:top w:val="single" w:color="C9CEDB" w:sz="4"/>
+              <w:left w:val="single" w:color="C9CEDB" w:sz="4"/>
+              <w:bottom w:val="single" w:color="C9CEDB" w:sz="4"/>
+              <w:right w:val="single" w:color="C9CEDB" w:sz="4"/>
+            </w:tcBorders>
+            <w:tcMar>
+              <w:top w:type="dxa" w:w="70"/>
+              <w:left w:type="dxa" w:w="110"/>
+              <w:bottom w:type="dxa" w:w="70"/>
+              <w:right w:type="dxa" w:w="110"/>
+            </w:tcMar>
+          </w:tcPr>
+          <w:p>
+            <w:pPr>
+              <w:spacing w:after="0" w:line="270"/>
+            </w:pPr>
+            <w:r>
+              <w:rPr>
+                <w:rFonts w:ascii="Calibri" w:cs="Calibri" w:eastAsia="Calibri" w:hAnsi="Calibri"/>
+                <w:b w:val="false"/>
+                <w:bCs w:val="false"/>
+                <w:sz w:val="20"/>
+                <w:szCs w:val="20"/>
+              </w:rPr>
+              <w:t xml:space="preserve">Mobile App</w:t>
+            </w:r>
+          </w:p>
+        </w:tc>
+      </w:tr>
+      <w:tr>
+        <w:trPr>
+          <w:cantSplit/>
+        </w:trPr>
+        <w:tc>
+          <w:tcPr>
+            <w:tcW w:type="dxa" w:w="2120"/>
+            <w:tcBorders>
+              <w:top w:val="single" w:color="C9CEDB" w:sz="4"/>
+              <w:left w:val="single" w:color="C9CEDB" w:sz="4"/>
+              <w:bottom w:val="single" w:color="C9CEDB" w:sz="4"/>
+              <w:right w:val="single" w:color="C9CEDB" w:sz="4"/>
+            </w:tcBorders>
+            <w:shd w:fill="F4F5FA" w:color="auto" w:val="clear"/>
+            <w:tcMar>
+              <w:top w:type="dxa" w:w="70"/>
+              <w:left w:type="dxa" w:w="110"/>
+              <w:bottom w:type="dxa" w:w="70"/>
+              <w:right w:type="dxa" w:w="110"/>
+            </w:tcMar>
+          </w:tcPr>
+          <w:p>
+            <w:pPr>
+              <w:spacing w:after="0" w:line="270"/>
+            </w:pPr>
+            <w:r>
+              <w:rPr>
+                <w:rFonts w:ascii="Calibri" w:cs="Calibri" w:eastAsia="Calibri" w:hAnsi="Calibri"/>
+                <w:b/>
+                <w:bCs/>
+                <w:sz w:val="20"/>
+                <w:szCs w:val="20"/>
+              </w:rPr>
+              <w:t xml:space="preserve">Epic</w:t>
+            </w:r>
+          </w:p>
+        </w:tc>
+        <w:tc>
+          <w:tcPr>
+            <w:tcW w:type="dxa" w:w="3759"/>
+            <w:tcBorders>
+              <w:top w:val="single" w:color="C9CEDB" w:sz="4"/>
+              <w:left w:val="single" w:color="C9CEDB" w:sz="4"/>
+              <w:bottom w:val="single" w:color="C9CEDB" w:sz="4"/>
+              <w:right w:val="single" w:color="C9CEDB" w:sz="4"/>
+            </w:tcBorders>
+            <w:shd w:fill="F4F5FA" w:color="auto" w:val="clear"/>
+            <w:tcMar>
+              <w:top w:type="dxa" w:w="70"/>
+              <w:left w:type="dxa" w:w="110"/>
+              <w:bottom w:type="dxa" w:w="70"/>
+              <w:right w:type="dxa" w:w="110"/>
+            </w:tcMar>
+          </w:tcPr>
+          <w:p>
+            <w:pPr>
+              <w:spacing w:after="0" w:line="270"/>
+            </w:pPr>
+            <w:r>
+              <w:rPr>
+                <w:rFonts w:ascii="Calibri" w:cs="Calibri" w:eastAsia="Calibri" w:hAnsi="Calibri"/>
+                <w:b w:val="false"/>
+                <w:bCs w:val="false"/>
+                <w:sz w:val="20"/>
+                <w:szCs w:val="20"/>
+              </w:rPr>
+              <w:t xml:space="preserve">A big goal that gathers many Tasks under it. Optional.</w:t>
+            </w:r>
+          </w:p>
+        </w:tc>
+        <w:tc>
+          <w:tcPr>
+            <w:tcW w:type="dxa" w:w="3759"/>
+            <w:tcBorders>
+              <w:top w:val="single" w:color="C9CEDB" w:sz="4"/>
+              <w:left w:val="single" w:color="C9CEDB" w:sz="4"/>
+              <w:bottom w:val="single" w:color="C9CEDB" w:sz="4"/>
+              <w:right w:val="single" w:color="C9CEDB" w:sz="4"/>
+            </w:tcBorders>
+            <w:shd w:fill="F4F5FA" w:color="auto" w:val="clear"/>
+            <w:tcMar>
+              <w:top w:type="dxa" w:w="70"/>
+              <w:left w:type="dxa" w:w="110"/>
+              <w:bottom w:type="dxa" w:w="70"/>
+              <w:right w:type="dxa" w:w="110"/>
+            </w:tcMar>
+          </w:tcPr>
+          <w:p>
+            <w:pPr>
+              <w:spacing w:after="0" w:line="270"/>
+            </w:pPr>
+            <w:r>
+              <w:rPr>
+                <w:rFonts w:ascii="Calibri" w:cs="Calibri" w:eastAsia="Calibri" w:hAnsi="Calibri"/>
+                <w:b w:val="false"/>
+                <w:bCs w:val="false"/>
+                <w:sz w:val="20"/>
+                <w:szCs w:val="20"/>
+              </w:rPr>
+              <w:t xml:space="preserve">User account management</w:t>
+            </w:r>
+          </w:p>
+        </w:tc>
+      </w:tr>
+      <w:tr>
+        <w:trPr>
+          <w:cantSplit/>
+        </w:trPr>
+        <w:tc>
+          <w:tcPr>
+            <w:tcW w:type="dxa" w:w="2120"/>
+            <w:tcBorders>
+              <w:top w:val="single" w:color="C9CEDB" w:sz="4"/>
+              <w:left w:val="single" w:color="C9CEDB" w:sz="4"/>
+              <w:bottom w:val="single" w:color="C9CEDB" w:sz="4"/>
+              <w:right w:val="single" w:color="C9CEDB" w:sz="4"/>
+            </w:tcBorders>
+            <w:tcMar>
+              <w:top w:type="dxa" w:w="70"/>
+              <w:left w:type="dxa" w:w="110"/>
+              <w:bottom w:type="dxa" w:w="70"/>
+              <w:right w:type="dxa" w:w="110"/>
+            </w:tcMar>
+          </w:tcPr>
+          <w:p>
+            <w:pPr>
+              <w:spacing w:after="0" w:line="270"/>
+            </w:pPr>
+            <w:r>
+              <w:rPr>
+                <w:rFonts w:ascii="Calibri" w:cs="Calibri" w:eastAsia="Calibri" w:hAnsi="Calibri"/>
+                <w:b/>
+                <w:bCs/>
+                <w:sz w:val="20"/>
+                <w:szCs w:val="20"/>
+              </w:rPr>
+              <w:t xml:space="preserve">Task</w:t>
+            </w:r>
+          </w:p>
+        </w:tc>
+        <w:tc>
+          <w:tcPr>
+            <w:tcW w:type="dxa" w:w="3759"/>
+            <w:tcBorders>
+              <w:top w:val="single" w:color="C9CEDB" w:sz="4"/>
+              <w:left w:val="single" w:color="C9CEDB" w:sz="4"/>
+              <w:bottom w:val="single" w:color="C9CEDB" w:sz="4"/>
+              <w:right w:val="single" w:color="C9CEDB" w:sz="4"/>
+            </w:tcBorders>
+            <w:tcMar>
+              <w:top w:type="dxa" w:w="70"/>
+              <w:left w:type="dxa" w:w="110"/>
+              <w:bottom w:type="dxa" w:w="70"/>
+              <w:right w:type="dxa" w:w="110"/>
+            </w:tcMar>
+          </w:tcPr>
+          <w:p>
+            <w:pPr>
+              <w:spacing w:after="0" w:line="270"/>
+            </w:pPr>
+            <w:r>
+              <w:rPr>
+                <w:rFonts w:ascii="Calibri" w:cs="Calibri" w:eastAsia="Calibri" w:hAnsi="Calibri"/>
+                <w:b w:val="false"/>
+                <w:bCs w:val="false"/>
+                <w:sz w:val="20"/>
+                <w:szCs w:val="20"/>
+              </w:rPr>
+              <w:t xml:space="preserve">One piece of work to do. It has a title, an owner, a date and points.</w:t>
+            </w:r>
+          </w:p>
+        </w:tc>
+        <w:tc>
+          <w:tcPr>
+            <w:tcW w:type="dxa" w:w="3759"/>
+            <w:tcBorders>
+              <w:top w:val="single" w:color="C9CEDB" w:sz="4"/>
+              <w:left w:val="single" w:color="C9CEDB" w:sz="4"/>
+              <w:bottom w:val="single" w:color="C9CEDB" w:sz="4"/>
+              <w:right w:val="single" w:color="C9CEDB" w:sz="4"/>
+            </w:tcBorders>
+            <w:tcMar>
+              <w:top w:type="dxa" w:w="70"/>
+              <w:left w:type="dxa" w:w="110"/>
+              <w:bottom w:type="dxa" w:w="70"/>
+              <w:right w:type="dxa" w:w="110"/>
+            </w:tcMar>
+          </w:tcPr>
+          <w:p>
+            <w:pPr>
+              <w:spacing w:after="0" w:line="270"/>
+            </w:pPr>
+            <w:r>
+              <w:rPr>
+                <w:rFonts w:ascii="Calibri" w:cs="Calibri" w:eastAsia="Calibri" w:hAnsi="Calibri"/>
+                <w:b w:val="false"/>
+                <w:bCs w:val="false"/>
+                <w:sz w:val="20"/>
+                <w:szCs w:val="20"/>
+              </w:rPr>
+              <w:t xml:space="preserve">Design the sign-in screen</w:t>
+            </w:r>
+          </w:p>
+        </w:tc>
+      </w:tr>
+      <w:tr>
+        <w:trPr>
+          <w:cantSplit/>
+        </w:trPr>
+        <w:tc>
+          <w:tcPr>
+            <w:tcW w:type="dxa" w:w="2120"/>
+            <w:tcBorders>
+              <w:top w:val="single" w:color="C9CEDB" w:sz="4"/>
+              <w:left w:val="single" w:color="C9CEDB" w:sz="4"/>
+              <w:bottom w:val="single" w:color="C9CEDB" w:sz="4"/>
+              <w:right w:val="single" w:color="C9CEDB" w:sz="4"/>
+            </w:tcBorders>
+            <w:shd w:fill="F4F5FA" w:color="auto" w:val="clear"/>
+            <w:tcMar>
+              <w:top w:type="dxa" w:w="70"/>
+              <w:left w:type="dxa" w:w="110"/>
+              <w:bottom w:type="dxa" w:w="70"/>
+              <w:right w:type="dxa" w:w="110"/>
+            </w:tcMar>
+          </w:tcPr>
+          <w:p>
+            <w:pPr>
+              <w:spacing w:after="0" w:line="270"/>
+            </w:pPr>
+            <w:r>
+              <w:rPr>
+                <w:rFonts w:ascii="Calibri" w:cs="Calibri" w:eastAsia="Calibri" w:hAnsi="Calibri"/>
+                <w:b/>
+                <w:bCs/>
+                <w:sz w:val="20"/>
+                <w:szCs w:val="20"/>
+              </w:rPr>
+              <w:t xml:space="preserve">Sub-Task</w:t>
+            </w:r>
+          </w:p>
+        </w:tc>
+        <w:tc>
+          <w:tcPr>
+            <w:tcW w:type="dxa" w:w="3759"/>
+            <w:tcBorders>
+              <w:top w:val="single" w:color="C9CEDB" w:sz="4"/>
+              <w:left w:val="single" w:color="C9CEDB" w:sz="4"/>
+              <w:bottom w:val="single" w:color="C9CEDB" w:sz="4"/>
+              <w:right w:val="single" w:color="C9CEDB" w:sz="4"/>
+            </w:tcBorders>
+            <w:shd w:fill="F4F5FA" w:color="auto" w:val="clear"/>
+            <w:tcMar>
+              <w:top w:type="dxa" w:w="70"/>
+              <w:left w:type="dxa" w:w="110"/>
+              <w:bottom w:type="dxa" w:w="70"/>
+              <w:right w:type="dxa" w:w="110"/>
+            </w:tcMar>
+          </w:tcPr>
+          <w:p>
+            <w:pPr>
+              <w:spacing w:after="0" w:line="270"/>
+            </w:pPr>
+            <w:r>
+              <w:rPr>
+                <w:rFonts w:ascii="Calibri" w:cs="Calibri" w:eastAsia="Calibri" w:hAnsi="Calibri"/>
+                <w:b w:val="false"/>
+                <w:bCs w:val="false"/>
+                <w:sz w:val="20"/>
+                <w:szCs w:val="20"/>
+              </w:rPr>
+              <w:t xml:space="preserve">A small part of a Task. It cannot exist alone; it always belongs to a parent item.</w:t>
+            </w:r>
+          </w:p>
+        </w:tc>
+        <w:tc>
+          <w:tcPr>
+            <w:tcW w:type="dxa" w:w="3759"/>
+            <w:tcBorders>
+              <w:top w:val="single" w:color="C9CEDB" w:sz="4"/>
+              <w:left w:val="single" w:color="C9CEDB" w:sz="4"/>
+              <w:bottom w:val="single" w:color="C9CEDB" w:sz="4"/>
+              <w:right w:val="single" w:color="C9CEDB" w:sz="4"/>
+            </w:tcBorders>
+            <w:shd w:fill="F4F5FA" w:color="auto" w:val="clear"/>
+            <w:tcMar>
+              <w:top w:type="dxa" w:w="70"/>
+              <w:left w:type="dxa" w:w="110"/>
+              <w:bottom w:type="dxa" w:w="70"/>
+              <w:right w:type="dxa" w:w="110"/>
+            </w:tcMar>
+          </w:tcPr>
+          <w:p>
+            <w:pPr>
+              <w:spacing w:after="0" w:line="270"/>
+            </w:pPr>
+            <w:r>
+              <w:rPr>
+                <w:rFonts w:ascii="Calibri" w:cs="Calibri" w:eastAsia="Calibri" w:hAnsi="Calibri"/>
+                <w:b w:val="false"/>
+                <w:bCs w:val="false"/>
+                <w:sz w:val="20"/>
+                <w:szCs w:val="20"/>
+              </w:rPr>
+              <w:t xml:space="preserve">Draw the form fields</w:t>
+            </w:r>
+          </w:p>
+        </w:tc>
+      </w:tr>
+      <w:tr>
+        <w:trPr>
+          <w:cantSplit/>
+        </w:trPr>
+        <w:tc>
+          <w:tcPr>
+            <w:tcW w:type="dxa" w:w="2120"/>
+            <w:tcBorders>
+              <w:top w:val="single" w:color="C9CEDB" w:sz="4"/>
+              <w:left w:val="single" w:color="C9CEDB" w:sz="4"/>
+              <w:bottom w:val="single" w:color="C9CEDB" w:sz="4"/>
+              <w:right w:val="single" w:color="C9CEDB" w:sz="4"/>
+            </w:tcBorders>
+            <w:tcMar>
+              <w:top w:type="dxa" w:w="70"/>
+              <w:left w:type="dxa" w:w="110"/>
+              <w:bottom w:type="dxa" w:w="70"/>
+              <w:right w:type="dxa" w:w="110"/>
+            </w:tcMar>
+          </w:tcPr>
+          <w:p>
+            <w:pPr>
+              <w:spacing w:after="0" w:line="270"/>
+            </w:pPr>
+            <w:r>
+              <w:rPr>
+                <w:rFonts w:ascii="Calibri" w:cs="Calibri" w:eastAsia="Calibri" w:hAnsi="Calibri"/>
+                <w:b/>
+                <w:bCs/>
+                <w:sz w:val="20"/>
+                <w:szCs w:val="20"/>
+              </w:rPr>
+              <w:t xml:space="preserve">Sprint</w:t>
+            </w:r>
+          </w:p>
+        </w:tc>
+        <w:tc>
+          <w:tcPr>
+            <w:tcW w:type="dxa" w:w="3759"/>
+            <w:tcBorders>
+              <w:top w:val="single" w:color="C9CEDB" w:sz="4"/>
+              <w:left w:val="single" w:color="C9CEDB" w:sz="4"/>
+              <w:bottom w:val="single" w:color="C9CEDB" w:sz="4"/>
+              <w:right w:val="single" w:color="C9CEDB" w:sz="4"/>
+            </w:tcBorders>
+            <w:tcMar>
+              <w:top w:type="dxa" w:w="70"/>
+              <w:left w:type="dxa" w:w="110"/>
+              <w:bottom w:type="dxa" w:w="70"/>
+              <w:right w:type="dxa" w:w="110"/>
+            </w:tcMar>
+          </w:tcPr>
+          <w:p>
+            <w:pPr>
+              <w:spacing w:after="0" w:line="270"/>
+            </w:pPr>
+            <w:r>
+              <w:rPr>
+                <w:rFonts w:ascii="Calibri" w:cs="Calibri" w:eastAsia="Calibri" w:hAnsi="Calibri"/>
+                <w:b w:val="false"/>
+                <w:bCs w:val="false"/>
+                <w:sz w:val="20"/>
+                <w:szCs w:val="20"/>
+              </w:rPr>
+              <w:t xml:space="preserve">A work period, usually 1–2 weeks, with a goal and dates. The team picks what to do in it.</w:t>
+            </w:r>
+          </w:p>
+        </w:tc>
+        <w:tc>
+          <w:tcPr>
+            <w:tcW w:type="dxa" w:w="3759"/>
+            <w:tcBorders>
+              <w:top w:val="single" w:color="C9CEDB" w:sz="4"/>
+              <w:left w:val="single" w:color="C9CEDB" w:sz="4"/>
+              <w:bottom w:val="single" w:color="C9CEDB" w:sz="4"/>
+              <w:right w:val="single" w:color="C9CEDB" w:sz="4"/>
+            </w:tcBorders>
+            <w:tcMar>
+              <w:top w:type="dxa" w:w="70"/>
+              <w:left w:type="dxa" w:w="110"/>
+              <w:bottom w:type="dxa" w:w="70"/>
+              <w:right w:type="dxa" w:w="110"/>
+            </w:tcMar>
+          </w:tcPr>
+          <w:p>
+            <w:pPr>
+              <w:spacing w:after="0" w:line="270"/>
+            </w:pPr>
+            <w:r>
+              <w:rPr>
+                <w:rFonts w:ascii="Calibri" w:cs="Calibri" w:eastAsia="Calibri" w:hAnsi="Calibri"/>
+                <w:b w:val="false"/>
+                <w:bCs w:val="false"/>
+                <w:sz w:val="20"/>
+                <w:szCs w:val="20"/>
+              </w:rPr>
+              <w:t xml:space="preserve">Sprint 1 (Oct 15–28)</w:t>
+            </w:r>
+          </w:p>
+        </w:tc>
+      </w:tr>
+      <w:tr>
+        <w:trPr>
+          <w:cantSplit/>
+        </w:trPr>
+        <w:tc>
+          <w:tcPr>
+            <w:tcW w:type="dxa" w:w="2120"/>
+            <w:tcBorders>
+              <w:top w:val="single" w:color="C9CEDB" w:sz="4"/>
+              <w:left w:val="single" w:color="C9CEDB" w:sz="4"/>
+              <w:bottom w:val="single" w:color="C9CEDB" w:sz="4"/>
+              <w:right w:val="single" w:color="C9CEDB" w:sz="4"/>
+            </w:tcBorders>
+            <w:shd w:fill="F4F5FA" w:color="auto" w:val="clear"/>
+            <w:tcMar>
+              <w:top w:type="dxa" w:w="70"/>
+              <w:left w:type="dxa" w:w="110"/>
+              <w:bottom w:type="dxa" w:w="70"/>
+              <w:right w:type="dxa" w:w="110"/>
+            </w:tcMar>
+          </w:tcPr>
+          <w:p>
+            <w:pPr>
+              <w:spacing w:after="0" w:line="270"/>
+            </w:pPr>
+            <w:r>
+              <w:rPr>
+                <w:rFonts w:ascii="Calibri" w:cs="Calibri" w:eastAsia="Calibri" w:hAnsi="Calibri"/>
+                <w:b/>
+                <w:bCs/>
+                <w:sz w:val="20"/>
+                <w:szCs w:val="20"/>
+              </w:rPr>
+              <w:t xml:space="preserve">Backlog</w:t>
+            </w:r>
+          </w:p>
+        </w:tc>
+        <w:tc>
+          <w:tcPr>
+            <w:tcW w:type="dxa" w:w="3759"/>
+            <w:tcBorders>
+              <w:top w:val="single" w:color="C9CEDB" w:sz="4"/>
+              <w:left w:val="single" w:color="C9CEDB" w:sz="4"/>
+              <w:bottom w:val="single" w:color="C9CEDB" w:sz="4"/>
+              <w:right w:val="single" w:color="C9CEDB" w:sz="4"/>
+            </w:tcBorders>
+            <w:shd w:fill="F4F5FA" w:color="auto" w:val="clear"/>
+            <w:tcMar>
+              <w:top w:type="dxa" w:w="70"/>
+              <w:left w:type="dxa" w:w="110"/>
+              <w:bottom w:type="dxa" w:w="70"/>
+              <w:right w:type="dxa" w:w="110"/>
+            </w:tcMar>
+          </w:tcPr>
+          <w:p>
+            <w:pPr>
+              <w:spacing w:after="0" w:line="270"/>
+            </w:pPr>
+            <w:r>
+              <w:rPr>
+                <w:rFonts w:ascii="Calibri" w:cs="Calibri" w:eastAsia="Calibri" w:hAnsi="Calibri"/>
+                <w:b w:val="false"/>
+                <w:bCs w:val="false"/>
+                <w:sz w:val="20"/>
+                <w:szCs w:val="20"/>
+              </w:rPr>
+              <w:t xml:space="preserve">The list of work not yet in a sprint, ordered by priority.</w:t>
+            </w:r>
+          </w:p>
+        </w:tc>
+        <w:tc>
+          <w:tcPr>
+            <w:tcW w:type="dxa" w:w="3759"/>
+            <w:tcBorders>
+              <w:top w:val="single" w:color="C9CEDB" w:sz="4"/>
+              <w:left w:val="single" w:color="C9CEDB" w:sz="4"/>
+              <w:bottom w:val="single" w:color="C9CEDB" w:sz="4"/>
+              <w:right w:val="single" w:color="C9CEDB" w:sz="4"/>
+            </w:tcBorders>
+            <w:shd w:fill="F4F5FA" w:color="auto" w:val="clear"/>
+            <w:tcMar>
+              <w:top w:type="dxa" w:w="70"/>
+              <w:left w:type="dxa" w:w="110"/>
+              <w:bottom w:type="dxa" w:w="70"/>
+              <w:right w:type="dxa" w:w="110"/>
+            </w:tcMar>
+          </w:tcPr>
+          <w:p>
+            <w:pPr>
+              <w:spacing w:after="0" w:line="270"/>
+            </w:pPr>
+            <w:r>
+              <w:rPr>
+                <w:rFonts w:ascii="Calibri" w:cs="Calibri" w:eastAsia="Calibri" w:hAnsi="Calibri"/>
+                <w:b w:val="false"/>
+                <w:bCs w:val="false"/>
+                <w:sz w:val="20"/>
+                <w:szCs w:val="20"/>
+              </w:rPr>
+              <w:t xml:space="preserve">—</w:t>
+            </w:r>
+          </w:p>
+        </w:tc>
+      </w:tr>
+      <w:tr>
+        <w:trPr>
+          <w:cantSplit/>
+        </w:trPr>
+        <w:tc>
+          <w:tcPr>
+            <w:tcW w:type="dxa" w:w="2120"/>
+            <w:tcBorders>
+              <w:top w:val="single" w:color="C9CEDB" w:sz="4"/>
+              <w:left w:val="single" w:color="C9CEDB" w:sz="4"/>
+              <w:bottom w:val="single" w:color="C9CEDB" w:sz="4"/>
+              <w:right w:val="single" w:color="C9CEDB" w:sz="4"/>
+            </w:tcBorders>
+            <w:tcMar>
+              <w:top w:type="dxa" w:w="70"/>
+              <w:left w:type="dxa" w:w="110"/>
+              <w:bottom w:type="dxa" w:w="70"/>
+              <w:right w:type="dxa" w:w="110"/>
+            </w:tcMar>
+          </w:tcPr>
+          <w:p>
+            <w:pPr>
+              <w:spacing w:after="0" w:line="270"/>
+            </w:pPr>
+            <w:r>
+              <w:rPr>
+                <w:rFonts w:ascii="Calibri" w:cs="Calibri" w:eastAsia="Calibri" w:hAnsi="Calibri"/>
+                <w:b/>
+                <w:bCs/>
+                <w:sz w:val="20"/>
+                <w:szCs w:val="20"/>
+              </w:rPr>
+              <w:t xml:space="preserve">Story Point</w:t>
+            </w:r>
+          </w:p>
+        </w:tc>
+        <w:tc>
+          <w:tcPr>
+            <w:tcW w:type="dxa" w:w="3759"/>
+            <w:tcBorders>
+              <w:top w:val="single" w:color="C9CEDB" w:sz="4"/>
+              <w:left w:val="single" w:color="C9CEDB" w:sz="4"/>
+              <w:bottom w:val="single" w:color="C9CEDB" w:sz="4"/>
+              <w:right w:val="single" w:color="C9CEDB" w:sz="4"/>
+            </w:tcBorders>
+            <w:tcMar>
+              <w:top w:type="dxa" w:w="70"/>
+              <w:left w:type="dxa" w:w="110"/>
+              <w:bottom w:type="dxa" w:w="70"/>
+              <w:right w:type="dxa" w:w="110"/>
+            </w:tcMar>
+          </w:tcPr>
+          <w:p>
+            <w:pPr>
+              <w:spacing w:after="0" w:line="270"/>
+            </w:pPr>
+            <w:r>
+              <w:rPr>
+                <w:rFonts w:ascii="Calibri" w:cs="Calibri" w:eastAsia="Calibri" w:hAnsi="Calibri"/>
+                <w:b w:val="false"/>
+                <w:bCs w:val="false"/>
+                <w:sz w:val="20"/>
+                <w:szCs w:val="20"/>
+              </w:rPr>
+              <w:t xml:space="preserve">A score for the size of a piece of work (1, 2, 3, 5, 8, 13, 21, 34, 55).</w:t>
+            </w:r>
+          </w:p>
+        </w:tc>
+        <w:tc>
+          <w:tcPr>
+            <w:tcW w:type="dxa" w:w="3759"/>
+            <w:tcBorders>
+              <w:top w:val="single" w:color="C9CEDB" w:sz="4"/>
+              <w:left w:val="single" w:color="C9CEDB" w:sz="4"/>
+              <w:bottom w:val="single" w:color="C9CEDB" w:sz="4"/>
+              <w:right w:val="single" w:color="C9CEDB" w:sz="4"/>
+            </w:tcBorders>
+            <w:tcMar>
+              <w:top w:type="dxa" w:w="70"/>
+              <w:left w:type="dxa" w:w="110"/>
+              <w:bottom w:type="dxa" w:w="70"/>
+              <w:right w:type="dxa" w:w="110"/>
+            </w:tcMar>
+          </w:tcPr>
+          <w:p>
+            <w:pPr>
+              <w:spacing w:after="0" w:line="270"/>
+            </w:pPr>
+            <w:r>
+              <w:rPr>
+                <w:rFonts w:ascii="Calibri" w:cs="Calibri" w:eastAsia="Calibri" w:hAnsi="Calibri"/>
+                <w:b w:val="false"/>
+                <w:bCs w:val="false"/>
+                <w:sz w:val="20"/>
+                <w:szCs w:val="20"/>
+              </w:rPr>
+              <w:t xml:space="preserve">5</w:t>
+            </w:r>
+          </w:p>
+        </w:tc>
+      </w:tr>
+    </w:tbl>
+    <w:p>
+      <w:pPr>
+        <w:spacing w:after="160"/>
+      </w:pPr>
+    </w:p>
+    <w:p>
+      <w:pPr>
+        <w:keepNext/>
+        <w:spacing w:after="80" w:before="120"/>
+        <w:jc w:val="center"/>
+      </w:pPr>
+      <w:r>
+        <w:drawing>
+          <wp:inline distT="0" distB="0" distL="0" distR="0">
+            <wp:extent cx="5715000" cy="3571875"/>
+            <wp:effectExtent t="0" r="0" b="0" l="0"/>
+            <wp:docPr id="2" name="01-overview" descr="Seyir home screen with marked areas" title="Seyir home screen with marked areas"/>
+            <wp:cNvGraphicFramePr>
+              <a:graphicFrameLocks xmlns:a="http://schemas.openxmlformats.org/drawingml/2006/main" noChangeAspect="1"/>
+            </wp:cNvGraphicFramePr>
+            <a:graphic xmlns:a="http://schemas.openxmlformats.org/drawingml/2006/main">
+              <a:graphicData uri="http://schemas.openxmlformats.org/drawingml/2006/picture">
+                <pic:pic xmlns:pic="http://schemas.openxmlformats.org/drawingml/2006/picture">
+                  <pic:nvPicPr>
+                    <pic:cNvPr id="0" name="" descr=""/>
+                    <pic:cNvPicPr>
+                      <a:picLocks noChangeAspect="1" noChangeArrowheads="1"/>
+                    </pic:cNvPicPr>
+                  </pic:nvPicPr>
+                  <pic:blipFill>
+                    <a:blip r:embed="rId8" cstate="none"/>
+                    <a:srcRect/>
+                    <a:stretch>
+                      <a:fillRect/>
+                    </a:stretch>
+                  </pic:blipFill>
+                  <pic:spPr bwMode="auto">
+                    <a:xfrm>
+                      <a:off x="0" y="0"/>
+                      <a:ext cx="5715000" cy="3571875"/>
+                    </a:xfrm>
+                    <a:prstGeom prst="rect">
+                      <a:avLst/>
+                    </a:prstGeom>
+                  </pic:spPr>
+                </pic:pic>
+              </a:graphicData>
+            </a:graphic>
+          </wp:inline>
+        </w:drawing>
+      </w:r>
+    </w:p>
+    <w:p>
+      <w:pPr>
+        <w:keepNext/>
+        <w:spacing w:after="120"/>
+        <w:jc w:val="center"/>
+      </w:pPr>
+      <w:r>
+        <w:rPr>
+          <w:rFonts w:ascii="Calibri" w:cs="Calibri" w:eastAsia="Calibri" w:hAnsi="Calibri"/>
+          <w:i/>
+          <w:iCs/>
+          <w:color w:val="555B6E"/>
+          <w:sz w:val="20"/>
+          <w:szCs w:val="20"/>
+        </w:rPr>
+        <w:t xml:space="preserve">Main screen: use the left menu for the Project and its sections, and the top bar for search, help and your account.</w:t>
+      </w:r>
+    </w:p>
+    <w:tbl>
+      <w:tblPr>
+        <w:tblW w:type="dxa" w:w="9638"/>
+        <w:tblBorders>
+          <w:top w:val="single" w:color="auto" w:sz="4"/>
+          <w:left w:val="single" w:color="auto" w:sz="4"/>
+          <w:bottom w:val="single" w:color="auto" w:sz="4"/>
+          <w:right w:val="single" w:color="auto" w:sz="4"/>
+          <w:insideH w:val="single" w:color="auto" w:sz="4"/>
+          <w:insideV w:val="single" w:color="auto" w:sz="4"/>
+        </w:tblBorders>
+      </w:tblPr>
+      <w:tblGrid>
+        <w:gridCol w:w="560"/>
+        <w:gridCol w:w="9078"/>
+      </w:tblGrid>
+      <w:tr>
+        <w:trPr>
+          <w:cantSplit/>
+        </w:trPr>
+        <w:tc>
+          <w:tcPr>
+            <w:tcW w:type="dxa" w:w="560"/>
+            <w:tcBorders>
+              <w:top w:val="none" w:color="FFFFFF" w:sz="0"/>
+              <w:left w:val="none" w:color="FFFFFF" w:sz="0"/>
+              <w:bottom w:val="none" w:color="FFFFFF" w:sz="0"/>
+              <w:right w:val="none" w:color="FFFFFF" w:sz="0"/>
+            </w:tcBorders>
+            <w:tcMar>
+              <w:top w:type="dxa" w:w="40"/>
+              <w:left w:type="dxa" w:w="40"/>
+              <w:bottom w:type="dxa" w:w="40"/>
+              <w:right w:type="dxa" w:w="60"/>
+            </w:tcMar>
+            <w:vAlign w:val="top"/>
+          </w:tcPr>
+          <w:p>
+            <w:pPr>
+              <w:jc w:val="center"/>
+            </w:pPr>
+            <w:r>
+              <w:rPr>
+                <w:rFonts w:ascii="Calibri" w:cs="Calibri" w:eastAsia="Calibri" w:hAnsi="Calibri"/>
+                <w:b/>
+                <w:bCs/>
+                <w:color w:val="FFFFFF"/>
+                <w:sz w:val="22"/>
+                <w:szCs w:val="22"/>
+                <w:shd w:fill="E11D48" w:color="auto" w:val="clear"/>
+              </w:rPr>
+              <w:t xml:space="preserve"> 1 </w:t>
+            </w:r>
+          </w:p>
+        </w:tc>
+        <w:tc>
+          <w:tcPr>
+            <w:tcW w:type="dxa" w:w="9078"/>
+            <w:tcBorders>
+              <w:top w:val="none" w:color="FFFFFF" w:sz="0"/>
+              <w:left w:val="none" w:color="FFFFFF" w:sz="0"/>
+              <w:bottom w:val="none" w:color="FFFFFF" w:sz="0"/>
+              <w:right w:val="none" w:color="FFFFFF" w:sz="0"/>
+            </w:tcBorders>
+            <w:tcMar>
+              <w:top w:type="dxa" w:w="40"/>
+              <w:left w:type="dxa" w:w="60"/>
+              <w:bottom w:type="dxa" w:w="40"/>
+              <w:right w:type="dxa" w:w="40"/>
+            </w:tcMar>
+          </w:tcPr>
+          <w:p>
+            <w:pPr>
+              <w:spacing w:after="0"/>
+            </w:pPr>
+            <w:r>
+              <w:rPr>
+                <w:rFonts w:ascii="Calibri" w:cs="Calibri" w:eastAsia="Calibri" w:hAnsi="Calibri"/>
+                <w:sz w:val="21"/>
+                <w:szCs w:val="21"/>
+              </w:rPr>
+              <w:t xml:space="preserve"/>
+            </w:r>
+            <w:r>
+              <w:rPr>
+                <w:rFonts w:ascii="Calibri" w:cs="Calibri" w:eastAsia="Calibri" w:hAnsi="Calibri"/>
+                <w:b/>
+                <w:bCs/>
+                <w:sz w:val="21"/>
+                <w:szCs w:val="21"/>
+              </w:rPr>
+              <w:t xml:space="preserve">Project</w:t>
+            </w:r>
+            <w:r>
+              <w:rPr>
+                <w:rFonts w:ascii="Calibri" w:cs="Calibri" w:eastAsia="Calibri" w:hAnsi="Calibri"/>
+                <w:sz w:val="21"/>
+                <w:szCs w:val="21"/>
+              </w:rPr>
+              <w:t xml:space="preserve">: The project area you work in. Click to open the sections below it.</w:t>
+            </w:r>
+          </w:p>
+        </w:tc>
+      </w:tr>
+      <w:tr>
+        <w:trPr>
+          <w:cantSplit/>
+        </w:trPr>
+        <w:tc>
+          <w:tcPr>
+            <w:tcW w:type="dxa" w:w="560"/>
+            <w:tcBorders>
+              <w:top w:val="none" w:color="FFFFFF" w:sz="0"/>
+              <w:left w:val="none" w:color="FFFFFF" w:sz="0"/>
+              <w:bottom w:val="none" w:color="FFFFFF" w:sz="0"/>
+              <w:right w:val="none" w:color="FFFFFF" w:sz="0"/>
+            </w:tcBorders>
+            <w:tcMar>
+              <w:top w:type="dxa" w:w="40"/>
+              <w:left w:type="dxa" w:w="40"/>
+              <w:bottom w:type="dxa" w:w="40"/>
+              <w:right w:type="dxa" w:w="60"/>
+            </w:tcMar>
+            <w:vAlign w:val="top"/>
+          </w:tcPr>
+          <w:p>
+            <w:pPr>
+              <w:jc w:val="center"/>
+            </w:pPr>
+            <w:r>
+              <w:rPr>
+                <w:rFonts w:ascii="Calibri" w:cs="Calibri" w:eastAsia="Calibri" w:hAnsi="Calibri"/>
+                <w:b/>
+                <w:bCs/>
+                <w:color w:val="FFFFFF"/>
+                <w:sz w:val="22"/>
+                <w:szCs w:val="22"/>
+                <w:shd w:fill="E11D48" w:color="auto" w:val="clear"/>
+              </w:rPr>
+              <w:t xml:space="preserve"> 2 </w:t>
+            </w:r>
+          </w:p>
+        </w:tc>
+        <w:tc>
+          <w:tcPr>
+            <w:tcW w:type="dxa" w:w="9078"/>
+            <w:tcBorders>
+              <w:top w:val="none" w:color="FFFFFF" w:sz="0"/>
+              <w:left w:val="none" w:color="FFFFFF" w:sz="0"/>
+              <w:bottom w:val="none" w:color="FFFFFF" w:sz="0"/>
+              <w:right w:val="none" w:color="FFFFFF" w:sz="0"/>
+            </w:tcBorders>
+            <w:tcMar>
+              <w:top w:type="dxa" w:w="40"/>
+              <w:left w:type="dxa" w:w="60"/>
+              <w:bottom w:type="dxa" w:w="40"/>
+              <w:right w:type="dxa" w:w="40"/>
+            </w:tcMar>
+          </w:tcPr>
+          <w:p>
+            <w:pPr>
+              <w:spacing w:after="0"/>
+            </w:pPr>
+            <w:r>
+              <w:rPr>
+                <w:rFonts w:ascii="Calibri" w:cs="Calibri" w:eastAsia="Calibri" w:hAnsi="Calibri"/>
+                <w:sz w:val="21"/>
+                <w:szCs w:val="21"/>
+              </w:rPr>
+              <w:t xml:space="preserve"/>
+            </w:r>
+            <w:r>
+              <w:rPr>
+                <w:rFonts w:ascii="Calibri" w:cs="Calibri" w:eastAsia="Calibri" w:hAnsi="Calibri"/>
+                <w:b/>
+                <w:bCs/>
+                <w:sz w:val="21"/>
+                <w:szCs w:val="21"/>
+              </w:rPr>
+              <w:t xml:space="preserve">Backlog and sprints</w:t>
+            </w:r>
+            <w:r>
+              <w:rPr>
+                <w:rFonts w:ascii="Calibri" w:cs="Calibri" w:eastAsia="Calibri" w:hAnsi="Calibri"/>
+                <w:sz w:val="21"/>
+                <w:szCs w:val="21"/>
+              </w:rPr>
+              <w:t xml:space="preserve">: Sprints are created and planned here.</w:t>
+            </w:r>
+          </w:p>
+        </w:tc>
+      </w:tr>
+      <w:tr>
+        <w:trPr>
+          <w:cantSplit/>
+        </w:trPr>
+        <w:tc>
+          <w:tcPr>
+            <w:tcW w:type="dxa" w:w="560"/>
+            <w:tcBorders>
+              <w:top w:val="none" w:color="FFFFFF" w:sz="0"/>
+              <w:left w:val="none" w:color="FFFFFF" w:sz="0"/>
+              <w:bottom w:val="none" w:color="FFFFFF" w:sz="0"/>
+              <w:right w:val="none" w:color="FFFFFF" w:sz="0"/>
+            </w:tcBorders>
+            <w:tcMar>
+              <w:top w:type="dxa" w:w="40"/>
+              <w:left w:type="dxa" w:w="40"/>
+              <w:bottom w:type="dxa" w:w="40"/>
+              <w:right w:type="dxa" w:w="60"/>
+            </w:tcMar>
+            <w:vAlign w:val="top"/>
+          </w:tcPr>
+          <w:p>
+            <w:pPr>
+              <w:jc w:val="center"/>
+            </w:pPr>
+            <w:r>
+              <w:rPr>
+                <w:rFonts w:ascii="Calibri" w:cs="Calibri" w:eastAsia="Calibri" w:hAnsi="Calibri"/>
+                <w:b/>
+                <w:bCs/>
+                <w:color w:val="FFFFFF"/>
+                <w:sz w:val="22"/>
+                <w:szCs w:val="22"/>
+                <w:shd w:fill="E11D48" w:color="auto" w:val="clear"/>
+              </w:rPr>
+              <w:t xml:space="preserve"> 3 </w:t>
+            </w:r>
+          </w:p>
+        </w:tc>
+        <w:tc>
+          <w:tcPr>
+            <w:tcW w:type="dxa" w:w="9078"/>
+            <w:tcBorders>
+              <w:top w:val="none" w:color="FFFFFF" w:sz="0"/>
+              <w:left w:val="none" w:color="FFFFFF" w:sz="0"/>
+              <w:bottom w:val="none" w:color="FFFFFF" w:sz="0"/>
+              <w:right w:val="none" w:color="FFFFFF" w:sz="0"/>
+            </w:tcBorders>
+            <w:tcMar>
+              <w:top w:type="dxa" w:w="40"/>
+              <w:left w:type="dxa" w:w="60"/>
+              <w:bottom w:type="dxa" w:w="40"/>
+              <w:right w:type="dxa" w:w="40"/>
+            </w:tcMar>
+          </w:tcPr>
+          <w:p>
+            <w:pPr>
+              <w:spacing w:after="0"/>
+            </w:pPr>
+            <w:r>
+              <w:rPr>
+                <w:rFonts w:ascii="Calibri" w:cs="Calibri" w:eastAsia="Calibri" w:hAnsi="Calibri"/>
+                <w:sz w:val="21"/>
+                <w:szCs w:val="21"/>
+              </w:rPr>
+              <w:t xml:space="preserve"/>
+            </w:r>
+            <w:r>
+              <w:rPr>
+                <w:rFonts w:ascii="Calibri" w:cs="Calibri" w:eastAsia="Calibri" w:hAnsi="Calibri"/>
+                <w:b/>
+                <w:bCs/>
+                <w:sz w:val="21"/>
+                <w:szCs w:val="21"/>
+              </w:rPr>
+              <w:t xml:space="preserve">Sprint board</w:t>
+            </w:r>
+            <w:r>
+              <w:rPr>
+                <w:rFonts w:ascii="Calibri" w:cs="Calibri" w:eastAsia="Calibri" w:hAnsi="Calibri"/>
+                <w:sz w:val="21"/>
+                <w:szCs w:val="21"/>
+              </w:rPr>
+              <w:t xml:space="preserve">: Shows the sprint's work in status columns (Kanban).</w:t>
+            </w:r>
+          </w:p>
+        </w:tc>
+      </w:tr>
+      <w:tr>
+        <w:trPr>
+          <w:cantSplit/>
+        </w:trPr>
+        <w:tc>
+          <w:tcPr>
+            <w:tcW w:type="dxa" w:w="560"/>
+            <w:tcBorders>
+              <w:top w:val="none" w:color="FFFFFF" w:sz="0"/>
+              <w:left w:val="none" w:color="FFFFFF" w:sz="0"/>
+              <w:bottom w:val="none" w:color="FFFFFF" w:sz="0"/>
+              <w:right w:val="none" w:color="FFFFFF" w:sz="0"/>
+            </w:tcBorders>
+            <w:tcMar>
+              <w:top w:type="dxa" w:w="40"/>
+              <w:left w:type="dxa" w:w="40"/>
+              <w:bottom w:type="dxa" w:w="40"/>
+              <w:right w:type="dxa" w:w="60"/>
+            </w:tcMar>
+            <w:vAlign w:val="top"/>
+          </w:tcPr>
+          <w:p>
+            <w:pPr>
+              <w:jc w:val="center"/>
+            </w:pPr>
+            <w:r>
+              <w:rPr>
+                <w:rFonts w:ascii="Calibri" w:cs="Calibri" w:eastAsia="Calibri" w:hAnsi="Calibri"/>
+                <w:b/>
+                <w:bCs/>
+                <w:color w:val="FFFFFF"/>
+                <w:sz w:val="22"/>
+                <w:szCs w:val="22"/>
+                <w:shd w:fill="E11D48" w:color="auto" w:val="clear"/>
+              </w:rPr>
+              <w:t xml:space="preserve"> 4 </w:t>
+            </w:r>
+          </w:p>
+        </w:tc>
+        <w:tc>
+          <w:tcPr>
+            <w:tcW w:type="dxa" w:w="9078"/>
+            <w:tcBorders>
+              <w:top w:val="none" w:color="FFFFFF" w:sz="0"/>
+              <w:left w:val="none" w:color="FFFFFF" w:sz="0"/>
+              <w:bottom w:val="none" w:color="FFFFFF" w:sz="0"/>
+              <w:right w:val="none" w:color="FFFFFF" w:sz="0"/>
+            </w:tcBorders>
+            <w:tcMar>
+              <w:top w:type="dxa" w:w="40"/>
+              <w:left w:type="dxa" w:w="60"/>
+              <w:bottom w:type="dxa" w:w="40"/>
+              <w:right w:type="dxa" w:w="40"/>
+            </w:tcMar>
+          </w:tcPr>
+          <w:p>
+            <w:pPr>
+              <w:spacing w:after="0"/>
+            </w:pPr>
+            <w:r>
+              <w:rPr>
+                <w:rFonts w:ascii="Calibri" w:cs="Calibri" w:eastAsia="Calibri" w:hAnsi="Calibri"/>
+                <w:sz w:val="21"/>
+                <w:szCs w:val="21"/>
+              </w:rPr>
+              <w:t xml:space="preserve"/>
+            </w:r>
+            <w:r>
+              <w:rPr>
+                <w:rFonts w:ascii="Calibri" w:cs="Calibri" w:eastAsia="Calibri" w:hAnsi="Calibri"/>
+                <w:b/>
+                <w:bCs/>
+                <w:sz w:val="21"/>
+                <w:szCs w:val="21"/>
+              </w:rPr>
+              <w:t xml:space="preserve">Tasks</w:t>
+            </w:r>
+            <w:r>
+              <w:rPr>
+                <w:rFonts w:ascii="Calibri" w:cs="Calibri" w:eastAsia="Calibri" w:hAnsi="Calibri"/>
+                <w:sz w:val="21"/>
+                <w:szCs w:val="21"/>
+              </w:rPr>
+              <w:t xml:space="preserve">: The Project's work list; Tasks and Sub-Tasks are added here.</w:t>
+            </w:r>
+          </w:p>
+        </w:tc>
+      </w:tr>
+      <w:tr>
+        <w:trPr>
+          <w:cantSplit/>
+        </w:trPr>
+        <w:tc>
+          <w:tcPr>
+            <w:tcW w:type="dxa" w:w="560"/>
+            <w:tcBorders>
+              <w:top w:val="none" w:color="FFFFFF" w:sz="0"/>
+              <w:left w:val="none" w:color="FFFFFF" w:sz="0"/>
+              <w:bottom w:val="none" w:color="FFFFFF" w:sz="0"/>
+              <w:right w:val="none" w:color="FFFFFF" w:sz="0"/>
+            </w:tcBorders>
+            <w:tcMar>
+              <w:top w:type="dxa" w:w="40"/>
+              <w:left w:type="dxa" w:w="40"/>
+              <w:bottom w:type="dxa" w:w="40"/>
+              <w:right w:type="dxa" w:w="60"/>
+            </w:tcMar>
+            <w:vAlign w:val="top"/>
+          </w:tcPr>
+          <w:p>
+            <w:pPr>
+              <w:jc w:val="center"/>
+            </w:pPr>
+            <w:r>
+              <w:rPr>
+                <w:rFonts w:ascii="Calibri" w:cs="Calibri" w:eastAsia="Calibri" w:hAnsi="Calibri"/>
+                <w:b/>
+                <w:bCs/>
+                <w:color w:val="FFFFFF"/>
+                <w:sz w:val="22"/>
+                <w:szCs w:val="22"/>
+                <w:shd w:fill="E11D48" w:color="auto" w:val="clear"/>
+              </w:rPr>
+              <w:t xml:space="preserve"> 5 </w:t>
+            </w:r>
+          </w:p>
+        </w:tc>
+        <w:tc>
+          <w:tcPr>
+            <w:tcW w:type="dxa" w:w="9078"/>
+            <w:tcBorders>
+              <w:top w:val="none" w:color="FFFFFF" w:sz="0"/>
+              <w:left w:val="none" w:color="FFFFFF" w:sz="0"/>
+              <w:bottom w:val="none" w:color="FFFFFF" w:sz="0"/>
+              <w:right w:val="none" w:color="FFFFFF" w:sz="0"/>
+            </w:tcBorders>
+            <w:tcMar>
+              <w:top w:type="dxa" w:w="40"/>
+              <w:left w:type="dxa" w:w="60"/>
+              <w:bottom w:type="dxa" w:w="40"/>
+              <w:right w:type="dxa" w:w="40"/>
+            </w:tcMar>
+          </w:tcPr>
+          <w:p>
+            <w:pPr>
+              <w:spacing w:after="0"/>
+            </w:pPr>
+            <w:r>
+              <w:rPr>
+                <w:rFonts w:ascii="Calibri" w:cs="Calibri" w:eastAsia="Calibri" w:hAnsi="Calibri"/>
+                <w:sz w:val="21"/>
+                <w:szCs w:val="21"/>
+              </w:rPr>
+              <w:t xml:space="preserve"/>
+            </w:r>
+            <w:r>
+              <w:rPr>
+                <w:rFonts w:ascii="Calibri" w:cs="Calibri" w:eastAsia="Calibri" w:hAnsi="Calibri"/>
+                <w:b/>
+                <w:bCs/>
+                <w:sz w:val="21"/>
+                <w:szCs w:val="21"/>
+              </w:rPr>
+              <w:t xml:space="preserve">Search</w:t>
+            </w:r>
+            <w:r>
+              <w:rPr>
+                <w:rFonts w:ascii="Calibri" w:cs="Calibri" w:eastAsia="Calibri" w:hAnsi="Calibri"/>
+                <w:sz w:val="21"/>
+                <w:szCs w:val="21"/>
+              </w:rPr>
+              <w:t xml:space="preserve">: Find a task, document or person (shortcut: Ctrl + K).</w:t>
+            </w:r>
+          </w:p>
+        </w:tc>
+      </w:tr>
+      <w:tr>
+        <w:trPr>
+          <w:cantSplit/>
+        </w:trPr>
+        <w:tc>
+          <w:tcPr>
+            <w:tcW w:type="dxa" w:w="560"/>
+            <w:tcBorders>
+              <w:top w:val="none" w:color="FFFFFF" w:sz="0"/>
+              <w:left w:val="none" w:color="FFFFFF" w:sz="0"/>
+              <w:bottom w:val="none" w:color="FFFFFF" w:sz="0"/>
+              <w:right w:val="none" w:color="FFFFFF" w:sz="0"/>
+            </w:tcBorders>
+            <w:tcMar>
+              <w:top w:type="dxa" w:w="40"/>
+              <w:left w:type="dxa" w:w="40"/>
+              <w:bottom w:type="dxa" w:w="40"/>
+              <w:right w:type="dxa" w:w="60"/>
+            </w:tcMar>
+            <w:vAlign w:val="top"/>
+          </w:tcPr>
+          <w:p>
+            <w:pPr>
+              <w:jc w:val="center"/>
+            </w:pPr>
+            <w:r>
+              <w:rPr>
+                <w:rFonts w:ascii="Calibri" w:cs="Calibri" w:eastAsia="Calibri" w:hAnsi="Calibri"/>
+                <w:b/>
+                <w:bCs/>
+                <w:color w:val="FFFFFF"/>
+                <w:sz w:val="22"/>
+                <w:szCs w:val="22"/>
+                <w:shd w:fill="E11D48" w:color="auto" w:val="clear"/>
+              </w:rPr>
+              <w:t xml:space="preserve"> 6 </w:t>
+            </w:r>
+          </w:p>
+        </w:tc>
+        <w:tc>
+          <w:tcPr>
+            <w:tcW w:type="dxa" w:w="9078"/>
+            <w:tcBorders>
+              <w:top w:val="none" w:color="FFFFFF" w:sz="0"/>
+              <w:left w:val="none" w:color="FFFFFF" w:sz="0"/>
+              <w:bottom w:val="none" w:color="FFFFFF" w:sz="0"/>
+              <w:right w:val="none" w:color="FFFFFF" w:sz="0"/>
+            </w:tcBorders>
+            <w:tcMar>
+              <w:top w:type="dxa" w:w="40"/>
+              <w:left w:type="dxa" w:w="60"/>
+              <w:bottom w:type="dxa" w:w="40"/>
+              <w:right w:type="dxa" w:w="40"/>
+            </w:tcMar>
+          </w:tcPr>
+          <w:p>
+            <w:pPr>
+              <w:spacing w:after="0"/>
+            </w:pPr>
+            <w:r>
+              <w:rPr>
+                <w:rFonts w:ascii="Calibri" w:cs="Calibri" w:eastAsia="Calibri" w:hAnsi="Calibri"/>
+                <w:sz w:val="21"/>
+                <w:szCs w:val="21"/>
+              </w:rPr>
+              <w:t xml:space="preserve"/>
+            </w:r>
+            <w:r>
+              <w:rPr>
+                <w:rFonts w:ascii="Calibri" w:cs="Calibri" w:eastAsia="Calibri" w:hAnsi="Calibri"/>
+                <w:b/>
+                <w:bCs/>
+                <w:sz w:val="21"/>
+                <w:szCs w:val="21"/>
+              </w:rPr>
+              <w:t xml:space="preserve">Help</w:t>
+            </w:r>
+            <w:r>
+              <w:rPr>
+                <w:rFonts w:ascii="Calibri" w:cs="Calibri" w:eastAsia="Calibri" w:hAnsi="Calibri"/>
+                <w:sz w:val="21"/>
+                <w:szCs w:val="21"/>
+              </w:rPr>
+              <w:t xml:space="preserve">: Open this guide at any time.</w:t>
+            </w:r>
+          </w:p>
+        </w:tc>
+      </w:tr>
+      <w:tr>
+        <w:trPr>
+          <w:cantSplit/>
+        </w:trPr>
+        <w:tc>
+          <w:tcPr>
+            <w:tcW w:type="dxa" w:w="560"/>
+            <w:tcBorders>
+              <w:top w:val="none" w:color="FFFFFF" w:sz="0"/>
+              <w:left w:val="none" w:color="FFFFFF" w:sz="0"/>
+              <w:bottom w:val="none" w:color="FFFFFF" w:sz="0"/>
+              <w:right w:val="none" w:color="FFFFFF" w:sz="0"/>
+            </w:tcBorders>
+            <w:tcMar>
+              <w:top w:type="dxa" w:w="40"/>
+              <w:left w:type="dxa" w:w="40"/>
+              <w:bottom w:type="dxa" w:w="40"/>
+              <w:right w:type="dxa" w:w="60"/>
+            </w:tcMar>
+            <w:vAlign w:val="top"/>
+          </w:tcPr>
+          <w:p>
+            <w:pPr>
+              <w:jc w:val="center"/>
+            </w:pPr>
+            <w:r>
+              <w:rPr>
+                <w:rFonts w:ascii="Calibri" w:cs="Calibri" w:eastAsia="Calibri" w:hAnsi="Calibri"/>
+                <w:b/>
+                <w:bCs/>
+                <w:color w:val="FFFFFF"/>
+                <w:sz w:val="22"/>
+                <w:szCs w:val="22"/>
+                <w:shd w:fill="E11D48" w:color="auto" w:val="clear"/>
+              </w:rPr>
+              <w:t xml:space="preserve"> 7 </w:t>
+            </w:r>
+          </w:p>
+        </w:tc>
+        <w:tc>
+          <w:tcPr>
+            <w:tcW w:type="dxa" w:w="9078"/>
+            <w:tcBorders>
+              <w:top w:val="none" w:color="FFFFFF" w:sz="0"/>
+              <w:left w:val="none" w:color="FFFFFF" w:sz="0"/>
+              <w:bottom w:val="none" w:color="FFFFFF" w:sz="0"/>
+              <w:right w:val="none" w:color="FFFFFF" w:sz="0"/>
+            </w:tcBorders>
+            <w:tcMar>
+              <w:top w:type="dxa" w:w="40"/>
+              <w:left w:type="dxa" w:w="60"/>
+              <w:bottom w:type="dxa" w:w="40"/>
+              <w:right w:type="dxa" w:w="40"/>
+            </w:tcMar>
+          </w:tcPr>
+          <w:p>
+            <w:pPr>
+              <w:spacing w:after="0"/>
+            </w:pPr>
+            <w:r>
+              <w:rPr>
+                <w:rFonts w:ascii="Calibri" w:cs="Calibri" w:eastAsia="Calibri" w:hAnsi="Calibri"/>
+                <w:sz w:val="21"/>
+                <w:szCs w:val="21"/>
+              </w:rPr>
+              <w:t xml:space="preserve"/>
+            </w:r>
+            <w:r>
+              <w:rPr>
+                <w:rFonts w:ascii="Calibri" w:cs="Calibri" w:eastAsia="Calibri" w:hAnsi="Calibri"/>
+                <w:b/>
+                <w:bCs/>
+                <w:sz w:val="21"/>
+                <w:szCs w:val="21"/>
+              </w:rPr>
+              <w:t xml:space="preserve">Account menu</w:t>
+            </w:r>
+            <w:r>
+              <w:rPr>
+                <w:rFonts w:ascii="Calibri" w:cs="Calibri" w:eastAsia="Calibri" w:hAnsi="Calibri"/>
+                <w:sz w:val="21"/>
+                <w:szCs w:val="21"/>
+              </w:rPr>
+              <w:t xml:space="preserve">: Profile, language, theme and sign out.</w:t>
+            </w:r>
+          </w:p>
+        </w:tc>
+      </w:tr>
+      <w:tr>
+        <w:trPr>
+          <w:cantSplit/>
+        </w:trPr>
+        <w:tc>
+          <w:tcPr>
+            <w:tcW w:type="dxa" w:w="560"/>
+            <w:tcBorders>
+              <w:top w:val="none" w:color="FFFFFF" w:sz="0"/>
+              <w:left w:val="none" w:color="FFFFFF" w:sz="0"/>
+              <w:bottom w:val="none" w:color="FFFFFF" w:sz="0"/>
+              <w:right w:val="none" w:color="FFFFFF" w:sz="0"/>
+            </w:tcBorders>
+            <w:tcMar>
+              <w:top w:type="dxa" w:w="40"/>
+              <w:left w:type="dxa" w:w="40"/>
+              <w:bottom w:type="dxa" w:w="40"/>
+              <w:right w:type="dxa" w:w="60"/>
+            </w:tcMar>
+            <w:vAlign w:val="top"/>
+          </w:tcPr>
+          <w:p>
+            <w:pPr>
+              <w:jc w:val="center"/>
+            </w:pPr>
+            <w:r>
+              <w:rPr>
+                <w:rFonts w:ascii="Calibri" w:cs="Calibri" w:eastAsia="Calibri" w:hAnsi="Calibri"/>
+                <w:b/>
+                <w:bCs/>
+                <w:color w:val="FFFFFF"/>
+                <w:sz w:val="22"/>
+                <w:szCs w:val="22"/>
+                <w:shd w:fill="E11D48" w:color="auto" w:val="clear"/>
+              </w:rPr>
+              <w:t xml:space="preserve"> 8 </w:t>
+            </w:r>
+          </w:p>
+        </w:tc>
+        <w:tc>
+          <w:tcPr>
+            <w:tcW w:type="dxa" w:w="9078"/>
+            <w:tcBorders>
+              <w:top w:val="none" w:color="FFFFFF" w:sz="0"/>
+              <w:left w:val="none" w:color="FFFFFF" w:sz="0"/>
+              <w:bottom w:val="none" w:color="FFFFFF" w:sz="0"/>
+              <w:right w:val="none" w:color="FFFFFF" w:sz="0"/>
+            </w:tcBorders>
+            <w:tcMar>
+              <w:top w:type="dxa" w:w="40"/>
+              <w:left w:type="dxa" w:w="60"/>
+              <w:bottom w:type="dxa" w:w="40"/>
+              <w:right w:type="dxa" w:w="40"/>
+            </w:tcMar>
+          </w:tcPr>
+          <w:p>
+            <w:pPr>
+              <w:spacing w:after="0"/>
+            </w:pPr>
+            <w:r>
+              <w:rPr>
+                <w:rFonts w:ascii="Calibri" w:cs="Calibri" w:eastAsia="Calibri" w:hAnsi="Calibri"/>
+                <w:sz w:val="21"/>
+                <w:szCs w:val="21"/>
+              </w:rPr>
+              <w:t xml:space="preserve"/>
+            </w:r>
+            <w:r>
+              <w:rPr>
+                <w:rFonts w:ascii="Calibri" w:cs="Calibri" w:eastAsia="Calibri" w:hAnsi="Calibri"/>
+                <w:b/>
+                <w:bCs/>
+                <w:sz w:val="21"/>
+                <w:szCs w:val="21"/>
+              </w:rPr>
+              <w:t xml:space="preserve">New item row</w:t>
+            </w:r>
+            <w:r>
+              <w:rPr>
+                <w:rFonts w:ascii="Calibri" w:cs="Calibri" w:eastAsia="Calibri" w:hAnsi="Calibri"/>
+                <w:sz w:val="21"/>
+                <w:szCs w:val="21"/>
+              </w:rPr>
+              <w:t xml:space="preserve">: Type a title and press Enter to add a task.</w:t>
+            </w:r>
+          </w:p>
+        </w:tc>
+      </w:tr>
+    </w:tbl>
+    <w:p>
+      <w:pPr>
+        <w:spacing w:after="200"/>
+      </w:pPr>
+    </w:p>
     <w:tbl>
       <w:tblPr>
         <w:tblW w:type="dxa" w:w="9638"/>
@@ -2187,7 +4831,7 @@
         <w:pStyle w:val="ListParagraph"/>
         <w:numPr>
           <w:ilvl w:val="0"/>
-          <w:numId w:val="2"/>
+          <w:numId w:val="3"/>
         </w:numPr>
         <w:spacing w:after="100" w:line="290"/>
       </w:pPr>
@@ -2259,7 +4903,7 @@
         <w:pStyle w:val="ListParagraph"/>
         <w:numPr>
           <w:ilvl w:val="0"/>
-          <w:numId w:val="2"/>
+          <w:numId w:val="3"/>
         </w:numPr>
         <w:spacing w:after="100" w:line="290"/>
       </w:pPr>
@@ -2295,7 +4939,7 @@
         <w:pStyle w:val="ListParagraph"/>
         <w:numPr>
           <w:ilvl w:val="0"/>
-          <w:numId w:val="2"/>
+          <w:numId w:val="3"/>
         </w:numPr>
         <w:spacing w:after="100" w:line="290"/>
       </w:pPr>
@@ -2331,7 +4975,7 @@
         <w:pStyle w:val="ListParagraph"/>
         <w:numPr>
           <w:ilvl w:val="0"/>
-          <w:numId w:val="2"/>
+          <w:numId w:val="3"/>
         </w:numPr>
         <w:spacing w:after="100" w:line="290"/>
       </w:pPr>
@@ -2403,7 +5047,7 @@
         <w:pStyle w:val="ListParagraph"/>
         <w:numPr>
           <w:ilvl w:val="0"/>
-          <w:numId w:val="2"/>
+          <w:numId w:val="3"/>
         </w:numPr>
         <w:spacing w:after="100" w:line="290"/>
       </w:pPr>
@@ -2450,7 +5094,7 @@
           <wp:inline distT="0" distB="0" distL="0" distR="0">
             <wp:extent cx="3724275" cy="4095750"/>
             <wp:effectExtent t="0" r="0" b="0" l="0"/>
-            <wp:docPr id="2" name="02-space-create" descr="New Project dialog" title="New Project dialog"/>
+            <wp:docPr id="3" name="02-space-create" descr="New Project dialog" title="New Project dialog"/>
             <wp:cNvGraphicFramePr>
               <a:graphicFrameLocks xmlns:a="http://schemas.openxmlformats.org/drawingml/2006/main" noChangeAspect="1"/>
             </wp:cNvGraphicFramePr>
@@ -2964,7 +5608,7 @@
         <w:pStyle w:val="ListParagraph"/>
         <w:numPr>
           <w:ilvl w:val="0"/>
-          <w:numId w:val="3"/>
+          <w:numId w:val="2"/>
         </w:numPr>
         <w:spacing w:after="80" w:line="290"/>
       </w:pPr>
@@ -2982,7 +5626,7 @@
         <w:pStyle w:val="ListParagraph"/>
         <w:numPr>
           <w:ilvl w:val="0"/>
-          <w:numId w:val="3"/>
+          <w:numId w:val="2"/>
         </w:numPr>
         <w:spacing w:after="80" w:line="290"/>
       </w:pPr>
@@ -3000,7 +5644,7 @@
         <w:pStyle w:val="ListParagraph"/>
         <w:numPr>
           <w:ilvl w:val="0"/>
-          <w:numId w:val="3"/>
+          <w:numId w:val="2"/>
         </w:numPr>
         <w:spacing w:after="80" w:line="290"/>
       </w:pPr>
@@ -3191,7 +5835,7 @@
           <wp:inline distT="0" distB="0" distL="0" distR="0">
             <wp:extent cx="5715000" cy="3571875"/>
             <wp:effectExtent t="0" r="0" b="0" l="0"/>
-            <wp:docPr id="3" name="09-epic-create" descr="Add row for an Epic" title="Add row for an Epic"/>
+            <wp:docPr id="4" name="09-epic-create" descr="Add row for an Epic" title="Add row for an Epic"/>
             <wp:cNvGraphicFramePr>
               <a:graphicFrameLocks xmlns:a="http://schemas.openxmlformats.org/drawingml/2006/main" noChangeAspect="1"/>
             </wp:cNvGraphicFramePr>
@@ -3910,7 +6554,7 @@
           <wp:inline distT="0" distB="0" distL="0" distR="0">
             <wp:extent cx="5715000" cy="3571875"/>
             <wp:effectExtent t="0" r="0" b="0" l="0"/>
-            <wp:docPr id="4" name="18-epic-promote-menu" descr="Convert to Epic option in the Task row menu" title="Convert to Epic option in the Task row menu"/>
+            <wp:docPr id="5" name="18-epic-promote-menu" descr="Convert to Epic option in the Task row menu" title="Convert to Epic option in the Task row menu"/>
             <wp:cNvGraphicFramePr>
               <a:graphicFrameLocks xmlns:a="http://schemas.openxmlformats.org/drawingml/2006/main" noChangeAspect="1"/>
             </wp:cNvGraphicFramePr>
@@ -4171,9 +6815,9 @@
       <w:r>
         <w:drawing>
           <wp:inline distT="0" distB="0" distL="0" distR="0">
-            <wp:extent cx="4800600" cy="3209925"/>
+            <wp:extent cx="4791075" cy="3200400"/>
             <wp:effectExtent t="0" r="0" b="0" l="0"/>
-            <wp:docPr id="5" name="19-epic-promote-dialog" descr="Convert to Epic confirmation dialog" title="Convert to Epic confirmation dialog"/>
+            <wp:docPr id="6" name="19-epic-promote-dialog" descr="Convert to Epic confirmation dialog" title="Convert to Epic confirmation dialog"/>
             <wp:cNvGraphicFramePr>
               <a:graphicFrameLocks xmlns:a="http://schemas.openxmlformats.org/drawingml/2006/main" noChangeAspect="1"/>
             </wp:cNvGraphicFramePr>
@@ -4196,7 +6840,7 @@
                   <pic:spPr bwMode="auto">
                     <a:xfrm>
                       <a:off x="0" y="0"/>
-                      <a:ext cx="4800600" cy="3209925"/>
+                      <a:ext cx="4791075" cy="3200400"/>
                     </a:xfrm>
                     <a:prstGeom prst="rect">
                       <a:avLst/>
@@ -4524,7 +7168,7 @@
           <wp:inline distT="0" distB="0" distL="0" distR="0">
             <wp:extent cx="5715000" cy="3571875"/>
             <wp:effectExtent t="0" r="0" b="0" l="0"/>
-            <wp:docPr id="6" name="20-epic-result" descr="The list after the conversion" title="The list after the conversion"/>
+            <wp:docPr id="7" name="20-epic-result" descr="The list after the conversion" title="The list after the conversion"/>
             <wp:cNvGraphicFramePr>
               <a:graphicFrameLocks xmlns:a="http://schemas.openxmlformats.org/drawingml/2006/main" noChangeAspect="1"/>
             </wp:cNvGraphicFramePr>
@@ -5809,7 +8453,7 @@
           <wp:inline distT="0" distB="0" distL="0" distR="0">
             <wp:extent cx="5715000" cy="3571875"/>
             <wp:effectExtent t="0" r="0" b="0" l="0"/>
-            <wp:docPr id="7" name="10-task-create" descr="Quick add row for a Task" title="Quick add row for a Task"/>
+            <wp:docPr id="8" name="10-task-create" descr="Quick add row for a Task" title="Quick add row for a Task"/>
             <wp:cNvGraphicFramePr>
               <a:graphicFrameLocks xmlns:a="http://schemas.openxmlformats.org/drawingml/2006/main" noChangeAspect="1"/>
             </wp:cNvGraphicFramePr>
@@ -6424,7 +9068,7 @@
           <wp:inline distT="0" distB="0" distL="0" distR="0">
             <wp:extent cx="5353050" cy="4095750"/>
             <wp:effectExtent t="0" r="0" b="0" l="0"/>
-            <wp:docPr id="8" name="11-task-edit" descr="Task detail panel and editable fields" title="Task detail panel and editable fields"/>
+            <wp:docPr id="9" name="11-task-edit" descr="Task detail panel and editable fields" title="Task detail panel and editable fields"/>
             <wp:cNvGraphicFramePr>
               <a:graphicFrameLocks xmlns:a="http://schemas.openxmlformats.org/drawingml/2006/main" noChangeAspect="1"/>
             </wp:cNvGraphicFramePr>
@@ -8184,7 +10828,7 @@
           <wp:inline distT="0" distB="0" distL="0" distR="0">
             <wp:extent cx="5715000" cy="3571875"/>
             <wp:effectExtent t="0" r="0" b="0" l="0"/>
-            <wp:docPr id="9" name="17-task-status" descr="Changing the status from the list" title="Changing the status from the list"/>
+            <wp:docPr id="10" name="17-task-status" descr="Changing the status from the list" title="Changing the status from the list"/>
             <wp:cNvGraphicFramePr>
               <a:graphicFrameLocks xmlns:a="http://schemas.openxmlformats.org/drawingml/2006/main" noChangeAspect="1"/>
             </wp:cNvGraphicFramePr>
@@ -9035,7 +11679,7 @@
           <wp:inline distT="0" distB="0" distL="0" distR="0">
             <wp:extent cx="5715000" cy="3571875"/>
             <wp:effectExtent t="0" r="0" b="0" l="0"/>
-            <wp:docPr id="10" name="12-subtask-menu" descr="Add sub-item option in the task row menu" title="Add sub-item option in the task row menu"/>
+            <wp:docPr id="11" name="12-subtask-menu" descr="Add sub-item option in the task row menu" title="Add sub-item option in the task row menu"/>
             <wp:cNvGraphicFramePr>
               <a:graphicFrameLocks xmlns:a="http://schemas.openxmlformats.org/drawingml/2006/main" noChangeAspect="1"/>
             </wp:cNvGraphicFramePr>
@@ -9298,7 +11942,7 @@
           <wp:inline distT="0" distB="0" distL="0" distR="0">
             <wp:extent cx="5715000" cy="3571875"/>
             <wp:effectExtent t="0" r="0" b="0" l="0"/>
-            <wp:docPr id="11" name="13-subtask-create" descr="Sub-task add row" title="Sub-task add row"/>
+            <wp:docPr id="12" name="13-subtask-create" descr="Sub-task add row" title="Sub-task add row"/>
             <wp:cNvGraphicFramePr>
               <a:graphicFrameLocks xmlns:a="http://schemas.openxmlformats.org/drawingml/2006/main" noChangeAspect="1"/>
             </wp:cNvGraphicFramePr>
@@ -9649,7 +12293,7 @@
           <wp:inline distT="0" distB="0" distL="0" distR="0">
             <wp:extent cx="5715000" cy="3571875"/>
             <wp:effectExtent t="0" r="0" b="0" l="0"/>
-            <wp:docPr id="12" name="14-subtask-list" descr="Sub-tasks listed under the parent" title="Sub-tasks listed under the parent"/>
+            <wp:docPr id="13" name="14-subtask-list" descr="Sub-tasks listed under the parent" title="Sub-tasks listed under the parent"/>
             <wp:cNvGraphicFramePr>
               <a:graphicFrameLocks xmlns:a="http://schemas.openxmlformats.org/drawingml/2006/main" noChangeAspect="1"/>
             </wp:cNvGraphicFramePr>
@@ -10349,7 +12993,7 @@
           <wp:inline distT="0" distB="0" distL="0" distR="0">
             <wp:extent cx="5715000" cy="3571875"/>
             <wp:effectExtent t="0" r="0" b="0" l="0"/>
-            <wp:docPr id="13" name="15-subtask-edit" descr="Sub-task detail page" title="Sub-task detail page"/>
+            <wp:docPr id="14" name="15-subtask-edit" descr="Sub-task detail page" title="Sub-task detail page"/>
             <wp:cNvGraphicFramePr>
               <a:graphicFrameLocks xmlns:a="http://schemas.openxmlformats.org/drawingml/2006/main" noChangeAspect="1"/>
             </wp:cNvGraphicFramePr>
@@ -10801,7 +13445,7 @@
           <wp:inline distT="0" distB="0" distL="0" distR="0">
             <wp:extent cx="5715000" cy="3571875"/>
             <wp:effectExtent t="0" r="0" b="0" l="0"/>
-            <wp:docPr id="14" name="16-task-rollup" descr="Sub-task total on the parent" title="Sub-task total on the parent"/>
+            <wp:docPr id="15" name="16-task-rollup" descr="Sub-task total on the parent" title="Sub-task total on the parent"/>
             <wp:cNvGraphicFramePr>
               <a:graphicFrameLocks xmlns:a="http://schemas.openxmlformats.org/drawingml/2006/main" noChangeAspect="1"/>
             </wp:cNvGraphicFramePr>
@@ -11146,7 +13790,7 @@
         <w:pStyle w:val="ListParagraph"/>
         <w:numPr>
           <w:ilvl w:val="0"/>
-          <w:numId w:val="3"/>
+          <w:numId w:val="2"/>
         </w:numPr>
         <w:spacing w:after="80" w:line="290"/>
       </w:pPr>
@@ -11182,7 +13826,7 @@
         <w:pStyle w:val="ListParagraph"/>
         <w:numPr>
           <w:ilvl w:val="0"/>
-          <w:numId w:val="3"/>
+          <w:numId w:val="2"/>
         </w:numPr>
         <w:spacing w:after="80" w:line="290"/>
       </w:pPr>
@@ -11218,7 +13862,7 @@
         <w:pStyle w:val="ListParagraph"/>
         <w:numPr>
           <w:ilvl w:val="0"/>
-          <w:numId w:val="3"/>
+          <w:numId w:val="2"/>
         </w:numPr>
         <w:spacing w:after="80" w:line="290"/>
       </w:pPr>
@@ -11547,7 +14191,7 @@
           <wp:inline distT="0" distB="0" distL="0" distR="0">
             <wp:extent cx="5715000" cy="3571875"/>
             <wp:effectExtent t="0" r="0" b="0" l="0"/>
-            <wp:docPr id="15" name="28-dnd" descr="Dragging a Task over a target Task, with the Detach area" title="Dragging a Task over a target Task, with the Detach area"/>
+            <wp:docPr id="16" name="28-dnd" descr="Dragging a Task over a target Task, with the Detach area" title="Dragging a Task over a target Task, with the Detach area"/>
             <wp:cNvGraphicFramePr>
               <a:graphicFrameLocks xmlns:a="http://schemas.openxmlformats.org/drawingml/2006/main" noChangeAspect="1"/>
             </wp:cNvGraphicFramePr>
@@ -11943,7 +14587,7 @@
           <wp:inline distT="0" distB="0" distL="0" distR="0">
             <wp:extent cx="5715000" cy="3571875"/>
             <wp:effectExtent t="0" r="0" b="0" l="0"/>
-            <wp:docPr id="16" name="20-backlog" descr="Backlog and sprints page" title="Backlog and sprints page"/>
+            <wp:docPr id="17" name="20-backlog" descr="Backlog and sprints page" title="Backlog and sprints page"/>
             <wp:cNvGraphicFramePr>
               <a:graphicFrameLocks xmlns:a="http://schemas.openxmlformats.org/drawingml/2006/main" noChangeAspect="1"/>
             </wp:cNvGraphicFramePr>
@@ -12551,7 +15195,7 @@
           <wp:inline distT="0" distB="0" distL="0" distR="0">
             <wp:extent cx="4552950" cy="4095750"/>
             <wp:effectExtent t="0" r="0" b="0" l="0"/>
-            <wp:docPr id="17" name="21-sprint-create" descr="New sprint dialog" title="New sprint dialog"/>
+            <wp:docPr id="18" name="21-sprint-create" descr="New sprint dialog" title="New sprint dialog"/>
             <wp:cNvGraphicFramePr>
               <a:graphicFrameLocks xmlns:a="http://schemas.openxmlformats.org/drawingml/2006/main" noChangeAspect="1"/>
             </wp:cNvGraphicFramePr>
@@ -13850,7 +16494,7 @@
           <wp:inline distT="0" distB="0" distL="0" distR="0">
             <wp:extent cx="5715000" cy="3571875"/>
             <wp:effectExtent t="0" r="0" b="0" l="0"/>
-            <wp:docPr id="18" name="22-sprint-move" descr="Menu to move a task into a sprint" title="Menu to move a task into a sprint"/>
+            <wp:docPr id="19" name="22-sprint-move" descr="Menu to move a task into a sprint" title="Menu to move a task into a sprint"/>
             <wp:cNvGraphicFramePr>
               <a:graphicFrameLocks xmlns:a="http://schemas.openxmlformats.org/drawingml/2006/main" noChangeAspect="1"/>
             </wp:cNvGraphicFramePr>
@@ -14125,7 +16769,7 @@
         <w:pStyle w:val="ListParagraph"/>
         <w:numPr>
           <w:ilvl w:val="0"/>
-          <w:numId w:val="3"/>
+          <w:numId w:val="2"/>
         </w:numPr>
         <w:spacing w:after="80" w:line="290"/>
       </w:pPr>
@@ -14161,7 +16805,7 @@
         <w:pStyle w:val="ListParagraph"/>
         <w:numPr>
           <w:ilvl w:val="0"/>
-          <w:numId w:val="3"/>
+          <w:numId w:val="2"/>
         </w:numPr>
         <w:spacing w:after="80" w:line="290"/>
       </w:pPr>
@@ -14215,7 +16859,7 @@
         <w:pStyle w:val="ListParagraph"/>
         <w:numPr>
           <w:ilvl w:val="0"/>
-          <w:numId w:val="3"/>
+          <w:numId w:val="2"/>
         </w:numPr>
         <w:spacing w:after="80" w:line="290"/>
       </w:pPr>
@@ -14490,7 +17134,7 @@
           <wp:inline distT="0" distB="0" distL="0" distR="0">
             <wp:extent cx="5715000" cy="3571875"/>
             <wp:effectExtent t="0" r="0" b="0" l="0"/>
-            <wp:docPr id="19" name="23-sprint-menu" descr="Sprint menu" title="Sprint menu"/>
+            <wp:docPr id="20" name="23-sprint-menu" descr="Sprint menu" title="Sprint menu"/>
             <wp:cNvGraphicFramePr>
               <a:graphicFrameLocks xmlns:a="http://schemas.openxmlformats.org/drawingml/2006/main" noChangeAspect="1"/>
             </wp:cNvGraphicFramePr>
@@ -14859,7 +17503,7 @@
           <wp:inline distT="0" distB="0" distL="0" distR="0">
             <wp:extent cx="4552950" cy="4095750"/>
             <wp:effectExtent t="0" r="0" b="0" l="0"/>
-            <wp:docPr id="20" name="24-sprint-edit" descr="Edit sprint dialog" title="Edit sprint dialog"/>
+            <wp:docPr id="21" name="24-sprint-edit" descr="Edit sprint dialog" title="Edit sprint dialog"/>
             <wp:cNvGraphicFramePr>
               <a:graphicFrameLocks xmlns:a="http://schemas.openxmlformats.org/drawingml/2006/main" noChangeAspect="1"/>
             </wp:cNvGraphicFramePr>
@@ -15311,7 +17955,7 @@
           <wp:inline distT="0" distB="0" distL="0" distR="0">
             <wp:extent cx="5715000" cy="1743075"/>
             <wp:effectExtent t="0" r="0" b="0" l="0"/>
-            <wp:docPr id="21" name="25-sprint-header" descr="Sprint header and summary panel" title="Sprint header and summary panel"/>
+            <wp:docPr id="22" name="25-sprint-header" descr="Sprint header and summary panel" title="Sprint header and summary panel"/>
             <wp:cNvGraphicFramePr>
               <a:graphicFrameLocks xmlns:a="http://schemas.openxmlformats.org/drawingml/2006/main" noChangeAspect="1"/>
             </wp:cNvGraphicFramePr>
@@ -15850,7 +18494,7 @@
         <w:pStyle w:val="ListParagraph"/>
         <w:numPr>
           <w:ilvl w:val="0"/>
-          <w:numId w:val="3"/>
+          <w:numId w:val="2"/>
         </w:numPr>
         <w:spacing w:after="80" w:line="290"/>
       </w:pPr>
@@ -15886,7 +18530,7 @@
         <w:pStyle w:val="ListParagraph"/>
         <w:numPr>
           <w:ilvl w:val="0"/>
-          <w:numId w:val="3"/>
+          <w:numId w:val="2"/>
         </w:numPr>
         <w:spacing w:after="80" w:line="290"/>
       </w:pPr>
@@ -15958,7 +18602,7 @@
         <w:pStyle w:val="ListParagraph"/>
         <w:numPr>
           <w:ilvl w:val="0"/>
-          <w:numId w:val="3"/>
+          <w:numId w:val="2"/>
         </w:numPr>
         <w:spacing w:after="80" w:line="290"/>
       </w:pPr>
@@ -15994,7 +18638,7 @@
         <w:pStyle w:val="ListParagraph"/>
         <w:numPr>
           <w:ilvl w:val="0"/>
-          <w:numId w:val="3"/>
+          <w:numId w:val="2"/>
         </w:numPr>
         <w:spacing w:after="80" w:line="290"/>
       </w:pPr>
@@ -16228,7 +18872,7 @@
           <wp:inline distT="0" distB="0" distL="0" distR="0">
             <wp:extent cx="5715000" cy="3571875"/>
             <wp:effectExtent t="0" r="0" b="0" l="0"/>
-            <wp:docPr id="22" name="26-board" descr="Sprint board (Kanban)" title="Sprint board (Kanban)"/>
+            <wp:docPr id="23" name="26-board" descr="Sprint board (Kanban)" title="Sprint board (Kanban)"/>
             <wp:cNvGraphicFramePr>
               <a:graphicFrameLocks xmlns:a="http://schemas.openxmlformats.org/drawingml/2006/main" noChangeAspect="1"/>
             </wp:cNvGraphicFramePr>
@@ -16679,7 +19323,7 @@
         <w:pStyle w:val="ListParagraph"/>
         <w:numPr>
           <w:ilvl w:val="0"/>
-          <w:numId w:val="3"/>
+          <w:numId w:val="2"/>
         </w:numPr>
         <w:spacing w:after="80" w:line="290"/>
       </w:pPr>
@@ -16733,7 +19377,7 @@
         <w:pStyle w:val="ListParagraph"/>
         <w:numPr>
           <w:ilvl w:val="0"/>
-          <w:numId w:val="3"/>
+          <w:numId w:val="2"/>
         </w:numPr>
         <w:spacing w:after="80" w:line="290"/>
       </w:pPr>
@@ -16805,7 +19449,7 @@
         <w:pStyle w:val="ListParagraph"/>
         <w:numPr>
           <w:ilvl w:val="0"/>
-          <w:numId w:val="3"/>
+          <w:numId w:val="2"/>
         </w:numPr>
         <w:spacing w:after="80" w:line="290"/>
       </w:pPr>
@@ -16886,7 +19530,43 @@
           <w:sz w:val="22"/>
           <w:szCs w:val="22"/>
         </w:rPr>
-        <w:t xml:space="preserve"> button at the top right of the sprint board (and the Kanban board). The number on the button is the count of open bugs.</w:t>
+        <w:t xml:space="preserve"> tab next to </w:t>
+      </w:r>
+      <w:r>
+        <w:rPr>
+          <w:rFonts w:ascii="Calibri" w:cs="Calibri" w:eastAsia="Calibri" w:hAnsi="Calibri"/>
+          <w:b/>
+          <w:bCs/>
+          <w:sz w:val="22"/>
+          <w:szCs w:val="22"/>
+        </w:rPr>
+        <w:t xml:space="preserve">Reports</w:t>
+      </w:r>
+      <w:r>
+        <w:rPr>
+          <w:rFonts w:ascii="Calibri" w:cs="Calibri" w:eastAsia="Calibri" w:hAnsi="Calibri"/>
+          <w:sz w:val="22"/>
+          <w:szCs w:val="22"/>
+        </w:rPr>
+        <w:t xml:space="preserve"> in the tabs at the top of the page (on the Kanban board it is the red </w:t>
+      </w:r>
+      <w:r>
+        <w:rPr>
+          <w:rFonts w:ascii="Calibri" w:cs="Calibri" w:eastAsia="Calibri" w:hAnsi="Calibri"/>
+          <w:b/>
+          <w:bCs/>
+          <w:sz w:val="22"/>
+          <w:szCs w:val="22"/>
+        </w:rPr>
+        <w:t xml:space="preserve">Bugs</w:t>
+      </w:r>
+      <w:r>
+        <w:rPr>
+          <w:rFonts w:ascii="Calibri" w:cs="Calibri" w:eastAsia="Calibri" w:hAnsi="Calibri"/>
+          <w:sz w:val="22"/>
+          <w:szCs w:val="22"/>
+        </w:rPr>
+        <w:t xml:space="preserve"> button at the top right). The number on the tab is the count of open bugs.</w:t>
       </w:r>
     </w:p>
     <w:p>
@@ -16922,7 +19602,7 @@
           <w:sz w:val="22"/>
           <w:szCs w:val="22"/>
         </w:rPr>
-        <w:t xml:space="preserve"> button. (Or </w:t>
+        <w:t xml:space="preserve"> tab at the top. (Or </w:t>
       </w:r>
       <w:r>
         <w:rPr>
@@ -17301,7 +19981,7 @@
           <wp:inline distT="0" distB="0" distL="0" distR="0">
             <wp:extent cx="5715000" cy="3571875"/>
             <wp:effectExtent t="0" r="0" b="0" l="0"/>
-            <wp:docPr id="23" name="27-bugs" descr="The Bugs screen" title="The Bugs screen"/>
+            <wp:docPr id="24" name="27-bugs" descr="The Bugs screen" title="The Bugs screen"/>
             <wp:cNvGraphicFramePr>
               <a:graphicFrameLocks xmlns:a="http://schemas.openxmlformats.org/drawingml/2006/main" noChangeAspect="1"/>
             </wp:cNvGraphicFramePr>
@@ -17472,7 +20152,7 @@
                 <w:sz w:val="21"/>
                 <w:szCs w:val="21"/>
               </w:rPr>
-              <w:t xml:space="preserve"> button on the sprint board.</w:t>
+              <w:t xml:space="preserve"> tab next to Reports.</w:t>
             </w:r>
           </w:p>
         </w:tc>
@@ -17941,7 +20621,7 @@
           <w:sz w:val="22"/>
           <w:szCs w:val="22"/>
         </w:rPr>
-        <w:t xml:space="preserve">Task</w:t>
+        <w:t xml:space="preserve">Sprint</w:t>
       </w:r>
       <w:r>
         <w:rPr>
@@ -17959,15 +20639,15 @@
           <w:sz w:val="22"/>
           <w:szCs w:val="22"/>
         </w:rPr>
-        <w:t xml:space="preserve">Epic</w:t>
-      </w:r>
-      <w:r>
-        <w:rPr>
-          <w:rFonts w:ascii="Calibri" w:cs="Calibri" w:eastAsia="Calibri" w:hAnsi="Calibri"/>
-          <w:sz w:val="22"/>
-          <w:szCs w:val="22"/>
-        </w:rPr>
-        <w:t xml:space="preserve"> or </w:t>
+        <w:t xml:space="preserve">Task</w:t>
+      </w:r>
+      <w:r>
+        <w:rPr>
+          <w:rFonts w:ascii="Calibri" w:cs="Calibri" w:eastAsia="Calibri" w:hAnsi="Calibri"/>
+          <w:sz w:val="22"/>
+          <w:szCs w:val="22"/>
+        </w:rPr>
+        <w:t xml:space="preserve">, </w:t>
       </w:r>
       <w:r>
         <w:rPr>
@@ -17977,6 +20657,24 @@
           <w:sz w:val="22"/>
           <w:szCs w:val="22"/>
         </w:rPr>
+        <w:t xml:space="preserve">Epic</w:t>
+      </w:r>
+      <w:r>
+        <w:rPr>
+          <w:rFonts w:ascii="Calibri" w:cs="Calibri" w:eastAsia="Calibri" w:hAnsi="Calibri"/>
+          <w:sz w:val="22"/>
+          <w:szCs w:val="22"/>
+        </w:rPr>
+        <w:t xml:space="preserve"> or </w:t>
+      </w:r>
+      <w:r>
+        <w:rPr>
+          <w:rFonts w:ascii="Calibri" w:cs="Calibri" w:eastAsia="Calibri" w:hAnsi="Calibri"/>
+          <w:b/>
+          <w:bCs/>
+          <w:sz w:val="22"/>
+          <w:szCs w:val="22"/>
+        </w:rPr>
         <w:t xml:space="preserve">Bug</w:t>
       </w:r>
       <w:r>
@@ -17985,7 +20683,25 @@
           <w:sz w:val="22"/>
           <w:szCs w:val="22"/>
         </w:rPr>
-        <w:t xml:space="preserve">. New Projects are created with the </w:t>
+        <w:t xml:space="preserve">. </w:t>
+      </w:r>
+      <w:r>
+        <w:rPr>
+          <w:rFonts w:ascii="Calibri" w:cs="Calibri" w:eastAsia="Calibri" w:hAnsi="Calibri"/>
+          <w:b/>
+          <w:bCs/>
+          <w:sz w:val="22"/>
+          <w:szCs w:val="22"/>
+        </w:rPr>
+        <w:t xml:space="preserve">Sprint</w:t>
+      </w:r>
+      <w:r>
+        <w:rPr>
+          <w:rFonts w:ascii="Calibri" w:cs="Calibri" w:eastAsia="Calibri" w:hAnsi="Calibri"/>
+          <w:sz w:val="22"/>
+          <w:szCs w:val="22"/>
+        </w:rPr>
+        <w:t xml:space="preserve"> opens the same Create sprint window as the Backlog page. New Projects are created with the </w:t>
       </w:r>
       <w:r>
         <w:rPr>
@@ -18166,7 +20882,7 @@
           <wp:inline distT="0" distB="0" distL="0" distR="0">
             <wp:extent cx="5715000" cy="3571875"/>
             <wp:effectExtent t="0" r="0" b="0" l="0"/>
-            <wp:docPr id="24" name="22-new-menu" descr="The New menu" title="The New menu"/>
+            <wp:docPr id="25" name="22-new-menu" descr="The New menu" title="The New menu"/>
             <wp:cNvGraphicFramePr>
               <a:graphicFrameLocks xmlns:a="http://schemas.openxmlformats.org/drawingml/2006/main" noChangeAspect="1"/>
             </wp:cNvGraphicFramePr>
@@ -18399,15 +21115,15 @@
                 <w:sz w:val="21"/>
                 <w:szCs w:val="21"/>
               </w:rPr>
-              <w:t xml:space="preserve">Task</w:t>
-            </w:r>
-            <w:r>
-              <w:rPr>
-                <w:rFonts w:ascii="Calibri" w:cs="Calibri" w:eastAsia="Calibri" w:hAnsi="Calibri"/>
-                <w:sz w:val="21"/>
-                <w:szCs w:val="21"/>
-              </w:rPr>
-              <w:t xml:space="preserve">: A piece of work for the sprint.</w:t>
+              <w:t xml:space="preserve">Sprint</w:t>
+            </w:r>
+            <w:r>
+              <w:rPr>
+                <w:rFonts w:ascii="Calibri" w:cs="Calibri" w:eastAsia="Calibri" w:hAnsi="Calibri"/>
+                <w:sz w:val="21"/>
+                <w:szCs w:val="21"/>
+              </w:rPr>
+              <w:t xml:space="preserve">: Plan a new sprint for a Project (name, goal and dates).</w:t>
             </w:r>
           </w:p>
         </w:tc>
@@ -18448,6 +21164,94 @@
                 <w:shd w:fill="E11D48" w:color="auto" w:val="clear"/>
               </w:rPr>
               <w:t xml:space="preserve"> 3 </w:t>
+            </w:r>
+          </w:p>
+        </w:tc>
+        <w:tc>
+          <w:tcPr>
+            <w:tcW w:type="dxa" w:w="9078"/>
+            <w:tcBorders>
+              <w:top w:val="none" w:color="FFFFFF" w:sz="0"/>
+              <w:left w:val="none" w:color="FFFFFF" w:sz="0"/>
+              <w:bottom w:val="none" w:color="FFFFFF" w:sz="0"/>
+              <w:right w:val="none" w:color="FFFFFF" w:sz="0"/>
+            </w:tcBorders>
+            <w:tcMar>
+              <w:top w:type="dxa" w:w="40"/>
+              <w:left w:type="dxa" w:w="60"/>
+              <w:bottom w:type="dxa" w:w="40"/>
+              <w:right w:type="dxa" w:w="40"/>
+            </w:tcMar>
+          </w:tcPr>
+          <w:p>
+            <w:pPr>
+              <w:spacing w:after="0"/>
+            </w:pPr>
+            <w:r>
+              <w:rPr>
+                <w:rFonts w:ascii="Calibri" w:cs="Calibri" w:eastAsia="Calibri" w:hAnsi="Calibri"/>
+                <w:sz w:val="21"/>
+                <w:szCs w:val="21"/>
+              </w:rPr>
+              <w:t xml:space="preserve"/>
+            </w:r>
+            <w:r>
+              <w:rPr>
+                <w:rFonts w:ascii="Calibri" w:cs="Calibri" w:eastAsia="Calibri" w:hAnsi="Calibri"/>
+                <w:b/>
+                <w:bCs/>
+                <w:sz w:val="21"/>
+                <w:szCs w:val="21"/>
+              </w:rPr>
+              <w:t xml:space="preserve">Task</w:t>
+            </w:r>
+            <w:r>
+              <w:rPr>
+                <w:rFonts w:ascii="Calibri" w:cs="Calibri" w:eastAsia="Calibri" w:hAnsi="Calibri"/>
+                <w:sz w:val="21"/>
+                <w:szCs w:val="21"/>
+              </w:rPr>
+              <w:t xml:space="preserve">: A piece of work for the sprint.</w:t>
+            </w:r>
+          </w:p>
+        </w:tc>
+      </w:tr>
+      <w:tr>
+        <w:trPr>
+          <w:cantSplit/>
+        </w:trPr>
+        <w:tc>
+          <w:tcPr>
+            <w:tcW w:type="dxa" w:w="560"/>
+            <w:tcBorders>
+              <w:top w:val="none" w:color="FFFFFF" w:sz="0"/>
+              <w:left w:val="none" w:color="FFFFFF" w:sz="0"/>
+              <w:bottom w:val="none" w:color="FFFFFF" w:sz="0"/>
+              <w:right w:val="none" w:color="FFFFFF" w:sz="0"/>
+            </w:tcBorders>
+            <w:tcMar>
+              <w:top w:type="dxa" w:w="40"/>
+              <w:left w:type="dxa" w:w="40"/>
+              <w:bottom w:type="dxa" w:w="40"/>
+              <w:right w:type="dxa" w:w="60"/>
+            </w:tcMar>
+            <w:vAlign w:val="top"/>
+          </w:tcPr>
+          <w:p>
+            <w:pPr>
+              <w:jc w:val="center"/>
+            </w:pPr>
+            <w:r>
+              <w:rPr>
+                <w:rFonts w:ascii="Calibri" w:cs="Calibri" w:eastAsia="Calibri" w:hAnsi="Calibri"/>
+                <w:b/>
+                <w:bCs/>
+                <w:color w:val="FFFFFF"/>
+                <w:sz w:val="22"/>
+                <w:szCs w:val="22"/>
+                <w:shd w:fill="E11D48" w:color="auto" w:val="clear"/>
+              </w:rPr>
+              <w:t xml:space="preserve"> 4 </w:t>
             </w:r>
           </w:p>
         </w:tc>
@@ -18943,7 +21747,7 @@
           <wp:inline distT="0" distB="0" distL="0" distR="0">
             <wp:extent cx="4838700" cy="4095750"/>
             <wp:effectExtent t="0" r="0" b="0" l="0"/>
-            <wp:docPr id="25" name="23-share" descr="The Sharing and permissions window" title="The Sharing and permissions window"/>
+            <wp:docPr id="26" name="23-share" descr="The Sharing and permissions window" title="The Sharing and permissions window"/>
             <wp:cNvGraphicFramePr>
               <a:graphicFrameLocks xmlns:a="http://schemas.openxmlformats.org/drawingml/2006/main" noChangeAspect="1"/>
             </wp:cNvGraphicFramePr>
@@ -19803,7 +22607,7 @@
           <wp:inline distT="0" distB="0" distL="0" distR="0">
             <wp:extent cx="5715000" cy="3571875"/>
             <wp:effectExtent t="0" r="0" b="0" l="0"/>
-            <wp:docPr id="26" name="24-roles" descr="The roles and permissions table" title="The roles and permissions table"/>
+            <wp:docPr id="27" name="24-roles" descr="The roles and permissions table" title="The roles and permissions table"/>
             <wp:cNvGraphicFramePr>
               <a:graphicFrameLocks xmlns:a="http://schemas.openxmlformats.org/drawingml/2006/main" noChangeAspect="1"/>
             </wp:cNvGraphicFramePr>
@@ -20333,7 +23137,7 @@
         <w:pStyle w:val="ListParagraph"/>
         <w:numPr>
           <w:ilvl w:val="0"/>
-          <w:numId w:val="3"/>
+          <w:numId w:val="2"/>
         </w:numPr>
         <w:spacing w:after="80" w:line="290"/>
       </w:pPr>
@@ -20387,7 +23191,7 @@
         <w:pStyle w:val="ListParagraph"/>
         <w:numPr>
           <w:ilvl w:val="0"/>
-          <w:numId w:val="3"/>
+          <w:numId w:val="2"/>
         </w:numPr>
         <w:spacing w:after="80" w:line="290"/>
       </w:pPr>
@@ -20441,7 +23245,7 @@
         <w:pStyle w:val="ListParagraph"/>
         <w:numPr>
           <w:ilvl w:val="0"/>
-          <w:numId w:val="3"/>
+          <w:numId w:val="2"/>
         </w:numPr>
         <w:spacing w:after="80" w:line="290"/>
       </w:pPr>
@@ -20477,7 +23281,7 @@
         <w:pStyle w:val="ListParagraph"/>
         <w:numPr>
           <w:ilvl w:val="0"/>
-          <w:numId w:val="3"/>
+          <w:numId w:val="2"/>
         </w:numPr>
         <w:spacing w:after="80" w:line="290"/>
       </w:pPr>
@@ -20824,7 +23628,7 @@
           <wp:inline distT="0" distB="0" distL="0" distR="0">
             <wp:extent cx="5715000" cy="3571875"/>
             <wp:effectExtent t="0" r="0" b="0" l="0"/>
-            <wp:docPr id="27" name="25-kanban" descr="The Project Kanban board" title="The Project Kanban board"/>
+            <wp:docPr id="28" name="25-kanban" descr="The Project Kanban board" title="The Project Kanban board"/>
             <wp:cNvGraphicFramePr>
               <a:graphicFrameLocks xmlns:a="http://schemas.openxmlformats.org/drawingml/2006/main" noChangeAspect="1"/>
             </wp:cNvGraphicFramePr>
@@ -22047,7 +24851,7 @@
         <w:pStyle w:val="ListParagraph"/>
         <w:numPr>
           <w:ilvl w:val="0"/>
-          <w:numId w:val="3"/>
+          <w:numId w:val="2"/>
         </w:numPr>
         <w:spacing w:after="80" w:line="290"/>
       </w:pPr>
@@ -22083,7 +24887,7 @@
         <w:pStyle w:val="ListParagraph"/>
         <w:numPr>
           <w:ilvl w:val="0"/>
-          <w:numId w:val="3"/>
+          <w:numId w:val="2"/>
         </w:numPr>
         <w:spacing w:after="80" w:line="290"/>
       </w:pPr>
@@ -22119,7 +24923,7 @@
         <w:pStyle w:val="ListParagraph"/>
         <w:numPr>
           <w:ilvl w:val="0"/>
-          <w:numId w:val="3"/>
+          <w:numId w:val="2"/>
         </w:numPr>
         <w:spacing w:after="80" w:line="290"/>
       </w:pPr>
@@ -22155,7 +24959,7 @@
         <w:pStyle w:val="ListParagraph"/>
         <w:numPr>
           <w:ilvl w:val="0"/>
-          <w:numId w:val="3"/>
+          <w:numId w:val="2"/>
         </w:numPr>
         <w:spacing w:after="80" w:line="290"/>
       </w:pPr>
@@ -22191,7 +24995,7 @@
         <w:pStyle w:val="ListParagraph"/>
         <w:numPr>
           <w:ilvl w:val="0"/>
-          <w:numId w:val="3"/>
+          <w:numId w:val="2"/>
         </w:numPr>
         <w:spacing w:after="80" w:line="290"/>
       </w:pPr>
@@ -22227,7 +25031,7 @@
         <w:pStyle w:val="ListParagraph"/>
         <w:numPr>
           <w:ilvl w:val="0"/>
-          <w:numId w:val="3"/>
+          <w:numId w:val="2"/>
         </w:numPr>
         <w:spacing w:after="80" w:line="290"/>
       </w:pPr>
@@ -22281,7 +25085,7 @@
         <w:pStyle w:val="ListParagraph"/>
         <w:numPr>
           <w:ilvl w:val="0"/>
-          <w:numId w:val="3"/>
+          <w:numId w:val="2"/>
         </w:numPr>
         <w:spacing w:after="80" w:line="290"/>
       </w:pPr>
@@ -22317,7 +25121,7 @@
         <w:pStyle w:val="ListParagraph"/>
         <w:numPr>
           <w:ilvl w:val="0"/>
-          <w:numId w:val="3"/>
+          <w:numId w:val="2"/>
         </w:numPr>
         <w:spacing w:after="80" w:line="290"/>
       </w:pPr>
@@ -22930,13 +25734,13 @@
     </w:lvlOverride>
   </w:num>
   <w:num w:numId="2">
-    <w:abstractNumId w:val="3"/>
+    <w:abstractNumId w:val="2"/>
     <w:lvlOverride w:ilvl="0">
       <w:startOverride w:val="1"/>
     </w:lvlOverride>
   </w:num>
   <w:num w:numId="3">
-    <w:abstractNumId w:val="2"/>
+    <w:abstractNumId w:val="3"/>
     <w:lvlOverride w:ilvl="0">
       <w:startOverride w:val="1"/>
     </w:lvlOverride>

--- a/apps/web/public/help/Egebis-Seyir-User-Guide.docx
+++ b/apps/web/public/help/Egebis-Seyir-User-Guide.docx
@@ -108,19 +108,6 @@
           <w:sz w:val="24"/>
           <w:szCs w:val="24"/>
         </w:rPr>
-        <w:t xml:space="preserve">Quick tour: Seyir in 5 minutes (for presenting)</w:t>
-      </w:r>
-    </w:p>
-    <w:p>
-      <w:pPr>
-        <w:spacing w:after="100"/>
-      </w:pPr>
-      <w:r>
-        <w:rPr>
-          <w:rFonts w:ascii="Calibri" w:cs="Calibri" w:eastAsia="Calibri" w:hAnsi="Calibri"/>
-          <w:sz w:val="24"/>
-          <w:szCs w:val="24"/>
-        </w:rPr>
         <w:t xml:space="preserve">Before you start: the basics</w:t>
       </w:r>
     </w:p>
@@ -377,7 +364,7 @@
           <w:sz w:val="34"/>
           <w:szCs w:val="34"/>
         </w:rPr>
-        <w:t xml:space="preserve">Quick tour: Seyir in 5 minutes (for presenting)</w:t>
+        <w:t xml:space="preserve">Before you start: the basics</w:t>
       </w:r>
     </w:p>
     <w:p>
@@ -390,7 +377,7 @@
           <w:sz w:val="22"/>
           <w:szCs w:val="22"/>
         </w:rPr>
-        <w:t xml:space="preserve">This section is for learning the app quickly and showing it to others. The long explanations are in the later sections; here you only get </w:t>
+        <w:t xml:space="preserve">Seyir is a project management app where a team plans and tracks its work. This guide is written for someone who has never used it: at every step we point at the screen with red </w:t>
       </w:r>
       <w:r>
         <w:rPr>
@@ -400,129 +387,29 @@
           <w:sz w:val="22"/>
           <w:szCs w:val="22"/>
         </w:rPr>
-        <w:t xml:space="preserve">what to show and what to say</w:t>
-      </w:r>
-      <w:r>
-        <w:rPr>
-          <w:rFonts w:ascii="Calibri" w:cs="Calibri" w:eastAsia="Calibri" w:hAnsi="Calibri"/>
-          <w:sz w:val="22"/>
-          <w:szCs w:val="22"/>
-        </w:rPr>
-        <w:t xml:space="preserve">.</w:t>
-      </w:r>
-    </w:p>
-    <w:p>
-      <w:pPr>
-        <w:pStyle w:val="ListParagraph"/>
-        <w:numPr>
-          <w:ilvl w:val="0"/>
-          <w:numId w:val="2"/>
-        </w:numPr>
-        <w:spacing w:after="80" w:line="290"/>
-      </w:pPr>
-      <w:r>
-        <w:rPr>
-          <w:rFonts w:ascii="Calibri" w:cs="Calibri" w:eastAsia="Calibri" w:hAnsi="Calibri"/>
-          <w:sz w:val="22"/>
-          <w:szCs w:val="22"/>
-        </w:rPr>
-        <w:t xml:space="preserve"/>
-      </w:r>
-      <w:r>
-        <w:rPr>
-          <w:rFonts w:ascii="Calibri" w:cs="Calibri" w:eastAsia="Calibri" w:hAnsi="Calibri"/>
-          <w:b/>
-          <w:bCs/>
-          <w:sz w:val="22"/>
-          <w:szCs w:val="22"/>
-        </w:rPr>
-        <w:t xml:space="preserve">What is Seyir?</w:t>
-      </w:r>
-      <w:r>
-        <w:rPr>
-          <w:rFonts w:ascii="Calibri" w:cs="Calibri" w:eastAsia="Calibri" w:hAnsi="Calibri"/>
-          <w:sz w:val="22"/>
-          <w:szCs w:val="22"/>
-        </w:rPr>
-        <w:t xml:space="preserve"> An app where a team plans all its work in one place, moves it forward in sprints and tracks it.</w:t>
-      </w:r>
-    </w:p>
-    <w:p>
-      <w:pPr>
-        <w:pStyle w:val="ListParagraph"/>
-        <w:numPr>
-          <w:ilvl w:val="0"/>
-          <w:numId w:val="2"/>
-        </w:numPr>
-        <w:spacing w:after="80" w:line="290"/>
-      </w:pPr>
-      <w:r>
-        <w:rPr>
-          <w:rFonts w:ascii="Calibri" w:cs="Calibri" w:eastAsia="Calibri" w:hAnsi="Calibri"/>
-          <w:sz w:val="22"/>
-          <w:szCs w:val="22"/>
-        </w:rPr>
-        <w:t xml:space="preserve"/>
-      </w:r>
-      <w:r>
-        <w:rPr>
-          <w:rFonts w:ascii="Calibri" w:cs="Calibri" w:eastAsia="Calibri" w:hAnsi="Calibri"/>
-          <w:b/>
-          <w:bCs/>
-          <w:sz w:val="22"/>
-          <w:szCs w:val="22"/>
-        </w:rPr>
-        <w:t xml:space="preserve">Who is it for?</w:t>
-      </w:r>
-      <w:r>
-        <w:rPr>
-          <w:rFonts w:ascii="Calibri" w:cs="Calibri" w:eastAsia="Calibri" w:hAnsi="Calibri"/>
-          <w:sz w:val="22"/>
-          <w:szCs w:val="22"/>
-        </w:rPr>
-        <w:t xml:space="preserve"> Everyone who writes work, does work or follows progress: managers, product owners, developers, stakeholders.</w:t>
-      </w:r>
-    </w:p>
-    <w:p>
-      <w:pPr>
-        <w:pStyle w:val="ListParagraph"/>
-        <w:numPr>
-          <w:ilvl w:val="0"/>
-          <w:numId w:val="2"/>
-        </w:numPr>
-        <w:spacing w:after="80" w:line="290"/>
-      </w:pPr>
-      <w:r>
-        <w:rPr>
-          <w:rFonts w:ascii="Calibri" w:cs="Calibri" w:eastAsia="Calibri" w:hAnsi="Calibri"/>
-          <w:sz w:val="22"/>
-          <w:szCs w:val="22"/>
-        </w:rPr>
-        <w:t xml:space="preserve"/>
-      </w:r>
-      <w:r>
-        <w:rPr>
-          <w:rFonts w:ascii="Calibri" w:cs="Calibri" w:eastAsia="Calibri" w:hAnsi="Calibri"/>
-          <w:b/>
-          <w:bCs/>
-          <w:sz w:val="22"/>
-          <w:szCs w:val="22"/>
-        </w:rPr>
-        <w:t xml:space="preserve">What is different?</w:t>
-      </w:r>
-      <w:r>
-        <w:rPr>
-          <w:rFonts w:ascii="Calibri" w:cs="Calibri" w:eastAsia="Calibri" w:hAnsi="Calibri"/>
-          <w:sz w:val="22"/>
-          <w:szCs w:val="22"/>
-        </w:rPr>
-        <w:t xml:space="preserve"> It runs on your own server, so data stays in the company. Turkish and English.</w:t>
-      </w:r>
-    </w:p>
-    <w:p>
-      <w:pPr>
-        <w:spacing w:after="100"/>
-      </w:pPr>
+        <w:t xml:space="preserve">numbered markers</w:t>
+      </w:r>
+      <w:r>
+        <w:rPr>
+          <w:rFonts w:ascii="Calibri" w:cs="Calibri" w:eastAsia="Calibri" w:hAnsi="Calibri"/>
+          <w:sz w:val="22"/>
+          <w:szCs w:val="22"/>
+        </w:rPr>
+        <w:t xml:space="preserve">. The number on the picture matches the list under the picture.</w:t>
+      </w:r>
+    </w:p>
+    <w:p>
+      <w:pPr>
+        <w:spacing w:after="140" w:line="300"/>
+      </w:pPr>
+      <w:r>
+        <w:rPr>
+          <w:rFonts w:ascii="Calibri" w:cs="Calibri" w:eastAsia="Calibri" w:hAnsi="Calibri"/>
+          <w:sz w:val="22"/>
+          <w:szCs w:val="22"/>
+        </w:rPr>
+        <w:t xml:space="preserve">You only need to know a few words first:</w:t>
+      </w:r>
     </w:p>
     <w:tbl>
       <w:tblPr>
@@ -576,7 +463,7 @@
                 <w:sz w:val="20"/>
                 <w:szCs w:val="20"/>
               </w:rPr>
-              <w:t xml:space="preserve">#</w:t>
+              <w:t xml:space="preserve">Term</w:t>
             </w:r>
           </w:p>
         </w:tc>
@@ -610,7 +497,7 @@
                 <w:sz w:val="20"/>
                 <w:szCs w:val="20"/>
               </w:rPr>
-              <w:t xml:space="preserve">Show on screen</w:t>
+              <w:t xml:space="preserve">What it means</w:t>
             </w:r>
           </w:p>
         </w:tc>
@@ -644,7 +531,7 @@
                 <w:sz w:val="20"/>
                 <w:szCs w:val="20"/>
               </w:rPr>
-              <w:t xml:space="preserve">What to say</w:t>
+              <w:t xml:space="preserve">Example</w:t>
             </w:r>
           </w:p>
         </w:tc>
@@ -681,7 +568,7 @@
                 <w:sz w:val="20"/>
                 <w:szCs w:val="20"/>
               </w:rPr>
-              <w:t xml:space="preserve">1</w:t>
+              <w:t xml:space="preserve">Project</w:t>
             </w:r>
           </w:p>
         </w:tc>
@@ -713,18 +600,30 @@
                 <w:sz w:val="20"/>
                 <w:szCs w:val="20"/>
               </w:rPr>
-              <w:t xml:space="preserve"/>
-            </w:r>
-            <w:r>
-              <w:rPr>
-                <w:rFonts w:ascii="Calibri" w:cs="Calibri" w:eastAsia="Calibri" w:hAnsi="Calibri"/>
-                <w:b/>
-                <w:bCs/>
-                <w:sz w:val="20"/>
-                <w:szCs w:val="20"/>
-              </w:rPr>
-              <w:t xml:space="preserve">Create Project</w:t>
-            </w:r>
+              <w:t xml:space="preserve">A work area for one product or team. All work items live inside a Project.</w:t>
+            </w:r>
+          </w:p>
+        </w:tc>
+        <w:tc>
+          <w:tcPr>
+            <w:tcW w:type="dxa" w:w="3759"/>
+            <w:tcBorders>
+              <w:top w:val="single" w:color="C9CEDB" w:sz="4"/>
+              <w:left w:val="single" w:color="C9CEDB" w:sz="4"/>
+              <w:bottom w:val="single" w:color="C9CEDB" w:sz="4"/>
+              <w:right w:val="single" w:color="C9CEDB" w:sz="4"/>
+            </w:tcBorders>
+            <w:tcMar>
+              <w:top w:type="dxa" w:w="70"/>
+              <w:left w:type="dxa" w:w="110"/>
+              <w:bottom w:type="dxa" w:w="70"/>
+              <w:right w:type="dxa" w:w="110"/>
+            </w:tcMar>
+          </w:tcPr>
+          <w:p>
+            <w:pPr>
+              <w:spacing w:after="0" w:line="270"/>
+            </w:pPr>
             <w:r>
               <w:rPr>
                 <w:rFonts w:ascii="Calibri" w:cs="Calibri" w:eastAsia="Calibri" w:hAnsi="Calibri"/>
@@ -733,39 +632,7 @@
                 <w:sz w:val="20"/>
                 <w:szCs w:val="20"/>
               </w:rPr>
-              <w:t xml:space="preserve"> in the left menu (purple button)</w:t>
-            </w:r>
-          </w:p>
-        </w:tc>
-        <w:tc>
-          <w:tcPr>
-            <w:tcW w:type="dxa" w:w="3759"/>
-            <w:tcBorders>
-              <w:top w:val="single" w:color="C9CEDB" w:sz="4"/>
-              <w:left w:val="single" w:color="C9CEDB" w:sz="4"/>
-              <w:bottom w:val="single" w:color="C9CEDB" w:sz="4"/>
-              <w:right w:val="single" w:color="C9CEDB" w:sz="4"/>
-            </w:tcBorders>
-            <w:tcMar>
-              <w:top w:type="dxa" w:w="70"/>
-              <w:left w:type="dxa" w:w="110"/>
-              <w:bottom w:type="dxa" w:w="70"/>
-              <w:right w:type="dxa" w:w="110"/>
-            </w:tcMar>
-          </w:tcPr>
-          <w:p>
-            <w:pPr>
-              <w:spacing w:after="0" w:line="270"/>
-            </w:pPr>
-            <w:r>
-              <w:rPr>
-                <w:rFonts w:ascii="Calibri" w:cs="Calibri" w:eastAsia="Calibri" w:hAnsi="Calibri"/>
-                <w:b w:val="false"/>
-                <w:bCs w:val="false"/>
-                <w:sz w:val="20"/>
-                <w:szCs w:val="20"/>
-              </w:rPr>
-              <w:t xml:space="preserve">Every product or team gets its own workspace.</w:t>
+              <w:t xml:space="preserve">Mobile App</w:t>
             </w:r>
           </w:p>
         </w:tc>
@@ -803,7 +670,7 @@
                 <w:sz w:val="20"/>
                 <w:szCs w:val="20"/>
               </w:rPr>
-              <w:t xml:space="preserve">2</w:t>
+              <w:t xml:space="preserve">Epic</w:t>
             </w:r>
           </w:p>
         </w:tc>
@@ -836,18 +703,31 @@
                 <w:sz w:val="20"/>
                 <w:szCs w:val="20"/>
               </w:rPr>
-              <w:t xml:space="preserve">The purple </w:t>
-            </w:r>
-            <w:r>
-              <w:rPr>
-                <w:rFonts w:ascii="Calibri" w:cs="Calibri" w:eastAsia="Calibri" w:hAnsi="Calibri"/>
-                <w:b/>
-                <w:bCs/>
-                <w:sz w:val="20"/>
-                <w:szCs w:val="20"/>
-              </w:rPr>
-              <w:t xml:space="preserve">New</w:t>
-            </w:r>
+              <w:t xml:space="preserve">A big goal that gathers many Tasks under it. Optional.</w:t>
+            </w:r>
+          </w:p>
+        </w:tc>
+        <w:tc>
+          <w:tcPr>
+            <w:tcW w:type="dxa" w:w="3759"/>
+            <w:tcBorders>
+              <w:top w:val="single" w:color="C9CEDB" w:sz="4"/>
+              <w:left w:val="single" w:color="C9CEDB" w:sz="4"/>
+              <w:bottom w:val="single" w:color="C9CEDB" w:sz="4"/>
+              <w:right w:val="single" w:color="C9CEDB" w:sz="4"/>
+            </w:tcBorders>
+            <w:shd w:fill="F4F5FA" w:color="auto" w:val="clear"/>
+            <w:tcMar>
+              <w:top w:type="dxa" w:w="70"/>
+              <w:left w:type="dxa" w:w="110"/>
+              <w:bottom w:type="dxa" w:w="70"/>
+              <w:right w:type="dxa" w:w="110"/>
+            </w:tcMar>
+          </w:tcPr>
+          <w:p>
+            <w:pPr>
+              <w:spacing w:after="0" w:line="270"/>
+            </w:pPr>
             <w:r>
               <w:rPr>
                 <w:rFonts w:ascii="Calibri" w:cs="Calibri" w:eastAsia="Calibri" w:hAnsi="Calibri"/>
@@ -856,40 +736,7 @@
                 <w:sz w:val="20"/>
                 <w:szCs w:val="20"/>
               </w:rPr>
-              <w:t xml:space="preserve"> button at the top</w:t>
-            </w:r>
-          </w:p>
-        </w:tc>
-        <w:tc>
-          <w:tcPr>
-            <w:tcW w:type="dxa" w:w="3759"/>
-            <w:tcBorders>
-              <w:top w:val="single" w:color="C9CEDB" w:sz="4"/>
-              <w:left w:val="single" w:color="C9CEDB" w:sz="4"/>
-              <w:bottom w:val="single" w:color="C9CEDB" w:sz="4"/>
-              <w:right w:val="single" w:color="C9CEDB" w:sz="4"/>
-            </w:tcBorders>
-            <w:shd w:fill="F4F5FA" w:color="auto" w:val="clear"/>
-            <w:tcMar>
-              <w:top w:type="dxa" w:w="70"/>
-              <w:left w:type="dxa" w:w="110"/>
-              <w:bottom w:type="dxa" w:w="70"/>
-              <w:right w:type="dxa" w:w="110"/>
-            </w:tcMar>
-          </w:tcPr>
-          <w:p>
-            <w:pPr>
-              <w:spacing w:after="0" w:line="270"/>
-            </w:pPr>
-            <w:r>
-              <w:rPr>
-                <w:rFonts w:ascii="Calibri" w:cs="Calibri" w:eastAsia="Calibri" w:hAnsi="Calibri"/>
-                <w:b w:val="false"/>
-                <w:bCs w:val="false"/>
-                <w:sz w:val="20"/>
-                <w:szCs w:val="20"/>
-              </w:rPr>
-              <w:t xml:space="preserve">One door for adding work: Sprint, Task, Epic and Bug all start here.</w:t>
+              <w:t xml:space="preserve">User account management</w:t>
             </w:r>
           </w:p>
         </w:tc>
@@ -926,7 +773,7 @@
                 <w:sz w:val="20"/>
                 <w:szCs w:val="20"/>
               </w:rPr>
-              <w:t xml:space="preserve">3</w:t>
+              <w:t xml:space="preserve">Task</w:t>
             </w:r>
           </w:p>
         </w:tc>
@@ -958,18 +805,30 @@
                 <w:sz w:val="20"/>
                 <w:szCs w:val="20"/>
               </w:rPr>
-              <w:t xml:space="preserve">Add an </w:t>
-            </w:r>
-            <w:r>
-              <w:rPr>
-                <w:rFonts w:ascii="Calibri" w:cs="Calibri" w:eastAsia="Calibri" w:hAnsi="Calibri"/>
-                <w:b/>
-                <w:bCs/>
-                <w:sz w:val="20"/>
-                <w:szCs w:val="20"/>
-              </w:rPr>
-              <w:t xml:space="preserve">Epic</w:t>
-            </w:r>
+              <w:t xml:space="preserve">One piece of work to do. It has a title, an owner, a date and points.</w:t>
+            </w:r>
+          </w:p>
+        </w:tc>
+        <w:tc>
+          <w:tcPr>
+            <w:tcW w:type="dxa" w:w="3759"/>
+            <w:tcBorders>
+              <w:top w:val="single" w:color="C9CEDB" w:sz="4"/>
+              <w:left w:val="single" w:color="C9CEDB" w:sz="4"/>
+              <w:bottom w:val="single" w:color="C9CEDB" w:sz="4"/>
+              <w:right w:val="single" w:color="C9CEDB" w:sz="4"/>
+            </w:tcBorders>
+            <w:tcMar>
+              <w:top w:type="dxa" w:w="70"/>
+              <w:left w:type="dxa" w:w="110"/>
+              <w:bottom w:type="dxa" w:w="70"/>
+              <w:right w:type="dxa" w:w="110"/>
+            </w:tcMar>
+          </w:tcPr>
+          <w:p>
+            <w:pPr>
+              <w:spacing w:after="0" w:line="270"/>
+            </w:pPr>
             <w:r>
               <w:rPr>
                 <w:rFonts w:ascii="Calibri" w:cs="Calibri" w:eastAsia="Calibri" w:hAnsi="Calibri"/>
@@ -978,59 +837,7 @@
                 <w:sz w:val="20"/>
                 <w:szCs w:val="20"/>
               </w:rPr>
-              <w:t xml:space="preserve"> and some </w:t>
-            </w:r>
-            <w:r>
-              <w:rPr>
-                <w:rFonts w:ascii="Calibri" w:cs="Calibri" w:eastAsia="Calibri" w:hAnsi="Calibri"/>
-                <w:b/>
-                <w:bCs/>
-                <w:sz w:val="20"/>
-                <w:szCs w:val="20"/>
-              </w:rPr>
-              <w:t xml:space="preserve">Tasks</w:t>
-            </w:r>
-            <w:r>
-              <w:rPr>
-                <w:rFonts w:ascii="Calibri" w:cs="Calibri" w:eastAsia="Calibri" w:hAnsi="Calibri"/>
-                <w:b w:val="false"/>
-                <w:bCs w:val="false"/>
-                <w:sz w:val="20"/>
-                <w:szCs w:val="20"/>
-              </w:rPr>
-              <w:t xml:space="preserve"> under it</w:t>
-            </w:r>
-          </w:p>
-        </w:tc>
-        <w:tc>
-          <w:tcPr>
-            <w:tcW w:type="dxa" w:w="3759"/>
-            <w:tcBorders>
-              <w:top w:val="single" w:color="C9CEDB" w:sz="4"/>
-              <w:left w:val="single" w:color="C9CEDB" w:sz="4"/>
-              <w:bottom w:val="single" w:color="C9CEDB" w:sz="4"/>
-              <w:right w:val="single" w:color="C9CEDB" w:sz="4"/>
-            </w:tcBorders>
-            <w:tcMar>
-              <w:top w:type="dxa" w:w="70"/>
-              <w:left w:type="dxa" w:w="110"/>
-              <w:bottom w:type="dxa" w:w="70"/>
-              <w:right w:type="dxa" w:w="110"/>
-            </w:tcMar>
-          </w:tcPr>
-          <w:p>
-            <w:pPr>
-              <w:spacing w:after="0" w:line="270"/>
-            </w:pPr>
-            <w:r>
-              <w:rPr>
-                <w:rFonts w:ascii="Calibri" w:cs="Calibri" w:eastAsia="Calibri" w:hAnsi="Calibri"/>
-                <w:b w:val="false"/>
-                <w:bCs w:val="false"/>
-                <w:sz w:val="20"/>
-                <w:szCs w:val="20"/>
-              </w:rPr>
-              <w:t xml:space="preserve">A big goal is an Epic, a piece of work is a Task, small parts are Sub-Tasks.</w:t>
+              <w:t xml:space="preserve">Design the sign-in screen</w:t>
             </w:r>
           </w:p>
         </w:tc>
@@ -1068,7 +875,7 @@
                 <w:sz w:val="20"/>
                 <w:szCs w:val="20"/>
               </w:rPr>
-              <w:t xml:space="preserve">4</w:t>
+              <w:t xml:space="preserve">Sub-Task</w:t>
             </w:r>
           </w:p>
         </w:tc>
@@ -1101,18 +908,31 @@
                 <w:sz w:val="20"/>
                 <w:szCs w:val="20"/>
               </w:rPr>
-              <w:t xml:space="preserve"/>
-            </w:r>
-            <w:r>
-              <w:rPr>
-                <w:rFonts w:ascii="Calibri" w:cs="Calibri" w:eastAsia="Calibri" w:hAnsi="Calibri"/>
-                <w:b/>
-                <w:bCs/>
-                <w:sz w:val="20"/>
-                <w:szCs w:val="20"/>
-              </w:rPr>
-              <w:t xml:space="preserve">Drag</w:t>
-            </w:r>
+              <w:t xml:space="preserve">A small part of a Task. It cannot exist alone; it always belongs to a parent item.</w:t>
+            </w:r>
+          </w:p>
+        </w:tc>
+        <w:tc>
+          <w:tcPr>
+            <w:tcW w:type="dxa" w:w="3759"/>
+            <w:tcBorders>
+              <w:top w:val="single" w:color="C9CEDB" w:sz="4"/>
+              <w:left w:val="single" w:color="C9CEDB" w:sz="4"/>
+              <w:bottom w:val="single" w:color="C9CEDB" w:sz="4"/>
+              <w:right w:val="single" w:color="C9CEDB" w:sz="4"/>
+            </w:tcBorders>
+            <w:shd w:fill="F4F5FA" w:color="auto" w:val="clear"/>
+            <w:tcMar>
+              <w:top w:type="dxa" w:w="70"/>
+              <w:left w:type="dxa" w:w="110"/>
+              <w:bottom w:type="dxa" w:w="70"/>
+              <w:right w:type="dxa" w:w="110"/>
+            </w:tcMar>
+          </w:tcPr>
+          <w:p>
+            <w:pPr>
+              <w:spacing w:after="0" w:line="270"/>
+            </w:pPr>
             <w:r>
               <w:rPr>
                 <w:rFonts w:ascii="Calibri" w:cs="Calibri" w:eastAsia="Calibri" w:hAnsi="Calibri"/>
@@ -1121,40 +941,7 @@
                 <w:sz w:val="20"/>
                 <w:szCs w:val="20"/>
               </w:rPr>
-              <w:t xml:space="preserve"> a Task onto another Task</w:t>
-            </w:r>
-          </w:p>
-        </w:tc>
-        <w:tc>
-          <w:tcPr>
-            <w:tcW w:type="dxa" w:w="3759"/>
-            <w:tcBorders>
-              <w:top w:val="single" w:color="C9CEDB" w:sz="4"/>
-              <w:left w:val="single" w:color="C9CEDB" w:sz="4"/>
-              <w:bottom w:val="single" w:color="C9CEDB" w:sz="4"/>
-              <w:right w:val="single" w:color="C9CEDB" w:sz="4"/>
-            </w:tcBorders>
-            <w:shd w:fill="F4F5FA" w:color="auto" w:val="clear"/>
-            <w:tcMar>
-              <w:top w:type="dxa" w:w="70"/>
-              <w:left w:type="dxa" w:w="110"/>
-              <w:bottom w:type="dxa" w:w="70"/>
-              <w:right w:type="dxa" w:w="110"/>
-            </w:tcMar>
-          </w:tcPr>
-          <w:p>
-            <w:pPr>
-              <w:spacing w:after="0" w:line="270"/>
-            </w:pPr>
-            <w:r>
-              <w:rPr>
-                <w:rFonts w:ascii="Calibri" w:cs="Calibri" w:eastAsia="Calibri" w:hAnsi="Calibri"/>
-                <w:b w:val="false"/>
-                <w:bCs w:val="false"/>
-                <w:sz w:val="20"/>
-                <w:szCs w:val="20"/>
-              </w:rPr>
-              <w:t xml:space="preserve">Dragging is enough: confirm and it becomes a Sub-Task; drop it on “Detach” to make it a Task again.</w:t>
+              <w:t xml:space="preserve">Draw the form fields</w:t>
             </w:r>
           </w:p>
         </w:tc>
@@ -1191,7 +978,7 @@
                 <w:sz w:val="20"/>
                 <w:szCs w:val="20"/>
               </w:rPr>
-              <w:t xml:space="preserve">5</w:t>
+              <w:t xml:space="preserve">Sprint</w:t>
             </w:r>
           </w:p>
         </w:tc>
@@ -1223,18 +1010,30 @@
                 <w:sz w:val="20"/>
                 <w:szCs w:val="20"/>
               </w:rPr>
-              <w:t xml:space="preserve">New → </w:t>
-            </w:r>
-            <w:r>
-              <w:rPr>
-                <w:rFonts w:ascii="Calibri" w:cs="Calibri" w:eastAsia="Calibri" w:hAnsi="Calibri"/>
-                <w:b/>
-                <w:bCs/>
-                <w:sz w:val="20"/>
-                <w:szCs w:val="20"/>
-              </w:rPr>
-              <w:t xml:space="preserve">Sprint</w:t>
-            </w:r>
+              <w:t xml:space="preserve">A work period, usually 1–2 weeks, with a goal and dates. The team picks what to do in it.</w:t>
+            </w:r>
+          </w:p>
+        </w:tc>
+        <w:tc>
+          <w:tcPr>
+            <w:tcW w:type="dxa" w:w="3759"/>
+            <w:tcBorders>
+              <w:top w:val="single" w:color="C9CEDB" w:sz="4"/>
+              <w:left w:val="single" w:color="C9CEDB" w:sz="4"/>
+              <w:bottom w:val="single" w:color="C9CEDB" w:sz="4"/>
+              <w:right w:val="single" w:color="C9CEDB" w:sz="4"/>
+            </w:tcBorders>
+            <w:tcMar>
+              <w:top w:type="dxa" w:w="70"/>
+              <w:left w:type="dxa" w:w="110"/>
+              <w:bottom w:type="dxa" w:w="70"/>
+              <w:right w:type="dxa" w:w="110"/>
+            </w:tcMar>
+          </w:tcPr>
+          <w:p>
+            <w:pPr>
+              <w:spacing w:after="0" w:line="270"/>
+            </w:pPr>
             <w:r>
               <w:rPr>
                 <w:rFonts w:ascii="Calibri" w:cs="Calibri" w:eastAsia="Calibri" w:hAnsi="Calibri"/>
@@ -1243,39 +1042,7 @@
                 <w:sz w:val="20"/>
                 <w:szCs w:val="20"/>
               </w:rPr>
-              <w:t xml:space="preserve"/>
-            </w:r>
-          </w:p>
-        </w:tc>
-        <w:tc>
-          <w:tcPr>
-            <w:tcW w:type="dxa" w:w="3759"/>
-            <w:tcBorders>
-              <w:top w:val="single" w:color="C9CEDB" w:sz="4"/>
-              <w:left w:val="single" w:color="C9CEDB" w:sz="4"/>
-              <w:bottom w:val="single" w:color="C9CEDB" w:sz="4"/>
-              <w:right w:val="single" w:color="C9CEDB" w:sz="4"/>
-            </w:tcBorders>
-            <w:tcMar>
-              <w:top w:type="dxa" w:w="70"/>
-              <w:left w:type="dxa" w:w="110"/>
-              <w:bottom w:type="dxa" w:w="70"/>
-              <w:right w:type="dxa" w:w="110"/>
-            </w:tcMar>
-          </w:tcPr>
-          <w:p>
-            <w:pPr>
-              <w:spacing w:after="0" w:line="270"/>
-            </w:pPr>
-            <w:r>
-              <w:rPr>
-                <w:rFonts w:ascii="Calibri" w:cs="Calibri" w:eastAsia="Calibri" w:hAnsi="Calibri"/>
-                <w:b w:val="false"/>
-                <w:bCs w:val="false"/>
-                <w:sz w:val="20"/>
-                <w:szCs w:val="20"/>
-              </w:rPr>
-              <w:t xml:space="preserve">A sprint is the team’s 1–2 week goal; its dates and goal are written here.</w:t>
+              <w:t xml:space="preserve">Sprint 1 (Oct 15–28)</w:t>
             </w:r>
           </w:p>
         </w:tc>
@@ -1313,7 +1080,7 @@
                 <w:sz w:val="20"/>
                 <w:szCs w:val="20"/>
               </w:rPr>
-              <w:t xml:space="preserve">6</w:t>
+              <w:t xml:space="preserve">Backlog</w:t>
             </w:r>
           </w:p>
         </w:tc>
@@ -1346,18 +1113,31 @@
                 <w:sz w:val="20"/>
                 <w:szCs w:val="20"/>
               </w:rPr>
-              <w:t xml:space="preserve"/>
-            </w:r>
-            <w:r>
-              <w:rPr>
-                <w:rFonts w:ascii="Calibri" w:cs="Calibri" w:eastAsia="Calibri" w:hAnsi="Calibri"/>
-                <w:b/>
-                <w:bCs/>
-                <w:sz w:val="20"/>
-                <w:szCs w:val="20"/>
-              </w:rPr>
-              <w:t xml:space="preserve">Move work</w:t>
-            </w:r>
+              <w:t xml:space="preserve">The list of work not yet in a sprint, ordered by priority.</w:t>
+            </w:r>
+          </w:p>
+        </w:tc>
+        <w:tc>
+          <w:tcPr>
+            <w:tcW w:type="dxa" w:w="3759"/>
+            <w:tcBorders>
+              <w:top w:val="single" w:color="C9CEDB" w:sz="4"/>
+              <w:left w:val="single" w:color="C9CEDB" w:sz="4"/>
+              <w:bottom w:val="single" w:color="C9CEDB" w:sz="4"/>
+              <w:right w:val="single" w:color="C9CEDB" w:sz="4"/>
+            </w:tcBorders>
+            <w:shd w:fill="F4F5FA" w:color="auto" w:val="clear"/>
+            <w:tcMar>
+              <w:top w:type="dxa" w:w="70"/>
+              <w:left w:type="dxa" w:w="110"/>
+              <w:bottom w:type="dxa" w:w="70"/>
+              <w:right w:type="dxa" w:w="110"/>
+            </w:tcMar>
+          </w:tcPr>
+          <w:p>
+            <w:pPr>
+              <w:spacing w:after="0" w:line="270"/>
+            </w:pPr>
             <w:r>
               <w:rPr>
                 <w:rFonts w:ascii="Calibri" w:cs="Calibri" w:eastAsia="Calibri" w:hAnsi="Calibri"/>
@@ -1366,40 +1146,7 @@
                 <w:sz w:val="20"/>
                 <w:szCs w:val="20"/>
               </w:rPr>
-              <w:t xml:space="preserve"> from the Backlog into the Sprint</w:t>
-            </w:r>
-          </w:p>
-        </w:tc>
-        <w:tc>
-          <w:tcPr>
-            <w:tcW w:type="dxa" w:w="3759"/>
-            <w:tcBorders>
-              <w:top w:val="single" w:color="C9CEDB" w:sz="4"/>
-              <w:left w:val="single" w:color="C9CEDB" w:sz="4"/>
-              <w:bottom w:val="single" w:color="C9CEDB" w:sz="4"/>
-              <w:right w:val="single" w:color="C9CEDB" w:sz="4"/>
-            </w:tcBorders>
-            <w:shd w:fill="F4F5FA" w:color="auto" w:val="clear"/>
-            <w:tcMar>
-              <w:top w:type="dxa" w:w="70"/>
-              <w:left w:type="dxa" w:w="110"/>
-              <w:bottom w:type="dxa" w:w="70"/>
-              <w:right w:type="dxa" w:w="110"/>
-            </w:tcMar>
-          </w:tcPr>
-          <w:p>
-            <w:pPr>
-              <w:spacing w:after="0" w:line="270"/>
-            </w:pPr>
-            <w:r>
-              <w:rPr>
-                <w:rFonts w:ascii="Calibri" w:cs="Calibri" w:eastAsia="Calibri" w:hAnsi="Calibri"/>
-                <w:b w:val="false"/>
-                <w:bCs w:val="false"/>
-                <w:sz w:val="20"/>
-                <w:szCs w:val="20"/>
-              </w:rPr>
-              <w:t xml:space="preserve">The team chooses which work it will do this period.</w:t>
+              <w:t xml:space="preserve">—</w:t>
             </w:r>
           </w:p>
         </w:tc>
@@ -1436,7 +1183,7 @@
                 <w:sz w:val="20"/>
                 <w:szCs w:val="20"/>
               </w:rPr>
-              <w:t xml:space="preserve">7</w:t>
+              <w:t xml:space="preserve">Story Point</w:t>
             </w:r>
           </w:p>
         </w:tc>
@@ -1468,18 +1215,30 @@
                 <w:sz w:val="20"/>
                 <w:szCs w:val="20"/>
               </w:rPr>
-              <w:t xml:space="preserve"/>
-            </w:r>
-            <w:r>
-              <w:rPr>
-                <w:rFonts w:ascii="Calibri" w:cs="Calibri" w:eastAsia="Calibri" w:hAnsi="Calibri"/>
-                <w:b/>
-                <w:bCs/>
-                <w:sz w:val="20"/>
-                <w:szCs w:val="20"/>
-              </w:rPr>
-              <w:t xml:space="preserve">Sprint board</w:t>
-            </w:r>
+              <w:t xml:space="preserve">A score for the size of a piece of work (1, 2, 3, 5, 8, 13, 21, 34, 55).</w:t>
+            </w:r>
+          </w:p>
+        </w:tc>
+        <w:tc>
+          <w:tcPr>
+            <w:tcW w:type="dxa" w:w="3759"/>
+            <w:tcBorders>
+              <w:top w:val="single" w:color="C9CEDB" w:sz="4"/>
+              <w:left w:val="single" w:color="C9CEDB" w:sz="4"/>
+              <w:bottom w:val="single" w:color="C9CEDB" w:sz="4"/>
+              <w:right w:val="single" w:color="C9CEDB" w:sz="4"/>
+            </w:tcBorders>
+            <w:tcMar>
+              <w:top w:type="dxa" w:w="70"/>
+              <w:left w:type="dxa" w:w="110"/>
+              <w:bottom w:type="dxa" w:w="70"/>
+              <w:right w:type="dxa" w:w="110"/>
+            </w:tcMar>
+          </w:tcPr>
+          <w:p>
+            <w:pPr>
+              <w:spacing w:after="0" w:line="270"/>
+            </w:pPr>
             <w:r>
               <w:rPr>
                 <w:rFonts w:ascii="Calibri" w:cs="Calibri" w:eastAsia="Calibri" w:hAnsi="Calibri"/>
@@ -1488,495 +1247,7 @@
                 <w:sz w:val="20"/>
                 <w:szCs w:val="20"/>
               </w:rPr>
-              <w:t xml:space="preserve">: drag a card between columns</w:t>
-            </w:r>
-          </w:p>
-        </w:tc>
-        <w:tc>
-          <w:tcPr>
-            <w:tcW w:type="dxa" w:w="3759"/>
-            <w:tcBorders>
-              <w:top w:val="single" w:color="C9CEDB" w:sz="4"/>
-              <w:left w:val="single" w:color="C9CEDB" w:sz="4"/>
-              <w:bottom w:val="single" w:color="C9CEDB" w:sz="4"/>
-              <w:right w:val="single" w:color="C9CEDB" w:sz="4"/>
-            </w:tcBorders>
-            <w:tcMar>
-              <w:top w:type="dxa" w:w="70"/>
-              <w:left w:type="dxa" w:w="110"/>
-              <w:bottom w:type="dxa" w:w="70"/>
-              <w:right w:type="dxa" w:w="110"/>
-            </w:tcMar>
-          </w:tcPr>
-          <w:p>
-            <w:pPr>
-              <w:spacing w:after="0" w:line="270"/>
-            </w:pPr>
-            <w:r>
-              <w:rPr>
-                <w:rFonts w:ascii="Calibri" w:cs="Calibri" w:eastAsia="Calibri" w:hAnsi="Calibri"/>
-                <w:b w:val="false"/>
-                <w:bCs w:val="false"/>
-                <w:sz w:val="20"/>
-                <w:szCs w:val="20"/>
-              </w:rPr>
-              <w:t xml:space="preserve">Everyone sees at a glance which stage each piece of work is in.</w:t>
-            </w:r>
-          </w:p>
-        </w:tc>
-      </w:tr>
-      <w:tr>
-        <w:trPr>
-          <w:cantSplit/>
-        </w:trPr>
-        <w:tc>
-          <w:tcPr>
-            <w:tcW w:type="dxa" w:w="2120"/>
-            <w:tcBorders>
-              <w:top w:val="single" w:color="C9CEDB" w:sz="4"/>
-              <w:left w:val="single" w:color="C9CEDB" w:sz="4"/>
-              <w:bottom w:val="single" w:color="C9CEDB" w:sz="4"/>
-              <w:right w:val="single" w:color="C9CEDB" w:sz="4"/>
-            </w:tcBorders>
-            <w:shd w:fill="F4F5FA" w:color="auto" w:val="clear"/>
-            <w:tcMar>
-              <w:top w:type="dxa" w:w="70"/>
-              <w:left w:type="dxa" w:w="110"/>
-              <w:bottom w:type="dxa" w:w="70"/>
-              <w:right w:type="dxa" w:w="110"/>
-            </w:tcMar>
-          </w:tcPr>
-          <w:p>
-            <w:pPr>
-              <w:spacing w:after="0" w:line="270"/>
-            </w:pPr>
-            <w:r>
-              <w:rPr>
-                <w:rFonts w:ascii="Calibri" w:cs="Calibri" w:eastAsia="Calibri" w:hAnsi="Calibri"/>
-                <w:b/>
-                <w:bCs/>
-                <w:sz w:val="20"/>
-                <w:szCs w:val="20"/>
-              </w:rPr>
-              <w:t xml:space="preserve">8</w:t>
-            </w:r>
-          </w:p>
-        </w:tc>
-        <w:tc>
-          <w:tcPr>
-            <w:tcW w:type="dxa" w:w="3759"/>
-            <w:tcBorders>
-              <w:top w:val="single" w:color="C9CEDB" w:sz="4"/>
-              <w:left w:val="single" w:color="C9CEDB" w:sz="4"/>
-              <w:bottom w:val="single" w:color="C9CEDB" w:sz="4"/>
-              <w:right w:val="single" w:color="C9CEDB" w:sz="4"/>
-            </w:tcBorders>
-            <w:shd w:fill="F4F5FA" w:color="auto" w:val="clear"/>
-            <w:tcMar>
-              <w:top w:type="dxa" w:w="70"/>
-              <w:left w:type="dxa" w:w="110"/>
-              <w:bottom w:type="dxa" w:w="70"/>
-              <w:right w:type="dxa" w:w="110"/>
-            </w:tcMar>
-          </w:tcPr>
-          <w:p>
-            <w:pPr>
-              <w:spacing w:after="0" w:line="270"/>
-            </w:pPr>
-            <w:r>
-              <w:rPr>
-                <w:rFonts w:ascii="Calibri" w:cs="Calibri" w:eastAsia="Calibri" w:hAnsi="Calibri"/>
-                <w:b w:val="false"/>
-                <w:bCs w:val="false"/>
-                <w:sz w:val="20"/>
-                <w:szCs w:val="20"/>
-              </w:rPr>
-              <w:t xml:space="preserve">Red </w:t>
-            </w:r>
-            <w:r>
-              <w:rPr>
-                <w:rFonts w:ascii="Calibri" w:cs="Calibri" w:eastAsia="Calibri" w:hAnsi="Calibri"/>
-                <w:b/>
-                <w:bCs/>
-                <w:sz w:val="20"/>
-                <w:szCs w:val="20"/>
-              </w:rPr>
-              <w:t xml:space="preserve">Bugs</w:t>
-            </w:r>
-            <w:r>
-              <w:rPr>
-                <w:rFonts w:ascii="Calibri" w:cs="Calibri" w:eastAsia="Calibri" w:hAnsi="Calibri"/>
-                <w:b w:val="false"/>
-                <w:bCs w:val="false"/>
-                <w:sz w:val="20"/>
-                <w:szCs w:val="20"/>
-              </w:rPr>
-              <w:t xml:space="preserve"> tab (next to Reports) → report a Bug → assign → Resolved</w:t>
-            </w:r>
-          </w:p>
-        </w:tc>
-        <w:tc>
-          <w:tcPr>
-            <w:tcW w:type="dxa" w:w="3759"/>
-            <w:tcBorders>
-              <w:top w:val="single" w:color="C9CEDB" w:sz="4"/>
-              <w:left w:val="single" w:color="C9CEDB" w:sz="4"/>
-              <w:bottom w:val="single" w:color="C9CEDB" w:sz="4"/>
-              <w:right w:val="single" w:color="C9CEDB" w:sz="4"/>
-            </w:tcBorders>
-            <w:shd w:fill="F4F5FA" w:color="auto" w:val="clear"/>
-            <w:tcMar>
-              <w:top w:type="dxa" w:w="70"/>
-              <w:left w:type="dxa" w:w="110"/>
-              <w:bottom w:type="dxa" w:w="70"/>
-              <w:right w:type="dxa" w:w="110"/>
-            </w:tcMar>
-          </w:tcPr>
-          <w:p>
-            <w:pPr>
-              <w:spacing w:after="0" w:line="270"/>
-            </w:pPr>
-            <w:r>
-              <w:rPr>
-                <w:rFonts w:ascii="Calibri" w:cs="Calibri" w:eastAsia="Calibri" w:hAnsi="Calibri"/>
-                <w:b w:val="false"/>
-                <w:bCs w:val="false"/>
-                <w:sz w:val="20"/>
-                <w:szCs w:val="20"/>
-              </w:rPr>
-              <w:t xml:space="preserve">Bugs do not get lost: each has an owner, an assignee and a status, and everyone is emailed.</w:t>
-            </w:r>
-          </w:p>
-        </w:tc>
-      </w:tr>
-      <w:tr>
-        <w:trPr>
-          <w:cantSplit/>
-        </w:trPr>
-        <w:tc>
-          <w:tcPr>
-            <w:tcW w:type="dxa" w:w="2120"/>
-            <w:tcBorders>
-              <w:top w:val="single" w:color="C9CEDB" w:sz="4"/>
-              <w:left w:val="single" w:color="C9CEDB" w:sz="4"/>
-              <w:bottom w:val="single" w:color="C9CEDB" w:sz="4"/>
-              <w:right w:val="single" w:color="C9CEDB" w:sz="4"/>
-            </w:tcBorders>
-            <w:tcMar>
-              <w:top w:type="dxa" w:w="70"/>
-              <w:left w:type="dxa" w:w="110"/>
-              <w:bottom w:type="dxa" w:w="70"/>
-              <w:right w:type="dxa" w:w="110"/>
-            </w:tcMar>
-          </w:tcPr>
-          <w:p>
-            <w:pPr>
-              <w:spacing w:after="0" w:line="270"/>
-            </w:pPr>
-            <w:r>
-              <w:rPr>
-                <w:rFonts w:ascii="Calibri" w:cs="Calibri" w:eastAsia="Calibri" w:hAnsi="Calibri"/>
-                <w:b/>
-                <w:bCs/>
-                <w:sz w:val="20"/>
-                <w:szCs w:val="20"/>
-              </w:rPr>
-              <w:t xml:space="preserve">9</w:t>
-            </w:r>
-          </w:p>
-        </w:tc>
-        <w:tc>
-          <w:tcPr>
-            <w:tcW w:type="dxa" w:w="3759"/>
-            <w:tcBorders>
-              <w:top w:val="single" w:color="C9CEDB" w:sz="4"/>
-              <w:left w:val="single" w:color="C9CEDB" w:sz="4"/>
-              <w:bottom w:val="single" w:color="C9CEDB" w:sz="4"/>
-              <w:right w:val="single" w:color="C9CEDB" w:sz="4"/>
-            </w:tcBorders>
-            <w:tcMar>
-              <w:top w:type="dxa" w:w="70"/>
-              <w:left w:type="dxa" w:w="110"/>
-              <w:bottom w:type="dxa" w:w="70"/>
-              <w:right w:type="dxa" w:w="110"/>
-            </w:tcMar>
-          </w:tcPr>
-          <w:p>
-            <w:pPr>
-              <w:spacing w:after="0" w:line="270"/>
-            </w:pPr>
-            <w:r>
-              <w:rPr>
-                <w:rFonts w:ascii="Calibri" w:cs="Calibri" w:eastAsia="Calibri" w:hAnsi="Calibri"/>
-                <w:b w:val="false"/>
-                <w:bCs w:val="false"/>
-                <w:sz w:val="20"/>
-                <w:szCs w:val="20"/>
-              </w:rPr>
-              <w:t xml:space="preserve"/>
-            </w:r>
-            <w:r>
-              <w:rPr>
-                <w:rFonts w:ascii="Calibri" w:cs="Calibri" w:eastAsia="Calibri" w:hAnsi="Calibri"/>
-                <w:b/>
-                <w:bCs/>
-                <w:sz w:val="20"/>
-                <w:szCs w:val="20"/>
-              </w:rPr>
-              <w:t xml:space="preserve">Reports</w:t>
-            </w:r>
-            <w:r>
-              <w:rPr>
-                <w:rFonts w:ascii="Calibri" w:cs="Calibri" w:eastAsia="Calibri" w:hAnsi="Calibri"/>
-                <w:b w:val="false"/>
-                <w:bCs w:val="false"/>
-                <w:sz w:val="20"/>
-                <w:szCs w:val="20"/>
-              </w:rPr>
-              <w:t xml:space="preserve">: Burndown and Velocity</w:t>
-            </w:r>
-          </w:p>
-        </w:tc>
-        <w:tc>
-          <w:tcPr>
-            <w:tcW w:type="dxa" w:w="3759"/>
-            <w:tcBorders>
-              <w:top w:val="single" w:color="C9CEDB" w:sz="4"/>
-              <w:left w:val="single" w:color="C9CEDB" w:sz="4"/>
-              <w:bottom w:val="single" w:color="C9CEDB" w:sz="4"/>
-              <w:right w:val="single" w:color="C9CEDB" w:sz="4"/>
-            </w:tcBorders>
-            <w:tcMar>
-              <w:top w:type="dxa" w:w="70"/>
-              <w:left w:type="dxa" w:w="110"/>
-              <w:bottom w:type="dxa" w:w="70"/>
-              <w:right w:type="dxa" w:w="110"/>
-            </w:tcMar>
-          </w:tcPr>
-          <w:p>
-            <w:pPr>
-              <w:spacing w:after="0" w:line="270"/>
-            </w:pPr>
-            <w:r>
-              <w:rPr>
-                <w:rFonts w:ascii="Calibri" w:cs="Calibri" w:eastAsia="Calibri" w:hAnsi="Calibri"/>
-                <w:b w:val="false"/>
-                <w:bCs w:val="false"/>
-                <w:sz w:val="20"/>
-                <w:szCs w:val="20"/>
-              </w:rPr>
-              <w:t xml:space="preserve">Will the sprint finish on time, how much does the team deliver: it is in the chart.</w:t>
-            </w:r>
-          </w:p>
-        </w:tc>
-      </w:tr>
-      <w:tr>
-        <w:trPr>
-          <w:cantSplit/>
-        </w:trPr>
-        <w:tc>
-          <w:tcPr>
-            <w:tcW w:type="dxa" w:w="2120"/>
-            <w:tcBorders>
-              <w:top w:val="single" w:color="C9CEDB" w:sz="4"/>
-              <w:left w:val="single" w:color="C9CEDB" w:sz="4"/>
-              <w:bottom w:val="single" w:color="C9CEDB" w:sz="4"/>
-              <w:right w:val="single" w:color="C9CEDB" w:sz="4"/>
-            </w:tcBorders>
-            <w:shd w:fill="F4F5FA" w:color="auto" w:val="clear"/>
-            <w:tcMar>
-              <w:top w:type="dxa" w:w="70"/>
-              <w:left w:type="dxa" w:w="110"/>
-              <w:bottom w:type="dxa" w:w="70"/>
-              <w:right w:type="dxa" w:w="110"/>
-            </w:tcMar>
-          </w:tcPr>
-          <w:p>
-            <w:pPr>
-              <w:spacing w:after="0" w:line="270"/>
-            </w:pPr>
-            <w:r>
-              <w:rPr>
-                <w:rFonts w:ascii="Calibri" w:cs="Calibri" w:eastAsia="Calibri" w:hAnsi="Calibri"/>
-                <w:b/>
-                <w:bCs/>
-                <w:sz w:val="20"/>
-                <w:szCs w:val="20"/>
-              </w:rPr>
-              <w:t xml:space="preserve">10</w:t>
-            </w:r>
-          </w:p>
-        </w:tc>
-        <w:tc>
-          <w:tcPr>
-            <w:tcW w:type="dxa" w:w="3759"/>
-            <w:tcBorders>
-              <w:top w:val="single" w:color="C9CEDB" w:sz="4"/>
-              <w:left w:val="single" w:color="C9CEDB" w:sz="4"/>
-              <w:bottom w:val="single" w:color="C9CEDB" w:sz="4"/>
-              <w:right w:val="single" w:color="C9CEDB" w:sz="4"/>
-            </w:tcBorders>
-            <w:shd w:fill="F4F5FA" w:color="auto" w:val="clear"/>
-            <w:tcMar>
-              <w:top w:type="dxa" w:w="70"/>
-              <w:left w:type="dxa" w:w="110"/>
-              <w:bottom w:type="dxa" w:w="70"/>
-              <w:right w:type="dxa" w:w="110"/>
-            </w:tcMar>
-          </w:tcPr>
-          <w:p>
-            <w:pPr>
-              <w:spacing w:after="0" w:line="270"/>
-            </w:pPr>
-            <w:r>
-              <w:rPr>
-                <w:rFonts w:ascii="Calibri" w:cs="Calibri" w:eastAsia="Calibri" w:hAnsi="Calibri"/>
-                <w:b w:val="false"/>
-                <w:bCs w:val="false"/>
-                <w:sz w:val="20"/>
-                <w:szCs w:val="20"/>
-              </w:rPr>
-              <w:t xml:space="preserve"/>
-            </w:r>
-            <w:r>
-              <w:rPr>
-                <w:rFonts w:ascii="Calibri" w:cs="Calibri" w:eastAsia="Calibri" w:hAnsi="Calibri"/>
-                <w:b/>
-                <w:bCs/>
-                <w:sz w:val="20"/>
-                <w:szCs w:val="20"/>
-              </w:rPr>
-              <w:t xml:space="preserve">Share</w:t>
-            </w:r>
-            <w:r>
-              <w:rPr>
-                <w:rFonts w:ascii="Calibri" w:cs="Calibri" w:eastAsia="Calibri" w:hAnsi="Calibri"/>
-                <w:b w:val="false"/>
-                <w:bCs w:val="false"/>
-                <w:sz w:val="20"/>
-                <w:szCs w:val="20"/>
-              </w:rPr>
-              <w:t xml:space="preserve"> on an Epic; Settings → </w:t>
-            </w:r>
-            <w:r>
-              <w:rPr>
-                <w:rFonts w:ascii="Calibri" w:cs="Calibri" w:eastAsia="Calibri" w:hAnsi="Calibri"/>
-                <w:b/>
-                <w:bCs/>
-                <w:sz w:val="20"/>
-                <w:szCs w:val="20"/>
-              </w:rPr>
-              <w:t xml:space="preserve">Roles</w:t>
-            </w:r>
-            <w:r>
-              <w:rPr>
-                <w:rFonts w:ascii="Calibri" w:cs="Calibri" w:eastAsia="Calibri" w:hAnsi="Calibri"/>
-                <w:b w:val="false"/>
-                <w:bCs w:val="false"/>
-                <w:sz w:val="20"/>
-                <w:szCs w:val="20"/>
-              </w:rPr>
-              <w:t xml:space="preserve"/>
-            </w:r>
-          </w:p>
-        </w:tc>
-        <w:tc>
-          <w:tcPr>
-            <w:tcW w:type="dxa" w:w="3759"/>
-            <w:tcBorders>
-              <w:top w:val="single" w:color="C9CEDB" w:sz="4"/>
-              <w:left w:val="single" w:color="C9CEDB" w:sz="4"/>
-              <w:bottom w:val="single" w:color="C9CEDB" w:sz="4"/>
-              <w:right w:val="single" w:color="C9CEDB" w:sz="4"/>
-            </w:tcBorders>
-            <w:shd w:fill="F4F5FA" w:color="auto" w:val="clear"/>
-            <w:tcMar>
-              <w:top w:type="dxa" w:w="70"/>
-              <w:left w:type="dxa" w:w="110"/>
-              <w:bottom w:type="dxa" w:w="70"/>
-              <w:right w:type="dxa" w:w="110"/>
-            </w:tcMar>
-          </w:tcPr>
-          <w:p>
-            <w:pPr>
-              <w:spacing w:after="0" w:line="270"/>
-            </w:pPr>
-            <w:r>
-              <w:rPr>
-                <w:rFonts w:ascii="Calibri" w:cs="Calibri" w:eastAsia="Calibri" w:hAnsi="Calibri"/>
-                <w:b w:val="false"/>
-                <w:bCs w:val="false"/>
-                <w:sz w:val="20"/>
-                <w:szCs w:val="20"/>
-              </w:rPr>
-              <w:t xml:space="preserve">Who sees and changes what can be set from the whole Project down to a single item.</w:t>
-            </w:r>
-          </w:p>
-        </w:tc>
-      </w:tr>
-    </w:tbl>
-    <w:p>
-      <w:pPr>
-        <w:spacing w:after="160"/>
-      </w:pPr>
-    </w:p>
-    <w:tbl>
-      <w:tblPr>
-        <w:tblW w:type="dxa" w:w="9638"/>
-        <w:tblBorders>
-          <w:top w:val="single" w:color="auto" w:sz="4"/>
-          <w:left w:val="single" w:color="auto" w:sz="4"/>
-          <w:bottom w:val="single" w:color="auto" w:sz="4"/>
-          <w:right w:val="single" w:color="auto" w:sz="4"/>
-          <w:insideH w:val="single" w:color="auto" w:sz="4"/>
-          <w:insideV w:val="single" w:color="auto" w:sz="4"/>
-        </w:tblBorders>
-      </w:tblPr>
-      <w:tblGrid>
-        <w:gridCol w:w="9638"/>
-      </w:tblGrid>
-      <w:tr>
-        <w:trPr>
-          <w:cantSplit/>
-        </w:trPr>
-        <w:tc>
-          <w:tcPr>
-            <w:tcW w:type="dxa" w:w="9638"/>
-            <w:tcBorders>
-              <w:top w:val="none" w:color="FFFFFF" w:sz="0"/>
-              <w:left w:val="single" w:color="10B981" w:sz="24"/>
-              <w:bottom w:val="none" w:color="FFFFFF" w:sz="0"/>
-              <w:right w:val="none" w:color="FFFFFF" w:sz="0"/>
-            </w:tcBorders>
-            <w:shd w:fill="E7F7EE" w:color="auto" w:val="clear"/>
-            <w:tcMar>
-              <w:top w:type="dxa" w:w="100"/>
-              <w:left w:type="dxa" w:w="180"/>
-              <w:bottom w:type="dxa" w:w="100"/>
-              <w:right w:type="dxa" w:w="140"/>
-            </w:tcMar>
-          </w:tcPr>
-          <w:p>
-            <w:pPr>
-              <w:spacing w:after="0" w:line="290"/>
-            </w:pPr>
-            <w:r>
-              <w:rPr>
-                <w:rFonts w:ascii="Calibri" w:cs="Calibri" w:eastAsia="Calibri" w:hAnsi="Calibri"/>
-                <w:b/>
-                <w:bCs/>
-                <w:sz w:val="22"/>
-                <w:szCs w:val="22"/>
-              </w:rPr>
-              <w:t xml:space="preserve">Tip: </w:t>
-            </w:r>
-            <w:r>
-              <w:rPr>
-                <w:rFonts w:ascii="Calibri" w:cs="Calibri" w:eastAsia="Calibri" w:hAnsi="Calibri"/>
-                <w:sz w:val="22"/>
-                <w:szCs w:val="22"/>
-              </w:rPr>
-              <w:t xml:space="preserve">Before the presentation, prepare a Project, a few Tasks and a Sprint. Typing from scratch takes time; with ready data you finish in 5 minutes. Dragging and Bugs are the crowd-pleasers, so give them time.</w:t>
+              <w:t xml:space="preserve">5</w:t>
             </w:r>
           </w:p>
         </w:tc>
@@ -2778,1921 +2049,6 @@
         <w:spacing w:after="200"/>
       </w:pPr>
     </w:p>
-    <w:p>
-      <w:pPr>
-        <w:spacing w:after="140" w:line="300"/>
-      </w:pPr>
-      <w:r>
-        <w:rPr>
-          <w:rFonts w:ascii="Calibri" w:cs="Calibri" w:eastAsia="Calibri" w:hAnsi="Calibri"/>
-          <w:sz w:val="22"/>
-          <w:szCs w:val="22"/>
-        </w:rPr>
-        <w:t xml:space="preserve"/>
-      </w:r>
-      <w:r>
-        <w:rPr>
-          <w:rFonts w:ascii="Calibri" w:cs="Calibri" w:eastAsia="Calibri" w:hAnsi="Calibri"/>
-          <w:b/>
-          <w:bCs/>
-          <w:sz w:val="22"/>
-          <w:szCs w:val="22"/>
-        </w:rPr>
-        <w:t xml:space="preserve">Questions you will be asked</w:t>
-      </w:r>
-      <w:r>
-        <w:rPr>
-          <w:rFonts w:ascii="Calibri" w:cs="Calibri" w:eastAsia="Calibri" w:hAnsi="Calibri"/>
-          <w:sz w:val="22"/>
-          <w:szCs w:val="22"/>
-        </w:rPr>
-        <w:t xml:space="preserve"/>
-      </w:r>
-    </w:p>
-    <w:p>
-      <w:pPr>
-        <w:pStyle w:val="ListParagraph"/>
-        <w:numPr>
-          <w:ilvl w:val="0"/>
-          <w:numId w:val="2"/>
-        </w:numPr>
-        <w:spacing w:after="80" w:line="290"/>
-      </w:pPr>
-      <w:r>
-        <w:rPr>
-          <w:rFonts w:ascii="Calibri" w:cs="Calibri" w:eastAsia="Calibri" w:hAnsi="Calibri"/>
-          <w:sz w:val="22"/>
-          <w:szCs w:val="22"/>
-        </w:rPr>
-        <w:t xml:space="preserve"/>
-      </w:r>
-      <w:r>
-        <w:rPr>
-          <w:rFonts w:ascii="Calibri" w:cs="Calibri" w:eastAsia="Calibri" w:hAnsi="Calibri"/>
-          <w:b/>
-          <w:bCs/>
-          <w:sz w:val="22"/>
-          <w:szCs w:val="22"/>
-        </w:rPr>
-        <w:t xml:space="preserve">Where is the data?</w:t>
-      </w:r>
-      <w:r>
-        <w:rPr>
-          <w:rFonts w:ascii="Calibri" w:cs="Calibri" w:eastAsia="Calibri" w:hAnsi="Calibri"/>
-          <w:sz w:val="22"/>
-          <w:szCs w:val="22"/>
-        </w:rPr>
-        <w:t xml:space="preserve"> On the company’s own server (PostgreSQL). A daily backup is taken automatically; a Project can also be restored from a backup.</w:t>
-      </w:r>
-    </w:p>
-    <w:p>
-      <w:pPr>
-        <w:pStyle w:val="ListParagraph"/>
-        <w:numPr>
-          <w:ilvl w:val="0"/>
-          <w:numId w:val="2"/>
-        </w:numPr>
-        <w:spacing w:after="80" w:line="290"/>
-      </w:pPr>
-      <w:r>
-        <w:rPr>
-          <w:rFonts w:ascii="Calibri" w:cs="Calibri" w:eastAsia="Calibri" w:hAnsi="Calibri"/>
-          <w:sz w:val="22"/>
-          <w:szCs w:val="22"/>
-        </w:rPr>
-        <w:t xml:space="preserve"/>
-      </w:r>
-      <w:r>
-        <w:rPr>
-          <w:rFonts w:ascii="Calibri" w:cs="Calibri" w:eastAsia="Calibri" w:hAnsi="Calibri"/>
-          <w:b/>
-          <w:bCs/>
-          <w:sz w:val="22"/>
-          <w:szCs w:val="22"/>
-        </w:rPr>
-        <w:t xml:space="preserve">Who sees what?</w:t>
-      </w:r>
-      <w:r>
-        <w:rPr>
-          <w:rFonts w:ascii="Calibri" w:cs="Calibri" w:eastAsia="Calibri" w:hAnsi="Calibri"/>
-          <w:sz w:val="22"/>
-          <w:szCs w:val="22"/>
-        </w:rPr>
-        <w:t xml:space="preserve"> Roles and permissions are edited in Settings → Roles; a single Epic or Task can be made “Private” and opened only to chosen people.</w:t>
-      </w:r>
-    </w:p>
-    <w:p>
-      <w:pPr>
-        <w:pStyle w:val="ListParagraph"/>
-        <w:numPr>
-          <w:ilvl w:val="0"/>
-          <w:numId w:val="2"/>
-        </w:numPr>
-        <w:spacing w:after="80" w:line="290"/>
-      </w:pPr>
-      <w:r>
-        <w:rPr>
-          <w:rFonts w:ascii="Calibri" w:cs="Calibri" w:eastAsia="Calibri" w:hAnsi="Calibri"/>
-          <w:sz w:val="22"/>
-          <w:szCs w:val="22"/>
-        </w:rPr>
-        <w:t xml:space="preserve"/>
-      </w:r>
-      <w:r>
-        <w:rPr>
-          <w:rFonts w:ascii="Calibri" w:cs="Calibri" w:eastAsia="Calibri" w:hAnsi="Calibri"/>
-          <w:b/>
-          <w:bCs/>
-          <w:sz w:val="22"/>
-          <w:szCs w:val="22"/>
-        </w:rPr>
-        <w:t xml:space="preserve">Can files be attached?</w:t>
-      </w:r>
-      <w:r>
-        <w:rPr>
-          <w:rFonts w:ascii="Calibri" w:cs="Calibri" w:eastAsia="Calibri" w:hAnsi="Calibri"/>
-          <w:sz w:val="22"/>
-          <w:szCs w:val="22"/>
-        </w:rPr>
-        <w:t xml:space="preserve"> Yes, any file type up to 100 MB on Tasks and Epics.</w:t>
-      </w:r>
-    </w:p>
-    <w:p>
-      <w:pPr>
-        <w:pStyle w:val="ListParagraph"/>
-        <w:numPr>
-          <w:ilvl w:val="0"/>
-          <w:numId w:val="2"/>
-        </w:numPr>
-        <w:spacing w:after="80" w:line="290"/>
-      </w:pPr>
-      <w:r>
-        <w:rPr>
-          <w:rFonts w:ascii="Calibri" w:cs="Calibri" w:eastAsia="Calibri" w:hAnsi="Calibri"/>
-          <w:sz w:val="22"/>
-          <w:szCs w:val="22"/>
-        </w:rPr>
-        <w:t xml:space="preserve"/>
-      </w:r>
-      <w:r>
-        <w:rPr>
-          <w:rFonts w:ascii="Calibri" w:cs="Calibri" w:eastAsia="Calibri" w:hAnsi="Calibri"/>
-          <w:b/>
-          <w:bCs/>
-          <w:sz w:val="22"/>
-          <w:szCs w:val="22"/>
-        </w:rPr>
-        <w:t xml:space="preserve">Are there notifications?</w:t>
-      </w:r>
-      <w:r>
-        <w:rPr>
-          <w:rFonts w:ascii="Calibri" w:cs="Calibri" w:eastAsia="Calibri" w:hAnsi="Calibri"/>
-          <w:sz w:val="22"/>
-          <w:szCs w:val="22"/>
-        </w:rPr>
-        <w:t xml:space="preserve"> Yes: in the app and by email (assignment, comment, status, Bug). The email setup is entered in Settings → General.</w:t>
-      </w:r>
-    </w:p>
-    <w:p>
-      <w:pPr>
-        <w:pStyle w:val="ListParagraph"/>
-        <w:numPr>
-          <w:ilvl w:val="0"/>
-          <w:numId w:val="2"/>
-        </w:numPr>
-        <w:spacing w:after="80" w:line="290"/>
-      </w:pPr>
-      <w:r>
-        <w:rPr>
-          <w:rFonts w:ascii="Calibri" w:cs="Calibri" w:eastAsia="Calibri" w:hAnsi="Calibri"/>
-          <w:sz w:val="22"/>
-          <w:szCs w:val="22"/>
-        </w:rPr>
-        <w:t xml:space="preserve"/>
-      </w:r>
-      <w:r>
-        <w:rPr>
-          <w:rFonts w:ascii="Calibri" w:cs="Calibri" w:eastAsia="Calibri" w:hAnsi="Calibri"/>
-          <w:b/>
-          <w:bCs/>
-          <w:sz w:val="22"/>
-          <w:szCs w:val="22"/>
-        </w:rPr>
-        <w:t xml:space="preserve">How is it different from other tools?</w:t>
-      </w:r>
-      <w:r>
-        <w:rPr>
-          <w:rFonts w:ascii="Calibri" w:cs="Calibri" w:eastAsia="Calibri" w:hAnsi="Calibri"/>
-          <w:sz w:val="22"/>
-          <w:szCs w:val="22"/>
-        </w:rPr>
-        <w:t xml:space="preserve"> Scrum (Sprints, Backlog, Burndown) and Kanban together; Turkish; on your own server.</w:t>
-      </w:r>
-    </w:p>
-    <w:p>
-      <w:pPr>
-        <w:spacing w:after="100"/>
-      </w:pPr>
-    </w:p>
-    <w:p>
-      <w:pPr>
-        <w:pStyle w:val="Heading1"/>
-        <w:keepNext/>
-      </w:pPr>
-      <w:r>
-        <w:rPr>
-          <w:rFonts w:ascii="Calibri" w:cs="Calibri" w:eastAsia="Calibri" w:hAnsi="Calibri"/>
-          <w:b/>
-          <w:bCs/>
-          <w:color w:val="3B2A9E"/>
-          <w:sz w:val="34"/>
-          <w:szCs w:val="34"/>
-        </w:rPr>
-        <w:t xml:space="preserve">Before you start: the basics</w:t>
-      </w:r>
-    </w:p>
-    <w:p>
-      <w:pPr>
-        <w:spacing w:after="140" w:line="300"/>
-      </w:pPr>
-      <w:r>
-        <w:rPr>
-          <w:rFonts w:ascii="Calibri" w:cs="Calibri" w:eastAsia="Calibri" w:hAnsi="Calibri"/>
-          <w:sz w:val="22"/>
-          <w:szCs w:val="22"/>
-        </w:rPr>
-        <w:t xml:space="preserve">Seyir is a project management app where a team plans and tracks its work. This guide is written for someone who has never used it: at every step we point at the screen with red </w:t>
-      </w:r>
-      <w:r>
-        <w:rPr>
-          <w:rFonts w:ascii="Calibri" w:cs="Calibri" w:eastAsia="Calibri" w:hAnsi="Calibri"/>
-          <w:b/>
-          <w:bCs/>
-          <w:sz w:val="22"/>
-          <w:szCs w:val="22"/>
-        </w:rPr>
-        <w:t xml:space="preserve">numbered markers</w:t>
-      </w:r>
-      <w:r>
-        <w:rPr>
-          <w:rFonts w:ascii="Calibri" w:cs="Calibri" w:eastAsia="Calibri" w:hAnsi="Calibri"/>
-          <w:sz w:val="22"/>
-          <w:szCs w:val="22"/>
-        </w:rPr>
-        <w:t xml:space="preserve">. The number on the picture matches the list under the picture.</w:t>
-      </w:r>
-    </w:p>
-    <w:p>
-      <w:pPr>
-        <w:spacing w:after="140" w:line="300"/>
-      </w:pPr>
-      <w:r>
-        <w:rPr>
-          <w:rFonts w:ascii="Calibri" w:cs="Calibri" w:eastAsia="Calibri" w:hAnsi="Calibri"/>
-          <w:sz w:val="22"/>
-          <w:szCs w:val="22"/>
-        </w:rPr>
-        <w:t xml:space="preserve">You only need to know a few words first:</w:t>
-      </w:r>
-    </w:p>
-    <w:tbl>
-      <w:tblPr>
-        <w:tblW w:type="dxa" w:w="9638"/>
-        <w:tblBorders>
-          <w:top w:val="single" w:color="auto" w:sz="4"/>
-          <w:left w:val="single" w:color="auto" w:sz="4"/>
-          <w:bottom w:val="single" w:color="auto" w:sz="4"/>
-          <w:right w:val="single" w:color="auto" w:sz="4"/>
-          <w:insideH w:val="single" w:color="auto" w:sz="4"/>
-          <w:insideV w:val="single" w:color="auto" w:sz="4"/>
-        </w:tblBorders>
-      </w:tblPr>
-      <w:tblGrid>
-        <w:gridCol w:w="2120"/>
-        <w:gridCol w:w="3759"/>
-        <w:gridCol w:w="3759"/>
-      </w:tblGrid>
-      <w:tr>
-        <w:trPr>
-          <w:cantSplit/>
-          <w:tblHeader/>
-        </w:trPr>
-        <w:tc>
-          <w:tcPr>
-            <w:tcW w:type="dxa" w:w="2120"/>
-            <w:tcBorders>
-              <w:top w:val="single" w:color="C9CEDB" w:sz="4"/>
-              <w:left w:val="single" w:color="C9CEDB" w:sz="4"/>
-              <w:bottom w:val="single" w:color="C9CEDB" w:sz="4"/>
-              <w:right w:val="single" w:color="C9CEDB" w:sz="4"/>
-            </w:tcBorders>
-            <w:shd w:fill="5B3FD1" w:color="auto" w:val="clear"/>
-            <w:tcMar>
-              <w:top w:type="dxa" w:w="70"/>
-              <w:left w:type="dxa" w:w="110"/>
-              <w:bottom w:type="dxa" w:w="70"/>
-              <w:right w:type="dxa" w:w="110"/>
-            </w:tcMar>
-          </w:tcPr>
-          <w:p>
-            <w:pPr>
-              <w:spacing w:after="0" w:line="270"/>
-            </w:pPr>
-            <w:r>
-              <w:rPr>
-                <w:rFonts w:ascii="Calibri" w:cs="Calibri" w:eastAsia="Calibri" w:hAnsi="Calibri"/>
-                <w:b/>
-                <w:bCs/>
-                <w:color w:val="FFFFFF"/>
-                <w:sz w:val="20"/>
-                <w:szCs w:val="20"/>
-              </w:rPr>
-              <w:t xml:space="preserve">Term</w:t>
-            </w:r>
-          </w:p>
-        </w:tc>
-        <w:tc>
-          <w:tcPr>
-            <w:tcW w:type="dxa" w:w="3759"/>
-            <w:tcBorders>
-              <w:top w:val="single" w:color="C9CEDB" w:sz="4"/>
-              <w:left w:val="single" w:color="C9CEDB" w:sz="4"/>
-              <w:bottom w:val="single" w:color="C9CEDB" w:sz="4"/>
-              <w:right w:val="single" w:color="C9CEDB" w:sz="4"/>
-            </w:tcBorders>
-            <w:shd w:fill="5B3FD1" w:color="auto" w:val="clear"/>
-            <w:tcMar>
-              <w:top w:type="dxa" w:w="70"/>
-              <w:left w:type="dxa" w:w="110"/>
-              <w:bottom w:type="dxa" w:w="70"/>
-              <w:right w:type="dxa" w:w="110"/>
-            </w:tcMar>
-          </w:tcPr>
-          <w:p>
-            <w:pPr>
-              <w:spacing w:after="0" w:line="270"/>
-            </w:pPr>
-            <w:r>
-              <w:rPr>
-                <w:rFonts w:ascii="Calibri" w:cs="Calibri" w:eastAsia="Calibri" w:hAnsi="Calibri"/>
-                <w:b/>
-                <w:bCs/>
-                <w:color w:val="FFFFFF"/>
-                <w:sz w:val="20"/>
-                <w:szCs w:val="20"/>
-              </w:rPr>
-              <w:t xml:space="preserve">What it means</w:t>
-            </w:r>
-          </w:p>
-        </w:tc>
-        <w:tc>
-          <w:tcPr>
-            <w:tcW w:type="dxa" w:w="3759"/>
-            <w:tcBorders>
-              <w:top w:val="single" w:color="C9CEDB" w:sz="4"/>
-              <w:left w:val="single" w:color="C9CEDB" w:sz="4"/>
-              <w:bottom w:val="single" w:color="C9CEDB" w:sz="4"/>
-              <w:right w:val="single" w:color="C9CEDB" w:sz="4"/>
-            </w:tcBorders>
-            <w:shd w:fill="5B3FD1" w:color="auto" w:val="clear"/>
-            <w:tcMar>
-              <w:top w:type="dxa" w:w="70"/>
-              <w:left w:type="dxa" w:w="110"/>
-              <w:bottom w:type="dxa" w:w="70"/>
-              <w:right w:type="dxa" w:w="110"/>
-            </w:tcMar>
-          </w:tcPr>
-          <w:p>
-            <w:pPr>
-              <w:spacing w:after="0" w:line="270"/>
-            </w:pPr>
-            <w:r>
-              <w:rPr>
-                <w:rFonts w:ascii="Calibri" w:cs="Calibri" w:eastAsia="Calibri" w:hAnsi="Calibri"/>
-                <w:b/>
-                <w:bCs/>
-                <w:color w:val="FFFFFF"/>
-                <w:sz w:val="20"/>
-                <w:szCs w:val="20"/>
-              </w:rPr>
-              <w:t xml:space="preserve">Example</w:t>
-            </w:r>
-          </w:p>
-        </w:tc>
-      </w:tr>
-      <w:tr>
-        <w:trPr>
-          <w:cantSplit/>
-        </w:trPr>
-        <w:tc>
-          <w:tcPr>
-            <w:tcW w:type="dxa" w:w="2120"/>
-            <w:tcBorders>
-              <w:top w:val="single" w:color="C9CEDB" w:sz="4"/>
-              <w:left w:val="single" w:color="C9CEDB" w:sz="4"/>
-              <w:bottom w:val="single" w:color="C9CEDB" w:sz="4"/>
-              <w:right w:val="single" w:color="C9CEDB" w:sz="4"/>
-            </w:tcBorders>
-            <w:tcMar>
-              <w:top w:type="dxa" w:w="70"/>
-              <w:left w:type="dxa" w:w="110"/>
-              <w:bottom w:type="dxa" w:w="70"/>
-              <w:right w:type="dxa" w:w="110"/>
-            </w:tcMar>
-          </w:tcPr>
-          <w:p>
-            <w:pPr>
-              <w:spacing w:after="0" w:line="270"/>
-            </w:pPr>
-            <w:r>
-              <w:rPr>
-                <w:rFonts w:ascii="Calibri" w:cs="Calibri" w:eastAsia="Calibri" w:hAnsi="Calibri"/>
-                <w:b/>
-                <w:bCs/>
-                <w:sz w:val="20"/>
-                <w:szCs w:val="20"/>
-              </w:rPr>
-              <w:t xml:space="preserve">Project</w:t>
-            </w:r>
-          </w:p>
-        </w:tc>
-        <w:tc>
-          <w:tcPr>
-            <w:tcW w:type="dxa" w:w="3759"/>
-            <w:tcBorders>
-              <w:top w:val="single" w:color="C9CEDB" w:sz="4"/>
-              <w:left w:val="single" w:color="C9CEDB" w:sz="4"/>
-              <w:bottom w:val="single" w:color="C9CEDB" w:sz="4"/>
-              <w:right w:val="single" w:color="C9CEDB" w:sz="4"/>
-            </w:tcBorders>
-            <w:tcMar>
-              <w:top w:type="dxa" w:w="70"/>
-              <w:left w:type="dxa" w:w="110"/>
-              <w:bottom w:type="dxa" w:w="70"/>
-              <w:right w:type="dxa" w:w="110"/>
-            </w:tcMar>
-          </w:tcPr>
-          <w:p>
-            <w:pPr>
-              <w:spacing w:after="0" w:line="270"/>
-            </w:pPr>
-            <w:r>
-              <w:rPr>
-                <w:rFonts w:ascii="Calibri" w:cs="Calibri" w:eastAsia="Calibri" w:hAnsi="Calibri"/>
-                <w:b w:val="false"/>
-                <w:bCs w:val="false"/>
-                <w:sz w:val="20"/>
-                <w:szCs w:val="20"/>
-              </w:rPr>
-              <w:t xml:space="preserve">A work area for one product or team. All work items live inside a Project.</w:t>
-            </w:r>
-          </w:p>
-        </w:tc>
-        <w:tc>
-          <w:tcPr>
-            <w:tcW w:type="dxa" w:w="3759"/>
-            <w:tcBorders>
-              <w:top w:val="single" w:color="C9CEDB" w:sz="4"/>
-              <w:left w:val="single" w:color="C9CEDB" w:sz="4"/>
-              <w:bottom w:val="single" w:color="C9CEDB" w:sz="4"/>
-              <w:right w:val="single" w:color="C9CEDB" w:sz="4"/>
-            </w:tcBorders>
-            <w:tcMar>
-              <w:top w:type="dxa" w:w="70"/>
-              <w:left w:type="dxa" w:w="110"/>
-              <w:bottom w:type="dxa" w:w="70"/>
-              <w:right w:type="dxa" w:w="110"/>
-            </w:tcMar>
-          </w:tcPr>
-          <w:p>
-            <w:pPr>
-              <w:spacing w:after="0" w:line="270"/>
-            </w:pPr>
-            <w:r>
-              <w:rPr>
-                <w:rFonts w:ascii="Calibri" w:cs="Calibri" w:eastAsia="Calibri" w:hAnsi="Calibri"/>
-                <w:b w:val="false"/>
-                <w:bCs w:val="false"/>
-                <w:sz w:val="20"/>
-                <w:szCs w:val="20"/>
-              </w:rPr>
-              <w:t xml:space="preserve">Mobile App</w:t>
-            </w:r>
-          </w:p>
-        </w:tc>
-      </w:tr>
-      <w:tr>
-        <w:trPr>
-          <w:cantSplit/>
-        </w:trPr>
-        <w:tc>
-          <w:tcPr>
-            <w:tcW w:type="dxa" w:w="2120"/>
-            <w:tcBorders>
-              <w:top w:val="single" w:color="C9CEDB" w:sz="4"/>
-              <w:left w:val="single" w:color="C9CEDB" w:sz="4"/>
-              <w:bottom w:val="single" w:color="C9CEDB" w:sz="4"/>
-              <w:right w:val="single" w:color="C9CEDB" w:sz="4"/>
-            </w:tcBorders>
-            <w:shd w:fill="F4F5FA" w:color="auto" w:val="clear"/>
-            <w:tcMar>
-              <w:top w:type="dxa" w:w="70"/>
-              <w:left w:type="dxa" w:w="110"/>
-              <w:bottom w:type="dxa" w:w="70"/>
-              <w:right w:type="dxa" w:w="110"/>
-            </w:tcMar>
-          </w:tcPr>
-          <w:p>
-            <w:pPr>
-              <w:spacing w:after="0" w:line="270"/>
-            </w:pPr>
-            <w:r>
-              <w:rPr>
-                <w:rFonts w:ascii="Calibri" w:cs="Calibri" w:eastAsia="Calibri" w:hAnsi="Calibri"/>
-                <w:b/>
-                <w:bCs/>
-                <w:sz w:val="20"/>
-                <w:szCs w:val="20"/>
-              </w:rPr>
-              <w:t xml:space="preserve">Epic</w:t>
-            </w:r>
-          </w:p>
-        </w:tc>
-        <w:tc>
-          <w:tcPr>
-            <w:tcW w:type="dxa" w:w="3759"/>
-            <w:tcBorders>
-              <w:top w:val="single" w:color="C9CEDB" w:sz="4"/>
-              <w:left w:val="single" w:color="C9CEDB" w:sz="4"/>
-              <w:bottom w:val="single" w:color="C9CEDB" w:sz="4"/>
-              <w:right w:val="single" w:color="C9CEDB" w:sz="4"/>
-            </w:tcBorders>
-            <w:shd w:fill="F4F5FA" w:color="auto" w:val="clear"/>
-            <w:tcMar>
-              <w:top w:type="dxa" w:w="70"/>
-              <w:left w:type="dxa" w:w="110"/>
-              <w:bottom w:type="dxa" w:w="70"/>
-              <w:right w:type="dxa" w:w="110"/>
-            </w:tcMar>
-          </w:tcPr>
-          <w:p>
-            <w:pPr>
-              <w:spacing w:after="0" w:line="270"/>
-            </w:pPr>
-            <w:r>
-              <w:rPr>
-                <w:rFonts w:ascii="Calibri" w:cs="Calibri" w:eastAsia="Calibri" w:hAnsi="Calibri"/>
-                <w:b w:val="false"/>
-                <w:bCs w:val="false"/>
-                <w:sz w:val="20"/>
-                <w:szCs w:val="20"/>
-              </w:rPr>
-              <w:t xml:space="preserve">A big goal that gathers many Tasks under it. Optional.</w:t>
-            </w:r>
-          </w:p>
-        </w:tc>
-        <w:tc>
-          <w:tcPr>
-            <w:tcW w:type="dxa" w:w="3759"/>
-            <w:tcBorders>
-              <w:top w:val="single" w:color="C9CEDB" w:sz="4"/>
-              <w:left w:val="single" w:color="C9CEDB" w:sz="4"/>
-              <w:bottom w:val="single" w:color="C9CEDB" w:sz="4"/>
-              <w:right w:val="single" w:color="C9CEDB" w:sz="4"/>
-            </w:tcBorders>
-            <w:shd w:fill="F4F5FA" w:color="auto" w:val="clear"/>
-            <w:tcMar>
-              <w:top w:type="dxa" w:w="70"/>
-              <w:left w:type="dxa" w:w="110"/>
-              <w:bottom w:type="dxa" w:w="70"/>
-              <w:right w:type="dxa" w:w="110"/>
-            </w:tcMar>
-          </w:tcPr>
-          <w:p>
-            <w:pPr>
-              <w:spacing w:after="0" w:line="270"/>
-            </w:pPr>
-            <w:r>
-              <w:rPr>
-                <w:rFonts w:ascii="Calibri" w:cs="Calibri" w:eastAsia="Calibri" w:hAnsi="Calibri"/>
-                <w:b w:val="false"/>
-                <w:bCs w:val="false"/>
-                <w:sz w:val="20"/>
-                <w:szCs w:val="20"/>
-              </w:rPr>
-              <w:t xml:space="preserve">User account management</w:t>
-            </w:r>
-          </w:p>
-        </w:tc>
-      </w:tr>
-      <w:tr>
-        <w:trPr>
-          <w:cantSplit/>
-        </w:trPr>
-        <w:tc>
-          <w:tcPr>
-            <w:tcW w:type="dxa" w:w="2120"/>
-            <w:tcBorders>
-              <w:top w:val="single" w:color="C9CEDB" w:sz="4"/>
-              <w:left w:val="single" w:color="C9CEDB" w:sz="4"/>
-              <w:bottom w:val="single" w:color="C9CEDB" w:sz="4"/>
-              <w:right w:val="single" w:color="C9CEDB" w:sz="4"/>
-            </w:tcBorders>
-            <w:tcMar>
-              <w:top w:type="dxa" w:w="70"/>
-              <w:left w:type="dxa" w:w="110"/>
-              <w:bottom w:type="dxa" w:w="70"/>
-              <w:right w:type="dxa" w:w="110"/>
-            </w:tcMar>
-          </w:tcPr>
-          <w:p>
-            <w:pPr>
-              <w:spacing w:after="0" w:line="270"/>
-            </w:pPr>
-            <w:r>
-              <w:rPr>
-                <w:rFonts w:ascii="Calibri" w:cs="Calibri" w:eastAsia="Calibri" w:hAnsi="Calibri"/>
-                <w:b/>
-                <w:bCs/>
-                <w:sz w:val="20"/>
-                <w:szCs w:val="20"/>
-              </w:rPr>
-              <w:t xml:space="preserve">Task</w:t>
-            </w:r>
-          </w:p>
-        </w:tc>
-        <w:tc>
-          <w:tcPr>
-            <w:tcW w:type="dxa" w:w="3759"/>
-            <w:tcBorders>
-              <w:top w:val="single" w:color="C9CEDB" w:sz="4"/>
-              <w:left w:val="single" w:color="C9CEDB" w:sz="4"/>
-              <w:bottom w:val="single" w:color="C9CEDB" w:sz="4"/>
-              <w:right w:val="single" w:color="C9CEDB" w:sz="4"/>
-            </w:tcBorders>
-            <w:tcMar>
-              <w:top w:type="dxa" w:w="70"/>
-              <w:left w:type="dxa" w:w="110"/>
-              <w:bottom w:type="dxa" w:w="70"/>
-              <w:right w:type="dxa" w:w="110"/>
-            </w:tcMar>
-          </w:tcPr>
-          <w:p>
-            <w:pPr>
-              <w:spacing w:after="0" w:line="270"/>
-            </w:pPr>
-            <w:r>
-              <w:rPr>
-                <w:rFonts w:ascii="Calibri" w:cs="Calibri" w:eastAsia="Calibri" w:hAnsi="Calibri"/>
-                <w:b w:val="false"/>
-                <w:bCs w:val="false"/>
-                <w:sz w:val="20"/>
-                <w:szCs w:val="20"/>
-              </w:rPr>
-              <w:t xml:space="preserve">One piece of work to do. It has a title, an owner, a date and points.</w:t>
-            </w:r>
-          </w:p>
-        </w:tc>
-        <w:tc>
-          <w:tcPr>
-            <w:tcW w:type="dxa" w:w="3759"/>
-            <w:tcBorders>
-              <w:top w:val="single" w:color="C9CEDB" w:sz="4"/>
-              <w:left w:val="single" w:color="C9CEDB" w:sz="4"/>
-              <w:bottom w:val="single" w:color="C9CEDB" w:sz="4"/>
-              <w:right w:val="single" w:color="C9CEDB" w:sz="4"/>
-            </w:tcBorders>
-            <w:tcMar>
-              <w:top w:type="dxa" w:w="70"/>
-              <w:left w:type="dxa" w:w="110"/>
-              <w:bottom w:type="dxa" w:w="70"/>
-              <w:right w:type="dxa" w:w="110"/>
-            </w:tcMar>
-          </w:tcPr>
-          <w:p>
-            <w:pPr>
-              <w:spacing w:after="0" w:line="270"/>
-            </w:pPr>
-            <w:r>
-              <w:rPr>
-                <w:rFonts w:ascii="Calibri" w:cs="Calibri" w:eastAsia="Calibri" w:hAnsi="Calibri"/>
-                <w:b w:val="false"/>
-                <w:bCs w:val="false"/>
-                <w:sz w:val="20"/>
-                <w:szCs w:val="20"/>
-              </w:rPr>
-              <w:t xml:space="preserve">Design the sign-in screen</w:t>
-            </w:r>
-          </w:p>
-        </w:tc>
-      </w:tr>
-      <w:tr>
-        <w:trPr>
-          <w:cantSplit/>
-        </w:trPr>
-        <w:tc>
-          <w:tcPr>
-            <w:tcW w:type="dxa" w:w="2120"/>
-            <w:tcBorders>
-              <w:top w:val="single" w:color="C9CEDB" w:sz="4"/>
-              <w:left w:val="single" w:color="C9CEDB" w:sz="4"/>
-              <w:bottom w:val="single" w:color="C9CEDB" w:sz="4"/>
-              <w:right w:val="single" w:color="C9CEDB" w:sz="4"/>
-            </w:tcBorders>
-            <w:shd w:fill="F4F5FA" w:color="auto" w:val="clear"/>
-            <w:tcMar>
-              <w:top w:type="dxa" w:w="70"/>
-              <w:left w:type="dxa" w:w="110"/>
-              <w:bottom w:type="dxa" w:w="70"/>
-              <w:right w:type="dxa" w:w="110"/>
-            </w:tcMar>
-          </w:tcPr>
-          <w:p>
-            <w:pPr>
-              <w:spacing w:after="0" w:line="270"/>
-            </w:pPr>
-            <w:r>
-              <w:rPr>
-                <w:rFonts w:ascii="Calibri" w:cs="Calibri" w:eastAsia="Calibri" w:hAnsi="Calibri"/>
-                <w:b/>
-                <w:bCs/>
-                <w:sz w:val="20"/>
-                <w:szCs w:val="20"/>
-              </w:rPr>
-              <w:t xml:space="preserve">Sub-Task</w:t>
-            </w:r>
-          </w:p>
-        </w:tc>
-        <w:tc>
-          <w:tcPr>
-            <w:tcW w:type="dxa" w:w="3759"/>
-            <w:tcBorders>
-              <w:top w:val="single" w:color="C9CEDB" w:sz="4"/>
-              <w:left w:val="single" w:color="C9CEDB" w:sz="4"/>
-              <w:bottom w:val="single" w:color="C9CEDB" w:sz="4"/>
-              <w:right w:val="single" w:color="C9CEDB" w:sz="4"/>
-            </w:tcBorders>
-            <w:shd w:fill="F4F5FA" w:color="auto" w:val="clear"/>
-            <w:tcMar>
-              <w:top w:type="dxa" w:w="70"/>
-              <w:left w:type="dxa" w:w="110"/>
-              <w:bottom w:type="dxa" w:w="70"/>
-              <w:right w:type="dxa" w:w="110"/>
-            </w:tcMar>
-          </w:tcPr>
-          <w:p>
-            <w:pPr>
-              <w:spacing w:after="0" w:line="270"/>
-            </w:pPr>
-            <w:r>
-              <w:rPr>
-                <w:rFonts w:ascii="Calibri" w:cs="Calibri" w:eastAsia="Calibri" w:hAnsi="Calibri"/>
-                <w:b w:val="false"/>
-                <w:bCs w:val="false"/>
-                <w:sz w:val="20"/>
-                <w:szCs w:val="20"/>
-              </w:rPr>
-              <w:t xml:space="preserve">A small part of a Task. It cannot exist alone; it always belongs to a parent item.</w:t>
-            </w:r>
-          </w:p>
-        </w:tc>
-        <w:tc>
-          <w:tcPr>
-            <w:tcW w:type="dxa" w:w="3759"/>
-            <w:tcBorders>
-              <w:top w:val="single" w:color="C9CEDB" w:sz="4"/>
-              <w:left w:val="single" w:color="C9CEDB" w:sz="4"/>
-              <w:bottom w:val="single" w:color="C9CEDB" w:sz="4"/>
-              <w:right w:val="single" w:color="C9CEDB" w:sz="4"/>
-            </w:tcBorders>
-            <w:shd w:fill="F4F5FA" w:color="auto" w:val="clear"/>
-            <w:tcMar>
-              <w:top w:type="dxa" w:w="70"/>
-              <w:left w:type="dxa" w:w="110"/>
-              <w:bottom w:type="dxa" w:w="70"/>
-              <w:right w:type="dxa" w:w="110"/>
-            </w:tcMar>
-          </w:tcPr>
-          <w:p>
-            <w:pPr>
-              <w:spacing w:after="0" w:line="270"/>
-            </w:pPr>
-            <w:r>
-              <w:rPr>
-                <w:rFonts w:ascii="Calibri" w:cs="Calibri" w:eastAsia="Calibri" w:hAnsi="Calibri"/>
-                <w:b w:val="false"/>
-                <w:bCs w:val="false"/>
-                <w:sz w:val="20"/>
-                <w:szCs w:val="20"/>
-              </w:rPr>
-              <w:t xml:space="preserve">Draw the form fields</w:t>
-            </w:r>
-          </w:p>
-        </w:tc>
-      </w:tr>
-      <w:tr>
-        <w:trPr>
-          <w:cantSplit/>
-        </w:trPr>
-        <w:tc>
-          <w:tcPr>
-            <w:tcW w:type="dxa" w:w="2120"/>
-            <w:tcBorders>
-              <w:top w:val="single" w:color="C9CEDB" w:sz="4"/>
-              <w:left w:val="single" w:color="C9CEDB" w:sz="4"/>
-              <w:bottom w:val="single" w:color="C9CEDB" w:sz="4"/>
-              <w:right w:val="single" w:color="C9CEDB" w:sz="4"/>
-            </w:tcBorders>
-            <w:tcMar>
-              <w:top w:type="dxa" w:w="70"/>
-              <w:left w:type="dxa" w:w="110"/>
-              <w:bottom w:type="dxa" w:w="70"/>
-              <w:right w:type="dxa" w:w="110"/>
-            </w:tcMar>
-          </w:tcPr>
-          <w:p>
-            <w:pPr>
-              <w:spacing w:after="0" w:line="270"/>
-            </w:pPr>
-            <w:r>
-              <w:rPr>
-                <w:rFonts w:ascii="Calibri" w:cs="Calibri" w:eastAsia="Calibri" w:hAnsi="Calibri"/>
-                <w:b/>
-                <w:bCs/>
-                <w:sz w:val="20"/>
-                <w:szCs w:val="20"/>
-              </w:rPr>
-              <w:t xml:space="preserve">Sprint</w:t>
-            </w:r>
-          </w:p>
-        </w:tc>
-        <w:tc>
-          <w:tcPr>
-            <w:tcW w:type="dxa" w:w="3759"/>
-            <w:tcBorders>
-              <w:top w:val="single" w:color="C9CEDB" w:sz="4"/>
-              <w:left w:val="single" w:color="C9CEDB" w:sz="4"/>
-              <w:bottom w:val="single" w:color="C9CEDB" w:sz="4"/>
-              <w:right w:val="single" w:color="C9CEDB" w:sz="4"/>
-            </w:tcBorders>
-            <w:tcMar>
-              <w:top w:type="dxa" w:w="70"/>
-              <w:left w:type="dxa" w:w="110"/>
-              <w:bottom w:type="dxa" w:w="70"/>
-              <w:right w:type="dxa" w:w="110"/>
-            </w:tcMar>
-          </w:tcPr>
-          <w:p>
-            <w:pPr>
-              <w:spacing w:after="0" w:line="270"/>
-            </w:pPr>
-            <w:r>
-              <w:rPr>
-                <w:rFonts w:ascii="Calibri" w:cs="Calibri" w:eastAsia="Calibri" w:hAnsi="Calibri"/>
-                <w:b w:val="false"/>
-                <w:bCs w:val="false"/>
-                <w:sz w:val="20"/>
-                <w:szCs w:val="20"/>
-              </w:rPr>
-              <w:t xml:space="preserve">A work period, usually 1–2 weeks, with a goal and dates. The team picks what to do in it.</w:t>
-            </w:r>
-          </w:p>
-        </w:tc>
-        <w:tc>
-          <w:tcPr>
-            <w:tcW w:type="dxa" w:w="3759"/>
-            <w:tcBorders>
-              <w:top w:val="single" w:color="C9CEDB" w:sz="4"/>
-              <w:left w:val="single" w:color="C9CEDB" w:sz="4"/>
-              <w:bottom w:val="single" w:color="C9CEDB" w:sz="4"/>
-              <w:right w:val="single" w:color="C9CEDB" w:sz="4"/>
-            </w:tcBorders>
-            <w:tcMar>
-              <w:top w:type="dxa" w:w="70"/>
-              <w:left w:type="dxa" w:w="110"/>
-              <w:bottom w:type="dxa" w:w="70"/>
-              <w:right w:type="dxa" w:w="110"/>
-            </w:tcMar>
-          </w:tcPr>
-          <w:p>
-            <w:pPr>
-              <w:spacing w:after="0" w:line="270"/>
-            </w:pPr>
-            <w:r>
-              <w:rPr>
-                <w:rFonts w:ascii="Calibri" w:cs="Calibri" w:eastAsia="Calibri" w:hAnsi="Calibri"/>
-                <w:b w:val="false"/>
-                <w:bCs w:val="false"/>
-                <w:sz w:val="20"/>
-                <w:szCs w:val="20"/>
-              </w:rPr>
-              <w:t xml:space="preserve">Sprint 1 (Oct 15–28)</w:t>
-            </w:r>
-          </w:p>
-        </w:tc>
-      </w:tr>
-      <w:tr>
-        <w:trPr>
-          <w:cantSplit/>
-        </w:trPr>
-        <w:tc>
-          <w:tcPr>
-            <w:tcW w:type="dxa" w:w="2120"/>
-            <w:tcBorders>
-              <w:top w:val="single" w:color="C9CEDB" w:sz="4"/>
-              <w:left w:val="single" w:color="C9CEDB" w:sz="4"/>
-              <w:bottom w:val="single" w:color="C9CEDB" w:sz="4"/>
-              <w:right w:val="single" w:color="C9CEDB" w:sz="4"/>
-            </w:tcBorders>
-            <w:shd w:fill="F4F5FA" w:color="auto" w:val="clear"/>
-            <w:tcMar>
-              <w:top w:type="dxa" w:w="70"/>
-              <w:left w:type="dxa" w:w="110"/>
-              <w:bottom w:type="dxa" w:w="70"/>
-              <w:right w:type="dxa" w:w="110"/>
-            </w:tcMar>
-          </w:tcPr>
-          <w:p>
-            <w:pPr>
-              <w:spacing w:after="0" w:line="270"/>
-            </w:pPr>
-            <w:r>
-              <w:rPr>
-                <w:rFonts w:ascii="Calibri" w:cs="Calibri" w:eastAsia="Calibri" w:hAnsi="Calibri"/>
-                <w:b/>
-                <w:bCs/>
-                <w:sz w:val="20"/>
-                <w:szCs w:val="20"/>
-              </w:rPr>
-              <w:t xml:space="preserve">Backlog</w:t>
-            </w:r>
-          </w:p>
-        </w:tc>
-        <w:tc>
-          <w:tcPr>
-            <w:tcW w:type="dxa" w:w="3759"/>
-            <w:tcBorders>
-              <w:top w:val="single" w:color="C9CEDB" w:sz="4"/>
-              <w:left w:val="single" w:color="C9CEDB" w:sz="4"/>
-              <w:bottom w:val="single" w:color="C9CEDB" w:sz="4"/>
-              <w:right w:val="single" w:color="C9CEDB" w:sz="4"/>
-            </w:tcBorders>
-            <w:shd w:fill="F4F5FA" w:color="auto" w:val="clear"/>
-            <w:tcMar>
-              <w:top w:type="dxa" w:w="70"/>
-              <w:left w:type="dxa" w:w="110"/>
-              <w:bottom w:type="dxa" w:w="70"/>
-              <w:right w:type="dxa" w:w="110"/>
-            </w:tcMar>
-          </w:tcPr>
-          <w:p>
-            <w:pPr>
-              <w:spacing w:after="0" w:line="270"/>
-            </w:pPr>
-            <w:r>
-              <w:rPr>
-                <w:rFonts w:ascii="Calibri" w:cs="Calibri" w:eastAsia="Calibri" w:hAnsi="Calibri"/>
-                <w:b w:val="false"/>
-                <w:bCs w:val="false"/>
-                <w:sz w:val="20"/>
-                <w:szCs w:val="20"/>
-              </w:rPr>
-              <w:t xml:space="preserve">The list of work not yet in a sprint, ordered by priority.</w:t>
-            </w:r>
-          </w:p>
-        </w:tc>
-        <w:tc>
-          <w:tcPr>
-            <w:tcW w:type="dxa" w:w="3759"/>
-            <w:tcBorders>
-              <w:top w:val="single" w:color="C9CEDB" w:sz="4"/>
-              <w:left w:val="single" w:color="C9CEDB" w:sz="4"/>
-              <w:bottom w:val="single" w:color="C9CEDB" w:sz="4"/>
-              <w:right w:val="single" w:color="C9CEDB" w:sz="4"/>
-            </w:tcBorders>
-            <w:shd w:fill="F4F5FA" w:color="auto" w:val="clear"/>
-            <w:tcMar>
-              <w:top w:type="dxa" w:w="70"/>
-              <w:left w:type="dxa" w:w="110"/>
-              <w:bottom w:type="dxa" w:w="70"/>
-              <w:right w:type="dxa" w:w="110"/>
-            </w:tcMar>
-          </w:tcPr>
-          <w:p>
-            <w:pPr>
-              <w:spacing w:after="0" w:line="270"/>
-            </w:pPr>
-            <w:r>
-              <w:rPr>
-                <w:rFonts w:ascii="Calibri" w:cs="Calibri" w:eastAsia="Calibri" w:hAnsi="Calibri"/>
-                <w:b w:val="false"/>
-                <w:bCs w:val="false"/>
-                <w:sz w:val="20"/>
-                <w:szCs w:val="20"/>
-              </w:rPr>
-              <w:t xml:space="preserve">—</w:t>
-            </w:r>
-          </w:p>
-        </w:tc>
-      </w:tr>
-      <w:tr>
-        <w:trPr>
-          <w:cantSplit/>
-        </w:trPr>
-        <w:tc>
-          <w:tcPr>
-            <w:tcW w:type="dxa" w:w="2120"/>
-            <w:tcBorders>
-              <w:top w:val="single" w:color="C9CEDB" w:sz="4"/>
-              <w:left w:val="single" w:color="C9CEDB" w:sz="4"/>
-              <w:bottom w:val="single" w:color="C9CEDB" w:sz="4"/>
-              <w:right w:val="single" w:color="C9CEDB" w:sz="4"/>
-            </w:tcBorders>
-            <w:tcMar>
-              <w:top w:type="dxa" w:w="70"/>
-              <w:left w:type="dxa" w:w="110"/>
-              <w:bottom w:type="dxa" w:w="70"/>
-              <w:right w:type="dxa" w:w="110"/>
-            </w:tcMar>
-          </w:tcPr>
-          <w:p>
-            <w:pPr>
-              <w:spacing w:after="0" w:line="270"/>
-            </w:pPr>
-            <w:r>
-              <w:rPr>
-                <w:rFonts w:ascii="Calibri" w:cs="Calibri" w:eastAsia="Calibri" w:hAnsi="Calibri"/>
-                <w:b/>
-                <w:bCs/>
-                <w:sz w:val="20"/>
-                <w:szCs w:val="20"/>
-              </w:rPr>
-              <w:t xml:space="preserve">Story Point</w:t>
-            </w:r>
-          </w:p>
-        </w:tc>
-        <w:tc>
-          <w:tcPr>
-            <w:tcW w:type="dxa" w:w="3759"/>
-            <w:tcBorders>
-              <w:top w:val="single" w:color="C9CEDB" w:sz="4"/>
-              <w:left w:val="single" w:color="C9CEDB" w:sz="4"/>
-              <w:bottom w:val="single" w:color="C9CEDB" w:sz="4"/>
-              <w:right w:val="single" w:color="C9CEDB" w:sz="4"/>
-            </w:tcBorders>
-            <w:tcMar>
-              <w:top w:type="dxa" w:w="70"/>
-              <w:left w:type="dxa" w:w="110"/>
-              <w:bottom w:type="dxa" w:w="70"/>
-              <w:right w:type="dxa" w:w="110"/>
-            </w:tcMar>
-          </w:tcPr>
-          <w:p>
-            <w:pPr>
-              <w:spacing w:after="0" w:line="270"/>
-            </w:pPr>
-            <w:r>
-              <w:rPr>
-                <w:rFonts w:ascii="Calibri" w:cs="Calibri" w:eastAsia="Calibri" w:hAnsi="Calibri"/>
-                <w:b w:val="false"/>
-                <w:bCs w:val="false"/>
-                <w:sz w:val="20"/>
-                <w:szCs w:val="20"/>
-              </w:rPr>
-              <w:t xml:space="preserve">A score for the size of a piece of work (1, 2, 3, 5, 8, 13, 21, 34, 55).</w:t>
-            </w:r>
-          </w:p>
-        </w:tc>
-        <w:tc>
-          <w:tcPr>
-            <w:tcW w:type="dxa" w:w="3759"/>
-            <w:tcBorders>
-              <w:top w:val="single" w:color="C9CEDB" w:sz="4"/>
-              <w:left w:val="single" w:color="C9CEDB" w:sz="4"/>
-              <w:bottom w:val="single" w:color="C9CEDB" w:sz="4"/>
-              <w:right w:val="single" w:color="C9CEDB" w:sz="4"/>
-            </w:tcBorders>
-            <w:tcMar>
-              <w:top w:type="dxa" w:w="70"/>
-              <w:left w:type="dxa" w:w="110"/>
-              <w:bottom w:type="dxa" w:w="70"/>
-              <w:right w:type="dxa" w:w="110"/>
-            </w:tcMar>
-          </w:tcPr>
-          <w:p>
-            <w:pPr>
-              <w:spacing w:after="0" w:line="270"/>
-            </w:pPr>
-            <w:r>
-              <w:rPr>
-                <w:rFonts w:ascii="Calibri" w:cs="Calibri" w:eastAsia="Calibri" w:hAnsi="Calibri"/>
-                <w:b w:val="false"/>
-                <w:bCs w:val="false"/>
-                <w:sz w:val="20"/>
-                <w:szCs w:val="20"/>
-              </w:rPr>
-              <w:t xml:space="preserve">5</w:t>
-            </w:r>
-          </w:p>
-        </w:tc>
-      </w:tr>
-    </w:tbl>
-    <w:p>
-      <w:pPr>
-        <w:spacing w:after="160"/>
-      </w:pPr>
-    </w:p>
-    <w:p>
-      <w:pPr>
-        <w:keepNext/>
-        <w:spacing w:after="80" w:before="120"/>
-        <w:jc w:val="center"/>
-      </w:pPr>
-      <w:r>
-        <w:drawing>
-          <wp:inline distT="0" distB="0" distL="0" distR="0">
-            <wp:extent cx="5715000" cy="3571875"/>
-            <wp:effectExtent t="0" r="0" b="0" l="0"/>
-            <wp:docPr id="2" name="01-overview" descr="Seyir home screen with marked areas" title="Seyir home screen with marked areas"/>
-            <wp:cNvGraphicFramePr>
-              <a:graphicFrameLocks xmlns:a="http://schemas.openxmlformats.org/drawingml/2006/main" noChangeAspect="1"/>
-            </wp:cNvGraphicFramePr>
-            <a:graphic xmlns:a="http://schemas.openxmlformats.org/drawingml/2006/main">
-              <a:graphicData uri="http://schemas.openxmlformats.org/drawingml/2006/picture">
-                <pic:pic xmlns:pic="http://schemas.openxmlformats.org/drawingml/2006/picture">
-                  <pic:nvPicPr>
-                    <pic:cNvPr id="0" name="" descr=""/>
-                    <pic:cNvPicPr>
-                      <a:picLocks noChangeAspect="1" noChangeArrowheads="1"/>
-                    </pic:cNvPicPr>
-                  </pic:nvPicPr>
-                  <pic:blipFill>
-                    <a:blip r:embed="rId8" cstate="none"/>
-                    <a:srcRect/>
-                    <a:stretch>
-                      <a:fillRect/>
-                    </a:stretch>
-                  </pic:blipFill>
-                  <pic:spPr bwMode="auto">
-                    <a:xfrm>
-                      <a:off x="0" y="0"/>
-                      <a:ext cx="5715000" cy="3571875"/>
-                    </a:xfrm>
-                    <a:prstGeom prst="rect">
-                      <a:avLst/>
-                    </a:prstGeom>
-                  </pic:spPr>
-                </pic:pic>
-              </a:graphicData>
-            </a:graphic>
-          </wp:inline>
-        </w:drawing>
-      </w:r>
-    </w:p>
-    <w:p>
-      <w:pPr>
-        <w:keepNext/>
-        <w:spacing w:after="120"/>
-        <w:jc w:val="center"/>
-      </w:pPr>
-      <w:r>
-        <w:rPr>
-          <w:rFonts w:ascii="Calibri" w:cs="Calibri" w:eastAsia="Calibri" w:hAnsi="Calibri"/>
-          <w:i/>
-          <w:iCs/>
-          <w:color w:val="555B6E"/>
-          <w:sz w:val="20"/>
-          <w:szCs w:val="20"/>
-        </w:rPr>
-        <w:t xml:space="preserve">Main screen: use the left menu for the Project and its sections, and the top bar for search, help and your account.</w:t>
-      </w:r>
-    </w:p>
-    <w:tbl>
-      <w:tblPr>
-        <w:tblW w:type="dxa" w:w="9638"/>
-        <w:tblBorders>
-          <w:top w:val="single" w:color="auto" w:sz="4"/>
-          <w:left w:val="single" w:color="auto" w:sz="4"/>
-          <w:bottom w:val="single" w:color="auto" w:sz="4"/>
-          <w:right w:val="single" w:color="auto" w:sz="4"/>
-          <w:insideH w:val="single" w:color="auto" w:sz="4"/>
-          <w:insideV w:val="single" w:color="auto" w:sz="4"/>
-        </w:tblBorders>
-      </w:tblPr>
-      <w:tblGrid>
-        <w:gridCol w:w="560"/>
-        <w:gridCol w:w="9078"/>
-      </w:tblGrid>
-      <w:tr>
-        <w:trPr>
-          <w:cantSplit/>
-        </w:trPr>
-        <w:tc>
-          <w:tcPr>
-            <w:tcW w:type="dxa" w:w="560"/>
-            <w:tcBorders>
-              <w:top w:val="none" w:color="FFFFFF" w:sz="0"/>
-              <w:left w:val="none" w:color="FFFFFF" w:sz="0"/>
-              <w:bottom w:val="none" w:color="FFFFFF" w:sz="0"/>
-              <w:right w:val="none" w:color="FFFFFF" w:sz="0"/>
-            </w:tcBorders>
-            <w:tcMar>
-              <w:top w:type="dxa" w:w="40"/>
-              <w:left w:type="dxa" w:w="40"/>
-              <w:bottom w:type="dxa" w:w="40"/>
-              <w:right w:type="dxa" w:w="60"/>
-            </w:tcMar>
-            <w:vAlign w:val="top"/>
-          </w:tcPr>
-          <w:p>
-            <w:pPr>
-              <w:jc w:val="center"/>
-            </w:pPr>
-            <w:r>
-              <w:rPr>
-                <w:rFonts w:ascii="Calibri" w:cs="Calibri" w:eastAsia="Calibri" w:hAnsi="Calibri"/>
-                <w:b/>
-                <w:bCs/>
-                <w:color w:val="FFFFFF"/>
-                <w:sz w:val="22"/>
-                <w:szCs w:val="22"/>
-                <w:shd w:fill="E11D48" w:color="auto" w:val="clear"/>
-              </w:rPr>
-              <w:t xml:space="preserve"> 1 </w:t>
-            </w:r>
-          </w:p>
-        </w:tc>
-        <w:tc>
-          <w:tcPr>
-            <w:tcW w:type="dxa" w:w="9078"/>
-            <w:tcBorders>
-              <w:top w:val="none" w:color="FFFFFF" w:sz="0"/>
-              <w:left w:val="none" w:color="FFFFFF" w:sz="0"/>
-              <w:bottom w:val="none" w:color="FFFFFF" w:sz="0"/>
-              <w:right w:val="none" w:color="FFFFFF" w:sz="0"/>
-            </w:tcBorders>
-            <w:tcMar>
-              <w:top w:type="dxa" w:w="40"/>
-              <w:left w:type="dxa" w:w="60"/>
-              <w:bottom w:type="dxa" w:w="40"/>
-              <w:right w:type="dxa" w:w="40"/>
-            </w:tcMar>
-          </w:tcPr>
-          <w:p>
-            <w:pPr>
-              <w:spacing w:after="0"/>
-            </w:pPr>
-            <w:r>
-              <w:rPr>
-                <w:rFonts w:ascii="Calibri" w:cs="Calibri" w:eastAsia="Calibri" w:hAnsi="Calibri"/>
-                <w:sz w:val="21"/>
-                <w:szCs w:val="21"/>
-              </w:rPr>
-              <w:t xml:space="preserve"/>
-            </w:r>
-            <w:r>
-              <w:rPr>
-                <w:rFonts w:ascii="Calibri" w:cs="Calibri" w:eastAsia="Calibri" w:hAnsi="Calibri"/>
-                <w:b/>
-                <w:bCs/>
-                <w:sz w:val="21"/>
-                <w:szCs w:val="21"/>
-              </w:rPr>
-              <w:t xml:space="preserve">Project</w:t>
-            </w:r>
-            <w:r>
-              <w:rPr>
-                <w:rFonts w:ascii="Calibri" w:cs="Calibri" w:eastAsia="Calibri" w:hAnsi="Calibri"/>
-                <w:sz w:val="21"/>
-                <w:szCs w:val="21"/>
-              </w:rPr>
-              <w:t xml:space="preserve">: The project area you work in. Click to open the sections below it.</w:t>
-            </w:r>
-          </w:p>
-        </w:tc>
-      </w:tr>
-      <w:tr>
-        <w:trPr>
-          <w:cantSplit/>
-        </w:trPr>
-        <w:tc>
-          <w:tcPr>
-            <w:tcW w:type="dxa" w:w="560"/>
-            <w:tcBorders>
-              <w:top w:val="none" w:color="FFFFFF" w:sz="0"/>
-              <w:left w:val="none" w:color="FFFFFF" w:sz="0"/>
-              <w:bottom w:val="none" w:color="FFFFFF" w:sz="0"/>
-              <w:right w:val="none" w:color="FFFFFF" w:sz="0"/>
-            </w:tcBorders>
-            <w:tcMar>
-              <w:top w:type="dxa" w:w="40"/>
-              <w:left w:type="dxa" w:w="40"/>
-              <w:bottom w:type="dxa" w:w="40"/>
-              <w:right w:type="dxa" w:w="60"/>
-            </w:tcMar>
-            <w:vAlign w:val="top"/>
-          </w:tcPr>
-          <w:p>
-            <w:pPr>
-              <w:jc w:val="center"/>
-            </w:pPr>
-            <w:r>
-              <w:rPr>
-                <w:rFonts w:ascii="Calibri" w:cs="Calibri" w:eastAsia="Calibri" w:hAnsi="Calibri"/>
-                <w:b/>
-                <w:bCs/>
-                <w:color w:val="FFFFFF"/>
-                <w:sz w:val="22"/>
-                <w:szCs w:val="22"/>
-                <w:shd w:fill="E11D48" w:color="auto" w:val="clear"/>
-              </w:rPr>
-              <w:t xml:space="preserve"> 2 </w:t>
-            </w:r>
-          </w:p>
-        </w:tc>
-        <w:tc>
-          <w:tcPr>
-            <w:tcW w:type="dxa" w:w="9078"/>
-            <w:tcBorders>
-              <w:top w:val="none" w:color="FFFFFF" w:sz="0"/>
-              <w:left w:val="none" w:color="FFFFFF" w:sz="0"/>
-              <w:bottom w:val="none" w:color="FFFFFF" w:sz="0"/>
-              <w:right w:val="none" w:color="FFFFFF" w:sz="0"/>
-            </w:tcBorders>
-            <w:tcMar>
-              <w:top w:type="dxa" w:w="40"/>
-              <w:left w:type="dxa" w:w="60"/>
-              <w:bottom w:type="dxa" w:w="40"/>
-              <w:right w:type="dxa" w:w="40"/>
-            </w:tcMar>
-          </w:tcPr>
-          <w:p>
-            <w:pPr>
-              <w:spacing w:after="0"/>
-            </w:pPr>
-            <w:r>
-              <w:rPr>
-                <w:rFonts w:ascii="Calibri" w:cs="Calibri" w:eastAsia="Calibri" w:hAnsi="Calibri"/>
-                <w:sz w:val="21"/>
-                <w:szCs w:val="21"/>
-              </w:rPr>
-              <w:t xml:space="preserve"/>
-            </w:r>
-            <w:r>
-              <w:rPr>
-                <w:rFonts w:ascii="Calibri" w:cs="Calibri" w:eastAsia="Calibri" w:hAnsi="Calibri"/>
-                <w:b/>
-                <w:bCs/>
-                <w:sz w:val="21"/>
-                <w:szCs w:val="21"/>
-              </w:rPr>
-              <w:t xml:space="preserve">Backlog and sprints</w:t>
-            </w:r>
-            <w:r>
-              <w:rPr>
-                <w:rFonts w:ascii="Calibri" w:cs="Calibri" w:eastAsia="Calibri" w:hAnsi="Calibri"/>
-                <w:sz w:val="21"/>
-                <w:szCs w:val="21"/>
-              </w:rPr>
-              <w:t xml:space="preserve">: Sprints are created and planned here.</w:t>
-            </w:r>
-          </w:p>
-        </w:tc>
-      </w:tr>
-      <w:tr>
-        <w:trPr>
-          <w:cantSplit/>
-        </w:trPr>
-        <w:tc>
-          <w:tcPr>
-            <w:tcW w:type="dxa" w:w="560"/>
-            <w:tcBorders>
-              <w:top w:val="none" w:color="FFFFFF" w:sz="0"/>
-              <w:left w:val="none" w:color="FFFFFF" w:sz="0"/>
-              <w:bottom w:val="none" w:color="FFFFFF" w:sz="0"/>
-              <w:right w:val="none" w:color="FFFFFF" w:sz="0"/>
-            </w:tcBorders>
-            <w:tcMar>
-              <w:top w:type="dxa" w:w="40"/>
-              <w:left w:type="dxa" w:w="40"/>
-              <w:bottom w:type="dxa" w:w="40"/>
-              <w:right w:type="dxa" w:w="60"/>
-            </w:tcMar>
-            <w:vAlign w:val="top"/>
-          </w:tcPr>
-          <w:p>
-            <w:pPr>
-              <w:jc w:val="center"/>
-            </w:pPr>
-            <w:r>
-              <w:rPr>
-                <w:rFonts w:ascii="Calibri" w:cs="Calibri" w:eastAsia="Calibri" w:hAnsi="Calibri"/>
-                <w:b/>
-                <w:bCs/>
-                <w:color w:val="FFFFFF"/>
-                <w:sz w:val="22"/>
-                <w:szCs w:val="22"/>
-                <w:shd w:fill="E11D48" w:color="auto" w:val="clear"/>
-              </w:rPr>
-              <w:t xml:space="preserve"> 3 </w:t>
-            </w:r>
-          </w:p>
-        </w:tc>
-        <w:tc>
-          <w:tcPr>
-            <w:tcW w:type="dxa" w:w="9078"/>
-            <w:tcBorders>
-              <w:top w:val="none" w:color="FFFFFF" w:sz="0"/>
-              <w:left w:val="none" w:color="FFFFFF" w:sz="0"/>
-              <w:bottom w:val="none" w:color="FFFFFF" w:sz="0"/>
-              <w:right w:val="none" w:color="FFFFFF" w:sz="0"/>
-            </w:tcBorders>
-            <w:tcMar>
-              <w:top w:type="dxa" w:w="40"/>
-              <w:left w:type="dxa" w:w="60"/>
-              <w:bottom w:type="dxa" w:w="40"/>
-              <w:right w:type="dxa" w:w="40"/>
-            </w:tcMar>
-          </w:tcPr>
-          <w:p>
-            <w:pPr>
-              <w:spacing w:after="0"/>
-            </w:pPr>
-            <w:r>
-              <w:rPr>
-                <w:rFonts w:ascii="Calibri" w:cs="Calibri" w:eastAsia="Calibri" w:hAnsi="Calibri"/>
-                <w:sz w:val="21"/>
-                <w:szCs w:val="21"/>
-              </w:rPr>
-              <w:t xml:space="preserve"/>
-            </w:r>
-            <w:r>
-              <w:rPr>
-                <w:rFonts w:ascii="Calibri" w:cs="Calibri" w:eastAsia="Calibri" w:hAnsi="Calibri"/>
-                <w:b/>
-                <w:bCs/>
-                <w:sz w:val="21"/>
-                <w:szCs w:val="21"/>
-              </w:rPr>
-              <w:t xml:space="preserve">Sprint board</w:t>
-            </w:r>
-            <w:r>
-              <w:rPr>
-                <w:rFonts w:ascii="Calibri" w:cs="Calibri" w:eastAsia="Calibri" w:hAnsi="Calibri"/>
-                <w:sz w:val="21"/>
-                <w:szCs w:val="21"/>
-              </w:rPr>
-              <w:t xml:space="preserve">: Shows the sprint's work in status columns (Kanban).</w:t>
-            </w:r>
-          </w:p>
-        </w:tc>
-      </w:tr>
-      <w:tr>
-        <w:trPr>
-          <w:cantSplit/>
-        </w:trPr>
-        <w:tc>
-          <w:tcPr>
-            <w:tcW w:type="dxa" w:w="560"/>
-            <w:tcBorders>
-              <w:top w:val="none" w:color="FFFFFF" w:sz="0"/>
-              <w:left w:val="none" w:color="FFFFFF" w:sz="0"/>
-              <w:bottom w:val="none" w:color="FFFFFF" w:sz="0"/>
-              <w:right w:val="none" w:color="FFFFFF" w:sz="0"/>
-            </w:tcBorders>
-            <w:tcMar>
-              <w:top w:type="dxa" w:w="40"/>
-              <w:left w:type="dxa" w:w="40"/>
-              <w:bottom w:type="dxa" w:w="40"/>
-              <w:right w:type="dxa" w:w="60"/>
-            </w:tcMar>
-            <w:vAlign w:val="top"/>
-          </w:tcPr>
-          <w:p>
-            <w:pPr>
-              <w:jc w:val="center"/>
-            </w:pPr>
-            <w:r>
-              <w:rPr>
-                <w:rFonts w:ascii="Calibri" w:cs="Calibri" w:eastAsia="Calibri" w:hAnsi="Calibri"/>
-                <w:b/>
-                <w:bCs/>
-                <w:color w:val="FFFFFF"/>
-                <w:sz w:val="22"/>
-                <w:szCs w:val="22"/>
-                <w:shd w:fill="E11D48" w:color="auto" w:val="clear"/>
-              </w:rPr>
-              <w:t xml:space="preserve"> 4 </w:t>
-            </w:r>
-          </w:p>
-        </w:tc>
-        <w:tc>
-          <w:tcPr>
-            <w:tcW w:type="dxa" w:w="9078"/>
-            <w:tcBorders>
-              <w:top w:val="none" w:color="FFFFFF" w:sz="0"/>
-              <w:left w:val="none" w:color="FFFFFF" w:sz="0"/>
-              <w:bottom w:val="none" w:color="FFFFFF" w:sz="0"/>
-              <w:right w:val="none" w:color="FFFFFF" w:sz="0"/>
-            </w:tcBorders>
-            <w:tcMar>
-              <w:top w:type="dxa" w:w="40"/>
-              <w:left w:type="dxa" w:w="60"/>
-              <w:bottom w:type="dxa" w:w="40"/>
-              <w:right w:type="dxa" w:w="40"/>
-            </w:tcMar>
-          </w:tcPr>
-          <w:p>
-            <w:pPr>
-              <w:spacing w:after="0"/>
-            </w:pPr>
-            <w:r>
-              <w:rPr>
-                <w:rFonts w:ascii="Calibri" w:cs="Calibri" w:eastAsia="Calibri" w:hAnsi="Calibri"/>
-                <w:sz w:val="21"/>
-                <w:szCs w:val="21"/>
-              </w:rPr>
-              <w:t xml:space="preserve"/>
-            </w:r>
-            <w:r>
-              <w:rPr>
-                <w:rFonts w:ascii="Calibri" w:cs="Calibri" w:eastAsia="Calibri" w:hAnsi="Calibri"/>
-                <w:b/>
-                <w:bCs/>
-                <w:sz w:val="21"/>
-                <w:szCs w:val="21"/>
-              </w:rPr>
-              <w:t xml:space="preserve">Tasks</w:t>
-            </w:r>
-            <w:r>
-              <w:rPr>
-                <w:rFonts w:ascii="Calibri" w:cs="Calibri" w:eastAsia="Calibri" w:hAnsi="Calibri"/>
-                <w:sz w:val="21"/>
-                <w:szCs w:val="21"/>
-              </w:rPr>
-              <w:t xml:space="preserve">: The Project's work list; Tasks and Sub-Tasks are added here.</w:t>
-            </w:r>
-          </w:p>
-        </w:tc>
-      </w:tr>
-      <w:tr>
-        <w:trPr>
-          <w:cantSplit/>
-        </w:trPr>
-        <w:tc>
-          <w:tcPr>
-            <w:tcW w:type="dxa" w:w="560"/>
-            <w:tcBorders>
-              <w:top w:val="none" w:color="FFFFFF" w:sz="0"/>
-              <w:left w:val="none" w:color="FFFFFF" w:sz="0"/>
-              <w:bottom w:val="none" w:color="FFFFFF" w:sz="0"/>
-              <w:right w:val="none" w:color="FFFFFF" w:sz="0"/>
-            </w:tcBorders>
-            <w:tcMar>
-              <w:top w:type="dxa" w:w="40"/>
-              <w:left w:type="dxa" w:w="40"/>
-              <w:bottom w:type="dxa" w:w="40"/>
-              <w:right w:type="dxa" w:w="60"/>
-            </w:tcMar>
-            <w:vAlign w:val="top"/>
-          </w:tcPr>
-          <w:p>
-            <w:pPr>
-              <w:jc w:val="center"/>
-            </w:pPr>
-            <w:r>
-              <w:rPr>
-                <w:rFonts w:ascii="Calibri" w:cs="Calibri" w:eastAsia="Calibri" w:hAnsi="Calibri"/>
-                <w:b/>
-                <w:bCs/>
-                <w:color w:val="FFFFFF"/>
-                <w:sz w:val="22"/>
-                <w:szCs w:val="22"/>
-                <w:shd w:fill="E11D48" w:color="auto" w:val="clear"/>
-              </w:rPr>
-              <w:t xml:space="preserve"> 5 </w:t>
-            </w:r>
-          </w:p>
-        </w:tc>
-        <w:tc>
-          <w:tcPr>
-            <w:tcW w:type="dxa" w:w="9078"/>
-            <w:tcBorders>
-              <w:top w:val="none" w:color="FFFFFF" w:sz="0"/>
-              <w:left w:val="none" w:color="FFFFFF" w:sz="0"/>
-              <w:bottom w:val="none" w:color="FFFFFF" w:sz="0"/>
-              <w:right w:val="none" w:color="FFFFFF" w:sz="0"/>
-            </w:tcBorders>
-            <w:tcMar>
-              <w:top w:type="dxa" w:w="40"/>
-              <w:left w:type="dxa" w:w="60"/>
-              <w:bottom w:type="dxa" w:w="40"/>
-              <w:right w:type="dxa" w:w="40"/>
-            </w:tcMar>
-          </w:tcPr>
-          <w:p>
-            <w:pPr>
-              <w:spacing w:after="0"/>
-            </w:pPr>
-            <w:r>
-              <w:rPr>
-                <w:rFonts w:ascii="Calibri" w:cs="Calibri" w:eastAsia="Calibri" w:hAnsi="Calibri"/>
-                <w:sz w:val="21"/>
-                <w:szCs w:val="21"/>
-              </w:rPr>
-              <w:t xml:space="preserve"/>
-            </w:r>
-            <w:r>
-              <w:rPr>
-                <w:rFonts w:ascii="Calibri" w:cs="Calibri" w:eastAsia="Calibri" w:hAnsi="Calibri"/>
-                <w:b/>
-                <w:bCs/>
-                <w:sz w:val="21"/>
-                <w:szCs w:val="21"/>
-              </w:rPr>
-              <w:t xml:space="preserve">Search</w:t>
-            </w:r>
-            <w:r>
-              <w:rPr>
-                <w:rFonts w:ascii="Calibri" w:cs="Calibri" w:eastAsia="Calibri" w:hAnsi="Calibri"/>
-                <w:sz w:val="21"/>
-                <w:szCs w:val="21"/>
-              </w:rPr>
-              <w:t xml:space="preserve">: Find a task, document or person (shortcut: Ctrl + K).</w:t>
-            </w:r>
-          </w:p>
-        </w:tc>
-      </w:tr>
-      <w:tr>
-        <w:trPr>
-          <w:cantSplit/>
-        </w:trPr>
-        <w:tc>
-          <w:tcPr>
-            <w:tcW w:type="dxa" w:w="560"/>
-            <w:tcBorders>
-              <w:top w:val="none" w:color="FFFFFF" w:sz="0"/>
-              <w:left w:val="none" w:color="FFFFFF" w:sz="0"/>
-              <w:bottom w:val="none" w:color="FFFFFF" w:sz="0"/>
-              <w:right w:val="none" w:color="FFFFFF" w:sz="0"/>
-            </w:tcBorders>
-            <w:tcMar>
-              <w:top w:type="dxa" w:w="40"/>
-              <w:left w:type="dxa" w:w="40"/>
-              <w:bottom w:type="dxa" w:w="40"/>
-              <w:right w:type="dxa" w:w="60"/>
-            </w:tcMar>
-            <w:vAlign w:val="top"/>
-          </w:tcPr>
-          <w:p>
-            <w:pPr>
-              <w:jc w:val="center"/>
-            </w:pPr>
-            <w:r>
-              <w:rPr>
-                <w:rFonts w:ascii="Calibri" w:cs="Calibri" w:eastAsia="Calibri" w:hAnsi="Calibri"/>
-                <w:b/>
-                <w:bCs/>
-                <w:color w:val="FFFFFF"/>
-                <w:sz w:val="22"/>
-                <w:szCs w:val="22"/>
-                <w:shd w:fill="E11D48" w:color="auto" w:val="clear"/>
-              </w:rPr>
-              <w:t xml:space="preserve"> 6 </w:t>
-            </w:r>
-          </w:p>
-        </w:tc>
-        <w:tc>
-          <w:tcPr>
-            <w:tcW w:type="dxa" w:w="9078"/>
-            <w:tcBorders>
-              <w:top w:val="none" w:color="FFFFFF" w:sz="0"/>
-              <w:left w:val="none" w:color="FFFFFF" w:sz="0"/>
-              <w:bottom w:val="none" w:color="FFFFFF" w:sz="0"/>
-              <w:right w:val="none" w:color="FFFFFF" w:sz="0"/>
-            </w:tcBorders>
-            <w:tcMar>
-              <w:top w:type="dxa" w:w="40"/>
-              <w:left w:type="dxa" w:w="60"/>
-              <w:bottom w:type="dxa" w:w="40"/>
-              <w:right w:type="dxa" w:w="40"/>
-            </w:tcMar>
-          </w:tcPr>
-          <w:p>
-            <w:pPr>
-              <w:spacing w:after="0"/>
-            </w:pPr>
-            <w:r>
-              <w:rPr>
-                <w:rFonts w:ascii="Calibri" w:cs="Calibri" w:eastAsia="Calibri" w:hAnsi="Calibri"/>
-                <w:sz w:val="21"/>
-                <w:szCs w:val="21"/>
-              </w:rPr>
-              <w:t xml:space="preserve"/>
-            </w:r>
-            <w:r>
-              <w:rPr>
-                <w:rFonts w:ascii="Calibri" w:cs="Calibri" w:eastAsia="Calibri" w:hAnsi="Calibri"/>
-                <w:b/>
-                <w:bCs/>
-                <w:sz w:val="21"/>
-                <w:szCs w:val="21"/>
-              </w:rPr>
-              <w:t xml:space="preserve">Help</w:t>
-            </w:r>
-            <w:r>
-              <w:rPr>
-                <w:rFonts w:ascii="Calibri" w:cs="Calibri" w:eastAsia="Calibri" w:hAnsi="Calibri"/>
-                <w:sz w:val="21"/>
-                <w:szCs w:val="21"/>
-              </w:rPr>
-              <w:t xml:space="preserve">: Open this guide at any time.</w:t>
-            </w:r>
-          </w:p>
-        </w:tc>
-      </w:tr>
-      <w:tr>
-        <w:trPr>
-          <w:cantSplit/>
-        </w:trPr>
-        <w:tc>
-          <w:tcPr>
-            <w:tcW w:type="dxa" w:w="560"/>
-            <w:tcBorders>
-              <w:top w:val="none" w:color="FFFFFF" w:sz="0"/>
-              <w:left w:val="none" w:color="FFFFFF" w:sz="0"/>
-              <w:bottom w:val="none" w:color="FFFFFF" w:sz="0"/>
-              <w:right w:val="none" w:color="FFFFFF" w:sz="0"/>
-            </w:tcBorders>
-            <w:tcMar>
-              <w:top w:type="dxa" w:w="40"/>
-              <w:left w:type="dxa" w:w="40"/>
-              <w:bottom w:type="dxa" w:w="40"/>
-              <w:right w:type="dxa" w:w="60"/>
-            </w:tcMar>
-            <w:vAlign w:val="top"/>
-          </w:tcPr>
-          <w:p>
-            <w:pPr>
-              <w:jc w:val="center"/>
-            </w:pPr>
-            <w:r>
-              <w:rPr>
-                <w:rFonts w:ascii="Calibri" w:cs="Calibri" w:eastAsia="Calibri" w:hAnsi="Calibri"/>
-                <w:b/>
-                <w:bCs/>
-                <w:color w:val="FFFFFF"/>
-                <w:sz w:val="22"/>
-                <w:szCs w:val="22"/>
-                <w:shd w:fill="E11D48" w:color="auto" w:val="clear"/>
-              </w:rPr>
-              <w:t xml:space="preserve"> 7 </w:t>
-            </w:r>
-          </w:p>
-        </w:tc>
-        <w:tc>
-          <w:tcPr>
-            <w:tcW w:type="dxa" w:w="9078"/>
-            <w:tcBorders>
-              <w:top w:val="none" w:color="FFFFFF" w:sz="0"/>
-              <w:left w:val="none" w:color="FFFFFF" w:sz="0"/>
-              <w:bottom w:val="none" w:color="FFFFFF" w:sz="0"/>
-              <w:right w:val="none" w:color="FFFFFF" w:sz="0"/>
-            </w:tcBorders>
-            <w:tcMar>
-              <w:top w:type="dxa" w:w="40"/>
-              <w:left w:type="dxa" w:w="60"/>
-              <w:bottom w:type="dxa" w:w="40"/>
-              <w:right w:type="dxa" w:w="40"/>
-            </w:tcMar>
-          </w:tcPr>
-          <w:p>
-            <w:pPr>
-              <w:spacing w:after="0"/>
-            </w:pPr>
-            <w:r>
-              <w:rPr>
-                <w:rFonts w:ascii="Calibri" w:cs="Calibri" w:eastAsia="Calibri" w:hAnsi="Calibri"/>
-                <w:sz w:val="21"/>
-                <w:szCs w:val="21"/>
-              </w:rPr>
-              <w:t xml:space="preserve"/>
-            </w:r>
-            <w:r>
-              <w:rPr>
-                <w:rFonts w:ascii="Calibri" w:cs="Calibri" w:eastAsia="Calibri" w:hAnsi="Calibri"/>
-                <w:b/>
-                <w:bCs/>
-                <w:sz w:val="21"/>
-                <w:szCs w:val="21"/>
-              </w:rPr>
-              <w:t xml:space="preserve">Account menu</w:t>
-            </w:r>
-            <w:r>
-              <w:rPr>
-                <w:rFonts w:ascii="Calibri" w:cs="Calibri" w:eastAsia="Calibri" w:hAnsi="Calibri"/>
-                <w:sz w:val="21"/>
-                <w:szCs w:val="21"/>
-              </w:rPr>
-              <w:t xml:space="preserve">: Profile, language, theme and sign out.</w:t>
-            </w:r>
-          </w:p>
-        </w:tc>
-      </w:tr>
-      <w:tr>
-        <w:trPr>
-          <w:cantSplit/>
-        </w:trPr>
-        <w:tc>
-          <w:tcPr>
-            <w:tcW w:type="dxa" w:w="560"/>
-            <w:tcBorders>
-              <w:top w:val="none" w:color="FFFFFF" w:sz="0"/>
-              <w:left w:val="none" w:color="FFFFFF" w:sz="0"/>
-              <w:bottom w:val="none" w:color="FFFFFF" w:sz="0"/>
-              <w:right w:val="none" w:color="FFFFFF" w:sz="0"/>
-            </w:tcBorders>
-            <w:tcMar>
-              <w:top w:type="dxa" w:w="40"/>
-              <w:left w:type="dxa" w:w="40"/>
-              <w:bottom w:type="dxa" w:w="40"/>
-              <w:right w:type="dxa" w:w="60"/>
-            </w:tcMar>
-            <w:vAlign w:val="top"/>
-          </w:tcPr>
-          <w:p>
-            <w:pPr>
-              <w:jc w:val="center"/>
-            </w:pPr>
-            <w:r>
-              <w:rPr>
-                <w:rFonts w:ascii="Calibri" w:cs="Calibri" w:eastAsia="Calibri" w:hAnsi="Calibri"/>
-                <w:b/>
-                <w:bCs/>
-                <w:color w:val="FFFFFF"/>
-                <w:sz w:val="22"/>
-                <w:szCs w:val="22"/>
-                <w:shd w:fill="E11D48" w:color="auto" w:val="clear"/>
-              </w:rPr>
-              <w:t xml:space="preserve"> 8 </w:t>
-            </w:r>
-          </w:p>
-        </w:tc>
-        <w:tc>
-          <w:tcPr>
-            <w:tcW w:type="dxa" w:w="9078"/>
-            <w:tcBorders>
-              <w:top w:val="none" w:color="FFFFFF" w:sz="0"/>
-              <w:left w:val="none" w:color="FFFFFF" w:sz="0"/>
-              <w:bottom w:val="none" w:color="FFFFFF" w:sz="0"/>
-              <w:right w:val="none" w:color="FFFFFF" w:sz="0"/>
-            </w:tcBorders>
-            <w:tcMar>
-              <w:top w:type="dxa" w:w="40"/>
-              <w:left w:type="dxa" w:w="60"/>
-              <w:bottom w:type="dxa" w:w="40"/>
-              <w:right w:type="dxa" w:w="40"/>
-            </w:tcMar>
-          </w:tcPr>
-          <w:p>
-            <w:pPr>
-              <w:spacing w:after="0"/>
-            </w:pPr>
-            <w:r>
-              <w:rPr>
-                <w:rFonts w:ascii="Calibri" w:cs="Calibri" w:eastAsia="Calibri" w:hAnsi="Calibri"/>
-                <w:sz w:val="21"/>
-                <w:szCs w:val="21"/>
-              </w:rPr>
-              <w:t xml:space="preserve"/>
-            </w:r>
-            <w:r>
-              <w:rPr>
-                <w:rFonts w:ascii="Calibri" w:cs="Calibri" w:eastAsia="Calibri" w:hAnsi="Calibri"/>
-                <w:b/>
-                <w:bCs/>
-                <w:sz w:val="21"/>
-                <w:szCs w:val="21"/>
-              </w:rPr>
-              <w:t xml:space="preserve">New item row</w:t>
-            </w:r>
-            <w:r>
-              <w:rPr>
-                <w:rFonts w:ascii="Calibri" w:cs="Calibri" w:eastAsia="Calibri" w:hAnsi="Calibri"/>
-                <w:sz w:val="21"/>
-                <w:szCs w:val="21"/>
-              </w:rPr>
-              <w:t xml:space="preserve">: Type a title and press Enter to add a task.</w:t>
-            </w:r>
-          </w:p>
-        </w:tc>
-      </w:tr>
-    </w:tbl>
-    <w:p>
-      <w:pPr>
-        <w:spacing w:after="200"/>
-      </w:pPr>
-    </w:p>
     <w:tbl>
       <w:tblPr>
         <w:tblW w:type="dxa" w:w="9638"/>
@@ -4831,7 +2187,7 @@
         <w:pStyle w:val="ListParagraph"/>
         <w:numPr>
           <w:ilvl w:val="0"/>
-          <w:numId w:val="3"/>
+          <w:numId w:val="2"/>
         </w:numPr>
         <w:spacing w:after="100" w:line="290"/>
       </w:pPr>
@@ -4903,7 +2259,7 @@
         <w:pStyle w:val="ListParagraph"/>
         <w:numPr>
           <w:ilvl w:val="0"/>
-          <w:numId w:val="3"/>
+          <w:numId w:val="2"/>
         </w:numPr>
         <w:spacing w:after="100" w:line="290"/>
       </w:pPr>
@@ -4939,7 +2295,7 @@
         <w:pStyle w:val="ListParagraph"/>
         <w:numPr>
           <w:ilvl w:val="0"/>
-          <w:numId w:val="3"/>
+          <w:numId w:val="2"/>
         </w:numPr>
         <w:spacing w:after="100" w:line="290"/>
       </w:pPr>
@@ -4975,7 +2331,7 @@
         <w:pStyle w:val="ListParagraph"/>
         <w:numPr>
           <w:ilvl w:val="0"/>
-          <w:numId w:val="3"/>
+          <w:numId w:val="2"/>
         </w:numPr>
         <w:spacing w:after="100" w:line="290"/>
       </w:pPr>
@@ -5047,7 +2403,7 @@
         <w:pStyle w:val="ListParagraph"/>
         <w:numPr>
           <w:ilvl w:val="0"/>
-          <w:numId w:val="3"/>
+          <w:numId w:val="2"/>
         </w:numPr>
         <w:spacing w:after="100" w:line="290"/>
       </w:pPr>
@@ -5094,7 +2450,7 @@
           <wp:inline distT="0" distB="0" distL="0" distR="0">
             <wp:extent cx="3724275" cy="4095750"/>
             <wp:effectExtent t="0" r="0" b="0" l="0"/>
-            <wp:docPr id="3" name="02-space-create" descr="New Project dialog" title="New Project dialog"/>
+            <wp:docPr id="2" name="02-space-create" descr="New Project dialog" title="New Project dialog"/>
             <wp:cNvGraphicFramePr>
               <a:graphicFrameLocks xmlns:a="http://schemas.openxmlformats.org/drawingml/2006/main" noChangeAspect="1"/>
             </wp:cNvGraphicFramePr>
@@ -5608,7 +2964,7 @@
         <w:pStyle w:val="ListParagraph"/>
         <w:numPr>
           <w:ilvl w:val="0"/>
-          <w:numId w:val="2"/>
+          <w:numId w:val="3"/>
         </w:numPr>
         <w:spacing w:after="80" w:line="290"/>
       </w:pPr>
@@ -5626,7 +2982,7 @@
         <w:pStyle w:val="ListParagraph"/>
         <w:numPr>
           <w:ilvl w:val="0"/>
-          <w:numId w:val="2"/>
+          <w:numId w:val="3"/>
         </w:numPr>
         <w:spacing w:after="80" w:line="290"/>
       </w:pPr>
@@ -5644,7 +3000,7 @@
         <w:pStyle w:val="ListParagraph"/>
         <w:numPr>
           <w:ilvl w:val="0"/>
-          <w:numId w:val="2"/>
+          <w:numId w:val="3"/>
         </w:numPr>
         <w:spacing w:after="80" w:line="290"/>
       </w:pPr>
@@ -5835,7 +3191,7 @@
           <wp:inline distT="0" distB="0" distL="0" distR="0">
             <wp:extent cx="5715000" cy="3571875"/>
             <wp:effectExtent t="0" r="0" b="0" l="0"/>
-            <wp:docPr id="4" name="09-epic-create" descr="Add row for an Epic" title="Add row for an Epic"/>
+            <wp:docPr id="3" name="09-epic-create" descr="Add row for an Epic" title="Add row for an Epic"/>
             <wp:cNvGraphicFramePr>
               <a:graphicFrameLocks xmlns:a="http://schemas.openxmlformats.org/drawingml/2006/main" noChangeAspect="1"/>
             </wp:cNvGraphicFramePr>
@@ -6554,7 +3910,7 @@
           <wp:inline distT="0" distB="0" distL="0" distR="0">
             <wp:extent cx="5715000" cy="3571875"/>
             <wp:effectExtent t="0" r="0" b="0" l="0"/>
-            <wp:docPr id="5" name="18-epic-promote-menu" descr="Convert to Epic option in the Task row menu" title="Convert to Epic option in the Task row menu"/>
+            <wp:docPr id="4" name="18-epic-promote-menu" descr="Convert to Epic option in the Task row menu" title="Convert to Epic option in the Task row menu"/>
             <wp:cNvGraphicFramePr>
               <a:graphicFrameLocks xmlns:a="http://schemas.openxmlformats.org/drawingml/2006/main" noChangeAspect="1"/>
             </wp:cNvGraphicFramePr>
@@ -6817,7 +4173,7 @@
           <wp:inline distT="0" distB="0" distL="0" distR="0">
             <wp:extent cx="4791075" cy="3200400"/>
             <wp:effectExtent t="0" r="0" b="0" l="0"/>
-            <wp:docPr id="6" name="19-epic-promote-dialog" descr="Convert to Epic confirmation dialog" title="Convert to Epic confirmation dialog"/>
+            <wp:docPr id="5" name="19-epic-promote-dialog" descr="Convert to Epic confirmation dialog" title="Convert to Epic confirmation dialog"/>
             <wp:cNvGraphicFramePr>
               <a:graphicFrameLocks xmlns:a="http://schemas.openxmlformats.org/drawingml/2006/main" noChangeAspect="1"/>
             </wp:cNvGraphicFramePr>
@@ -7168,7 +4524,7 @@
           <wp:inline distT="0" distB="0" distL="0" distR="0">
             <wp:extent cx="5715000" cy="3571875"/>
             <wp:effectExtent t="0" r="0" b="0" l="0"/>
-            <wp:docPr id="7" name="20-epic-result" descr="The list after the conversion" title="The list after the conversion"/>
+            <wp:docPr id="6" name="20-epic-result" descr="The list after the conversion" title="The list after the conversion"/>
             <wp:cNvGraphicFramePr>
               <a:graphicFrameLocks xmlns:a="http://schemas.openxmlformats.org/drawingml/2006/main" noChangeAspect="1"/>
             </wp:cNvGraphicFramePr>
@@ -8453,7 +5809,7 @@
           <wp:inline distT="0" distB="0" distL="0" distR="0">
             <wp:extent cx="5715000" cy="3571875"/>
             <wp:effectExtent t="0" r="0" b="0" l="0"/>
-            <wp:docPr id="8" name="10-task-create" descr="Quick add row for a Task" title="Quick add row for a Task"/>
+            <wp:docPr id="7" name="10-task-create" descr="Quick add row for a Task" title="Quick add row for a Task"/>
             <wp:cNvGraphicFramePr>
               <a:graphicFrameLocks xmlns:a="http://schemas.openxmlformats.org/drawingml/2006/main" noChangeAspect="1"/>
             </wp:cNvGraphicFramePr>
@@ -9068,7 +6424,7 @@
           <wp:inline distT="0" distB="0" distL="0" distR="0">
             <wp:extent cx="5353050" cy="4095750"/>
             <wp:effectExtent t="0" r="0" b="0" l="0"/>
-            <wp:docPr id="9" name="11-task-edit" descr="Task detail panel and editable fields" title="Task detail panel and editable fields"/>
+            <wp:docPr id="8" name="11-task-edit" descr="Task detail panel and editable fields" title="Task detail panel and editable fields"/>
             <wp:cNvGraphicFramePr>
               <a:graphicFrameLocks xmlns:a="http://schemas.openxmlformats.org/drawingml/2006/main" noChangeAspect="1"/>
             </wp:cNvGraphicFramePr>
@@ -10828,7 +8184,7 @@
           <wp:inline distT="0" distB="0" distL="0" distR="0">
             <wp:extent cx="5715000" cy="3571875"/>
             <wp:effectExtent t="0" r="0" b="0" l="0"/>
-            <wp:docPr id="10" name="17-task-status" descr="Changing the status from the list" title="Changing the status from the list"/>
+            <wp:docPr id="9" name="17-task-status" descr="Changing the status from the list" title="Changing the status from the list"/>
             <wp:cNvGraphicFramePr>
               <a:graphicFrameLocks xmlns:a="http://schemas.openxmlformats.org/drawingml/2006/main" noChangeAspect="1"/>
             </wp:cNvGraphicFramePr>
@@ -11679,7 +9035,7 @@
           <wp:inline distT="0" distB="0" distL="0" distR="0">
             <wp:extent cx="5715000" cy="3571875"/>
             <wp:effectExtent t="0" r="0" b="0" l="0"/>
-            <wp:docPr id="11" name="12-subtask-menu" descr="Add sub-item option in the task row menu" title="Add sub-item option in the task row menu"/>
+            <wp:docPr id="10" name="12-subtask-menu" descr="Add sub-item option in the task row menu" title="Add sub-item option in the task row menu"/>
             <wp:cNvGraphicFramePr>
               <a:graphicFrameLocks xmlns:a="http://schemas.openxmlformats.org/drawingml/2006/main" noChangeAspect="1"/>
             </wp:cNvGraphicFramePr>
@@ -11942,7 +9298,7 @@
           <wp:inline distT="0" distB="0" distL="0" distR="0">
             <wp:extent cx="5715000" cy="3571875"/>
             <wp:effectExtent t="0" r="0" b="0" l="0"/>
-            <wp:docPr id="12" name="13-subtask-create" descr="Sub-task add row" title="Sub-task add row"/>
+            <wp:docPr id="11" name="13-subtask-create" descr="Sub-task add row" title="Sub-task add row"/>
             <wp:cNvGraphicFramePr>
               <a:graphicFrameLocks xmlns:a="http://schemas.openxmlformats.org/drawingml/2006/main" noChangeAspect="1"/>
             </wp:cNvGraphicFramePr>
@@ -12293,7 +9649,7 @@
           <wp:inline distT="0" distB="0" distL="0" distR="0">
             <wp:extent cx="5715000" cy="3571875"/>
             <wp:effectExtent t="0" r="0" b="0" l="0"/>
-            <wp:docPr id="13" name="14-subtask-list" descr="Sub-tasks listed under the parent" title="Sub-tasks listed under the parent"/>
+            <wp:docPr id="12" name="14-subtask-list" descr="Sub-tasks listed under the parent" title="Sub-tasks listed under the parent"/>
             <wp:cNvGraphicFramePr>
               <a:graphicFrameLocks xmlns:a="http://schemas.openxmlformats.org/drawingml/2006/main" noChangeAspect="1"/>
             </wp:cNvGraphicFramePr>
@@ -12993,7 +10349,7 @@
           <wp:inline distT="0" distB="0" distL="0" distR="0">
             <wp:extent cx="5715000" cy="3571875"/>
             <wp:effectExtent t="0" r="0" b="0" l="0"/>
-            <wp:docPr id="14" name="15-subtask-edit" descr="Sub-task detail page" title="Sub-task detail page"/>
+            <wp:docPr id="13" name="15-subtask-edit" descr="Sub-task detail page" title="Sub-task detail page"/>
             <wp:cNvGraphicFramePr>
               <a:graphicFrameLocks xmlns:a="http://schemas.openxmlformats.org/drawingml/2006/main" noChangeAspect="1"/>
             </wp:cNvGraphicFramePr>
@@ -13445,7 +10801,7 @@
           <wp:inline distT="0" distB="0" distL="0" distR="0">
             <wp:extent cx="5715000" cy="3571875"/>
             <wp:effectExtent t="0" r="0" b="0" l="0"/>
-            <wp:docPr id="15" name="16-task-rollup" descr="Sub-task total on the parent" title="Sub-task total on the parent"/>
+            <wp:docPr id="14" name="16-task-rollup" descr="Sub-task total on the parent" title="Sub-task total on the parent"/>
             <wp:cNvGraphicFramePr>
               <a:graphicFrameLocks xmlns:a="http://schemas.openxmlformats.org/drawingml/2006/main" noChangeAspect="1"/>
             </wp:cNvGraphicFramePr>
@@ -13790,7 +11146,7 @@
         <w:pStyle w:val="ListParagraph"/>
         <w:numPr>
           <w:ilvl w:val="0"/>
-          <w:numId w:val="2"/>
+          <w:numId w:val="3"/>
         </w:numPr>
         <w:spacing w:after="80" w:line="290"/>
       </w:pPr>
@@ -13826,7 +11182,7 @@
         <w:pStyle w:val="ListParagraph"/>
         <w:numPr>
           <w:ilvl w:val="0"/>
-          <w:numId w:val="2"/>
+          <w:numId w:val="3"/>
         </w:numPr>
         <w:spacing w:after="80" w:line="290"/>
       </w:pPr>
@@ -13862,7 +11218,7 @@
         <w:pStyle w:val="ListParagraph"/>
         <w:numPr>
           <w:ilvl w:val="0"/>
-          <w:numId w:val="2"/>
+          <w:numId w:val="3"/>
         </w:numPr>
         <w:spacing w:after="80" w:line="290"/>
       </w:pPr>
@@ -14191,7 +11547,7 @@
           <wp:inline distT="0" distB="0" distL="0" distR="0">
             <wp:extent cx="5715000" cy="3571875"/>
             <wp:effectExtent t="0" r="0" b="0" l="0"/>
-            <wp:docPr id="16" name="28-dnd" descr="Dragging a Task over a target Task, with the Detach area" title="Dragging a Task over a target Task, with the Detach area"/>
+            <wp:docPr id="15" name="28-dnd" descr="Dragging a Task over a target Task, with the Detach area" title="Dragging a Task over a target Task, with the Detach area"/>
             <wp:cNvGraphicFramePr>
               <a:graphicFrameLocks xmlns:a="http://schemas.openxmlformats.org/drawingml/2006/main" noChangeAspect="1"/>
             </wp:cNvGraphicFramePr>
@@ -14587,7 +11943,7 @@
           <wp:inline distT="0" distB="0" distL="0" distR="0">
             <wp:extent cx="5715000" cy="3571875"/>
             <wp:effectExtent t="0" r="0" b="0" l="0"/>
-            <wp:docPr id="17" name="20-backlog" descr="Backlog and sprints page" title="Backlog and sprints page"/>
+            <wp:docPr id="16" name="20-backlog" descr="Backlog and sprints page" title="Backlog and sprints page"/>
             <wp:cNvGraphicFramePr>
               <a:graphicFrameLocks xmlns:a="http://schemas.openxmlformats.org/drawingml/2006/main" noChangeAspect="1"/>
             </wp:cNvGraphicFramePr>
@@ -15195,7 +12551,7 @@
           <wp:inline distT="0" distB="0" distL="0" distR="0">
             <wp:extent cx="4552950" cy="4095750"/>
             <wp:effectExtent t="0" r="0" b="0" l="0"/>
-            <wp:docPr id="18" name="21-sprint-create" descr="New sprint dialog" title="New sprint dialog"/>
+            <wp:docPr id="17" name="21-sprint-create" descr="New sprint dialog" title="New sprint dialog"/>
             <wp:cNvGraphicFramePr>
               <a:graphicFrameLocks xmlns:a="http://schemas.openxmlformats.org/drawingml/2006/main" noChangeAspect="1"/>
             </wp:cNvGraphicFramePr>
@@ -16494,7 +13850,7 @@
           <wp:inline distT="0" distB="0" distL="0" distR="0">
             <wp:extent cx="5715000" cy="3571875"/>
             <wp:effectExtent t="0" r="0" b="0" l="0"/>
-            <wp:docPr id="19" name="22-sprint-move" descr="Menu to move a task into a sprint" title="Menu to move a task into a sprint"/>
+            <wp:docPr id="18" name="22-sprint-move" descr="Menu to move a task into a sprint" title="Menu to move a task into a sprint"/>
             <wp:cNvGraphicFramePr>
               <a:graphicFrameLocks xmlns:a="http://schemas.openxmlformats.org/drawingml/2006/main" noChangeAspect="1"/>
             </wp:cNvGraphicFramePr>
@@ -16769,7 +14125,7 @@
         <w:pStyle w:val="ListParagraph"/>
         <w:numPr>
           <w:ilvl w:val="0"/>
-          <w:numId w:val="2"/>
+          <w:numId w:val="3"/>
         </w:numPr>
         <w:spacing w:after="80" w:line="290"/>
       </w:pPr>
@@ -16805,7 +14161,7 @@
         <w:pStyle w:val="ListParagraph"/>
         <w:numPr>
           <w:ilvl w:val="0"/>
-          <w:numId w:val="2"/>
+          <w:numId w:val="3"/>
         </w:numPr>
         <w:spacing w:after="80" w:line="290"/>
       </w:pPr>
@@ -16859,7 +14215,7 @@
         <w:pStyle w:val="ListParagraph"/>
         <w:numPr>
           <w:ilvl w:val="0"/>
-          <w:numId w:val="2"/>
+          <w:numId w:val="3"/>
         </w:numPr>
         <w:spacing w:after="80" w:line="290"/>
       </w:pPr>
@@ -17134,7 +14490,7 @@
           <wp:inline distT="0" distB="0" distL="0" distR="0">
             <wp:extent cx="5715000" cy="3571875"/>
             <wp:effectExtent t="0" r="0" b="0" l="0"/>
-            <wp:docPr id="20" name="23-sprint-menu" descr="Sprint menu" title="Sprint menu"/>
+            <wp:docPr id="19" name="23-sprint-menu" descr="Sprint menu" title="Sprint menu"/>
             <wp:cNvGraphicFramePr>
               <a:graphicFrameLocks xmlns:a="http://schemas.openxmlformats.org/drawingml/2006/main" noChangeAspect="1"/>
             </wp:cNvGraphicFramePr>
@@ -17503,7 +14859,7 @@
           <wp:inline distT="0" distB="0" distL="0" distR="0">
             <wp:extent cx="4552950" cy="4095750"/>
             <wp:effectExtent t="0" r="0" b="0" l="0"/>
-            <wp:docPr id="21" name="24-sprint-edit" descr="Edit sprint dialog" title="Edit sprint dialog"/>
+            <wp:docPr id="20" name="24-sprint-edit" descr="Edit sprint dialog" title="Edit sprint dialog"/>
             <wp:cNvGraphicFramePr>
               <a:graphicFrameLocks xmlns:a="http://schemas.openxmlformats.org/drawingml/2006/main" noChangeAspect="1"/>
             </wp:cNvGraphicFramePr>
@@ -17955,7 +15311,7 @@
           <wp:inline distT="0" distB="0" distL="0" distR="0">
             <wp:extent cx="5715000" cy="1743075"/>
             <wp:effectExtent t="0" r="0" b="0" l="0"/>
-            <wp:docPr id="22" name="25-sprint-header" descr="Sprint header and summary panel" title="Sprint header and summary panel"/>
+            <wp:docPr id="21" name="25-sprint-header" descr="Sprint header and summary panel" title="Sprint header and summary panel"/>
             <wp:cNvGraphicFramePr>
               <a:graphicFrameLocks xmlns:a="http://schemas.openxmlformats.org/drawingml/2006/main" noChangeAspect="1"/>
             </wp:cNvGraphicFramePr>
@@ -18494,7 +15850,7 @@
         <w:pStyle w:val="ListParagraph"/>
         <w:numPr>
           <w:ilvl w:val="0"/>
-          <w:numId w:val="2"/>
+          <w:numId w:val="3"/>
         </w:numPr>
         <w:spacing w:after="80" w:line="290"/>
       </w:pPr>
@@ -18530,7 +15886,7 @@
         <w:pStyle w:val="ListParagraph"/>
         <w:numPr>
           <w:ilvl w:val="0"/>
-          <w:numId w:val="2"/>
+          <w:numId w:val="3"/>
         </w:numPr>
         <w:spacing w:after="80" w:line="290"/>
       </w:pPr>
@@ -18602,7 +15958,7 @@
         <w:pStyle w:val="ListParagraph"/>
         <w:numPr>
           <w:ilvl w:val="0"/>
-          <w:numId w:val="2"/>
+          <w:numId w:val="3"/>
         </w:numPr>
         <w:spacing w:after="80" w:line="290"/>
       </w:pPr>
@@ -18638,7 +15994,7 @@
         <w:pStyle w:val="ListParagraph"/>
         <w:numPr>
           <w:ilvl w:val="0"/>
-          <w:numId w:val="2"/>
+          <w:numId w:val="3"/>
         </w:numPr>
         <w:spacing w:after="80" w:line="290"/>
       </w:pPr>
@@ -18872,7 +16228,7 @@
           <wp:inline distT="0" distB="0" distL="0" distR="0">
             <wp:extent cx="5715000" cy="3571875"/>
             <wp:effectExtent t="0" r="0" b="0" l="0"/>
-            <wp:docPr id="23" name="26-board" descr="Sprint board (Kanban)" title="Sprint board (Kanban)"/>
+            <wp:docPr id="22" name="26-board" descr="Sprint board (Kanban)" title="Sprint board (Kanban)"/>
             <wp:cNvGraphicFramePr>
               <a:graphicFrameLocks xmlns:a="http://schemas.openxmlformats.org/drawingml/2006/main" noChangeAspect="1"/>
             </wp:cNvGraphicFramePr>
@@ -19323,7 +16679,7 @@
         <w:pStyle w:val="ListParagraph"/>
         <w:numPr>
           <w:ilvl w:val="0"/>
-          <w:numId w:val="2"/>
+          <w:numId w:val="3"/>
         </w:numPr>
         <w:spacing w:after="80" w:line="290"/>
       </w:pPr>
@@ -19377,7 +16733,7 @@
         <w:pStyle w:val="ListParagraph"/>
         <w:numPr>
           <w:ilvl w:val="0"/>
-          <w:numId w:val="2"/>
+          <w:numId w:val="3"/>
         </w:numPr>
         <w:spacing w:after="80" w:line="290"/>
       </w:pPr>
@@ -19449,7 +16805,7 @@
         <w:pStyle w:val="ListParagraph"/>
         <w:numPr>
           <w:ilvl w:val="0"/>
-          <w:numId w:val="2"/>
+          <w:numId w:val="3"/>
         </w:numPr>
         <w:spacing w:after="80" w:line="290"/>
       </w:pPr>
@@ -19981,7 +17337,7 @@
           <wp:inline distT="0" distB="0" distL="0" distR="0">
             <wp:extent cx="5715000" cy="3571875"/>
             <wp:effectExtent t="0" r="0" b="0" l="0"/>
-            <wp:docPr id="24" name="27-bugs" descr="The Bugs screen" title="The Bugs screen"/>
+            <wp:docPr id="23" name="27-bugs" descr="The Bugs screen" title="The Bugs screen"/>
             <wp:cNvGraphicFramePr>
               <a:graphicFrameLocks xmlns:a="http://schemas.openxmlformats.org/drawingml/2006/main" noChangeAspect="1"/>
             </wp:cNvGraphicFramePr>
@@ -20882,7 +18238,7 @@
           <wp:inline distT="0" distB="0" distL="0" distR="0">
             <wp:extent cx="5715000" cy="3571875"/>
             <wp:effectExtent t="0" r="0" b="0" l="0"/>
-            <wp:docPr id="25" name="22-new-menu" descr="The New menu" title="The New menu"/>
+            <wp:docPr id="24" name="22-new-menu" descr="The New menu" title="The New menu"/>
             <wp:cNvGraphicFramePr>
               <a:graphicFrameLocks xmlns:a="http://schemas.openxmlformats.org/drawingml/2006/main" noChangeAspect="1"/>
             </wp:cNvGraphicFramePr>
@@ -21747,7 +19103,7 @@
           <wp:inline distT="0" distB="0" distL="0" distR="0">
             <wp:extent cx="4838700" cy="4095750"/>
             <wp:effectExtent t="0" r="0" b="0" l="0"/>
-            <wp:docPr id="26" name="23-share" descr="The Sharing and permissions window" title="The Sharing and permissions window"/>
+            <wp:docPr id="25" name="23-share" descr="The Sharing and permissions window" title="The Sharing and permissions window"/>
             <wp:cNvGraphicFramePr>
               <a:graphicFrameLocks xmlns:a="http://schemas.openxmlformats.org/drawingml/2006/main" noChangeAspect="1"/>
             </wp:cNvGraphicFramePr>
@@ -22607,7 +19963,7 @@
           <wp:inline distT="0" distB="0" distL="0" distR="0">
             <wp:extent cx="5715000" cy="3571875"/>
             <wp:effectExtent t="0" r="0" b="0" l="0"/>
-            <wp:docPr id="27" name="24-roles" descr="The roles and permissions table" title="The roles and permissions table"/>
+            <wp:docPr id="26" name="24-roles" descr="The roles and permissions table" title="The roles and permissions table"/>
             <wp:cNvGraphicFramePr>
               <a:graphicFrameLocks xmlns:a="http://schemas.openxmlformats.org/drawingml/2006/main" noChangeAspect="1"/>
             </wp:cNvGraphicFramePr>
@@ -23137,7 +20493,7 @@
         <w:pStyle w:val="ListParagraph"/>
         <w:numPr>
           <w:ilvl w:val="0"/>
-          <w:numId w:val="2"/>
+          <w:numId w:val="3"/>
         </w:numPr>
         <w:spacing w:after="80" w:line="290"/>
       </w:pPr>
@@ -23191,7 +20547,7 @@
         <w:pStyle w:val="ListParagraph"/>
         <w:numPr>
           <w:ilvl w:val="0"/>
-          <w:numId w:val="2"/>
+          <w:numId w:val="3"/>
         </w:numPr>
         <w:spacing w:after="80" w:line="290"/>
       </w:pPr>
@@ -23245,7 +20601,7 @@
         <w:pStyle w:val="ListParagraph"/>
         <w:numPr>
           <w:ilvl w:val="0"/>
-          <w:numId w:val="2"/>
+          <w:numId w:val="3"/>
         </w:numPr>
         <w:spacing w:after="80" w:line="290"/>
       </w:pPr>
@@ -23281,7 +20637,7 @@
         <w:pStyle w:val="ListParagraph"/>
         <w:numPr>
           <w:ilvl w:val="0"/>
-          <w:numId w:val="2"/>
+          <w:numId w:val="3"/>
         </w:numPr>
         <w:spacing w:after="80" w:line="290"/>
       </w:pPr>
@@ -23628,7 +20984,7 @@
           <wp:inline distT="0" distB="0" distL="0" distR="0">
             <wp:extent cx="5715000" cy="3571875"/>
             <wp:effectExtent t="0" r="0" b="0" l="0"/>
-            <wp:docPr id="28" name="25-kanban" descr="The Project Kanban board" title="The Project Kanban board"/>
+            <wp:docPr id="27" name="25-kanban" descr="The Project Kanban board" title="The Project Kanban board"/>
             <wp:cNvGraphicFramePr>
               <a:graphicFrameLocks xmlns:a="http://schemas.openxmlformats.org/drawingml/2006/main" noChangeAspect="1"/>
             </wp:cNvGraphicFramePr>
@@ -24851,7 +22207,7 @@
         <w:pStyle w:val="ListParagraph"/>
         <w:numPr>
           <w:ilvl w:val="0"/>
-          <w:numId w:val="2"/>
+          <w:numId w:val="3"/>
         </w:numPr>
         <w:spacing w:after="80" w:line="290"/>
       </w:pPr>
@@ -24887,7 +22243,7 @@
         <w:pStyle w:val="ListParagraph"/>
         <w:numPr>
           <w:ilvl w:val="0"/>
-          <w:numId w:val="2"/>
+          <w:numId w:val="3"/>
         </w:numPr>
         <w:spacing w:after="80" w:line="290"/>
       </w:pPr>
@@ -24923,7 +22279,7 @@
         <w:pStyle w:val="ListParagraph"/>
         <w:numPr>
           <w:ilvl w:val="0"/>
-          <w:numId w:val="2"/>
+          <w:numId w:val="3"/>
         </w:numPr>
         <w:spacing w:after="80" w:line="290"/>
       </w:pPr>
@@ -24959,7 +22315,7 @@
         <w:pStyle w:val="ListParagraph"/>
         <w:numPr>
           <w:ilvl w:val="0"/>
-          <w:numId w:val="2"/>
+          <w:numId w:val="3"/>
         </w:numPr>
         <w:spacing w:after="80" w:line="290"/>
       </w:pPr>
@@ -24995,7 +22351,7 @@
         <w:pStyle w:val="ListParagraph"/>
         <w:numPr>
           <w:ilvl w:val="0"/>
-          <w:numId w:val="2"/>
+          <w:numId w:val="3"/>
         </w:numPr>
         <w:spacing w:after="80" w:line="290"/>
       </w:pPr>
@@ -25031,7 +22387,7 @@
         <w:pStyle w:val="ListParagraph"/>
         <w:numPr>
           <w:ilvl w:val="0"/>
-          <w:numId w:val="2"/>
+          <w:numId w:val="3"/>
         </w:numPr>
         <w:spacing w:after="80" w:line="290"/>
       </w:pPr>
@@ -25085,7 +22441,7 @@
         <w:pStyle w:val="ListParagraph"/>
         <w:numPr>
           <w:ilvl w:val="0"/>
-          <w:numId w:val="2"/>
+          <w:numId w:val="3"/>
         </w:numPr>
         <w:spacing w:after="80" w:line="290"/>
       </w:pPr>
@@ -25121,7 +22477,7 @@
         <w:pStyle w:val="ListParagraph"/>
         <w:numPr>
           <w:ilvl w:val="0"/>
-          <w:numId w:val="2"/>
+          <w:numId w:val="3"/>
         </w:numPr>
         <w:spacing w:after="80" w:line="290"/>
       </w:pPr>
@@ -25734,13 +23090,13 @@
     </w:lvlOverride>
   </w:num>
   <w:num w:numId="2">
-    <w:abstractNumId w:val="2"/>
+    <w:abstractNumId w:val="3"/>
     <w:lvlOverride w:ilvl="0">
       <w:startOverride w:val="1"/>
     </w:lvlOverride>
   </w:num>
   <w:num w:numId="3">
-    <w:abstractNumId w:val="3"/>
+    <w:abstractNumId w:val="2"/>
     <w:lvlOverride w:ilvl="0">
       <w:startOverride w:val="1"/>
     </w:lvlOverride>

--- a/apps/web/public/help/Egebis-Seyir-User-Guide.docx
+++ b/apps/web/public/help/Egebis-Seyir-User-Guide.docx
@@ -14153,7 +14153,7 @@
           <w:sz w:val="22"/>
           <w:szCs w:val="22"/>
         </w:rPr>
-        <w:t xml:space="preserve"> grab the handle at the left of the row and drop it on a sprint section. Moving between sprints and from a sprint back to the Backlog works the same way.</w:t>
+        <w:t xml:space="preserve"> grab the Task row anywhere (an empty spot) and drop it on a sprint section. Moving between sprints and from a sprint back to the Backlog works the same way. A purple line shows where it will land; pull the row to the right and it becomes a Sub-Task of the Task you drop it on.</w:t>
       </w:r>
     </w:p>
     <w:p>
